--- a/eng/docx/39.content.docx
+++ b/eng/docx/39.content.docx
@@ -695,6 +695,20 @@
       </w:r>
       <w:r>
         <w:rPr>
+          <w:lang w:val="en_US" w:bidi="en_US"/>
+        </w:rPr>
+        <w:t>מַשָּׂ֥א דְבַר־יְהוָ֖ה</w:t>
+      </w:r>
+    </w:p>
+    <w:p>
+      <w:pPr/>
+      <w:r>
+        <w:rPr>
+          <w:lang w:val="en_US" w:bidi="en_US"/>
+        </w:rPr>
+      </w:r>
+      <w:r>
+        <w:rPr>
           <w:b/>
           <w:lang w:val="en_US" w:bidi="en_US"/>
         </w:rPr>
@@ -804,6 +818,20 @@
       </w:r>
       <w:r>
         <w:rPr>
+          <w:lang w:val="en_US" w:bidi="en_US"/>
+        </w:rPr>
+        <w:t>דְבַר־יְהוָ֖ה</w:t>
+      </w:r>
+    </w:p>
+    <w:p>
+      <w:pPr/>
+      <w:r>
+        <w:rPr>
+          <w:lang w:val="en_US" w:bidi="en_US"/>
+        </w:rPr>
+      </w:r>
+      <w:r>
+        <w:rPr>
           <w:b/>
           <w:lang w:val="en_US" w:bidi="en_US"/>
         </w:rPr>
@@ -900,6 +928,20 @@
       </w:r>
       <w:r>
         <w:rPr>
+          <w:lang w:val="en_US" w:bidi="en_US"/>
+        </w:rPr>
+        <w:t>אֶל־יִשְׂרָאֵ֑ל</w:t>
+      </w:r>
+    </w:p>
+    <w:p>
+      <w:pPr/>
+      <w:r>
+        <w:rPr>
+          <w:lang w:val="en_US" w:bidi="en_US"/>
+        </w:rPr>
+      </w:r>
+      <w:r>
+        <w:rPr>
           <w:b/>
           <w:lang w:val="en_US" w:bidi="en_US"/>
         </w:rPr>
@@ -996,6 +1038,20 @@
       </w:r>
       <w:r>
         <w:rPr>
+          <w:lang w:val="en_US" w:bidi="en_US"/>
+        </w:rPr>
+        <w:t>בְּ⁠יַ֖ד</w:t>
+      </w:r>
+    </w:p>
+    <w:p>
+      <w:pPr/>
+      <w:r>
+        <w:rPr>
+          <w:lang w:val="en_US" w:bidi="en_US"/>
+        </w:rPr>
+      </w:r>
+      <w:r>
+        <w:rPr>
           <w:b/>
           <w:lang w:val="en_US" w:bidi="en_US"/>
         </w:rPr>
@@ -1092,6 +1148,20 @@
       </w:r>
       <w:r>
         <w:rPr>
+          <w:lang w:val="en_US" w:bidi="en_US"/>
+        </w:rPr>
+        <w:t>מַלְאָכִֽי</w:t>
+      </w:r>
+    </w:p>
+    <w:p>
+      <w:pPr/>
+      <w:r>
+        <w:rPr>
+          <w:lang w:val="en_US" w:bidi="en_US"/>
+        </w:rPr>
+      </w:r>
+      <w:r>
+        <w:rPr>
           <w:b/>
           <w:lang w:val="en_US" w:bidi="en_US"/>
         </w:rPr>
@@ -1188,6 +1258,20 @@
       </w:r>
       <w:r>
         <w:rPr>
+          <w:lang w:val="en_US" w:bidi="en_US"/>
+        </w:rPr>
+        <w:t>אָהַ֤בְתִּי אֶתְ⁠כֶם֙ אָמַ֣ר יְהוָ֔ה</w:t>
+      </w:r>
+    </w:p>
+    <w:p>
+      <w:pPr/>
+      <w:r>
+        <w:rPr>
+          <w:lang w:val="en_US" w:bidi="en_US"/>
+        </w:rPr>
+      </w:r>
+      <w:r>
+        <w:rPr>
           <w:b/>
           <w:lang w:val="en_US" w:bidi="en_US"/>
         </w:rPr>
@@ -1271,6 +1355,20 @@
       </w:r>
       <w:r>
         <w:rPr>
+          <w:lang w:val="en_US" w:bidi="en_US"/>
+        </w:rPr>
+        <w:t>אֶתְ⁠כֶם֙</w:t>
+      </w:r>
+    </w:p>
+    <w:p>
+      <w:pPr/>
+      <w:r>
+        <w:rPr>
+          <w:lang w:val="en_US" w:bidi="en_US"/>
+        </w:rPr>
+      </w:r>
+      <w:r>
+        <w:rPr>
           <w:b/>
           <w:lang w:val="en_US" w:bidi="en_US"/>
         </w:rPr>
@@ -1367,6 +1465,20 @@
       </w:r>
       <w:r>
         <w:rPr>
+          <w:lang w:val="en_US" w:bidi="en_US"/>
+        </w:rPr>
+        <w:t>וַ⁠אֲמַרְתֶּ֖ם</w:t>
+      </w:r>
+    </w:p>
+    <w:p>
+      <w:pPr/>
+      <w:r>
+        <w:rPr>
+          <w:lang w:val="en_US" w:bidi="en_US"/>
+        </w:rPr>
+      </w:r>
+      <w:r>
+        <w:rPr>
           <w:b/>
           <w:lang w:val="en_US" w:bidi="en_US"/>
         </w:rPr>
@@ -1450,6 +1562,20 @@
       </w:r>
       <w:r>
         <w:rPr>
+          <w:lang w:val="en_US" w:bidi="en_US"/>
+        </w:rPr>
+        <w:t>הֲ⁠לוֹא־אָ֨ח עֵשָׂ֤ו לְ⁠יַֽעֲקֹב֙ נְאֻם־יְהוָ֔ה וָ⁠אֹהַ֖ב אֶֽת־יַעֲקֹֽב</w:t>
+      </w:r>
+    </w:p>
+    <w:p>
+      <w:pPr/>
+      <w:r>
+        <w:rPr>
+          <w:lang w:val="en_US" w:bidi="en_US"/>
+        </w:rPr>
+      </w:r>
+      <w:r>
+        <w:rPr>
           <w:b/>
           <w:lang w:val="en_US" w:bidi="en_US"/>
         </w:rPr>
@@ -1546,6 +1672,20 @@
       </w:r>
       <w:r>
         <w:rPr>
+          <w:lang w:val="en_US" w:bidi="en_US"/>
+        </w:rPr>
+        <w:t>הֲ⁠לוֹא־אָ֨ח עֵשָׂ֤ו לְ⁠יַֽעֲקֹב֙</w:t>
+      </w:r>
+    </w:p>
+    <w:p>
+      <w:pPr/>
+      <w:r>
+        <w:rPr>
+          <w:lang w:val="en_US" w:bidi="en_US"/>
+        </w:rPr>
+      </w:r>
+      <w:r>
+        <w:rPr>
           <w:b/>
           <w:lang w:val="en_US" w:bidi="en_US"/>
         </w:rPr>
@@ -1629,6 +1769,20 @@
       </w:r>
       <w:r>
         <w:rPr>
+          <w:lang w:val="en_US" w:bidi="en_US"/>
+        </w:rPr>
+        <w:t>הֲ⁠לוֹא־אָ֨ח עֵשָׂ֤ו לְ⁠יַֽעֲקֹב֙</w:t>
+      </w:r>
+    </w:p>
+    <w:p>
+      <w:pPr/>
+      <w:r>
+        <w:rPr>
+          <w:lang w:val="en_US" w:bidi="en_US"/>
+        </w:rPr>
+      </w:r>
+      <w:r>
+        <w:rPr>
           <w:b/>
           <w:lang w:val="en_US" w:bidi="en_US"/>
         </w:rPr>
@@ -1738,6 +1892,20 @@
       </w:r>
       <w:r>
         <w:rPr>
+          <w:lang w:val="en_US" w:bidi="en_US"/>
+        </w:rPr>
+        <w:t>נְאֻם־יְהוָ֔ה</w:t>
+      </w:r>
+    </w:p>
+    <w:p>
+      <w:pPr/>
+      <w:r>
+        <w:rPr>
+          <w:lang w:val="en_US" w:bidi="en_US"/>
+        </w:rPr>
+      </w:r>
+      <w:r>
+        <w:rPr>
           <w:b/>
           <w:lang w:val="en_US" w:bidi="en_US"/>
         </w:rPr>
@@ -1821,6 +1989,20 @@
       </w:r>
       <w:r>
         <w:rPr>
+          <w:lang w:val="en_US" w:bidi="en_US"/>
+        </w:rPr>
+        <w:t>וָ⁠אֹהַ֖ב אֶֽת־יַעֲקֹֽב</w:t>
+      </w:r>
+    </w:p>
+    <w:p>
+      <w:pPr/>
+      <w:r>
+        <w:rPr>
+          <w:lang w:val="en_US" w:bidi="en_US"/>
+        </w:rPr>
+      </w:r>
+      <w:r>
+        <w:rPr>
           <w:b/>
           <w:lang w:val="en_US" w:bidi="en_US"/>
         </w:rPr>
@@ -1917,6 +2099,20 @@
       </w:r>
       <w:r>
         <w:rPr>
+          <w:lang w:val="en_US" w:bidi="en_US"/>
+        </w:rPr>
+        <w:t>וָ⁠אֹהַ֖ב אֶֽת־יַעֲקֹֽב׃ וְ⁠אֶת־עֵשָׂ֖ו שָׂנֵ֑אתִי</w:t>
+      </w:r>
+    </w:p>
+    <w:p>
+      <w:pPr/>
+      <w:r>
+        <w:rPr>
+          <w:lang w:val="en_US" w:bidi="en_US"/>
+        </w:rPr>
+      </w:r>
+      <w:r>
+        <w:rPr>
           <w:b/>
           <w:lang w:val="en_US" w:bidi="en_US"/>
         </w:rPr>
@@ -2052,6 +2248,20 @@
       </w:r>
       <w:r>
         <w:rPr>
+          <w:lang w:val="en_US" w:bidi="en_US"/>
+        </w:rPr>
+        <w:t>וְ⁠אֶת־עֵשָׂ֖ו שָׂנֵ֑אתִי</w:t>
+      </w:r>
+    </w:p>
+    <w:p>
+      <w:pPr/>
+      <w:r>
+        <w:rPr>
+          <w:lang w:val="en_US" w:bidi="en_US"/>
+        </w:rPr>
+      </w:r>
+      <w:r>
+        <w:rPr>
           <w:b/>
           <w:lang w:val="en_US" w:bidi="en_US"/>
         </w:rPr>
@@ -2148,6 +2358,20 @@
       </w:r>
       <w:r>
         <w:rPr>
+          <w:lang w:val="en_US" w:bidi="en_US"/>
+        </w:rPr>
+        <w:t>שְׁמָמָ֔ה</w:t>
+      </w:r>
+    </w:p>
+    <w:p>
+      <w:pPr/>
+      <w:r>
+        <w:rPr>
+          <w:lang w:val="en_US" w:bidi="en_US"/>
+        </w:rPr>
+      </w:r>
+      <w:r>
+        <w:rPr>
           <w:b/>
           <w:lang w:val="en_US" w:bidi="en_US"/>
         </w:rPr>
@@ -2244,6 +2468,20 @@
       </w:r>
       <w:r>
         <w:rPr>
+          <w:lang w:val="en_US" w:bidi="en_US"/>
+        </w:rPr>
+        <w:t>לְ⁠תַנּ֥וֹת</w:t>
+      </w:r>
+    </w:p>
+    <w:p>
+      <w:pPr/>
+      <w:r>
+        <w:rPr>
+          <w:lang w:val="en_US" w:bidi="en_US"/>
+        </w:rPr>
+      </w:r>
+      <w:r>
+        <w:rPr>
           <w:b/>
           <w:lang w:val="en_US" w:bidi="en_US"/>
         </w:rPr>
@@ -2340,6 +2578,20 @@
       </w:r>
       <w:r>
         <w:rPr>
+          <w:lang w:val="en_US" w:bidi="en_US"/>
+        </w:rPr>
+        <w:t>כִּֽי־תֹאמַ֨ר אֱד֜וֹם</w:t>
+      </w:r>
+    </w:p>
+    <w:p>
+      <w:pPr/>
+      <w:r>
+        <w:rPr>
+          <w:lang w:val="en_US" w:bidi="en_US"/>
+        </w:rPr>
+      </w:r>
+      <w:r>
+        <w:rPr>
           <w:b/>
           <w:lang w:val="en_US" w:bidi="en_US"/>
         </w:rPr>
@@ -2449,6 +2701,20 @@
       </w:r>
       <w:r>
         <w:rPr>
+          <w:lang w:val="en_US" w:bidi="en_US"/>
+        </w:rPr>
+        <w:t>רֻשַּׁ֗שְׁנוּ</w:t>
+      </w:r>
+    </w:p>
+    <w:p>
+      <w:pPr/>
+      <w:r>
+        <w:rPr>
+          <w:lang w:val="en_US" w:bidi="en_US"/>
+        </w:rPr>
+      </w:r>
+      <w:r>
+        <w:rPr>
           <w:b/>
           <w:lang w:val="en_US" w:bidi="en_US"/>
         </w:rPr>
@@ -2532,6 +2798,20 @@
       </w:r>
       <w:r>
         <w:rPr>
+          <w:lang w:val="en_US" w:bidi="en_US"/>
+        </w:rPr>
+        <w:t>וְ⁠קָרְא֤וּ לָ⁠הֶם֙ גְּב֣וּל רִשְׁעָ֔ה וְ⁠הָ⁠עָ֛ם אֲשֶׁר־זָעַ֥ם יְהוָ֖ה עַד־עוֹלָֽם</w:t>
+      </w:r>
+    </w:p>
+    <w:p>
+      <w:pPr/>
+      <w:r>
+        <w:rPr>
+          <w:lang w:val="en_US" w:bidi="en_US"/>
+        </w:rPr>
+      </w:r>
+      <w:r>
+        <w:rPr>
           <w:b/>
           <w:lang w:val="en_US" w:bidi="en_US"/>
         </w:rPr>
@@ -2615,6 +2895,20 @@
       </w:r>
       <w:r>
         <w:rPr>
+          <w:lang w:val="en_US" w:bidi="en_US"/>
+        </w:rPr>
+        <w:t>וְ⁠קָרְא֤וּ לָ⁠הֶם֙</w:t>
+      </w:r>
+    </w:p>
+    <w:p>
+      <w:pPr/>
+      <w:r>
+        <w:rPr>
+          <w:lang w:val="en_US" w:bidi="en_US"/>
+        </w:rPr>
+      </w:r>
+      <w:r>
+        <w:rPr>
           <w:b/>
           <w:lang w:val="en_US" w:bidi="en_US"/>
         </w:rPr>
@@ -2711,6 +3005,20 @@
       </w:r>
       <w:r>
         <w:rPr>
+          <w:lang w:val="en_US" w:bidi="en_US"/>
+        </w:rPr>
+        <w:t>גְּב֣וּל רִשְׁעָ֔ה</w:t>
+      </w:r>
+    </w:p>
+    <w:p>
+      <w:pPr/>
+      <w:r>
+        <w:rPr>
+          <w:lang w:val="en_US" w:bidi="en_US"/>
+        </w:rPr>
+      </w:r>
+      <w:r>
+        <w:rPr>
           <w:b/>
           <w:lang w:val="en_US" w:bidi="en_US"/>
         </w:rPr>
@@ -2807,6 +3115,20 @@
       </w:r>
       <w:r>
         <w:rPr>
+          <w:lang w:val="en_US" w:bidi="en_US"/>
+        </w:rPr>
+        <w:t>וְ⁠עֵינֵי⁠כֶ֖ם תִּרְאֶ֑ינָה וְ⁠אַתֶּ֤ם תֹּֽאמְרוּ֙ יִגְדַּ֣ל יְהוָ֔ה מֵ⁠עַ֖ל לִ⁠גְב֥וּל יִשְׂרָאֵֽל</w:t>
+      </w:r>
+    </w:p>
+    <w:p>
+      <w:pPr/>
+      <w:r>
+        <w:rPr>
+          <w:lang w:val="en_US" w:bidi="en_US"/>
+        </w:rPr>
+      </w:r>
+      <w:r>
+        <w:rPr>
           <w:b/>
           <w:lang w:val="en_US" w:bidi="en_US"/>
         </w:rPr>
@@ -2890,6 +3212,20 @@
       </w:r>
       <w:r>
         <w:rPr>
+          <w:lang w:val="en_US" w:bidi="en_US"/>
+        </w:rPr>
+        <w:t>וְ⁠עֵינֵי⁠כֶ֖ם תִּרְאֶ֑ינָה</w:t>
+      </w:r>
+    </w:p>
+    <w:p>
+      <w:pPr/>
+      <w:r>
+        <w:rPr>
+          <w:lang w:val="en_US" w:bidi="en_US"/>
+        </w:rPr>
+      </w:r>
+      <w:r>
+        <w:rPr>
           <w:b/>
           <w:lang w:val="en_US" w:bidi="en_US"/>
         </w:rPr>
@@ -2986,6 +3322,20 @@
       </w:r>
       <w:r>
         <w:rPr>
+          <w:lang w:val="en_US" w:bidi="en_US"/>
+        </w:rPr>
+        <w:t>וְ⁠עֵינֵי⁠כֶ֖ם תִּרְאֶ֑ינָה וְ⁠אַתֶּ֤ם תֹּֽאמְרוּ֙ יִגְדַּ֣ל יְהוָ֔ה מֵ⁠עַ֖ל לִ⁠גְב֥וּל יִשְׂרָאֵֽל</w:t>
+      </w:r>
+    </w:p>
+    <w:p>
+      <w:pPr/>
+      <w:r>
+        <w:rPr>
+          <w:lang w:val="en_US" w:bidi="en_US"/>
+        </w:rPr>
+      </w:r>
+      <w:r>
+        <w:rPr>
           <w:b/>
           <w:lang w:val="en_US" w:bidi="en_US"/>
         </w:rPr>
@@ -3069,6 +3419,20 @@
       </w:r>
       <w:r>
         <w:rPr>
+          <w:lang w:val="en_US" w:bidi="en_US"/>
+        </w:rPr>
+        <w:t>וְ⁠אִם־אָ֣ב אָ֣נִי אַיֵּ֣ה כְבוֹדִ֡⁠י וְ⁠אִם־אֲדוֹנִ֣ים אָנִי֩ אַיֵּ֨ה מוֹרָאִ֜⁠י</w:t>
+      </w:r>
+    </w:p>
+    <w:p>
+      <w:pPr/>
+      <w:r>
+        <w:rPr>
+          <w:lang w:val="en_US" w:bidi="en_US"/>
+        </w:rPr>
+      </w:r>
+      <w:r>
+        <w:rPr>
           <w:b/>
           <w:lang w:val="en_US" w:bidi="en_US"/>
         </w:rPr>
@@ -3152,6 +3516,20 @@
       </w:r>
       <w:r>
         <w:rPr>
+          <w:lang w:val="en_US" w:bidi="en_US"/>
+        </w:rPr>
+        <w:t>שְׁמִ֔⁠י &amp; אֶת־שְׁמֶֽ⁠ךָ</w:t>
+      </w:r>
+    </w:p>
+    <w:p>
+      <w:pPr/>
+      <w:r>
+        <w:rPr>
+          <w:lang w:val="en_US" w:bidi="en_US"/>
+        </w:rPr>
+      </w:r>
+      <w:r>
+        <w:rPr>
           <w:b/>
           <w:lang w:val="en_US" w:bidi="en_US"/>
         </w:rPr>
@@ -3261,6 +3639,20 @@
       </w:r>
       <w:r>
         <w:rPr>
+          <w:lang w:val="en_US" w:bidi="en_US"/>
+        </w:rPr>
+        <w:t>לֶ֣חֶם מְגֹאָ֔ל</w:t>
+      </w:r>
+    </w:p>
+    <w:p>
+      <w:pPr/>
+      <w:r>
+        <w:rPr>
+          <w:lang w:val="en_US" w:bidi="en_US"/>
+        </w:rPr>
+      </w:r>
+      <w:r>
+        <w:rPr>
           <w:b/>
           <w:lang w:val="en_US" w:bidi="en_US"/>
         </w:rPr>
@@ -3344,6 +3736,20 @@
       </w:r>
       <w:r>
         <w:rPr>
+          <w:lang w:val="en_US" w:bidi="en_US"/>
+        </w:rPr>
+        <w:t>וַ⁠אֲמַרְתֶּ֖ם בַּ⁠מֶּ֣ה גֵֽאַלְנ֑וּ⁠ךָ בֶּ⁠אֱמָרְ⁠כֶ֕ם שֻׁלְחַ֥ן יְהוָ֖ה נִבְזֶ֥ה הֽוּא</w:t>
+      </w:r>
+    </w:p>
+    <w:p>
+      <w:pPr/>
+      <w:r>
+        <w:rPr>
+          <w:lang w:val="en_US" w:bidi="en_US"/>
+        </w:rPr>
+      </w:r>
+      <w:r>
+        <w:rPr>
           <w:b/>
           <w:lang w:val="en_US" w:bidi="en_US"/>
         </w:rPr>
@@ -3427,6 +3833,20 @@
       </w:r>
       <w:r>
         <w:rPr>
+          <w:lang w:val="en_US" w:bidi="en_US"/>
+        </w:rPr>
+        <w:t>שֻׁלְחַ֥ן יְהוָ֖ה נִבְזֶ֥ה הֽוּא</w:t>
+      </w:r>
+    </w:p>
+    <w:p>
+      <w:pPr/>
+      <w:r>
+        <w:rPr>
+          <w:lang w:val="en_US" w:bidi="en_US"/>
+        </w:rPr>
+      </w:r>
+      <w:r>
+        <w:rPr>
           <w:b/>
           <w:lang w:val="en_US" w:bidi="en_US"/>
         </w:rPr>
@@ -3510,6 +3930,20 @@
       </w:r>
       <w:r>
         <w:rPr>
+          <w:lang w:val="en_US" w:bidi="en_US"/>
+        </w:rPr>
+        <w:t>שֻׁלְחַ֥ן יְהוָ֖ה</w:t>
+      </w:r>
+    </w:p>
+    <w:p>
+      <w:pPr/>
+      <w:r>
+        <w:rPr>
+          <w:lang w:val="en_US" w:bidi="en_US"/>
+        </w:rPr>
+      </w:r>
+      <w:r>
+        <w:rPr>
           <w:b/>
           <w:lang w:val="en_US" w:bidi="en_US"/>
         </w:rPr>
@@ -3606,6 +4040,20 @@
       </w:r>
       <w:r>
         <w:rPr>
+          <w:lang w:val="en_US" w:bidi="en_US"/>
+        </w:rPr>
+        <w:t>וְ⁠כִֽי־תַגִּשׁ֨וּ⁠ן עִוֵּ֤ר לִ⁠זְבֹּ֨חַ֙ אֵ֣ין רָ֔ע וְ⁠כִ֥י תַגִּ֛ישׁוּ פִּסֵּ֥חַ וְ⁠חֹלֶ֖ה אֵ֣ין רָ֑ע</w:t>
+      </w:r>
+    </w:p>
+    <w:p>
+      <w:pPr/>
+      <w:r>
+        <w:rPr>
+          <w:lang w:val="en_US" w:bidi="en_US"/>
+        </w:rPr>
+      </w:r>
+      <w:r>
+        <w:rPr>
           <w:b/>
           <w:lang w:val="en_US" w:bidi="en_US"/>
         </w:rPr>
@@ -3689,6 +4137,20 @@
       </w:r>
       <w:r>
         <w:rPr>
+          <w:lang w:val="en_US" w:bidi="en_US"/>
+        </w:rPr>
+        <w:t>עִוֵּ֤ר &amp; פִּסֵּ֥חַ וְ⁠חֹלֶ֖ה</w:t>
+      </w:r>
+    </w:p>
+    <w:p>
+      <w:pPr/>
+      <w:r>
+        <w:rPr>
+          <w:lang w:val="en_US" w:bidi="en_US"/>
+        </w:rPr>
+      </w:r>
+      <w:r>
+        <w:rPr>
           <w:b/>
           <w:lang w:val="en_US" w:bidi="en_US"/>
         </w:rPr>
@@ -3785,6 +4247,20 @@
       </w:r>
       <w:r>
         <w:rPr>
+          <w:lang w:val="en_US" w:bidi="en_US"/>
+        </w:rPr>
+        <w:t>הַקְרִיבֵ֨⁠הוּ</w:t>
+      </w:r>
+    </w:p>
+    <w:p>
+      <w:pPr/>
+      <w:r>
+        <w:rPr>
+          <w:lang w:val="en_US" w:bidi="en_US"/>
+        </w:rPr>
+      </w:r>
+      <w:r>
+        <w:rPr>
           <w:b/>
           <w:lang w:val="en_US" w:bidi="en_US"/>
         </w:rPr>
@@ -3881,6 +4357,20 @@
       </w:r>
       <w:r>
         <w:rPr>
+          <w:lang w:val="en_US" w:bidi="en_US"/>
+        </w:rPr>
+        <w:t>לְ⁠פֶחָתֶ֗⁠ךָ הֲ⁠יִּרְצְ⁠ךָ֙ &amp; פָנֶ֔י⁠ךָ</w:t>
+      </w:r>
+    </w:p>
+    <w:p>
+      <w:pPr/>
+      <w:r>
+        <w:rPr>
+          <w:lang w:val="en_US" w:bidi="en_US"/>
+        </w:rPr>
+      </w:r>
+      <w:r>
+        <w:rPr>
           <w:b/>
           <w:lang w:val="en_US" w:bidi="en_US"/>
         </w:rPr>
@@ -4016,6 +4506,20 @@
       </w:r>
       <w:r>
         <w:rPr>
+          <w:lang w:val="en_US" w:bidi="en_US"/>
+        </w:rPr>
+        <w:t>הֲ⁠יִּרְצְ⁠ךָ֙ א֚וֹ הֲ⁠יִשָּׂ֣א פָנֶ֔י⁠ךָ</w:t>
+      </w:r>
+    </w:p>
+    <w:p>
+      <w:pPr/>
+      <w:r>
+        <w:rPr>
+          <w:lang w:val="en_US" w:bidi="en_US"/>
+        </w:rPr>
+      </w:r>
+      <w:r>
+        <w:rPr>
           <w:b/>
           <w:lang w:val="en_US" w:bidi="en_US"/>
         </w:rPr>
@@ -4099,6 +4603,20 @@
       </w:r>
       <w:r>
         <w:rPr>
+          <w:lang w:val="en_US" w:bidi="en_US"/>
+        </w:rPr>
+        <w:t>הֲ⁠יִּרְצְ⁠ךָ֙ א֚וֹ הֲ⁠יִשָּׂ֣א פָנֶ֔י⁠ךָ</w:t>
+      </w:r>
+    </w:p>
+    <w:p>
+      <w:pPr/>
+      <w:r>
+        <w:rPr>
+          <w:lang w:val="en_US" w:bidi="en_US"/>
+        </w:rPr>
+      </w:r>
+      <w:r>
+        <w:rPr>
           <w:b/>
           <w:lang w:val="en_US" w:bidi="en_US"/>
         </w:rPr>
@@ -4208,6 +4726,20 @@
       </w:r>
       <w:r>
         <w:rPr>
+          <w:lang w:val="en_US" w:bidi="en_US"/>
+        </w:rPr>
+        <w:t>א֚וֹ הֲ⁠יִשָּׂ֣א פָנֶ֔י⁠ךָ</w:t>
+      </w:r>
+    </w:p>
+    <w:p>
+      <w:pPr/>
+      <w:r>
+        <w:rPr>
+          <w:lang w:val="en_US" w:bidi="en_US"/>
+        </w:rPr>
+      </w:r>
+      <w:r>
+        <w:rPr>
           <w:b/>
           <w:lang w:val="en_US" w:bidi="en_US"/>
         </w:rPr>
@@ -4291,6 +4823,20 @@
       </w:r>
       <w:r>
         <w:rPr>
+          <w:lang w:val="en_US" w:bidi="en_US"/>
+        </w:rPr>
+        <w:t>וְ⁠עַתָּ֛ה</w:t>
+      </w:r>
+    </w:p>
+    <w:p>
+      <w:pPr/>
+      <w:r>
+        <w:rPr>
+          <w:lang w:val="en_US" w:bidi="en_US"/>
+        </w:rPr>
+      </w:r>
+      <w:r>
+        <w:rPr>
           <w:b/>
           <w:lang w:val="en_US" w:bidi="en_US"/>
         </w:rPr>
@@ -4387,6 +4933,20 @@
       </w:r>
       <w:r>
         <w:rPr>
+          <w:lang w:val="en_US" w:bidi="en_US"/>
+        </w:rPr>
+        <w:t>פְנֵי־אֵ֖ל וִֽ⁠יחָנֵ֑⁠נוּ</w:t>
+      </w:r>
+    </w:p>
+    <w:p>
+      <w:pPr/>
+      <w:r>
+        <w:rPr>
+          <w:lang w:val="en_US" w:bidi="en_US"/>
+        </w:rPr>
+      </w:r>
+      <w:r>
+        <w:rPr>
           <w:b/>
           <w:lang w:val="en_US" w:bidi="en_US"/>
         </w:rPr>
@@ -4470,6 +5030,20 @@
       </w:r>
       <w:r>
         <w:rPr>
+          <w:lang w:val="en_US" w:bidi="en_US"/>
+        </w:rPr>
+        <w:t>פְנֵי־אֵ֖ל</w:t>
+      </w:r>
+    </w:p>
+    <w:p>
+      <w:pPr/>
+      <w:r>
+        <w:rPr>
+          <w:lang w:val="en_US" w:bidi="en_US"/>
+        </w:rPr>
+      </w:r>
+      <w:r>
+        <w:rPr>
           <w:b/>
           <w:lang w:val="en_US" w:bidi="en_US"/>
         </w:rPr>
@@ -4566,6 +5140,20 @@
       </w:r>
       <w:r>
         <w:rPr>
+          <w:lang w:val="en_US" w:bidi="en_US"/>
+        </w:rPr>
+        <w:t>פְנֵי־אֵ֖ל</w:t>
+      </w:r>
+    </w:p>
+    <w:p>
+      <w:pPr/>
+      <w:r>
+        <w:rPr>
+          <w:lang w:val="en_US" w:bidi="en_US"/>
+        </w:rPr>
+      </w:r>
+      <w:r>
+        <w:rPr>
           <w:b/>
           <w:lang w:val="en_US" w:bidi="en_US"/>
         </w:rPr>
@@ -4662,6 +5250,20 @@
       </w:r>
       <w:r>
         <w:rPr>
+          <w:lang w:val="en_US" w:bidi="en_US"/>
+        </w:rPr>
+        <w:t>וִֽ⁠יחָנֵ֑⁠נוּ</w:t>
+      </w:r>
+    </w:p>
+    <w:p>
+      <w:pPr/>
+      <w:r>
+        <w:rPr>
+          <w:lang w:val="en_US" w:bidi="en_US"/>
+        </w:rPr>
+      </w:r>
+      <w:r>
+        <w:rPr>
           <w:b/>
           <w:lang w:val="en_US" w:bidi="en_US"/>
         </w:rPr>
@@ -4758,6 +5360,20 @@
       </w:r>
       <w:r>
         <w:rPr>
+          <w:lang w:val="en_US" w:bidi="en_US"/>
+        </w:rPr>
+        <w:t>מִ⁠יֶּדְ⁠כֶם֙ הָ֣יְתָה זֹּ֔את</w:t>
+      </w:r>
+    </w:p>
+    <w:p>
+      <w:pPr/>
+      <w:r>
+        <w:rPr>
+          <w:lang w:val="en_US" w:bidi="en_US"/>
+        </w:rPr>
+      </w:r>
+      <w:r>
+        <w:rPr>
           <w:b/>
           <w:lang w:val="en_US" w:bidi="en_US"/>
         </w:rPr>
@@ -4854,6 +5470,20 @@
       </w:r>
       <w:r>
         <w:rPr>
+          <w:lang w:val="en_US" w:bidi="en_US"/>
+        </w:rPr>
+        <w:t>מִ⁠יֶּדְ⁠כֶם֙</w:t>
+      </w:r>
+    </w:p>
+    <w:p>
+      <w:pPr/>
+      <w:r>
+        <w:rPr>
+          <w:lang w:val="en_US" w:bidi="en_US"/>
+        </w:rPr>
+      </w:r>
+      <w:r>
+        <w:rPr>
           <w:b/>
           <w:lang w:val="en_US" w:bidi="en_US"/>
         </w:rPr>
@@ -4939,6 +5569,20 @@
         <w:rPr>
           <w:lang w:val="en_US" w:bidi="en_US"/>
         </w:rPr>
+      </w:r>
+    </w:p>
+    <w:p>
+      <w:pPr/>
+      <w:r>
+        <w:rPr>
+          <w:lang w:val="en_US" w:bidi="en_US"/>
+        </w:rPr>
+      </w:r>
+      <w:r>
+        <w:rPr>
+          <w:lang w:val="en_US" w:bidi="en_US"/>
+        </w:rPr>
+        <w:t>מִ⁠יֶּדְ⁠כֶם֙</w:t>
       </w:r>
     </w:p>
     <w:p>
@@ -5147,6 +5791,20 @@
       </w:r>
       <w:r>
         <w:rPr>
+          <w:lang w:val="en_US" w:bidi="en_US"/>
+        </w:rPr>
+        <w:t>הֲ⁠יִשָּׂ֤א מִ⁠כֶּם֙ פָּנִ֔ים</w:t>
+      </w:r>
+    </w:p>
+    <w:p>
+      <w:pPr/>
+      <w:r>
+        <w:rPr>
+          <w:lang w:val="en_US" w:bidi="en_US"/>
+        </w:rPr>
+      </w:r>
+      <w:r>
+        <w:rPr>
           <w:b/>
           <w:lang w:val="en_US" w:bidi="en_US"/>
         </w:rPr>
@@ -5230,6 +5888,20 @@
       </w:r>
       <w:r>
         <w:rPr>
+          <w:lang w:val="en_US" w:bidi="en_US"/>
+        </w:rPr>
+        <w:t>מִ֤י גַם־בָּ⁠כֶם֙ וְ⁠יִסְגֹּ֣ר דְּלָתַ֔יִם וְ⁠לֹֽא־תָאִ֥ירוּ מִזְבְּחִ֖⁠י חִנָּ֑ם</w:t>
+      </w:r>
+    </w:p>
+    <w:p>
+      <w:pPr/>
+      <w:r>
+        <w:rPr>
+          <w:lang w:val="en_US" w:bidi="en_US"/>
+        </w:rPr>
+      </w:r>
+      <w:r>
+        <w:rPr>
           <w:b/>
           <w:lang w:val="en_US" w:bidi="en_US"/>
         </w:rPr>
@@ -5313,6 +5985,20 @@
       </w:r>
       <w:r>
         <w:rPr>
+          <w:lang w:val="en_US" w:bidi="en_US"/>
+        </w:rPr>
+        <w:t>דְּלָתַ֔יִם</w:t>
+      </w:r>
+    </w:p>
+    <w:p>
+      <w:pPr/>
+      <w:r>
+        <w:rPr>
+          <w:lang w:val="en_US" w:bidi="en_US"/>
+        </w:rPr>
+      </w:r>
+      <w:r>
+        <w:rPr>
           <w:b/>
           <w:lang w:val="en_US" w:bidi="en_US"/>
         </w:rPr>
@@ -5409,6 +6095,20 @@
       </w:r>
       <w:r>
         <w:rPr>
+          <w:lang w:val="en_US" w:bidi="en_US"/>
+        </w:rPr>
+        <w:t>אֶרְצֶ֥ה מִ⁠יֶּדְ⁠כֶֽם</w:t>
+      </w:r>
+    </w:p>
+    <w:p>
+      <w:pPr/>
+      <w:r>
+        <w:rPr>
+          <w:lang w:val="en_US" w:bidi="en_US"/>
+        </w:rPr>
+      </w:r>
+      <w:r>
+        <w:rPr>
           <w:b/>
           <w:lang w:val="en_US" w:bidi="en_US"/>
         </w:rPr>
@@ -5505,6 +6205,20 @@
       </w:r>
       <w:r>
         <w:rPr>
+          <w:lang w:val="en_US" w:bidi="en_US"/>
+        </w:rPr>
+        <w:t>מִ⁠יֶּדְ⁠כֶֽם</w:t>
+      </w:r>
+    </w:p>
+    <w:p>
+      <w:pPr/>
+      <w:r>
+        <w:rPr>
+          <w:lang w:val="en_US" w:bidi="en_US"/>
+        </w:rPr>
+      </w:r>
+      <w:r>
+        <w:rPr>
           <w:b/>
           <w:lang w:val="en_US" w:bidi="en_US"/>
         </w:rPr>
@@ -5601,6 +6315,20 @@
       </w:r>
       <w:r>
         <w:rPr>
+          <w:lang w:val="en_US" w:bidi="en_US"/>
+        </w:rPr>
+        <w:t>מִ⁠מִּזְרַח־שֶׁ֜מֶשׁ וְ⁠עַד־מְבוֹא֗⁠וֹ</w:t>
+      </w:r>
+    </w:p>
+    <w:p>
+      <w:pPr/>
+      <w:r>
+        <w:rPr>
+          <w:lang w:val="en_US" w:bidi="en_US"/>
+        </w:rPr>
+      </w:r>
+      <w:r>
+        <w:rPr>
           <w:b/>
           <w:lang w:val="en_US" w:bidi="en_US"/>
         </w:rPr>
@@ -5723,6 +6451,20 @@
       </w:r>
       <w:r>
         <w:rPr>
+          <w:lang w:val="en_US" w:bidi="en_US"/>
+        </w:rPr>
+        <w:t>מִ⁠מִּזְרַח־שֶׁ֜מֶשׁ וְ⁠עַד־מְבוֹא֗⁠וֹ</w:t>
+      </w:r>
+    </w:p>
+    <w:p>
+      <w:pPr/>
+      <w:r>
+        <w:rPr>
+          <w:lang w:val="en_US" w:bidi="en_US"/>
+        </w:rPr>
+      </w:r>
+      <w:r>
+        <w:rPr>
           <w:b/>
           <w:lang w:val="en_US" w:bidi="en_US"/>
         </w:rPr>
@@ -5795,6 +6537,20 @@
         <w:rPr>
           <w:lang w:val="en_US" w:bidi="en_US"/>
         </w:rPr>
+      </w:r>
+    </w:p>
+    <w:p>
+      <w:pPr/>
+      <w:r>
+        <w:rPr>
+          <w:lang w:val="en_US" w:bidi="en_US"/>
+        </w:rPr>
+      </w:r>
+      <w:r>
+        <w:rPr>
+          <w:lang w:val="en_US" w:bidi="en_US"/>
+        </w:rPr>
+        <w:t>גָּד֤וֹל שְׁמִ⁠י֙ &amp; גָד֤וֹל שְׁמִ⁠י֙</w:t>
       </w:r>
     </w:p>
     <w:p>
@@ -5933,6 +6689,20 @@
       </w:r>
       <w:r>
         <w:rPr>
+          <w:lang w:val="en_US" w:bidi="en_US"/>
+        </w:rPr>
+        <w:t>גָּד֤וֹל שְׁמִ⁠י֙</w:t>
+      </w:r>
+    </w:p>
+    <w:p>
+      <w:pPr/>
+      <w:r>
+        <w:rPr>
+          <w:lang w:val="en_US" w:bidi="en_US"/>
+        </w:rPr>
+      </w:r>
+      <w:r>
+        <w:rPr>
           <w:b/>
           <w:lang w:val="en_US" w:bidi="en_US"/>
         </w:rPr>
@@ -6016,6 +6786,20 @@
       </w:r>
       <w:r>
         <w:rPr>
+          <w:lang w:val="en_US" w:bidi="en_US"/>
+        </w:rPr>
+        <w:t>לִ⁠שְׁמִ֖⁠י</w:t>
+      </w:r>
+    </w:p>
+    <w:p>
+      <w:pPr/>
+      <w:r>
+        <w:rPr>
+          <w:lang w:val="en_US" w:bidi="en_US"/>
+        </w:rPr>
+      </w:r>
+      <w:r>
+        <w:rPr>
           <w:b/>
           <w:lang w:val="en_US" w:bidi="en_US"/>
         </w:rPr>
@@ -6112,6 +6896,20 @@
       </w:r>
       <w:r>
         <w:rPr>
+          <w:lang w:val="en_US" w:bidi="en_US"/>
+        </w:rPr>
+        <w:t>וְ⁠אַתֶּ֖ם מְחַלְּלִ֣ים אוֹת֑⁠וֹ</w:t>
+      </w:r>
+    </w:p>
+    <w:p>
+      <w:pPr/>
+      <w:r>
+        <w:rPr>
+          <w:lang w:val="en_US" w:bidi="en_US"/>
+        </w:rPr>
+      </w:r>
+      <w:r>
+        <w:rPr>
           <w:b/>
           <w:lang w:val="en_US" w:bidi="en_US"/>
         </w:rPr>
@@ -6208,6 +7006,20 @@
       </w:r>
       <w:r>
         <w:rPr>
+          <w:lang w:val="en_US" w:bidi="en_US"/>
+        </w:rPr>
+        <w:t>וְ⁠אַתֶּ֖ם מְחַלְּלִ֣ים אוֹת֑⁠וֹ בֶּ⁠אֱמָרְ⁠כֶ֗ם שֻׁלְחַ֤ן אֲדֹנָ⁠י֙ מְגֹאָ֣ל ה֔וּא וְ⁠נִיב֖⁠וֹ נִבְזֶ֥ה אָכְלֽ⁠וֹ</w:t>
+      </w:r>
+    </w:p>
+    <w:p>
+      <w:pPr/>
+      <w:r>
+        <w:rPr>
+          <w:lang w:val="en_US" w:bidi="en_US"/>
+        </w:rPr>
+      </w:r>
+      <w:r>
+        <w:rPr>
           <w:b/>
           <w:lang w:val="en_US" w:bidi="en_US"/>
         </w:rPr>
@@ -6280,6 +7092,20 @@
         <w:rPr>
           <w:lang w:val="en_US" w:bidi="en_US"/>
         </w:rPr>
+      </w:r>
+    </w:p>
+    <w:p>
+      <w:pPr/>
+      <w:r>
+        <w:rPr>
+          <w:lang w:val="en_US" w:bidi="en_US"/>
+        </w:rPr>
+      </w:r>
+      <w:r>
+        <w:rPr>
+          <w:lang w:val="en_US" w:bidi="en_US"/>
+        </w:rPr>
+        <w:t>שֻׁלְחַ֤ן אֲדֹנָ⁠י֙</w:t>
       </w:r>
     </w:p>
     <w:p>
@@ -6392,6 +7218,20 @@
       </w:r>
       <w:r>
         <w:rPr>
+          <w:lang w:val="en_US" w:bidi="en_US"/>
+        </w:rPr>
+        <w:t>אֲדֹנָ⁠י֙</w:t>
+      </w:r>
+    </w:p>
+    <w:p>
+      <w:pPr/>
+      <w:r>
+        <w:rPr>
+          <w:lang w:val="en_US" w:bidi="en_US"/>
+        </w:rPr>
+      </w:r>
+      <w:r>
+        <w:rPr>
           <w:b/>
           <w:lang w:val="en_US" w:bidi="en_US"/>
         </w:rPr>
@@ -6519,6 +7359,20 @@
       </w:r>
       <w:r>
         <w:rPr>
+          <w:lang w:val="en_US" w:bidi="en_US"/>
+        </w:rPr>
+        <w:t>מְגֹאָ֣ל ה֔וּא</w:t>
+      </w:r>
+    </w:p>
+    <w:p>
+      <w:pPr/>
+      <w:r>
+        <w:rPr>
+          <w:lang w:val="en_US" w:bidi="en_US"/>
+        </w:rPr>
+      </w:r>
+      <w:r>
+        <w:rPr>
           <w:b/>
           <w:lang w:val="en_US" w:bidi="en_US"/>
         </w:rPr>
@@ -6602,6 +7456,20 @@
       </w:r>
       <w:r>
         <w:rPr>
+          <w:lang w:val="en_US" w:bidi="en_US"/>
+        </w:rPr>
+        <w:t>וְ⁠נִיב֖⁠וֹ</w:t>
+      </w:r>
+    </w:p>
+    <w:p>
+      <w:pPr/>
+      <w:r>
+        <w:rPr>
+          <w:lang w:val="en_US" w:bidi="en_US"/>
+        </w:rPr>
+      </w:r>
+      <w:r>
+        <w:rPr>
           <w:b/>
           <w:lang w:val="en_US" w:bidi="en_US"/>
         </w:rPr>
@@ -6698,6 +7566,20 @@
       </w:r>
       <w:r>
         <w:rPr>
+          <w:lang w:val="en_US" w:bidi="en_US"/>
+        </w:rPr>
+        <w:t>אָכְלֽ⁠וֹ</w:t>
+      </w:r>
+    </w:p>
+    <w:p>
+      <w:pPr/>
+      <w:r>
+        <w:rPr>
+          <w:lang w:val="en_US" w:bidi="en_US"/>
+        </w:rPr>
+      </w:r>
+      <w:r>
+        <w:rPr>
           <w:b/>
           <w:lang w:val="en_US" w:bidi="en_US"/>
         </w:rPr>
@@ -6794,6 +7676,20 @@
       </w:r>
       <w:r>
         <w:rPr>
+          <w:lang w:val="en_US" w:bidi="en_US"/>
+        </w:rPr>
+        <w:t>נִבְזֶ֥ה</w:t>
+      </w:r>
+    </w:p>
+    <w:p>
+      <w:pPr/>
+      <w:r>
+        <w:rPr>
+          <w:lang w:val="en_US" w:bidi="en_US"/>
+        </w:rPr>
+      </w:r>
+      <w:r>
+        <w:rPr>
           <w:b/>
           <w:lang w:val="en_US" w:bidi="en_US"/>
         </w:rPr>
@@ -6877,6 +7773,20 @@
       </w:r>
       <w:r>
         <w:rPr>
+          <w:lang w:val="en_US" w:bidi="en_US"/>
+        </w:rPr>
+        <w:t>וַ⁠אֲמַרְתֶּם֩ הִנֵּ֨ה מַ⁠תְּלָאָ֜ה</w:t>
+      </w:r>
+    </w:p>
+    <w:p>
+      <w:pPr/>
+      <w:r>
+        <w:rPr>
+          <w:lang w:val="en_US" w:bidi="en_US"/>
+        </w:rPr>
+      </w:r>
+      <w:r>
+        <w:rPr>
           <w:b/>
           <w:lang w:val="en_US" w:bidi="en_US"/>
         </w:rPr>
@@ -6960,6 +7870,20 @@
       </w:r>
       <w:r>
         <w:rPr>
+          <w:lang w:val="en_US" w:bidi="en_US"/>
+        </w:rPr>
+        <w:t>הִנֵּ֨ה</w:t>
+      </w:r>
+    </w:p>
+    <w:p>
+      <w:pPr/>
+      <w:r>
+        <w:rPr>
+          <w:lang w:val="en_US" w:bidi="en_US"/>
+        </w:rPr>
+      </w:r>
+      <w:r>
+        <w:rPr>
           <w:b/>
           <w:lang w:val="en_US" w:bidi="en_US"/>
         </w:rPr>
@@ -7056,6 +7980,20 @@
       </w:r>
       <w:r>
         <w:rPr>
+          <w:lang w:val="en_US" w:bidi="en_US"/>
+        </w:rPr>
+        <w:t>מַ⁠תְּלָאָ֜ה</w:t>
+      </w:r>
+    </w:p>
+    <w:p>
+      <w:pPr/>
+      <w:r>
+        <w:rPr>
+          <w:lang w:val="en_US" w:bidi="en_US"/>
+        </w:rPr>
+      </w:r>
+      <w:r>
+        <w:rPr>
           <w:b/>
           <w:lang w:val="en_US" w:bidi="en_US"/>
         </w:rPr>
@@ -7139,6 +8077,20 @@
       </w:r>
       <w:r>
         <w:rPr>
+          <w:lang w:val="en_US" w:bidi="en_US"/>
+        </w:rPr>
+        <w:t>וְ⁠הִפַּחְתֶּ֣ם אוֹת֗⁠וֹ</w:t>
+      </w:r>
+    </w:p>
+    <w:p>
+      <w:pPr/>
+      <w:r>
+        <w:rPr>
+          <w:lang w:val="en_US" w:bidi="en_US"/>
+        </w:rPr>
+      </w:r>
+      <w:r>
+        <w:rPr>
           <w:b/>
           <w:lang w:val="en_US" w:bidi="en_US"/>
         </w:rPr>
@@ -7235,6 +8187,20 @@
       </w:r>
       <w:r>
         <w:rPr>
+          <w:lang w:val="en_US" w:bidi="en_US"/>
+        </w:rPr>
+        <w:t>גָּז֗וּל וְ⁠אֶת־הַ⁠פִּסֵּ֨חַ֙ וְ⁠אֶת־הַ֣⁠חוֹלֶ֔ה</w:t>
+      </w:r>
+    </w:p>
+    <w:p>
+      <w:pPr/>
+      <w:r>
+        <w:rPr>
+          <w:lang w:val="en_US" w:bidi="en_US"/>
+        </w:rPr>
+      </w:r>
+      <w:r>
+        <w:rPr>
           <w:b/>
           <w:lang w:val="en_US" w:bidi="en_US"/>
         </w:rPr>
@@ -7396,6 +8362,20 @@
       </w:r>
       <w:r>
         <w:rPr>
+          <w:lang w:val="en_US" w:bidi="en_US"/>
+        </w:rPr>
+        <w:t>גָּז֗וּל</w:t>
+      </w:r>
+    </w:p>
+    <w:p>
+      <w:pPr/>
+      <w:r>
+        <w:rPr>
+          <w:lang w:val="en_US" w:bidi="en_US"/>
+        </w:rPr>
+      </w:r>
+      <w:r>
+        <w:rPr>
           <w:b/>
           <w:lang w:val="en_US" w:bidi="en_US"/>
         </w:rPr>
@@ -7472,6 +8452,20 @@
       </w:r>
       <w:r>
         <w:rPr>
+          <w:lang w:val="en_US" w:bidi="en_US"/>
+        </w:rPr>
+        <w:t>גָּז֗וּל</w:t>
+      </w:r>
+    </w:p>
+    <w:p>
+      <w:pPr/>
+      <w:r>
+        <w:rPr>
+          <w:lang w:val="en_US" w:bidi="en_US"/>
+        </w:rPr>
+      </w:r>
+      <w:r>
+        <w:rPr>
           <w:b/>
           <w:lang w:val="en_US" w:bidi="en_US"/>
         </w:rPr>
@@ -7555,6 +8549,20 @@
       </w:r>
       <w:r>
         <w:rPr>
+          <w:lang w:val="en_US" w:bidi="en_US"/>
+        </w:rPr>
+        <w:t>הַ⁠אֶרְצֶ֥ה אוֹתָ֛⁠הּ מִ⁠יֶּדְ⁠כֶ֖ם</w:t>
+      </w:r>
+    </w:p>
+    <w:p>
+      <w:pPr/>
+      <w:r>
+        <w:rPr>
+          <w:lang w:val="en_US" w:bidi="en_US"/>
+        </w:rPr>
+      </w:r>
+      <w:r>
+        <w:rPr>
           <w:b/>
           <w:lang w:val="en_US" w:bidi="en_US"/>
         </w:rPr>
@@ -7638,6 +8646,20 @@
       </w:r>
       <w:r>
         <w:rPr>
+          <w:lang w:val="en_US" w:bidi="en_US"/>
+        </w:rPr>
+        <w:t>וְ⁠אָר֣וּר נוֹכֵ֗ל וְ⁠יֵ֤שׁ בְּ⁠עֶדְר⁠וֹ֙ זָכָ֔ר וְ⁠נֹדֵ֛ר וְ⁠זֹבֵ֥חַ מָשְׁחָ֖ת לַֽ⁠אדֹנָ֑⁠י</w:t>
+      </w:r>
+    </w:p>
+    <w:p>
+      <w:pPr/>
+      <w:r>
+        <w:rPr>
+          <w:lang w:val="en_US" w:bidi="en_US"/>
+        </w:rPr>
+      </w:r>
+      <w:r>
+        <w:rPr>
           <w:b/>
           <w:lang w:val="en_US" w:bidi="en_US"/>
         </w:rPr>
@@ -7721,6 +8743,20 @@
       </w:r>
       <w:r>
         <w:rPr>
+          <w:lang w:val="en_US" w:bidi="en_US"/>
+        </w:rPr>
+        <w:t>וְ⁠אָר֣וּר</w:t>
+      </w:r>
+    </w:p>
+    <w:p>
+      <w:pPr/>
+      <w:r>
+        <w:rPr>
+          <w:lang w:val="en_US" w:bidi="en_US"/>
+        </w:rPr>
+      </w:r>
+      <w:r>
+        <w:rPr>
           <w:b/>
           <w:lang w:val="en_US" w:bidi="en_US"/>
         </w:rPr>
@@ -7804,6 +8840,20 @@
       </w:r>
       <w:r>
         <w:rPr>
+          <w:lang w:val="en_US" w:bidi="en_US"/>
+        </w:rPr>
+        <w:t>וְ⁠יֵ֤שׁ בְּ⁠עֶדְר⁠וֹ֙ זָכָ֔ר</w:t>
+      </w:r>
+    </w:p>
+    <w:p>
+      <w:pPr/>
+      <w:r>
+        <w:rPr>
+          <w:lang w:val="en_US" w:bidi="en_US"/>
+        </w:rPr>
+      </w:r>
+      <w:r>
+        <w:rPr>
           <w:b/>
           <w:lang w:val="en_US" w:bidi="en_US"/>
         </w:rPr>
@@ -7900,6 +8950,20 @@
       </w:r>
       <w:r>
         <w:rPr>
+          <w:lang w:val="en_US" w:bidi="en_US"/>
+        </w:rPr>
+        <w:t>מָשְׁחָ֖ת</w:t>
+      </w:r>
+    </w:p>
+    <w:p>
+      <w:pPr/>
+      <w:r>
+        <w:rPr>
+          <w:lang w:val="en_US" w:bidi="en_US"/>
+        </w:rPr>
+      </w:r>
+      <w:r>
+        <w:rPr>
           <w:b/>
           <w:lang w:val="en_US" w:bidi="en_US"/>
         </w:rPr>
@@ -7996,6 +9060,20 @@
       </w:r>
       <w:r>
         <w:rPr>
+          <w:lang w:val="en_US" w:bidi="en_US"/>
+        </w:rPr>
+        <w:t>לַֽ⁠אדֹנָ֑⁠י &amp; אָמַר֙ יְהוָ֣ה צְבָא֔וֹת</w:t>
+      </w:r>
+    </w:p>
+    <w:p>
+      <w:pPr/>
+      <w:r>
+        <w:rPr>
+          <w:lang w:val="en_US" w:bidi="en_US"/>
+        </w:rPr>
+      </w:r>
+      <w:r>
+        <w:rPr>
           <w:b/>
           <w:lang w:val="en_US" w:bidi="en_US"/>
         </w:rPr>
@@ -8081,6 +9159,20 @@
         <w:rPr>
           <w:lang w:val="en_US" w:bidi="en_US"/>
         </w:rPr>
+      </w:r>
+    </w:p>
+    <w:p>
+      <w:pPr/>
+      <w:r>
+        <w:rPr>
+          <w:lang w:val="en_US" w:bidi="en_US"/>
+        </w:rPr>
+      </w:r>
+      <w:r>
+        <w:rPr>
+          <w:lang w:val="en_US" w:bidi="en_US"/>
+        </w:rPr>
+        <w:t>וּ⁠שְׁמִ֖⁠י נוֹרָ֥א בַ⁠גּוֹיִֽם</w:t>
       </w:r>
     </w:p>
     <w:p>
@@ -8677,6 +9769,20 @@
       </w:r>
       <w:r>
         <w:rPr>
+          <w:lang w:val="en_US" w:bidi="en_US"/>
+        </w:rPr>
+        <w:t>לֹ֣א תִשְׁמְע֡וּ</w:t>
+      </w:r>
+    </w:p>
+    <w:p>
+      <w:pPr/>
+      <w:r>
+        <w:rPr>
+          <w:lang w:val="en_US" w:bidi="en_US"/>
+        </w:rPr>
+      </w:r>
+      <w:r>
+        <w:rPr>
           <w:b/>
           <w:lang w:val="en_US" w:bidi="en_US"/>
         </w:rPr>
@@ -8773,6 +9879,20 @@
       </w:r>
       <w:r>
         <w:rPr>
+          <w:lang w:val="en_US" w:bidi="en_US"/>
+        </w:rPr>
+        <w:t>לֹא֩ תָשִׂ֨ימוּ עַל־לֵ֜ב &amp; אֵינְ⁠כֶ֖ם שָׂמִ֥ים עַל־לֵֽב</w:t>
+      </w:r>
+    </w:p>
+    <w:p>
+      <w:pPr/>
+      <w:r>
+        <w:rPr>
+          <w:lang w:val="en_US" w:bidi="en_US"/>
+        </w:rPr>
+      </w:r>
+      <w:r>
+        <w:rPr>
           <w:b/>
           <w:lang w:val="en_US" w:bidi="en_US"/>
         </w:rPr>
@@ -8869,6 +9989,20 @@
       </w:r>
       <w:r>
         <w:rPr>
+          <w:lang w:val="en_US" w:bidi="en_US"/>
+        </w:rPr>
+        <w:t>לָ⁠תֵ֧ת כָּב֣וֹד לִ⁠שְׁמִ֗⁠י</w:t>
+      </w:r>
+    </w:p>
+    <w:p>
+      <w:pPr/>
+      <w:r>
+        <w:rPr>
+          <w:lang w:val="en_US" w:bidi="en_US"/>
+        </w:rPr>
+      </w:r>
+      <w:r>
+        <w:rPr>
           <w:b/>
           <w:lang w:val="en_US" w:bidi="en_US"/>
         </w:rPr>
@@ -8965,6 +10099,20 @@
       </w:r>
       <w:r>
         <w:rPr>
+          <w:lang w:val="en_US" w:bidi="en_US"/>
+        </w:rPr>
+        <w:t>לִ⁠שְׁמִ֗⁠י</w:t>
+      </w:r>
+    </w:p>
+    <w:p>
+      <w:pPr/>
+      <w:r>
+        <w:rPr>
+          <w:lang w:val="en_US" w:bidi="en_US"/>
+        </w:rPr>
+      </w:r>
+      <w:r>
+        <w:rPr>
           <w:b/>
           <w:lang w:val="en_US" w:bidi="en_US"/>
         </w:rPr>
@@ -9061,6 +10209,20 @@
       </w:r>
       <w:r>
         <w:rPr>
+          <w:lang w:val="en_US" w:bidi="en_US"/>
+        </w:rPr>
+        <w:t>וְ⁠שִׁלַּחְתִּ֤י בָ⁠כֶם֙ אֶת־הַ⁠מְּאֵרָ֔ה</w:t>
+      </w:r>
+    </w:p>
+    <w:p>
+      <w:pPr/>
+      <w:r>
+        <w:rPr>
+          <w:lang w:val="en_US" w:bidi="en_US"/>
+        </w:rPr>
+      </w:r>
+      <w:r>
+        <w:rPr>
           <w:b/>
           <w:lang w:val="en_US" w:bidi="en_US"/>
         </w:rPr>
@@ -9170,6 +10332,20 @@
       </w:r>
       <w:r>
         <w:rPr>
+          <w:lang w:val="en_US" w:bidi="en_US"/>
+        </w:rPr>
+        <w:t>וְ⁠אָרוֹתִ֖י אֶת־בִּרְכֽוֹתֵי⁠כֶ֑ם</w:t>
+      </w:r>
+    </w:p>
+    <w:p>
+      <w:pPr/>
+      <w:r>
+        <w:rPr>
+          <w:lang w:val="en_US" w:bidi="en_US"/>
+        </w:rPr>
+      </w:r>
+      <w:r>
+        <w:rPr>
           <w:b/>
           <w:lang w:val="en_US" w:bidi="en_US"/>
         </w:rPr>
@@ -9266,6 +10442,20 @@
       </w:r>
       <w:r>
         <w:rPr>
+          <w:lang w:val="en_US" w:bidi="en_US"/>
+        </w:rPr>
+        <w:t>אָרוֹתִ֔י⁠הָ</w:t>
+      </w:r>
+    </w:p>
+    <w:p>
+      <w:pPr/>
+      <w:r>
+        <w:rPr>
+          <w:lang w:val="en_US" w:bidi="en_US"/>
+        </w:rPr>
+      </w:r>
+      <w:r>
+        <w:rPr>
           <w:b/>
           <w:lang w:val="en_US" w:bidi="en_US"/>
         </w:rPr>
@@ -9375,6 +10565,20 @@
       </w:r>
       <w:r>
         <w:rPr>
+          <w:lang w:val="en_US" w:bidi="en_US"/>
+        </w:rPr>
+        <w:t>הִנְ⁠נִ֨י גֹעֵ֤ר</w:t>
+      </w:r>
+    </w:p>
+    <w:p>
+      <w:pPr/>
+      <w:r>
+        <w:rPr>
+          <w:lang w:val="en_US" w:bidi="en_US"/>
+        </w:rPr>
+      </w:r>
+      <w:r>
+        <w:rPr>
           <w:b/>
           <w:lang w:val="en_US" w:bidi="en_US"/>
         </w:rPr>
@@ -9465,6 +10669,20 @@
       </w:r>
       <w:r>
         <w:rPr>
+          <w:lang w:val="en_US" w:bidi="en_US"/>
+        </w:rPr>
+        <w:t>גֹעֵ֤ר לָ⁠כֶם֙ אֶת־הַ⁠זֶּ֔רַע</w:t>
+      </w:r>
+    </w:p>
+    <w:p>
+      <w:pPr/>
+      <w:r>
+        <w:rPr>
+          <w:lang w:val="en_US" w:bidi="en_US"/>
+        </w:rPr>
+      </w:r>
+      <w:r>
+        <w:rPr>
           <w:b/>
           <w:lang w:val="en_US" w:bidi="en_US"/>
         </w:rPr>
@@ -9561,6 +10779,20 @@
       </w:r>
       <w:r>
         <w:rPr>
+          <w:lang w:val="en_US" w:bidi="en_US"/>
+        </w:rPr>
+        <w:t>וְ⁠זֵרִ֤יתִי פֶ֨רֶשׁ֙ עַל־פְּנֵי⁠כֶ֔ם</w:t>
+      </w:r>
+    </w:p>
+    <w:p>
+      <w:pPr/>
+      <w:r>
+        <w:rPr>
+          <w:lang w:val="en_US" w:bidi="en_US"/>
+        </w:rPr>
+      </w:r>
+      <w:r>
+        <w:rPr>
           <w:b/>
           <w:lang w:val="en_US" w:bidi="en_US"/>
         </w:rPr>
@@ -9657,6 +10889,20 @@
       </w:r>
       <w:r>
         <w:rPr>
+          <w:lang w:val="en_US" w:bidi="en_US"/>
+        </w:rPr>
+        <w:t>פֶּ֖רֶשׁ חַגֵּי⁠כֶ֑ם</w:t>
+      </w:r>
+    </w:p>
+    <w:p>
+      <w:pPr/>
+      <w:r>
+        <w:rPr>
+          <w:lang w:val="en_US" w:bidi="en_US"/>
+        </w:rPr>
+      </w:r>
+      <w:r>
+        <w:rPr>
           <w:b/>
           <w:lang w:val="en_US" w:bidi="en_US"/>
         </w:rPr>
@@ -9753,6 +10999,20 @@
       </w:r>
       <w:r>
         <w:rPr>
+          <w:lang w:val="en_US" w:bidi="en_US"/>
+        </w:rPr>
+        <w:t>וְ⁠נָשָׂ֥א אֶתְ⁠כֶ֖ם אֵלָֽי⁠ו</w:t>
+      </w:r>
+    </w:p>
+    <w:p>
+      <w:pPr/>
+      <w:r>
+        <w:rPr>
+          <w:lang w:val="en_US" w:bidi="en_US"/>
+        </w:rPr>
+      </w:r>
+      <w:r>
+        <w:rPr>
           <w:b/>
           <w:lang w:val="en_US" w:bidi="en_US"/>
         </w:rPr>
@@ -9849,6 +11109,20 @@
       </w:r>
       <w:r>
         <w:rPr>
+          <w:lang w:val="en_US" w:bidi="en_US"/>
+        </w:rPr>
+        <w:t>שִׁלַּ֣חְתִּי אֲלֵי⁠כֶ֔ם אֵ֖ת הַ⁠מִּצְוָ֣ה הַ⁠זֹּ֑את</w:t>
+      </w:r>
+    </w:p>
+    <w:p>
+      <w:pPr/>
+      <w:r>
+        <w:rPr>
+          <w:lang w:val="en_US" w:bidi="en_US"/>
+        </w:rPr>
+      </w:r>
+      <w:r>
+        <w:rPr>
           <w:b/>
           <w:lang w:val="en_US" w:bidi="en_US"/>
         </w:rPr>
@@ -9947,6 +11221,20 @@
         <w:rPr>
           <w:lang w:val="en_US" w:bidi="en_US"/>
         </w:rPr>
+      </w:r>
+    </w:p>
+    <w:p>
+      <w:pPr/>
+      <w:r>
+        <w:rPr>
+          <w:lang w:val="en_US" w:bidi="en_US"/>
+        </w:rPr>
+      </w:r>
+      <w:r>
+        <w:rPr>
+          <w:lang w:val="en_US" w:bidi="en_US"/>
+        </w:rPr>
+        <w:t>לִֽ⁠הְי֤וֹת בְּרִיתִ⁠י֙ אֶת־לֵוִ֔י</w:t>
       </w:r>
     </w:p>
     <w:p>
@@ -10085,6 +11373,20 @@
       </w:r>
       <w:r>
         <w:rPr>
+          <w:lang w:val="en_US" w:bidi="en_US"/>
+        </w:rPr>
+        <w:t>לֵוִ֔י</w:t>
+      </w:r>
+    </w:p>
+    <w:p>
+      <w:pPr/>
+      <w:r>
+        <w:rPr>
+          <w:lang w:val="en_US" w:bidi="en_US"/>
+        </w:rPr>
+      </w:r>
+      <w:r>
+        <w:rPr>
           <w:b/>
           <w:lang w:val="en_US" w:bidi="en_US"/>
         </w:rPr>
@@ -10181,6 +11483,20 @@
       </w:r>
       <w:r>
         <w:rPr>
+          <w:lang w:val="en_US" w:bidi="en_US"/>
+        </w:rPr>
+        <w:t>בְּרִיתִ֣⁠י ׀ הָיְתָ֣ה אִתּ֗⁠וֹ הַֽ⁠חַיִּים֙ וְ⁠הַ֨⁠שָּׁל֔וֹם</w:t>
+      </w:r>
+    </w:p>
+    <w:p>
+      <w:pPr/>
+      <w:r>
+        <w:rPr>
+          <w:lang w:val="en_US" w:bidi="en_US"/>
+        </w:rPr>
+      </w:r>
+      <w:r>
+        <w:rPr>
           <w:b/>
           <w:lang w:val="en_US" w:bidi="en_US"/>
         </w:rPr>
@@ -10290,6 +11606,20 @@
       </w:r>
       <w:r>
         <w:rPr>
+          <w:lang w:val="en_US" w:bidi="en_US"/>
+        </w:rPr>
+        <w:t>הָיְתָ֣ה אִתּ֗⁠וֹ &amp; ל֥⁠וֹ &amp; וַ⁠יִּֽירָאֵ֑⁠נִי &amp; נִחַ֥ת הֽוּא</w:t>
+      </w:r>
+    </w:p>
+    <w:p>
+      <w:pPr/>
+      <w:r>
+        <w:rPr>
+          <w:lang w:val="en_US" w:bidi="en_US"/>
+        </w:rPr>
+      </w:r>
+      <w:r>
+        <w:rPr>
           <w:b/>
           <w:lang w:val="en_US" w:bidi="en_US"/>
         </w:rPr>
@@ -10412,6 +11742,20 @@
       </w:r>
       <w:r>
         <w:rPr>
+          <w:lang w:val="en_US" w:bidi="en_US"/>
+        </w:rPr>
+        <w:t>וַ⁠יִּֽירָאֵ֑⁠נִי וּ⁠מִ⁠פְּנֵ֥י שְׁמִ֖⁠י נִחַ֥ת הֽוּא</w:t>
+      </w:r>
+    </w:p>
+    <w:p>
+      <w:pPr/>
+      <w:r>
+        <w:rPr>
+          <w:lang w:val="en_US" w:bidi="en_US"/>
+        </w:rPr>
+      </w:r>
+      <w:r>
+        <w:rPr>
           <w:b/>
           <w:lang w:val="en_US" w:bidi="en_US"/>
         </w:rPr>
@@ -10495,6 +11839,20 @@
       </w:r>
       <w:r>
         <w:rPr>
+          <w:lang w:val="en_US" w:bidi="en_US"/>
+        </w:rPr>
+        <w:t>שְׁמִ֖⁠י</w:t>
+      </w:r>
+    </w:p>
+    <w:p>
+      <w:pPr/>
+      <w:r>
+        <w:rPr>
+          <w:lang w:val="en_US" w:bidi="en_US"/>
+        </w:rPr>
+      </w:r>
+      <w:r>
+        <w:rPr>
           <w:b/>
           <w:lang w:val="en_US" w:bidi="en_US"/>
         </w:rPr>
@@ -10591,6 +11949,20 @@
       </w:r>
       <w:r>
         <w:rPr>
+          <w:lang w:val="en_US" w:bidi="en_US"/>
+        </w:rPr>
+        <w:t>בְּ⁠פִ֔י⁠הוּ &amp; בִ⁠שְׂפָתָ֑י⁠ו &amp; הָלַ֣ךְ &amp; הֵשִׁ֥יב</w:t>
+      </w:r>
+    </w:p>
+    <w:p>
+      <w:pPr/>
+      <w:r>
+        <w:rPr>
+          <w:lang w:val="en_US" w:bidi="en_US"/>
+        </w:rPr>
+      </w:r>
+      <w:r>
+        <w:rPr>
           <w:b/>
           <w:lang w:val="en_US" w:bidi="en_US"/>
         </w:rPr>
@@ -10713,6 +12085,20 @@
       </w:r>
       <w:r>
         <w:rPr>
+          <w:lang w:val="en_US" w:bidi="en_US"/>
+        </w:rPr>
+        <w:t>תּוֹרַ֤ת אֱמֶת֙ הָיְתָ֣ה בְּ⁠פִ֔י⁠הוּ</w:t>
+      </w:r>
+    </w:p>
+    <w:p>
+      <w:pPr/>
+      <w:r>
+        <w:rPr>
+          <w:lang w:val="en_US" w:bidi="en_US"/>
+        </w:rPr>
+      </w:r>
+      <w:r>
+        <w:rPr>
           <w:b/>
           <w:lang w:val="en_US" w:bidi="en_US"/>
         </w:rPr>
@@ -10809,6 +12195,20 @@
       </w:r>
       <w:r>
         <w:rPr>
+          <w:lang w:val="en_US" w:bidi="en_US"/>
+        </w:rPr>
+        <w:t>תּוֹרַ֤ת אֱמֶת֙ הָיְתָ֣ה בְּ⁠פִ֔י⁠הוּ</w:t>
+      </w:r>
+    </w:p>
+    <w:p>
+      <w:pPr/>
+      <w:r>
+        <w:rPr>
+          <w:lang w:val="en_US" w:bidi="en_US"/>
+        </w:rPr>
+      </w:r>
+      <w:r>
+        <w:rPr>
           <w:b/>
           <w:lang w:val="en_US" w:bidi="en_US"/>
         </w:rPr>
@@ -10905,6 +12305,20 @@
       </w:r>
       <w:r>
         <w:rPr>
+          <w:lang w:val="en_US" w:bidi="en_US"/>
+        </w:rPr>
+        <w:t>וְ⁠עַוְלָ֖ה לֹא־נִמְצָ֣א בִ⁠שְׂפָתָ֑י⁠ו</w:t>
+      </w:r>
+    </w:p>
+    <w:p>
+      <w:pPr/>
+      <w:r>
+        <w:rPr>
+          <w:lang w:val="en_US" w:bidi="en_US"/>
+        </w:rPr>
+      </w:r>
+      <w:r>
+        <w:rPr>
           <w:b/>
           <w:lang w:val="en_US" w:bidi="en_US"/>
         </w:rPr>
@@ -11001,6 +12415,20 @@
       </w:r>
       <w:r>
         <w:rPr>
+          <w:lang w:val="en_US" w:bidi="en_US"/>
+        </w:rPr>
+        <w:t>וְ⁠עַוְלָ֖ה לֹא־נִמְצָ֣א בִ⁠שְׂפָתָ֑י⁠ו</w:t>
+      </w:r>
+    </w:p>
+    <w:p>
+      <w:pPr/>
+      <w:r>
+        <w:rPr>
+          <w:lang w:val="en_US" w:bidi="en_US"/>
+        </w:rPr>
+      </w:r>
+      <w:r>
+        <w:rPr>
           <w:b/>
           <w:lang w:val="en_US" w:bidi="en_US"/>
         </w:rPr>
@@ -11097,6 +12525,20 @@
       </w:r>
       <w:r>
         <w:rPr>
+          <w:lang w:val="en_US" w:bidi="en_US"/>
+        </w:rPr>
+        <w:t>וְ⁠עַוְלָ֖ה לֹא־נִמְצָ֣א בִ⁠שְׂפָתָ֑י⁠ו</w:t>
+      </w:r>
+    </w:p>
+    <w:p>
+      <w:pPr/>
+      <w:r>
+        <w:rPr>
+          <w:lang w:val="en_US" w:bidi="en_US"/>
+        </w:rPr>
+      </w:r>
+      <w:r>
+        <w:rPr>
           <w:b/>
           <w:lang w:val="en_US" w:bidi="en_US"/>
         </w:rPr>
@@ -11193,6 +12635,20 @@
       </w:r>
       <w:r>
         <w:rPr>
+          <w:lang w:val="en_US" w:bidi="en_US"/>
+        </w:rPr>
+        <w:t>בְּ⁠שָׁל֤וֹם וּ⁠בְ⁠מִישׁוֹר֙</w:t>
+      </w:r>
+    </w:p>
+    <w:p>
+      <w:pPr/>
+      <w:r>
+        <w:rPr>
+          <w:lang w:val="en_US" w:bidi="en_US"/>
+        </w:rPr>
+      </w:r>
+      <w:r>
+        <w:rPr>
           <w:b/>
           <w:lang w:val="en_US" w:bidi="en_US"/>
         </w:rPr>
@@ -11302,6 +12758,20 @@
       </w:r>
       <w:r>
         <w:rPr>
+          <w:lang w:val="en_US" w:bidi="en_US"/>
+        </w:rPr>
+        <w:t>הָלַ֣ךְ אִתִּ֔⁠י</w:t>
+      </w:r>
+    </w:p>
+    <w:p>
+      <w:pPr/>
+      <w:r>
+        <w:rPr>
+          <w:lang w:val="en_US" w:bidi="en_US"/>
+        </w:rPr>
+      </w:r>
+      <w:r>
+        <w:rPr>
           <w:b/>
           <w:lang w:val="en_US" w:bidi="en_US"/>
         </w:rPr>
@@ -11398,6 +12868,20 @@
       </w:r>
       <w:r>
         <w:rPr>
+          <w:lang w:val="en_US" w:bidi="en_US"/>
+        </w:rPr>
+        <w:t>וְ⁠רַבִּ֖ים הֵשִׁ֥יב מֵ⁠עָוֺֽן</w:t>
+      </w:r>
+    </w:p>
+    <w:p>
+      <w:pPr/>
+      <w:r>
+        <w:rPr>
+          <w:lang w:val="en_US" w:bidi="en_US"/>
+        </w:rPr>
+      </w:r>
+      <w:r>
+        <w:rPr>
           <w:b/>
           <w:lang w:val="en_US" w:bidi="en_US"/>
         </w:rPr>
@@ -11507,6 +12991,20 @@
       </w:r>
       <w:r>
         <w:rPr>
+          <w:lang w:val="en_US" w:bidi="en_US"/>
+        </w:rPr>
+        <w:t>מֵ⁠עָוֺֽן</w:t>
+      </w:r>
+    </w:p>
+    <w:p>
+      <w:pPr/>
+      <w:r>
+        <w:rPr>
+          <w:lang w:val="en_US" w:bidi="en_US"/>
+        </w:rPr>
+      </w:r>
+      <w:r>
+        <w:rPr>
           <w:b/>
           <w:lang w:val="en_US" w:bidi="en_US"/>
         </w:rPr>
@@ -11603,6 +13101,20 @@
       </w:r>
       <w:r>
         <w:rPr>
+          <w:lang w:val="en_US" w:bidi="en_US"/>
+        </w:rPr>
+        <w:t>שִׂפְתֵ֤י כֹהֵן֙ יִשְׁמְרוּ־דַ֔עַת</w:t>
+      </w:r>
+    </w:p>
+    <w:p>
+      <w:pPr/>
+      <w:r>
+        <w:rPr>
+          <w:lang w:val="en_US" w:bidi="en_US"/>
+        </w:rPr>
+      </w:r>
+      <w:r>
+        <w:rPr>
           <w:b/>
           <w:lang w:val="en_US" w:bidi="en_US"/>
         </w:rPr>
@@ -11699,6 +13211,20 @@
       </w:r>
       <w:r>
         <w:rPr>
+          <w:lang w:val="en_US" w:bidi="en_US"/>
+        </w:rPr>
+        <w:t>יִשְׁמְרוּ־דַ֔עַת</w:t>
+      </w:r>
+    </w:p>
+    <w:p>
+      <w:pPr/>
+      <w:r>
+        <w:rPr>
+          <w:lang w:val="en_US" w:bidi="en_US"/>
+        </w:rPr>
+      </w:r>
+      <w:r>
+        <w:rPr>
           <w:b/>
           <w:lang w:val="en_US" w:bidi="en_US"/>
         </w:rPr>
@@ -11808,6 +13334,20 @@
       </w:r>
       <w:r>
         <w:rPr>
+          <w:lang w:val="en_US" w:bidi="en_US"/>
+        </w:rPr>
+        <w:t>יִשְׁמְרוּ־דַ֔עַת</w:t>
+      </w:r>
+    </w:p>
+    <w:p>
+      <w:pPr/>
+      <w:r>
+        <w:rPr>
+          <w:lang w:val="en_US" w:bidi="en_US"/>
+        </w:rPr>
+      </w:r>
+      <w:r>
+        <w:rPr>
           <w:b/>
           <w:lang w:val="en_US" w:bidi="en_US"/>
         </w:rPr>
@@ -11904,6 +13444,20 @@
       </w:r>
       <w:r>
         <w:rPr>
+          <w:lang w:val="en_US" w:bidi="en_US"/>
+        </w:rPr>
+        <w:t>יְבַקְשׁ֣וּ</w:t>
+      </w:r>
+    </w:p>
+    <w:p>
+      <w:pPr/>
+      <w:r>
+        <w:rPr>
+          <w:lang w:val="en_US" w:bidi="en_US"/>
+        </w:rPr>
+      </w:r>
+      <w:r>
+        <w:rPr>
           <w:b/>
           <w:lang w:val="en_US" w:bidi="en_US"/>
         </w:rPr>
@@ -12000,6 +13554,20 @@
       </w:r>
       <w:r>
         <w:rPr>
+          <w:lang w:val="en_US" w:bidi="en_US"/>
+        </w:rPr>
+        <w:t>וְ⁠תוֹרָ֖ה יְבַקְשׁ֣וּ</w:t>
+      </w:r>
+    </w:p>
+    <w:p>
+      <w:pPr/>
+      <w:r>
+        <w:rPr>
+          <w:lang w:val="en_US" w:bidi="en_US"/>
+        </w:rPr>
+      </w:r>
+      <w:r>
+        <w:rPr>
           <w:b/>
           <w:lang w:val="en_US" w:bidi="en_US"/>
         </w:rPr>
@@ -12096,6 +13664,20 @@
       </w:r>
       <w:r>
         <w:rPr>
+          <w:lang w:val="en_US" w:bidi="en_US"/>
+        </w:rPr>
+        <w:t>מִ⁠פִּ֑י⁠הוּ</w:t>
+      </w:r>
+    </w:p>
+    <w:p>
+      <w:pPr/>
+      <w:r>
+        <w:rPr>
+          <w:lang w:val="en_US" w:bidi="en_US"/>
+        </w:rPr>
+      </w:r>
+      <w:r>
+        <w:rPr>
           <w:b/>
           <w:lang w:val="en_US" w:bidi="en_US"/>
         </w:rPr>
@@ -12192,6 +13774,20 @@
       </w:r>
       <w:r>
         <w:rPr>
+          <w:lang w:val="en_US" w:bidi="en_US"/>
+        </w:rPr>
+        <w:t>מַלְאַ֥ךְ יְהוָֽה־צְבָא֖וֹת</w:t>
+      </w:r>
+    </w:p>
+    <w:p>
+      <w:pPr/>
+      <w:r>
+        <w:rPr>
+          <w:lang w:val="en_US" w:bidi="en_US"/>
+        </w:rPr>
+      </w:r>
+      <w:r>
+        <w:rPr>
           <w:b/>
           <w:lang w:val="en_US" w:bidi="en_US"/>
         </w:rPr>
@@ -12264,6 +13860,20 @@
         <w:rPr>
           <w:lang w:val="en_US" w:bidi="en_US"/>
         </w:rPr>
+      </w:r>
+    </w:p>
+    <w:p>
+      <w:pPr/>
+      <w:r>
+        <w:rPr>
+          <w:lang w:val="en_US" w:bidi="en_US"/>
+        </w:rPr>
+      </w:r>
+      <w:r>
+        <w:rPr>
+          <w:lang w:val="en_US" w:bidi="en_US"/>
+        </w:rPr>
+        <w:t>וְ⁠אַתֶּם֙ סַרְתֶּ֣ם מִן־הַ⁠דֶּ֔רֶךְ</w:t>
       </w:r>
     </w:p>
     <w:p>
@@ -12376,6 +13986,20 @@
       </w:r>
       <w:r>
         <w:rPr>
+          <w:lang w:val="en_US" w:bidi="en_US"/>
+        </w:rPr>
+        <w:t>הִכְשַׁלְתֶּ֥ם רַבִּ֖ים</w:t>
+      </w:r>
+    </w:p>
+    <w:p>
+      <w:pPr/>
+      <w:r>
+        <w:rPr>
+          <w:lang w:val="en_US" w:bidi="en_US"/>
+        </w:rPr>
+      </w:r>
+      <w:r>
+        <w:rPr>
           <w:b/>
           <w:lang w:val="en_US" w:bidi="en_US"/>
         </w:rPr>
@@ -12472,6 +14096,20 @@
       </w:r>
       <w:r>
         <w:rPr>
+          <w:lang w:val="en_US" w:bidi="en_US"/>
+        </w:rPr>
+        <w:t>בַּ⁠תּוֹרָ֑ה</w:t>
+      </w:r>
+    </w:p>
+    <w:p>
+      <w:pPr/>
+      <w:r>
+        <w:rPr>
+          <w:lang w:val="en_US" w:bidi="en_US"/>
+        </w:rPr>
+      </w:r>
+      <w:r>
+        <w:rPr>
           <w:b/>
           <w:lang w:val="en_US" w:bidi="en_US"/>
         </w:rPr>
@@ -12557,6 +14195,20 @@
         <w:rPr>
           <w:lang w:val="en_US" w:bidi="en_US"/>
         </w:rPr>
+      </w:r>
+    </w:p>
+    <w:p>
+      <w:pPr/>
+      <w:r>
+        <w:rPr>
+          <w:lang w:val="en_US" w:bidi="en_US"/>
+        </w:rPr>
+      </w:r>
+      <w:r>
+        <w:rPr>
+          <w:lang w:val="en_US" w:bidi="en_US"/>
+        </w:rPr>
+        <w:t>שִֽׁחַתֶּם֙</w:t>
       </w:r>
     </w:p>
     <w:p>
@@ -12695,6 +14347,20 @@
       </w:r>
       <w:r>
         <w:rPr>
+          <w:lang w:val="en_US" w:bidi="en_US"/>
+        </w:rPr>
+        <w:t>הַ⁠לֵּוִ֔י</w:t>
+      </w:r>
+    </w:p>
+    <w:p>
+      <w:pPr/>
+      <w:r>
+        <w:rPr>
+          <w:lang w:val="en_US" w:bidi="en_US"/>
+        </w:rPr>
+      </w:r>
+      <w:r>
+        <w:rPr>
           <w:b/>
           <w:lang w:val="en_US" w:bidi="en_US"/>
         </w:rPr>
@@ -12796,6 +14462,20 @@
       </w:r>
       <w:r>
         <w:rPr>
+          <w:lang w:val="en_US" w:bidi="en_US"/>
+        </w:rPr>
+        <w:t>וְ⁠נֹשְׂאִ֥ים פָּנִ֖ים</w:t>
+      </w:r>
+    </w:p>
+    <w:p>
+      <w:pPr/>
+      <w:r>
+        <w:rPr>
+          <w:lang w:val="en_US" w:bidi="en_US"/>
+        </w:rPr>
+      </w:r>
+      <w:r>
+        <w:rPr>
           <w:b/>
           <w:lang w:val="en_US" w:bidi="en_US"/>
         </w:rPr>
@@ -12897,6 +14577,20 @@
       </w:r>
       <w:r>
         <w:rPr>
+          <w:lang w:val="en_US" w:bidi="en_US"/>
+        </w:rPr>
+        <w:t>בַּ⁠תּוֹרָֽה</w:t>
+      </w:r>
+    </w:p>
+    <w:p>
+      <w:pPr/>
+      <w:r>
+        <w:rPr>
+          <w:lang w:val="en_US" w:bidi="en_US"/>
+        </w:rPr>
+      </w:r>
+      <w:r>
+        <w:rPr>
           <w:b/>
           <w:lang w:val="en_US" w:bidi="en_US"/>
         </w:rPr>
@@ -12993,6 +14687,20 @@
       </w:r>
       <w:r>
         <w:rPr>
+          <w:lang w:val="en_US" w:bidi="en_US"/>
+        </w:rPr>
+        <w:t>הֲ⁠ל֨וֹא אָ֤ב אֶחָד֙ לְ⁠כֻלָּ֔⁠נוּ הֲ⁠ל֛וֹא אֵ֥ל אֶֽחָ֖ד בְּרָאָ֑⁠נוּ</w:t>
+      </w:r>
+    </w:p>
+    <w:p>
+      <w:pPr/>
+      <w:r>
+        <w:rPr>
+          <w:lang w:val="en_US" w:bidi="en_US"/>
+        </w:rPr>
+      </w:r>
+      <w:r>
+        <w:rPr>
           <w:b/>
           <w:lang w:val="en_US" w:bidi="en_US"/>
         </w:rPr>
@@ -13076,6 +14784,20 @@
       </w:r>
       <w:r>
         <w:rPr>
+          <w:lang w:val="en_US" w:bidi="en_US"/>
+        </w:rPr>
+        <w:t>הֲ⁠ל֨וֹא אָ֤ב אֶחָד֙ לְ⁠כֻלָּ֔⁠נוּ הֲ⁠ל֛וֹא אֵ֥ל אֶֽחָ֖ד בְּרָאָ֑⁠נוּ</w:t>
+      </w:r>
+    </w:p>
+    <w:p>
+      <w:pPr/>
+      <w:r>
+        <w:rPr>
+          <w:lang w:val="en_US" w:bidi="en_US"/>
+        </w:rPr>
+      </w:r>
+      <w:r>
+        <w:rPr>
           <w:b/>
           <w:lang w:val="en_US" w:bidi="en_US"/>
         </w:rPr>
@@ -13159,6 +14881,20 @@
       </w:r>
       <w:r>
         <w:rPr>
+          <w:lang w:val="en_US" w:bidi="en_US"/>
+        </w:rPr>
+        <w:t>מַדּ֗וּעַ נִבְגַּד֙ אִ֣ישׁ בְּ⁠אָחִ֔י⁠ו לְ⁠חַלֵּ֖ל בְּרִ֥ית אֲבֹתֵֽי⁠נוּ</w:t>
+      </w:r>
+    </w:p>
+    <w:p>
+      <w:pPr/>
+      <w:r>
+        <w:rPr>
+          <w:lang w:val="en_US" w:bidi="en_US"/>
+        </w:rPr>
+      </w:r>
+      <w:r>
+        <w:rPr>
           <w:b/>
           <w:lang w:val="en_US" w:bidi="en_US"/>
         </w:rPr>
@@ -13242,6 +14978,20 @@
       </w:r>
       <w:r>
         <w:rPr>
+          <w:lang w:val="en_US" w:bidi="en_US"/>
+        </w:rPr>
+        <w:t>אִ֣ישׁ בְּ⁠אָחִ֔י⁠ו</w:t>
+      </w:r>
+    </w:p>
+    <w:p>
+      <w:pPr/>
+      <w:r>
+        <w:rPr>
+          <w:lang w:val="en_US" w:bidi="en_US"/>
+        </w:rPr>
+      </w:r>
+      <w:r>
+        <w:rPr>
           <w:b/>
           <w:lang w:val="en_US" w:bidi="en_US"/>
         </w:rPr>
@@ -13325,6 +15075,20 @@
       </w:r>
       <w:r>
         <w:rPr>
+          <w:lang w:val="en_US" w:bidi="en_US"/>
+        </w:rPr>
+        <w:t>אֲבֹתֵֽי⁠נוּ</w:t>
+      </w:r>
+    </w:p>
+    <w:p>
+      <w:pPr/>
+      <w:r>
+        <w:rPr>
+          <w:lang w:val="en_US" w:bidi="en_US"/>
+        </w:rPr>
+      </w:r>
+      <w:r>
+        <w:rPr>
           <w:b/>
           <w:lang w:val="en_US" w:bidi="en_US"/>
         </w:rPr>
@@ -13421,6 +15185,20 @@
       </w:r>
       <w:r>
         <w:rPr>
+          <w:lang w:val="en_US" w:bidi="en_US"/>
+        </w:rPr>
+        <w:t>בָּגְדָ֣ה יְהוּדָ֔ה וְ⁠תוֹעֵבָ֛ה נֶעֶשְׂתָ֥ה בְ⁠יִשְׂרָאֵ֖ל וּ⁠בִ⁠ירֽוּשָׁלִָ֑ם</w:t>
+      </w:r>
+    </w:p>
+    <w:p>
+      <w:pPr/>
+      <w:r>
+        <w:rPr>
+          <w:lang w:val="en_US" w:bidi="en_US"/>
+        </w:rPr>
+      </w:r>
+      <w:r>
+        <w:rPr>
           <w:b/>
           <w:lang w:val="en_US" w:bidi="en_US"/>
         </w:rPr>
@@ -13504,6 +15282,20 @@
       </w:r>
       <w:r>
         <w:rPr>
+          <w:lang w:val="en_US" w:bidi="en_US"/>
+        </w:rPr>
+        <w:t>בָּגְדָ֣ה יְהוּדָ֔ה &amp; חִלֵּ֣ל יְהוּדָ֗ה</w:t>
+      </w:r>
+    </w:p>
+    <w:p>
+      <w:pPr/>
+      <w:r>
+        <w:rPr>
+          <w:lang w:val="en_US" w:bidi="en_US"/>
+        </w:rPr>
+      </w:r>
+      <w:r>
+        <w:rPr>
           <w:b/>
           <w:lang w:val="en_US" w:bidi="en_US"/>
         </w:rPr>
@@ -13600,6 +15392,20 @@
       </w:r>
       <w:r>
         <w:rPr>
+          <w:lang w:val="en_US" w:bidi="en_US"/>
+        </w:rPr>
+        <w:t>וְ⁠תוֹעֵבָ֛ה נֶעֶשְׂתָ֥ה בְ⁠יִשְׂרָאֵ֖ל וּ⁠בִ⁠ירֽוּשָׁלִָ֑ם</w:t>
+      </w:r>
+    </w:p>
+    <w:p>
+      <w:pPr/>
+      <w:r>
+        <w:rPr>
+          <w:lang w:val="en_US" w:bidi="en_US"/>
+        </w:rPr>
+      </w:r>
+      <w:r>
+        <w:rPr>
           <w:b/>
           <w:lang w:val="en_US" w:bidi="en_US"/>
         </w:rPr>
@@ -13683,6 +15489,20 @@
       </w:r>
       <w:r>
         <w:rPr>
+          <w:lang w:val="en_US" w:bidi="en_US"/>
+        </w:rPr>
+        <w:t>וּ⁠בָעַ֖ל בַּת־אֵ֥ל נֵכָֽר</w:t>
+      </w:r>
+    </w:p>
+    <w:p>
+      <w:pPr/>
+      <w:r>
+        <w:rPr>
+          <w:lang w:val="en_US" w:bidi="en_US"/>
+        </w:rPr>
+      </w:r>
+      <w:r>
+        <w:rPr>
           <w:b/>
           <w:lang w:val="en_US" w:bidi="en_US"/>
         </w:rPr>
@@ -13792,6 +15612,20 @@
       </w:r>
       <w:r>
         <w:rPr>
+          <w:lang w:val="en_US" w:bidi="en_US"/>
+        </w:rPr>
+        <w:t>יַכְרֵ֨ת יְהוָ֜ה &amp; מֵ⁠אָהֳלֵ֖י יַֽעֲקֹ֑ב</w:t>
+      </w:r>
+    </w:p>
+    <w:p>
+      <w:pPr/>
+      <w:r>
+        <w:rPr>
+          <w:lang w:val="en_US" w:bidi="en_US"/>
+        </w:rPr>
+      </w:r>
+      <w:r>
+        <w:rPr>
           <w:b/>
           <w:lang w:val="en_US" w:bidi="en_US"/>
         </w:rPr>
@@ -13888,6 +15722,20 @@
       </w:r>
       <w:r>
         <w:rPr>
+          <w:lang w:val="en_US" w:bidi="en_US"/>
+        </w:rPr>
+        <w:t>יַכְרֵ֨ת יְהוָ֜ה</w:t>
+      </w:r>
+    </w:p>
+    <w:p>
+      <w:pPr/>
+      <w:r>
+        <w:rPr>
+          <w:lang w:val="en_US" w:bidi="en_US"/>
+        </w:rPr>
+      </w:r>
+      <w:r>
+        <w:rPr>
           <w:b/>
           <w:lang w:val="en_US" w:bidi="en_US"/>
         </w:rPr>
@@ -13984,6 +15832,20 @@
       </w:r>
       <w:r>
         <w:rPr>
+          <w:lang w:val="en_US" w:bidi="en_US"/>
+        </w:rPr>
+        <w:t>מֵ⁠אָהֳלֵ֖י יַֽעֲקֹ֑ב</w:t>
+      </w:r>
+    </w:p>
+    <w:p>
+      <w:pPr/>
+      <w:r>
+        <w:rPr>
+          <w:lang w:val="en_US" w:bidi="en_US"/>
+        </w:rPr>
+      </w:r>
+      <w:r>
+        <w:rPr>
           <w:b/>
           <w:lang w:val="en_US" w:bidi="en_US"/>
         </w:rPr>
@@ -14093,6 +15955,20 @@
       </w:r>
       <w:r>
         <w:rPr>
+          <w:lang w:val="en_US" w:bidi="en_US"/>
+        </w:rPr>
+        <w:t>לָ⁠אִ֨ישׁ</w:t>
+      </w:r>
+    </w:p>
+    <w:p>
+      <w:pPr/>
+      <w:r>
+        <w:rPr>
+          <w:lang w:val="en_US" w:bidi="en_US"/>
+        </w:rPr>
+      </w:r>
+      <w:r>
+        <w:rPr>
           <w:b/>
           <w:lang w:val="en_US" w:bidi="en_US"/>
         </w:rPr>
@@ -14189,6 +16065,20 @@
       </w:r>
       <w:r>
         <w:rPr>
+          <w:lang w:val="en_US" w:bidi="en_US"/>
+        </w:rPr>
+        <w:t>עֵ֣ר וְ⁠עֹנֶ֔ה</w:t>
+      </w:r>
+    </w:p>
+    <w:p>
+      <w:pPr/>
+      <w:r>
+        <w:rPr>
+          <w:lang w:val="en_US" w:bidi="en_US"/>
+        </w:rPr>
+      </w:r>
+      <w:r>
+        <w:rPr>
           <w:b/>
           <w:lang w:val="en_US" w:bidi="en_US"/>
         </w:rPr>
@@ -14298,6 +16188,20 @@
       </w:r>
       <w:r>
         <w:rPr>
+          <w:lang w:val="en_US" w:bidi="en_US"/>
+        </w:rPr>
+        <w:t>כַּסּ֤וֹת דִּמְעָה֙ אֶת־מִזְבַּ֣ח יְהוָ֔ה</w:t>
+      </w:r>
+    </w:p>
+    <w:p>
+      <w:pPr/>
+      <w:r>
+        <w:rPr>
+          <w:lang w:val="en_US" w:bidi="en_US"/>
+        </w:rPr>
+      </w:r>
+      <w:r>
+        <w:rPr>
           <w:b/>
           <w:lang w:val="en_US" w:bidi="en_US"/>
         </w:rPr>
@@ -14381,6 +16285,20 @@
       </w:r>
       <w:r>
         <w:rPr>
+          <w:lang w:val="en_US" w:bidi="en_US"/>
+        </w:rPr>
+        <w:t>פְּנוֹת֙ אֶל־הַ⁠מִּנְחָ֔ה וְ⁠לָ⁠קַ֥חַת רָצ֖וֹן מִ⁠יֶּדְ⁠כֶֽם</w:t>
+      </w:r>
+    </w:p>
+    <w:p>
+      <w:pPr/>
+      <w:r>
+        <w:rPr>
+          <w:lang w:val="en_US" w:bidi="en_US"/>
+        </w:rPr>
+      </w:r>
+      <w:r>
+        <w:rPr>
           <w:b/>
           <w:lang w:val="en_US" w:bidi="en_US"/>
         </w:rPr>
@@ -14464,6 +16382,20 @@
       </w:r>
       <w:r>
         <w:rPr>
+          <w:lang w:val="en_US" w:bidi="en_US"/>
+        </w:rPr>
+        <w:t>פְּנוֹת֙ אֶל־הַ⁠מִּנְחָ֔ה</w:t>
+      </w:r>
+    </w:p>
+    <w:p>
+      <w:pPr/>
+      <w:r>
+        <w:rPr>
+          <w:lang w:val="en_US" w:bidi="en_US"/>
+        </w:rPr>
+      </w:r>
+      <w:r>
+        <w:rPr>
           <w:b/>
           <w:lang w:val="en_US" w:bidi="en_US"/>
         </w:rPr>
@@ -14560,6 +16492,20 @@
       </w:r>
       <w:r>
         <w:rPr>
+          <w:lang w:val="en_US" w:bidi="en_US"/>
+        </w:rPr>
+        <w:t>מִ⁠יֶּדְ⁠כֶֽם</w:t>
+      </w:r>
+    </w:p>
+    <w:p>
+      <w:pPr/>
+      <w:r>
+        <w:rPr>
+          <w:lang w:val="en_US" w:bidi="en_US"/>
+        </w:rPr>
+      </w:r>
+      <w:r>
+        <w:rPr>
           <w:b/>
           <w:lang w:val="en_US" w:bidi="en_US"/>
         </w:rPr>
@@ -14656,6 +16602,20 @@
       </w:r>
       <w:r>
         <w:rPr>
+          <w:lang w:val="en_US" w:bidi="en_US"/>
+        </w:rPr>
+        <w:t>יְהוָה֩ הֵעִ֨יד בֵּינְ⁠ךָ֜ וּ⁠בֵ֣ין ׀ אֵ֣שֶׁת נְעוּרֶ֗י⁠ךָ</w:t>
+      </w:r>
+    </w:p>
+    <w:p>
+      <w:pPr/>
+      <w:r>
+        <w:rPr>
+          <w:lang w:val="en_US" w:bidi="en_US"/>
+        </w:rPr>
+      </w:r>
+      <w:r>
+        <w:rPr>
           <w:b/>
           <w:lang w:val="en_US" w:bidi="en_US"/>
         </w:rPr>
@@ -14752,6 +16712,20 @@
       </w:r>
       <w:r>
         <w:rPr>
+          <w:lang w:val="en_US" w:bidi="en_US"/>
+        </w:rPr>
+        <w:t>בֵּינְ⁠ךָ֜ &amp; נְעוּרֶ֗י⁠ךָ &amp; אַתָּה֙ בָּגַ֣דְתָּה &amp; חֲבֶרְתְּ⁠ךָ֖ &amp; בְּרִיתֶֽ⁠ךָ</w:t>
+      </w:r>
+    </w:p>
+    <w:p>
+      <w:pPr/>
+      <w:r>
+        <w:rPr>
+          <w:lang w:val="en_US" w:bidi="en_US"/>
+        </w:rPr>
+      </w:r>
+      <w:r>
+        <w:rPr>
           <w:b/>
           <w:lang w:val="en_US" w:bidi="en_US"/>
         </w:rPr>
@@ -14939,6 +16913,20 @@
       </w:r>
       <w:r>
         <w:rPr>
+          <w:lang w:val="en_US" w:bidi="en_US"/>
+        </w:rPr>
+        <w:t>אֵ֣שֶׁת נְעוּרֶ֗י⁠ךָ</w:t>
+      </w:r>
+    </w:p>
+    <w:p>
+      <w:pPr/>
+      <w:r>
+        <w:rPr>
+          <w:lang w:val="en_US" w:bidi="en_US"/>
+        </w:rPr>
+      </w:r>
+      <w:r>
+        <w:rPr>
           <w:b/>
           <w:lang w:val="en_US" w:bidi="en_US"/>
         </w:rPr>
@@ -15035,6 +17023,20 @@
       </w:r>
       <w:r>
         <w:rPr>
+          <w:lang w:val="en_US" w:bidi="en_US"/>
+        </w:rPr>
+        <w:t>וְ⁠לֹא־אֶחָ֣ד עָשָׂ֗ה וּ⁠שְׁאָ֥ר ר֨וּחַ֙ ל֔⁠וֹ</w:t>
+      </w:r>
+    </w:p>
+    <w:p>
+      <w:pPr/>
+      <w:r>
+        <w:rPr>
+          <w:lang w:val="en_US" w:bidi="en_US"/>
+        </w:rPr>
+      </w:r>
+      <w:r>
+        <w:rPr>
           <w:b/>
           <w:lang w:val="en_US" w:bidi="en_US"/>
         </w:rPr>
@@ -15118,6 +17120,20 @@
       </w:r>
       <w:r>
         <w:rPr>
+          <w:lang w:val="en_US" w:bidi="en_US"/>
+        </w:rPr>
+        <w:t>וּ⁠שְׁאָ֥ר ר֨וּחַ֙ ל֔⁠וֹ</w:t>
+      </w:r>
+    </w:p>
+    <w:p>
+      <w:pPr/>
+      <w:r>
+        <w:rPr>
+          <w:lang w:val="en_US" w:bidi="en_US"/>
+        </w:rPr>
+      </w:r>
+      <w:r>
+        <w:rPr>
           <w:b/>
           <w:lang w:val="en_US" w:bidi="en_US"/>
         </w:rPr>
@@ -15227,6 +17243,20 @@
       </w:r>
       <w:r>
         <w:rPr>
+          <w:lang w:val="en_US" w:bidi="en_US"/>
+        </w:rPr>
+        <w:t>וּ⁠מָה֙ הָֽ⁠אֶחָ֔ד מְבַקֵּ֖שׁ זֶ֣רַע אֱלֹהִ֑ים</w:t>
+      </w:r>
+    </w:p>
+    <w:p>
+      <w:pPr/>
+      <w:r>
+        <w:rPr>
+          <w:lang w:val="en_US" w:bidi="en_US"/>
+        </w:rPr>
+      </w:r>
+      <w:r>
+        <w:rPr>
           <w:b/>
           <w:lang w:val="en_US" w:bidi="en_US"/>
         </w:rPr>
@@ -15323,6 +17353,20 @@
       </w:r>
       <w:r>
         <w:rPr>
+          <w:lang w:val="en_US" w:bidi="en_US"/>
+        </w:rPr>
+        <w:t>זֶ֣רַע אֱלֹהִ֑ים</w:t>
+      </w:r>
+    </w:p>
+    <w:p>
+      <w:pPr/>
+      <w:r>
+        <w:rPr>
+          <w:lang w:val="en_US" w:bidi="en_US"/>
+        </w:rPr>
+      </w:r>
+      <w:r>
+        <w:rPr>
           <w:b/>
           <w:lang w:val="en_US" w:bidi="en_US"/>
         </w:rPr>
@@ -15406,6 +17450,20 @@
       </w:r>
       <w:r>
         <w:rPr>
+          <w:lang w:val="en_US" w:bidi="en_US"/>
+        </w:rPr>
+        <w:t>וְ⁠נִשְׁמַרְתֶּם֙ בְּ⁠ר֣וּחֲ⁠כֶ֔ם</w:t>
+      </w:r>
+    </w:p>
+    <w:p>
+      <w:pPr/>
+      <w:r>
+        <w:rPr>
+          <w:lang w:val="en_US" w:bidi="en_US"/>
+        </w:rPr>
+      </w:r>
+      <w:r>
+        <w:rPr>
           <w:b/>
           <w:lang w:val="en_US" w:bidi="en_US"/>
         </w:rPr>
@@ -15515,6 +17573,20 @@
       </w:r>
       <w:r>
         <w:rPr>
+          <w:lang w:val="en_US" w:bidi="en_US"/>
+        </w:rPr>
+        <w:t>וְ⁠כִסָּ֤ה חָמָס֙ עַל־לְבוּשׁ֔⁠וֹ</w:t>
+      </w:r>
+    </w:p>
+    <w:p>
+      <w:pPr/>
+      <w:r>
+        <w:rPr>
+          <w:lang w:val="en_US" w:bidi="en_US"/>
+        </w:rPr>
+      </w:r>
+      <w:r>
+        <w:rPr>
           <w:b/>
           <w:lang w:val="en_US" w:bidi="en_US"/>
         </w:rPr>
@@ -15611,6 +17683,20 @@
       </w:r>
       <w:r>
         <w:rPr>
+          <w:lang w:val="en_US" w:bidi="en_US"/>
+        </w:rPr>
+        <w:t>וְ⁠נִשְׁמַרְתֶּ֥ם בְּ⁠רוּחֲ⁠כֶ֖ם</w:t>
+      </w:r>
+    </w:p>
+    <w:p>
+      <w:pPr/>
+      <w:r>
+        <w:rPr>
+          <w:lang w:val="en_US" w:bidi="en_US"/>
+        </w:rPr>
+      </w:r>
+      <w:r>
+        <w:rPr>
           <w:b/>
           <w:lang w:val="en_US" w:bidi="en_US"/>
         </w:rPr>
@@ -15694,6 +17780,20 @@
       </w:r>
       <w:r>
         <w:rPr>
+          <w:lang w:val="en_US" w:bidi="en_US"/>
+        </w:rPr>
+        <w:t>בְּ⁠דִבְרֵי⁠כֶ֔ם</w:t>
+      </w:r>
+    </w:p>
+    <w:p>
+      <w:pPr/>
+      <w:r>
+        <w:rPr>
+          <w:lang w:val="en_US" w:bidi="en_US"/>
+        </w:rPr>
+      </w:r>
+      <w:r>
+        <w:rPr>
           <w:b/>
           <w:lang w:val="en_US" w:bidi="en_US"/>
         </w:rPr>
@@ -15790,6 +17890,20 @@
       </w:r>
       <w:r>
         <w:rPr>
+          <w:lang w:val="en_US" w:bidi="en_US"/>
+        </w:rPr>
+        <w:t>עֹ֨שֵׂה רָ֜ע</w:t>
+      </w:r>
+    </w:p>
+    <w:p>
+      <w:pPr/>
+      <w:r>
+        <w:rPr>
+          <w:lang w:val="en_US" w:bidi="en_US"/>
+        </w:rPr>
+      </w:r>
+      <w:r>
+        <w:rPr>
           <w:b/>
           <w:lang w:val="en_US" w:bidi="en_US"/>
         </w:rPr>
@@ -15886,6 +18000,20 @@
       </w:r>
       <w:r>
         <w:rPr>
+          <w:lang w:val="en_US" w:bidi="en_US"/>
+        </w:rPr>
+        <w:t>בְּ⁠עֵינֵ֣י יְהוָ֗ה</w:t>
+      </w:r>
+    </w:p>
+    <w:p>
+      <w:pPr/>
+      <w:r>
+        <w:rPr>
+          <w:lang w:val="en_US" w:bidi="en_US"/>
+        </w:rPr>
+      </w:r>
+      <w:r>
+        <w:rPr>
           <w:b/>
           <w:lang w:val="en_US" w:bidi="en_US"/>
         </w:rPr>
@@ -15982,6 +18110,20 @@
       </w:r>
       <w:r>
         <w:rPr>
+          <w:lang w:val="en_US" w:bidi="en_US"/>
+        </w:rPr>
+        <w:t>אַיֵּ֖ה אֱלֹהֵ֥י הַ⁠מִּשְׁפָּֽט</w:t>
+      </w:r>
+    </w:p>
+    <w:p>
+      <w:pPr/>
+      <w:r>
+        <w:rPr>
+          <w:lang w:val="en_US" w:bidi="en_US"/>
+        </w:rPr>
+      </w:r>
+      <w:r>
+        <w:rPr>
           <w:b/>
           <w:lang w:val="en_US" w:bidi="en_US"/>
         </w:rPr>
@@ -16078,6 +18220,20 @@
       </w:r>
       <w:r>
         <w:rPr>
+          <w:lang w:val="en_US" w:bidi="en_US"/>
+        </w:rPr>
+        <w:t>אַיֵּ֖ה אֱלֹהֵ֥י הַ⁠מִּשְׁפָּֽט</w:t>
+      </w:r>
+    </w:p>
+    <w:p>
+      <w:pPr/>
+      <w:r>
+        <w:rPr>
+          <w:lang w:val="en_US" w:bidi="en_US"/>
+        </w:rPr>
+      </w:r>
+      <w:r>
+        <w:rPr>
           <w:b/>
           <w:lang w:val="en_US" w:bidi="en_US"/>
         </w:rPr>
@@ -16251,6 +18407,20 @@
         <w:rPr>
           <w:lang w:val="en_US" w:bidi="en_US"/>
         </w:rPr>
+      </w:r>
+    </w:p>
+    <w:p>
+      <w:pPr/>
+      <w:r>
+        <w:rPr>
+          <w:lang w:val="en_US" w:bidi="en_US"/>
+        </w:rPr>
+      </w:r>
+      <w:r>
+        <w:rPr>
+          <w:lang w:val="en_US" w:bidi="en_US"/>
+        </w:rPr>
+        <w:t>הִנְ⁠נִ֤י שֹׁלֵחַ֙</w:t>
       </w:r>
     </w:p>
     <w:p>
@@ -16370,6 +18540,20 @@
       </w:r>
       <w:r>
         <w:rPr>
+          <w:lang w:val="en_US" w:bidi="en_US"/>
+        </w:rPr>
+        <w:t>וּ⁠פִנָּה־דֶ֖רֶךְ לְ⁠פָנָ֑⁠י</w:t>
+      </w:r>
+    </w:p>
+    <w:p>
+      <w:pPr/>
+      <w:r>
+        <w:rPr>
+          <w:lang w:val="en_US" w:bidi="en_US"/>
+        </w:rPr>
+      </w:r>
+      <w:r>
+        <w:rPr>
           <w:b/>
           <w:lang w:val="en_US" w:bidi="en_US"/>
         </w:rPr>
@@ -16466,6 +18650,20 @@
       </w:r>
       <w:r>
         <w:rPr>
+          <w:lang w:val="en_US" w:bidi="en_US"/>
+        </w:rPr>
+        <w:t>וּ⁠פִנָּה־דֶ֖רֶךְ לְ⁠פָנָ֑⁠י</w:t>
+      </w:r>
+    </w:p>
+    <w:p>
+      <w:pPr/>
+      <w:r>
+        <w:rPr>
+          <w:lang w:val="en_US" w:bidi="en_US"/>
+        </w:rPr>
+      </w:r>
+      <w:r>
+        <w:rPr>
           <w:b/>
           <w:lang w:val="en_US" w:bidi="en_US"/>
         </w:rPr>
@@ -16551,6 +18749,20 @@
         <w:rPr>
           <w:lang w:val="en_US" w:bidi="en_US"/>
         </w:rPr>
+      </w:r>
+    </w:p>
+    <w:p>
+      <w:pPr/>
+      <w:r>
+        <w:rPr>
+          <w:lang w:val="en_US" w:bidi="en_US"/>
+        </w:rPr>
+      </w:r>
+      <w:r>
+        <w:rPr>
+          <w:lang w:val="en_US" w:bidi="en_US"/>
+        </w:rPr>
+        <w:t>הִנֵּה</w:t>
       </w:r>
     </w:p>
     <w:p>
@@ -16663,6 +18875,20 @@
       </w:r>
       <w:r>
         <w:rPr>
+          <w:lang w:val="en_US" w:bidi="en_US"/>
+        </w:rPr>
+        <w:t>וּ⁠מִ֤י מְכַלְכֵּל֙ אֶת־י֣וֹם בּוֹא֔⁠וֹ וּ⁠מִ֥י הָ⁠עֹמֵ֖ד בְּ⁠הֵרָֽאוֹת֑⁠וֹ כִּֽי־הוּא֙ כְּ⁠אֵ֣שׁ מְצָרֵ֔ף וּ⁠כְ⁠בֹרִ֖ית מְכַבְּסִֽים</w:t>
+      </w:r>
+    </w:p>
+    <w:p>
+      <w:pPr/>
+      <w:r>
+        <w:rPr>
+          <w:lang w:val="en_US" w:bidi="en_US"/>
+        </w:rPr>
+      </w:r>
+      <w:r>
+        <w:rPr>
           <w:b/>
           <w:lang w:val="en_US" w:bidi="en_US"/>
         </w:rPr>
@@ -16746,6 +18972,20 @@
       </w:r>
       <w:r>
         <w:rPr>
+          <w:lang w:val="en_US" w:bidi="en_US"/>
+        </w:rPr>
+        <w:t>וּ⁠מִ֤י מְכַלְכֵּל֙ אֶת־י֣וֹם בּוֹא֔⁠וֹ וּ⁠מִ֥י הָ⁠עֹמֵ֖ד בְּ⁠הֵרָֽאוֹת֑⁠וֹ</w:t>
+      </w:r>
+    </w:p>
+    <w:p>
+      <w:pPr/>
+      <w:r>
+        <w:rPr>
+          <w:lang w:val="en_US" w:bidi="en_US"/>
+        </w:rPr>
+      </w:r>
+      <w:r>
+        <w:rPr>
           <w:b/>
           <w:lang w:val="en_US" w:bidi="en_US"/>
         </w:rPr>
@@ -16829,6 +19069,20 @@
       </w:r>
       <w:r>
         <w:rPr>
+          <w:lang w:val="en_US" w:bidi="en_US"/>
+        </w:rPr>
+        <w:t>וּ⁠מִ֤י מְכַלְכֵּל֙ אֶת־י֣וֹם בּוֹא֔⁠וֹ וּ⁠מִ֥י הָ⁠עֹמֵ֖ד בְּ⁠הֵרָֽאוֹת֑⁠וֹ</w:t>
+      </w:r>
+    </w:p>
+    <w:p>
+      <w:pPr/>
+      <w:r>
+        <w:rPr>
+          <w:lang w:val="en_US" w:bidi="en_US"/>
+        </w:rPr>
+      </w:r>
+      <w:r>
+        <w:rPr>
           <w:b/>
           <w:lang w:val="en_US" w:bidi="en_US"/>
         </w:rPr>
@@ -16912,6 +19166,20 @@
       </w:r>
       <w:r>
         <w:rPr>
+          <w:lang w:val="en_US" w:bidi="en_US"/>
+        </w:rPr>
+        <w:t>הָ⁠עֹמֵ֖ד</w:t>
+      </w:r>
+    </w:p>
+    <w:p>
+      <w:pPr/>
+      <w:r>
+        <w:rPr>
+          <w:lang w:val="en_US" w:bidi="en_US"/>
+        </w:rPr>
+      </w:r>
+      <w:r>
+        <w:rPr>
           <w:b/>
           <w:lang w:val="en_US" w:bidi="en_US"/>
         </w:rPr>
@@ -17008,6 +19276,20 @@
       </w:r>
       <w:r>
         <w:rPr>
+          <w:lang w:val="en_US" w:bidi="en_US"/>
+        </w:rPr>
+        <w:t>הוּא֙ כְּ⁠אֵ֣שׁ מְצָרֵ֔ף וּ⁠כְ⁠בֹרִ֖ית מְכַבְּסִֽים</w:t>
+      </w:r>
+    </w:p>
+    <w:p>
+      <w:pPr/>
+      <w:r>
+        <w:rPr>
+          <w:lang w:val="en_US" w:bidi="en_US"/>
+        </w:rPr>
+      </w:r>
+      <w:r>
+        <w:rPr>
           <w:b/>
           <w:lang w:val="en_US" w:bidi="en_US"/>
         </w:rPr>
@@ -17091,6 +19373,20 @@
       </w:r>
       <w:r>
         <w:rPr>
+          <w:lang w:val="en_US" w:bidi="en_US"/>
+        </w:rPr>
+        <w:t>וְ⁠יָשַׁ֨ב מְצָרֵ֤ף וּ⁠מְטַהֵר֙ כֶּ֔סֶף</w:t>
+      </w:r>
+    </w:p>
+    <w:p>
+      <w:pPr/>
+      <w:r>
+        <w:rPr>
+          <w:lang w:val="en_US" w:bidi="en_US"/>
+        </w:rPr>
+      </w:r>
+      <w:r>
+        <w:rPr>
           <w:b/>
           <w:lang w:val="en_US" w:bidi="en_US"/>
         </w:rPr>
@@ -17200,6 +19496,20 @@
       </w:r>
       <w:r>
         <w:rPr>
+          <w:lang w:val="en_US" w:bidi="en_US"/>
+        </w:rPr>
+        <w:t>אֶת־בְּנֵֽי־לֵוִי֙</w:t>
+      </w:r>
+    </w:p>
+    <w:p>
+      <w:pPr/>
+      <w:r>
+        <w:rPr>
+          <w:lang w:val="en_US" w:bidi="en_US"/>
+        </w:rPr>
+      </w:r>
+      <w:r>
+        <w:rPr>
           <w:b/>
           <w:lang w:val="en_US" w:bidi="en_US"/>
         </w:rPr>
@@ -17309,6 +19619,20 @@
       </w:r>
       <w:r>
         <w:rPr>
+          <w:lang w:val="en_US" w:bidi="en_US"/>
+        </w:rPr>
+        <w:t>וְ⁠זִקַּ֣ק אֹתָ֔⁠ם כַּ⁠זָּהָ֖ב וְ⁠כַ⁠כָּ֑סֶף</w:t>
+      </w:r>
+    </w:p>
+    <w:p>
+      <w:pPr/>
+      <w:r>
+        <w:rPr>
+          <w:lang w:val="en_US" w:bidi="en_US"/>
+        </w:rPr>
+      </w:r>
+      <w:r>
+        <w:rPr>
           <w:b/>
           <w:lang w:val="en_US" w:bidi="en_US"/>
         </w:rPr>
@@ -17392,6 +19716,20 @@
       </w:r>
       <w:r>
         <w:rPr>
+          <w:lang w:val="en_US" w:bidi="en_US"/>
+        </w:rPr>
+        <w:t>מִנְחַ֥ת יְהוּדָ֖ה וִ⁠ירֽוּשָׁלִָ֑ם</w:t>
+      </w:r>
+    </w:p>
+    <w:p>
+      <w:pPr/>
+      <w:r>
+        <w:rPr>
+          <w:lang w:val="en_US" w:bidi="en_US"/>
+        </w:rPr>
+      </w:r>
+      <w:r>
+        <w:rPr>
           <w:b/>
           <w:lang w:val="en_US" w:bidi="en_US"/>
         </w:rPr>
@@ -17475,6 +19813,20 @@
       </w:r>
       <w:r>
         <w:rPr>
+          <w:lang w:val="en_US" w:bidi="en_US"/>
+        </w:rPr>
+        <w:t>כִּ⁠ימֵ֣י עוֹלָ֔ם וּ⁠כְ⁠שָׁנִ֖ים קַדְמֹנִיּֽוֹת</w:t>
+      </w:r>
+    </w:p>
+    <w:p>
+      <w:pPr/>
+      <w:r>
+        <w:rPr>
+          <w:lang w:val="en_US" w:bidi="en_US"/>
+        </w:rPr>
+      </w:r>
+      <w:r>
+        <w:rPr>
           <w:b/>
           <w:lang w:val="en_US" w:bidi="en_US"/>
         </w:rPr>
@@ -17558,6 +19910,20 @@
       </w:r>
       <w:r>
         <w:rPr>
+          <w:lang w:val="en_US" w:bidi="en_US"/>
+        </w:rPr>
+        <w:t>בַּֽ⁠מְכַשְּׁפִים֙ וּ⁠בַ⁠מְנָ֣אֲפִ֔ים וּ⁠בַ⁠נִּשְׁבָּעִ֖ים לַ⁠שָּׁ֑קֶר וּ⁠בְ⁠עֹשְׁקֵ֣י שְׂכַר־שָׂ֠כִיר אַלְמָנָ֨ה וְ⁠יָת֤וֹם וּ⁠מַטֵּי־גֵר֙ וְ⁠לֹ֣א יְרֵא֔וּ⁠נִי</w:t>
+      </w:r>
+    </w:p>
+    <w:p>
+      <w:pPr/>
+      <w:r>
+        <w:rPr>
+          <w:lang w:val="en_US" w:bidi="en_US"/>
+        </w:rPr>
+      </w:r>
+      <w:r>
+        <w:rPr>
           <w:b/>
           <w:lang w:val="en_US" w:bidi="en_US"/>
         </w:rPr>
@@ -17641,6 +20007,20 @@
       </w:r>
       <w:r>
         <w:rPr>
+          <w:lang w:val="en_US" w:bidi="en_US"/>
+        </w:rPr>
+        <w:t>לַ⁠מִּשְׁפָּט֒</w:t>
+      </w:r>
+    </w:p>
+    <w:p>
+      <w:pPr/>
+      <w:r>
+        <w:rPr>
+          <w:lang w:val="en_US" w:bidi="en_US"/>
+        </w:rPr>
+      </w:r>
+      <w:r>
+        <w:rPr>
           <w:b/>
           <w:lang w:val="en_US" w:bidi="en_US"/>
         </w:rPr>
@@ -17737,6 +20117,20 @@
       </w:r>
       <w:r>
         <w:rPr>
+          <w:lang w:val="en_US" w:bidi="en_US"/>
+        </w:rPr>
+        <w:t>וְ⁠הָיִ֣יתִי ׀ עֵ֣ד מְמַהֵ֗ר בַּֽ⁠מְכַשְּׁפִים֙ וּ⁠בַ⁠מְנָ֣אֲפִ֔ים וּ⁠בַ⁠נִּשְׁבָּעִ֖ים לַ⁠שָּׁ֑קֶר וּ⁠בְ⁠עֹשְׁקֵ֣י שְׂכַר־שָׂ֠כִיר אַלְמָנָ֨ה וְ⁠יָת֤וֹם וּ⁠מַטֵּי־גֵר֙</w:t>
+      </w:r>
+    </w:p>
+    <w:p>
+      <w:pPr/>
+      <w:r>
+        <w:rPr>
+          <w:lang w:val="en_US" w:bidi="en_US"/>
+        </w:rPr>
+      </w:r>
+      <w:r>
+        <w:rPr>
           <w:b/>
           <w:lang w:val="en_US" w:bidi="en_US"/>
         </w:rPr>
@@ -17833,6 +20227,20 @@
       </w:r>
       <w:r>
         <w:rPr>
+          <w:lang w:val="en_US" w:bidi="en_US"/>
+        </w:rPr>
+        <w:t>וּ⁠בְ⁠עֹשְׁקֵ֣י שְׂכַר</w:t>
+      </w:r>
+    </w:p>
+    <w:p>
+      <w:pPr/>
+      <w:r>
+        <w:rPr>
+          <w:lang w:val="en_US" w:bidi="en_US"/>
+        </w:rPr>
+      </w:r>
+      <w:r>
+        <w:rPr>
           <w:b/>
           <w:lang w:val="en_US" w:bidi="en_US"/>
         </w:rPr>
@@ -17929,6 +20337,20 @@
       </w:r>
       <w:r>
         <w:rPr>
+          <w:lang w:val="en_US" w:bidi="en_US"/>
+        </w:rPr>
+        <w:t>שָׂ֠כִיר אַלְמָנָ֨ה וְ⁠יָת֤וֹם &amp; גֵר֙</w:t>
+      </w:r>
+    </w:p>
+    <w:p>
+      <w:pPr/>
+      <w:r>
+        <w:rPr>
+          <w:lang w:val="en_US" w:bidi="en_US"/>
+        </w:rPr>
+      </w:r>
+      <w:r>
+        <w:rPr>
           <w:b/>
           <w:lang w:val="en_US" w:bidi="en_US"/>
         </w:rPr>
@@ -18129,6 +20551,20 @@
       </w:r>
       <w:r>
         <w:rPr>
+          <w:lang w:val="en_US" w:bidi="en_US"/>
+        </w:rPr>
+        <w:t>וּ⁠מַטֵּי־גֵר֙</w:t>
+      </w:r>
+    </w:p>
+    <w:p>
+      <w:pPr/>
+      <w:r>
+        <w:rPr>
+          <w:lang w:val="en_US" w:bidi="en_US"/>
+        </w:rPr>
+      </w:r>
+      <w:r>
+        <w:rPr>
           <w:b/>
           <w:lang w:val="en_US" w:bidi="en_US"/>
         </w:rPr>
@@ -18238,6 +20674,20 @@
       </w:r>
       <w:r>
         <w:rPr>
+          <w:lang w:val="en_US" w:bidi="en_US"/>
+        </w:rPr>
+        <w:t>כִּ֛י אֲנִ֥י יְהוָ֖ה לֹ֣א שָׁנִ֑יתִי וְ⁠אַתֶּ֥ם בְּנֵֽי־יַעֲקֹ֖ב לֹ֥א כְלִיתֶֽם</w:t>
+      </w:r>
+    </w:p>
+    <w:p>
+      <w:pPr/>
+      <w:r>
+        <w:rPr>
+          <w:lang w:val="en_US" w:bidi="en_US"/>
+        </w:rPr>
+      </w:r>
+      <w:r>
+        <w:rPr>
           <w:b/>
           <w:lang w:val="en_US" w:bidi="en_US"/>
         </w:rPr>
@@ -18347,6 +20797,20 @@
       </w:r>
       <w:r>
         <w:rPr>
+          <w:lang w:val="en_US" w:bidi="en_US"/>
+        </w:rPr>
+        <w:t>לֹ֣א שָׁנִ֑יתִי</w:t>
+      </w:r>
+    </w:p>
+    <w:p>
+      <w:pPr/>
+      <w:r>
+        <w:rPr>
+          <w:lang w:val="en_US" w:bidi="en_US"/>
+        </w:rPr>
+      </w:r>
+      <w:r>
+        <w:rPr>
           <w:b/>
           <w:lang w:val="en_US" w:bidi="en_US"/>
         </w:rPr>
@@ -18432,6 +20896,20 @@
         <w:rPr>
           <w:lang w:val="en_US" w:bidi="en_US"/>
         </w:rPr>
+      </w:r>
+    </w:p>
+    <w:p>
+      <w:pPr/>
+      <w:r>
+        <w:rPr>
+          <w:lang w:val="en_US" w:bidi="en_US"/>
+        </w:rPr>
+      </w:r>
+      <w:r>
+        <w:rPr>
+          <w:lang w:val="en_US" w:bidi="en_US"/>
+        </w:rPr>
+        <w:t>בְּנֵֽי־יַעֲקֹ֖ב</w:t>
       </w:r>
     </w:p>
     <w:p>
@@ -18557,6 +21035,20 @@
       </w:r>
       <w:r>
         <w:rPr>
+          <w:lang w:val="en_US" w:bidi="en_US"/>
+        </w:rPr>
+        <w:t>אֲבֹתֵי⁠כֶ֜ם</w:t>
+      </w:r>
+    </w:p>
+    <w:p>
+      <w:pPr/>
+      <w:r>
+        <w:rPr>
+          <w:lang w:val="en_US" w:bidi="en_US"/>
+        </w:rPr>
+      </w:r>
+      <w:r>
+        <w:rPr>
           <w:b/>
           <w:lang w:val="en_US" w:bidi="en_US"/>
         </w:rPr>
@@ -18653,6 +21145,20 @@
       </w:r>
       <w:r>
         <w:rPr>
+          <w:lang w:val="en_US" w:bidi="en_US"/>
+        </w:rPr>
+        <w:t>סַרְתֶּ֤ם מֵֽ⁠חֻקַּ⁠י֙ וְ⁠לֹ֣א שְׁמַרְתֶּ֔ם</w:t>
+      </w:r>
+    </w:p>
+    <w:p>
+      <w:pPr/>
+      <w:r>
+        <w:rPr>
+          <w:lang w:val="en_US" w:bidi="en_US"/>
+        </w:rPr>
+      </w:r>
+      <w:r>
+        <w:rPr>
           <w:b/>
           <w:lang w:val="en_US" w:bidi="en_US"/>
         </w:rPr>
@@ -18736,6 +21242,20 @@
       </w:r>
       <w:r>
         <w:rPr>
+          <w:lang w:val="en_US" w:bidi="en_US"/>
+        </w:rPr>
+        <w:t>סַרְתֶּ֤ם מֵֽ⁠חֻקַּ⁠י֙</w:t>
+      </w:r>
+    </w:p>
+    <w:p>
+      <w:pPr/>
+      <w:r>
+        <w:rPr>
+          <w:lang w:val="en_US" w:bidi="en_US"/>
+        </w:rPr>
+      </w:r>
+      <w:r>
+        <w:rPr>
           <w:b/>
           <w:lang w:val="en_US" w:bidi="en_US"/>
         </w:rPr>
@@ -18845,6 +21365,20 @@
       </w:r>
       <w:r>
         <w:rPr>
+          <w:lang w:val="en_US" w:bidi="en_US"/>
+        </w:rPr>
+        <w:t>וַ⁠אֲמַרְתֶּ֖ם בַּ⁠מֶּ֥ה נָשֽׁוּב</w:t>
+      </w:r>
+    </w:p>
+    <w:p>
+      <w:pPr/>
+      <w:r>
+        <w:rPr>
+          <w:lang w:val="en_US" w:bidi="en_US"/>
+        </w:rPr>
+      </w:r>
+      <w:r>
+        <w:rPr>
           <w:b/>
           <w:lang w:val="en_US" w:bidi="en_US"/>
         </w:rPr>
@@ -18917,6 +21451,20 @@
         <w:rPr>
           <w:lang w:val="en_US" w:bidi="en_US"/>
         </w:rPr>
+      </w:r>
+    </w:p>
+    <w:p>
+      <w:pPr/>
+      <w:r>
+        <w:rPr>
+          <w:lang w:val="en_US" w:bidi="en_US"/>
+        </w:rPr>
+      </w:r>
+      <w:r>
+        <w:rPr>
+          <w:lang w:val="en_US" w:bidi="en_US"/>
+        </w:rPr>
+        <w:t>הֲ⁠יִקְבַּ֨ע אָדָ֜ם אֱלֹהִ֗ים כִּ֤י אַתֶּם֙ קֹבְעִ֣ים אֹתִ֔⁠י</w:t>
       </w:r>
     </w:p>
     <w:p>
@@ -19042,6 +21590,20 @@
       </w:r>
       <w:r>
         <w:rPr>
+          <w:lang w:val="en_US" w:bidi="en_US"/>
+        </w:rPr>
+        <w:t>וַ⁠אֲמַרְתֶּ֖ם בַּ⁠מֶּ֣ה קְבַעֲנ֑וּ⁠ךָ</w:t>
+      </w:r>
+    </w:p>
+    <w:p>
+      <w:pPr/>
+      <w:r>
+        <w:rPr>
+          <w:lang w:val="en_US" w:bidi="en_US"/>
+        </w:rPr>
+      </w:r>
+      <w:r>
+        <w:rPr>
           <w:b/>
           <w:lang w:val="en_US" w:bidi="en_US"/>
         </w:rPr>
@@ -19125,6 +21687,20 @@
       </w:r>
       <w:r>
         <w:rPr>
+          <w:lang w:val="en_US" w:bidi="en_US"/>
+        </w:rPr>
+        <w:t>הַֽ⁠מַּעֲשֵׂ֖ר וְ⁠הַ⁠תְּרוּמָֽה</w:t>
+      </w:r>
+    </w:p>
+    <w:p>
+      <w:pPr/>
+      <w:r>
+        <w:rPr>
+          <w:lang w:val="en_US" w:bidi="en_US"/>
+        </w:rPr>
+      </w:r>
+      <w:r>
+        <w:rPr>
           <w:b/>
           <w:lang w:val="en_US" w:bidi="en_US"/>
         </w:rPr>
@@ -19208,6 +21784,20 @@
       </w:r>
       <w:r>
         <w:rPr>
+          <w:lang w:val="en_US" w:bidi="en_US"/>
+        </w:rPr>
+        <w:t>בַּ⁠מְּאֵרָה֙ אַתֶּ֣ם נֵֽאָרִ֔ים וְ⁠אֹתִ֖⁠י אַתֶּ֣ם קֹבְעִ֑ים</w:t>
+      </w:r>
+    </w:p>
+    <w:p>
+      <w:pPr/>
+      <w:r>
+        <w:rPr>
+          <w:lang w:val="en_US" w:bidi="en_US"/>
+        </w:rPr>
+      </w:r>
+      <w:r>
+        <w:rPr>
           <w:b/>
           <w:lang w:val="en_US" w:bidi="en_US"/>
         </w:rPr>
@@ -19291,6 +21881,20 @@
       </w:r>
       <w:r>
         <w:rPr>
+          <w:lang w:val="en_US" w:bidi="en_US"/>
+        </w:rPr>
+        <w:t>בַּ⁠מְּאֵרָה֙ אַתֶּ֣ם נֵֽאָרִ֔ים</w:t>
+      </w:r>
+    </w:p>
+    <w:p>
+      <w:pPr/>
+      <w:r>
+        <w:rPr>
+          <w:lang w:val="en_US" w:bidi="en_US"/>
+        </w:rPr>
+      </w:r>
+      <w:r>
+        <w:rPr>
           <w:b/>
           <w:lang w:val="en_US" w:bidi="en_US"/>
         </w:rPr>
@@ -19374,6 +21978,20 @@
       </w:r>
       <w:r>
         <w:rPr>
+          <w:lang w:val="en_US" w:bidi="en_US"/>
+        </w:rPr>
+        <w:t>בַּ⁠מְּאֵרָה֙ אַתֶּ֣ם נֵֽאָרִ֔ים</w:t>
+      </w:r>
+    </w:p>
+    <w:p>
+      <w:pPr/>
+      <w:r>
+        <w:rPr>
+          <w:lang w:val="en_US" w:bidi="en_US"/>
+        </w:rPr>
+      </w:r>
+      <w:r>
+        <w:rPr>
           <w:b/>
           <w:lang w:val="en_US" w:bidi="en_US"/>
         </w:rPr>
@@ -19457,6 +22075,20 @@
       </w:r>
       <w:r>
         <w:rPr>
+          <w:lang w:val="en_US" w:bidi="en_US"/>
+        </w:rPr>
+        <w:t>הַ⁠גּ֖וֹי כֻּלּֽ⁠וֹ</w:t>
+      </w:r>
+    </w:p>
+    <w:p>
+      <w:pPr/>
+      <w:r>
+        <w:rPr>
+          <w:lang w:val="en_US" w:bidi="en_US"/>
+        </w:rPr>
+      </w:r>
+      <w:r>
+        <w:rPr>
           <w:b/>
           <w:lang w:val="en_US" w:bidi="en_US"/>
         </w:rPr>
@@ -19553,6 +22185,20 @@
       </w:r>
       <w:r>
         <w:rPr>
+          <w:lang w:val="en_US" w:bidi="en_US"/>
+        </w:rPr>
+        <w:t>בֵּ֣ית הָ⁠אוֹצָ֗ר</w:t>
+      </w:r>
+    </w:p>
+    <w:p>
+      <w:pPr/>
+      <w:r>
+        <w:rPr>
+          <w:lang w:val="en_US" w:bidi="en_US"/>
+        </w:rPr>
+      </w:r>
+      <w:r>
+        <w:rPr>
           <w:b/>
           <w:lang w:val="en_US" w:bidi="en_US"/>
         </w:rPr>
@@ -19649,6 +22295,20 @@
       </w:r>
       <w:r>
         <w:rPr>
+          <w:lang w:val="en_US" w:bidi="en_US"/>
+        </w:rPr>
+        <w:t>טֶ֨רֶף֙ בְּ⁠בֵיתִ֔⁠י</w:t>
+      </w:r>
+    </w:p>
+    <w:p>
+      <w:pPr/>
+      <w:r>
+        <w:rPr>
+          <w:lang w:val="en_US" w:bidi="en_US"/>
+        </w:rPr>
+      </w:r>
+      <w:r>
+        <w:rPr>
           <w:b/>
           <w:lang w:val="en_US" w:bidi="en_US"/>
         </w:rPr>
@@ -19745,6 +22405,20 @@
       </w:r>
       <w:r>
         <w:rPr>
+          <w:lang w:val="en_US" w:bidi="en_US"/>
+        </w:rPr>
+        <w:t>אִם־לֹ֧א אֶפְתַּ֣ח לָ⁠כֶ֗ם אֵ֚ת אֲרֻבּ֣וֹת הַ⁠שָּׁמַ֔יִם וַ⁠הֲרִיקֹתִ֥י לָ⁠כֶ֛ם בְּרָכָ֖ה</w:t>
+      </w:r>
+    </w:p>
+    <w:p>
+      <w:pPr/>
+      <w:r>
+        <w:rPr>
+          <w:lang w:val="en_US" w:bidi="en_US"/>
+        </w:rPr>
+      </w:r>
+      <w:r>
+        <w:rPr>
           <w:b/>
           <w:lang w:val="en_US" w:bidi="en_US"/>
         </w:rPr>
@@ -19828,6 +22502,20 @@
       </w:r>
       <w:r>
         <w:rPr>
+          <w:lang w:val="en_US" w:bidi="en_US"/>
+        </w:rPr>
+        <w:t>בְּרָכָ֖ה</w:t>
+      </w:r>
+    </w:p>
+    <w:p>
+      <w:pPr/>
+      <w:r>
+        <w:rPr>
+          <w:lang w:val="en_US" w:bidi="en_US"/>
+        </w:rPr>
+      </w:r>
+      <w:r>
+        <w:rPr>
           <w:b/>
           <w:lang w:val="en_US" w:bidi="en_US"/>
         </w:rPr>
@@ -19924,6 +22612,20 @@
       </w:r>
       <w:r>
         <w:rPr>
+          <w:lang w:val="en_US" w:bidi="en_US"/>
+        </w:rPr>
+        <w:t>עַד־בְּלִי־דָֽי</w:t>
+      </w:r>
+    </w:p>
+    <w:p>
+      <w:pPr/>
+      <w:r>
+        <w:rPr>
+          <w:lang w:val="en_US" w:bidi="en_US"/>
+        </w:rPr>
+      </w:r>
+      <w:r>
+        <w:rPr>
           <w:b/>
           <w:lang w:val="en_US" w:bidi="en_US"/>
         </w:rPr>
@@ -20020,6 +22722,20 @@
       </w:r>
       <w:r>
         <w:rPr>
+          <w:lang w:val="en_US" w:bidi="en_US"/>
+        </w:rPr>
+        <w:t>וְ⁠גָעַרְתִּ֤י לָ⁠כֶם֙ בָּֽ⁠אֹכֵ֔ל</w:t>
+      </w:r>
+    </w:p>
+    <w:p>
+      <w:pPr/>
+      <w:r>
+        <w:rPr>
+          <w:lang w:val="en_US" w:bidi="en_US"/>
+        </w:rPr>
+      </w:r>
+      <w:r>
+        <w:rPr>
           <w:b/>
           <w:lang w:val="en_US" w:bidi="en_US"/>
         </w:rPr>
@@ -20116,6 +22832,20 @@
       </w:r>
       <w:r>
         <w:rPr>
+          <w:lang w:val="en_US" w:bidi="en_US"/>
+        </w:rPr>
+        <w:t>וְ⁠גָעַרְתִּ֤י לָ⁠כֶם֙ בָּֽ⁠אֹכֵ֔ל</w:t>
+      </w:r>
+    </w:p>
+    <w:p>
+      <w:pPr/>
+      <w:r>
+        <w:rPr>
+          <w:lang w:val="en_US" w:bidi="en_US"/>
+        </w:rPr>
+      </w:r>
+      <w:r>
+        <w:rPr>
           <w:b/>
           <w:lang w:val="en_US" w:bidi="en_US"/>
         </w:rPr>
@@ -20212,6 +22942,20 @@
       </w:r>
       <w:r>
         <w:rPr>
+          <w:lang w:val="en_US" w:bidi="en_US"/>
+        </w:rPr>
+        <w:t>אֶת־פְּרִ֣י הָ⁠אֲדָמָ֑ה</w:t>
+      </w:r>
+    </w:p>
+    <w:p>
+      <w:pPr/>
+      <w:r>
+        <w:rPr>
+          <w:lang w:val="en_US" w:bidi="en_US"/>
+        </w:rPr>
+      </w:r>
+      <w:r>
+        <w:rPr>
           <w:b/>
           <w:lang w:val="en_US" w:bidi="en_US"/>
         </w:rPr>
@@ -20308,6 +23052,20 @@
       </w:r>
       <w:r>
         <w:rPr>
+          <w:lang w:val="en_US" w:bidi="en_US"/>
+        </w:rPr>
+        <w:t>וְ⁠לֹא־תְשַׁכֵּ֨ל לָ⁠כֶ֤ם הַ⁠גֶּ֨פֶן֙ בַּ⁠שָּׂדֶ֔ה</w:t>
+      </w:r>
+    </w:p>
+    <w:p>
+      <w:pPr/>
+      <w:r>
+        <w:rPr>
+          <w:lang w:val="en_US" w:bidi="en_US"/>
+        </w:rPr>
+      </w:r>
+      <w:r>
+        <w:rPr>
           <w:b/>
           <w:lang w:val="en_US" w:bidi="en_US"/>
         </w:rPr>
@@ -20404,6 +23162,20 @@
       </w:r>
       <w:r>
         <w:rPr>
+          <w:lang w:val="en_US" w:bidi="en_US"/>
+        </w:rPr>
+        <w:t>אֶ֣רֶץ חֵ֔פֶץ</w:t>
+      </w:r>
+    </w:p>
+    <w:p>
+      <w:pPr/>
+      <w:r>
+        <w:rPr>
+          <w:lang w:val="en_US" w:bidi="en_US"/>
+        </w:rPr>
+      </w:r>
+      <w:r>
+        <w:rPr>
           <w:b/>
           <w:lang w:val="en_US" w:bidi="en_US"/>
         </w:rPr>
@@ -20500,6 +23272,20 @@
       </w:r>
       <w:r>
         <w:rPr>
+          <w:lang w:val="en_US" w:bidi="en_US"/>
+        </w:rPr>
+        <w:t>חָזְק֥וּ עָלַ֛⁠י דִּבְרֵי⁠כֶ֖ם</w:t>
+      </w:r>
+    </w:p>
+    <w:p>
+      <w:pPr/>
+      <w:r>
+        <w:rPr>
+          <w:lang w:val="en_US" w:bidi="en_US"/>
+        </w:rPr>
+      </w:r>
+      <w:r>
+        <w:rPr>
           <w:b/>
           <w:lang w:val="en_US" w:bidi="en_US"/>
         </w:rPr>
@@ -20596,6 +23382,20 @@
       </w:r>
       <w:r>
         <w:rPr>
+          <w:lang w:val="en_US" w:bidi="en_US"/>
+        </w:rPr>
+        <w:t>וַ⁠אֲמַרְתֶּ֕ם מַה־נִּדְבַּ֖רְנוּ עָלֶֽי⁠ךָ</w:t>
+      </w:r>
+    </w:p>
+    <w:p>
+      <w:pPr/>
+      <w:r>
+        <w:rPr>
+          <w:lang w:val="en_US" w:bidi="en_US"/>
+        </w:rPr>
+      </w:r>
+      <w:r>
+        <w:rPr>
           <w:b/>
           <w:lang w:val="en_US" w:bidi="en_US"/>
         </w:rPr>
@@ -20679,6 +23479,20 @@
       </w:r>
       <w:r>
         <w:rPr>
+          <w:lang w:val="en_US" w:bidi="en_US"/>
+        </w:rPr>
+        <w:t>אֲמַרְתֶּ֕ם שָׁ֖וְא עֲבֹ֣ד אֱלֹהִ֑ים וּ⁠מַה־בֶּ֗צַע כִּ֤י שָׁמַ֨רְנוּ֙ מִשְׁמַרְתּ֔⁠וֹ וְ⁠כִ֤י הָלַ֨כְנוּ֙ קְדֹ֣רַנִּ֔ית מִ⁠פְּנֵ֖י יְהוָ֥ה צְבָאֽוֹת</w:t>
+      </w:r>
+    </w:p>
+    <w:p>
+      <w:pPr/>
+      <w:r>
+        <w:rPr>
+          <w:lang w:val="en_US" w:bidi="en_US"/>
+        </w:rPr>
+      </w:r>
+      <w:r>
+        <w:rPr>
           <w:b/>
           <w:lang w:val="en_US" w:bidi="en_US"/>
         </w:rPr>
@@ -20762,6 +23576,20 @@
       </w:r>
       <w:r>
         <w:rPr>
+          <w:lang w:val="en_US" w:bidi="en_US"/>
+        </w:rPr>
+        <w:t>הָלַ֨כְנוּ֙</w:t>
+      </w:r>
+    </w:p>
+    <w:p>
+      <w:pPr/>
+      <w:r>
+        <w:rPr>
+          <w:lang w:val="en_US" w:bidi="en_US"/>
+        </w:rPr>
+      </w:r>
+      <w:r>
+        <w:rPr>
           <w:b/>
           <w:lang w:val="en_US" w:bidi="en_US"/>
         </w:rPr>
@@ -20858,6 +23686,20 @@
       </w:r>
       <w:r>
         <w:rPr>
+          <w:lang w:val="en_US" w:bidi="en_US"/>
+        </w:rPr>
+        <w:t>מִ⁠פְּנֵ֖י יְהוָ֥ה צְבָאֽוֹת</w:t>
+      </w:r>
+    </w:p>
+    <w:p>
+      <w:pPr/>
+      <w:r>
+        <w:rPr>
+          <w:lang w:val="en_US" w:bidi="en_US"/>
+        </w:rPr>
+      </w:r>
+      <w:r>
+        <w:rPr>
           <w:b/>
           <w:lang w:val="en_US" w:bidi="en_US"/>
         </w:rPr>
@@ -20954,6 +23796,20 @@
       </w:r>
       <w:r>
         <w:rPr>
+          <w:lang w:val="en_US" w:bidi="en_US"/>
+        </w:rPr>
+        <w:t>וְ⁠עַתָּ֕ה אֲנַ֖חְנוּ מְאַשְּׁרִ֣ים זֵדִ֑ים גַּם־נִבְנוּ֙ עֹשֵׂ֣י רִשְׁעָ֔ה גַּ֧ם בָּחֲנ֛וּ אֱלֹהִ֖ים וַ⁠יִּמָּלֵֽטוּ</w:t>
+      </w:r>
+    </w:p>
+    <w:p>
+      <w:pPr/>
+      <w:r>
+        <w:rPr>
+          <w:lang w:val="en_US" w:bidi="en_US"/>
+        </w:rPr>
+      </w:r>
+      <w:r>
+        <w:rPr>
           <w:b/>
           <w:lang w:val="en_US" w:bidi="en_US"/>
         </w:rPr>
@@ -21037,6 +23893,20 @@
       </w:r>
       <w:r>
         <w:rPr>
+          <w:lang w:val="en_US" w:bidi="en_US"/>
+        </w:rPr>
+        <w:t>נִבְנוּ֙ עֹשֵׂ֣י רִשְׁעָ֔ה</w:t>
+      </w:r>
+    </w:p>
+    <w:p>
+      <w:pPr/>
+      <w:r>
+        <w:rPr>
+          <w:lang w:val="en_US" w:bidi="en_US"/>
+        </w:rPr>
+      </w:r>
+      <w:r>
+        <w:rPr>
           <w:b/>
           <w:lang w:val="en_US" w:bidi="en_US"/>
         </w:rPr>
@@ -21120,6 +23990,20 @@
       </w:r>
       <w:r>
         <w:rPr>
+          <w:lang w:val="en_US" w:bidi="en_US"/>
+        </w:rPr>
+        <w:t>עֹשֵׂ֣י רִשְׁעָ֔ה</w:t>
+      </w:r>
+    </w:p>
+    <w:p>
+      <w:pPr/>
+      <w:r>
+        <w:rPr>
+          <w:lang w:val="en_US" w:bidi="en_US"/>
+        </w:rPr>
+      </w:r>
+      <w:r>
+        <w:rPr>
           <w:b/>
           <w:lang w:val="en_US" w:bidi="en_US"/>
         </w:rPr>
@@ -21216,6 +24100,20 @@
       </w:r>
       <w:r>
         <w:rPr>
+          <w:lang w:val="en_US" w:bidi="en_US"/>
+        </w:rPr>
+        <w:t>אִ֣ישׁ אֶת־רֵעֵ֑⁠הוּ</w:t>
+      </w:r>
+    </w:p>
+    <w:p>
+      <w:pPr/>
+      <w:r>
+        <w:rPr>
+          <w:lang w:val="en_US" w:bidi="en_US"/>
+        </w:rPr>
+      </w:r>
+      <w:r>
+        <w:rPr>
           <w:b/>
           <w:lang w:val="en_US" w:bidi="en_US"/>
         </w:rPr>
@@ -21299,6 +24197,20 @@
       </w:r>
       <w:r>
         <w:rPr>
+          <w:lang w:val="en_US" w:bidi="en_US"/>
+        </w:rPr>
+        <w:t>וַ⁠יַּקְשֵׁ֤ב יְהוָה֙ וַ⁠יִּשְׁמָ֔ע</w:t>
+      </w:r>
+    </w:p>
+    <w:p>
+      <w:pPr/>
+      <w:r>
+        <w:rPr>
+          <w:lang w:val="en_US" w:bidi="en_US"/>
+        </w:rPr>
+      </w:r>
+      <w:r>
+        <w:rPr>
           <w:b/>
           <w:lang w:val="en_US" w:bidi="en_US"/>
         </w:rPr>
@@ -21382,6 +24294,20 @@
       </w:r>
       <w:r>
         <w:rPr>
+          <w:lang w:val="en_US" w:bidi="en_US"/>
+        </w:rPr>
+        <w:t>וַ֠⁠יִּכָּתֵב סֵ֣פֶר זִכָּר֤וֹן</w:t>
+      </w:r>
+    </w:p>
+    <w:p>
+      <w:pPr/>
+      <w:r>
+        <w:rPr>
+          <w:lang w:val="en_US" w:bidi="en_US"/>
+        </w:rPr>
+      </w:r>
+      <w:r>
+        <w:rPr>
           <w:b/>
           <w:lang w:val="en_US" w:bidi="en_US"/>
         </w:rPr>
@@ -21465,6 +24391,20 @@
       </w:r>
       <w:r>
         <w:rPr>
+          <w:lang w:val="en_US" w:bidi="en_US"/>
+        </w:rPr>
+        <w:t>לְ⁠פָנָי⁠ו֙</w:t>
+      </w:r>
+    </w:p>
+    <w:p>
+      <w:pPr/>
+      <w:r>
+        <w:rPr>
+          <w:lang w:val="en_US" w:bidi="en_US"/>
+        </w:rPr>
+      </w:r>
+      <w:r>
+        <w:rPr>
           <w:b/>
           <w:lang w:val="en_US" w:bidi="en_US"/>
         </w:rPr>
@@ -21561,6 +24501,20 @@
       </w:r>
       <w:r>
         <w:rPr>
+          <w:lang w:val="en_US" w:bidi="en_US"/>
+        </w:rPr>
+        <w:t>לְ⁠יִרְאֵ֣י יְהוָ֔ה וּ⁠לְ⁠חֹשְׁבֵ֖י שְׁמֽ⁠וֹ</w:t>
+      </w:r>
+    </w:p>
+    <w:p>
+      <w:pPr/>
+      <w:r>
+        <w:rPr>
+          <w:lang w:val="en_US" w:bidi="en_US"/>
+        </w:rPr>
+      </w:r>
+      <w:r>
+        <w:rPr>
           <w:b/>
           <w:lang w:val="en_US" w:bidi="en_US"/>
         </w:rPr>
@@ -21644,6 +24598,20 @@
       </w:r>
       <w:r>
         <w:rPr>
+          <w:lang w:val="en_US" w:bidi="en_US"/>
+        </w:rPr>
+        <w:t>וּ⁠לְ⁠חֹשְׁבֵ֖י שְׁמֽ⁠וֹ</w:t>
+      </w:r>
+    </w:p>
+    <w:p>
+      <w:pPr/>
+      <w:r>
+        <w:rPr>
+          <w:lang w:val="en_US" w:bidi="en_US"/>
+        </w:rPr>
+      </w:r>
+      <w:r>
+        <w:rPr>
           <w:b/>
           <w:lang w:val="en_US" w:bidi="en_US"/>
         </w:rPr>
@@ -21740,6 +24708,20 @@
       </w:r>
       <w:r>
         <w:rPr>
+          <w:lang w:val="en_US" w:bidi="en_US"/>
+        </w:rPr>
+        <w:t>וְ⁠הָ֣יוּ לִ֗⁠י אָמַר֙ יְהוָ֣ה צְבָא֔וֹת &amp; סְגֻלָּ֑ה</w:t>
+      </w:r>
+    </w:p>
+    <w:p>
+      <w:pPr/>
+      <w:r>
+        <w:rPr>
+          <w:lang w:val="en_US" w:bidi="en_US"/>
+        </w:rPr>
+      </w:r>
+      <w:r>
+        <w:rPr>
           <w:b/>
           <w:lang w:val="en_US" w:bidi="en_US"/>
         </w:rPr>
@@ -21836,6 +24818,20 @@
       </w:r>
       <w:r>
         <w:rPr>
+          <w:lang w:val="en_US" w:bidi="en_US"/>
+        </w:rPr>
+        <w:t>לַ⁠יּ֕וֹם אֲשֶׁ֥ר אֲנִ֖י עֹשֶׂ֣ה</w:t>
+      </w:r>
+    </w:p>
+    <w:p>
+      <w:pPr/>
+      <w:r>
+        <w:rPr>
+          <w:lang w:val="en_US" w:bidi="en_US"/>
+        </w:rPr>
+      </w:r>
+      <w:r>
+        <w:rPr>
           <w:b/>
           <w:lang w:val="en_US" w:bidi="en_US"/>
         </w:rPr>
@@ -21945,6 +24941,20 @@
       </w:r>
       <w:r>
         <w:rPr>
+          <w:lang w:val="en_US" w:bidi="en_US"/>
+        </w:rPr>
+        <w:t>כַּֽ⁠אֲשֶׁר֙</w:t>
+      </w:r>
+    </w:p>
+    <w:p>
+      <w:pPr/>
+      <w:r>
+        <w:rPr>
+          <w:lang w:val="en_US" w:bidi="en_US"/>
+        </w:rPr>
+      </w:r>
+      <w:r>
+        <w:rPr>
           <w:b/>
           <w:lang w:val="en_US" w:bidi="en_US"/>
         </w:rPr>
@@ -22041,6 +25051,20 @@
       </w:r>
       <w:r>
         <w:rPr>
+          <w:lang w:val="en_US" w:bidi="en_US"/>
+        </w:rPr>
+        <w:t>וְ⁠שַׁבְתֶּם֙ וּ⁠רְאִיתֶ֔ם</w:t>
+      </w:r>
+    </w:p>
+    <w:p>
+      <w:pPr/>
+      <w:r>
+        <w:rPr>
+          <w:lang w:val="en_US" w:bidi="en_US"/>
+        </w:rPr>
+      </w:r>
+      <w:r>
+        <w:rPr>
           <w:b/>
           <w:lang w:val="en_US" w:bidi="en_US"/>
         </w:rPr>
@@ -22124,6 +25148,20 @@
       </w:r>
       <w:r>
         <w:rPr>
+          <w:lang w:val="en_US" w:bidi="en_US"/>
+        </w:rPr>
+        <w:t>וְ⁠שַׁבְתֶּם֙ וּ⁠רְאִיתֶ֔ם</w:t>
+      </w:r>
+    </w:p>
+    <w:p>
+      <w:pPr/>
+      <w:r>
+        <w:rPr>
+          <w:lang w:val="en_US" w:bidi="en_US"/>
+        </w:rPr>
+      </w:r>
+      <w:r>
+        <w:rPr>
           <w:b/>
           <w:lang w:val="en_US" w:bidi="en_US"/>
         </w:rPr>
@@ -22220,6 +25258,20 @@
       </w:r>
       <w:r>
         <w:rPr>
+          <w:lang w:val="en_US" w:bidi="en_US"/>
+        </w:rPr>
+        <w:t>בֵּ֥ין צַדִּ֖יק לְ⁠רָשָׁ֑ע</w:t>
+      </w:r>
+    </w:p>
+    <w:p>
+      <w:pPr/>
+      <w:r>
+        <w:rPr>
+          <w:lang w:val="en_US" w:bidi="en_US"/>
+        </w:rPr>
+      </w:r>
+      <w:r>
+        <w:rPr>
           <w:b/>
           <w:lang w:val="en_US" w:bidi="en_US"/>
         </w:rPr>
@@ -22303,6 +25355,20 @@
       </w:r>
       <w:r>
         <w:rPr>
+          <w:lang w:val="en_US" w:bidi="en_US"/>
+        </w:rPr>
+        <w:t>בֵּ֥ין צַדִּ֖יק לְ⁠רָשָׁ֑ע בֵּ֚ין עֹבֵ֣ד אֱלֹהִ֔ים לַ⁠אֲשֶׁ֖ר לֹ֥א עֲבָדֽ⁠וֹ</w:t>
+      </w:r>
+    </w:p>
+    <w:p>
+      <w:pPr/>
+      <w:r>
+        <w:rPr>
+          <w:lang w:val="en_US" w:bidi="en_US"/>
+        </w:rPr>
+      </w:r>
+      <w:r>
+        <w:rPr>
           <w:b/>
           <w:lang w:val="en_US" w:bidi="en_US"/>
         </w:rPr>
@@ -22375,6 +25441,20 @@
         <w:rPr>
           <w:lang w:val="en_US" w:bidi="en_US"/>
         </w:rPr>
+      </w:r>
+    </w:p>
+    <w:p>
+      <w:pPr/>
+      <w:r>
+        <w:rPr>
+          <w:lang w:val="en_US" w:bidi="en_US"/>
+        </w:rPr>
+      </w:r>
+      <w:r>
+        <w:rPr>
+          <w:lang w:val="en_US" w:bidi="en_US"/>
+        </w:rPr>
+        <w:t>צַדִּ֖יק לְ⁠רָשָׁ֑ע</w:t>
       </w:r>
     </w:p>
     <w:p>
@@ -22608,6 +25688,20 @@
       </w:r>
       <w:r>
         <w:rPr>
+          <w:lang w:val="en_US" w:bidi="en_US"/>
+        </w:rPr>
+        <w:t>הִנֵּ֤ה</w:t>
+      </w:r>
+    </w:p>
+    <w:p>
+      <w:pPr/>
+      <w:r>
+        <w:rPr>
+          <w:lang w:val="en_US" w:bidi="en_US"/>
+        </w:rPr>
+      </w:r>
+      <w:r>
+        <w:rPr>
           <w:b/>
           <w:lang w:val="en_US" w:bidi="en_US"/>
         </w:rPr>
@@ -22704,6 +25798,20 @@
       </w:r>
       <w:r>
         <w:rPr>
+          <w:lang w:val="en_US" w:bidi="en_US"/>
+        </w:rPr>
+        <w:t>בֹּעֵ֖ר כַּ⁠תַּנּ֑וּר וְ⁠הָי֨וּ כָל־זֵדִ֜ים וְ⁠כָל־עֹשֵׂ֤ה רִשְׁעָה֙ קַ֔שׁ</w:t>
+      </w:r>
+    </w:p>
+    <w:p>
+      <w:pPr/>
+      <w:r>
+        <w:rPr>
+          <w:lang w:val="en_US" w:bidi="en_US"/>
+        </w:rPr>
+      </w:r>
+      <w:r>
+        <w:rPr>
           <w:b/>
           <w:lang w:val="en_US" w:bidi="en_US"/>
         </w:rPr>
@@ -22813,6 +25921,20 @@
       </w:r>
       <w:r>
         <w:rPr>
+          <w:lang w:val="en_US" w:bidi="en_US"/>
+        </w:rPr>
+        <w:t>כָל־זֵדִ֜ים</w:t>
+      </w:r>
+    </w:p>
+    <w:p>
+      <w:pPr/>
+      <w:r>
+        <w:rPr>
+          <w:lang w:val="en_US" w:bidi="en_US"/>
+        </w:rPr>
+      </w:r>
+      <w:r>
+        <w:rPr>
           <w:b/>
           <w:lang w:val="en_US" w:bidi="en_US"/>
         </w:rPr>
@@ -22909,6 +26031,20 @@
       </w:r>
       <w:r>
         <w:rPr>
+          <w:lang w:val="en_US" w:bidi="en_US"/>
+        </w:rPr>
+        <w:t>וְ⁠כָל־עֹשֵׂ֤ה רִשְׁעָה֙</w:t>
+      </w:r>
+    </w:p>
+    <w:p>
+      <w:pPr/>
+      <w:r>
+        <w:rPr>
+          <w:lang w:val="en_US" w:bidi="en_US"/>
+        </w:rPr>
+      </w:r>
+      <w:r>
+        <w:rPr>
           <w:b/>
           <w:lang w:val="en_US" w:bidi="en_US"/>
         </w:rPr>
@@ -23005,6 +26141,20 @@
       </w:r>
       <w:r>
         <w:rPr>
+          <w:lang w:val="en_US" w:bidi="en_US"/>
+        </w:rPr>
+        <w:t>וְ⁠הָי֨וּ כָל־זֵדִ֜ים וְ⁠כָל־עֹשֵׂ֤ה רִשְׁעָה֙ קַ֔שׁ</w:t>
+      </w:r>
+    </w:p>
+    <w:p>
+      <w:pPr/>
+      <w:r>
+        <w:rPr>
+          <w:lang w:val="en_US" w:bidi="en_US"/>
+        </w:rPr>
+      </w:r>
+      <w:r>
+        <w:rPr>
           <w:b/>
           <w:lang w:val="en_US" w:bidi="en_US"/>
         </w:rPr>
@@ -23114,6 +26264,20 @@
       </w:r>
       <w:r>
         <w:rPr>
+          <w:lang w:val="en_US" w:bidi="en_US"/>
+        </w:rPr>
+        <w:t>לָ⁠הֶ֖ם שֹׁ֥רֶשׁ וְ⁠עָנָֽף</w:t>
+      </w:r>
+    </w:p>
+    <w:p>
+      <w:pPr/>
+      <w:r>
+        <w:rPr>
+          <w:lang w:val="en_US" w:bidi="en_US"/>
+        </w:rPr>
+      </w:r>
+      <w:r>
+        <w:rPr>
           <w:b/>
           <w:lang w:val="en_US" w:bidi="en_US"/>
         </w:rPr>
@@ -23197,6 +26361,20 @@
       </w:r>
       <w:r>
         <w:rPr>
+          <w:lang w:val="en_US" w:bidi="en_US"/>
+        </w:rPr>
+        <w:t>וְ⁠זָרְחָ֨ה לָ⁠כֶ֜ם יִרְאֵ֤י שְׁמִ⁠י֙ שֶׁ֣מֶשׁ צְדָקָ֔ה</w:t>
+      </w:r>
+    </w:p>
+    <w:p>
+      <w:pPr/>
+      <w:r>
+        <w:rPr>
+          <w:lang w:val="en_US" w:bidi="en_US"/>
+        </w:rPr>
+      </w:r>
+      <w:r>
+        <w:rPr>
           <w:b/>
           <w:lang w:val="en_US" w:bidi="en_US"/>
         </w:rPr>
@@ -23345,6 +26523,20 @@
       </w:r>
       <w:r>
         <w:rPr>
+          <w:lang w:val="en_US" w:bidi="en_US"/>
+        </w:rPr>
+        <w:t>יִרְאֵ֤י שְׁמִ⁠י֙</w:t>
+      </w:r>
+    </w:p>
+    <w:p>
+      <w:pPr/>
+      <w:r>
+        <w:rPr>
+          <w:lang w:val="en_US" w:bidi="en_US"/>
+        </w:rPr>
+      </w:r>
+      <w:r>
+        <w:rPr>
           <w:b/>
           <w:lang w:val="en_US" w:bidi="en_US"/>
         </w:rPr>
@@ -23441,6 +26633,20 @@
       </w:r>
       <w:r>
         <w:rPr>
+          <w:lang w:val="en_US" w:bidi="en_US"/>
+        </w:rPr>
+        <w:t>וּ⁠מַרְפֵּ֖א בִּ⁠כְנָפֶ֑י⁠הָ</w:t>
+      </w:r>
+    </w:p>
+    <w:p>
+      <w:pPr/>
+      <w:r>
+        <w:rPr>
+          <w:lang w:val="en_US" w:bidi="en_US"/>
+        </w:rPr>
+      </w:r>
+      <w:r>
+        <w:rPr>
           <w:b/>
           <w:lang w:val="en_US" w:bidi="en_US"/>
         </w:rPr>
@@ -23550,6 +26756,20 @@
       </w:r>
       <w:r>
         <w:rPr>
+          <w:lang w:val="en_US" w:bidi="en_US"/>
+        </w:rPr>
+        <w:t>וִֽ⁠יצָאתֶ֥ם וּ⁠פִשְׁתֶּ֖ם</w:t>
+      </w:r>
+    </w:p>
+    <w:p>
+      <w:pPr/>
+      <w:r>
+        <w:rPr>
+          <w:lang w:val="en_US" w:bidi="en_US"/>
+        </w:rPr>
+      </w:r>
+      <w:r>
+        <w:rPr>
           <w:b/>
           <w:lang w:val="en_US" w:bidi="en_US"/>
         </w:rPr>
@@ -23659,6 +26879,20 @@
       </w:r>
       <w:r>
         <w:rPr>
+          <w:lang w:val="en_US" w:bidi="en_US"/>
+        </w:rPr>
+        <w:t>כְּ⁠עֶגְלֵ֥י מַרְבֵּֽק</w:t>
+      </w:r>
+    </w:p>
+    <w:p>
+      <w:pPr/>
+      <w:r>
+        <w:rPr>
+          <w:lang w:val="en_US" w:bidi="en_US"/>
+        </w:rPr>
+      </w:r>
+      <w:r>
+        <w:rPr>
           <w:b/>
           <w:lang w:val="en_US" w:bidi="en_US"/>
         </w:rPr>
@@ -23742,6 +26976,20 @@
       </w:r>
       <w:r>
         <w:rPr>
+          <w:lang w:val="en_US" w:bidi="en_US"/>
+        </w:rPr>
+        <w:t>וְ⁠עַסּוֹתֶ֣ם רְשָׁעִ֔ים כִּֽי־יִהְי֣וּ אֵ֔פֶר תַּ֖חַת כַּפּ֣וֹת רַגְלֵי⁠כֶ֑ם</w:t>
+      </w:r>
+    </w:p>
+    <w:p>
+      <w:pPr/>
+      <w:r>
+        <w:rPr>
+          <w:lang w:val="en_US" w:bidi="en_US"/>
+        </w:rPr>
+      </w:r>
+      <w:r>
+        <w:rPr>
           <w:b/>
           <w:lang w:val="en_US" w:bidi="en_US"/>
         </w:rPr>
@@ -23825,6 +27073,20 @@
       </w:r>
       <w:r>
         <w:rPr>
+          <w:lang w:val="en_US" w:bidi="en_US"/>
+        </w:rPr>
+        <w:t>וְ⁠עַסּוֹתֶ֣ם רְשָׁעִ֔ים</w:t>
+      </w:r>
+    </w:p>
+    <w:p>
+      <w:pPr/>
+      <w:r>
+        <w:rPr>
+          <w:lang w:val="en_US" w:bidi="en_US"/>
+        </w:rPr>
+      </w:r>
+      <w:r>
+        <w:rPr>
           <w:b/>
           <w:lang w:val="en_US" w:bidi="en_US"/>
         </w:rPr>
@@ -23921,6 +27183,20 @@
       </w:r>
       <w:r>
         <w:rPr>
+          <w:lang w:val="en_US" w:bidi="en_US"/>
+        </w:rPr>
+        <w:t>רְשָׁעִ֔ים</w:t>
+      </w:r>
+    </w:p>
+    <w:p>
+      <w:pPr/>
+      <w:r>
+        <w:rPr>
+          <w:lang w:val="en_US" w:bidi="en_US"/>
+        </w:rPr>
+      </w:r>
+      <w:r>
+        <w:rPr>
           <w:b/>
           <w:lang w:val="en_US" w:bidi="en_US"/>
         </w:rPr>
@@ -24017,6 +27293,20 @@
       </w:r>
       <w:r>
         <w:rPr>
+          <w:lang w:val="en_US" w:bidi="en_US"/>
+        </w:rPr>
+        <w:t>כִּֽי־יִהְי֣וּ אֵ֔פֶר תַּ֖חַת כַּפּ֣וֹת רַגְלֵי⁠כֶ֑ם</w:t>
+      </w:r>
+    </w:p>
+    <w:p>
+      <w:pPr/>
+      <w:r>
+        <w:rPr>
+          <w:lang w:val="en_US" w:bidi="en_US"/>
+        </w:rPr>
+      </w:r>
+      <w:r>
+        <w:rPr>
           <w:b/>
           <w:lang w:val="en_US" w:bidi="en_US"/>
         </w:rPr>
@@ -24102,6 +27392,20 @@
         <w:rPr>
           <w:lang w:val="en_US" w:bidi="en_US"/>
         </w:rPr>
+      </w:r>
+    </w:p>
+    <w:p>
+      <w:pPr/>
+      <w:r>
+        <w:rPr>
+          <w:lang w:val="en_US" w:bidi="en_US"/>
+        </w:rPr>
+      </w:r>
+      <w:r>
+        <w:rPr>
+          <w:lang w:val="en_US" w:bidi="en_US"/>
+        </w:rPr>
+        <w:t>בַּ⁠יּוֹם֙ אֲשֶׁ֣ר אֲנִ֣י עֹשֶׂ֔ה</w:t>
       </w:r>
     </w:p>
     <w:p>
@@ -24214,6 +27518,20 @@
       </w:r>
       <w:r>
         <w:rPr>
+          <w:lang w:val="en_US" w:bidi="en_US"/>
+        </w:rPr>
+        <w:t>זִכְר֕וּ</w:t>
+      </w:r>
+    </w:p>
+    <w:p>
+      <w:pPr/>
+      <w:r>
+        <w:rPr>
+          <w:lang w:val="en_US" w:bidi="en_US"/>
+        </w:rPr>
+      </w:r>
+      <w:r>
+        <w:rPr>
           <w:b/>
           <w:lang w:val="en_US" w:bidi="en_US"/>
         </w:rPr>
@@ -24310,6 +27628,20 @@
       </w:r>
       <w:r>
         <w:rPr>
+          <w:lang w:val="en_US" w:bidi="en_US"/>
+        </w:rPr>
+        <w:t>חֻקִּ֖ים וּ⁠מִשְׁפָּטִֽים</w:t>
+      </w:r>
+    </w:p>
+    <w:p>
+      <w:pPr/>
+      <w:r>
+        <w:rPr>
+          <w:lang w:val="en_US" w:bidi="en_US"/>
+        </w:rPr>
+      </w:r>
+      <w:r>
+        <w:rPr>
           <w:b/>
           <w:lang w:val="en_US" w:bidi="en_US"/>
         </w:rPr>
@@ -24382,6 +27714,20 @@
         <w:rPr>
           <w:lang w:val="en_US" w:bidi="en_US"/>
         </w:rPr>
+      </w:r>
+    </w:p>
+    <w:p>
+      <w:pPr/>
+      <w:r>
+        <w:rPr>
+          <w:lang w:val="en_US" w:bidi="en_US"/>
+        </w:rPr>
+      </w:r>
+      <w:r>
+        <w:rPr>
+          <w:lang w:val="en_US" w:bidi="en_US"/>
+        </w:rPr>
+        <w:t>הִנֵּ֤ה</w:t>
       </w:r>
     </w:p>
     <w:p>
@@ -24494,6 +27840,20 @@
       </w:r>
       <w:r>
         <w:rPr>
+          <w:lang w:val="en_US" w:bidi="en_US"/>
+        </w:rPr>
+        <w:t>לִ⁠פְנֵ֗י בּ֚וֹא</w:t>
+      </w:r>
+    </w:p>
+    <w:p>
+      <w:pPr/>
+      <w:r>
+        <w:rPr>
+          <w:lang w:val="en_US" w:bidi="en_US"/>
+        </w:rPr>
+      </w:r>
+      <w:r>
+        <w:rPr>
           <w:b/>
           <w:lang w:val="en_US" w:bidi="en_US"/>
         </w:rPr>
@@ -24629,6 +27989,20 @@
       </w:r>
       <w:r>
         <w:rPr>
+          <w:lang w:val="en_US" w:bidi="en_US"/>
+        </w:rPr>
+        <w:t>י֣וֹם יְהוָ֔ה הַ⁠גָּד֖וֹל וְ⁠הַ⁠נּוֹרָֽא</w:t>
+      </w:r>
+    </w:p>
+    <w:p>
+      <w:pPr/>
+      <w:r>
+        <w:rPr>
+          <w:lang w:val="en_US" w:bidi="en_US"/>
+        </w:rPr>
+      </w:r>
+      <w:r>
+        <w:rPr>
           <w:b/>
           <w:lang w:val="en_US" w:bidi="en_US"/>
         </w:rPr>
@@ -24712,6 +28086,20 @@
       </w:r>
       <w:r>
         <w:rPr>
+          <w:lang w:val="en_US" w:bidi="en_US"/>
+        </w:rPr>
+        <w:t>וְ⁠הֵשִׁ֤יב לֵב־אָבוֹת֙ עַל־בָּנִ֔ים וְ⁠לֵ֥ב בָּנִ֖ים עַל־אֲבוֹתָ֑⁠ם</w:t>
+      </w:r>
+    </w:p>
+    <w:p>
+      <w:pPr/>
+      <w:r>
+        <w:rPr>
+          <w:lang w:val="en_US" w:bidi="en_US"/>
+        </w:rPr>
+      </w:r>
+      <w:r>
+        <w:rPr>
           <w:b/>
           <w:lang w:val="en_US" w:bidi="en_US"/>
         </w:rPr>
@@ -24821,6 +28209,20 @@
       </w:r>
       <w:r>
         <w:rPr>
+          <w:lang w:val="en_US" w:bidi="en_US"/>
+        </w:rPr>
+        <w:t>וְ⁠הֵשִׁ֤יב לֵב־אָבוֹת֙ עַל־בָּנִ֔ים וְ⁠לֵ֥ב בָּנִ֖ים עַל־אֲבוֹתָ֑⁠ם</w:t>
+      </w:r>
+    </w:p>
+    <w:p>
+      <w:pPr/>
+      <w:r>
+        <w:rPr>
+          <w:lang w:val="en_US" w:bidi="en_US"/>
+        </w:rPr>
+      </w:r>
+      <w:r>
+        <w:rPr>
           <w:b/>
           <w:lang w:val="en_US" w:bidi="en_US"/>
         </w:rPr>
@@ -24904,6 +28306,20 @@
       </w:r>
       <w:r>
         <w:rPr>
+          <w:lang w:val="en_US" w:bidi="en_US"/>
+        </w:rPr>
+        <w:t>וְ⁠לֵ֥ב בָּנִ֖ים עַל־אֲבוֹתָ֑⁠ם</w:t>
+      </w:r>
+    </w:p>
+    <w:p>
+      <w:pPr/>
+      <w:r>
+        <w:rPr>
+          <w:lang w:val="en_US" w:bidi="en_US"/>
+        </w:rPr>
+      </w:r>
+      <w:r>
+        <w:rPr>
           <w:b/>
           <w:lang w:val="en_US" w:bidi="en_US"/>
         </w:rPr>
@@ -24976,6 +28392,20 @@
         <w:rPr>
           <w:lang w:val="en_US" w:bidi="en_US"/>
         </w:rPr>
+      </w:r>
+    </w:p>
+    <w:p>
+      <w:pPr/>
+      <w:r>
+        <w:rPr>
+          <w:lang w:val="en_US" w:bidi="en_US"/>
+        </w:rPr>
+      </w:r>
+      <w:r>
+        <w:rPr>
+          <w:lang w:val="en_US" w:bidi="en_US"/>
+        </w:rPr>
+        <w:t>לֵב &amp; וְ⁠לֵ֥ב</w:t>
       </w:r>
     </w:p>
     <w:p>

--- a/eng/docx/39.content.docx
+++ b/eng/docx/39.content.docx
@@ -28,49 +28,15 @@
       </w:r>
     </w:p>
     <w:p>
-      <w:pPr>
-        <w:pStyle w:val="Heading2"/>
-      </w:pPr>
-      <w:r>
-        <w:rPr>
-          <w:lang w:val="en_US" w:bidi="en_US"/>
-        </w:rPr>
-        <w:t>License Information</w:t>
-      </w:r>
-      <w:r>
-        <w:rPr>
-          <w:lang w:val="en_US" w:bidi="en_US"/>
-        </w:rPr>
-      </w:r>
-    </w:p>
-    <w:p>
-      <w:pPr/>
-      <w:r>
-        <w:rPr>
-          <w:lang w:val="en_US" w:bidi="en_US"/>
-        </w:rPr>
-      </w:r>
-      <w:r>
-        <w:rPr>
-          <w:b/>
-          <w:lang w:val="en_US" w:bidi="en_US"/>
-        </w:rPr>
-        <w:t>Translation Notes (unfoldingWord)</w:t>
-      </w:r>
-      <w:r>
-        <w:rPr>
-          <w:lang w:val="en_US" w:bidi="en_US"/>
-        </w:rPr>
-        <w:t xml:space="preserve"> is based on</w:t>
-      </w:r>
-      <w:r>
-        <w:rPr>
-          <w:lang w:val="en_US" w:bidi="en_US"/>
-        </w:rPr>
-        <w:t xml:space="preserve">: </w:t>
-      </w:r>
-      <w:r>
-        <w:rPr>
+      <w:pPr/>
+      <w:r>
+        <w:rPr>
+          <w:lang w:val="en_US" w:bidi="en_US"/>
+        </w:rPr>
+      </w:r>
+      <w:r>
+        <w:rPr>
+          <w:b/>
           <w:lang w:val="en_US" w:bidi="en_US"/>
         </w:rPr>
         <w:t>unfoldingWord® Translation Notes</w:t>
@@ -79,62 +45,31 @@
         <w:rPr>
           <w:lang w:val="en_US" w:bidi="en_US"/>
         </w:rPr>
-        <w:t xml:space="preserve">, </w:t>
-      </w:r>
-      <w:hyperlink r:id="rId13">
-        <w:r>
-          <w:rPr>
-            <w:lang w:val="en_US" w:bidi="en_US"/>
-          </w:rPr>
-          <w:rPr>
-            <w:color w:val="0000EE"/>
-            <w:u w:val="single"/>
-          </w:rPr>
-          <w:t>unfoldingWord</w:t>
-        </w:r>
-      </w:hyperlink>
-      <w:r>
-        <w:rPr>
-          <w:lang w:val="en_US" w:bidi="en_US"/>
-        </w:rPr>
-        <w:t xml:space="preserve">, 2022, which is licensed under a </w:t>
-      </w:r>
-      <w:hyperlink r:id="rId14">
-        <w:r>
-          <w:rPr>
-            <w:lang w:val="en_US" w:bidi="en_US"/>
-          </w:rPr>
-          <w:rPr>
-            <w:color w:val="0000EE"/>
-            <w:u w:val="single"/>
-          </w:rPr>
-          <w:t>CC BY-SA 4.0 license</w:t>
-        </w:r>
-      </w:hyperlink>
-      <w:r>
-        <w:rPr>
-          <w:lang w:val="en_US" w:bidi="en_US"/>
-        </w:rPr>
-        <w:t>.</w:t>
-      </w:r>
-      <w:r>
-        <w:rPr>
-          <w:lang w:val="en_US" w:bidi="en_US"/>
-        </w:rPr>
-      </w:r>
-    </w:p>
-    <w:p>
-      <w:pPr/>
-      <w:r>
-        <w:rPr>
-          <w:lang w:val="en_US" w:bidi="en_US"/>
-        </w:rPr>
-      </w:r>
-      <w:r>
-        <w:rPr>
-          <w:lang w:val="en_US" w:bidi="en_US"/>
-        </w:rPr>
-        <w:t>This PDF version is provided under the same license.</w:t>
+        <w:t xml:space="preserve"> © 2022 unfoldingWord. Released under CC BY-SA 4.0 license. </w:t>
+      </w:r>
+      <w:r>
+        <w:rPr>
+          <w:lang w:val="en_US" w:bidi="en_US"/>
+        </w:rPr>
+        <w:t>unfoldingWord® Translation Notes</w:t>
+      </w:r>
+      <w:r>
+        <w:rPr>
+          <w:lang w:val="en_US" w:bidi="en_US"/>
+        </w:rPr>
+        <w:t xml:space="preserve"> has been adapted in the following languages: Tok Pisin, Arabic (عربي), French (Français), Hindi (हिंदी), Indonesian (Bahasa Indonesia), Portuguese (Português), Russian (Русский), Spanish (Español), Swahili (Kiswahili), and Simplified Chinese (简体中文) from </w:t>
+      </w:r>
+      <w:r>
+        <w:rPr>
+          <w:lang w:val="en_US" w:bidi="en_US"/>
+        </w:rPr>
+        <w:t>unfoldingWord® Translation Notes</w:t>
+      </w:r>
+      <w:r>
+        <w:rPr>
+          <w:lang w:val="en_US" w:bidi="en_US"/>
+        </w:rPr>
+        <w:t xml:space="preserve"> © 2022 unfoldingWord. Released under CC BY-SA 4.0 license by Mission Mutual</w:t>
       </w:r>
       <w:r>
         <w:rPr>
@@ -382,7 +317,7 @@
         </w:rPr>
         <w:t>The description in the book title (</w:t>
       </w:r>
-      <w:hyperlink r:id="rId15">
+      <w:hyperlink r:id="rId13">
         <w:r>
           <w:rPr>
             <w:lang w:val="en_US" w:bidi="en_US"/>
@@ -400,7 +335,7 @@
         </w:rPr>
         <w:t xml:space="preserve">) could either be translated “the word of Yahweh to Israel by the hand of Malachi” or “the word of Yahweh to Israel by the hand of my messenger.” The last expression in that sentence also occurs in </w:t>
       </w:r>
-      <w:hyperlink r:id="rId16">
+      <w:hyperlink r:id="rId14">
         <w:r>
           <w:rPr>
             <w:lang w:val="en_US" w:bidi="en_US"/>
@@ -695,20 +630,6 @@
       </w:r>
       <w:r>
         <w:rPr>
-          <w:lang w:val="en_US" w:bidi="en_US"/>
-        </w:rPr>
-        <w:t>מַשָּׂ֥א דְבַר־יְהוָ֖ה</w:t>
-      </w:r>
-    </w:p>
-    <w:p>
-      <w:pPr/>
-      <w:r>
-        <w:rPr>
-          <w:lang w:val="en_US" w:bidi="en_US"/>
-        </w:rPr>
-      </w:r>
-      <w:r>
-        <w:rPr>
           <w:b/>
           <w:lang w:val="en_US" w:bidi="en_US"/>
         </w:rPr>
@@ -818,20 +739,6 @@
       </w:r>
       <w:r>
         <w:rPr>
-          <w:lang w:val="en_US" w:bidi="en_US"/>
-        </w:rPr>
-        <w:t>דְבַר־יְהוָ֖ה</w:t>
-      </w:r>
-    </w:p>
-    <w:p>
-      <w:pPr/>
-      <w:r>
-        <w:rPr>
-          <w:lang w:val="en_US" w:bidi="en_US"/>
-        </w:rPr>
-      </w:r>
-      <w:r>
-        <w:rPr>
           <w:b/>
           <w:lang w:val="en_US" w:bidi="en_US"/>
         </w:rPr>
@@ -928,20 +835,6 @@
       </w:r>
       <w:r>
         <w:rPr>
-          <w:lang w:val="en_US" w:bidi="en_US"/>
-        </w:rPr>
-        <w:t>אֶל־יִשְׂרָאֵ֑ל</w:t>
-      </w:r>
-    </w:p>
-    <w:p>
-      <w:pPr/>
-      <w:r>
-        <w:rPr>
-          <w:lang w:val="en_US" w:bidi="en_US"/>
-        </w:rPr>
-      </w:r>
-      <w:r>
-        <w:rPr>
           <w:b/>
           <w:lang w:val="en_US" w:bidi="en_US"/>
         </w:rPr>
@@ -1038,20 +931,6 @@
       </w:r>
       <w:r>
         <w:rPr>
-          <w:lang w:val="en_US" w:bidi="en_US"/>
-        </w:rPr>
-        <w:t>בְּ⁠יַ֖ד</w:t>
-      </w:r>
-    </w:p>
-    <w:p>
-      <w:pPr/>
-      <w:r>
-        <w:rPr>
-          <w:lang w:val="en_US" w:bidi="en_US"/>
-        </w:rPr>
-      </w:r>
-      <w:r>
-        <w:rPr>
           <w:b/>
           <w:lang w:val="en_US" w:bidi="en_US"/>
         </w:rPr>
@@ -1148,20 +1027,6 @@
       </w:r>
       <w:r>
         <w:rPr>
-          <w:lang w:val="en_US" w:bidi="en_US"/>
-        </w:rPr>
-        <w:t>מַלְאָכִֽי</w:t>
-      </w:r>
-    </w:p>
-    <w:p>
-      <w:pPr/>
-      <w:r>
-        <w:rPr>
-          <w:lang w:val="en_US" w:bidi="en_US"/>
-        </w:rPr>
-      </w:r>
-      <w:r>
-        <w:rPr>
           <w:b/>
           <w:lang w:val="en_US" w:bidi="en_US"/>
         </w:rPr>
@@ -1258,20 +1123,6 @@
       </w:r>
       <w:r>
         <w:rPr>
-          <w:lang w:val="en_US" w:bidi="en_US"/>
-        </w:rPr>
-        <w:t>אָהַ֤בְתִּי אֶתְ⁠כֶם֙ אָמַ֣ר יְהוָ֔ה</w:t>
-      </w:r>
-    </w:p>
-    <w:p>
-      <w:pPr/>
-      <w:r>
-        <w:rPr>
-          <w:lang w:val="en_US" w:bidi="en_US"/>
-        </w:rPr>
-      </w:r>
-      <w:r>
-        <w:rPr>
           <w:b/>
           <w:lang w:val="en_US" w:bidi="en_US"/>
         </w:rPr>
@@ -1355,20 +1206,6 @@
       </w:r>
       <w:r>
         <w:rPr>
-          <w:lang w:val="en_US" w:bidi="en_US"/>
-        </w:rPr>
-        <w:t>אֶתְ⁠כֶם֙</w:t>
-      </w:r>
-    </w:p>
-    <w:p>
-      <w:pPr/>
-      <w:r>
-        <w:rPr>
-          <w:lang w:val="en_US" w:bidi="en_US"/>
-        </w:rPr>
-      </w:r>
-      <w:r>
-        <w:rPr>
           <w:b/>
           <w:lang w:val="en_US" w:bidi="en_US"/>
         </w:rPr>
@@ -1465,20 +1302,6 @@
       </w:r>
       <w:r>
         <w:rPr>
-          <w:lang w:val="en_US" w:bidi="en_US"/>
-        </w:rPr>
-        <w:t>וַ⁠אֲמַרְתֶּ֖ם</w:t>
-      </w:r>
-    </w:p>
-    <w:p>
-      <w:pPr/>
-      <w:r>
-        <w:rPr>
-          <w:lang w:val="en_US" w:bidi="en_US"/>
-        </w:rPr>
-      </w:r>
-      <w:r>
-        <w:rPr>
           <w:b/>
           <w:lang w:val="en_US" w:bidi="en_US"/>
         </w:rPr>
@@ -1562,20 +1385,6 @@
       </w:r>
       <w:r>
         <w:rPr>
-          <w:lang w:val="en_US" w:bidi="en_US"/>
-        </w:rPr>
-        <w:t>הֲ⁠לוֹא־אָ֨ח עֵשָׂ֤ו לְ⁠יַֽעֲקֹב֙ נְאֻם־יְהוָ֔ה וָ⁠אֹהַ֖ב אֶֽת־יַעֲקֹֽב</w:t>
-      </w:r>
-    </w:p>
-    <w:p>
-      <w:pPr/>
-      <w:r>
-        <w:rPr>
-          <w:lang w:val="en_US" w:bidi="en_US"/>
-        </w:rPr>
-      </w:r>
-      <w:r>
-        <w:rPr>
           <w:b/>
           <w:lang w:val="en_US" w:bidi="en_US"/>
         </w:rPr>
@@ -1672,20 +1481,6 @@
       </w:r>
       <w:r>
         <w:rPr>
-          <w:lang w:val="en_US" w:bidi="en_US"/>
-        </w:rPr>
-        <w:t>הֲ⁠לוֹא־אָ֨ח עֵשָׂ֤ו לְ⁠יַֽעֲקֹב֙</w:t>
-      </w:r>
-    </w:p>
-    <w:p>
-      <w:pPr/>
-      <w:r>
-        <w:rPr>
-          <w:lang w:val="en_US" w:bidi="en_US"/>
-        </w:rPr>
-      </w:r>
-      <w:r>
-        <w:rPr>
           <w:b/>
           <w:lang w:val="en_US" w:bidi="en_US"/>
         </w:rPr>
@@ -1769,20 +1564,6 @@
       </w:r>
       <w:r>
         <w:rPr>
-          <w:lang w:val="en_US" w:bidi="en_US"/>
-        </w:rPr>
-        <w:t>הֲ⁠לוֹא־אָ֨ח עֵשָׂ֤ו לְ⁠יַֽעֲקֹב֙</w:t>
-      </w:r>
-    </w:p>
-    <w:p>
-      <w:pPr/>
-      <w:r>
-        <w:rPr>
-          <w:lang w:val="en_US" w:bidi="en_US"/>
-        </w:rPr>
-      </w:r>
-      <w:r>
-        <w:rPr>
           <w:b/>
           <w:lang w:val="en_US" w:bidi="en_US"/>
         </w:rPr>
@@ -1892,20 +1673,6 @@
       </w:r>
       <w:r>
         <w:rPr>
-          <w:lang w:val="en_US" w:bidi="en_US"/>
-        </w:rPr>
-        <w:t>נְאֻם־יְהוָ֔ה</w:t>
-      </w:r>
-    </w:p>
-    <w:p>
-      <w:pPr/>
-      <w:r>
-        <w:rPr>
-          <w:lang w:val="en_US" w:bidi="en_US"/>
-        </w:rPr>
-      </w:r>
-      <w:r>
-        <w:rPr>
           <w:b/>
           <w:lang w:val="en_US" w:bidi="en_US"/>
         </w:rPr>
@@ -1989,20 +1756,6 @@
       </w:r>
       <w:r>
         <w:rPr>
-          <w:lang w:val="en_US" w:bidi="en_US"/>
-        </w:rPr>
-        <w:t>וָ⁠אֹהַ֖ב אֶֽת־יַעֲקֹֽב</w:t>
-      </w:r>
-    </w:p>
-    <w:p>
-      <w:pPr/>
-      <w:r>
-        <w:rPr>
-          <w:lang w:val="en_US" w:bidi="en_US"/>
-        </w:rPr>
-      </w:r>
-      <w:r>
-        <w:rPr>
           <w:b/>
           <w:lang w:val="en_US" w:bidi="en_US"/>
         </w:rPr>
@@ -2099,20 +1852,6 @@
       </w:r>
       <w:r>
         <w:rPr>
-          <w:lang w:val="en_US" w:bidi="en_US"/>
-        </w:rPr>
-        <w:t>וָ⁠אֹהַ֖ב אֶֽת־יַעֲקֹֽב׃ וְ⁠אֶת־עֵשָׂ֖ו שָׂנֵ֑אתִי</w:t>
-      </w:r>
-    </w:p>
-    <w:p>
-      <w:pPr/>
-      <w:r>
-        <w:rPr>
-          <w:lang w:val="en_US" w:bidi="en_US"/>
-        </w:rPr>
-      </w:r>
-      <w:r>
-        <w:rPr>
           <w:b/>
           <w:lang w:val="en_US" w:bidi="en_US"/>
         </w:rPr>
@@ -2248,20 +1987,6 @@
       </w:r>
       <w:r>
         <w:rPr>
-          <w:lang w:val="en_US" w:bidi="en_US"/>
-        </w:rPr>
-        <w:t>וְ⁠אֶת־עֵשָׂ֖ו שָׂנֵ֑אתִי</w:t>
-      </w:r>
-    </w:p>
-    <w:p>
-      <w:pPr/>
-      <w:r>
-        <w:rPr>
-          <w:lang w:val="en_US" w:bidi="en_US"/>
-        </w:rPr>
-      </w:r>
-      <w:r>
-        <w:rPr>
           <w:b/>
           <w:lang w:val="en_US" w:bidi="en_US"/>
         </w:rPr>
@@ -2358,20 +2083,6 @@
       </w:r>
       <w:r>
         <w:rPr>
-          <w:lang w:val="en_US" w:bidi="en_US"/>
-        </w:rPr>
-        <w:t>שְׁמָמָ֔ה</w:t>
-      </w:r>
-    </w:p>
-    <w:p>
-      <w:pPr/>
-      <w:r>
-        <w:rPr>
-          <w:lang w:val="en_US" w:bidi="en_US"/>
-        </w:rPr>
-      </w:r>
-      <w:r>
-        <w:rPr>
           <w:b/>
           <w:lang w:val="en_US" w:bidi="en_US"/>
         </w:rPr>
@@ -2468,20 +2179,6 @@
       </w:r>
       <w:r>
         <w:rPr>
-          <w:lang w:val="en_US" w:bidi="en_US"/>
-        </w:rPr>
-        <w:t>לְ⁠תַנּ֥וֹת</w:t>
-      </w:r>
-    </w:p>
-    <w:p>
-      <w:pPr/>
-      <w:r>
-        <w:rPr>
-          <w:lang w:val="en_US" w:bidi="en_US"/>
-        </w:rPr>
-      </w:r>
-      <w:r>
-        <w:rPr>
           <w:b/>
           <w:lang w:val="en_US" w:bidi="en_US"/>
         </w:rPr>
@@ -2578,20 +2275,6 @@
       </w:r>
       <w:r>
         <w:rPr>
-          <w:lang w:val="en_US" w:bidi="en_US"/>
-        </w:rPr>
-        <w:t>כִּֽי־תֹאמַ֨ר אֱד֜וֹם</w:t>
-      </w:r>
-    </w:p>
-    <w:p>
-      <w:pPr/>
-      <w:r>
-        <w:rPr>
-          <w:lang w:val="en_US" w:bidi="en_US"/>
-        </w:rPr>
-      </w:r>
-      <w:r>
-        <w:rPr>
           <w:b/>
           <w:lang w:val="en_US" w:bidi="en_US"/>
         </w:rPr>
@@ -2701,20 +2384,6 @@
       </w:r>
       <w:r>
         <w:rPr>
-          <w:lang w:val="en_US" w:bidi="en_US"/>
-        </w:rPr>
-        <w:t>רֻשַּׁ֗שְׁנוּ</w:t>
-      </w:r>
-    </w:p>
-    <w:p>
-      <w:pPr/>
-      <w:r>
-        <w:rPr>
-          <w:lang w:val="en_US" w:bidi="en_US"/>
-        </w:rPr>
-      </w:r>
-      <w:r>
-        <w:rPr>
           <w:b/>
           <w:lang w:val="en_US" w:bidi="en_US"/>
         </w:rPr>
@@ -2798,20 +2467,6 @@
       </w:r>
       <w:r>
         <w:rPr>
-          <w:lang w:val="en_US" w:bidi="en_US"/>
-        </w:rPr>
-        <w:t>וְ⁠קָרְא֤וּ לָ⁠הֶם֙ גְּב֣וּל רִשְׁעָ֔ה וְ⁠הָ⁠עָ֛ם אֲשֶׁר־זָעַ֥ם יְהוָ֖ה עַד־עוֹלָֽם</w:t>
-      </w:r>
-    </w:p>
-    <w:p>
-      <w:pPr/>
-      <w:r>
-        <w:rPr>
-          <w:lang w:val="en_US" w:bidi="en_US"/>
-        </w:rPr>
-      </w:r>
-      <w:r>
-        <w:rPr>
           <w:b/>
           <w:lang w:val="en_US" w:bidi="en_US"/>
         </w:rPr>
@@ -2895,20 +2550,6 @@
       </w:r>
       <w:r>
         <w:rPr>
-          <w:lang w:val="en_US" w:bidi="en_US"/>
-        </w:rPr>
-        <w:t>וְ⁠קָרְא֤וּ לָ⁠הֶם֙</w:t>
-      </w:r>
-    </w:p>
-    <w:p>
-      <w:pPr/>
-      <w:r>
-        <w:rPr>
-          <w:lang w:val="en_US" w:bidi="en_US"/>
-        </w:rPr>
-      </w:r>
-      <w:r>
-        <w:rPr>
           <w:b/>
           <w:lang w:val="en_US" w:bidi="en_US"/>
         </w:rPr>
@@ -3005,20 +2646,6 @@
       </w:r>
       <w:r>
         <w:rPr>
-          <w:lang w:val="en_US" w:bidi="en_US"/>
-        </w:rPr>
-        <w:t>גְּב֣וּל רִשְׁעָ֔ה</w:t>
-      </w:r>
-    </w:p>
-    <w:p>
-      <w:pPr/>
-      <w:r>
-        <w:rPr>
-          <w:lang w:val="en_US" w:bidi="en_US"/>
-        </w:rPr>
-      </w:r>
-      <w:r>
-        <w:rPr>
           <w:b/>
           <w:lang w:val="en_US" w:bidi="en_US"/>
         </w:rPr>
@@ -3115,20 +2742,6 @@
       </w:r>
       <w:r>
         <w:rPr>
-          <w:lang w:val="en_US" w:bidi="en_US"/>
-        </w:rPr>
-        <w:t>וְ⁠עֵינֵי⁠כֶ֖ם תִּרְאֶ֑ינָה וְ⁠אַתֶּ֤ם תֹּֽאמְרוּ֙ יִגְדַּ֣ל יְהוָ֔ה מֵ⁠עַ֖ל לִ⁠גְב֥וּל יִשְׂרָאֵֽל</w:t>
-      </w:r>
-    </w:p>
-    <w:p>
-      <w:pPr/>
-      <w:r>
-        <w:rPr>
-          <w:lang w:val="en_US" w:bidi="en_US"/>
-        </w:rPr>
-      </w:r>
-      <w:r>
-        <w:rPr>
           <w:b/>
           <w:lang w:val="en_US" w:bidi="en_US"/>
         </w:rPr>
@@ -3212,20 +2825,6 @@
       </w:r>
       <w:r>
         <w:rPr>
-          <w:lang w:val="en_US" w:bidi="en_US"/>
-        </w:rPr>
-        <w:t>וְ⁠עֵינֵי⁠כֶ֖ם תִּרְאֶ֑ינָה</w:t>
-      </w:r>
-    </w:p>
-    <w:p>
-      <w:pPr/>
-      <w:r>
-        <w:rPr>
-          <w:lang w:val="en_US" w:bidi="en_US"/>
-        </w:rPr>
-      </w:r>
-      <w:r>
-        <w:rPr>
           <w:b/>
           <w:lang w:val="en_US" w:bidi="en_US"/>
         </w:rPr>
@@ -3322,20 +2921,6 @@
       </w:r>
       <w:r>
         <w:rPr>
-          <w:lang w:val="en_US" w:bidi="en_US"/>
-        </w:rPr>
-        <w:t>וְ⁠עֵינֵי⁠כֶ֖ם תִּרְאֶ֑ינָה וְ⁠אַתֶּ֤ם תֹּֽאמְרוּ֙ יִגְדַּ֣ל יְהוָ֔ה מֵ⁠עַ֖ל לִ⁠גְב֥וּל יִשְׂרָאֵֽל</w:t>
-      </w:r>
-    </w:p>
-    <w:p>
-      <w:pPr/>
-      <w:r>
-        <w:rPr>
-          <w:lang w:val="en_US" w:bidi="en_US"/>
-        </w:rPr>
-      </w:r>
-      <w:r>
-        <w:rPr>
           <w:b/>
           <w:lang w:val="en_US" w:bidi="en_US"/>
         </w:rPr>
@@ -3419,20 +3004,6 @@
       </w:r>
       <w:r>
         <w:rPr>
-          <w:lang w:val="en_US" w:bidi="en_US"/>
-        </w:rPr>
-        <w:t>וְ⁠אִם־אָ֣ב אָ֣נִי אַיֵּ֣ה כְבוֹדִ֡⁠י וְ⁠אִם־אֲדוֹנִ֣ים אָנִי֩ אַיֵּ֨ה מוֹרָאִ֜⁠י</w:t>
-      </w:r>
-    </w:p>
-    <w:p>
-      <w:pPr/>
-      <w:r>
-        <w:rPr>
-          <w:lang w:val="en_US" w:bidi="en_US"/>
-        </w:rPr>
-      </w:r>
-      <w:r>
-        <w:rPr>
           <w:b/>
           <w:lang w:val="en_US" w:bidi="en_US"/>
         </w:rPr>
@@ -3516,20 +3087,6 @@
       </w:r>
       <w:r>
         <w:rPr>
-          <w:lang w:val="en_US" w:bidi="en_US"/>
-        </w:rPr>
-        <w:t>שְׁמִ֔⁠י &amp; אֶת־שְׁמֶֽ⁠ךָ</w:t>
-      </w:r>
-    </w:p>
-    <w:p>
-      <w:pPr/>
-      <w:r>
-        <w:rPr>
-          <w:lang w:val="en_US" w:bidi="en_US"/>
-        </w:rPr>
-      </w:r>
-      <w:r>
-        <w:rPr>
           <w:b/>
           <w:lang w:val="en_US" w:bidi="en_US"/>
         </w:rPr>
@@ -3639,20 +3196,6 @@
       </w:r>
       <w:r>
         <w:rPr>
-          <w:lang w:val="en_US" w:bidi="en_US"/>
-        </w:rPr>
-        <w:t>לֶ֣חֶם מְגֹאָ֔ל</w:t>
-      </w:r>
-    </w:p>
-    <w:p>
-      <w:pPr/>
-      <w:r>
-        <w:rPr>
-          <w:lang w:val="en_US" w:bidi="en_US"/>
-        </w:rPr>
-      </w:r>
-      <w:r>
-        <w:rPr>
           <w:b/>
           <w:lang w:val="en_US" w:bidi="en_US"/>
         </w:rPr>
@@ -3736,20 +3279,6 @@
       </w:r>
       <w:r>
         <w:rPr>
-          <w:lang w:val="en_US" w:bidi="en_US"/>
-        </w:rPr>
-        <w:t>וַ⁠אֲמַרְתֶּ֖ם בַּ⁠מֶּ֣ה גֵֽאַלְנ֑וּ⁠ךָ בֶּ⁠אֱמָרְ⁠כֶ֕ם שֻׁלְחַ֥ן יְהוָ֖ה נִבְזֶ֥ה הֽוּא</w:t>
-      </w:r>
-    </w:p>
-    <w:p>
-      <w:pPr/>
-      <w:r>
-        <w:rPr>
-          <w:lang w:val="en_US" w:bidi="en_US"/>
-        </w:rPr>
-      </w:r>
-      <w:r>
-        <w:rPr>
           <w:b/>
           <w:lang w:val="en_US" w:bidi="en_US"/>
         </w:rPr>
@@ -3833,20 +3362,6 @@
       </w:r>
       <w:r>
         <w:rPr>
-          <w:lang w:val="en_US" w:bidi="en_US"/>
-        </w:rPr>
-        <w:t>שֻׁלְחַ֥ן יְהוָ֖ה נִבְזֶ֥ה הֽוּא</w:t>
-      </w:r>
-    </w:p>
-    <w:p>
-      <w:pPr/>
-      <w:r>
-        <w:rPr>
-          <w:lang w:val="en_US" w:bidi="en_US"/>
-        </w:rPr>
-      </w:r>
-      <w:r>
-        <w:rPr>
           <w:b/>
           <w:lang w:val="en_US" w:bidi="en_US"/>
         </w:rPr>
@@ -3930,20 +3445,6 @@
       </w:r>
       <w:r>
         <w:rPr>
-          <w:lang w:val="en_US" w:bidi="en_US"/>
-        </w:rPr>
-        <w:t>שֻׁלְחַ֥ן יְהוָ֖ה</w:t>
-      </w:r>
-    </w:p>
-    <w:p>
-      <w:pPr/>
-      <w:r>
-        <w:rPr>
-          <w:lang w:val="en_US" w:bidi="en_US"/>
-        </w:rPr>
-      </w:r>
-      <w:r>
-        <w:rPr>
           <w:b/>
           <w:lang w:val="en_US" w:bidi="en_US"/>
         </w:rPr>
@@ -4040,20 +3541,6 @@
       </w:r>
       <w:r>
         <w:rPr>
-          <w:lang w:val="en_US" w:bidi="en_US"/>
-        </w:rPr>
-        <w:t>וְ⁠כִֽי־תַגִּשׁ֨וּ⁠ן עִוֵּ֤ר לִ⁠זְבֹּ֨חַ֙ אֵ֣ין רָ֔ע וְ⁠כִ֥י תַגִּ֛ישׁוּ פִּסֵּ֥חַ וְ⁠חֹלֶ֖ה אֵ֣ין רָ֑ע</w:t>
-      </w:r>
-    </w:p>
-    <w:p>
-      <w:pPr/>
-      <w:r>
-        <w:rPr>
-          <w:lang w:val="en_US" w:bidi="en_US"/>
-        </w:rPr>
-      </w:r>
-      <w:r>
-        <w:rPr>
           <w:b/>
           <w:lang w:val="en_US" w:bidi="en_US"/>
         </w:rPr>
@@ -4137,20 +3624,6 @@
       </w:r>
       <w:r>
         <w:rPr>
-          <w:lang w:val="en_US" w:bidi="en_US"/>
-        </w:rPr>
-        <w:t>עִוֵּ֤ר &amp; פִּסֵּ֥חַ וְ⁠חֹלֶ֖ה</w:t>
-      </w:r>
-    </w:p>
-    <w:p>
-      <w:pPr/>
-      <w:r>
-        <w:rPr>
-          <w:lang w:val="en_US" w:bidi="en_US"/>
-        </w:rPr>
-      </w:r>
-      <w:r>
-        <w:rPr>
           <w:b/>
           <w:lang w:val="en_US" w:bidi="en_US"/>
         </w:rPr>
@@ -4247,20 +3720,6 @@
       </w:r>
       <w:r>
         <w:rPr>
-          <w:lang w:val="en_US" w:bidi="en_US"/>
-        </w:rPr>
-        <w:t>הַקְרִיבֵ֨⁠הוּ</w:t>
-      </w:r>
-    </w:p>
-    <w:p>
-      <w:pPr/>
-      <w:r>
-        <w:rPr>
-          <w:lang w:val="en_US" w:bidi="en_US"/>
-        </w:rPr>
-      </w:r>
-      <w:r>
-        <w:rPr>
           <w:b/>
           <w:lang w:val="en_US" w:bidi="en_US"/>
         </w:rPr>
@@ -4357,20 +3816,6 @@
       </w:r>
       <w:r>
         <w:rPr>
-          <w:lang w:val="en_US" w:bidi="en_US"/>
-        </w:rPr>
-        <w:t>לְ⁠פֶחָתֶ֗⁠ךָ הֲ⁠יִּרְצְ⁠ךָ֙ &amp; פָנֶ֔י⁠ךָ</w:t>
-      </w:r>
-    </w:p>
-    <w:p>
-      <w:pPr/>
-      <w:r>
-        <w:rPr>
-          <w:lang w:val="en_US" w:bidi="en_US"/>
-        </w:rPr>
-      </w:r>
-      <w:r>
-        <w:rPr>
           <w:b/>
           <w:lang w:val="en_US" w:bidi="en_US"/>
         </w:rPr>
@@ -4506,20 +3951,6 @@
       </w:r>
       <w:r>
         <w:rPr>
-          <w:lang w:val="en_US" w:bidi="en_US"/>
-        </w:rPr>
-        <w:t>הֲ⁠יִּרְצְ⁠ךָ֙ א֚וֹ הֲ⁠יִשָּׂ֣א פָנֶ֔י⁠ךָ</w:t>
-      </w:r>
-    </w:p>
-    <w:p>
-      <w:pPr/>
-      <w:r>
-        <w:rPr>
-          <w:lang w:val="en_US" w:bidi="en_US"/>
-        </w:rPr>
-      </w:r>
-      <w:r>
-        <w:rPr>
           <w:b/>
           <w:lang w:val="en_US" w:bidi="en_US"/>
         </w:rPr>
@@ -4603,20 +4034,6 @@
       </w:r>
       <w:r>
         <w:rPr>
-          <w:lang w:val="en_US" w:bidi="en_US"/>
-        </w:rPr>
-        <w:t>הֲ⁠יִּרְצְ⁠ךָ֙ א֚וֹ הֲ⁠יִשָּׂ֣א פָנֶ֔י⁠ךָ</w:t>
-      </w:r>
-    </w:p>
-    <w:p>
-      <w:pPr/>
-      <w:r>
-        <w:rPr>
-          <w:lang w:val="en_US" w:bidi="en_US"/>
-        </w:rPr>
-      </w:r>
-      <w:r>
-        <w:rPr>
           <w:b/>
           <w:lang w:val="en_US" w:bidi="en_US"/>
         </w:rPr>
@@ -4726,20 +4143,6 @@
       </w:r>
       <w:r>
         <w:rPr>
-          <w:lang w:val="en_US" w:bidi="en_US"/>
-        </w:rPr>
-        <w:t>א֚וֹ הֲ⁠יִשָּׂ֣א פָנֶ֔י⁠ךָ</w:t>
-      </w:r>
-    </w:p>
-    <w:p>
-      <w:pPr/>
-      <w:r>
-        <w:rPr>
-          <w:lang w:val="en_US" w:bidi="en_US"/>
-        </w:rPr>
-      </w:r>
-      <w:r>
-        <w:rPr>
           <w:b/>
           <w:lang w:val="en_US" w:bidi="en_US"/>
         </w:rPr>
@@ -4823,20 +4226,6 @@
       </w:r>
       <w:r>
         <w:rPr>
-          <w:lang w:val="en_US" w:bidi="en_US"/>
-        </w:rPr>
-        <w:t>וְ⁠עַתָּ֛ה</w:t>
-      </w:r>
-    </w:p>
-    <w:p>
-      <w:pPr/>
-      <w:r>
-        <w:rPr>
-          <w:lang w:val="en_US" w:bidi="en_US"/>
-        </w:rPr>
-      </w:r>
-      <w:r>
-        <w:rPr>
           <w:b/>
           <w:lang w:val="en_US" w:bidi="en_US"/>
         </w:rPr>
@@ -4933,20 +4322,6 @@
       </w:r>
       <w:r>
         <w:rPr>
-          <w:lang w:val="en_US" w:bidi="en_US"/>
-        </w:rPr>
-        <w:t>פְנֵי־אֵ֖ל וִֽ⁠יחָנֵ֑⁠נוּ</w:t>
-      </w:r>
-    </w:p>
-    <w:p>
-      <w:pPr/>
-      <w:r>
-        <w:rPr>
-          <w:lang w:val="en_US" w:bidi="en_US"/>
-        </w:rPr>
-      </w:r>
-      <w:r>
-        <w:rPr>
           <w:b/>
           <w:lang w:val="en_US" w:bidi="en_US"/>
         </w:rPr>
@@ -5030,20 +4405,6 @@
       </w:r>
       <w:r>
         <w:rPr>
-          <w:lang w:val="en_US" w:bidi="en_US"/>
-        </w:rPr>
-        <w:t>פְנֵי־אֵ֖ל</w:t>
-      </w:r>
-    </w:p>
-    <w:p>
-      <w:pPr/>
-      <w:r>
-        <w:rPr>
-          <w:lang w:val="en_US" w:bidi="en_US"/>
-        </w:rPr>
-      </w:r>
-      <w:r>
-        <w:rPr>
           <w:b/>
           <w:lang w:val="en_US" w:bidi="en_US"/>
         </w:rPr>
@@ -5140,20 +4501,6 @@
       </w:r>
       <w:r>
         <w:rPr>
-          <w:lang w:val="en_US" w:bidi="en_US"/>
-        </w:rPr>
-        <w:t>פְנֵי־אֵ֖ל</w:t>
-      </w:r>
-    </w:p>
-    <w:p>
-      <w:pPr/>
-      <w:r>
-        <w:rPr>
-          <w:lang w:val="en_US" w:bidi="en_US"/>
-        </w:rPr>
-      </w:r>
-      <w:r>
-        <w:rPr>
           <w:b/>
           <w:lang w:val="en_US" w:bidi="en_US"/>
         </w:rPr>
@@ -5250,20 +4597,6 @@
       </w:r>
       <w:r>
         <w:rPr>
-          <w:lang w:val="en_US" w:bidi="en_US"/>
-        </w:rPr>
-        <w:t>וִֽ⁠יחָנֵ֑⁠נוּ</w:t>
-      </w:r>
-    </w:p>
-    <w:p>
-      <w:pPr/>
-      <w:r>
-        <w:rPr>
-          <w:lang w:val="en_US" w:bidi="en_US"/>
-        </w:rPr>
-      </w:r>
-      <w:r>
-        <w:rPr>
           <w:b/>
           <w:lang w:val="en_US" w:bidi="en_US"/>
         </w:rPr>
@@ -5360,20 +4693,6 @@
       </w:r>
       <w:r>
         <w:rPr>
-          <w:lang w:val="en_US" w:bidi="en_US"/>
-        </w:rPr>
-        <w:t>מִ⁠יֶּדְ⁠כֶם֙ הָ֣יְתָה זֹּ֔את</w:t>
-      </w:r>
-    </w:p>
-    <w:p>
-      <w:pPr/>
-      <w:r>
-        <w:rPr>
-          <w:lang w:val="en_US" w:bidi="en_US"/>
-        </w:rPr>
-      </w:r>
-      <w:r>
-        <w:rPr>
           <w:b/>
           <w:lang w:val="en_US" w:bidi="en_US"/>
         </w:rPr>
@@ -5470,20 +4789,6 @@
       </w:r>
       <w:r>
         <w:rPr>
-          <w:lang w:val="en_US" w:bidi="en_US"/>
-        </w:rPr>
-        <w:t>מִ⁠יֶּדְ⁠כֶם֙</w:t>
-      </w:r>
-    </w:p>
-    <w:p>
-      <w:pPr/>
-      <w:r>
-        <w:rPr>
-          <w:lang w:val="en_US" w:bidi="en_US"/>
-        </w:rPr>
-      </w:r>
-      <w:r>
-        <w:rPr>
           <w:b/>
           <w:lang w:val="en_US" w:bidi="en_US"/>
         </w:rPr>
@@ -5580,20 +4885,6 @@
       </w:r>
       <w:r>
         <w:rPr>
-          <w:lang w:val="en_US" w:bidi="en_US"/>
-        </w:rPr>
-        <w:t>מִ⁠יֶּדְ⁠כֶם֙</w:t>
-      </w:r>
-    </w:p>
-    <w:p>
-      <w:pPr/>
-      <w:r>
-        <w:rPr>
-          <w:lang w:val="en_US" w:bidi="en_US"/>
-        </w:rPr>
-      </w:r>
-      <w:r>
-        <w:rPr>
           <w:b/>
           <w:lang w:val="en_US" w:bidi="en_US"/>
         </w:rPr>
@@ -5709,7 +5000,7 @@
         </w:rPr>
         <w:t xml:space="preserve">See how you translated the similar expression in </w:t>
       </w:r>
-      <w:hyperlink r:id="rId17">
+      <w:hyperlink r:id="rId15">
         <w:r>
           <w:rPr>
             <w:lang w:val="en_US" w:bidi="en_US"/>
@@ -5791,20 +5082,6 @@
       </w:r>
       <w:r>
         <w:rPr>
-          <w:lang w:val="en_US" w:bidi="en_US"/>
-        </w:rPr>
-        <w:t>הֲ⁠יִשָּׂ֤א מִ⁠כֶּם֙ פָּנִ֔ים</w:t>
-      </w:r>
-    </w:p>
-    <w:p>
-      <w:pPr/>
-      <w:r>
-        <w:rPr>
-          <w:lang w:val="en_US" w:bidi="en_US"/>
-        </w:rPr>
-      </w:r>
-      <w:r>
-        <w:rPr>
           <w:b/>
           <w:lang w:val="en_US" w:bidi="en_US"/>
         </w:rPr>
@@ -5888,20 +5165,6 @@
       </w:r>
       <w:r>
         <w:rPr>
-          <w:lang w:val="en_US" w:bidi="en_US"/>
-        </w:rPr>
-        <w:t>מִ֤י גַם־בָּ⁠כֶם֙ וְ⁠יִסְגֹּ֣ר דְּלָתַ֔יִם וְ⁠לֹֽא־תָאִ֥ירוּ מִזְבְּחִ֖⁠י חִנָּ֑ם</w:t>
-      </w:r>
-    </w:p>
-    <w:p>
-      <w:pPr/>
-      <w:r>
-        <w:rPr>
-          <w:lang w:val="en_US" w:bidi="en_US"/>
-        </w:rPr>
-      </w:r>
-      <w:r>
-        <w:rPr>
           <w:b/>
           <w:lang w:val="en_US" w:bidi="en_US"/>
         </w:rPr>
@@ -5985,20 +5248,6 @@
       </w:r>
       <w:r>
         <w:rPr>
-          <w:lang w:val="en_US" w:bidi="en_US"/>
-        </w:rPr>
-        <w:t>דְּלָתַ֔יִם</w:t>
-      </w:r>
-    </w:p>
-    <w:p>
-      <w:pPr/>
-      <w:r>
-        <w:rPr>
-          <w:lang w:val="en_US" w:bidi="en_US"/>
-        </w:rPr>
-      </w:r>
-      <w:r>
-        <w:rPr>
           <w:b/>
           <w:lang w:val="en_US" w:bidi="en_US"/>
         </w:rPr>
@@ -6095,20 +5344,6 @@
       </w:r>
       <w:r>
         <w:rPr>
-          <w:lang w:val="en_US" w:bidi="en_US"/>
-        </w:rPr>
-        <w:t>אֶרְצֶ֥ה מִ⁠יֶּדְ⁠כֶֽם</w:t>
-      </w:r>
-    </w:p>
-    <w:p>
-      <w:pPr/>
-      <w:r>
-        <w:rPr>
-          <w:lang w:val="en_US" w:bidi="en_US"/>
-        </w:rPr>
-      </w:r>
-      <w:r>
-        <w:rPr>
           <w:b/>
           <w:lang w:val="en_US" w:bidi="en_US"/>
         </w:rPr>
@@ -6205,20 +5440,6 @@
       </w:r>
       <w:r>
         <w:rPr>
-          <w:lang w:val="en_US" w:bidi="en_US"/>
-        </w:rPr>
-        <w:t>מִ⁠יֶּדְ⁠כֶֽם</w:t>
-      </w:r>
-    </w:p>
-    <w:p>
-      <w:pPr/>
-      <w:r>
-        <w:rPr>
-          <w:lang w:val="en_US" w:bidi="en_US"/>
-        </w:rPr>
-      </w:r>
-      <w:r>
-        <w:rPr>
           <w:b/>
           <w:lang w:val="en_US" w:bidi="en_US"/>
         </w:rPr>
@@ -6315,20 +5536,6 @@
       </w:r>
       <w:r>
         <w:rPr>
-          <w:lang w:val="en_US" w:bidi="en_US"/>
-        </w:rPr>
-        <w:t>מִ⁠מִּזְרַח־שֶׁ֜מֶשׁ וְ⁠עַד־מְבוֹא֗⁠וֹ</w:t>
-      </w:r>
-    </w:p>
-    <w:p>
-      <w:pPr/>
-      <w:r>
-        <w:rPr>
-          <w:lang w:val="en_US" w:bidi="en_US"/>
-        </w:rPr>
-      </w:r>
-      <w:r>
-        <w:rPr>
           <w:b/>
           <w:lang w:val="en_US" w:bidi="en_US"/>
         </w:rPr>
@@ -6451,20 +5658,6 @@
       </w:r>
       <w:r>
         <w:rPr>
-          <w:lang w:val="en_US" w:bidi="en_US"/>
-        </w:rPr>
-        <w:t>מִ⁠מִּזְרַח־שֶׁ֜מֶשׁ וְ⁠עַד־מְבוֹא֗⁠וֹ</w:t>
-      </w:r>
-    </w:p>
-    <w:p>
-      <w:pPr/>
-      <w:r>
-        <w:rPr>
-          <w:lang w:val="en_US" w:bidi="en_US"/>
-        </w:rPr>
-      </w:r>
-      <w:r>
-        <w:rPr>
           <w:b/>
           <w:lang w:val="en_US" w:bidi="en_US"/>
         </w:rPr>
@@ -6548,20 +5741,6 @@
       </w:r>
       <w:r>
         <w:rPr>
-          <w:lang w:val="en_US" w:bidi="en_US"/>
-        </w:rPr>
-        <w:t>גָּד֤וֹל שְׁמִ⁠י֙ &amp; גָד֤וֹל שְׁמִ⁠י֙</w:t>
-      </w:r>
-    </w:p>
-    <w:p>
-      <w:pPr/>
-      <w:r>
-        <w:rPr>
-          <w:lang w:val="en_US" w:bidi="en_US"/>
-        </w:rPr>
-      </w:r>
-      <w:r>
-        <w:rPr>
           <w:b/>
           <w:lang w:val="en_US" w:bidi="en_US"/>
         </w:rPr>
@@ -6607,7 +5786,7 @@
         </w:rPr>
         <w:t xml:space="preserve"> by association to mean his reputation. See how you translated the same expression in </w:t>
       </w:r>
-      <w:hyperlink r:id="rId18">
+      <w:hyperlink r:id="rId16">
         <w:r>
           <w:rPr>
             <w:lang w:val="en_US" w:bidi="en_US"/>
@@ -6689,20 +5868,6 @@
       </w:r>
       <w:r>
         <w:rPr>
-          <w:lang w:val="en_US" w:bidi="en_US"/>
-        </w:rPr>
-        <w:t>גָּד֤וֹל שְׁמִ⁠י֙</w:t>
-      </w:r>
-    </w:p>
-    <w:p>
-      <w:pPr/>
-      <w:r>
-        <w:rPr>
-          <w:lang w:val="en_US" w:bidi="en_US"/>
-        </w:rPr>
-      </w:r>
-      <w:r>
-        <w:rPr>
           <w:b/>
           <w:lang w:val="en_US" w:bidi="en_US"/>
         </w:rPr>
@@ -6786,20 +5951,6 @@
       </w:r>
       <w:r>
         <w:rPr>
-          <w:lang w:val="en_US" w:bidi="en_US"/>
-        </w:rPr>
-        <w:t>לִ⁠שְׁמִ֖⁠י</w:t>
-      </w:r>
-    </w:p>
-    <w:p>
-      <w:pPr/>
-      <w:r>
-        <w:rPr>
-          <w:lang w:val="en_US" w:bidi="en_US"/>
-        </w:rPr>
-      </w:r>
-      <w:r>
-        <w:rPr>
           <w:b/>
           <w:lang w:val="en_US" w:bidi="en_US"/>
         </w:rPr>
@@ -6896,20 +6047,6 @@
       </w:r>
       <w:r>
         <w:rPr>
-          <w:lang w:val="en_US" w:bidi="en_US"/>
-        </w:rPr>
-        <w:t>וְ⁠אַתֶּ֖ם מְחַלְּלִ֣ים אוֹת֑⁠וֹ</w:t>
-      </w:r>
-    </w:p>
-    <w:p>
-      <w:pPr/>
-      <w:r>
-        <w:rPr>
-          <w:lang w:val="en_US" w:bidi="en_US"/>
-        </w:rPr>
-      </w:r>
-      <w:r>
-        <w:rPr>
           <w:b/>
           <w:lang w:val="en_US" w:bidi="en_US"/>
         </w:rPr>
@@ -7006,20 +6143,6 @@
       </w:r>
       <w:r>
         <w:rPr>
-          <w:lang w:val="en_US" w:bidi="en_US"/>
-        </w:rPr>
-        <w:t>וְ⁠אַתֶּ֖ם מְחַלְּלִ֣ים אוֹת֑⁠וֹ בֶּ⁠אֱמָרְ⁠כֶ֗ם שֻׁלְחַ֤ן אֲדֹנָ⁠י֙ מְגֹאָ֣ל ה֔וּא וְ⁠נִיב֖⁠וֹ נִבְזֶ֥ה אָכְלֽ⁠וֹ</w:t>
-      </w:r>
-    </w:p>
-    <w:p>
-      <w:pPr/>
-      <w:r>
-        <w:rPr>
-          <w:lang w:val="en_US" w:bidi="en_US"/>
-        </w:rPr>
-      </w:r>
-      <w:r>
-        <w:rPr>
           <w:b/>
           <w:lang w:val="en_US" w:bidi="en_US"/>
         </w:rPr>
@@ -7103,20 +6226,6 @@
       </w:r>
       <w:r>
         <w:rPr>
-          <w:lang w:val="en_US" w:bidi="en_US"/>
-        </w:rPr>
-        <w:t>שֻׁלְחַ֤ן אֲדֹנָ⁠י֙</w:t>
-      </w:r>
-    </w:p>
-    <w:p>
-      <w:pPr/>
-      <w:r>
-        <w:rPr>
-          <w:lang w:val="en_US" w:bidi="en_US"/>
-        </w:rPr>
-      </w:r>
-      <w:r>
-        <w:rPr>
           <w:b/>
           <w:lang w:val="en_US" w:bidi="en_US"/>
         </w:rPr>
@@ -7136,7 +6245,7 @@
         </w:rPr>
         <w:t xml:space="preserve">See how you translated the same expression in </w:t>
       </w:r>
-      <w:hyperlink r:id="rId19">
+      <w:hyperlink r:id="rId17">
         <w:r>
           <w:rPr>
             <w:lang w:val="en_US" w:bidi="en_US"/>
@@ -7218,20 +6327,6 @@
       </w:r>
       <w:r>
         <w:rPr>
-          <w:lang w:val="en_US" w:bidi="en_US"/>
-        </w:rPr>
-        <w:t>אֲדֹנָ⁠י֙</w:t>
-      </w:r>
-    </w:p>
-    <w:p>
-      <w:pPr/>
-      <w:r>
-        <w:rPr>
-          <w:lang w:val="en_US" w:bidi="en_US"/>
-        </w:rPr>
-      </w:r>
-      <w:r>
-        <w:rPr>
           <w:b/>
           <w:lang w:val="en_US" w:bidi="en_US"/>
         </w:rPr>
@@ -7251,7 +6346,7 @@
         </w:rPr>
         <w:t xml:space="preserve">In the same phrase in </w:t>
       </w:r>
-      <w:hyperlink r:id="rId19">
+      <w:hyperlink r:id="rId17">
         <w:r>
           <w:rPr>
             <w:lang w:val="en_US" w:bidi="en_US"/>
@@ -7359,20 +6454,6 @@
       </w:r>
       <w:r>
         <w:rPr>
-          <w:lang w:val="en_US" w:bidi="en_US"/>
-        </w:rPr>
-        <w:t>מְגֹאָ֣ל ה֔וּא</w:t>
-      </w:r>
-    </w:p>
-    <w:p>
-      <w:pPr/>
-      <w:r>
-        <w:rPr>
-          <w:lang w:val="en_US" w:bidi="en_US"/>
-        </w:rPr>
-      </w:r>
-      <w:r>
-        <w:rPr>
           <w:b/>
           <w:lang w:val="en_US" w:bidi="en_US"/>
         </w:rPr>
@@ -7456,20 +6537,6 @@
       </w:r>
       <w:r>
         <w:rPr>
-          <w:lang w:val="en_US" w:bidi="en_US"/>
-        </w:rPr>
-        <w:t>וְ⁠נִיב֖⁠וֹ</w:t>
-      </w:r>
-    </w:p>
-    <w:p>
-      <w:pPr/>
-      <w:r>
-        <w:rPr>
-          <w:lang w:val="en_US" w:bidi="en_US"/>
-        </w:rPr>
-      </w:r>
-      <w:r>
-        <w:rPr>
           <w:b/>
           <w:lang w:val="en_US" w:bidi="en_US"/>
         </w:rPr>
@@ -7566,20 +6633,6 @@
       </w:r>
       <w:r>
         <w:rPr>
-          <w:lang w:val="en_US" w:bidi="en_US"/>
-        </w:rPr>
-        <w:t>אָכְלֽ⁠וֹ</w:t>
-      </w:r>
-    </w:p>
-    <w:p>
-      <w:pPr/>
-      <w:r>
-        <w:rPr>
-          <w:lang w:val="en_US" w:bidi="en_US"/>
-        </w:rPr>
-      </w:r>
-      <w:r>
-        <w:rPr>
           <w:b/>
           <w:lang w:val="en_US" w:bidi="en_US"/>
         </w:rPr>
@@ -7676,20 +6729,6 @@
       </w:r>
       <w:r>
         <w:rPr>
-          <w:lang w:val="en_US" w:bidi="en_US"/>
-        </w:rPr>
-        <w:t>נִבְזֶ֥ה</w:t>
-      </w:r>
-    </w:p>
-    <w:p>
-      <w:pPr/>
-      <w:r>
-        <w:rPr>
-          <w:lang w:val="en_US" w:bidi="en_US"/>
-        </w:rPr>
-      </w:r>
-      <w:r>
-        <w:rPr>
           <w:b/>
           <w:lang w:val="en_US" w:bidi="en_US"/>
         </w:rPr>
@@ -7773,20 +6812,6 @@
       </w:r>
       <w:r>
         <w:rPr>
-          <w:lang w:val="en_US" w:bidi="en_US"/>
-        </w:rPr>
-        <w:t>וַ⁠אֲמַרְתֶּם֩ הִנֵּ֨ה מַ⁠תְּלָאָ֜ה</w:t>
-      </w:r>
-    </w:p>
-    <w:p>
-      <w:pPr/>
-      <w:r>
-        <w:rPr>
-          <w:lang w:val="en_US" w:bidi="en_US"/>
-        </w:rPr>
-      </w:r>
-      <w:r>
-        <w:rPr>
           <w:b/>
           <w:lang w:val="en_US" w:bidi="en_US"/>
         </w:rPr>
@@ -7870,20 +6895,6 @@
       </w:r>
       <w:r>
         <w:rPr>
-          <w:lang w:val="en_US" w:bidi="en_US"/>
-        </w:rPr>
-        <w:t>הִנֵּ֨ה</w:t>
-      </w:r>
-    </w:p>
-    <w:p>
-      <w:pPr/>
-      <w:r>
-        <w:rPr>
-          <w:lang w:val="en_US" w:bidi="en_US"/>
-        </w:rPr>
-      </w:r>
-      <w:r>
-        <w:rPr>
           <w:b/>
           <w:lang w:val="en_US" w:bidi="en_US"/>
         </w:rPr>
@@ -7980,20 +6991,6 @@
       </w:r>
       <w:r>
         <w:rPr>
-          <w:lang w:val="en_US" w:bidi="en_US"/>
-        </w:rPr>
-        <w:t>מַ⁠תְּלָאָ֜ה</w:t>
-      </w:r>
-    </w:p>
-    <w:p>
-      <w:pPr/>
-      <w:r>
-        <w:rPr>
-          <w:lang w:val="en_US" w:bidi="en_US"/>
-        </w:rPr>
-      </w:r>
-      <w:r>
-        <w:rPr>
           <w:b/>
           <w:lang w:val="en_US" w:bidi="en_US"/>
         </w:rPr>
@@ -8077,20 +7074,6 @@
       </w:r>
       <w:r>
         <w:rPr>
-          <w:lang w:val="en_US" w:bidi="en_US"/>
-        </w:rPr>
-        <w:t>וְ⁠הִפַּחְתֶּ֣ם אוֹת֗⁠וֹ</w:t>
-      </w:r>
-    </w:p>
-    <w:p>
-      <w:pPr/>
-      <w:r>
-        <w:rPr>
-          <w:lang w:val="en_US" w:bidi="en_US"/>
-        </w:rPr>
-      </w:r>
-      <w:r>
-        <w:rPr>
           <w:b/>
           <w:lang w:val="en_US" w:bidi="en_US"/>
         </w:rPr>
@@ -8187,20 +7170,6 @@
       </w:r>
       <w:r>
         <w:rPr>
-          <w:lang w:val="en_US" w:bidi="en_US"/>
-        </w:rPr>
-        <w:t>גָּז֗וּל וְ⁠אֶת־הַ⁠פִּסֵּ֨חַ֙ וְ⁠אֶת־הַ֣⁠חוֹלֶ֔ה</w:t>
-      </w:r>
-    </w:p>
-    <w:p>
-      <w:pPr/>
-      <w:r>
-        <w:rPr>
-          <w:lang w:val="en_US" w:bidi="en_US"/>
-        </w:rPr>
-      </w:r>
-      <w:r>
-        <w:rPr>
           <w:b/>
           <w:lang w:val="en_US" w:bidi="en_US"/>
         </w:rPr>
@@ -8362,20 +7331,6 @@
       </w:r>
       <w:r>
         <w:rPr>
-          <w:lang w:val="en_US" w:bidi="en_US"/>
-        </w:rPr>
-        <w:t>גָּז֗וּל</w:t>
-      </w:r>
-    </w:p>
-    <w:p>
-      <w:pPr/>
-      <w:r>
-        <w:rPr>
-          <w:lang w:val="en_US" w:bidi="en_US"/>
-        </w:rPr>
-      </w:r>
-      <w:r>
-        <w:rPr>
           <w:b/>
           <w:lang w:val="en_US" w:bidi="en_US"/>
         </w:rPr>
@@ -8452,20 +7407,6 @@
       </w:r>
       <w:r>
         <w:rPr>
-          <w:lang w:val="en_US" w:bidi="en_US"/>
-        </w:rPr>
-        <w:t>גָּז֗וּל</w:t>
-      </w:r>
-    </w:p>
-    <w:p>
-      <w:pPr/>
-      <w:r>
-        <w:rPr>
-          <w:lang w:val="en_US" w:bidi="en_US"/>
-        </w:rPr>
-      </w:r>
-      <w:r>
-        <w:rPr>
           <w:b/>
           <w:lang w:val="en_US" w:bidi="en_US"/>
         </w:rPr>
@@ -8549,20 +7490,6 @@
       </w:r>
       <w:r>
         <w:rPr>
-          <w:lang w:val="en_US" w:bidi="en_US"/>
-        </w:rPr>
-        <w:t>הַ⁠אֶרְצֶ֥ה אוֹתָ֛⁠הּ מִ⁠יֶּדְ⁠כֶ֖ם</w:t>
-      </w:r>
-    </w:p>
-    <w:p>
-      <w:pPr/>
-      <w:r>
-        <w:rPr>
-          <w:lang w:val="en_US" w:bidi="en_US"/>
-        </w:rPr>
-      </w:r>
-      <w:r>
-        <w:rPr>
           <w:b/>
           <w:lang w:val="en_US" w:bidi="en_US"/>
         </w:rPr>
@@ -8646,20 +7573,6 @@
       </w:r>
       <w:r>
         <w:rPr>
-          <w:lang w:val="en_US" w:bidi="en_US"/>
-        </w:rPr>
-        <w:t>וְ⁠אָר֣וּר נוֹכֵ֗ל וְ⁠יֵ֤שׁ בְּ⁠עֶדְר⁠וֹ֙ זָכָ֔ר וְ⁠נֹדֵ֛ר וְ⁠זֹבֵ֥חַ מָשְׁחָ֖ת לַֽ⁠אדֹנָ֑⁠י</w:t>
-      </w:r>
-    </w:p>
-    <w:p>
-      <w:pPr/>
-      <w:r>
-        <w:rPr>
-          <w:lang w:val="en_US" w:bidi="en_US"/>
-        </w:rPr>
-      </w:r>
-      <w:r>
-        <w:rPr>
           <w:b/>
           <w:lang w:val="en_US" w:bidi="en_US"/>
         </w:rPr>
@@ -8743,20 +7656,6 @@
       </w:r>
       <w:r>
         <w:rPr>
-          <w:lang w:val="en_US" w:bidi="en_US"/>
-        </w:rPr>
-        <w:t>וְ⁠אָר֣וּר</w:t>
-      </w:r>
-    </w:p>
-    <w:p>
-      <w:pPr/>
-      <w:r>
-        <w:rPr>
-          <w:lang w:val="en_US" w:bidi="en_US"/>
-        </w:rPr>
-      </w:r>
-      <w:r>
-        <w:rPr>
           <w:b/>
           <w:lang w:val="en_US" w:bidi="en_US"/>
         </w:rPr>
@@ -8840,20 +7739,6 @@
       </w:r>
       <w:r>
         <w:rPr>
-          <w:lang w:val="en_US" w:bidi="en_US"/>
-        </w:rPr>
-        <w:t>וְ⁠יֵ֤שׁ בְּ⁠עֶדְר⁠וֹ֙ זָכָ֔ר</w:t>
-      </w:r>
-    </w:p>
-    <w:p>
-      <w:pPr/>
-      <w:r>
-        <w:rPr>
-          <w:lang w:val="en_US" w:bidi="en_US"/>
-        </w:rPr>
-      </w:r>
-      <w:r>
-        <w:rPr>
           <w:b/>
           <w:lang w:val="en_US" w:bidi="en_US"/>
         </w:rPr>
@@ -8950,20 +7835,6 @@
       </w:r>
       <w:r>
         <w:rPr>
-          <w:lang w:val="en_US" w:bidi="en_US"/>
-        </w:rPr>
-        <w:t>מָשְׁחָ֖ת</w:t>
-      </w:r>
-    </w:p>
-    <w:p>
-      <w:pPr/>
-      <w:r>
-        <w:rPr>
-          <w:lang w:val="en_US" w:bidi="en_US"/>
-        </w:rPr>
-      </w:r>
-      <w:r>
-        <w:rPr>
           <w:b/>
           <w:lang w:val="en_US" w:bidi="en_US"/>
         </w:rPr>
@@ -9060,20 +7931,6 @@
       </w:r>
       <w:r>
         <w:rPr>
-          <w:lang w:val="en_US" w:bidi="en_US"/>
-        </w:rPr>
-        <w:t>לַֽ⁠אדֹנָ֑⁠י &amp; אָמַר֙ יְהוָ֣ה צְבָא֔וֹת</w:t>
-      </w:r>
-    </w:p>
-    <w:p>
-      <w:pPr/>
-      <w:r>
-        <w:rPr>
-          <w:lang w:val="en_US" w:bidi="en_US"/>
-        </w:rPr>
-      </w:r>
-      <w:r>
-        <w:rPr>
           <w:b/>
           <w:lang w:val="en_US" w:bidi="en_US"/>
         </w:rPr>
@@ -9170,20 +8027,6 @@
       </w:r>
       <w:r>
         <w:rPr>
-          <w:lang w:val="en_US" w:bidi="en_US"/>
-        </w:rPr>
-        <w:t>וּ⁠שְׁמִ֖⁠י נוֹרָ֥א בַ⁠גּוֹיִֽם</w:t>
-      </w:r>
-    </w:p>
-    <w:p>
-      <w:pPr/>
-      <w:r>
-        <w:rPr>
-          <w:lang w:val="en_US" w:bidi="en_US"/>
-        </w:rPr>
-      </w:r>
-      <w:r>
-        <w:rPr>
           <w:b/>
           <w:lang w:val="en_US" w:bidi="en_US"/>
         </w:rPr>
@@ -9359,7 +8202,7 @@
         </w:rPr>
         <w:t xml:space="preserve">Here Yahweh seems to be alluding implicitly to what he said in </w:t>
       </w:r>
-      <w:hyperlink r:id="rId20">
+      <w:hyperlink r:id="rId18">
         <w:r>
           <w:rPr>
             <w:lang w:val="en_US" w:bidi="en_US"/>
@@ -9442,7 +8285,7 @@
         </w:rPr>
         <w:t xml:space="preserve"> may also reflect that this was a permanent covenant that would not end. The notes to </w:t>
       </w:r>
-      <w:hyperlink r:id="rId21">
+      <w:hyperlink r:id="rId19">
         <w:r>
           <w:rPr>
             <w:lang w:val="en_US" w:bidi="en_US"/>
@@ -9687,7 +8530,7 @@
         </w:rPr>
         <w:t xml:space="preserve">See how you translated the same expression in </w:t>
       </w:r>
-      <w:hyperlink r:id="rId22">
+      <w:hyperlink r:id="rId20">
         <w:r>
           <w:rPr>
             <w:lang w:val="en_US" w:bidi="en_US"/>
@@ -9769,20 +8612,6 @@
       </w:r>
       <w:r>
         <w:rPr>
-          <w:lang w:val="en_US" w:bidi="en_US"/>
-        </w:rPr>
-        <w:t>לֹ֣א תִשְׁמְע֡וּ</w:t>
-      </w:r>
-    </w:p>
-    <w:p>
-      <w:pPr/>
-      <w:r>
-        <w:rPr>
-          <w:lang w:val="en_US" w:bidi="en_US"/>
-        </w:rPr>
-      </w:r>
-      <w:r>
-        <w:rPr>
           <w:b/>
           <w:lang w:val="en_US" w:bidi="en_US"/>
         </w:rPr>
@@ -9879,20 +8708,6 @@
       </w:r>
       <w:r>
         <w:rPr>
-          <w:lang w:val="en_US" w:bidi="en_US"/>
-        </w:rPr>
-        <w:t>לֹא֩ תָשִׂ֨ימוּ עַל־לֵ֜ב &amp; אֵינְ⁠כֶ֖ם שָׂמִ֥ים עַל־לֵֽב</w:t>
-      </w:r>
-    </w:p>
-    <w:p>
-      <w:pPr/>
-      <w:r>
-        <w:rPr>
-          <w:lang w:val="en_US" w:bidi="en_US"/>
-        </w:rPr>
-      </w:r>
-      <w:r>
-        <w:rPr>
           <w:b/>
           <w:lang w:val="en_US" w:bidi="en_US"/>
         </w:rPr>
@@ -9989,20 +8804,6 @@
       </w:r>
       <w:r>
         <w:rPr>
-          <w:lang w:val="en_US" w:bidi="en_US"/>
-        </w:rPr>
-        <w:t>לָ⁠תֵ֧ת כָּב֣וֹד לִ⁠שְׁמִ֗⁠י</w:t>
-      </w:r>
-    </w:p>
-    <w:p>
-      <w:pPr/>
-      <w:r>
-        <w:rPr>
-          <w:lang w:val="en_US" w:bidi="en_US"/>
-        </w:rPr>
-      </w:r>
-      <w:r>
-        <w:rPr>
           <w:b/>
           <w:lang w:val="en_US" w:bidi="en_US"/>
         </w:rPr>
@@ -10099,20 +8900,6 @@
       </w:r>
       <w:r>
         <w:rPr>
-          <w:lang w:val="en_US" w:bidi="en_US"/>
-        </w:rPr>
-        <w:t>לִ⁠שְׁמִ֗⁠י</w:t>
-      </w:r>
-    </w:p>
-    <w:p>
-      <w:pPr/>
-      <w:r>
-        <w:rPr>
-          <w:lang w:val="en_US" w:bidi="en_US"/>
-        </w:rPr>
-      </w:r>
-      <w:r>
-        <w:rPr>
           <w:b/>
           <w:lang w:val="en_US" w:bidi="en_US"/>
         </w:rPr>
@@ -10209,20 +8996,6 @@
       </w:r>
       <w:r>
         <w:rPr>
-          <w:lang w:val="en_US" w:bidi="en_US"/>
-        </w:rPr>
-        <w:t>וְ⁠שִׁלַּחְתִּ֤י בָ⁠כֶם֙ אֶת־הַ⁠מְּאֵרָ֔ה</w:t>
-      </w:r>
-    </w:p>
-    <w:p>
-      <w:pPr/>
-      <w:r>
-        <w:rPr>
-          <w:lang w:val="en_US" w:bidi="en_US"/>
-        </w:rPr>
-      </w:r>
-      <w:r>
-        <w:rPr>
           <w:b/>
           <w:lang w:val="en_US" w:bidi="en_US"/>
         </w:rPr>
@@ -10332,20 +9105,6 @@
       </w:r>
       <w:r>
         <w:rPr>
-          <w:lang w:val="en_US" w:bidi="en_US"/>
-        </w:rPr>
-        <w:t>וְ⁠אָרוֹתִ֖י אֶת־בִּרְכֽוֹתֵי⁠כֶ֑ם</w:t>
-      </w:r>
-    </w:p>
-    <w:p>
-      <w:pPr/>
-      <w:r>
-        <w:rPr>
-          <w:lang w:val="en_US" w:bidi="en_US"/>
-        </w:rPr>
-      </w:r>
-      <w:r>
-        <w:rPr>
           <w:b/>
           <w:lang w:val="en_US" w:bidi="en_US"/>
         </w:rPr>
@@ -10442,20 +9201,6 @@
       </w:r>
       <w:r>
         <w:rPr>
-          <w:lang w:val="en_US" w:bidi="en_US"/>
-        </w:rPr>
-        <w:t>אָרוֹתִ֔י⁠הָ</w:t>
-      </w:r>
-    </w:p>
-    <w:p>
-      <w:pPr/>
-      <w:r>
-        <w:rPr>
-          <w:lang w:val="en_US" w:bidi="en_US"/>
-        </w:rPr>
-      </w:r>
-      <w:r>
-        <w:rPr>
           <w:b/>
           <w:lang w:val="en_US" w:bidi="en_US"/>
         </w:rPr>
@@ -10565,20 +9310,6 @@
       </w:r>
       <w:r>
         <w:rPr>
-          <w:lang w:val="en_US" w:bidi="en_US"/>
-        </w:rPr>
-        <w:t>הִנְ⁠נִ֨י גֹעֵ֤ר</w:t>
-      </w:r>
-    </w:p>
-    <w:p>
-      <w:pPr/>
-      <w:r>
-        <w:rPr>
-          <w:lang w:val="en_US" w:bidi="en_US"/>
-        </w:rPr>
-      </w:r>
-      <w:r>
-        <w:rPr>
           <w:b/>
           <w:lang w:val="en_US" w:bidi="en_US"/>
         </w:rPr>
@@ -10669,20 +9400,6 @@
       </w:r>
       <w:r>
         <w:rPr>
-          <w:lang w:val="en_US" w:bidi="en_US"/>
-        </w:rPr>
-        <w:t>גֹעֵ֤ר לָ⁠כֶם֙ אֶת־הַ⁠זֶּ֔רַע</w:t>
-      </w:r>
-    </w:p>
-    <w:p>
-      <w:pPr/>
-      <w:r>
-        <w:rPr>
-          <w:lang w:val="en_US" w:bidi="en_US"/>
-        </w:rPr>
-      </w:r>
-      <w:r>
-        <w:rPr>
           <w:b/>
           <w:lang w:val="en_US" w:bidi="en_US"/>
         </w:rPr>
@@ -10779,20 +9496,6 @@
       </w:r>
       <w:r>
         <w:rPr>
-          <w:lang w:val="en_US" w:bidi="en_US"/>
-        </w:rPr>
-        <w:t>וְ⁠זֵרִ֤יתִי פֶ֨רֶשׁ֙ עַל־פְּנֵי⁠כֶ֔ם</w:t>
-      </w:r>
-    </w:p>
-    <w:p>
-      <w:pPr/>
-      <w:r>
-        <w:rPr>
-          <w:lang w:val="en_US" w:bidi="en_US"/>
-        </w:rPr>
-      </w:r>
-      <w:r>
-        <w:rPr>
           <w:b/>
           <w:lang w:val="en_US" w:bidi="en_US"/>
         </w:rPr>
@@ -10889,20 +9592,6 @@
       </w:r>
       <w:r>
         <w:rPr>
-          <w:lang w:val="en_US" w:bidi="en_US"/>
-        </w:rPr>
-        <w:t>פֶּ֖רֶשׁ חַגֵּי⁠כֶ֑ם</w:t>
-      </w:r>
-    </w:p>
-    <w:p>
-      <w:pPr/>
-      <w:r>
-        <w:rPr>
-          <w:lang w:val="en_US" w:bidi="en_US"/>
-        </w:rPr>
-      </w:r>
-      <w:r>
-        <w:rPr>
           <w:b/>
           <w:lang w:val="en_US" w:bidi="en_US"/>
         </w:rPr>
@@ -10999,20 +9688,6 @@
       </w:r>
       <w:r>
         <w:rPr>
-          <w:lang w:val="en_US" w:bidi="en_US"/>
-        </w:rPr>
-        <w:t>וְ⁠נָשָׂ֥א אֶתְ⁠כֶ֖ם אֵלָֽי⁠ו</w:t>
-      </w:r>
-    </w:p>
-    <w:p>
-      <w:pPr/>
-      <w:r>
-        <w:rPr>
-          <w:lang w:val="en_US" w:bidi="en_US"/>
-        </w:rPr>
-      </w:r>
-      <w:r>
-        <w:rPr>
           <w:b/>
           <w:lang w:val="en_US" w:bidi="en_US"/>
         </w:rPr>
@@ -11109,20 +9784,6 @@
       </w:r>
       <w:r>
         <w:rPr>
-          <w:lang w:val="en_US" w:bidi="en_US"/>
-        </w:rPr>
-        <w:t>שִׁלַּ֣חְתִּי אֲלֵי⁠כֶ֔ם אֵ֖ת הַ⁠מִּצְוָ֣ה הַ⁠זֹּ֑את</w:t>
-      </w:r>
-    </w:p>
-    <w:p>
-      <w:pPr/>
-      <w:r>
-        <w:rPr>
-          <w:lang w:val="en_US" w:bidi="en_US"/>
-        </w:rPr>
-      </w:r>
-      <w:r>
-        <w:rPr>
           <w:b/>
           <w:lang w:val="en_US" w:bidi="en_US"/>
         </w:rPr>
@@ -11232,20 +9893,6 @@
       </w:r>
       <w:r>
         <w:rPr>
-          <w:lang w:val="en_US" w:bidi="en_US"/>
-        </w:rPr>
-        <w:t>לִֽ⁠הְי֤וֹת בְּרִיתִ⁠י֙ אֶת־לֵוִ֔י</w:t>
-      </w:r>
-    </w:p>
-    <w:p>
-      <w:pPr/>
-      <w:r>
-        <w:rPr>
-          <w:lang w:val="en_US" w:bidi="en_US"/>
-        </w:rPr>
-      </w:r>
-      <w:r>
-        <w:rPr>
           <w:b/>
           <w:lang w:val="en_US" w:bidi="en_US"/>
         </w:rPr>
@@ -11291,7 +9938,7 @@
         </w:rPr>
         <w:t xml:space="preserve"> will continue. He says in </w:t>
       </w:r>
-      <w:hyperlink r:id="rId23">
+      <w:hyperlink r:id="rId21">
         <w:r>
           <w:rPr>
             <w:lang w:val="en_US" w:bidi="en_US"/>
@@ -11373,20 +10020,6 @@
       </w:r>
       <w:r>
         <w:rPr>
-          <w:lang w:val="en_US" w:bidi="en_US"/>
-        </w:rPr>
-        <w:t>לֵוִ֔י</w:t>
-      </w:r>
-    </w:p>
-    <w:p>
-      <w:pPr/>
-      <w:r>
-        <w:rPr>
-          <w:lang w:val="en_US" w:bidi="en_US"/>
-        </w:rPr>
-      </w:r>
-      <w:r>
-        <w:rPr>
           <w:b/>
           <w:lang w:val="en_US" w:bidi="en_US"/>
         </w:rPr>
@@ -11483,20 +10116,6 @@
       </w:r>
       <w:r>
         <w:rPr>
-          <w:lang w:val="en_US" w:bidi="en_US"/>
-        </w:rPr>
-        <w:t>בְּרִיתִ֣⁠י ׀ הָיְתָ֣ה אִתּ֗⁠וֹ הַֽ⁠חַיִּים֙ וְ⁠הַ֨⁠שָּׁל֔וֹם</w:t>
-      </w:r>
-    </w:p>
-    <w:p>
-      <w:pPr/>
-      <w:r>
-        <w:rPr>
-          <w:lang w:val="en_US" w:bidi="en_US"/>
-        </w:rPr>
-      </w:r>
-      <w:r>
-        <w:rPr>
           <w:b/>
           <w:lang w:val="en_US" w:bidi="en_US"/>
         </w:rPr>
@@ -11606,20 +10225,6 @@
       </w:r>
       <w:r>
         <w:rPr>
-          <w:lang w:val="en_US" w:bidi="en_US"/>
-        </w:rPr>
-        <w:t>הָיְתָ֣ה אִתּ֗⁠וֹ &amp; ל֥⁠וֹ &amp; וַ⁠יִּֽירָאֵ֑⁠נִי &amp; נִחַ֥ת הֽוּא</w:t>
-      </w:r>
-    </w:p>
-    <w:p>
-      <w:pPr/>
-      <w:r>
-        <w:rPr>
-          <w:lang w:val="en_US" w:bidi="en_US"/>
-        </w:rPr>
-      </w:r>
-      <w:r>
-        <w:rPr>
           <w:b/>
           <w:lang w:val="en_US" w:bidi="en_US"/>
         </w:rPr>
@@ -11742,20 +10347,6 @@
       </w:r>
       <w:r>
         <w:rPr>
-          <w:lang w:val="en_US" w:bidi="en_US"/>
-        </w:rPr>
-        <w:t>וַ⁠יִּֽירָאֵ֑⁠נִי וּ⁠מִ⁠פְּנֵ֥י שְׁמִ֖⁠י נִחַ֥ת הֽוּא</w:t>
-      </w:r>
-    </w:p>
-    <w:p>
-      <w:pPr/>
-      <w:r>
-        <w:rPr>
-          <w:lang w:val="en_US" w:bidi="en_US"/>
-        </w:rPr>
-      </w:r>
-      <w:r>
-        <w:rPr>
           <w:b/>
           <w:lang w:val="en_US" w:bidi="en_US"/>
         </w:rPr>
@@ -11839,20 +10430,6 @@
       </w:r>
       <w:r>
         <w:rPr>
-          <w:lang w:val="en_US" w:bidi="en_US"/>
-        </w:rPr>
-        <w:t>שְׁמִ֖⁠י</w:t>
-      </w:r>
-    </w:p>
-    <w:p>
-      <w:pPr/>
-      <w:r>
-        <w:rPr>
-          <w:lang w:val="en_US" w:bidi="en_US"/>
-        </w:rPr>
-      </w:r>
-      <w:r>
-        <w:rPr>
           <w:b/>
           <w:lang w:val="en_US" w:bidi="en_US"/>
         </w:rPr>
@@ -11949,20 +10526,6 @@
       </w:r>
       <w:r>
         <w:rPr>
-          <w:lang w:val="en_US" w:bidi="en_US"/>
-        </w:rPr>
-        <w:t>בְּ⁠פִ֔י⁠הוּ &amp; בִ⁠שְׂפָתָ֑י⁠ו &amp; הָלַ֣ךְ &amp; הֵשִׁ֥יב</w:t>
-      </w:r>
-    </w:p>
-    <w:p>
-      <w:pPr/>
-      <w:r>
-        <w:rPr>
-          <w:lang w:val="en_US" w:bidi="en_US"/>
-        </w:rPr>
-      </w:r>
-      <w:r>
-        <w:rPr>
           <w:b/>
           <w:lang w:val="en_US" w:bidi="en_US"/>
         </w:rPr>
@@ -12085,20 +10648,6 @@
       </w:r>
       <w:r>
         <w:rPr>
-          <w:lang w:val="en_US" w:bidi="en_US"/>
-        </w:rPr>
-        <w:t>תּוֹרַ֤ת אֱמֶת֙ הָיְתָ֣ה בְּ⁠פִ֔י⁠הוּ</w:t>
-      </w:r>
-    </w:p>
-    <w:p>
-      <w:pPr/>
-      <w:r>
-        <w:rPr>
-          <w:lang w:val="en_US" w:bidi="en_US"/>
-        </w:rPr>
-      </w:r>
-      <w:r>
-        <w:rPr>
           <w:b/>
           <w:lang w:val="en_US" w:bidi="en_US"/>
         </w:rPr>
@@ -12195,20 +10744,6 @@
       </w:r>
       <w:r>
         <w:rPr>
-          <w:lang w:val="en_US" w:bidi="en_US"/>
-        </w:rPr>
-        <w:t>תּוֹרַ֤ת אֱמֶת֙ הָיְתָ֣ה בְּ⁠פִ֔י⁠הוּ</w:t>
-      </w:r>
-    </w:p>
-    <w:p>
-      <w:pPr/>
-      <w:r>
-        <w:rPr>
-          <w:lang w:val="en_US" w:bidi="en_US"/>
-        </w:rPr>
-      </w:r>
-      <w:r>
-        <w:rPr>
           <w:b/>
           <w:lang w:val="en_US" w:bidi="en_US"/>
         </w:rPr>
@@ -12305,20 +10840,6 @@
       </w:r>
       <w:r>
         <w:rPr>
-          <w:lang w:val="en_US" w:bidi="en_US"/>
-        </w:rPr>
-        <w:t>וְ⁠עַוְלָ֖ה לֹא־נִמְצָ֣א בִ⁠שְׂפָתָ֑י⁠ו</w:t>
-      </w:r>
-    </w:p>
-    <w:p>
-      <w:pPr/>
-      <w:r>
-        <w:rPr>
-          <w:lang w:val="en_US" w:bidi="en_US"/>
-        </w:rPr>
-      </w:r>
-      <w:r>
-        <w:rPr>
           <w:b/>
           <w:lang w:val="en_US" w:bidi="en_US"/>
         </w:rPr>
@@ -12415,20 +10936,6 @@
       </w:r>
       <w:r>
         <w:rPr>
-          <w:lang w:val="en_US" w:bidi="en_US"/>
-        </w:rPr>
-        <w:t>וְ⁠עַוְלָ֖ה לֹא־נִמְצָ֣א בִ⁠שְׂפָתָ֑י⁠ו</w:t>
-      </w:r>
-    </w:p>
-    <w:p>
-      <w:pPr/>
-      <w:r>
-        <w:rPr>
-          <w:lang w:val="en_US" w:bidi="en_US"/>
-        </w:rPr>
-      </w:r>
-      <w:r>
-        <w:rPr>
           <w:b/>
           <w:lang w:val="en_US" w:bidi="en_US"/>
         </w:rPr>
@@ -12525,20 +11032,6 @@
       </w:r>
       <w:r>
         <w:rPr>
-          <w:lang w:val="en_US" w:bidi="en_US"/>
-        </w:rPr>
-        <w:t>וְ⁠עַוְלָ֖ה לֹא־נִמְצָ֣א בִ⁠שְׂפָתָ֑י⁠ו</w:t>
-      </w:r>
-    </w:p>
-    <w:p>
-      <w:pPr/>
-      <w:r>
-        <w:rPr>
-          <w:lang w:val="en_US" w:bidi="en_US"/>
-        </w:rPr>
-      </w:r>
-      <w:r>
-        <w:rPr>
           <w:b/>
           <w:lang w:val="en_US" w:bidi="en_US"/>
         </w:rPr>
@@ -12635,20 +11128,6 @@
       </w:r>
       <w:r>
         <w:rPr>
-          <w:lang w:val="en_US" w:bidi="en_US"/>
-        </w:rPr>
-        <w:t>בְּ⁠שָׁל֤וֹם וּ⁠בְ⁠מִישׁוֹר֙</w:t>
-      </w:r>
-    </w:p>
-    <w:p>
-      <w:pPr/>
-      <w:r>
-        <w:rPr>
-          <w:lang w:val="en_US" w:bidi="en_US"/>
-        </w:rPr>
-      </w:r>
-      <w:r>
-        <w:rPr>
           <w:b/>
           <w:lang w:val="en_US" w:bidi="en_US"/>
         </w:rPr>
@@ -12758,20 +11237,6 @@
       </w:r>
       <w:r>
         <w:rPr>
-          <w:lang w:val="en_US" w:bidi="en_US"/>
-        </w:rPr>
-        <w:t>הָלַ֣ךְ אִתִּ֔⁠י</w:t>
-      </w:r>
-    </w:p>
-    <w:p>
-      <w:pPr/>
-      <w:r>
-        <w:rPr>
-          <w:lang w:val="en_US" w:bidi="en_US"/>
-        </w:rPr>
-      </w:r>
-      <w:r>
-        <w:rPr>
           <w:b/>
           <w:lang w:val="en_US" w:bidi="en_US"/>
         </w:rPr>
@@ -12868,20 +11333,6 @@
       </w:r>
       <w:r>
         <w:rPr>
-          <w:lang w:val="en_US" w:bidi="en_US"/>
-        </w:rPr>
-        <w:t>וְ⁠רַבִּ֖ים הֵשִׁ֥יב מֵ⁠עָוֺֽן</w:t>
-      </w:r>
-    </w:p>
-    <w:p>
-      <w:pPr/>
-      <w:r>
-        <w:rPr>
-          <w:lang w:val="en_US" w:bidi="en_US"/>
-        </w:rPr>
-      </w:r>
-      <w:r>
-        <w:rPr>
           <w:b/>
           <w:lang w:val="en_US" w:bidi="en_US"/>
         </w:rPr>
@@ -12991,20 +11442,6 @@
       </w:r>
       <w:r>
         <w:rPr>
-          <w:lang w:val="en_US" w:bidi="en_US"/>
-        </w:rPr>
-        <w:t>מֵ⁠עָוֺֽן</w:t>
-      </w:r>
-    </w:p>
-    <w:p>
-      <w:pPr/>
-      <w:r>
-        <w:rPr>
-          <w:lang w:val="en_US" w:bidi="en_US"/>
-        </w:rPr>
-      </w:r>
-      <w:r>
-        <w:rPr>
           <w:b/>
           <w:lang w:val="en_US" w:bidi="en_US"/>
         </w:rPr>
@@ -13101,20 +11538,6 @@
       </w:r>
       <w:r>
         <w:rPr>
-          <w:lang w:val="en_US" w:bidi="en_US"/>
-        </w:rPr>
-        <w:t>שִׂפְתֵ֤י כֹהֵן֙ יִשְׁמְרוּ־דַ֔עַת</w:t>
-      </w:r>
-    </w:p>
-    <w:p>
-      <w:pPr/>
-      <w:r>
-        <w:rPr>
-          <w:lang w:val="en_US" w:bidi="en_US"/>
-        </w:rPr>
-      </w:r>
-      <w:r>
-        <w:rPr>
           <w:b/>
           <w:lang w:val="en_US" w:bidi="en_US"/>
         </w:rPr>
@@ -13211,20 +11634,6 @@
       </w:r>
       <w:r>
         <w:rPr>
-          <w:lang w:val="en_US" w:bidi="en_US"/>
-        </w:rPr>
-        <w:t>יִשְׁמְרוּ־דַ֔עַת</w:t>
-      </w:r>
-    </w:p>
-    <w:p>
-      <w:pPr/>
-      <w:r>
-        <w:rPr>
-          <w:lang w:val="en_US" w:bidi="en_US"/>
-        </w:rPr>
-      </w:r>
-      <w:r>
-        <w:rPr>
           <w:b/>
           <w:lang w:val="en_US" w:bidi="en_US"/>
         </w:rPr>
@@ -13334,20 +11743,6 @@
       </w:r>
       <w:r>
         <w:rPr>
-          <w:lang w:val="en_US" w:bidi="en_US"/>
-        </w:rPr>
-        <w:t>יִשְׁמְרוּ־דַ֔עַת</w:t>
-      </w:r>
-    </w:p>
-    <w:p>
-      <w:pPr/>
-      <w:r>
-        <w:rPr>
-          <w:lang w:val="en_US" w:bidi="en_US"/>
-        </w:rPr>
-      </w:r>
-      <w:r>
-        <w:rPr>
           <w:b/>
           <w:lang w:val="en_US" w:bidi="en_US"/>
         </w:rPr>
@@ -13444,20 +11839,6 @@
       </w:r>
       <w:r>
         <w:rPr>
-          <w:lang w:val="en_US" w:bidi="en_US"/>
-        </w:rPr>
-        <w:t>יְבַקְשׁ֣וּ</w:t>
-      </w:r>
-    </w:p>
-    <w:p>
-      <w:pPr/>
-      <w:r>
-        <w:rPr>
-          <w:lang w:val="en_US" w:bidi="en_US"/>
-        </w:rPr>
-      </w:r>
-      <w:r>
-        <w:rPr>
           <w:b/>
           <w:lang w:val="en_US" w:bidi="en_US"/>
         </w:rPr>
@@ -13554,20 +11935,6 @@
       </w:r>
       <w:r>
         <w:rPr>
-          <w:lang w:val="en_US" w:bidi="en_US"/>
-        </w:rPr>
-        <w:t>וְ⁠תוֹרָ֖ה יְבַקְשׁ֣וּ</w:t>
-      </w:r>
-    </w:p>
-    <w:p>
-      <w:pPr/>
-      <w:r>
-        <w:rPr>
-          <w:lang w:val="en_US" w:bidi="en_US"/>
-        </w:rPr>
-      </w:r>
-      <w:r>
-        <w:rPr>
           <w:b/>
           <w:lang w:val="en_US" w:bidi="en_US"/>
         </w:rPr>
@@ -13664,20 +12031,6 @@
       </w:r>
       <w:r>
         <w:rPr>
-          <w:lang w:val="en_US" w:bidi="en_US"/>
-        </w:rPr>
-        <w:t>מִ⁠פִּ֑י⁠הוּ</w:t>
-      </w:r>
-    </w:p>
-    <w:p>
-      <w:pPr/>
-      <w:r>
-        <w:rPr>
-          <w:lang w:val="en_US" w:bidi="en_US"/>
-        </w:rPr>
-      </w:r>
-      <w:r>
-        <w:rPr>
           <w:b/>
           <w:lang w:val="en_US" w:bidi="en_US"/>
         </w:rPr>
@@ -13774,20 +12127,6 @@
       </w:r>
       <w:r>
         <w:rPr>
-          <w:lang w:val="en_US" w:bidi="en_US"/>
-        </w:rPr>
-        <w:t>מַלְאַ֥ךְ יְהוָֽה־צְבָא֖וֹת</w:t>
-      </w:r>
-    </w:p>
-    <w:p>
-      <w:pPr/>
-      <w:r>
-        <w:rPr>
-          <w:lang w:val="en_US" w:bidi="en_US"/>
-        </w:rPr>
-      </w:r>
-      <w:r>
-        <w:rPr>
           <w:b/>
           <w:lang w:val="en_US" w:bidi="en_US"/>
         </w:rPr>
@@ -13871,20 +12210,6 @@
       </w:r>
       <w:r>
         <w:rPr>
-          <w:lang w:val="en_US" w:bidi="en_US"/>
-        </w:rPr>
-        <w:t>וְ⁠אַתֶּם֙ סַרְתֶּ֣ם מִן־הַ⁠דֶּ֔רֶךְ</w:t>
-      </w:r>
-    </w:p>
-    <w:p>
-      <w:pPr/>
-      <w:r>
-        <w:rPr>
-          <w:lang w:val="en_US" w:bidi="en_US"/>
-        </w:rPr>
-      </w:r>
-      <w:r>
-        <w:rPr>
           <w:b/>
           <w:lang w:val="en_US" w:bidi="en_US"/>
         </w:rPr>
@@ -13904,7 +12229,7 @@
         </w:rPr>
         <w:t xml:space="preserve">See how you translated the similar image in </w:t>
       </w:r>
-      <w:hyperlink r:id="rId24">
+      <w:hyperlink r:id="rId22">
         <w:r>
           <w:rPr>
             <w:lang w:val="en_US" w:bidi="en_US"/>
@@ -13986,20 +12311,6 @@
       </w:r>
       <w:r>
         <w:rPr>
-          <w:lang w:val="en_US" w:bidi="en_US"/>
-        </w:rPr>
-        <w:t>הִכְשַׁלְתֶּ֥ם רַבִּ֖ים</w:t>
-      </w:r>
-    </w:p>
-    <w:p>
-      <w:pPr/>
-      <w:r>
-        <w:rPr>
-          <w:lang w:val="en_US" w:bidi="en_US"/>
-        </w:rPr>
-      </w:r>
-      <w:r>
-        <w:rPr>
           <w:b/>
           <w:lang w:val="en_US" w:bidi="en_US"/>
         </w:rPr>
@@ -14096,20 +12407,6 @@
       </w:r>
       <w:r>
         <w:rPr>
-          <w:lang w:val="en_US" w:bidi="en_US"/>
-        </w:rPr>
-        <w:t>בַּ⁠תּוֹרָ֑ה</w:t>
-      </w:r>
-    </w:p>
-    <w:p>
-      <w:pPr/>
-      <w:r>
-        <w:rPr>
-          <w:lang w:val="en_US" w:bidi="en_US"/>
-        </w:rPr>
-      </w:r>
-      <w:r>
-        <w:rPr>
           <w:b/>
           <w:lang w:val="en_US" w:bidi="en_US"/>
         </w:rPr>
@@ -14206,20 +12503,6 @@
       </w:r>
       <w:r>
         <w:rPr>
-          <w:lang w:val="en_US" w:bidi="en_US"/>
-        </w:rPr>
-        <w:t>שִֽׁחַתֶּם֙</w:t>
-      </w:r>
-    </w:p>
-    <w:p>
-      <w:pPr/>
-      <w:r>
-        <w:rPr>
-          <w:lang w:val="en_US" w:bidi="en_US"/>
-        </w:rPr>
-      </w:r>
-      <w:r>
-        <w:rPr>
           <w:b/>
           <w:lang w:val="en_US" w:bidi="en_US"/>
         </w:rPr>
@@ -14265,7 +12548,7 @@
         </w:rPr>
         <w:t xml:space="preserve">, that is, physically spoiled and made useless, like the crops eaten by pests described with the same term in </w:t>
       </w:r>
-      <w:hyperlink r:id="rId25">
+      <w:hyperlink r:id="rId23">
         <w:r>
           <w:rPr>
             <w:lang w:val="en_US" w:bidi="en_US"/>
@@ -14347,20 +12630,6 @@
       </w:r>
       <w:r>
         <w:rPr>
-          <w:lang w:val="en_US" w:bidi="en_US"/>
-        </w:rPr>
-        <w:t>הַ⁠לֵּוִ֔י</w:t>
-      </w:r>
-    </w:p>
-    <w:p>
-      <w:pPr/>
-      <w:r>
-        <w:rPr>
-          <w:lang w:val="en_US" w:bidi="en_US"/>
-        </w:rPr>
-      </w:r>
-      <w:r>
-        <w:rPr>
           <w:b/>
           <w:lang w:val="en_US" w:bidi="en_US"/>
         </w:rPr>
@@ -14380,7 +12649,7 @@
         </w:rPr>
         <w:t xml:space="preserve">See how you translated the same expression in </w:t>
       </w:r>
-      <w:hyperlink r:id="rId26">
+      <w:hyperlink r:id="rId24">
         <w:r>
           <w:rPr>
             <w:lang w:val="en_US" w:bidi="en_US"/>
@@ -14462,20 +12731,6 @@
       </w:r>
       <w:r>
         <w:rPr>
-          <w:lang w:val="en_US" w:bidi="en_US"/>
-        </w:rPr>
-        <w:t>וְ⁠נֹשְׂאִ֥ים פָּנִ֖ים</w:t>
-      </w:r>
-    </w:p>
-    <w:p>
-      <w:pPr/>
-      <w:r>
-        <w:rPr>
-          <w:lang w:val="en_US" w:bidi="en_US"/>
-        </w:rPr>
-      </w:r>
-      <w:r>
-        <w:rPr>
           <w:b/>
           <w:lang w:val="en_US" w:bidi="en_US"/>
         </w:rPr>
@@ -14495,7 +12750,7 @@
         </w:rPr>
         <w:t xml:space="preserve">See how you translated the similar expression in </w:t>
       </w:r>
-      <w:hyperlink r:id="rId17">
+      <w:hyperlink r:id="rId15">
         <w:r>
           <w:rPr>
             <w:lang w:val="en_US" w:bidi="en_US"/>
@@ -14577,20 +12832,6 @@
       </w:r>
       <w:r>
         <w:rPr>
-          <w:lang w:val="en_US" w:bidi="en_US"/>
-        </w:rPr>
-        <w:t>בַּ⁠תּוֹרָֽה</w:t>
-      </w:r>
-    </w:p>
-    <w:p>
-      <w:pPr/>
-      <w:r>
-        <w:rPr>
-          <w:lang w:val="en_US" w:bidi="en_US"/>
-        </w:rPr>
-      </w:r>
-      <w:r>
-        <w:rPr>
           <w:b/>
           <w:lang w:val="en_US" w:bidi="en_US"/>
         </w:rPr>
@@ -14687,20 +12928,6 @@
       </w:r>
       <w:r>
         <w:rPr>
-          <w:lang w:val="en_US" w:bidi="en_US"/>
-        </w:rPr>
-        <w:t>הֲ⁠ל֨וֹא אָ֤ב אֶחָד֙ לְ⁠כֻלָּ֔⁠נוּ הֲ⁠ל֛וֹא אֵ֥ל אֶֽחָ֖ד בְּרָאָ֑⁠נוּ</w:t>
-      </w:r>
-    </w:p>
-    <w:p>
-      <w:pPr/>
-      <w:r>
-        <w:rPr>
-          <w:lang w:val="en_US" w:bidi="en_US"/>
-        </w:rPr>
-      </w:r>
-      <w:r>
-        <w:rPr>
           <w:b/>
           <w:lang w:val="en_US" w:bidi="en_US"/>
         </w:rPr>
@@ -14784,20 +13011,6 @@
       </w:r>
       <w:r>
         <w:rPr>
-          <w:lang w:val="en_US" w:bidi="en_US"/>
-        </w:rPr>
-        <w:t>הֲ⁠ל֨וֹא אָ֤ב אֶחָד֙ לְ⁠כֻלָּ֔⁠נוּ הֲ⁠ל֛וֹא אֵ֥ל אֶֽחָ֖ד בְּרָאָ֑⁠נוּ</w:t>
-      </w:r>
-    </w:p>
-    <w:p>
-      <w:pPr/>
-      <w:r>
-        <w:rPr>
-          <w:lang w:val="en_US" w:bidi="en_US"/>
-        </w:rPr>
-      </w:r>
-      <w:r>
-        <w:rPr>
           <w:b/>
           <w:lang w:val="en_US" w:bidi="en_US"/>
         </w:rPr>
@@ -14881,20 +13094,6 @@
       </w:r>
       <w:r>
         <w:rPr>
-          <w:lang w:val="en_US" w:bidi="en_US"/>
-        </w:rPr>
-        <w:t>מַדּ֗וּעַ נִבְגַּד֙ אִ֣ישׁ בְּ⁠אָחִ֔י⁠ו לְ⁠חַלֵּ֖ל בְּרִ֥ית אֲבֹתֵֽי⁠נוּ</w:t>
-      </w:r>
-    </w:p>
-    <w:p>
-      <w:pPr/>
-      <w:r>
-        <w:rPr>
-          <w:lang w:val="en_US" w:bidi="en_US"/>
-        </w:rPr>
-      </w:r>
-      <w:r>
-        <w:rPr>
           <w:b/>
           <w:lang w:val="en_US" w:bidi="en_US"/>
         </w:rPr>
@@ -14978,20 +13177,6 @@
       </w:r>
       <w:r>
         <w:rPr>
-          <w:lang w:val="en_US" w:bidi="en_US"/>
-        </w:rPr>
-        <w:t>אִ֣ישׁ בְּ⁠אָחִ֔י⁠ו</w:t>
-      </w:r>
-    </w:p>
-    <w:p>
-      <w:pPr/>
-      <w:r>
-        <w:rPr>
-          <w:lang w:val="en_US" w:bidi="en_US"/>
-        </w:rPr>
-      </w:r>
-      <w:r>
-        <w:rPr>
           <w:b/>
           <w:lang w:val="en_US" w:bidi="en_US"/>
         </w:rPr>
@@ -15075,20 +13260,6 @@
       </w:r>
       <w:r>
         <w:rPr>
-          <w:lang w:val="en_US" w:bidi="en_US"/>
-        </w:rPr>
-        <w:t>אֲבֹתֵֽי⁠נוּ</w:t>
-      </w:r>
-    </w:p>
-    <w:p>
-      <w:pPr/>
-      <w:r>
-        <w:rPr>
-          <w:lang w:val="en_US" w:bidi="en_US"/>
-        </w:rPr>
-      </w:r>
-      <w:r>
-        <w:rPr>
           <w:b/>
           <w:lang w:val="en_US" w:bidi="en_US"/>
         </w:rPr>
@@ -15185,20 +13356,6 @@
       </w:r>
       <w:r>
         <w:rPr>
-          <w:lang w:val="en_US" w:bidi="en_US"/>
-        </w:rPr>
-        <w:t>בָּגְדָ֣ה יְהוּדָ֔ה וְ⁠תוֹעֵבָ֛ה נֶעֶשְׂתָ֥ה בְ⁠יִשְׂרָאֵ֖ל וּ⁠בִ⁠ירֽוּשָׁלִָ֑ם</w:t>
-      </w:r>
-    </w:p>
-    <w:p>
-      <w:pPr/>
-      <w:r>
-        <w:rPr>
-          <w:lang w:val="en_US" w:bidi="en_US"/>
-        </w:rPr>
-      </w:r>
-      <w:r>
-        <w:rPr>
           <w:b/>
           <w:lang w:val="en_US" w:bidi="en_US"/>
         </w:rPr>
@@ -15282,20 +13439,6 @@
       </w:r>
       <w:r>
         <w:rPr>
-          <w:lang w:val="en_US" w:bidi="en_US"/>
-        </w:rPr>
-        <w:t>בָּגְדָ֣ה יְהוּדָ֔ה &amp; חִלֵּ֣ל יְהוּדָ֗ה</w:t>
-      </w:r>
-    </w:p>
-    <w:p>
-      <w:pPr/>
-      <w:r>
-        <w:rPr>
-          <w:lang w:val="en_US" w:bidi="en_US"/>
-        </w:rPr>
-      </w:r>
-      <w:r>
-        <w:rPr>
           <w:b/>
           <w:lang w:val="en_US" w:bidi="en_US"/>
         </w:rPr>
@@ -15392,20 +13535,6 @@
       </w:r>
       <w:r>
         <w:rPr>
-          <w:lang w:val="en_US" w:bidi="en_US"/>
-        </w:rPr>
-        <w:t>וְ⁠תוֹעֵבָ֛ה נֶעֶשְׂתָ֥ה בְ⁠יִשְׂרָאֵ֖ל וּ⁠בִ⁠ירֽוּשָׁלִָ֑ם</w:t>
-      </w:r>
-    </w:p>
-    <w:p>
-      <w:pPr/>
-      <w:r>
-        <w:rPr>
-          <w:lang w:val="en_US" w:bidi="en_US"/>
-        </w:rPr>
-      </w:r>
-      <w:r>
-        <w:rPr>
           <w:b/>
           <w:lang w:val="en_US" w:bidi="en_US"/>
         </w:rPr>
@@ -15489,20 +13618,6 @@
       </w:r>
       <w:r>
         <w:rPr>
-          <w:lang w:val="en_US" w:bidi="en_US"/>
-        </w:rPr>
-        <w:t>וּ⁠בָעַ֖ל בַּת־אֵ֥ל נֵכָֽר</w:t>
-      </w:r>
-    </w:p>
-    <w:p>
-      <w:pPr/>
-      <w:r>
-        <w:rPr>
-          <w:lang w:val="en_US" w:bidi="en_US"/>
-        </w:rPr>
-      </w:r>
-      <w:r>
-        <w:rPr>
           <w:b/>
           <w:lang w:val="en_US" w:bidi="en_US"/>
         </w:rPr>
@@ -15612,20 +13727,6 @@
       </w:r>
       <w:r>
         <w:rPr>
-          <w:lang w:val="en_US" w:bidi="en_US"/>
-        </w:rPr>
-        <w:t>יַכְרֵ֨ת יְהוָ֜ה &amp; מֵ⁠אָהֳלֵ֖י יַֽעֲקֹ֑ב</w:t>
-      </w:r>
-    </w:p>
-    <w:p>
-      <w:pPr/>
-      <w:r>
-        <w:rPr>
-          <w:lang w:val="en_US" w:bidi="en_US"/>
-        </w:rPr>
-      </w:r>
-      <w:r>
-        <w:rPr>
           <w:b/>
           <w:lang w:val="en_US" w:bidi="en_US"/>
         </w:rPr>
@@ -15722,20 +13823,6 @@
       </w:r>
       <w:r>
         <w:rPr>
-          <w:lang w:val="en_US" w:bidi="en_US"/>
-        </w:rPr>
-        <w:t>יַכְרֵ֨ת יְהוָ֜ה</w:t>
-      </w:r>
-    </w:p>
-    <w:p>
-      <w:pPr/>
-      <w:r>
-        <w:rPr>
-          <w:lang w:val="en_US" w:bidi="en_US"/>
-        </w:rPr>
-      </w:r>
-      <w:r>
-        <w:rPr>
           <w:b/>
           <w:lang w:val="en_US" w:bidi="en_US"/>
         </w:rPr>
@@ -15832,20 +13919,6 @@
       </w:r>
       <w:r>
         <w:rPr>
-          <w:lang w:val="en_US" w:bidi="en_US"/>
-        </w:rPr>
-        <w:t>מֵ⁠אָהֳלֵ֖י יַֽעֲקֹ֑ב</w:t>
-      </w:r>
-    </w:p>
-    <w:p>
-      <w:pPr/>
-      <w:r>
-        <w:rPr>
-          <w:lang w:val="en_US" w:bidi="en_US"/>
-        </w:rPr>
-      </w:r>
-      <w:r>
-        <w:rPr>
           <w:b/>
           <w:lang w:val="en_US" w:bidi="en_US"/>
         </w:rPr>
@@ -15955,20 +14028,6 @@
       </w:r>
       <w:r>
         <w:rPr>
-          <w:lang w:val="en_US" w:bidi="en_US"/>
-        </w:rPr>
-        <w:t>לָ⁠אִ֨ישׁ</w:t>
-      </w:r>
-    </w:p>
-    <w:p>
-      <w:pPr/>
-      <w:r>
-        <w:rPr>
-          <w:lang w:val="en_US" w:bidi="en_US"/>
-        </w:rPr>
-      </w:r>
-      <w:r>
-        <w:rPr>
           <w:b/>
           <w:lang w:val="en_US" w:bidi="en_US"/>
         </w:rPr>
@@ -16065,20 +14124,6 @@
       </w:r>
       <w:r>
         <w:rPr>
-          <w:lang w:val="en_US" w:bidi="en_US"/>
-        </w:rPr>
-        <w:t>עֵ֣ר וְ⁠עֹנֶ֔ה</w:t>
-      </w:r>
-    </w:p>
-    <w:p>
-      <w:pPr/>
-      <w:r>
-        <w:rPr>
-          <w:lang w:val="en_US" w:bidi="en_US"/>
-        </w:rPr>
-      </w:r>
-      <w:r>
-        <w:rPr>
           <w:b/>
           <w:lang w:val="en_US" w:bidi="en_US"/>
         </w:rPr>
@@ -16188,20 +14233,6 @@
       </w:r>
       <w:r>
         <w:rPr>
-          <w:lang w:val="en_US" w:bidi="en_US"/>
-        </w:rPr>
-        <w:t>כַּסּ֤וֹת דִּמְעָה֙ אֶת־מִזְבַּ֣ח יְהוָ֔ה</w:t>
-      </w:r>
-    </w:p>
-    <w:p>
-      <w:pPr/>
-      <w:r>
-        <w:rPr>
-          <w:lang w:val="en_US" w:bidi="en_US"/>
-        </w:rPr>
-      </w:r>
-      <w:r>
-        <w:rPr>
           <w:b/>
           <w:lang w:val="en_US" w:bidi="en_US"/>
         </w:rPr>
@@ -16285,20 +14316,6 @@
       </w:r>
       <w:r>
         <w:rPr>
-          <w:lang w:val="en_US" w:bidi="en_US"/>
-        </w:rPr>
-        <w:t>פְּנוֹת֙ אֶל־הַ⁠מִּנְחָ֔ה וְ⁠לָ⁠קַ֥חַת רָצ֖וֹן מִ⁠יֶּדְ⁠כֶֽם</w:t>
-      </w:r>
-    </w:p>
-    <w:p>
-      <w:pPr/>
-      <w:r>
-        <w:rPr>
-          <w:lang w:val="en_US" w:bidi="en_US"/>
-        </w:rPr>
-      </w:r>
-      <w:r>
-        <w:rPr>
           <w:b/>
           <w:lang w:val="en_US" w:bidi="en_US"/>
         </w:rPr>
@@ -16382,20 +14399,6 @@
       </w:r>
       <w:r>
         <w:rPr>
-          <w:lang w:val="en_US" w:bidi="en_US"/>
-        </w:rPr>
-        <w:t>פְּנוֹת֙ אֶל־הַ⁠מִּנְחָ֔ה</w:t>
-      </w:r>
-    </w:p>
-    <w:p>
-      <w:pPr/>
-      <w:r>
-        <w:rPr>
-          <w:lang w:val="en_US" w:bidi="en_US"/>
-        </w:rPr>
-      </w:r>
-      <w:r>
-        <w:rPr>
           <w:b/>
           <w:lang w:val="en_US" w:bidi="en_US"/>
         </w:rPr>
@@ -16492,20 +14495,6 @@
       </w:r>
       <w:r>
         <w:rPr>
-          <w:lang w:val="en_US" w:bidi="en_US"/>
-        </w:rPr>
-        <w:t>מִ⁠יֶּדְ⁠כֶֽם</w:t>
-      </w:r>
-    </w:p>
-    <w:p>
-      <w:pPr/>
-      <w:r>
-        <w:rPr>
-          <w:lang w:val="en_US" w:bidi="en_US"/>
-        </w:rPr>
-      </w:r>
-      <w:r>
-        <w:rPr>
           <w:b/>
           <w:lang w:val="en_US" w:bidi="en_US"/>
         </w:rPr>
@@ -16602,20 +14591,6 @@
       </w:r>
       <w:r>
         <w:rPr>
-          <w:lang w:val="en_US" w:bidi="en_US"/>
-        </w:rPr>
-        <w:t>יְהוָה֩ הֵעִ֨יד בֵּינְ⁠ךָ֜ וּ⁠בֵ֣ין ׀ אֵ֣שֶׁת נְעוּרֶ֗י⁠ךָ</w:t>
-      </w:r>
-    </w:p>
-    <w:p>
-      <w:pPr/>
-      <w:r>
-        <w:rPr>
-          <w:lang w:val="en_US" w:bidi="en_US"/>
-        </w:rPr>
-      </w:r>
-      <w:r>
-        <w:rPr>
           <w:b/>
           <w:lang w:val="en_US" w:bidi="en_US"/>
         </w:rPr>
@@ -16712,20 +14687,6 @@
       </w:r>
       <w:r>
         <w:rPr>
-          <w:lang w:val="en_US" w:bidi="en_US"/>
-        </w:rPr>
-        <w:t>בֵּינְ⁠ךָ֜ &amp; נְעוּרֶ֗י⁠ךָ &amp; אַתָּה֙ בָּגַ֣דְתָּה &amp; חֲבֶרְתְּ⁠ךָ֖ &amp; בְּרִיתֶֽ⁠ךָ</w:t>
-      </w:r>
-    </w:p>
-    <w:p>
-      <w:pPr/>
-      <w:r>
-        <w:rPr>
-          <w:lang w:val="en_US" w:bidi="en_US"/>
-        </w:rPr>
-      </w:r>
-      <w:r>
-        <w:rPr>
           <w:b/>
           <w:lang w:val="en_US" w:bidi="en_US"/>
         </w:rPr>
@@ -16913,20 +14874,6 @@
       </w:r>
       <w:r>
         <w:rPr>
-          <w:lang w:val="en_US" w:bidi="en_US"/>
-        </w:rPr>
-        <w:t>אֵ֣שֶׁת נְעוּרֶ֗י⁠ךָ</w:t>
-      </w:r>
-    </w:p>
-    <w:p>
-      <w:pPr/>
-      <w:r>
-        <w:rPr>
-          <w:lang w:val="en_US" w:bidi="en_US"/>
-        </w:rPr>
-      </w:r>
-      <w:r>
-        <w:rPr>
           <w:b/>
           <w:lang w:val="en_US" w:bidi="en_US"/>
         </w:rPr>
@@ -17023,20 +14970,6 @@
       </w:r>
       <w:r>
         <w:rPr>
-          <w:lang w:val="en_US" w:bidi="en_US"/>
-        </w:rPr>
-        <w:t>וְ⁠לֹא־אֶחָ֣ד עָשָׂ֗ה וּ⁠שְׁאָ֥ר ר֨וּחַ֙ ל֔⁠וֹ</w:t>
-      </w:r>
-    </w:p>
-    <w:p>
-      <w:pPr/>
-      <w:r>
-        <w:rPr>
-          <w:lang w:val="en_US" w:bidi="en_US"/>
-        </w:rPr>
-      </w:r>
-      <w:r>
-        <w:rPr>
           <w:b/>
           <w:lang w:val="en_US" w:bidi="en_US"/>
         </w:rPr>
@@ -17120,20 +15053,6 @@
       </w:r>
       <w:r>
         <w:rPr>
-          <w:lang w:val="en_US" w:bidi="en_US"/>
-        </w:rPr>
-        <w:t>וּ⁠שְׁאָ֥ר ר֨וּחַ֙ ל֔⁠וֹ</w:t>
-      </w:r>
-    </w:p>
-    <w:p>
-      <w:pPr/>
-      <w:r>
-        <w:rPr>
-          <w:lang w:val="en_US" w:bidi="en_US"/>
-        </w:rPr>
-      </w:r>
-      <w:r>
-        <w:rPr>
           <w:b/>
           <w:lang w:val="en_US" w:bidi="en_US"/>
         </w:rPr>
@@ -17243,20 +15162,6 @@
       </w:r>
       <w:r>
         <w:rPr>
-          <w:lang w:val="en_US" w:bidi="en_US"/>
-        </w:rPr>
-        <w:t>וּ⁠מָה֙ הָֽ⁠אֶחָ֔ד מְבַקֵּ֖שׁ זֶ֣רַע אֱלֹהִ֑ים</w:t>
-      </w:r>
-    </w:p>
-    <w:p>
-      <w:pPr/>
-      <w:r>
-        <w:rPr>
-          <w:lang w:val="en_US" w:bidi="en_US"/>
-        </w:rPr>
-      </w:r>
-      <w:r>
-        <w:rPr>
           <w:b/>
           <w:lang w:val="en_US" w:bidi="en_US"/>
         </w:rPr>
@@ -17353,20 +15258,6 @@
       </w:r>
       <w:r>
         <w:rPr>
-          <w:lang w:val="en_US" w:bidi="en_US"/>
-        </w:rPr>
-        <w:t>זֶ֣רַע אֱלֹהִ֑ים</w:t>
-      </w:r>
-    </w:p>
-    <w:p>
-      <w:pPr/>
-      <w:r>
-        <w:rPr>
-          <w:lang w:val="en_US" w:bidi="en_US"/>
-        </w:rPr>
-      </w:r>
-      <w:r>
-        <w:rPr>
           <w:b/>
           <w:lang w:val="en_US" w:bidi="en_US"/>
         </w:rPr>
@@ -17450,20 +15341,6 @@
       </w:r>
       <w:r>
         <w:rPr>
-          <w:lang w:val="en_US" w:bidi="en_US"/>
-        </w:rPr>
-        <w:t>וְ⁠נִשְׁמַרְתֶּם֙ בְּ⁠ר֣וּחֲ⁠כֶ֔ם</w:t>
-      </w:r>
-    </w:p>
-    <w:p>
-      <w:pPr/>
-      <w:r>
-        <w:rPr>
-          <w:lang w:val="en_US" w:bidi="en_US"/>
-        </w:rPr>
-      </w:r>
-      <w:r>
-        <w:rPr>
           <w:b/>
           <w:lang w:val="en_US" w:bidi="en_US"/>
         </w:rPr>
@@ -17573,20 +15450,6 @@
       </w:r>
       <w:r>
         <w:rPr>
-          <w:lang w:val="en_US" w:bidi="en_US"/>
-        </w:rPr>
-        <w:t>וְ⁠כִסָּ֤ה חָמָס֙ עַל־לְבוּשׁ֔⁠וֹ</w:t>
-      </w:r>
-    </w:p>
-    <w:p>
-      <w:pPr/>
-      <w:r>
-        <w:rPr>
-          <w:lang w:val="en_US" w:bidi="en_US"/>
-        </w:rPr>
-      </w:r>
-      <w:r>
-        <w:rPr>
           <w:b/>
           <w:lang w:val="en_US" w:bidi="en_US"/>
         </w:rPr>
@@ -17683,20 +15546,6 @@
       </w:r>
       <w:r>
         <w:rPr>
-          <w:lang w:val="en_US" w:bidi="en_US"/>
-        </w:rPr>
-        <w:t>וְ⁠נִשְׁמַרְתֶּ֥ם בְּ⁠רוּחֲ⁠כֶ֖ם</w:t>
-      </w:r>
-    </w:p>
-    <w:p>
-      <w:pPr/>
-      <w:r>
-        <w:rPr>
-          <w:lang w:val="en_US" w:bidi="en_US"/>
-        </w:rPr>
-      </w:r>
-      <w:r>
-        <w:rPr>
           <w:b/>
           <w:lang w:val="en_US" w:bidi="en_US"/>
         </w:rPr>
@@ -17780,20 +15629,6 @@
       </w:r>
       <w:r>
         <w:rPr>
-          <w:lang w:val="en_US" w:bidi="en_US"/>
-        </w:rPr>
-        <w:t>בְּ⁠דִבְרֵי⁠כֶ֔ם</w:t>
-      </w:r>
-    </w:p>
-    <w:p>
-      <w:pPr/>
-      <w:r>
-        <w:rPr>
-          <w:lang w:val="en_US" w:bidi="en_US"/>
-        </w:rPr>
-      </w:r>
-      <w:r>
-        <w:rPr>
           <w:b/>
           <w:lang w:val="en_US" w:bidi="en_US"/>
         </w:rPr>
@@ -17890,20 +15725,6 @@
       </w:r>
       <w:r>
         <w:rPr>
-          <w:lang w:val="en_US" w:bidi="en_US"/>
-        </w:rPr>
-        <w:t>עֹ֨שֵׂה רָ֜ע</w:t>
-      </w:r>
-    </w:p>
-    <w:p>
-      <w:pPr/>
-      <w:r>
-        <w:rPr>
-          <w:lang w:val="en_US" w:bidi="en_US"/>
-        </w:rPr>
-      </w:r>
-      <w:r>
-        <w:rPr>
           <w:b/>
           <w:lang w:val="en_US" w:bidi="en_US"/>
         </w:rPr>
@@ -18000,20 +15821,6 @@
       </w:r>
       <w:r>
         <w:rPr>
-          <w:lang w:val="en_US" w:bidi="en_US"/>
-        </w:rPr>
-        <w:t>בְּ⁠עֵינֵ֣י יְהוָ֗ה</w:t>
-      </w:r>
-    </w:p>
-    <w:p>
-      <w:pPr/>
-      <w:r>
-        <w:rPr>
-          <w:lang w:val="en_US" w:bidi="en_US"/>
-        </w:rPr>
-      </w:r>
-      <w:r>
-        <w:rPr>
           <w:b/>
           <w:lang w:val="en_US" w:bidi="en_US"/>
         </w:rPr>
@@ -18110,20 +15917,6 @@
       </w:r>
       <w:r>
         <w:rPr>
-          <w:lang w:val="en_US" w:bidi="en_US"/>
-        </w:rPr>
-        <w:t>אַיֵּ֖ה אֱלֹהֵ֥י הַ⁠מִּשְׁפָּֽט</w:t>
-      </w:r>
-    </w:p>
-    <w:p>
-      <w:pPr/>
-      <w:r>
-        <w:rPr>
-          <w:lang w:val="en_US" w:bidi="en_US"/>
-        </w:rPr>
-      </w:r>
-      <w:r>
-        <w:rPr>
           <w:b/>
           <w:lang w:val="en_US" w:bidi="en_US"/>
         </w:rPr>
@@ -18220,20 +16013,6 @@
       </w:r>
       <w:r>
         <w:rPr>
-          <w:lang w:val="en_US" w:bidi="en_US"/>
-        </w:rPr>
-        <w:t>אַיֵּ֖ה אֱלֹהֵ֥י הַ⁠מִּשְׁפָּֽט</w:t>
-      </w:r>
-    </w:p>
-    <w:p>
-      <w:pPr/>
-      <w:r>
-        <w:rPr>
-          <w:lang w:val="en_US" w:bidi="en_US"/>
-        </w:rPr>
-      </w:r>
-      <w:r>
-        <w:rPr>
           <w:b/>
           <w:lang w:val="en_US" w:bidi="en_US"/>
         </w:rPr>
@@ -18418,20 +16197,6 @@
       </w:r>
       <w:r>
         <w:rPr>
-          <w:lang w:val="en_US" w:bidi="en_US"/>
-        </w:rPr>
-        <w:t>הִנְ⁠נִ֤י שֹׁלֵחַ֙</w:t>
-      </w:r>
-    </w:p>
-    <w:p>
-      <w:pPr/>
-      <w:r>
-        <w:rPr>
-          <w:lang w:val="en_US" w:bidi="en_US"/>
-        </w:rPr>
-      </w:r>
-      <w:r>
-        <w:rPr>
           <w:b/>
           <w:lang w:val="en_US" w:bidi="en_US"/>
         </w:rPr>
@@ -18458,7 +16223,7 @@
         </w:rPr>
         <w:t xml:space="preserve"> is an expression that people of this culture would commonly use to mean that they were about to do something. See how you translated the similar expression in </w:t>
       </w:r>
-      <w:hyperlink r:id="rId27">
+      <w:hyperlink r:id="rId25">
         <w:r>
           <w:rPr>
             <w:lang w:val="en_US" w:bidi="en_US"/>
@@ -18540,20 +16305,6 @@
       </w:r>
       <w:r>
         <w:rPr>
-          <w:lang w:val="en_US" w:bidi="en_US"/>
-        </w:rPr>
-        <w:t>וּ⁠פִנָּה־דֶ֖רֶךְ לְ⁠פָנָ֑⁠י</w:t>
-      </w:r>
-    </w:p>
-    <w:p>
-      <w:pPr/>
-      <w:r>
-        <w:rPr>
-          <w:lang w:val="en_US" w:bidi="en_US"/>
-        </w:rPr>
-      </w:r>
-      <w:r>
-        <w:rPr>
           <w:b/>
           <w:lang w:val="en_US" w:bidi="en_US"/>
         </w:rPr>
@@ -18650,20 +16401,6 @@
       </w:r>
       <w:r>
         <w:rPr>
-          <w:lang w:val="en_US" w:bidi="en_US"/>
-        </w:rPr>
-        <w:t>וּ⁠פִנָּה־דֶ֖רֶךְ לְ⁠פָנָ֑⁠י</w:t>
-      </w:r>
-    </w:p>
-    <w:p>
-      <w:pPr/>
-      <w:r>
-        <w:rPr>
-          <w:lang w:val="en_US" w:bidi="en_US"/>
-        </w:rPr>
-      </w:r>
-      <w:r>
-        <w:rPr>
           <w:b/>
           <w:lang w:val="en_US" w:bidi="en_US"/>
         </w:rPr>
@@ -18760,20 +16497,6 @@
       </w:r>
       <w:r>
         <w:rPr>
-          <w:lang w:val="en_US" w:bidi="en_US"/>
-        </w:rPr>
-        <w:t>הִנֵּה</w:t>
-      </w:r>
-    </w:p>
-    <w:p>
-      <w:pPr/>
-      <w:r>
-        <w:rPr>
-          <w:lang w:val="en_US" w:bidi="en_US"/>
-        </w:rPr>
-      </w:r>
-      <w:r>
-        <w:rPr>
           <w:b/>
           <w:lang w:val="en_US" w:bidi="en_US"/>
         </w:rPr>
@@ -18793,7 +16516,7 @@
         </w:rPr>
         <w:t xml:space="preserve">Yahweh uses this word to get the people’s attention. See how you translated a similar use of this word in </w:t>
       </w:r>
-      <w:hyperlink r:id="rId28">
+      <w:hyperlink r:id="rId26">
         <w:r>
           <w:rPr>
             <w:lang w:val="en_US" w:bidi="en_US"/>
@@ -18875,20 +16598,6 @@
       </w:r>
       <w:r>
         <w:rPr>
-          <w:lang w:val="en_US" w:bidi="en_US"/>
-        </w:rPr>
-        <w:t>וּ⁠מִ֤י מְכַלְכֵּל֙ אֶת־י֣וֹם בּוֹא֔⁠וֹ וּ⁠מִ֥י הָ⁠עֹמֵ֖ד בְּ⁠הֵרָֽאוֹת֑⁠וֹ כִּֽי־הוּא֙ כְּ⁠אֵ֣שׁ מְצָרֵ֔ף וּ⁠כְ⁠בֹרִ֖ית מְכַבְּסִֽים</w:t>
-      </w:r>
-    </w:p>
-    <w:p>
-      <w:pPr/>
-      <w:r>
-        <w:rPr>
-          <w:lang w:val="en_US" w:bidi="en_US"/>
-        </w:rPr>
-      </w:r>
-      <w:r>
-        <w:rPr>
           <w:b/>
           <w:lang w:val="en_US" w:bidi="en_US"/>
         </w:rPr>
@@ -18972,20 +16681,6 @@
       </w:r>
       <w:r>
         <w:rPr>
-          <w:lang w:val="en_US" w:bidi="en_US"/>
-        </w:rPr>
-        <w:t>וּ⁠מִ֤י מְכַלְכֵּל֙ אֶת־י֣וֹם בּוֹא֔⁠וֹ וּ⁠מִ֥י הָ⁠עֹמֵ֖ד בְּ⁠הֵרָֽאוֹת֑⁠וֹ</w:t>
-      </w:r>
-    </w:p>
-    <w:p>
-      <w:pPr/>
-      <w:r>
-        <w:rPr>
-          <w:lang w:val="en_US" w:bidi="en_US"/>
-        </w:rPr>
-      </w:r>
-      <w:r>
-        <w:rPr>
           <w:b/>
           <w:lang w:val="en_US" w:bidi="en_US"/>
         </w:rPr>
@@ -19069,20 +16764,6 @@
       </w:r>
       <w:r>
         <w:rPr>
-          <w:lang w:val="en_US" w:bidi="en_US"/>
-        </w:rPr>
-        <w:t>וּ⁠מִ֤י מְכַלְכֵּל֙ אֶת־י֣וֹם בּוֹא֔⁠וֹ וּ⁠מִ֥י הָ⁠עֹמֵ֖ד בְּ⁠הֵרָֽאוֹת֑⁠וֹ</w:t>
-      </w:r>
-    </w:p>
-    <w:p>
-      <w:pPr/>
-      <w:r>
-        <w:rPr>
-          <w:lang w:val="en_US" w:bidi="en_US"/>
-        </w:rPr>
-      </w:r>
-      <w:r>
-        <w:rPr>
           <w:b/>
           <w:lang w:val="en_US" w:bidi="en_US"/>
         </w:rPr>
@@ -19166,20 +16847,6 @@
       </w:r>
       <w:r>
         <w:rPr>
-          <w:lang w:val="en_US" w:bidi="en_US"/>
-        </w:rPr>
-        <w:t>הָ⁠עֹמֵ֖ד</w:t>
-      </w:r>
-    </w:p>
-    <w:p>
-      <w:pPr/>
-      <w:r>
-        <w:rPr>
-          <w:lang w:val="en_US" w:bidi="en_US"/>
-        </w:rPr>
-      </w:r>
-      <w:r>
-        <w:rPr>
           <w:b/>
           <w:lang w:val="en_US" w:bidi="en_US"/>
         </w:rPr>
@@ -19276,20 +16943,6 @@
       </w:r>
       <w:r>
         <w:rPr>
-          <w:lang w:val="en_US" w:bidi="en_US"/>
-        </w:rPr>
-        <w:t>הוּא֙ כְּ⁠אֵ֣שׁ מְצָרֵ֔ף וּ⁠כְ⁠בֹרִ֖ית מְכַבְּסִֽים</w:t>
-      </w:r>
-    </w:p>
-    <w:p>
-      <w:pPr/>
-      <w:r>
-        <w:rPr>
-          <w:lang w:val="en_US" w:bidi="en_US"/>
-        </w:rPr>
-      </w:r>
-      <w:r>
-        <w:rPr>
           <w:b/>
           <w:lang w:val="en_US" w:bidi="en_US"/>
         </w:rPr>
@@ -19373,20 +17026,6 @@
       </w:r>
       <w:r>
         <w:rPr>
-          <w:lang w:val="en_US" w:bidi="en_US"/>
-        </w:rPr>
-        <w:t>וְ⁠יָשַׁ֨ב מְצָרֵ֤ף וּ⁠מְטַהֵר֙ כֶּ֔סֶף</w:t>
-      </w:r>
-    </w:p>
-    <w:p>
-      <w:pPr/>
-      <w:r>
-        <w:rPr>
-          <w:lang w:val="en_US" w:bidi="en_US"/>
-        </w:rPr>
-      </w:r>
-      <w:r>
-        <w:rPr>
           <w:b/>
           <w:lang w:val="en_US" w:bidi="en_US"/>
         </w:rPr>
@@ -19496,20 +17135,6 @@
       </w:r>
       <w:r>
         <w:rPr>
-          <w:lang w:val="en_US" w:bidi="en_US"/>
-        </w:rPr>
-        <w:t>אֶת־בְּנֵֽי־לֵוִי֙</w:t>
-      </w:r>
-    </w:p>
-    <w:p>
-      <w:pPr/>
-      <w:r>
-        <w:rPr>
-          <w:lang w:val="en_US" w:bidi="en_US"/>
-        </w:rPr>
-      </w:r>
-      <w:r>
-        <w:rPr>
           <w:b/>
           <w:lang w:val="en_US" w:bidi="en_US"/>
         </w:rPr>
@@ -19619,20 +17244,6 @@
       </w:r>
       <w:r>
         <w:rPr>
-          <w:lang w:val="en_US" w:bidi="en_US"/>
-        </w:rPr>
-        <w:t>וְ⁠זִקַּ֣ק אֹתָ֔⁠ם כַּ⁠זָּהָ֖ב וְ⁠כַ⁠כָּ֑סֶף</w:t>
-      </w:r>
-    </w:p>
-    <w:p>
-      <w:pPr/>
-      <w:r>
-        <w:rPr>
-          <w:lang w:val="en_US" w:bidi="en_US"/>
-        </w:rPr>
-      </w:r>
-      <w:r>
-        <w:rPr>
           <w:b/>
           <w:lang w:val="en_US" w:bidi="en_US"/>
         </w:rPr>
@@ -19716,20 +17327,6 @@
       </w:r>
       <w:r>
         <w:rPr>
-          <w:lang w:val="en_US" w:bidi="en_US"/>
-        </w:rPr>
-        <w:t>מִנְחַ֥ת יְהוּדָ֖ה וִ⁠ירֽוּשָׁלִָ֑ם</w:t>
-      </w:r>
-    </w:p>
-    <w:p>
-      <w:pPr/>
-      <w:r>
-        <w:rPr>
-          <w:lang w:val="en_US" w:bidi="en_US"/>
-        </w:rPr>
-      </w:r>
-      <w:r>
-        <w:rPr>
           <w:b/>
           <w:lang w:val="en_US" w:bidi="en_US"/>
         </w:rPr>
@@ -19813,20 +17410,6 @@
       </w:r>
       <w:r>
         <w:rPr>
-          <w:lang w:val="en_US" w:bidi="en_US"/>
-        </w:rPr>
-        <w:t>כִּ⁠ימֵ֣י עוֹלָ֔ם וּ⁠כְ⁠שָׁנִ֖ים קַדְמֹנִיּֽוֹת</w:t>
-      </w:r>
-    </w:p>
-    <w:p>
-      <w:pPr/>
-      <w:r>
-        <w:rPr>
-          <w:lang w:val="en_US" w:bidi="en_US"/>
-        </w:rPr>
-      </w:r>
-      <w:r>
-        <w:rPr>
           <w:b/>
           <w:lang w:val="en_US" w:bidi="en_US"/>
         </w:rPr>
@@ -19910,20 +17493,6 @@
       </w:r>
       <w:r>
         <w:rPr>
-          <w:lang w:val="en_US" w:bidi="en_US"/>
-        </w:rPr>
-        <w:t>בַּֽ⁠מְכַשְּׁפִים֙ וּ⁠בַ⁠מְנָ֣אֲפִ֔ים וּ⁠בַ⁠נִּשְׁבָּעִ֖ים לַ⁠שָּׁ֑קֶר וּ⁠בְ⁠עֹשְׁקֵ֣י שְׂכַר־שָׂ֠כִיר אַלְמָנָ֨ה וְ⁠יָת֤וֹם וּ⁠מַטֵּי־גֵר֙ וְ⁠לֹ֣א יְרֵא֔וּ⁠נִי</w:t>
-      </w:r>
-    </w:p>
-    <w:p>
-      <w:pPr/>
-      <w:r>
-        <w:rPr>
-          <w:lang w:val="en_US" w:bidi="en_US"/>
-        </w:rPr>
-      </w:r>
-      <w:r>
-        <w:rPr>
           <w:b/>
           <w:lang w:val="en_US" w:bidi="en_US"/>
         </w:rPr>
@@ -20007,20 +17576,6 @@
       </w:r>
       <w:r>
         <w:rPr>
-          <w:lang w:val="en_US" w:bidi="en_US"/>
-        </w:rPr>
-        <w:t>לַ⁠מִּשְׁפָּט֒</w:t>
-      </w:r>
-    </w:p>
-    <w:p>
-      <w:pPr/>
-      <w:r>
-        <w:rPr>
-          <w:lang w:val="en_US" w:bidi="en_US"/>
-        </w:rPr>
-      </w:r>
-      <w:r>
-        <w:rPr>
           <w:b/>
           <w:lang w:val="en_US" w:bidi="en_US"/>
         </w:rPr>
@@ -20117,20 +17672,6 @@
       </w:r>
       <w:r>
         <w:rPr>
-          <w:lang w:val="en_US" w:bidi="en_US"/>
-        </w:rPr>
-        <w:t>וְ⁠הָיִ֣יתִי ׀ עֵ֣ד מְמַהֵ֗ר בַּֽ⁠מְכַשְּׁפִים֙ וּ⁠בַ⁠מְנָ֣אֲפִ֔ים וּ⁠בַ⁠נִּשְׁבָּעִ֖ים לַ⁠שָּׁ֑קֶר וּ⁠בְ⁠עֹשְׁקֵ֣י שְׂכַר־שָׂ֠כִיר אַלְמָנָ֨ה וְ⁠יָת֤וֹם וּ⁠מַטֵּי־גֵר֙</w:t>
-      </w:r>
-    </w:p>
-    <w:p>
-      <w:pPr/>
-      <w:r>
-        <w:rPr>
-          <w:lang w:val="en_US" w:bidi="en_US"/>
-        </w:rPr>
-      </w:r>
-      <w:r>
-        <w:rPr>
           <w:b/>
           <w:lang w:val="en_US" w:bidi="en_US"/>
         </w:rPr>
@@ -20227,20 +17768,6 @@
       </w:r>
       <w:r>
         <w:rPr>
-          <w:lang w:val="en_US" w:bidi="en_US"/>
-        </w:rPr>
-        <w:t>וּ⁠בְ⁠עֹשְׁקֵ֣י שְׂכַר</w:t>
-      </w:r>
-    </w:p>
-    <w:p>
-      <w:pPr/>
-      <w:r>
-        <w:rPr>
-          <w:lang w:val="en_US" w:bidi="en_US"/>
-        </w:rPr>
-      </w:r>
-      <w:r>
-        <w:rPr>
           <w:b/>
           <w:lang w:val="en_US" w:bidi="en_US"/>
         </w:rPr>
@@ -20337,20 +17864,6 @@
       </w:r>
       <w:r>
         <w:rPr>
-          <w:lang w:val="en_US" w:bidi="en_US"/>
-        </w:rPr>
-        <w:t>שָׂ֠כִיר אַלְמָנָ֨ה וְ⁠יָת֤וֹם &amp; גֵר֙</w:t>
-      </w:r>
-    </w:p>
-    <w:p>
-      <w:pPr/>
-      <w:r>
-        <w:rPr>
-          <w:lang w:val="en_US" w:bidi="en_US"/>
-        </w:rPr>
-      </w:r>
-      <w:r>
-        <w:rPr>
           <w:b/>
           <w:lang w:val="en_US" w:bidi="en_US"/>
         </w:rPr>
@@ -20551,20 +18064,6 @@
       </w:r>
       <w:r>
         <w:rPr>
-          <w:lang w:val="en_US" w:bidi="en_US"/>
-        </w:rPr>
-        <w:t>וּ⁠מַטֵּי־גֵר֙</w:t>
-      </w:r>
-    </w:p>
-    <w:p>
-      <w:pPr/>
-      <w:r>
-        <w:rPr>
-          <w:lang w:val="en_US" w:bidi="en_US"/>
-        </w:rPr>
-      </w:r>
-      <w:r>
-        <w:rPr>
           <w:b/>
           <w:lang w:val="en_US" w:bidi="en_US"/>
         </w:rPr>
@@ -20674,20 +18173,6 @@
       </w:r>
       <w:r>
         <w:rPr>
-          <w:lang w:val="en_US" w:bidi="en_US"/>
-        </w:rPr>
-        <w:t>כִּ֛י אֲנִ֥י יְהוָ֖ה לֹ֣א שָׁנִ֑יתִי וְ⁠אַתֶּ֥ם בְּנֵֽי־יַעֲקֹ֖ב לֹ֥א כְלִיתֶֽם</w:t>
-      </w:r>
-    </w:p>
-    <w:p>
-      <w:pPr/>
-      <w:r>
-        <w:rPr>
-          <w:lang w:val="en_US" w:bidi="en_US"/>
-        </w:rPr>
-      </w:r>
-      <w:r>
-        <w:rPr>
           <w:b/>
           <w:lang w:val="en_US" w:bidi="en_US"/>
         </w:rPr>
@@ -20797,20 +18282,6 @@
       </w:r>
       <w:r>
         <w:rPr>
-          <w:lang w:val="en_US" w:bidi="en_US"/>
-        </w:rPr>
-        <w:t>לֹ֣א שָׁנִ֑יתִי</w:t>
-      </w:r>
-    </w:p>
-    <w:p>
-      <w:pPr/>
-      <w:r>
-        <w:rPr>
-          <w:lang w:val="en_US" w:bidi="en_US"/>
-        </w:rPr>
-      </w:r>
-      <w:r>
-        <w:rPr>
           <w:b/>
           <w:lang w:val="en_US" w:bidi="en_US"/>
         </w:rPr>
@@ -20907,20 +18378,6 @@
       </w:r>
       <w:r>
         <w:rPr>
-          <w:lang w:val="en_US" w:bidi="en_US"/>
-        </w:rPr>
-        <w:t>בְּנֵֽי־יַעֲקֹ֖ב</w:t>
-      </w:r>
-    </w:p>
-    <w:p>
-      <w:pPr/>
-      <w:r>
-        <w:rPr>
-          <w:lang w:val="en_US" w:bidi="en_US"/>
-        </w:rPr>
-      </w:r>
-      <w:r>
-        <w:rPr>
           <w:b/>
           <w:lang w:val="en_US" w:bidi="en_US"/>
         </w:rPr>
@@ -20953,7 +18410,7 @@
         </w:rPr>
         <w:t xml:space="preserve"> of their ancestor Jacob. See how you translated the similar expression in </w:t>
       </w:r>
-      <w:hyperlink r:id="rId23">
+      <w:hyperlink r:id="rId21">
         <w:r>
           <w:rPr>
             <w:lang w:val="en_US" w:bidi="en_US"/>
@@ -21035,20 +18492,6 @@
       </w:r>
       <w:r>
         <w:rPr>
-          <w:lang w:val="en_US" w:bidi="en_US"/>
-        </w:rPr>
-        <w:t>אֲבֹתֵי⁠כֶ֜ם</w:t>
-      </w:r>
-    </w:p>
-    <w:p>
-      <w:pPr/>
-      <w:r>
-        <w:rPr>
-          <w:lang w:val="en_US" w:bidi="en_US"/>
-        </w:rPr>
-      </w:r>
-      <w:r>
-        <w:rPr>
           <w:b/>
           <w:lang w:val="en_US" w:bidi="en_US"/>
         </w:rPr>
@@ -21145,20 +18588,6 @@
       </w:r>
       <w:r>
         <w:rPr>
-          <w:lang w:val="en_US" w:bidi="en_US"/>
-        </w:rPr>
-        <w:t>סַרְתֶּ֤ם מֵֽ⁠חֻקַּ⁠י֙ וְ⁠לֹ֣א שְׁמַרְתֶּ֔ם</w:t>
-      </w:r>
-    </w:p>
-    <w:p>
-      <w:pPr/>
-      <w:r>
-        <w:rPr>
-          <w:lang w:val="en_US" w:bidi="en_US"/>
-        </w:rPr>
-      </w:r>
-      <w:r>
-        <w:rPr>
           <w:b/>
           <w:lang w:val="en_US" w:bidi="en_US"/>
         </w:rPr>
@@ -21242,20 +18671,6 @@
       </w:r>
       <w:r>
         <w:rPr>
-          <w:lang w:val="en_US" w:bidi="en_US"/>
-        </w:rPr>
-        <w:t>סַרְתֶּ֤ם מֵֽ⁠חֻקַּ⁠י֙</w:t>
-      </w:r>
-    </w:p>
-    <w:p>
-      <w:pPr/>
-      <w:r>
-        <w:rPr>
-          <w:lang w:val="en_US" w:bidi="en_US"/>
-        </w:rPr>
-      </w:r>
-      <w:r>
-        <w:rPr>
           <w:b/>
           <w:lang w:val="en_US" w:bidi="en_US"/>
         </w:rPr>
@@ -21365,20 +18780,6 @@
       </w:r>
       <w:r>
         <w:rPr>
-          <w:lang w:val="en_US" w:bidi="en_US"/>
-        </w:rPr>
-        <w:t>וַ⁠אֲמַרְתֶּ֖ם בַּ⁠מֶּ֥ה נָשֽׁוּב</w:t>
-      </w:r>
-    </w:p>
-    <w:p>
-      <w:pPr/>
-      <w:r>
-        <w:rPr>
-          <w:lang w:val="en_US" w:bidi="en_US"/>
-        </w:rPr>
-      </w:r>
-      <w:r>
-        <w:rPr>
           <w:b/>
           <w:lang w:val="en_US" w:bidi="en_US"/>
         </w:rPr>
@@ -21462,20 +18863,6 @@
       </w:r>
       <w:r>
         <w:rPr>
-          <w:lang w:val="en_US" w:bidi="en_US"/>
-        </w:rPr>
-        <w:t>הֲ⁠יִקְבַּ֨ע אָדָ֜ם אֱלֹהִ֗ים כִּ֤י אַתֶּם֙ קֹבְעִ֣ים אֹתִ֔⁠י</w:t>
-      </w:r>
-    </w:p>
-    <w:p>
-      <w:pPr/>
-      <w:r>
-        <w:rPr>
-          <w:lang w:val="en_US" w:bidi="en_US"/>
-        </w:rPr>
-      </w:r>
-      <w:r>
-        <w:rPr>
           <w:b/>
           <w:lang w:val="en_US" w:bidi="en_US"/>
         </w:rPr>
@@ -21508,7 +18895,7 @@
         </w:rPr>
         <w:t xml:space="preserve"> to get information. Rather, he is asking and then answering his own question. See how you translated the similar instance in </w:t>
       </w:r>
-      <w:hyperlink r:id="rId29">
+      <w:hyperlink r:id="rId27">
         <w:r>
           <w:rPr>
             <w:lang w:val="en_US" w:bidi="en_US"/>
@@ -21590,20 +18977,6 @@
       </w:r>
       <w:r>
         <w:rPr>
-          <w:lang w:val="en_US" w:bidi="en_US"/>
-        </w:rPr>
-        <w:t>וַ⁠אֲמַרְתֶּ֖ם בַּ⁠מֶּ֣ה קְבַעֲנ֑וּ⁠ךָ</w:t>
-      </w:r>
-    </w:p>
-    <w:p>
-      <w:pPr/>
-      <w:r>
-        <w:rPr>
-          <w:lang w:val="en_US" w:bidi="en_US"/>
-        </w:rPr>
-      </w:r>
-      <w:r>
-        <w:rPr>
           <w:b/>
           <w:lang w:val="en_US" w:bidi="en_US"/>
         </w:rPr>
@@ -21687,20 +19060,6 @@
       </w:r>
       <w:r>
         <w:rPr>
-          <w:lang w:val="en_US" w:bidi="en_US"/>
-        </w:rPr>
-        <w:t>הַֽ⁠מַּעֲשֵׂ֖ר וְ⁠הַ⁠תְּרוּמָֽה</w:t>
-      </w:r>
-    </w:p>
-    <w:p>
-      <w:pPr/>
-      <w:r>
-        <w:rPr>
-          <w:lang w:val="en_US" w:bidi="en_US"/>
-        </w:rPr>
-      </w:r>
-      <w:r>
-        <w:rPr>
           <w:b/>
           <w:lang w:val="en_US" w:bidi="en_US"/>
         </w:rPr>
@@ -21784,20 +19143,6 @@
       </w:r>
       <w:r>
         <w:rPr>
-          <w:lang w:val="en_US" w:bidi="en_US"/>
-        </w:rPr>
-        <w:t>בַּ⁠מְּאֵרָה֙ אַתֶּ֣ם נֵֽאָרִ֔ים וְ⁠אֹתִ֖⁠י אַתֶּ֣ם קֹבְעִ֑ים</w:t>
-      </w:r>
-    </w:p>
-    <w:p>
-      <w:pPr/>
-      <w:r>
-        <w:rPr>
-          <w:lang w:val="en_US" w:bidi="en_US"/>
-        </w:rPr>
-      </w:r>
-      <w:r>
-        <w:rPr>
           <w:b/>
           <w:lang w:val="en_US" w:bidi="en_US"/>
         </w:rPr>
@@ -21881,20 +19226,6 @@
       </w:r>
       <w:r>
         <w:rPr>
-          <w:lang w:val="en_US" w:bidi="en_US"/>
-        </w:rPr>
-        <w:t>בַּ⁠מְּאֵרָה֙ אַתֶּ֣ם נֵֽאָרִ֔ים</w:t>
-      </w:r>
-    </w:p>
-    <w:p>
-      <w:pPr/>
-      <w:r>
-        <w:rPr>
-          <w:lang w:val="en_US" w:bidi="en_US"/>
-        </w:rPr>
-      </w:r>
-      <w:r>
-        <w:rPr>
           <w:b/>
           <w:lang w:val="en_US" w:bidi="en_US"/>
         </w:rPr>
@@ -21978,20 +19309,6 @@
       </w:r>
       <w:r>
         <w:rPr>
-          <w:lang w:val="en_US" w:bidi="en_US"/>
-        </w:rPr>
-        <w:t>בַּ⁠מְּאֵרָה֙ אַתֶּ֣ם נֵֽאָרִ֔ים</w:t>
-      </w:r>
-    </w:p>
-    <w:p>
-      <w:pPr/>
-      <w:r>
-        <w:rPr>
-          <w:lang w:val="en_US" w:bidi="en_US"/>
-        </w:rPr>
-      </w:r>
-      <w:r>
-        <w:rPr>
           <w:b/>
           <w:lang w:val="en_US" w:bidi="en_US"/>
         </w:rPr>
@@ -22075,20 +19392,6 @@
       </w:r>
       <w:r>
         <w:rPr>
-          <w:lang w:val="en_US" w:bidi="en_US"/>
-        </w:rPr>
-        <w:t>הַ⁠גּ֖וֹי כֻּלּֽ⁠וֹ</w:t>
-      </w:r>
-    </w:p>
-    <w:p>
-      <w:pPr/>
-      <w:r>
-        <w:rPr>
-          <w:lang w:val="en_US" w:bidi="en_US"/>
-        </w:rPr>
-      </w:r>
-      <w:r>
-        <w:rPr>
           <w:b/>
           <w:lang w:val="en_US" w:bidi="en_US"/>
         </w:rPr>
@@ -22185,20 +19488,6 @@
       </w:r>
       <w:r>
         <w:rPr>
-          <w:lang w:val="en_US" w:bidi="en_US"/>
-        </w:rPr>
-        <w:t>בֵּ֣ית הָ⁠אוֹצָ֗ר</w:t>
-      </w:r>
-    </w:p>
-    <w:p>
-      <w:pPr/>
-      <w:r>
-        <w:rPr>
-          <w:lang w:val="en_US" w:bidi="en_US"/>
-        </w:rPr>
-      </w:r>
-      <w:r>
-        <w:rPr>
           <w:b/>
           <w:lang w:val="en_US" w:bidi="en_US"/>
         </w:rPr>
@@ -22295,20 +19584,6 @@
       </w:r>
       <w:r>
         <w:rPr>
-          <w:lang w:val="en_US" w:bidi="en_US"/>
-        </w:rPr>
-        <w:t>טֶ֨רֶף֙ בְּ⁠בֵיתִ֔⁠י</w:t>
-      </w:r>
-    </w:p>
-    <w:p>
-      <w:pPr/>
-      <w:r>
-        <w:rPr>
-          <w:lang w:val="en_US" w:bidi="en_US"/>
-        </w:rPr>
-      </w:r>
-      <w:r>
-        <w:rPr>
           <w:b/>
           <w:lang w:val="en_US" w:bidi="en_US"/>
         </w:rPr>
@@ -22405,20 +19680,6 @@
       </w:r>
       <w:r>
         <w:rPr>
-          <w:lang w:val="en_US" w:bidi="en_US"/>
-        </w:rPr>
-        <w:t>אִם־לֹ֧א אֶפְתַּ֣ח לָ⁠כֶ֗ם אֵ֚ת אֲרֻבּ֣וֹת הַ⁠שָּׁמַ֔יִם וַ⁠הֲרִיקֹתִ֥י לָ⁠כֶ֛ם בְּרָכָ֖ה</w:t>
-      </w:r>
-    </w:p>
-    <w:p>
-      <w:pPr/>
-      <w:r>
-        <w:rPr>
-          <w:lang w:val="en_US" w:bidi="en_US"/>
-        </w:rPr>
-      </w:r>
-      <w:r>
-        <w:rPr>
           <w:b/>
           <w:lang w:val="en_US" w:bidi="en_US"/>
         </w:rPr>
@@ -22502,20 +19763,6 @@
       </w:r>
       <w:r>
         <w:rPr>
-          <w:lang w:val="en_US" w:bidi="en_US"/>
-        </w:rPr>
-        <w:t>בְּרָכָ֖ה</w:t>
-      </w:r>
-    </w:p>
-    <w:p>
-      <w:pPr/>
-      <w:r>
-        <w:rPr>
-          <w:lang w:val="en_US" w:bidi="en_US"/>
-        </w:rPr>
-      </w:r>
-      <w:r>
-        <w:rPr>
           <w:b/>
           <w:lang w:val="en_US" w:bidi="en_US"/>
         </w:rPr>
@@ -22612,20 +19859,6 @@
       </w:r>
       <w:r>
         <w:rPr>
-          <w:lang w:val="en_US" w:bidi="en_US"/>
-        </w:rPr>
-        <w:t>עַד־בְּלִי־דָֽי</w:t>
-      </w:r>
-    </w:p>
-    <w:p>
-      <w:pPr/>
-      <w:r>
-        <w:rPr>
-          <w:lang w:val="en_US" w:bidi="en_US"/>
-        </w:rPr>
-      </w:r>
-      <w:r>
-        <w:rPr>
           <w:b/>
           <w:lang w:val="en_US" w:bidi="en_US"/>
         </w:rPr>
@@ -22722,20 +19955,6 @@
       </w:r>
       <w:r>
         <w:rPr>
-          <w:lang w:val="en_US" w:bidi="en_US"/>
-        </w:rPr>
-        <w:t>וְ⁠גָעַרְתִּ֤י לָ⁠כֶם֙ בָּֽ⁠אֹכֵ֔ל</w:t>
-      </w:r>
-    </w:p>
-    <w:p>
-      <w:pPr/>
-      <w:r>
-        <w:rPr>
-          <w:lang w:val="en_US" w:bidi="en_US"/>
-        </w:rPr>
-      </w:r>
-      <w:r>
-        <w:rPr>
           <w:b/>
           <w:lang w:val="en_US" w:bidi="en_US"/>
         </w:rPr>
@@ -22832,20 +20051,6 @@
       </w:r>
       <w:r>
         <w:rPr>
-          <w:lang w:val="en_US" w:bidi="en_US"/>
-        </w:rPr>
-        <w:t>וְ⁠גָעַרְתִּ֤י לָ⁠כֶם֙ בָּֽ⁠אֹכֵ֔ל</w:t>
-      </w:r>
-    </w:p>
-    <w:p>
-      <w:pPr/>
-      <w:r>
-        <w:rPr>
-          <w:lang w:val="en_US" w:bidi="en_US"/>
-        </w:rPr>
-      </w:r>
-      <w:r>
-        <w:rPr>
           <w:b/>
           <w:lang w:val="en_US" w:bidi="en_US"/>
         </w:rPr>
@@ -22942,20 +20147,6 @@
       </w:r>
       <w:r>
         <w:rPr>
-          <w:lang w:val="en_US" w:bidi="en_US"/>
-        </w:rPr>
-        <w:t>אֶת־פְּרִ֣י הָ⁠אֲדָמָ֑ה</w:t>
-      </w:r>
-    </w:p>
-    <w:p>
-      <w:pPr/>
-      <w:r>
-        <w:rPr>
-          <w:lang w:val="en_US" w:bidi="en_US"/>
-        </w:rPr>
-      </w:r>
-      <w:r>
-        <w:rPr>
           <w:b/>
           <w:lang w:val="en_US" w:bidi="en_US"/>
         </w:rPr>
@@ -23052,20 +20243,6 @@
       </w:r>
       <w:r>
         <w:rPr>
-          <w:lang w:val="en_US" w:bidi="en_US"/>
-        </w:rPr>
-        <w:t>וְ⁠לֹא־תְשַׁכֵּ֨ל לָ⁠כֶ֤ם הַ⁠גֶּ֨פֶן֙ בַּ⁠שָּׂדֶ֔ה</w:t>
-      </w:r>
-    </w:p>
-    <w:p>
-      <w:pPr/>
-      <w:r>
-        <w:rPr>
-          <w:lang w:val="en_US" w:bidi="en_US"/>
-        </w:rPr>
-      </w:r>
-      <w:r>
-        <w:rPr>
           <w:b/>
           <w:lang w:val="en_US" w:bidi="en_US"/>
         </w:rPr>
@@ -23162,20 +20339,6 @@
       </w:r>
       <w:r>
         <w:rPr>
-          <w:lang w:val="en_US" w:bidi="en_US"/>
-        </w:rPr>
-        <w:t>אֶ֣רֶץ חֵ֔פֶץ</w:t>
-      </w:r>
-    </w:p>
-    <w:p>
-      <w:pPr/>
-      <w:r>
-        <w:rPr>
-          <w:lang w:val="en_US" w:bidi="en_US"/>
-        </w:rPr>
-      </w:r>
-      <w:r>
-        <w:rPr>
           <w:b/>
           <w:lang w:val="en_US" w:bidi="en_US"/>
         </w:rPr>
@@ -23272,20 +20435,6 @@
       </w:r>
       <w:r>
         <w:rPr>
-          <w:lang w:val="en_US" w:bidi="en_US"/>
-        </w:rPr>
-        <w:t>חָזְק֥וּ עָלַ֛⁠י דִּבְרֵי⁠כֶ֖ם</w:t>
-      </w:r>
-    </w:p>
-    <w:p>
-      <w:pPr/>
-      <w:r>
-        <w:rPr>
-          <w:lang w:val="en_US" w:bidi="en_US"/>
-        </w:rPr>
-      </w:r>
-      <w:r>
-        <w:rPr>
           <w:b/>
           <w:lang w:val="en_US" w:bidi="en_US"/>
         </w:rPr>
@@ -23382,20 +20531,6 @@
       </w:r>
       <w:r>
         <w:rPr>
-          <w:lang w:val="en_US" w:bidi="en_US"/>
-        </w:rPr>
-        <w:t>וַ⁠אֲמַרְתֶּ֕ם מַה־נִּדְבַּ֖רְנוּ עָלֶֽי⁠ךָ</w:t>
-      </w:r>
-    </w:p>
-    <w:p>
-      <w:pPr/>
-      <w:r>
-        <w:rPr>
-          <w:lang w:val="en_US" w:bidi="en_US"/>
-        </w:rPr>
-      </w:r>
-      <w:r>
-        <w:rPr>
           <w:b/>
           <w:lang w:val="en_US" w:bidi="en_US"/>
         </w:rPr>
@@ -23479,20 +20614,6 @@
       </w:r>
       <w:r>
         <w:rPr>
-          <w:lang w:val="en_US" w:bidi="en_US"/>
-        </w:rPr>
-        <w:t>אֲמַרְתֶּ֕ם שָׁ֖וְא עֲבֹ֣ד אֱלֹהִ֑ים וּ⁠מַה־בֶּ֗צַע כִּ֤י שָׁמַ֨רְנוּ֙ מִשְׁמַרְתּ֔⁠וֹ וְ⁠כִ֤י הָלַ֨כְנוּ֙ קְדֹ֣רַנִּ֔ית מִ⁠פְּנֵ֖י יְהוָ֥ה צְבָאֽוֹת</w:t>
-      </w:r>
-    </w:p>
-    <w:p>
-      <w:pPr/>
-      <w:r>
-        <w:rPr>
-          <w:lang w:val="en_US" w:bidi="en_US"/>
-        </w:rPr>
-      </w:r>
-      <w:r>
-        <w:rPr>
           <w:b/>
           <w:lang w:val="en_US" w:bidi="en_US"/>
         </w:rPr>
@@ -23576,20 +20697,6 @@
       </w:r>
       <w:r>
         <w:rPr>
-          <w:lang w:val="en_US" w:bidi="en_US"/>
-        </w:rPr>
-        <w:t>הָלַ֨כְנוּ֙</w:t>
-      </w:r>
-    </w:p>
-    <w:p>
-      <w:pPr/>
-      <w:r>
-        <w:rPr>
-          <w:lang w:val="en_US" w:bidi="en_US"/>
-        </w:rPr>
-      </w:r>
-      <w:r>
-        <w:rPr>
           <w:b/>
           <w:lang w:val="en_US" w:bidi="en_US"/>
         </w:rPr>
@@ -23686,20 +20793,6 @@
       </w:r>
       <w:r>
         <w:rPr>
-          <w:lang w:val="en_US" w:bidi="en_US"/>
-        </w:rPr>
-        <w:t>מִ⁠פְּנֵ֖י יְהוָ֥ה צְבָאֽוֹת</w:t>
-      </w:r>
-    </w:p>
-    <w:p>
-      <w:pPr/>
-      <w:r>
-        <w:rPr>
-          <w:lang w:val="en_US" w:bidi="en_US"/>
-        </w:rPr>
-      </w:r>
-      <w:r>
-        <w:rPr>
           <w:b/>
           <w:lang w:val="en_US" w:bidi="en_US"/>
         </w:rPr>
@@ -23796,20 +20889,6 @@
       </w:r>
       <w:r>
         <w:rPr>
-          <w:lang w:val="en_US" w:bidi="en_US"/>
-        </w:rPr>
-        <w:t>וְ⁠עַתָּ֕ה אֲנַ֖חְנוּ מְאַשְּׁרִ֣ים זֵדִ֑ים גַּם־נִבְנוּ֙ עֹשֵׂ֣י רִשְׁעָ֔ה גַּ֧ם בָּחֲנ֛וּ אֱלֹהִ֖ים וַ⁠יִּמָּלֵֽטוּ</w:t>
-      </w:r>
-    </w:p>
-    <w:p>
-      <w:pPr/>
-      <w:r>
-        <w:rPr>
-          <w:lang w:val="en_US" w:bidi="en_US"/>
-        </w:rPr>
-      </w:r>
-      <w:r>
-        <w:rPr>
           <w:b/>
           <w:lang w:val="en_US" w:bidi="en_US"/>
         </w:rPr>
@@ -23893,20 +20972,6 @@
       </w:r>
       <w:r>
         <w:rPr>
-          <w:lang w:val="en_US" w:bidi="en_US"/>
-        </w:rPr>
-        <w:t>נִבְנוּ֙ עֹשֵׂ֣י רִשְׁעָ֔ה</w:t>
-      </w:r>
-    </w:p>
-    <w:p>
-      <w:pPr/>
-      <w:r>
-        <w:rPr>
-          <w:lang w:val="en_US" w:bidi="en_US"/>
-        </w:rPr>
-      </w:r>
-      <w:r>
-        <w:rPr>
           <w:b/>
           <w:lang w:val="en_US" w:bidi="en_US"/>
         </w:rPr>
@@ -23990,20 +21055,6 @@
       </w:r>
       <w:r>
         <w:rPr>
-          <w:lang w:val="en_US" w:bidi="en_US"/>
-        </w:rPr>
-        <w:t>עֹשֵׂ֣י רִשְׁעָ֔ה</w:t>
-      </w:r>
-    </w:p>
-    <w:p>
-      <w:pPr/>
-      <w:r>
-        <w:rPr>
-          <w:lang w:val="en_US" w:bidi="en_US"/>
-        </w:rPr>
-      </w:r>
-      <w:r>
-        <w:rPr>
           <w:b/>
           <w:lang w:val="en_US" w:bidi="en_US"/>
         </w:rPr>
@@ -24100,20 +21151,6 @@
       </w:r>
       <w:r>
         <w:rPr>
-          <w:lang w:val="en_US" w:bidi="en_US"/>
-        </w:rPr>
-        <w:t>אִ֣ישׁ אֶת־רֵעֵ֑⁠הוּ</w:t>
-      </w:r>
-    </w:p>
-    <w:p>
-      <w:pPr/>
-      <w:r>
-        <w:rPr>
-          <w:lang w:val="en_US" w:bidi="en_US"/>
-        </w:rPr>
-      </w:r>
-      <w:r>
-        <w:rPr>
           <w:b/>
           <w:lang w:val="en_US" w:bidi="en_US"/>
         </w:rPr>
@@ -24197,20 +21234,6 @@
       </w:r>
       <w:r>
         <w:rPr>
-          <w:lang w:val="en_US" w:bidi="en_US"/>
-        </w:rPr>
-        <w:t>וַ⁠יַּקְשֵׁ֤ב יְהוָה֙ וַ⁠יִּשְׁמָ֔ע</w:t>
-      </w:r>
-    </w:p>
-    <w:p>
-      <w:pPr/>
-      <w:r>
-        <w:rPr>
-          <w:lang w:val="en_US" w:bidi="en_US"/>
-        </w:rPr>
-      </w:r>
-      <w:r>
-        <w:rPr>
           <w:b/>
           <w:lang w:val="en_US" w:bidi="en_US"/>
         </w:rPr>
@@ -24294,20 +21317,6 @@
       </w:r>
       <w:r>
         <w:rPr>
-          <w:lang w:val="en_US" w:bidi="en_US"/>
-        </w:rPr>
-        <w:t>וַ֠⁠יִּכָּתֵב סֵ֣פֶר זִכָּר֤וֹן</w:t>
-      </w:r>
-    </w:p>
-    <w:p>
-      <w:pPr/>
-      <w:r>
-        <w:rPr>
-          <w:lang w:val="en_US" w:bidi="en_US"/>
-        </w:rPr>
-      </w:r>
-      <w:r>
-        <w:rPr>
           <w:b/>
           <w:lang w:val="en_US" w:bidi="en_US"/>
         </w:rPr>
@@ -24391,20 +21400,6 @@
       </w:r>
       <w:r>
         <w:rPr>
-          <w:lang w:val="en_US" w:bidi="en_US"/>
-        </w:rPr>
-        <w:t>לְ⁠פָנָי⁠ו֙</w:t>
-      </w:r>
-    </w:p>
-    <w:p>
-      <w:pPr/>
-      <w:r>
-        <w:rPr>
-          <w:lang w:val="en_US" w:bidi="en_US"/>
-        </w:rPr>
-      </w:r>
-      <w:r>
-        <w:rPr>
           <w:b/>
           <w:lang w:val="en_US" w:bidi="en_US"/>
         </w:rPr>
@@ -24501,20 +21496,6 @@
       </w:r>
       <w:r>
         <w:rPr>
-          <w:lang w:val="en_US" w:bidi="en_US"/>
-        </w:rPr>
-        <w:t>לְ⁠יִרְאֵ֣י יְהוָ֔ה וּ⁠לְ⁠חֹשְׁבֵ֖י שְׁמֽ⁠וֹ</w:t>
-      </w:r>
-    </w:p>
-    <w:p>
-      <w:pPr/>
-      <w:r>
-        <w:rPr>
-          <w:lang w:val="en_US" w:bidi="en_US"/>
-        </w:rPr>
-      </w:r>
-      <w:r>
-        <w:rPr>
           <w:b/>
           <w:lang w:val="en_US" w:bidi="en_US"/>
         </w:rPr>
@@ -24598,20 +21579,6 @@
       </w:r>
       <w:r>
         <w:rPr>
-          <w:lang w:val="en_US" w:bidi="en_US"/>
-        </w:rPr>
-        <w:t>וּ⁠לְ⁠חֹשְׁבֵ֖י שְׁמֽ⁠וֹ</w:t>
-      </w:r>
-    </w:p>
-    <w:p>
-      <w:pPr/>
-      <w:r>
-        <w:rPr>
-          <w:lang w:val="en_US" w:bidi="en_US"/>
-        </w:rPr>
-      </w:r>
-      <w:r>
-        <w:rPr>
           <w:b/>
           <w:lang w:val="en_US" w:bidi="en_US"/>
         </w:rPr>
@@ -24708,20 +21675,6 @@
       </w:r>
       <w:r>
         <w:rPr>
-          <w:lang w:val="en_US" w:bidi="en_US"/>
-        </w:rPr>
-        <w:t>וְ⁠הָ֣יוּ לִ֗⁠י אָמַר֙ יְהוָ֣ה צְבָא֔וֹת &amp; סְגֻלָּ֑ה</w:t>
-      </w:r>
-    </w:p>
-    <w:p>
-      <w:pPr/>
-      <w:r>
-        <w:rPr>
-          <w:lang w:val="en_US" w:bidi="en_US"/>
-        </w:rPr>
-      </w:r>
-      <w:r>
-        <w:rPr>
           <w:b/>
           <w:lang w:val="en_US" w:bidi="en_US"/>
         </w:rPr>
@@ -24818,20 +21771,6 @@
       </w:r>
       <w:r>
         <w:rPr>
-          <w:lang w:val="en_US" w:bidi="en_US"/>
-        </w:rPr>
-        <w:t>לַ⁠יּ֕וֹם אֲשֶׁ֥ר אֲנִ֖י עֹשֶׂ֣ה</w:t>
-      </w:r>
-    </w:p>
-    <w:p>
-      <w:pPr/>
-      <w:r>
-        <w:rPr>
-          <w:lang w:val="en_US" w:bidi="en_US"/>
-        </w:rPr>
-      </w:r>
-      <w:r>
-        <w:rPr>
           <w:b/>
           <w:lang w:val="en_US" w:bidi="en_US"/>
         </w:rPr>
@@ -24941,20 +21880,6 @@
       </w:r>
       <w:r>
         <w:rPr>
-          <w:lang w:val="en_US" w:bidi="en_US"/>
-        </w:rPr>
-        <w:t>כַּֽ⁠אֲשֶׁר֙</w:t>
-      </w:r>
-    </w:p>
-    <w:p>
-      <w:pPr/>
-      <w:r>
-        <w:rPr>
-          <w:lang w:val="en_US" w:bidi="en_US"/>
-        </w:rPr>
-      </w:r>
-      <w:r>
-        <w:rPr>
           <w:b/>
           <w:lang w:val="en_US" w:bidi="en_US"/>
         </w:rPr>
@@ -25051,20 +21976,6 @@
       </w:r>
       <w:r>
         <w:rPr>
-          <w:lang w:val="en_US" w:bidi="en_US"/>
-        </w:rPr>
-        <w:t>וְ⁠שַׁבְתֶּם֙ וּ⁠רְאִיתֶ֔ם</w:t>
-      </w:r>
-    </w:p>
-    <w:p>
-      <w:pPr/>
-      <w:r>
-        <w:rPr>
-          <w:lang w:val="en_US" w:bidi="en_US"/>
-        </w:rPr>
-      </w:r>
-      <w:r>
-        <w:rPr>
           <w:b/>
           <w:lang w:val="en_US" w:bidi="en_US"/>
         </w:rPr>
@@ -25148,20 +22059,6 @@
       </w:r>
       <w:r>
         <w:rPr>
-          <w:lang w:val="en_US" w:bidi="en_US"/>
-        </w:rPr>
-        <w:t>וְ⁠שַׁבְתֶּם֙ וּ⁠רְאִיתֶ֔ם</w:t>
-      </w:r>
-    </w:p>
-    <w:p>
-      <w:pPr/>
-      <w:r>
-        <w:rPr>
-          <w:lang w:val="en_US" w:bidi="en_US"/>
-        </w:rPr>
-      </w:r>
-      <w:r>
-        <w:rPr>
           <w:b/>
           <w:lang w:val="en_US" w:bidi="en_US"/>
         </w:rPr>
@@ -25258,20 +22155,6 @@
       </w:r>
       <w:r>
         <w:rPr>
-          <w:lang w:val="en_US" w:bidi="en_US"/>
-        </w:rPr>
-        <w:t>בֵּ֥ין צַדִּ֖יק לְ⁠רָשָׁ֑ע</w:t>
-      </w:r>
-    </w:p>
-    <w:p>
-      <w:pPr/>
-      <w:r>
-        <w:rPr>
-          <w:lang w:val="en_US" w:bidi="en_US"/>
-        </w:rPr>
-      </w:r>
-      <w:r>
-        <w:rPr>
           <w:b/>
           <w:lang w:val="en_US" w:bidi="en_US"/>
         </w:rPr>
@@ -25355,20 +22238,6 @@
       </w:r>
       <w:r>
         <w:rPr>
-          <w:lang w:val="en_US" w:bidi="en_US"/>
-        </w:rPr>
-        <w:t>בֵּ֥ין צַדִּ֖יק לְ⁠רָשָׁ֑ע בֵּ֚ין עֹבֵ֣ד אֱלֹהִ֔ים לַ⁠אֲשֶׁ֖ר לֹ֥א עֲבָדֽ⁠וֹ</w:t>
-      </w:r>
-    </w:p>
-    <w:p>
-      <w:pPr/>
-      <w:r>
-        <w:rPr>
-          <w:lang w:val="en_US" w:bidi="en_US"/>
-        </w:rPr>
-      </w:r>
-      <w:r>
-        <w:rPr>
           <w:b/>
           <w:lang w:val="en_US" w:bidi="en_US"/>
         </w:rPr>
@@ -25452,20 +22321,6 @@
       </w:r>
       <w:r>
         <w:rPr>
-          <w:lang w:val="en_US" w:bidi="en_US"/>
-        </w:rPr>
-        <w:t>צַדִּ֖יק לְ⁠רָשָׁ֑ע</w:t>
-      </w:r>
-    </w:p>
-    <w:p>
-      <w:pPr/>
-      <w:r>
-        <w:rPr>
-          <w:lang w:val="en_US" w:bidi="en_US"/>
-        </w:rPr>
-      </w:r>
-      <w:r>
-        <w:rPr>
           <w:b/>
           <w:lang w:val="en_US" w:bidi="en_US"/>
         </w:rPr>
@@ -25626,7 +22481,7 @@
         </w:rPr>
         <w:t>While Malachi’s listeners and later generations of Jews may have expected this prophecy to be fulfilled by the return of Elijah himself, Jesus explained that it was fulfilled through the life and witness of John the Baptist (</w:t>
       </w:r>
-      <w:hyperlink r:id="rId30">
+      <w:hyperlink r:id="rId28">
         <w:r>
           <w:rPr>
             <w:lang w:val="en_US" w:bidi="en_US"/>
@@ -25688,20 +22543,6 @@
       </w:r>
       <w:r>
         <w:rPr>
-          <w:lang w:val="en_US" w:bidi="en_US"/>
-        </w:rPr>
-        <w:t>הִנֵּ֤ה</w:t>
-      </w:r>
-    </w:p>
-    <w:p>
-      <w:pPr/>
-      <w:r>
-        <w:rPr>
-          <w:lang w:val="en_US" w:bidi="en_US"/>
-        </w:rPr>
-      </w:r>
-      <w:r>
-        <w:rPr>
           <w:b/>
           <w:lang w:val="en_US" w:bidi="en_US"/>
         </w:rPr>
@@ -25798,20 +22639,6 @@
       </w:r>
       <w:r>
         <w:rPr>
-          <w:lang w:val="en_US" w:bidi="en_US"/>
-        </w:rPr>
-        <w:t>בֹּעֵ֖ר כַּ⁠תַּנּ֑וּר וְ⁠הָי֨וּ כָל־זֵדִ֜ים וְ⁠כָל־עֹשֵׂ֤ה רִשְׁעָה֙ קַ֔שׁ</w:t>
-      </w:r>
-    </w:p>
-    <w:p>
-      <w:pPr/>
-      <w:r>
-        <w:rPr>
-          <w:lang w:val="en_US" w:bidi="en_US"/>
-        </w:rPr>
-      </w:r>
-      <w:r>
-        <w:rPr>
           <w:b/>
           <w:lang w:val="en_US" w:bidi="en_US"/>
         </w:rPr>
@@ -25921,20 +22748,6 @@
       </w:r>
       <w:r>
         <w:rPr>
-          <w:lang w:val="en_US" w:bidi="en_US"/>
-        </w:rPr>
-        <w:t>כָל־זֵדִ֜ים</w:t>
-      </w:r>
-    </w:p>
-    <w:p>
-      <w:pPr/>
-      <w:r>
-        <w:rPr>
-          <w:lang w:val="en_US" w:bidi="en_US"/>
-        </w:rPr>
-      </w:r>
-      <w:r>
-        <w:rPr>
           <w:b/>
           <w:lang w:val="en_US" w:bidi="en_US"/>
         </w:rPr>
@@ -26031,20 +22844,6 @@
       </w:r>
       <w:r>
         <w:rPr>
-          <w:lang w:val="en_US" w:bidi="en_US"/>
-        </w:rPr>
-        <w:t>וְ⁠כָל־עֹשֵׂ֤ה רִשְׁעָה֙</w:t>
-      </w:r>
-    </w:p>
-    <w:p>
-      <w:pPr/>
-      <w:r>
-        <w:rPr>
-          <w:lang w:val="en_US" w:bidi="en_US"/>
-        </w:rPr>
-      </w:r>
-      <w:r>
-        <w:rPr>
           <w:b/>
           <w:lang w:val="en_US" w:bidi="en_US"/>
         </w:rPr>
@@ -26141,20 +22940,6 @@
       </w:r>
       <w:r>
         <w:rPr>
-          <w:lang w:val="en_US" w:bidi="en_US"/>
-        </w:rPr>
-        <w:t>וְ⁠הָי֨וּ כָל־זֵדִ֜ים וְ⁠כָל־עֹשֵׂ֤ה רִשְׁעָה֙ קַ֔שׁ</w:t>
-      </w:r>
-    </w:p>
-    <w:p>
-      <w:pPr/>
-      <w:r>
-        <w:rPr>
-          <w:lang w:val="en_US" w:bidi="en_US"/>
-        </w:rPr>
-      </w:r>
-      <w:r>
-        <w:rPr>
           <w:b/>
           <w:lang w:val="en_US" w:bidi="en_US"/>
         </w:rPr>
@@ -26264,20 +23049,6 @@
       </w:r>
       <w:r>
         <w:rPr>
-          <w:lang w:val="en_US" w:bidi="en_US"/>
-        </w:rPr>
-        <w:t>לָ⁠הֶ֖ם שֹׁ֥רֶשׁ וְ⁠עָנָֽף</w:t>
-      </w:r>
-    </w:p>
-    <w:p>
-      <w:pPr/>
-      <w:r>
-        <w:rPr>
-          <w:lang w:val="en_US" w:bidi="en_US"/>
-        </w:rPr>
-      </w:r>
-      <w:r>
-        <w:rPr>
           <w:b/>
           <w:lang w:val="en_US" w:bidi="en_US"/>
         </w:rPr>
@@ -26361,20 +23132,6 @@
       </w:r>
       <w:r>
         <w:rPr>
-          <w:lang w:val="en_US" w:bidi="en_US"/>
-        </w:rPr>
-        <w:t>וְ⁠זָרְחָ֨ה לָ⁠כֶ֜ם יִרְאֵ֤י שְׁמִ⁠י֙ שֶׁ֣מֶשׁ צְדָקָ֔ה</w:t>
-      </w:r>
-    </w:p>
-    <w:p>
-      <w:pPr/>
-      <w:r>
-        <w:rPr>
-          <w:lang w:val="en_US" w:bidi="en_US"/>
-        </w:rPr>
-      </w:r>
-      <w:r>
-        <w:rPr>
           <w:b/>
           <w:lang w:val="en_US" w:bidi="en_US"/>
         </w:rPr>
@@ -26523,20 +23280,6 @@
       </w:r>
       <w:r>
         <w:rPr>
-          <w:lang w:val="en_US" w:bidi="en_US"/>
-        </w:rPr>
-        <w:t>יִרְאֵ֤י שְׁמִ⁠י֙</w:t>
-      </w:r>
-    </w:p>
-    <w:p>
-      <w:pPr/>
-      <w:r>
-        <w:rPr>
-          <w:lang w:val="en_US" w:bidi="en_US"/>
-        </w:rPr>
-      </w:r>
-      <w:r>
-        <w:rPr>
           <w:b/>
           <w:lang w:val="en_US" w:bidi="en_US"/>
         </w:rPr>
@@ -26633,20 +23376,6 @@
       </w:r>
       <w:r>
         <w:rPr>
-          <w:lang w:val="en_US" w:bidi="en_US"/>
-        </w:rPr>
-        <w:t>וּ⁠מַרְפֵּ֖א בִּ⁠כְנָפֶ֑י⁠הָ</w:t>
-      </w:r>
-    </w:p>
-    <w:p>
-      <w:pPr/>
-      <w:r>
-        <w:rPr>
-          <w:lang w:val="en_US" w:bidi="en_US"/>
-        </w:rPr>
-      </w:r>
-      <w:r>
-        <w:rPr>
           <w:b/>
           <w:lang w:val="en_US" w:bidi="en_US"/>
         </w:rPr>
@@ -26756,20 +23485,6 @@
       </w:r>
       <w:r>
         <w:rPr>
-          <w:lang w:val="en_US" w:bidi="en_US"/>
-        </w:rPr>
-        <w:t>וִֽ⁠יצָאתֶ֥ם וּ⁠פִשְׁתֶּ֖ם</w:t>
-      </w:r>
-    </w:p>
-    <w:p>
-      <w:pPr/>
-      <w:r>
-        <w:rPr>
-          <w:lang w:val="en_US" w:bidi="en_US"/>
-        </w:rPr>
-      </w:r>
-      <w:r>
-        <w:rPr>
           <w:b/>
           <w:lang w:val="en_US" w:bidi="en_US"/>
         </w:rPr>
@@ -26879,20 +23594,6 @@
       </w:r>
       <w:r>
         <w:rPr>
-          <w:lang w:val="en_US" w:bidi="en_US"/>
-        </w:rPr>
-        <w:t>כְּ⁠עֶגְלֵ֥י מַרְבֵּֽק</w:t>
-      </w:r>
-    </w:p>
-    <w:p>
-      <w:pPr/>
-      <w:r>
-        <w:rPr>
-          <w:lang w:val="en_US" w:bidi="en_US"/>
-        </w:rPr>
-      </w:r>
-      <w:r>
-        <w:rPr>
           <w:b/>
           <w:lang w:val="en_US" w:bidi="en_US"/>
         </w:rPr>
@@ -26976,20 +23677,6 @@
       </w:r>
       <w:r>
         <w:rPr>
-          <w:lang w:val="en_US" w:bidi="en_US"/>
-        </w:rPr>
-        <w:t>וְ⁠עַסּוֹתֶ֣ם רְשָׁעִ֔ים כִּֽי־יִהְי֣וּ אֵ֔פֶר תַּ֖חַת כַּפּ֣וֹת רַגְלֵי⁠כֶ֑ם</w:t>
-      </w:r>
-    </w:p>
-    <w:p>
-      <w:pPr/>
-      <w:r>
-        <w:rPr>
-          <w:lang w:val="en_US" w:bidi="en_US"/>
-        </w:rPr>
-      </w:r>
-      <w:r>
-        <w:rPr>
           <w:b/>
           <w:lang w:val="en_US" w:bidi="en_US"/>
         </w:rPr>
@@ -27073,20 +23760,6 @@
       </w:r>
       <w:r>
         <w:rPr>
-          <w:lang w:val="en_US" w:bidi="en_US"/>
-        </w:rPr>
-        <w:t>וְ⁠עַסּוֹתֶ֣ם רְשָׁעִ֔ים</w:t>
-      </w:r>
-    </w:p>
-    <w:p>
-      <w:pPr/>
-      <w:r>
-        <w:rPr>
-          <w:lang w:val="en_US" w:bidi="en_US"/>
-        </w:rPr>
-      </w:r>
-      <w:r>
-        <w:rPr>
           <w:b/>
           <w:lang w:val="en_US" w:bidi="en_US"/>
         </w:rPr>
@@ -27183,20 +23856,6 @@
       </w:r>
       <w:r>
         <w:rPr>
-          <w:lang w:val="en_US" w:bidi="en_US"/>
-        </w:rPr>
-        <w:t>רְשָׁעִ֔ים</w:t>
-      </w:r>
-    </w:p>
-    <w:p>
-      <w:pPr/>
-      <w:r>
-        <w:rPr>
-          <w:lang w:val="en_US" w:bidi="en_US"/>
-        </w:rPr>
-      </w:r>
-      <w:r>
-        <w:rPr>
           <w:b/>
           <w:lang w:val="en_US" w:bidi="en_US"/>
         </w:rPr>
@@ -27293,20 +23952,6 @@
       </w:r>
       <w:r>
         <w:rPr>
-          <w:lang w:val="en_US" w:bidi="en_US"/>
-        </w:rPr>
-        <w:t>כִּֽי־יִהְי֣וּ אֵ֔פֶר תַּ֖חַת כַּפּ֣וֹת רַגְלֵי⁠כֶ֑ם</w:t>
-      </w:r>
-    </w:p>
-    <w:p>
-      <w:pPr/>
-      <w:r>
-        <w:rPr>
-          <w:lang w:val="en_US" w:bidi="en_US"/>
-        </w:rPr>
-      </w:r>
-      <w:r>
-        <w:rPr>
           <w:b/>
           <w:lang w:val="en_US" w:bidi="en_US"/>
         </w:rPr>
@@ -27403,20 +24048,6 @@
       </w:r>
       <w:r>
         <w:rPr>
-          <w:lang w:val="en_US" w:bidi="en_US"/>
-        </w:rPr>
-        <w:t>בַּ⁠יּוֹם֙ אֲשֶׁ֣ר אֲנִ֣י עֹשֶׂ֔ה</w:t>
-      </w:r>
-    </w:p>
-    <w:p>
-      <w:pPr/>
-      <w:r>
-        <w:rPr>
-          <w:lang w:val="en_US" w:bidi="en_US"/>
-        </w:rPr>
-      </w:r>
-      <w:r>
-        <w:rPr>
           <w:b/>
           <w:lang w:val="en_US" w:bidi="en_US"/>
         </w:rPr>
@@ -27436,7 +24067,7 @@
         </w:rPr>
         <w:t xml:space="preserve">See how you translated this expression in </w:t>
       </w:r>
-      <w:hyperlink r:id="rId31">
+      <w:hyperlink r:id="rId29">
         <w:r>
           <w:rPr>
             <w:lang w:val="en_US" w:bidi="en_US"/>
@@ -27518,20 +24149,6 @@
       </w:r>
       <w:r>
         <w:rPr>
-          <w:lang w:val="en_US" w:bidi="en_US"/>
-        </w:rPr>
-        <w:t>זִכְר֕וּ</w:t>
-      </w:r>
-    </w:p>
-    <w:p>
-      <w:pPr/>
-      <w:r>
-        <w:rPr>
-          <w:lang w:val="en_US" w:bidi="en_US"/>
-        </w:rPr>
-      </w:r>
-      <w:r>
-        <w:rPr>
           <w:b/>
           <w:lang w:val="en_US" w:bidi="en_US"/>
         </w:rPr>
@@ -27628,20 +24245,6 @@
       </w:r>
       <w:r>
         <w:rPr>
-          <w:lang w:val="en_US" w:bidi="en_US"/>
-        </w:rPr>
-        <w:t>חֻקִּ֖ים וּ⁠מִשְׁפָּטִֽים</w:t>
-      </w:r>
-    </w:p>
-    <w:p>
-      <w:pPr/>
-      <w:r>
-        <w:rPr>
-          <w:lang w:val="en_US" w:bidi="en_US"/>
-        </w:rPr>
-      </w:r>
-      <w:r>
-        <w:rPr>
           <w:b/>
           <w:lang w:val="en_US" w:bidi="en_US"/>
         </w:rPr>
@@ -27725,20 +24328,6 @@
       </w:r>
       <w:r>
         <w:rPr>
-          <w:lang w:val="en_US" w:bidi="en_US"/>
-        </w:rPr>
-        <w:t>הִנֵּ֤ה</w:t>
-      </w:r>
-    </w:p>
-    <w:p>
-      <w:pPr/>
-      <w:r>
-        <w:rPr>
-          <w:lang w:val="en_US" w:bidi="en_US"/>
-        </w:rPr>
-      </w:r>
-      <w:r>
-        <w:rPr>
           <w:b/>
           <w:lang w:val="en_US" w:bidi="en_US"/>
         </w:rPr>
@@ -27758,7 +24347,7 @@
         </w:rPr>
         <w:t xml:space="preserve">See how you translated this expression in </w:t>
       </w:r>
-      <w:hyperlink r:id="rId32">
+      <w:hyperlink r:id="rId30">
         <w:r>
           <w:rPr>
             <w:lang w:val="en_US" w:bidi="en_US"/>
@@ -27840,20 +24429,6 @@
       </w:r>
       <w:r>
         <w:rPr>
-          <w:lang w:val="en_US" w:bidi="en_US"/>
-        </w:rPr>
-        <w:t>לִ⁠פְנֵ֗י בּ֚וֹא</w:t>
-      </w:r>
-    </w:p>
-    <w:p>
-      <w:pPr/>
-      <w:r>
-        <w:rPr>
-          <w:lang w:val="en_US" w:bidi="en_US"/>
-        </w:rPr>
-      </w:r>
-      <w:r>
-        <w:rPr>
           <w:b/>
           <w:lang w:val="en_US" w:bidi="en_US"/>
         </w:rPr>
@@ -27989,20 +24564,6 @@
       </w:r>
       <w:r>
         <w:rPr>
-          <w:lang w:val="en_US" w:bidi="en_US"/>
-        </w:rPr>
-        <w:t>י֣וֹם יְהוָ֔ה הַ⁠גָּד֖וֹל וְ⁠הַ⁠נּוֹרָֽא</w:t>
-      </w:r>
-    </w:p>
-    <w:p>
-      <w:pPr/>
-      <w:r>
-        <w:rPr>
-          <w:lang w:val="en_US" w:bidi="en_US"/>
-        </w:rPr>
-      </w:r>
-      <w:r>
-        <w:rPr>
           <w:b/>
           <w:lang w:val="en_US" w:bidi="en_US"/>
         </w:rPr>
@@ -28086,20 +24647,6 @@
       </w:r>
       <w:r>
         <w:rPr>
-          <w:lang w:val="en_US" w:bidi="en_US"/>
-        </w:rPr>
-        <w:t>וְ⁠הֵשִׁ֤יב לֵב־אָבוֹת֙ עַל־בָּנִ֔ים וְ⁠לֵ֥ב בָּנִ֖ים עַל־אֲבוֹתָ֑⁠ם</w:t>
-      </w:r>
-    </w:p>
-    <w:p>
-      <w:pPr/>
-      <w:r>
-        <w:rPr>
-          <w:lang w:val="en_US" w:bidi="en_US"/>
-        </w:rPr>
-      </w:r>
-      <w:r>
-        <w:rPr>
           <w:b/>
           <w:lang w:val="en_US" w:bidi="en_US"/>
         </w:rPr>
@@ -28209,20 +24756,6 @@
       </w:r>
       <w:r>
         <w:rPr>
-          <w:lang w:val="en_US" w:bidi="en_US"/>
-        </w:rPr>
-        <w:t>וְ⁠הֵשִׁ֤יב לֵב־אָבוֹת֙ עַל־בָּנִ֔ים וְ⁠לֵ֥ב בָּנִ֖ים עַל־אֲבוֹתָ֑⁠ם</w:t>
-      </w:r>
-    </w:p>
-    <w:p>
-      <w:pPr/>
-      <w:r>
-        <w:rPr>
-          <w:lang w:val="en_US" w:bidi="en_US"/>
-        </w:rPr>
-      </w:r>
-      <w:r>
-        <w:rPr>
           <w:b/>
           <w:lang w:val="en_US" w:bidi="en_US"/>
         </w:rPr>
@@ -28306,20 +24839,6 @@
       </w:r>
       <w:r>
         <w:rPr>
-          <w:lang w:val="en_US" w:bidi="en_US"/>
-        </w:rPr>
-        <w:t>וְ⁠לֵ֥ב בָּנִ֖ים עַל־אֲבוֹתָ֑⁠ם</w:t>
-      </w:r>
-    </w:p>
-    <w:p>
-      <w:pPr/>
-      <w:r>
-        <w:rPr>
-          <w:lang w:val="en_US" w:bidi="en_US"/>
-        </w:rPr>
-      </w:r>
-      <w:r>
-        <w:rPr>
           <w:b/>
           <w:lang w:val="en_US" w:bidi="en_US"/>
         </w:rPr>
@@ -28392,20 +24911,6 @@
         <w:rPr>
           <w:lang w:val="en_US" w:bidi="en_US"/>
         </w:rPr>
-      </w:r>
-    </w:p>
-    <w:p>
-      <w:pPr/>
-      <w:r>
-        <w:rPr>
-          <w:lang w:val="en_US" w:bidi="en_US"/>
-        </w:rPr>
-      </w:r>
-      <w:r>
-        <w:rPr>
-          <w:lang w:val="en_US" w:bidi="en_US"/>
-        </w:rPr>
-        <w:t>לֵב &amp; וְ⁠לֵ֥ב</w:t>
       </w:r>
     </w:p>
     <w:p>

--- a/eng/docx/39.content.docx
+++ b/eng/docx/39.content.docx
@@ -28,15 +28,49 @@
       </w:r>
     </w:p>
     <w:p>
-      <w:pPr/>
-      <w:r>
-        <w:rPr>
-          <w:lang w:val="en_US" w:bidi="en_US"/>
-        </w:rPr>
-      </w:r>
-      <w:r>
-        <w:rPr>
-          <w:b/>
+      <w:pPr>
+        <w:pStyle w:val="Heading2"/>
+      </w:pPr>
+      <w:r>
+        <w:rPr>
+          <w:lang w:val="en_US" w:bidi="en_US"/>
+        </w:rPr>
+        <w:t>License Information</w:t>
+      </w:r>
+      <w:r>
+        <w:rPr>
+          <w:lang w:val="en_US" w:bidi="en_US"/>
+        </w:rPr>
+      </w:r>
+    </w:p>
+    <w:p>
+      <w:pPr/>
+      <w:r>
+        <w:rPr>
+          <w:lang w:val="en_US" w:bidi="en_US"/>
+        </w:rPr>
+      </w:r>
+      <w:r>
+        <w:rPr>
+          <w:b/>
+          <w:lang w:val="en_US" w:bidi="en_US"/>
+        </w:rPr>
+        <w:t>Translation Notes (unfoldingWord)</w:t>
+      </w:r>
+      <w:r>
+        <w:rPr>
+          <w:lang w:val="en_US" w:bidi="en_US"/>
+        </w:rPr>
+        <w:t xml:space="preserve"> is based on</w:t>
+      </w:r>
+      <w:r>
+        <w:rPr>
+          <w:lang w:val="en_US" w:bidi="en_US"/>
+        </w:rPr>
+        <w:t xml:space="preserve">: </w:t>
+      </w:r>
+      <w:r>
+        <w:rPr>
           <w:lang w:val="en_US" w:bidi="en_US"/>
         </w:rPr>
         <w:t>unfoldingWord® Translation Notes</w:t>
@@ -45,31 +79,62 @@
         <w:rPr>
           <w:lang w:val="en_US" w:bidi="en_US"/>
         </w:rPr>
-        <w:t xml:space="preserve"> © 2022 unfoldingWord. Released under CC BY-SA 4.0 license. </w:t>
-      </w:r>
-      <w:r>
-        <w:rPr>
-          <w:lang w:val="en_US" w:bidi="en_US"/>
-        </w:rPr>
-        <w:t>unfoldingWord® Translation Notes</w:t>
-      </w:r>
-      <w:r>
-        <w:rPr>
-          <w:lang w:val="en_US" w:bidi="en_US"/>
-        </w:rPr>
-        <w:t xml:space="preserve"> has been adapted in the following languages: Tok Pisin, Arabic (عربي), French (Français), Hindi (हिंदी), Indonesian (Bahasa Indonesia), Portuguese (Português), Russian (Русский), Spanish (Español), Swahili (Kiswahili), and Simplified Chinese (简体中文) from </w:t>
-      </w:r>
-      <w:r>
-        <w:rPr>
-          <w:lang w:val="en_US" w:bidi="en_US"/>
-        </w:rPr>
-        <w:t>unfoldingWord® Translation Notes</w:t>
-      </w:r>
-      <w:r>
-        <w:rPr>
-          <w:lang w:val="en_US" w:bidi="en_US"/>
-        </w:rPr>
-        <w:t xml:space="preserve"> © 2022 unfoldingWord. Released under CC BY-SA 4.0 license by Mission Mutual</w:t>
+        <w:t xml:space="preserve">, </w:t>
+      </w:r>
+      <w:hyperlink r:id="rId13">
+        <w:r>
+          <w:rPr>
+            <w:lang w:val="en_US" w:bidi="en_US"/>
+          </w:rPr>
+          <w:rPr>
+            <w:color w:val="0000EE"/>
+            <w:u w:val="single"/>
+          </w:rPr>
+          <w:t>unfoldingWord</w:t>
+        </w:r>
+      </w:hyperlink>
+      <w:r>
+        <w:rPr>
+          <w:lang w:val="en_US" w:bidi="en_US"/>
+        </w:rPr>
+        <w:t xml:space="preserve">, 2022, which is licensed under a </w:t>
+      </w:r>
+      <w:hyperlink r:id="rId14">
+        <w:r>
+          <w:rPr>
+            <w:lang w:val="en_US" w:bidi="en_US"/>
+          </w:rPr>
+          <w:rPr>
+            <w:color w:val="0000EE"/>
+            <w:u w:val="single"/>
+          </w:rPr>
+          <w:t>CC BY-SA 4.0 license</w:t>
+        </w:r>
+      </w:hyperlink>
+      <w:r>
+        <w:rPr>
+          <w:lang w:val="en_US" w:bidi="en_US"/>
+        </w:rPr>
+        <w:t>.</w:t>
+      </w:r>
+      <w:r>
+        <w:rPr>
+          <w:lang w:val="en_US" w:bidi="en_US"/>
+        </w:rPr>
+      </w:r>
+    </w:p>
+    <w:p>
+      <w:pPr/>
+      <w:r>
+        <w:rPr>
+          <w:lang w:val="en_US" w:bidi="en_US"/>
+        </w:rPr>
+      </w:r>
+      <w:r>
+        <w:rPr>
+          <w:lang w:val="en_US" w:bidi="en_US"/>
+        </w:rPr>
+        <w:t>This PDF version is provided under the same license.</w:t>
       </w:r>
       <w:r>
         <w:rPr>
@@ -317,7 +382,7 @@
         </w:rPr>
         <w:t>The description in the book title (</w:t>
       </w:r>
-      <w:hyperlink r:id="rId13">
+      <w:hyperlink r:id="rId15">
         <w:r>
           <w:rPr>
             <w:lang w:val="en_US" w:bidi="en_US"/>
@@ -335,7 +400,7 @@
         </w:rPr>
         <w:t xml:space="preserve">) could either be translated “the word of Yahweh to Israel by the hand of Malachi” or “the word of Yahweh to Israel by the hand of my messenger.” The last expression in that sentence also occurs in </w:t>
       </w:r>
-      <w:hyperlink r:id="rId14">
+      <w:hyperlink r:id="rId16">
         <w:r>
           <w:rPr>
             <w:lang w:val="en_US" w:bidi="en_US"/>
@@ -630,6 +695,20 @@
       </w:r>
       <w:r>
         <w:rPr>
+          <w:lang w:val="en_US" w:bidi="en_US"/>
+        </w:rPr>
+        <w:t>מַשָּׂ֥א דְבַר־יְהוָ֖ה</w:t>
+      </w:r>
+    </w:p>
+    <w:p>
+      <w:pPr/>
+      <w:r>
+        <w:rPr>
+          <w:lang w:val="en_US" w:bidi="en_US"/>
+        </w:rPr>
+      </w:r>
+      <w:r>
+        <w:rPr>
           <w:b/>
           <w:lang w:val="en_US" w:bidi="en_US"/>
         </w:rPr>
@@ -739,6 +818,20 @@
       </w:r>
       <w:r>
         <w:rPr>
+          <w:lang w:val="en_US" w:bidi="en_US"/>
+        </w:rPr>
+        <w:t>דְבַר־יְהוָ֖ה</w:t>
+      </w:r>
+    </w:p>
+    <w:p>
+      <w:pPr/>
+      <w:r>
+        <w:rPr>
+          <w:lang w:val="en_US" w:bidi="en_US"/>
+        </w:rPr>
+      </w:r>
+      <w:r>
+        <w:rPr>
           <w:b/>
           <w:lang w:val="en_US" w:bidi="en_US"/>
         </w:rPr>
@@ -835,6 +928,20 @@
       </w:r>
       <w:r>
         <w:rPr>
+          <w:lang w:val="en_US" w:bidi="en_US"/>
+        </w:rPr>
+        <w:t>אֶל־יִשְׂרָאֵ֑ל</w:t>
+      </w:r>
+    </w:p>
+    <w:p>
+      <w:pPr/>
+      <w:r>
+        <w:rPr>
+          <w:lang w:val="en_US" w:bidi="en_US"/>
+        </w:rPr>
+      </w:r>
+      <w:r>
+        <w:rPr>
           <w:b/>
           <w:lang w:val="en_US" w:bidi="en_US"/>
         </w:rPr>
@@ -931,6 +1038,20 @@
       </w:r>
       <w:r>
         <w:rPr>
+          <w:lang w:val="en_US" w:bidi="en_US"/>
+        </w:rPr>
+        <w:t>בְּ⁠יַ֖ד</w:t>
+      </w:r>
+    </w:p>
+    <w:p>
+      <w:pPr/>
+      <w:r>
+        <w:rPr>
+          <w:lang w:val="en_US" w:bidi="en_US"/>
+        </w:rPr>
+      </w:r>
+      <w:r>
+        <w:rPr>
           <w:b/>
           <w:lang w:val="en_US" w:bidi="en_US"/>
         </w:rPr>
@@ -1027,6 +1148,20 @@
       </w:r>
       <w:r>
         <w:rPr>
+          <w:lang w:val="en_US" w:bidi="en_US"/>
+        </w:rPr>
+        <w:t>מַלְאָכִֽי</w:t>
+      </w:r>
+    </w:p>
+    <w:p>
+      <w:pPr/>
+      <w:r>
+        <w:rPr>
+          <w:lang w:val="en_US" w:bidi="en_US"/>
+        </w:rPr>
+      </w:r>
+      <w:r>
+        <w:rPr>
           <w:b/>
           <w:lang w:val="en_US" w:bidi="en_US"/>
         </w:rPr>
@@ -1123,6 +1258,20 @@
       </w:r>
       <w:r>
         <w:rPr>
+          <w:lang w:val="en_US" w:bidi="en_US"/>
+        </w:rPr>
+        <w:t>אָהַ֤בְתִּי אֶתְ⁠כֶם֙ אָמַ֣ר יְהוָ֔ה</w:t>
+      </w:r>
+    </w:p>
+    <w:p>
+      <w:pPr/>
+      <w:r>
+        <w:rPr>
+          <w:lang w:val="en_US" w:bidi="en_US"/>
+        </w:rPr>
+      </w:r>
+      <w:r>
+        <w:rPr>
           <w:b/>
           <w:lang w:val="en_US" w:bidi="en_US"/>
         </w:rPr>
@@ -1206,6 +1355,20 @@
       </w:r>
       <w:r>
         <w:rPr>
+          <w:lang w:val="en_US" w:bidi="en_US"/>
+        </w:rPr>
+        <w:t>אֶתְ⁠כֶם֙</w:t>
+      </w:r>
+    </w:p>
+    <w:p>
+      <w:pPr/>
+      <w:r>
+        <w:rPr>
+          <w:lang w:val="en_US" w:bidi="en_US"/>
+        </w:rPr>
+      </w:r>
+      <w:r>
+        <w:rPr>
           <w:b/>
           <w:lang w:val="en_US" w:bidi="en_US"/>
         </w:rPr>
@@ -1302,6 +1465,20 @@
       </w:r>
       <w:r>
         <w:rPr>
+          <w:lang w:val="en_US" w:bidi="en_US"/>
+        </w:rPr>
+        <w:t>וַ⁠אֲמַרְתֶּ֖ם</w:t>
+      </w:r>
+    </w:p>
+    <w:p>
+      <w:pPr/>
+      <w:r>
+        <w:rPr>
+          <w:lang w:val="en_US" w:bidi="en_US"/>
+        </w:rPr>
+      </w:r>
+      <w:r>
+        <w:rPr>
           <w:b/>
           <w:lang w:val="en_US" w:bidi="en_US"/>
         </w:rPr>
@@ -1385,6 +1562,20 @@
       </w:r>
       <w:r>
         <w:rPr>
+          <w:lang w:val="en_US" w:bidi="en_US"/>
+        </w:rPr>
+        <w:t>הֲ⁠לוֹא־אָ֨ח עֵשָׂ֤ו לְ⁠יַֽעֲקֹב֙ נְאֻם־יְהוָ֔ה וָ⁠אֹהַ֖ב אֶֽת־יַעֲקֹֽב</w:t>
+      </w:r>
+    </w:p>
+    <w:p>
+      <w:pPr/>
+      <w:r>
+        <w:rPr>
+          <w:lang w:val="en_US" w:bidi="en_US"/>
+        </w:rPr>
+      </w:r>
+      <w:r>
+        <w:rPr>
           <w:b/>
           <w:lang w:val="en_US" w:bidi="en_US"/>
         </w:rPr>
@@ -1481,6 +1672,20 @@
       </w:r>
       <w:r>
         <w:rPr>
+          <w:lang w:val="en_US" w:bidi="en_US"/>
+        </w:rPr>
+        <w:t>הֲ⁠לוֹא־אָ֨ח עֵשָׂ֤ו לְ⁠יַֽעֲקֹב֙</w:t>
+      </w:r>
+    </w:p>
+    <w:p>
+      <w:pPr/>
+      <w:r>
+        <w:rPr>
+          <w:lang w:val="en_US" w:bidi="en_US"/>
+        </w:rPr>
+      </w:r>
+      <w:r>
+        <w:rPr>
           <w:b/>
           <w:lang w:val="en_US" w:bidi="en_US"/>
         </w:rPr>
@@ -1564,6 +1769,20 @@
       </w:r>
       <w:r>
         <w:rPr>
+          <w:lang w:val="en_US" w:bidi="en_US"/>
+        </w:rPr>
+        <w:t>הֲ⁠לוֹא־אָ֨ח עֵשָׂ֤ו לְ⁠יַֽעֲקֹב֙</w:t>
+      </w:r>
+    </w:p>
+    <w:p>
+      <w:pPr/>
+      <w:r>
+        <w:rPr>
+          <w:lang w:val="en_US" w:bidi="en_US"/>
+        </w:rPr>
+      </w:r>
+      <w:r>
+        <w:rPr>
           <w:b/>
           <w:lang w:val="en_US" w:bidi="en_US"/>
         </w:rPr>
@@ -1673,6 +1892,20 @@
       </w:r>
       <w:r>
         <w:rPr>
+          <w:lang w:val="en_US" w:bidi="en_US"/>
+        </w:rPr>
+        <w:t>נְאֻם־יְהוָ֔ה</w:t>
+      </w:r>
+    </w:p>
+    <w:p>
+      <w:pPr/>
+      <w:r>
+        <w:rPr>
+          <w:lang w:val="en_US" w:bidi="en_US"/>
+        </w:rPr>
+      </w:r>
+      <w:r>
+        <w:rPr>
           <w:b/>
           <w:lang w:val="en_US" w:bidi="en_US"/>
         </w:rPr>
@@ -1756,6 +1989,20 @@
       </w:r>
       <w:r>
         <w:rPr>
+          <w:lang w:val="en_US" w:bidi="en_US"/>
+        </w:rPr>
+        <w:t>וָ⁠אֹהַ֖ב אֶֽת־יַעֲקֹֽב</w:t>
+      </w:r>
+    </w:p>
+    <w:p>
+      <w:pPr/>
+      <w:r>
+        <w:rPr>
+          <w:lang w:val="en_US" w:bidi="en_US"/>
+        </w:rPr>
+      </w:r>
+      <w:r>
+        <w:rPr>
           <w:b/>
           <w:lang w:val="en_US" w:bidi="en_US"/>
         </w:rPr>
@@ -1852,6 +2099,20 @@
       </w:r>
       <w:r>
         <w:rPr>
+          <w:lang w:val="en_US" w:bidi="en_US"/>
+        </w:rPr>
+        <w:t>וָ⁠אֹהַ֖ב אֶֽת־יַעֲקֹֽב׃ וְ⁠אֶת־עֵשָׂ֖ו שָׂנֵ֑אתִי</w:t>
+      </w:r>
+    </w:p>
+    <w:p>
+      <w:pPr/>
+      <w:r>
+        <w:rPr>
+          <w:lang w:val="en_US" w:bidi="en_US"/>
+        </w:rPr>
+      </w:r>
+      <w:r>
+        <w:rPr>
           <w:b/>
           <w:lang w:val="en_US" w:bidi="en_US"/>
         </w:rPr>
@@ -1987,6 +2248,20 @@
       </w:r>
       <w:r>
         <w:rPr>
+          <w:lang w:val="en_US" w:bidi="en_US"/>
+        </w:rPr>
+        <w:t>וְ⁠אֶת־עֵשָׂ֖ו שָׂנֵ֑אתִי</w:t>
+      </w:r>
+    </w:p>
+    <w:p>
+      <w:pPr/>
+      <w:r>
+        <w:rPr>
+          <w:lang w:val="en_US" w:bidi="en_US"/>
+        </w:rPr>
+      </w:r>
+      <w:r>
+        <w:rPr>
           <w:b/>
           <w:lang w:val="en_US" w:bidi="en_US"/>
         </w:rPr>
@@ -2083,6 +2358,20 @@
       </w:r>
       <w:r>
         <w:rPr>
+          <w:lang w:val="en_US" w:bidi="en_US"/>
+        </w:rPr>
+        <w:t>שְׁמָמָ֔ה</w:t>
+      </w:r>
+    </w:p>
+    <w:p>
+      <w:pPr/>
+      <w:r>
+        <w:rPr>
+          <w:lang w:val="en_US" w:bidi="en_US"/>
+        </w:rPr>
+      </w:r>
+      <w:r>
+        <w:rPr>
           <w:b/>
           <w:lang w:val="en_US" w:bidi="en_US"/>
         </w:rPr>
@@ -2179,6 +2468,20 @@
       </w:r>
       <w:r>
         <w:rPr>
+          <w:lang w:val="en_US" w:bidi="en_US"/>
+        </w:rPr>
+        <w:t>לְ⁠תַנּ֥וֹת</w:t>
+      </w:r>
+    </w:p>
+    <w:p>
+      <w:pPr/>
+      <w:r>
+        <w:rPr>
+          <w:lang w:val="en_US" w:bidi="en_US"/>
+        </w:rPr>
+      </w:r>
+      <w:r>
+        <w:rPr>
           <w:b/>
           <w:lang w:val="en_US" w:bidi="en_US"/>
         </w:rPr>
@@ -2275,6 +2578,20 @@
       </w:r>
       <w:r>
         <w:rPr>
+          <w:lang w:val="en_US" w:bidi="en_US"/>
+        </w:rPr>
+        <w:t>כִּֽי־תֹאמַ֨ר אֱד֜וֹם</w:t>
+      </w:r>
+    </w:p>
+    <w:p>
+      <w:pPr/>
+      <w:r>
+        <w:rPr>
+          <w:lang w:val="en_US" w:bidi="en_US"/>
+        </w:rPr>
+      </w:r>
+      <w:r>
+        <w:rPr>
           <w:b/>
           <w:lang w:val="en_US" w:bidi="en_US"/>
         </w:rPr>
@@ -2384,6 +2701,20 @@
       </w:r>
       <w:r>
         <w:rPr>
+          <w:lang w:val="en_US" w:bidi="en_US"/>
+        </w:rPr>
+        <w:t>רֻשַּׁ֗שְׁנוּ</w:t>
+      </w:r>
+    </w:p>
+    <w:p>
+      <w:pPr/>
+      <w:r>
+        <w:rPr>
+          <w:lang w:val="en_US" w:bidi="en_US"/>
+        </w:rPr>
+      </w:r>
+      <w:r>
+        <w:rPr>
           <w:b/>
           <w:lang w:val="en_US" w:bidi="en_US"/>
         </w:rPr>
@@ -2467,6 +2798,20 @@
       </w:r>
       <w:r>
         <w:rPr>
+          <w:lang w:val="en_US" w:bidi="en_US"/>
+        </w:rPr>
+        <w:t>וְ⁠קָרְא֤וּ לָ⁠הֶם֙ גְּב֣וּל רִשְׁעָ֔ה וְ⁠הָ⁠עָ֛ם אֲשֶׁר־זָעַ֥ם יְהוָ֖ה עַד־עוֹלָֽם</w:t>
+      </w:r>
+    </w:p>
+    <w:p>
+      <w:pPr/>
+      <w:r>
+        <w:rPr>
+          <w:lang w:val="en_US" w:bidi="en_US"/>
+        </w:rPr>
+      </w:r>
+      <w:r>
+        <w:rPr>
           <w:b/>
           <w:lang w:val="en_US" w:bidi="en_US"/>
         </w:rPr>
@@ -2550,6 +2895,20 @@
       </w:r>
       <w:r>
         <w:rPr>
+          <w:lang w:val="en_US" w:bidi="en_US"/>
+        </w:rPr>
+        <w:t>וְ⁠קָרְא֤וּ לָ⁠הֶם֙</w:t>
+      </w:r>
+    </w:p>
+    <w:p>
+      <w:pPr/>
+      <w:r>
+        <w:rPr>
+          <w:lang w:val="en_US" w:bidi="en_US"/>
+        </w:rPr>
+      </w:r>
+      <w:r>
+        <w:rPr>
           <w:b/>
           <w:lang w:val="en_US" w:bidi="en_US"/>
         </w:rPr>
@@ -2646,6 +3005,20 @@
       </w:r>
       <w:r>
         <w:rPr>
+          <w:lang w:val="en_US" w:bidi="en_US"/>
+        </w:rPr>
+        <w:t>גְּב֣וּל רִשְׁעָ֔ה</w:t>
+      </w:r>
+    </w:p>
+    <w:p>
+      <w:pPr/>
+      <w:r>
+        <w:rPr>
+          <w:lang w:val="en_US" w:bidi="en_US"/>
+        </w:rPr>
+      </w:r>
+      <w:r>
+        <w:rPr>
           <w:b/>
           <w:lang w:val="en_US" w:bidi="en_US"/>
         </w:rPr>
@@ -2742,6 +3115,20 @@
       </w:r>
       <w:r>
         <w:rPr>
+          <w:lang w:val="en_US" w:bidi="en_US"/>
+        </w:rPr>
+        <w:t>וְ⁠עֵינֵי⁠כֶ֖ם תִּרְאֶ֑ינָה וְ⁠אַתֶּ֤ם תֹּֽאמְרוּ֙ יִגְדַּ֣ל יְהוָ֔ה מֵ⁠עַ֖ל לִ⁠גְב֥וּל יִשְׂרָאֵֽל</w:t>
+      </w:r>
+    </w:p>
+    <w:p>
+      <w:pPr/>
+      <w:r>
+        <w:rPr>
+          <w:lang w:val="en_US" w:bidi="en_US"/>
+        </w:rPr>
+      </w:r>
+      <w:r>
+        <w:rPr>
           <w:b/>
           <w:lang w:val="en_US" w:bidi="en_US"/>
         </w:rPr>
@@ -2825,6 +3212,20 @@
       </w:r>
       <w:r>
         <w:rPr>
+          <w:lang w:val="en_US" w:bidi="en_US"/>
+        </w:rPr>
+        <w:t>וְ⁠עֵינֵי⁠כֶ֖ם תִּרְאֶ֑ינָה</w:t>
+      </w:r>
+    </w:p>
+    <w:p>
+      <w:pPr/>
+      <w:r>
+        <w:rPr>
+          <w:lang w:val="en_US" w:bidi="en_US"/>
+        </w:rPr>
+      </w:r>
+      <w:r>
+        <w:rPr>
           <w:b/>
           <w:lang w:val="en_US" w:bidi="en_US"/>
         </w:rPr>
@@ -2921,6 +3322,20 @@
       </w:r>
       <w:r>
         <w:rPr>
+          <w:lang w:val="en_US" w:bidi="en_US"/>
+        </w:rPr>
+        <w:t>וְ⁠עֵינֵי⁠כֶ֖ם תִּרְאֶ֑ינָה וְ⁠אַתֶּ֤ם תֹּֽאמְרוּ֙ יִגְדַּ֣ל יְהוָ֔ה מֵ⁠עַ֖ל לִ⁠גְב֥וּל יִשְׂרָאֵֽל</w:t>
+      </w:r>
+    </w:p>
+    <w:p>
+      <w:pPr/>
+      <w:r>
+        <w:rPr>
+          <w:lang w:val="en_US" w:bidi="en_US"/>
+        </w:rPr>
+      </w:r>
+      <w:r>
+        <w:rPr>
           <w:b/>
           <w:lang w:val="en_US" w:bidi="en_US"/>
         </w:rPr>
@@ -3004,6 +3419,20 @@
       </w:r>
       <w:r>
         <w:rPr>
+          <w:lang w:val="en_US" w:bidi="en_US"/>
+        </w:rPr>
+        <w:t>וְ⁠אִם־אָ֣ב אָ֣נִי אַיֵּ֣ה כְבוֹדִ֡⁠י וְ⁠אִם־אֲדוֹנִ֣ים אָנִי֩ אַיֵּ֨ה מוֹרָאִ֜⁠י</w:t>
+      </w:r>
+    </w:p>
+    <w:p>
+      <w:pPr/>
+      <w:r>
+        <w:rPr>
+          <w:lang w:val="en_US" w:bidi="en_US"/>
+        </w:rPr>
+      </w:r>
+      <w:r>
+        <w:rPr>
           <w:b/>
           <w:lang w:val="en_US" w:bidi="en_US"/>
         </w:rPr>
@@ -3087,6 +3516,20 @@
       </w:r>
       <w:r>
         <w:rPr>
+          <w:lang w:val="en_US" w:bidi="en_US"/>
+        </w:rPr>
+        <w:t>שְׁמִ֔⁠י &amp; אֶת־שְׁמֶֽ⁠ךָ</w:t>
+      </w:r>
+    </w:p>
+    <w:p>
+      <w:pPr/>
+      <w:r>
+        <w:rPr>
+          <w:lang w:val="en_US" w:bidi="en_US"/>
+        </w:rPr>
+      </w:r>
+      <w:r>
+        <w:rPr>
           <w:b/>
           <w:lang w:val="en_US" w:bidi="en_US"/>
         </w:rPr>
@@ -3196,6 +3639,20 @@
       </w:r>
       <w:r>
         <w:rPr>
+          <w:lang w:val="en_US" w:bidi="en_US"/>
+        </w:rPr>
+        <w:t>לֶ֣חֶם מְגֹאָ֔ל</w:t>
+      </w:r>
+    </w:p>
+    <w:p>
+      <w:pPr/>
+      <w:r>
+        <w:rPr>
+          <w:lang w:val="en_US" w:bidi="en_US"/>
+        </w:rPr>
+      </w:r>
+      <w:r>
+        <w:rPr>
           <w:b/>
           <w:lang w:val="en_US" w:bidi="en_US"/>
         </w:rPr>
@@ -3279,6 +3736,20 @@
       </w:r>
       <w:r>
         <w:rPr>
+          <w:lang w:val="en_US" w:bidi="en_US"/>
+        </w:rPr>
+        <w:t>וַ⁠אֲמַרְתֶּ֖ם בַּ⁠מֶּ֣ה גֵֽאַלְנ֑וּ⁠ךָ בֶּ⁠אֱמָרְ⁠כֶ֕ם שֻׁלְחַ֥ן יְהוָ֖ה נִבְזֶ֥ה הֽוּא</w:t>
+      </w:r>
+    </w:p>
+    <w:p>
+      <w:pPr/>
+      <w:r>
+        <w:rPr>
+          <w:lang w:val="en_US" w:bidi="en_US"/>
+        </w:rPr>
+      </w:r>
+      <w:r>
+        <w:rPr>
           <w:b/>
           <w:lang w:val="en_US" w:bidi="en_US"/>
         </w:rPr>
@@ -3362,6 +3833,20 @@
       </w:r>
       <w:r>
         <w:rPr>
+          <w:lang w:val="en_US" w:bidi="en_US"/>
+        </w:rPr>
+        <w:t>שֻׁלְחַ֥ן יְהוָ֖ה נִבְזֶ֥ה הֽוּא</w:t>
+      </w:r>
+    </w:p>
+    <w:p>
+      <w:pPr/>
+      <w:r>
+        <w:rPr>
+          <w:lang w:val="en_US" w:bidi="en_US"/>
+        </w:rPr>
+      </w:r>
+      <w:r>
+        <w:rPr>
           <w:b/>
           <w:lang w:val="en_US" w:bidi="en_US"/>
         </w:rPr>
@@ -3445,6 +3930,20 @@
       </w:r>
       <w:r>
         <w:rPr>
+          <w:lang w:val="en_US" w:bidi="en_US"/>
+        </w:rPr>
+        <w:t>שֻׁלְחַ֥ן יְהוָ֖ה</w:t>
+      </w:r>
+    </w:p>
+    <w:p>
+      <w:pPr/>
+      <w:r>
+        <w:rPr>
+          <w:lang w:val="en_US" w:bidi="en_US"/>
+        </w:rPr>
+      </w:r>
+      <w:r>
+        <w:rPr>
           <w:b/>
           <w:lang w:val="en_US" w:bidi="en_US"/>
         </w:rPr>
@@ -3541,6 +4040,20 @@
       </w:r>
       <w:r>
         <w:rPr>
+          <w:lang w:val="en_US" w:bidi="en_US"/>
+        </w:rPr>
+        <w:t>וְ⁠כִֽי־תַגִּשׁ֨וּ⁠ן עִוֵּ֤ר לִ⁠זְבֹּ֨חַ֙ אֵ֣ין רָ֔ע וְ⁠כִ֥י תַגִּ֛ישׁוּ פִּסֵּ֥חַ וְ⁠חֹלֶ֖ה אֵ֣ין רָ֑ע</w:t>
+      </w:r>
+    </w:p>
+    <w:p>
+      <w:pPr/>
+      <w:r>
+        <w:rPr>
+          <w:lang w:val="en_US" w:bidi="en_US"/>
+        </w:rPr>
+      </w:r>
+      <w:r>
+        <w:rPr>
           <w:b/>
           <w:lang w:val="en_US" w:bidi="en_US"/>
         </w:rPr>
@@ -3624,6 +4137,20 @@
       </w:r>
       <w:r>
         <w:rPr>
+          <w:lang w:val="en_US" w:bidi="en_US"/>
+        </w:rPr>
+        <w:t>עִוֵּ֤ר &amp; פִּסֵּ֥חַ וְ⁠חֹלֶ֖ה</w:t>
+      </w:r>
+    </w:p>
+    <w:p>
+      <w:pPr/>
+      <w:r>
+        <w:rPr>
+          <w:lang w:val="en_US" w:bidi="en_US"/>
+        </w:rPr>
+      </w:r>
+      <w:r>
+        <w:rPr>
           <w:b/>
           <w:lang w:val="en_US" w:bidi="en_US"/>
         </w:rPr>
@@ -3720,6 +4247,20 @@
       </w:r>
       <w:r>
         <w:rPr>
+          <w:lang w:val="en_US" w:bidi="en_US"/>
+        </w:rPr>
+        <w:t>הַקְרִיבֵ֨⁠הוּ</w:t>
+      </w:r>
+    </w:p>
+    <w:p>
+      <w:pPr/>
+      <w:r>
+        <w:rPr>
+          <w:lang w:val="en_US" w:bidi="en_US"/>
+        </w:rPr>
+      </w:r>
+      <w:r>
+        <w:rPr>
           <w:b/>
           <w:lang w:val="en_US" w:bidi="en_US"/>
         </w:rPr>
@@ -3816,6 +4357,20 @@
       </w:r>
       <w:r>
         <w:rPr>
+          <w:lang w:val="en_US" w:bidi="en_US"/>
+        </w:rPr>
+        <w:t>לְ⁠פֶחָתֶ֗⁠ךָ הֲ⁠יִּרְצְ⁠ךָ֙ &amp; פָנֶ֔י⁠ךָ</w:t>
+      </w:r>
+    </w:p>
+    <w:p>
+      <w:pPr/>
+      <w:r>
+        <w:rPr>
+          <w:lang w:val="en_US" w:bidi="en_US"/>
+        </w:rPr>
+      </w:r>
+      <w:r>
+        <w:rPr>
           <w:b/>
           <w:lang w:val="en_US" w:bidi="en_US"/>
         </w:rPr>
@@ -3951,6 +4506,20 @@
       </w:r>
       <w:r>
         <w:rPr>
+          <w:lang w:val="en_US" w:bidi="en_US"/>
+        </w:rPr>
+        <w:t>הֲ⁠יִּרְצְ⁠ךָ֙ א֚וֹ הֲ⁠יִשָּׂ֣א פָנֶ֔י⁠ךָ</w:t>
+      </w:r>
+    </w:p>
+    <w:p>
+      <w:pPr/>
+      <w:r>
+        <w:rPr>
+          <w:lang w:val="en_US" w:bidi="en_US"/>
+        </w:rPr>
+      </w:r>
+      <w:r>
+        <w:rPr>
           <w:b/>
           <w:lang w:val="en_US" w:bidi="en_US"/>
         </w:rPr>
@@ -4034,6 +4603,20 @@
       </w:r>
       <w:r>
         <w:rPr>
+          <w:lang w:val="en_US" w:bidi="en_US"/>
+        </w:rPr>
+        <w:t>הֲ⁠יִּרְצְ⁠ךָ֙ א֚וֹ הֲ⁠יִשָּׂ֣א פָנֶ֔י⁠ךָ</w:t>
+      </w:r>
+    </w:p>
+    <w:p>
+      <w:pPr/>
+      <w:r>
+        <w:rPr>
+          <w:lang w:val="en_US" w:bidi="en_US"/>
+        </w:rPr>
+      </w:r>
+      <w:r>
+        <w:rPr>
           <w:b/>
           <w:lang w:val="en_US" w:bidi="en_US"/>
         </w:rPr>
@@ -4143,6 +4726,20 @@
       </w:r>
       <w:r>
         <w:rPr>
+          <w:lang w:val="en_US" w:bidi="en_US"/>
+        </w:rPr>
+        <w:t>א֚וֹ הֲ⁠יִשָּׂ֣א פָנֶ֔י⁠ךָ</w:t>
+      </w:r>
+    </w:p>
+    <w:p>
+      <w:pPr/>
+      <w:r>
+        <w:rPr>
+          <w:lang w:val="en_US" w:bidi="en_US"/>
+        </w:rPr>
+      </w:r>
+      <w:r>
+        <w:rPr>
           <w:b/>
           <w:lang w:val="en_US" w:bidi="en_US"/>
         </w:rPr>
@@ -4226,6 +4823,20 @@
       </w:r>
       <w:r>
         <w:rPr>
+          <w:lang w:val="en_US" w:bidi="en_US"/>
+        </w:rPr>
+        <w:t>וְ⁠עַתָּ֛ה</w:t>
+      </w:r>
+    </w:p>
+    <w:p>
+      <w:pPr/>
+      <w:r>
+        <w:rPr>
+          <w:lang w:val="en_US" w:bidi="en_US"/>
+        </w:rPr>
+      </w:r>
+      <w:r>
+        <w:rPr>
           <w:b/>
           <w:lang w:val="en_US" w:bidi="en_US"/>
         </w:rPr>
@@ -4322,6 +4933,20 @@
       </w:r>
       <w:r>
         <w:rPr>
+          <w:lang w:val="en_US" w:bidi="en_US"/>
+        </w:rPr>
+        <w:t>פְנֵי־אֵ֖ל וִֽ⁠יחָנֵ֑⁠נוּ</w:t>
+      </w:r>
+    </w:p>
+    <w:p>
+      <w:pPr/>
+      <w:r>
+        <w:rPr>
+          <w:lang w:val="en_US" w:bidi="en_US"/>
+        </w:rPr>
+      </w:r>
+      <w:r>
+        <w:rPr>
           <w:b/>
           <w:lang w:val="en_US" w:bidi="en_US"/>
         </w:rPr>
@@ -4405,6 +5030,20 @@
       </w:r>
       <w:r>
         <w:rPr>
+          <w:lang w:val="en_US" w:bidi="en_US"/>
+        </w:rPr>
+        <w:t>פְנֵי־אֵ֖ל</w:t>
+      </w:r>
+    </w:p>
+    <w:p>
+      <w:pPr/>
+      <w:r>
+        <w:rPr>
+          <w:lang w:val="en_US" w:bidi="en_US"/>
+        </w:rPr>
+      </w:r>
+      <w:r>
+        <w:rPr>
           <w:b/>
           <w:lang w:val="en_US" w:bidi="en_US"/>
         </w:rPr>
@@ -4501,6 +5140,20 @@
       </w:r>
       <w:r>
         <w:rPr>
+          <w:lang w:val="en_US" w:bidi="en_US"/>
+        </w:rPr>
+        <w:t>פְנֵי־אֵ֖ל</w:t>
+      </w:r>
+    </w:p>
+    <w:p>
+      <w:pPr/>
+      <w:r>
+        <w:rPr>
+          <w:lang w:val="en_US" w:bidi="en_US"/>
+        </w:rPr>
+      </w:r>
+      <w:r>
+        <w:rPr>
           <w:b/>
           <w:lang w:val="en_US" w:bidi="en_US"/>
         </w:rPr>
@@ -4597,6 +5250,20 @@
       </w:r>
       <w:r>
         <w:rPr>
+          <w:lang w:val="en_US" w:bidi="en_US"/>
+        </w:rPr>
+        <w:t>וִֽ⁠יחָנֵ֑⁠נוּ</w:t>
+      </w:r>
+    </w:p>
+    <w:p>
+      <w:pPr/>
+      <w:r>
+        <w:rPr>
+          <w:lang w:val="en_US" w:bidi="en_US"/>
+        </w:rPr>
+      </w:r>
+      <w:r>
+        <w:rPr>
           <w:b/>
           <w:lang w:val="en_US" w:bidi="en_US"/>
         </w:rPr>
@@ -4693,6 +5360,20 @@
       </w:r>
       <w:r>
         <w:rPr>
+          <w:lang w:val="en_US" w:bidi="en_US"/>
+        </w:rPr>
+        <w:t>מִ⁠יֶּדְ⁠כֶם֙ הָ֣יְתָה זֹּ֔את</w:t>
+      </w:r>
+    </w:p>
+    <w:p>
+      <w:pPr/>
+      <w:r>
+        <w:rPr>
+          <w:lang w:val="en_US" w:bidi="en_US"/>
+        </w:rPr>
+      </w:r>
+      <w:r>
+        <w:rPr>
           <w:b/>
           <w:lang w:val="en_US" w:bidi="en_US"/>
         </w:rPr>
@@ -4789,6 +5470,20 @@
       </w:r>
       <w:r>
         <w:rPr>
+          <w:lang w:val="en_US" w:bidi="en_US"/>
+        </w:rPr>
+        <w:t>מִ⁠יֶּדְ⁠כֶם֙</w:t>
+      </w:r>
+    </w:p>
+    <w:p>
+      <w:pPr/>
+      <w:r>
+        <w:rPr>
+          <w:lang w:val="en_US" w:bidi="en_US"/>
+        </w:rPr>
+      </w:r>
+      <w:r>
+        <w:rPr>
           <w:b/>
           <w:lang w:val="en_US" w:bidi="en_US"/>
         </w:rPr>
@@ -4885,6 +5580,20 @@
       </w:r>
       <w:r>
         <w:rPr>
+          <w:lang w:val="en_US" w:bidi="en_US"/>
+        </w:rPr>
+        <w:t>מִ⁠יֶּדְ⁠כֶם֙</w:t>
+      </w:r>
+    </w:p>
+    <w:p>
+      <w:pPr/>
+      <w:r>
+        <w:rPr>
+          <w:lang w:val="en_US" w:bidi="en_US"/>
+        </w:rPr>
+      </w:r>
+      <w:r>
+        <w:rPr>
           <w:b/>
           <w:lang w:val="en_US" w:bidi="en_US"/>
         </w:rPr>
@@ -5000,7 +5709,7 @@
         </w:rPr>
         <w:t xml:space="preserve">See how you translated the similar expression in </w:t>
       </w:r>
-      <w:hyperlink r:id="rId15">
+      <w:hyperlink r:id="rId17">
         <w:r>
           <w:rPr>
             <w:lang w:val="en_US" w:bidi="en_US"/>
@@ -5082,6 +5791,20 @@
       </w:r>
       <w:r>
         <w:rPr>
+          <w:lang w:val="en_US" w:bidi="en_US"/>
+        </w:rPr>
+        <w:t>הֲ⁠יִשָּׂ֤א מִ⁠כֶּם֙ פָּנִ֔ים</w:t>
+      </w:r>
+    </w:p>
+    <w:p>
+      <w:pPr/>
+      <w:r>
+        <w:rPr>
+          <w:lang w:val="en_US" w:bidi="en_US"/>
+        </w:rPr>
+      </w:r>
+      <w:r>
+        <w:rPr>
           <w:b/>
           <w:lang w:val="en_US" w:bidi="en_US"/>
         </w:rPr>
@@ -5165,6 +5888,20 @@
       </w:r>
       <w:r>
         <w:rPr>
+          <w:lang w:val="en_US" w:bidi="en_US"/>
+        </w:rPr>
+        <w:t>מִ֤י גַם־בָּ⁠כֶם֙ וְ⁠יִסְגֹּ֣ר דְּלָתַ֔יִם וְ⁠לֹֽא־תָאִ֥ירוּ מִזְבְּחִ֖⁠י חִנָּ֑ם</w:t>
+      </w:r>
+    </w:p>
+    <w:p>
+      <w:pPr/>
+      <w:r>
+        <w:rPr>
+          <w:lang w:val="en_US" w:bidi="en_US"/>
+        </w:rPr>
+      </w:r>
+      <w:r>
+        <w:rPr>
           <w:b/>
           <w:lang w:val="en_US" w:bidi="en_US"/>
         </w:rPr>
@@ -5248,6 +5985,20 @@
       </w:r>
       <w:r>
         <w:rPr>
+          <w:lang w:val="en_US" w:bidi="en_US"/>
+        </w:rPr>
+        <w:t>דְּלָתַ֔יִם</w:t>
+      </w:r>
+    </w:p>
+    <w:p>
+      <w:pPr/>
+      <w:r>
+        <w:rPr>
+          <w:lang w:val="en_US" w:bidi="en_US"/>
+        </w:rPr>
+      </w:r>
+      <w:r>
+        <w:rPr>
           <w:b/>
           <w:lang w:val="en_US" w:bidi="en_US"/>
         </w:rPr>
@@ -5344,6 +6095,20 @@
       </w:r>
       <w:r>
         <w:rPr>
+          <w:lang w:val="en_US" w:bidi="en_US"/>
+        </w:rPr>
+        <w:t>אֶרְצֶ֥ה מִ⁠יֶּדְ⁠כֶֽם</w:t>
+      </w:r>
+    </w:p>
+    <w:p>
+      <w:pPr/>
+      <w:r>
+        <w:rPr>
+          <w:lang w:val="en_US" w:bidi="en_US"/>
+        </w:rPr>
+      </w:r>
+      <w:r>
+        <w:rPr>
           <w:b/>
           <w:lang w:val="en_US" w:bidi="en_US"/>
         </w:rPr>
@@ -5440,6 +6205,20 @@
       </w:r>
       <w:r>
         <w:rPr>
+          <w:lang w:val="en_US" w:bidi="en_US"/>
+        </w:rPr>
+        <w:t>מִ⁠יֶּדְ⁠כֶֽם</w:t>
+      </w:r>
+    </w:p>
+    <w:p>
+      <w:pPr/>
+      <w:r>
+        <w:rPr>
+          <w:lang w:val="en_US" w:bidi="en_US"/>
+        </w:rPr>
+      </w:r>
+      <w:r>
+        <w:rPr>
           <w:b/>
           <w:lang w:val="en_US" w:bidi="en_US"/>
         </w:rPr>
@@ -5536,6 +6315,20 @@
       </w:r>
       <w:r>
         <w:rPr>
+          <w:lang w:val="en_US" w:bidi="en_US"/>
+        </w:rPr>
+        <w:t>מִ⁠מִּזְרַח־שֶׁ֜מֶשׁ וְ⁠עַד־מְבוֹא֗⁠וֹ</w:t>
+      </w:r>
+    </w:p>
+    <w:p>
+      <w:pPr/>
+      <w:r>
+        <w:rPr>
+          <w:lang w:val="en_US" w:bidi="en_US"/>
+        </w:rPr>
+      </w:r>
+      <w:r>
+        <w:rPr>
           <w:b/>
           <w:lang w:val="en_US" w:bidi="en_US"/>
         </w:rPr>
@@ -5658,6 +6451,20 @@
       </w:r>
       <w:r>
         <w:rPr>
+          <w:lang w:val="en_US" w:bidi="en_US"/>
+        </w:rPr>
+        <w:t>מִ⁠מִּזְרַח־שֶׁ֜מֶשׁ וְ⁠עַד־מְבוֹא֗⁠וֹ</w:t>
+      </w:r>
+    </w:p>
+    <w:p>
+      <w:pPr/>
+      <w:r>
+        <w:rPr>
+          <w:lang w:val="en_US" w:bidi="en_US"/>
+        </w:rPr>
+      </w:r>
+      <w:r>
+        <w:rPr>
           <w:b/>
           <w:lang w:val="en_US" w:bidi="en_US"/>
         </w:rPr>
@@ -5741,6 +6548,20 @@
       </w:r>
       <w:r>
         <w:rPr>
+          <w:lang w:val="en_US" w:bidi="en_US"/>
+        </w:rPr>
+        <w:t>גָּד֤וֹל שְׁמִ⁠י֙ &amp; גָד֤וֹל שְׁמִ⁠י֙</w:t>
+      </w:r>
+    </w:p>
+    <w:p>
+      <w:pPr/>
+      <w:r>
+        <w:rPr>
+          <w:lang w:val="en_US" w:bidi="en_US"/>
+        </w:rPr>
+      </w:r>
+      <w:r>
+        <w:rPr>
           <w:b/>
           <w:lang w:val="en_US" w:bidi="en_US"/>
         </w:rPr>
@@ -5786,7 +6607,7 @@
         </w:rPr>
         <w:t xml:space="preserve"> by association to mean his reputation. See how you translated the same expression in </w:t>
       </w:r>
-      <w:hyperlink r:id="rId16">
+      <w:hyperlink r:id="rId18">
         <w:r>
           <w:rPr>
             <w:lang w:val="en_US" w:bidi="en_US"/>
@@ -5868,6 +6689,20 @@
       </w:r>
       <w:r>
         <w:rPr>
+          <w:lang w:val="en_US" w:bidi="en_US"/>
+        </w:rPr>
+        <w:t>גָּד֤וֹל שְׁמִ⁠י֙</w:t>
+      </w:r>
+    </w:p>
+    <w:p>
+      <w:pPr/>
+      <w:r>
+        <w:rPr>
+          <w:lang w:val="en_US" w:bidi="en_US"/>
+        </w:rPr>
+      </w:r>
+      <w:r>
+        <w:rPr>
           <w:b/>
           <w:lang w:val="en_US" w:bidi="en_US"/>
         </w:rPr>
@@ -5951,6 +6786,20 @@
       </w:r>
       <w:r>
         <w:rPr>
+          <w:lang w:val="en_US" w:bidi="en_US"/>
+        </w:rPr>
+        <w:t>לִ⁠שְׁמִ֖⁠י</w:t>
+      </w:r>
+    </w:p>
+    <w:p>
+      <w:pPr/>
+      <w:r>
+        <w:rPr>
+          <w:lang w:val="en_US" w:bidi="en_US"/>
+        </w:rPr>
+      </w:r>
+      <w:r>
+        <w:rPr>
           <w:b/>
           <w:lang w:val="en_US" w:bidi="en_US"/>
         </w:rPr>
@@ -6047,6 +6896,20 @@
       </w:r>
       <w:r>
         <w:rPr>
+          <w:lang w:val="en_US" w:bidi="en_US"/>
+        </w:rPr>
+        <w:t>וְ⁠אַתֶּ֖ם מְחַלְּלִ֣ים אוֹת֑⁠וֹ</w:t>
+      </w:r>
+    </w:p>
+    <w:p>
+      <w:pPr/>
+      <w:r>
+        <w:rPr>
+          <w:lang w:val="en_US" w:bidi="en_US"/>
+        </w:rPr>
+      </w:r>
+      <w:r>
+        <w:rPr>
           <w:b/>
           <w:lang w:val="en_US" w:bidi="en_US"/>
         </w:rPr>
@@ -6143,6 +7006,20 @@
       </w:r>
       <w:r>
         <w:rPr>
+          <w:lang w:val="en_US" w:bidi="en_US"/>
+        </w:rPr>
+        <w:t>וְ⁠אַתֶּ֖ם מְחַלְּלִ֣ים אוֹת֑⁠וֹ בֶּ⁠אֱמָרְ⁠כֶ֗ם שֻׁלְחַ֤ן אֲדֹנָ⁠י֙ מְגֹאָ֣ל ה֔וּא וְ⁠נִיב֖⁠וֹ נִבְזֶ֥ה אָכְלֽ⁠וֹ</w:t>
+      </w:r>
+    </w:p>
+    <w:p>
+      <w:pPr/>
+      <w:r>
+        <w:rPr>
+          <w:lang w:val="en_US" w:bidi="en_US"/>
+        </w:rPr>
+      </w:r>
+      <w:r>
+        <w:rPr>
           <w:b/>
           <w:lang w:val="en_US" w:bidi="en_US"/>
         </w:rPr>
@@ -6226,6 +7103,20 @@
       </w:r>
       <w:r>
         <w:rPr>
+          <w:lang w:val="en_US" w:bidi="en_US"/>
+        </w:rPr>
+        <w:t>שֻׁלְחַ֤ן אֲדֹנָ⁠י֙</w:t>
+      </w:r>
+    </w:p>
+    <w:p>
+      <w:pPr/>
+      <w:r>
+        <w:rPr>
+          <w:lang w:val="en_US" w:bidi="en_US"/>
+        </w:rPr>
+      </w:r>
+      <w:r>
+        <w:rPr>
           <w:b/>
           <w:lang w:val="en_US" w:bidi="en_US"/>
         </w:rPr>
@@ -6245,7 +7136,7 @@
         </w:rPr>
         <w:t xml:space="preserve">See how you translated the same expression in </w:t>
       </w:r>
-      <w:hyperlink r:id="rId17">
+      <w:hyperlink r:id="rId19">
         <w:r>
           <w:rPr>
             <w:lang w:val="en_US" w:bidi="en_US"/>
@@ -6327,6 +7218,20 @@
       </w:r>
       <w:r>
         <w:rPr>
+          <w:lang w:val="en_US" w:bidi="en_US"/>
+        </w:rPr>
+        <w:t>אֲדֹנָ⁠י֙</w:t>
+      </w:r>
+    </w:p>
+    <w:p>
+      <w:pPr/>
+      <w:r>
+        <w:rPr>
+          <w:lang w:val="en_US" w:bidi="en_US"/>
+        </w:rPr>
+      </w:r>
+      <w:r>
+        <w:rPr>
           <w:b/>
           <w:lang w:val="en_US" w:bidi="en_US"/>
         </w:rPr>
@@ -6346,7 +7251,7 @@
         </w:rPr>
         <w:t xml:space="preserve">In the same phrase in </w:t>
       </w:r>
-      <w:hyperlink r:id="rId17">
+      <w:hyperlink r:id="rId19">
         <w:r>
           <w:rPr>
             <w:lang w:val="en_US" w:bidi="en_US"/>
@@ -6454,6 +7359,20 @@
       </w:r>
       <w:r>
         <w:rPr>
+          <w:lang w:val="en_US" w:bidi="en_US"/>
+        </w:rPr>
+        <w:t>מְגֹאָ֣ל ה֔וּא</w:t>
+      </w:r>
+    </w:p>
+    <w:p>
+      <w:pPr/>
+      <w:r>
+        <w:rPr>
+          <w:lang w:val="en_US" w:bidi="en_US"/>
+        </w:rPr>
+      </w:r>
+      <w:r>
+        <w:rPr>
           <w:b/>
           <w:lang w:val="en_US" w:bidi="en_US"/>
         </w:rPr>
@@ -6537,6 +7456,20 @@
       </w:r>
       <w:r>
         <w:rPr>
+          <w:lang w:val="en_US" w:bidi="en_US"/>
+        </w:rPr>
+        <w:t>וְ⁠נִיב֖⁠וֹ</w:t>
+      </w:r>
+    </w:p>
+    <w:p>
+      <w:pPr/>
+      <w:r>
+        <w:rPr>
+          <w:lang w:val="en_US" w:bidi="en_US"/>
+        </w:rPr>
+      </w:r>
+      <w:r>
+        <w:rPr>
           <w:b/>
           <w:lang w:val="en_US" w:bidi="en_US"/>
         </w:rPr>
@@ -6633,6 +7566,20 @@
       </w:r>
       <w:r>
         <w:rPr>
+          <w:lang w:val="en_US" w:bidi="en_US"/>
+        </w:rPr>
+        <w:t>אָכְלֽ⁠וֹ</w:t>
+      </w:r>
+    </w:p>
+    <w:p>
+      <w:pPr/>
+      <w:r>
+        <w:rPr>
+          <w:lang w:val="en_US" w:bidi="en_US"/>
+        </w:rPr>
+      </w:r>
+      <w:r>
+        <w:rPr>
           <w:b/>
           <w:lang w:val="en_US" w:bidi="en_US"/>
         </w:rPr>
@@ -6729,6 +7676,20 @@
       </w:r>
       <w:r>
         <w:rPr>
+          <w:lang w:val="en_US" w:bidi="en_US"/>
+        </w:rPr>
+        <w:t>נִבְזֶ֥ה</w:t>
+      </w:r>
+    </w:p>
+    <w:p>
+      <w:pPr/>
+      <w:r>
+        <w:rPr>
+          <w:lang w:val="en_US" w:bidi="en_US"/>
+        </w:rPr>
+      </w:r>
+      <w:r>
+        <w:rPr>
           <w:b/>
           <w:lang w:val="en_US" w:bidi="en_US"/>
         </w:rPr>
@@ -6812,6 +7773,20 @@
       </w:r>
       <w:r>
         <w:rPr>
+          <w:lang w:val="en_US" w:bidi="en_US"/>
+        </w:rPr>
+        <w:t>וַ⁠אֲמַרְתֶּם֩ הִנֵּ֨ה מַ⁠תְּלָאָ֜ה</w:t>
+      </w:r>
+    </w:p>
+    <w:p>
+      <w:pPr/>
+      <w:r>
+        <w:rPr>
+          <w:lang w:val="en_US" w:bidi="en_US"/>
+        </w:rPr>
+      </w:r>
+      <w:r>
+        <w:rPr>
           <w:b/>
           <w:lang w:val="en_US" w:bidi="en_US"/>
         </w:rPr>
@@ -6895,6 +7870,20 @@
       </w:r>
       <w:r>
         <w:rPr>
+          <w:lang w:val="en_US" w:bidi="en_US"/>
+        </w:rPr>
+        <w:t>הִנֵּ֨ה</w:t>
+      </w:r>
+    </w:p>
+    <w:p>
+      <w:pPr/>
+      <w:r>
+        <w:rPr>
+          <w:lang w:val="en_US" w:bidi="en_US"/>
+        </w:rPr>
+      </w:r>
+      <w:r>
+        <w:rPr>
           <w:b/>
           <w:lang w:val="en_US" w:bidi="en_US"/>
         </w:rPr>
@@ -6991,6 +7980,20 @@
       </w:r>
       <w:r>
         <w:rPr>
+          <w:lang w:val="en_US" w:bidi="en_US"/>
+        </w:rPr>
+        <w:t>מַ⁠תְּלָאָ֜ה</w:t>
+      </w:r>
+    </w:p>
+    <w:p>
+      <w:pPr/>
+      <w:r>
+        <w:rPr>
+          <w:lang w:val="en_US" w:bidi="en_US"/>
+        </w:rPr>
+      </w:r>
+      <w:r>
+        <w:rPr>
           <w:b/>
           <w:lang w:val="en_US" w:bidi="en_US"/>
         </w:rPr>
@@ -7074,6 +8077,20 @@
       </w:r>
       <w:r>
         <w:rPr>
+          <w:lang w:val="en_US" w:bidi="en_US"/>
+        </w:rPr>
+        <w:t>וְ⁠הִפַּחְתֶּ֣ם אוֹת֗⁠וֹ</w:t>
+      </w:r>
+    </w:p>
+    <w:p>
+      <w:pPr/>
+      <w:r>
+        <w:rPr>
+          <w:lang w:val="en_US" w:bidi="en_US"/>
+        </w:rPr>
+      </w:r>
+      <w:r>
+        <w:rPr>
           <w:b/>
           <w:lang w:val="en_US" w:bidi="en_US"/>
         </w:rPr>
@@ -7170,6 +8187,20 @@
       </w:r>
       <w:r>
         <w:rPr>
+          <w:lang w:val="en_US" w:bidi="en_US"/>
+        </w:rPr>
+        <w:t>גָּז֗וּל וְ⁠אֶת־הַ⁠פִּסֵּ֨חַ֙ וְ⁠אֶת־הַ֣⁠חוֹלֶ֔ה</w:t>
+      </w:r>
+    </w:p>
+    <w:p>
+      <w:pPr/>
+      <w:r>
+        <w:rPr>
+          <w:lang w:val="en_US" w:bidi="en_US"/>
+        </w:rPr>
+      </w:r>
+      <w:r>
+        <w:rPr>
           <w:b/>
           <w:lang w:val="en_US" w:bidi="en_US"/>
         </w:rPr>
@@ -7331,6 +8362,20 @@
       </w:r>
       <w:r>
         <w:rPr>
+          <w:lang w:val="en_US" w:bidi="en_US"/>
+        </w:rPr>
+        <w:t>גָּז֗וּל</w:t>
+      </w:r>
+    </w:p>
+    <w:p>
+      <w:pPr/>
+      <w:r>
+        <w:rPr>
+          <w:lang w:val="en_US" w:bidi="en_US"/>
+        </w:rPr>
+      </w:r>
+      <w:r>
+        <w:rPr>
           <w:b/>
           <w:lang w:val="en_US" w:bidi="en_US"/>
         </w:rPr>
@@ -7407,6 +8452,20 @@
       </w:r>
       <w:r>
         <w:rPr>
+          <w:lang w:val="en_US" w:bidi="en_US"/>
+        </w:rPr>
+        <w:t>גָּז֗וּל</w:t>
+      </w:r>
+    </w:p>
+    <w:p>
+      <w:pPr/>
+      <w:r>
+        <w:rPr>
+          <w:lang w:val="en_US" w:bidi="en_US"/>
+        </w:rPr>
+      </w:r>
+      <w:r>
+        <w:rPr>
           <w:b/>
           <w:lang w:val="en_US" w:bidi="en_US"/>
         </w:rPr>
@@ -7490,6 +8549,20 @@
       </w:r>
       <w:r>
         <w:rPr>
+          <w:lang w:val="en_US" w:bidi="en_US"/>
+        </w:rPr>
+        <w:t>הַ⁠אֶרְצֶ֥ה אוֹתָ֛⁠הּ מִ⁠יֶּדְ⁠כֶ֖ם</w:t>
+      </w:r>
+    </w:p>
+    <w:p>
+      <w:pPr/>
+      <w:r>
+        <w:rPr>
+          <w:lang w:val="en_US" w:bidi="en_US"/>
+        </w:rPr>
+      </w:r>
+      <w:r>
+        <w:rPr>
           <w:b/>
           <w:lang w:val="en_US" w:bidi="en_US"/>
         </w:rPr>
@@ -7573,6 +8646,20 @@
       </w:r>
       <w:r>
         <w:rPr>
+          <w:lang w:val="en_US" w:bidi="en_US"/>
+        </w:rPr>
+        <w:t>וְ⁠אָר֣וּר נוֹכֵ֗ל וְ⁠יֵ֤שׁ בְּ⁠עֶדְר⁠וֹ֙ זָכָ֔ר וְ⁠נֹדֵ֛ר וְ⁠זֹבֵ֥חַ מָשְׁחָ֖ת לַֽ⁠אדֹנָ֑⁠י</w:t>
+      </w:r>
+    </w:p>
+    <w:p>
+      <w:pPr/>
+      <w:r>
+        <w:rPr>
+          <w:lang w:val="en_US" w:bidi="en_US"/>
+        </w:rPr>
+      </w:r>
+      <w:r>
+        <w:rPr>
           <w:b/>
           <w:lang w:val="en_US" w:bidi="en_US"/>
         </w:rPr>
@@ -7656,6 +8743,20 @@
       </w:r>
       <w:r>
         <w:rPr>
+          <w:lang w:val="en_US" w:bidi="en_US"/>
+        </w:rPr>
+        <w:t>וְ⁠אָר֣וּר</w:t>
+      </w:r>
+    </w:p>
+    <w:p>
+      <w:pPr/>
+      <w:r>
+        <w:rPr>
+          <w:lang w:val="en_US" w:bidi="en_US"/>
+        </w:rPr>
+      </w:r>
+      <w:r>
+        <w:rPr>
           <w:b/>
           <w:lang w:val="en_US" w:bidi="en_US"/>
         </w:rPr>
@@ -7739,6 +8840,20 @@
       </w:r>
       <w:r>
         <w:rPr>
+          <w:lang w:val="en_US" w:bidi="en_US"/>
+        </w:rPr>
+        <w:t>וְ⁠יֵ֤שׁ בְּ⁠עֶדְר⁠וֹ֙ זָכָ֔ר</w:t>
+      </w:r>
+    </w:p>
+    <w:p>
+      <w:pPr/>
+      <w:r>
+        <w:rPr>
+          <w:lang w:val="en_US" w:bidi="en_US"/>
+        </w:rPr>
+      </w:r>
+      <w:r>
+        <w:rPr>
           <w:b/>
           <w:lang w:val="en_US" w:bidi="en_US"/>
         </w:rPr>
@@ -7835,6 +8950,20 @@
       </w:r>
       <w:r>
         <w:rPr>
+          <w:lang w:val="en_US" w:bidi="en_US"/>
+        </w:rPr>
+        <w:t>מָשְׁחָ֖ת</w:t>
+      </w:r>
+    </w:p>
+    <w:p>
+      <w:pPr/>
+      <w:r>
+        <w:rPr>
+          <w:lang w:val="en_US" w:bidi="en_US"/>
+        </w:rPr>
+      </w:r>
+      <w:r>
+        <w:rPr>
           <w:b/>
           <w:lang w:val="en_US" w:bidi="en_US"/>
         </w:rPr>
@@ -7931,6 +9060,20 @@
       </w:r>
       <w:r>
         <w:rPr>
+          <w:lang w:val="en_US" w:bidi="en_US"/>
+        </w:rPr>
+        <w:t>לַֽ⁠אדֹנָ֑⁠י &amp; אָמַר֙ יְהוָ֣ה צְבָא֔וֹת</w:t>
+      </w:r>
+    </w:p>
+    <w:p>
+      <w:pPr/>
+      <w:r>
+        <w:rPr>
+          <w:lang w:val="en_US" w:bidi="en_US"/>
+        </w:rPr>
+      </w:r>
+      <w:r>
+        <w:rPr>
           <w:b/>
           <w:lang w:val="en_US" w:bidi="en_US"/>
         </w:rPr>
@@ -8027,6 +9170,20 @@
       </w:r>
       <w:r>
         <w:rPr>
+          <w:lang w:val="en_US" w:bidi="en_US"/>
+        </w:rPr>
+        <w:t>וּ⁠שְׁמִ֖⁠י נוֹרָ֥א בַ⁠גּוֹיִֽם</w:t>
+      </w:r>
+    </w:p>
+    <w:p>
+      <w:pPr/>
+      <w:r>
+        <w:rPr>
+          <w:lang w:val="en_US" w:bidi="en_US"/>
+        </w:rPr>
+      </w:r>
+      <w:r>
+        <w:rPr>
           <w:b/>
           <w:lang w:val="en_US" w:bidi="en_US"/>
         </w:rPr>
@@ -8202,7 +9359,7 @@
         </w:rPr>
         <w:t xml:space="preserve">Here Yahweh seems to be alluding implicitly to what he said in </w:t>
       </w:r>
-      <w:hyperlink r:id="rId18">
+      <w:hyperlink r:id="rId20">
         <w:r>
           <w:rPr>
             <w:lang w:val="en_US" w:bidi="en_US"/>
@@ -8285,7 +9442,7 @@
         </w:rPr>
         <w:t xml:space="preserve"> may also reflect that this was a permanent covenant that would not end. The notes to </w:t>
       </w:r>
-      <w:hyperlink r:id="rId19">
+      <w:hyperlink r:id="rId21">
         <w:r>
           <w:rPr>
             <w:lang w:val="en_US" w:bidi="en_US"/>
@@ -8530,7 +9687,7 @@
         </w:rPr>
         <w:t xml:space="preserve">See how you translated the same expression in </w:t>
       </w:r>
-      <w:hyperlink r:id="rId20">
+      <w:hyperlink r:id="rId22">
         <w:r>
           <w:rPr>
             <w:lang w:val="en_US" w:bidi="en_US"/>
@@ -8612,6 +9769,20 @@
       </w:r>
       <w:r>
         <w:rPr>
+          <w:lang w:val="en_US" w:bidi="en_US"/>
+        </w:rPr>
+        <w:t>לֹ֣א תִשְׁמְע֡וּ</w:t>
+      </w:r>
+    </w:p>
+    <w:p>
+      <w:pPr/>
+      <w:r>
+        <w:rPr>
+          <w:lang w:val="en_US" w:bidi="en_US"/>
+        </w:rPr>
+      </w:r>
+      <w:r>
+        <w:rPr>
           <w:b/>
           <w:lang w:val="en_US" w:bidi="en_US"/>
         </w:rPr>
@@ -8708,6 +9879,20 @@
       </w:r>
       <w:r>
         <w:rPr>
+          <w:lang w:val="en_US" w:bidi="en_US"/>
+        </w:rPr>
+        <w:t>לֹא֩ תָשִׂ֨ימוּ עַל־לֵ֜ב &amp; אֵינְ⁠כֶ֖ם שָׂמִ֥ים עַל־לֵֽב</w:t>
+      </w:r>
+    </w:p>
+    <w:p>
+      <w:pPr/>
+      <w:r>
+        <w:rPr>
+          <w:lang w:val="en_US" w:bidi="en_US"/>
+        </w:rPr>
+      </w:r>
+      <w:r>
+        <w:rPr>
           <w:b/>
           <w:lang w:val="en_US" w:bidi="en_US"/>
         </w:rPr>
@@ -8804,6 +9989,20 @@
       </w:r>
       <w:r>
         <w:rPr>
+          <w:lang w:val="en_US" w:bidi="en_US"/>
+        </w:rPr>
+        <w:t>לָ⁠תֵ֧ת כָּב֣וֹד לִ⁠שְׁמִ֗⁠י</w:t>
+      </w:r>
+    </w:p>
+    <w:p>
+      <w:pPr/>
+      <w:r>
+        <w:rPr>
+          <w:lang w:val="en_US" w:bidi="en_US"/>
+        </w:rPr>
+      </w:r>
+      <w:r>
+        <w:rPr>
           <w:b/>
           <w:lang w:val="en_US" w:bidi="en_US"/>
         </w:rPr>
@@ -8900,6 +10099,20 @@
       </w:r>
       <w:r>
         <w:rPr>
+          <w:lang w:val="en_US" w:bidi="en_US"/>
+        </w:rPr>
+        <w:t>לִ⁠שְׁמִ֗⁠י</w:t>
+      </w:r>
+    </w:p>
+    <w:p>
+      <w:pPr/>
+      <w:r>
+        <w:rPr>
+          <w:lang w:val="en_US" w:bidi="en_US"/>
+        </w:rPr>
+      </w:r>
+      <w:r>
+        <w:rPr>
           <w:b/>
           <w:lang w:val="en_US" w:bidi="en_US"/>
         </w:rPr>
@@ -8996,6 +10209,20 @@
       </w:r>
       <w:r>
         <w:rPr>
+          <w:lang w:val="en_US" w:bidi="en_US"/>
+        </w:rPr>
+        <w:t>וְ⁠שִׁלַּחְתִּ֤י בָ⁠כֶם֙ אֶת־הַ⁠מְּאֵרָ֔ה</w:t>
+      </w:r>
+    </w:p>
+    <w:p>
+      <w:pPr/>
+      <w:r>
+        <w:rPr>
+          <w:lang w:val="en_US" w:bidi="en_US"/>
+        </w:rPr>
+      </w:r>
+      <w:r>
+        <w:rPr>
           <w:b/>
           <w:lang w:val="en_US" w:bidi="en_US"/>
         </w:rPr>
@@ -9105,6 +10332,20 @@
       </w:r>
       <w:r>
         <w:rPr>
+          <w:lang w:val="en_US" w:bidi="en_US"/>
+        </w:rPr>
+        <w:t>וְ⁠אָרוֹתִ֖י אֶת־בִּרְכֽוֹתֵי⁠כֶ֑ם</w:t>
+      </w:r>
+    </w:p>
+    <w:p>
+      <w:pPr/>
+      <w:r>
+        <w:rPr>
+          <w:lang w:val="en_US" w:bidi="en_US"/>
+        </w:rPr>
+      </w:r>
+      <w:r>
+        <w:rPr>
           <w:b/>
           <w:lang w:val="en_US" w:bidi="en_US"/>
         </w:rPr>
@@ -9201,6 +10442,20 @@
       </w:r>
       <w:r>
         <w:rPr>
+          <w:lang w:val="en_US" w:bidi="en_US"/>
+        </w:rPr>
+        <w:t>אָרוֹתִ֔י⁠הָ</w:t>
+      </w:r>
+    </w:p>
+    <w:p>
+      <w:pPr/>
+      <w:r>
+        <w:rPr>
+          <w:lang w:val="en_US" w:bidi="en_US"/>
+        </w:rPr>
+      </w:r>
+      <w:r>
+        <w:rPr>
           <w:b/>
           <w:lang w:val="en_US" w:bidi="en_US"/>
         </w:rPr>
@@ -9310,6 +10565,20 @@
       </w:r>
       <w:r>
         <w:rPr>
+          <w:lang w:val="en_US" w:bidi="en_US"/>
+        </w:rPr>
+        <w:t>הִנְ⁠נִ֨י גֹעֵ֤ר</w:t>
+      </w:r>
+    </w:p>
+    <w:p>
+      <w:pPr/>
+      <w:r>
+        <w:rPr>
+          <w:lang w:val="en_US" w:bidi="en_US"/>
+        </w:rPr>
+      </w:r>
+      <w:r>
+        <w:rPr>
           <w:b/>
           <w:lang w:val="en_US" w:bidi="en_US"/>
         </w:rPr>
@@ -9400,6 +10669,20 @@
       </w:r>
       <w:r>
         <w:rPr>
+          <w:lang w:val="en_US" w:bidi="en_US"/>
+        </w:rPr>
+        <w:t>גֹעֵ֤ר לָ⁠כֶם֙ אֶת־הַ⁠זֶּ֔רַע</w:t>
+      </w:r>
+    </w:p>
+    <w:p>
+      <w:pPr/>
+      <w:r>
+        <w:rPr>
+          <w:lang w:val="en_US" w:bidi="en_US"/>
+        </w:rPr>
+      </w:r>
+      <w:r>
+        <w:rPr>
           <w:b/>
           <w:lang w:val="en_US" w:bidi="en_US"/>
         </w:rPr>
@@ -9496,6 +10779,20 @@
       </w:r>
       <w:r>
         <w:rPr>
+          <w:lang w:val="en_US" w:bidi="en_US"/>
+        </w:rPr>
+        <w:t>וְ⁠זֵרִ֤יתִי פֶ֨רֶשׁ֙ עַל־פְּנֵי⁠כֶ֔ם</w:t>
+      </w:r>
+    </w:p>
+    <w:p>
+      <w:pPr/>
+      <w:r>
+        <w:rPr>
+          <w:lang w:val="en_US" w:bidi="en_US"/>
+        </w:rPr>
+      </w:r>
+      <w:r>
+        <w:rPr>
           <w:b/>
           <w:lang w:val="en_US" w:bidi="en_US"/>
         </w:rPr>
@@ -9592,6 +10889,20 @@
       </w:r>
       <w:r>
         <w:rPr>
+          <w:lang w:val="en_US" w:bidi="en_US"/>
+        </w:rPr>
+        <w:t>פֶּ֖רֶשׁ חַגֵּי⁠כֶ֑ם</w:t>
+      </w:r>
+    </w:p>
+    <w:p>
+      <w:pPr/>
+      <w:r>
+        <w:rPr>
+          <w:lang w:val="en_US" w:bidi="en_US"/>
+        </w:rPr>
+      </w:r>
+      <w:r>
+        <w:rPr>
           <w:b/>
           <w:lang w:val="en_US" w:bidi="en_US"/>
         </w:rPr>
@@ -9688,6 +10999,20 @@
       </w:r>
       <w:r>
         <w:rPr>
+          <w:lang w:val="en_US" w:bidi="en_US"/>
+        </w:rPr>
+        <w:t>וְ⁠נָשָׂ֥א אֶתְ⁠כֶ֖ם אֵלָֽי⁠ו</w:t>
+      </w:r>
+    </w:p>
+    <w:p>
+      <w:pPr/>
+      <w:r>
+        <w:rPr>
+          <w:lang w:val="en_US" w:bidi="en_US"/>
+        </w:rPr>
+      </w:r>
+      <w:r>
+        <w:rPr>
           <w:b/>
           <w:lang w:val="en_US" w:bidi="en_US"/>
         </w:rPr>
@@ -9784,6 +11109,20 @@
       </w:r>
       <w:r>
         <w:rPr>
+          <w:lang w:val="en_US" w:bidi="en_US"/>
+        </w:rPr>
+        <w:t>שִׁלַּ֣חְתִּי אֲלֵי⁠כֶ֔ם אֵ֖ת הַ⁠מִּצְוָ֣ה הַ⁠זֹּ֑את</w:t>
+      </w:r>
+    </w:p>
+    <w:p>
+      <w:pPr/>
+      <w:r>
+        <w:rPr>
+          <w:lang w:val="en_US" w:bidi="en_US"/>
+        </w:rPr>
+      </w:r>
+      <w:r>
+        <w:rPr>
           <w:b/>
           <w:lang w:val="en_US" w:bidi="en_US"/>
         </w:rPr>
@@ -9893,6 +11232,20 @@
       </w:r>
       <w:r>
         <w:rPr>
+          <w:lang w:val="en_US" w:bidi="en_US"/>
+        </w:rPr>
+        <w:t>לִֽ⁠הְי֤וֹת בְּרִיתִ⁠י֙ אֶת־לֵוִ֔י</w:t>
+      </w:r>
+    </w:p>
+    <w:p>
+      <w:pPr/>
+      <w:r>
+        <w:rPr>
+          <w:lang w:val="en_US" w:bidi="en_US"/>
+        </w:rPr>
+      </w:r>
+      <w:r>
+        <w:rPr>
           <w:b/>
           <w:lang w:val="en_US" w:bidi="en_US"/>
         </w:rPr>
@@ -9938,7 +11291,7 @@
         </w:rPr>
         <w:t xml:space="preserve"> will continue. He says in </w:t>
       </w:r>
-      <w:hyperlink r:id="rId21">
+      <w:hyperlink r:id="rId23">
         <w:r>
           <w:rPr>
             <w:lang w:val="en_US" w:bidi="en_US"/>
@@ -10020,6 +11373,20 @@
       </w:r>
       <w:r>
         <w:rPr>
+          <w:lang w:val="en_US" w:bidi="en_US"/>
+        </w:rPr>
+        <w:t>לֵוִ֔י</w:t>
+      </w:r>
+    </w:p>
+    <w:p>
+      <w:pPr/>
+      <w:r>
+        <w:rPr>
+          <w:lang w:val="en_US" w:bidi="en_US"/>
+        </w:rPr>
+      </w:r>
+      <w:r>
+        <w:rPr>
           <w:b/>
           <w:lang w:val="en_US" w:bidi="en_US"/>
         </w:rPr>
@@ -10116,6 +11483,20 @@
       </w:r>
       <w:r>
         <w:rPr>
+          <w:lang w:val="en_US" w:bidi="en_US"/>
+        </w:rPr>
+        <w:t>בְּרִיתִ֣⁠י ׀ הָיְתָ֣ה אִתּ֗⁠וֹ הַֽ⁠חַיִּים֙ וְ⁠הַ֨⁠שָּׁל֔וֹם</w:t>
+      </w:r>
+    </w:p>
+    <w:p>
+      <w:pPr/>
+      <w:r>
+        <w:rPr>
+          <w:lang w:val="en_US" w:bidi="en_US"/>
+        </w:rPr>
+      </w:r>
+      <w:r>
+        <w:rPr>
           <w:b/>
           <w:lang w:val="en_US" w:bidi="en_US"/>
         </w:rPr>
@@ -10225,6 +11606,20 @@
       </w:r>
       <w:r>
         <w:rPr>
+          <w:lang w:val="en_US" w:bidi="en_US"/>
+        </w:rPr>
+        <w:t>הָיְתָ֣ה אִתּ֗⁠וֹ &amp; ל֥⁠וֹ &amp; וַ⁠יִּֽירָאֵ֑⁠נִי &amp; נִחַ֥ת הֽוּא</w:t>
+      </w:r>
+    </w:p>
+    <w:p>
+      <w:pPr/>
+      <w:r>
+        <w:rPr>
+          <w:lang w:val="en_US" w:bidi="en_US"/>
+        </w:rPr>
+      </w:r>
+      <w:r>
+        <w:rPr>
           <w:b/>
           <w:lang w:val="en_US" w:bidi="en_US"/>
         </w:rPr>
@@ -10347,6 +11742,20 @@
       </w:r>
       <w:r>
         <w:rPr>
+          <w:lang w:val="en_US" w:bidi="en_US"/>
+        </w:rPr>
+        <w:t>וַ⁠יִּֽירָאֵ֑⁠נִי וּ⁠מִ⁠פְּנֵ֥י שְׁמִ֖⁠י נִחַ֥ת הֽוּא</w:t>
+      </w:r>
+    </w:p>
+    <w:p>
+      <w:pPr/>
+      <w:r>
+        <w:rPr>
+          <w:lang w:val="en_US" w:bidi="en_US"/>
+        </w:rPr>
+      </w:r>
+      <w:r>
+        <w:rPr>
           <w:b/>
           <w:lang w:val="en_US" w:bidi="en_US"/>
         </w:rPr>
@@ -10430,6 +11839,20 @@
       </w:r>
       <w:r>
         <w:rPr>
+          <w:lang w:val="en_US" w:bidi="en_US"/>
+        </w:rPr>
+        <w:t>שְׁמִ֖⁠י</w:t>
+      </w:r>
+    </w:p>
+    <w:p>
+      <w:pPr/>
+      <w:r>
+        <w:rPr>
+          <w:lang w:val="en_US" w:bidi="en_US"/>
+        </w:rPr>
+      </w:r>
+      <w:r>
+        <w:rPr>
           <w:b/>
           <w:lang w:val="en_US" w:bidi="en_US"/>
         </w:rPr>
@@ -10526,6 +11949,20 @@
       </w:r>
       <w:r>
         <w:rPr>
+          <w:lang w:val="en_US" w:bidi="en_US"/>
+        </w:rPr>
+        <w:t>בְּ⁠פִ֔י⁠הוּ &amp; בִ⁠שְׂפָתָ֑י⁠ו &amp; הָלַ֣ךְ &amp; הֵשִׁ֥יב</w:t>
+      </w:r>
+    </w:p>
+    <w:p>
+      <w:pPr/>
+      <w:r>
+        <w:rPr>
+          <w:lang w:val="en_US" w:bidi="en_US"/>
+        </w:rPr>
+      </w:r>
+      <w:r>
+        <w:rPr>
           <w:b/>
           <w:lang w:val="en_US" w:bidi="en_US"/>
         </w:rPr>
@@ -10648,6 +12085,20 @@
       </w:r>
       <w:r>
         <w:rPr>
+          <w:lang w:val="en_US" w:bidi="en_US"/>
+        </w:rPr>
+        <w:t>תּוֹרַ֤ת אֱמֶת֙ הָיְתָ֣ה בְּ⁠פִ֔י⁠הוּ</w:t>
+      </w:r>
+    </w:p>
+    <w:p>
+      <w:pPr/>
+      <w:r>
+        <w:rPr>
+          <w:lang w:val="en_US" w:bidi="en_US"/>
+        </w:rPr>
+      </w:r>
+      <w:r>
+        <w:rPr>
           <w:b/>
           <w:lang w:val="en_US" w:bidi="en_US"/>
         </w:rPr>
@@ -10744,6 +12195,20 @@
       </w:r>
       <w:r>
         <w:rPr>
+          <w:lang w:val="en_US" w:bidi="en_US"/>
+        </w:rPr>
+        <w:t>תּוֹרַ֤ת אֱמֶת֙ הָיְתָ֣ה בְּ⁠פִ֔י⁠הוּ</w:t>
+      </w:r>
+    </w:p>
+    <w:p>
+      <w:pPr/>
+      <w:r>
+        <w:rPr>
+          <w:lang w:val="en_US" w:bidi="en_US"/>
+        </w:rPr>
+      </w:r>
+      <w:r>
+        <w:rPr>
           <w:b/>
           <w:lang w:val="en_US" w:bidi="en_US"/>
         </w:rPr>
@@ -10840,6 +12305,20 @@
       </w:r>
       <w:r>
         <w:rPr>
+          <w:lang w:val="en_US" w:bidi="en_US"/>
+        </w:rPr>
+        <w:t>וְ⁠עַוְלָ֖ה לֹא־נִמְצָ֣א בִ⁠שְׂפָתָ֑י⁠ו</w:t>
+      </w:r>
+    </w:p>
+    <w:p>
+      <w:pPr/>
+      <w:r>
+        <w:rPr>
+          <w:lang w:val="en_US" w:bidi="en_US"/>
+        </w:rPr>
+      </w:r>
+      <w:r>
+        <w:rPr>
           <w:b/>
           <w:lang w:val="en_US" w:bidi="en_US"/>
         </w:rPr>
@@ -10936,6 +12415,20 @@
       </w:r>
       <w:r>
         <w:rPr>
+          <w:lang w:val="en_US" w:bidi="en_US"/>
+        </w:rPr>
+        <w:t>וְ⁠עַוְלָ֖ה לֹא־נִמְצָ֣א בִ⁠שְׂפָתָ֑י⁠ו</w:t>
+      </w:r>
+    </w:p>
+    <w:p>
+      <w:pPr/>
+      <w:r>
+        <w:rPr>
+          <w:lang w:val="en_US" w:bidi="en_US"/>
+        </w:rPr>
+      </w:r>
+      <w:r>
+        <w:rPr>
           <w:b/>
           <w:lang w:val="en_US" w:bidi="en_US"/>
         </w:rPr>
@@ -11032,6 +12525,20 @@
       </w:r>
       <w:r>
         <w:rPr>
+          <w:lang w:val="en_US" w:bidi="en_US"/>
+        </w:rPr>
+        <w:t>וְ⁠עַוְלָ֖ה לֹא־נִמְצָ֣א בִ⁠שְׂפָתָ֑י⁠ו</w:t>
+      </w:r>
+    </w:p>
+    <w:p>
+      <w:pPr/>
+      <w:r>
+        <w:rPr>
+          <w:lang w:val="en_US" w:bidi="en_US"/>
+        </w:rPr>
+      </w:r>
+      <w:r>
+        <w:rPr>
           <w:b/>
           <w:lang w:val="en_US" w:bidi="en_US"/>
         </w:rPr>
@@ -11128,6 +12635,20 @@
       </w:r>
       <w:r>
         <w:rPr>
+          <w:lang w:val="en_US" w:bidi="en_US"/>
+        </w:rPr>
+        <w:t>בְּ⁠שָׁל֤וֹם וּ⁠בְ⁠מִישׁוֹר֙</w:t>
+      </w:r>
+    </w:p>
+    <w:p>
+      <w:pPr/>
+      <w:r>
+        <w:rPr>
+          <w:lang w:val="en_US" w:bidi="en_US"/>
+        </w:rPr>
+      </w:r>
+      <w:r>
+        <w:rPr>
           <w:b/>
           <w:lang w:val="en_US" w:bidi="en_US"/>
         </w:rPr>
@@ -11237,6 +12758,20 @@
       </w:r>
       <w:r>
         <w:rPr>
+          <w:lang w:val="en_US" w:bidi="en_US"/>
+        </w:rPr>
+        <w:t>הָלַ֣ךְ אִתִּ֔⁠י</w:t>
+      </w:r>
+    </w:p>
+    <w:p>
+      <w:pPr/>
+      <w:r>
+        <w:rPr>
+          <w:lang w:val="en_US" w:bidi="en_US"/>
+        </w:rPr>
+      </w:r>
+      <w:r>
+        <w:rPr>
           <w:b/>
           <w:lang w:val="en_US" w:bidi="en_US"/>
         </w:rPr>
@@ -11333,6 +12868,20 @@
       </w:r>
       <w:r>
         <w:rPr>
+          <w:lang w:val="en_US" w:bidi="en_US"/>
+        </w:rPr>
+        <w:t>וְ⁠רַבִּ֖ים הֵשִׁ֥יב מֵ⁠עָוֺֽן</w:t>
+      </w:r>
+    </w:p>
+    <w:p>
+      <w:pPr/>
+      <w:r>
+        <w:rPr>
+          <w:lang w:val="en_US" w:bidi="en_US"/>
+        </w:rPr>
+      </w:r>
+      <w:r>
+        <w:rPr>
           <w:b/>
           <w:lang w:val="en_US" w:bidi="en_US"/>
         </w:rPr>
@@ -11442,6 +12991,20 @@
       </w:r>
       <w:r>
         <w:rPr>
+          <w:lang w:val="en_US" w:bidi="en_US"/>
+        </w:rPr>
+        <w:t>מֵ⁠עָוֺֽן</w:t>
+      </w:r>
+    </w:p>
+    <w:p>
+      <w:pPr/>
+      <w:r>
+        <w:rPr>
+          <w:lang w:val="en_US" w:bidi="en_US"/>
+        </w:rPr>
+      </w:r>
+      <w:r>
+        <w:rPr>
           <w:b/>
           <w:lang w:val="en_US" w:bidi="en_US"/>
         </w:rPr>
@@ -11538,6 +13101,20 @@
       </w:r>
       <w:r>
         <w:rPr>
+          <w:lang w:val="en_US" w:bidi="en_US"/>
+        </w:rPr>
+        <w:t>שִׂפְתֵ֤י כֹהֵן֙ יִשְׁמְרוּ־דַ֔עַת</w:t>
+      </w:r>
+    </w:p>
+    <w:p>
+      <w:pPr/>
+      <w:r>
+        <w:rPr>
+          <w:lang w:val="en_US" w:bidi="en_US"/>
+        </w:rPr>
+      </w:r>
+      <w:r>
+        <w:rPr>
           <w:b/>
           <w:lang w:val="en_US" w:bidi="en_US"/>
         </w:rPr>
@@ -11634,6 +13211,20 @@
       </w:r>
       <w:r>
         <w:rPr>
+          <w:lang w:val="en_US" w:bidi="en_US"/>
+        </w:rPr>
+        <w:t>יִשְׁמְרוּ־דַ֔עַת</w:t>
+      </w:r>
+    </w:p>
+    <w:p>
+      <w:pPr/>
+      <w:r>
+        <w:rPr>
+          <w:lang w:val="en_US" w:bidi="en_US"/>
+        </w:rPr>
+      </w:r>
+      <w:r>
+        <w:rPr>
           <w:b/>
           <w:lang w:val="en_US" w:bidi="en_US"/>
         </w:rPr>
@@ -11743,6 +13334,20 @@
       </w:r>
       <w:r>
         <w:rPr>
+          <w:lang w:val="en_US" w:bidi="en_US"/>
+        </w:rPr>
+        <w:t>יִשְׁמְרוּ־דַ֔עַת</w:t>
+      </w:r>
+    </w:p>
+    <w:p>
+      <w:pPr/>
+      <w:r>
+        <w:rPr>
+          <w:lang w:val="en_US" w:bidi="en_US"/>
+        </w:rPr>
+      </w:r>
+      <w:r>
+        <w:rPr>
           <w:b/>
           <w:lang w:val="en_US" w:bidi="en_US"/>
         </w:rPr>
@@ -11839,6 +13444,20 @@
       </w:r>
       <w:r>
         <w:rPr>
+          <w:lang w:val="en_US" w:bidi="en_US"/>
+        </w:rPr>
+        <w:t>יְבַקְשׁ֣וּ</w:t>
+      </w:r>
+    </w:p>
+    <w:p>
+      <w:pPr/>
+      <w:r>
+        <w:rPr>
+          <w:lang w:val="en_US" w:bidi="en_US"/>
+        </w:rPr>
+      </w:r>
+      <w:r>
+        <w:rPr>
           <w:b/>
           <w:lang w:val="en_US" w:bidi="en_US"/>
         </w:rPr>
@@ -11935,6 +13554,20 @@
       </w:r>
       <w:r>
         <w:rPr>
+          <w:lang w:val="en_US" w:bidi="en_US"/>
+        </w:rPr>
+        <w:t>וְ⁠תוֹרָ֖ה יְבַקְשׁ֣וּ</w:t>
+      </w:r>
+    </w:p>
+    <w:p>
+      <w:pPr/>
+      <w:r>
+        <w:rPr>
+          <w:lang w:val="en_US" w:bidi="en_US"/>
+        </w:rPr>
+      </w:r>
+      <w:r>
+        <w:rPr>
           <w:b/>
           <w:lang w:val="en_US" w:bidi="en_US"/>
         </w:rPr>
@@ -12031,6 +13664,20 @@
       </w:r>
       <w:r>
         <w:rPr>
+          <w:lang w:val="en_US" w:bidi="en_US"/>
+        </w:rPr>
+        <w:t>מִ⁠פִּ֑י⁠הוּ</w:t>
+      </w:r>
+    </w:p>
+    <w:p>
+      <w:pPr/>
+      <w:r>
+        <w:rPr>
+          <w:lang w:val="en_US" w:bidi="en_US"/>
+        </w:rPr>
+      </w:r>
+      <w:r>
+        <w:rPr>
           <w:b/>
           <w:lang w:val="en_US" w:bidi="en_US"/>
         </w:rPr>
@@ -12127,6 +13774,20 @@
       </w:r>
       <w:r>
         <w:rPr>
+          <w:lang w:val="en_US" w:bidi="en_US"/>
+        </w:rPr>
+        <w:t>מַלְאַ֥ךְ יְהוָֽה־צְבָא֖וֹת</w:t>
+      </w:r>
+    </w:p>
+    <w:p>
+      <w:pPr/>
+      <w:r>
+        <w:rPr>
+          <w:lang w:val="en_US" w:bidi="en_US"/>
+        </w:rPr>
+      </w:r>
+      <w:r>
+        <w:rPr>
           <w:b/>
           <w:lang w:val="en_US" w:bidi="en_US"/>
         </w:rPr>
@@ -12210,6 +13871,20 @@
       </w:r>
       <w:r>
         <w:rPr>
+          <w:lang w:val="en_US" w:bidi="en_US"/>
+        </w:rPr>
+        <w:t>וְ⁠אַתֶּם֙ סַרְתֶּ֣ם מִן־הַ⁠דֶּ֔רֶךְ</w:t>
+      </w:r>
+    </w:p>
+    <w:p>
+      <w:pPr/>
+      <w:r>
+        <w:rPr>
+          <w:lang w:val="en_US" w:bidi="en_US"/>
+        </w:rPr>
+      </w:r>
+      <w:r>
+        <w:rPr>
           <w:b/>
           <w:lang w:val="en_US" w:bidi="en_US"/>
         </w:rPr>
@@ -12229,7 +13904,7 @@
         </w:rPr>
         <w:t xml:space="preserve">See how you translated the similar image in </w:t>
       </w:r>
-      <w:hyperlink r:id="rId22">
+      <w:hyperlink r:id="rId24">
         <w:r>
           <w:rPr>
             <w:lang w:val="en_US" w:bidi="en_US"/>
@@ -12311,6 +13986,20 @@
       </w:r>
       <w:r>
         <w:rPr>
+          <w:lang w:val="en_US" w:bidi="en_US"/>
+        </w:rPr>
+        <w:t>הִכְשַׁלְתֶּ֥ם רַבִּ֖ים</w:t>
+      </w:r>
+    </w:p>
+    <w:p>
+      <w:pPr/>
+      <w:r>
+        <w:rPr>
+          <w:lang w:val="en_US" w:bidi="en_US"/>
+        </w:rPr>
+      </w:r>
+      <w:r>
+        <w:rPr>
           <w:b/>
           <w:lang w:val="en_US" w:bidi="en_US"/>
         </w:rPr>
@@ -12407,6 +14096,20 @@
       </w:r>
       <w:r>
         <w:rPr>
+          <w:lang w:val="en_US" w:bidi="en_US"/>
+        </w:rPr>
+        <w:t>בַּ⁠תּוֹרָ֑ה</w:t>
+      </w:r>
+    </w:p>
+    <w:p>
+      <w:pPr/>
+      <w:r>
+        <w:rPr>
+          <w:lang w:val="en_US" w:bidi="en_US"/>
+        </w:rPr>
+      </w:r>
+      <w:r>
+        <w:rPr>
           <w:b/>
           <w:lang w:val="en_US" w:bidi="en_US"/>
         </w:rPr>
@@ -12503,6 +14206,20 @@
       </w:r>
       <w:r>
         <w:rPr>
+          <w:lang w:val="en_US" w:bidi="en_US"/>
+        </w:rPr>
+        <w:t>שִֽׁחַתֶּם֙</w:t>
+      </w:r>
+    </w:p>
+    <w:p>
+      <w:pPr/>
+      <w:r>
+        <w:rPr>
+          <w:lang w:val="en_US" w:bidi="en_US"/>
+        </w:rPr>
+      </w:r>
+      <w:r>
+        <w:rPr>
           <w:b/>
           <w:lang w:val="en_US" w:bidi="en_US"/>
         </w:rPr>
@@ -12548,7 +14265,7 @@
         </w:rPr>
         <w:t xml:space="preserve">, that is, physically spoiled and made useless, like the crops eaten by pests described with the same term in </w:t>
       </w:r>
-      <w:hyperlink r:id="rId23">
+      <w:hyperlink r:id="rId25">
         <w:r>
           <w:rPr>
             <w:lang w:val="en_US" w:bidi="en_US"/>
@@ -12630,6 +14347,20 @@
       </w:r>
       <w:r>
         <w:rPr>
+          <w:lang w:val="en_US" w:bidi="en_US"/>
+        </w:rPr>
+        <w:t>הַ⁠לֵּוִ֔י</w:t>
+      </w:r>
+    </w:p>
+    <w:p>
+      <w:pPr/>
+      <w:r>
+        <w:rPr>
+          <w:lang w:val="en_US" w:bidi="en_US"/>
+        </w:rPr>
+      </w:r>
+      <w:r>
+        <w:rPr>
           <w:b/>
           <w:lang w:val="en_US" w:bidi="en_US"/>
         </w:rPr>
@@ -12649,7 +14380,7 @@
         </w:rPr>
         <w:t xml:space="preserve">See how you translated the same expression in </w:t>
       </w:r>
-      <w:hyperlink r:id="rId24">
+      <w:hyperlink r:id="rId26">
         <w:r>
           <w:rPr>
             <w:lang w:val="en_US" w:bidi="en_US"/>
@@ -12731,6 +14462,20 @@
       </w:r>
       <w:r>
         <w:rPr>
+          <w:lang w:val="en_US" w:bidi="en_US"/>
+        </w:rPr>
+        <w:t>וְ⁠נֹשְׂאִ֥ים פָּנִ֖ים</w:t>
+      </w:r>
+    </w:p>
+    <w:p>
+      <w:pPr/>
+      <w:r>
+        <w:rPr>
+          <w:lang w:val="en_US" w:bidi="en_US"/>
+        </w:rPr>
+      </w:r>
+      <w:r>
+        <w:rPr>
           <w:b/>
           <w:lang w:val="en_US" w:bidi="en_US"/>
         </w:rPr>
@@ -12750,7 +14495,7 @@
         </w:rPr>
         <w:t xml:space="preserve">See how you translated the similar expression in </w:t>
       </w:r>
-      <w:hyperlink r:id="rId15">
+      <w:hyperlink r:id="rId17">
         <w:r>
           <w:rPr>
             <w:lang w:val="en_US" w:bidi="en_US"/>
@@ -12832,6 +14577,20 @@
       </w:r>
       <w:r>
         <w:rPr>
+          <w:lang w:val="en_US" w:bidi="en_US"/>
+        </w:rPr>
+        <w:t>בַּ⁠תּוֹרָֽה</w:t>
+      </w:r>
+    </w:p>
+    <w:p>
+      <w:pPr/>
+      <w:r>
+        <w:rPr>
+          <w:lang w:val="en_US" w:bidi="en_US"/>
+        </w:rPr>
+      </w:r>
+      <w:r>
+        <w:rPr>
           <w:b/>
           <w:lang w:val="en_US" w:bidi="en_US"/>
         </w:rPr>
@@ -12928,6 +14687,20 @@
       </w:r>
       <w:r>
         <w:rPr>
+          <w:lang w:val="en_US" w:bidi="en_US"/>
+        </w:rPr>
+        <w:t>הֲ⁠ל֨וֹא אָ֤ב אֶחָד֙ לְ⁠כֻלָּ֔⁠נוּ הֲ⁠ל֛וֹא אֵ֥ל אֶֽחָ֖ד בְּרָאָ֑⁠נוּ</w:t>
+      </w:r>
+    </w:p>
+    <w:p>
+      <w:pPr/>
+      <w:r>
+        <w:rPr>
+          <w:lang w:val="en_US" w:bidi="en_US"/>
+        </w:rPr>
+      </w:r>
+      <w:r>
+        <w:rPr>
           <w:b/>
           <w:lang w:val="en_US" w:bidi="en_US"/>
         </w:rPr>
@@ -13011,6 +14784,20 @@
       </w:r>
       <w:r>
         <w:rPr>
+          <w:lang w:val="en_US" w:bidi="en_US"/>
+        </w:rPr>
+        <w:t>הֲ⁠ל֨וֹא אָ֤ב אֶחָד֙ לְ⁠כֻלָּ֔⁠נוּ הֲ⁠ל֛וֹא אֵ֥ל אֶֽחָ֖ד בְּרָאָ֑⁠נוּ</w:t>
+      </w:r>
+    </w:p>
+    <w:p>
+      <w:pPr/>
+      <w:r>
+        <w:rPr>
+          <w:lang w:val="en_US" w:bidi="en_US"/>
+        </w:rPr>
+      </w:r>
+      <w:r>
+        <w:rPr>
           <w:b/>
           <w:lang w:val="en_US" w:bidi="en_US"/>
         </w:rPr>
@@ -13094,6 +14881,20 @@
       </w:r>
       <w:r>
         <w:rPr>
+          <w:lang w:val="en_US" w:bidi="en_US"/>
+        </w:rPr>
+        <w:t>מַדּ֗וּעַ נִבְגַּד֙ אִ֣ישׁ בְּ⁠אָחִ֔י⁠ו לְ⁠חַלֵּ֖ל בְּרִ֥ית אֲבֹתֵֽי⁠נוּ</w:t>
+      </w:r>
+    </w:p>
+    <w:p>
+      <w:pPr/>
+      <w:r>
+        <w:rPr>
+          <w:lang w:val="en_US" w:bidi="en_US"/>
+        </w:rPr>
+      </w:r>
+      <w:r>
+        <w:rPr>
           <w:b/>
           <w:lang w:val="en_US" w:bidi="en_US"/>
         </w:rPr>
@@ -13177,6 +14978,20 @@
       </w:r>
       <w:r>
         <w:rPr>
+          <w:lang w:val="en_US" w:bidi="en_US"/>
+        </w:rPr>
+        <w:t>אִ֣ישׁ בְּ⁠אָחִ֔י⁠ו</w:t>
+      </w:r>
+    </w:p>
+    <w:p>
+      <w:pPr/>
+      <w:r>
+        <w:rPr>
+          <w:lang w:val="en_US" w:bidi="en_US"/>
+        </w:rPr>
+      </w:r>
+      <w:r>
+        <w:rPr>
           <w:b/>
           <w:lang w:val="en_US" w:bidi="en_US"/>
         </w:rPr>
@@ -13260,6 +15075,20 @@
       </w:r>
       <w:r>
         <w:rPr>
+          <w:lang w:val="en_US" w:bidi="en_US"/>
+        </w:rPr>
+        <w:t>אֲבֹתֵֽי⁠נוּ</w:t>
+      </w:r>
+    </w:p>
+    <w:p>
+      <w:pPr/>
+      <w:r>
+        <w:rPr>
+          <w:lang w:val="en_US" w:bidi="en_US"/>
+        </w:rPr>
+      </w:r>
+      <w:r>
+        <w:rPr>
           <w:b/>
           <w:lang w:val="en_US" w:bidi="en_US"/>
         </w:rPr>
@@ -13356,6 +15185,20 @@
       </w:r>
       <w:r>
         <w:rPr>
+          <w:lang w:val="en_US" w:bidi="en_US"/>
+        </w:rPr>
+        <w:t>בָּגְדָ֣ה יְהוּדָ֔ה וְ⁠תוֹעֵבָ֛ה נֶעֶשְׂתָ֥ה בְ⁠יִשְׂרָאֵ֖ל וּ⁠בִ⁠ירֽוּשָׁלִָ֑ם</w:t>
+      </w:r>
+    </w:p>
+    <w:p>
+      <w:pPr/>
+      <w:r>
+        <w:rPr>
+          <w:lang w:val="en_US" w:bidi="en_US"/>
+        </w:rPr>
+      </w:r>
+      <w:r>
+        <w:rPr>
           <w:b/>
           <w:lang w:val="en_US" w:bidi="en_US"/>
         </w:rPr>
@@ -13439,6 +15282,20 @@
       </w:r>
       <w:r>
         <w:rPr>
+          <w:lang w:val="en_US" w:bidi="en_US"/>
+        </w:rPr>
+        <w:t>בָּגְדָ֣ה יְהוּדָ֔ה &amp; חִלֵּ֣ל יְהוּדָ֗ה</w:t>
+      </w:r>
+    </w:p>
+    <w:p>
+      <w:pPr/>
+      <w:r>
+        <w:rPr>
+          <w:lang w:val="en_US" w:bidi="en_US"/>
+        </w:rPr>
+      </w:r>
+      <w:r>
+        <w:rPr>
           <w:b/>
           <w:lang w:val="en_US" w:bidi="en_US"/>
         </w:rPr>
@@ -13535,6 +15392,20 @@
       </w:r>
       <w:r>
         <w:rPr>
+          <w:lang w:val="en_US" w:bidi="en_US"/>
+        </w:rPr>
+        <w:t>וְ⁠תוֹעֵבָ֛ה נֶעֶשְׂתָ֥ה בְ⁠יִשְׂרָאֵ֖ל וּ⁠בִ⁠ירֽוּשָׁלִָ֑ם</w:t>
+      </w:r>
+    </w:p>
+    <w:p>
+      <w:pPr/>
+      <w:r>
+        <w:rPr>
+          <w:lang w:val="en_US" w:bidi="en_US"/>
+        </w:rPr>
+      </w:r>
+      <w:r>
+        <w:rPr>
           <w:b/>
           <w:lang w:val="en_US" w:bidi="en_US"/>
         </w:rPr>
@@ -13618,6 +15489,20 @@
       </w:r>
       <w:r>
         <w:rPr>
+          <w:lang w:val="en_US" w:bidi="en_US"/>
+        </w:rPr>
+        <w:t>וּ⁠בָעַ֖ל בַּת־אֵ֥ל נֵכָֽר</w:t>
+      </w:r>
+    </w:p>
+    <w:p>
+      <w:pPr/>
+      <w:r>
+        <w:rPr>
+          <w:lang w:val="en_US" w:bidi="en_US"/>
+        </w:rPr>
+      </w:r>
+      <w:r>
+        <w:rPr>
           <w:b/>
           <w:lang w:val="en_US" w:bidi="en_US"/>
         </w:rPr>
@@ -13727,6 +15612,20 @@
       </w:r>
       <w:r>
         <w:rPr>
+          <w:lang w:val="en_US" w:bidi="en_US"/>
+        </w:rPr>
+        <w:t>יַכְרֵ֨ת יְהוָ֜ה &amp; מֵ⁠אָהֳלֵ֖י יַֽעֲקֹ֑ב</w:t>
+      </w:r>
+    </w:p>
+    <w:p>
+      <w:pPr/>
+      <w:r>
+        <w:rPr>
+          <w:lang w:val="en_US" w:bidi="en_US"/>
+        </w:rPr>
+      </w:r>
+      <w:r>
+        <w:rPr>
           <w:b/>
           <w:lang w:val="en_US" w:bidi="en_US"/>
         </w:rPr>
@@ -13823,6 +15722,20 @@
       </w:r>
       <w:r>
         <w:rPr>
+          <w:lang w:val="en_US" w:bidi="en_US"/>
+        </w:rPr>
+        <w:t>יַכְרֵ֨ת יְהוָ֜ה</w:t>
+      </w:r>
+    </w:p>
+    <w:p>
+      <w:pPr/>
+      <w:r>
+        <w:rPr>
+          <w:lang w:val="en_US" w:bidi="en_US"/>
+        </w:rPr>
+      </w:r>
+      <w:r>
+        <w:rPr>
           <w:b/>
           <w:lang w:val="en_US" w:bidi="en_US"/>
         </w:rPr>
@@ -13919,6 +15832,20 @@
       </w:r>
       <w:r>
         <w:rPr>
+          <w:lang w:val="en_US" w:bidi="en_US"/>
+        </w:rPr>
+        <w:t>מֵ⁠אָהֳלֵ֖י יַֽעֲקֹ֑ב</w:t>
+      </w:r>
+    </w:p>
+    <w:p>
+      <w:pPr/>
+      <w:r>
+        <w:rPr>
+          <w:lang w:val="en_US" w:bidi="en_US"/>
+        </w:rPr>
+      </w:r>
+      <w:r>
+        <w:rPr>
           <w:b/>
           <w:lang w:val="en_US" w:bidi="en_US"/>
         </w:rPr>
@@ -14028,6 +15955,20 @@
       </w:r>
       <w:r>
         <w:rPr>
+          <w:lang w:val="en_US" w:bidi="en_US"/>
+        </w:rPr>
+        <w:t>לָ⁠אִ֨ישׁ</w:t>
+      </w:r>
+    </w:p>
+    <w:p>
+      <w:pPr/>
+      <w:r>
+        <w:rPr>
+          <w:lang w:val="en_US" w:bidi="en_US"/>
+        </w:rPr>
+      </w:r>
+      <w:r>
+        <w:rPr>
           <w:b/>
           <w:lang w:val="en_US" w:bidi="en_US"/>
         </w:rPr>
@@ -14124,6 +16065,20 @@
       </w:r>
       <w:r>
         <w:rPr>
+          <w:lang w:val="en_US" w:bidi="en_US"/>
+        </w:rPr>
+        <w:t>עֵ֣ר וְ⁠עֹנֶ֔ה</w:t>
+      </w:r>
+    </w:p>
+    <w:p>
+      <w:pPr/>
+      <w:r>
+        <w:rPr>
+          <w:lang w:val="en_US" w:bidi="en_US"/>
+        </w:rPr>
+      </w:r>
+      <w:r>
+        <w:rPr>
           <w:b/>
           <w:lang w:val="en_US" w:bidi="en_US"/>
         </w:rPr>
@@ -14233,6 +16188,20 @@
       </w:r>
       <w:r>
         <w:rPr>
+          <w:lang w:val="en_US" w:bidi="en_US"/>
+        </w:rPr>
+        <w:t>כַּסּ֤וֹת דִּמְעָה֙ אֶת־מִזְבַּ֣ח יְהוָ֔ה</w:t>
+      </w:r>
+    </w:p>
+    <w:p>
+      <w:pPr/>
+      <w:r>
+        <w:rPr>
+          <w:lang w:val="en_US" w:bidi="en_US"/>
+        </w:rPr>
+      </w:r>
+      <w:r>
+        <w:rPr>
           <w:b/>
           <w:lang w:val="en_US" w:bidi="en_US"/>
         </w:rPr>
@@ -14316,6 +16285,20 @@
       </w:r>
       <w:r>
         <w:rPr>
+          <w:lang w:val="en_US" w:bidi="en_US"/>
+        </w:rPr>
+        <w:t>פְּנוֹת֙ אֶל־הַ⁠מִּנְחָ֔ה וְ⁠לָ⁠קַ֥חַת רָצ֖וֹן מִ⁠יֶּדְ⁠כֶֽם</w:t>
+      </w:r>
+    </w:p>
+    <w:p>
+      <w:pPr/>
+      <w:r>
+        <w:rPr>
+          <w:lang w:val="en_US" w:bidi="en_US"/>
+        </w:rPr>
+      </w:r>
+      <w:r>
+        <w:rPr>
           <w:b/>
           <w:lang w:val="en_US" w:bidi="en_US"/>
         </w:rPr>
@@ -14399,6 +16382,20 @@
       </w:r>
       <w:r>
         <w:rPr>
+          <w:lang w:val="en_US" w:bidi="en_US"/>
+        </w:rPr>
+        <w:t>פְּנוֹת֙ אֶל־הַ⁠מִּנְחָ֔ה</w:t>
+      </w:r>
+    </w:p>
+    <w:p>
+      <w:pPr/>
+      <w:r>
+        <w:rPr>
+          <w:lang w:val="en_US" w:bidi="en_US"/>
+        </w:rPr>
+      </w:r>
+      <w:r>
+        <w:rPr>
           <w:b/>
           <w:lang w:val="en_US" w:bidi="en_US"/>
         </w:rPr>
@@ -14495,6 +16492,20 @@
       </w:r>
       <w:r>
         <w:rPr>
+          <w:lang w:val="en_US" w:bidi="en_US"/>
+        </w:rPr>
+        <w:t>מִ⁠יֶּדְ⁠כֶֽם</w:t>
+      </w:r>
+    </w:p>
+    <w:p>
+      <w:pPr/>
+      <w:r>
+        <w:rPr>
+          <w:lang w:val="en_US" w:bidi="en_US"/>
+        </w:rPr>
+      </w:r>
+      <w:r>
+        <w:rPr>
           <w:b/>
           <w:lang w:val="en_US" w:bidi="en_US"/>
         </w:rPr>
@@ -14591,6 +16602,20 @@
       </w:r>
       <w:r>
         <w:rPr>
+          <w:lang w:val="en_US" w:bidi="en_US"/>
+        </w:rPr>
+        <w:t>יְהוָה֩ הֵעִ֨יד בֵּינְ⁠ךָ֜ וּ⁠בֵ֣ין ׀ אֵ֣שֶׁת נְעוּרֶ֗י⁠ךָ</w:t>
+      </w:r>
+    </w:p>
+    <w:p>
+      <w:pPr/>
+      <w:r>
+        <w:rPr>
+          <w:lang w:val="en_US" w:bidi="en_US"/>
+        </w:rPr>
+      </w:r>
+      <w:r>
+        <w:rPr>
           <w:b/>
           <w:lang w:val="en_US" w:bidi="en_US"/>
         </w:rPr>
@@ -14687,6 +16712,20 @@
       </w:r>
       <w:r>
         <w:rPr>
+          <w:lang w:val="en_US" w:bidi="en_US"/>
+        </w:rPr>
+        <w:t>בֵּינְ⁠ךָ֜ &amp; נְעוּרֶ֗י⁠ךָ &amp; אַתָּה֙ בָּגַ֣דְתָּה &amp; חֲבֶרְתְּ⁠ךָ֖ &amp; בְּרִיתֶֽ⁠ךָ</w:t>
+      </w:r>
+    </w:p>
+    <w:p>
+      <w:pPr/>
+      <w:r>
+        <w:rPr>
+          <w:lang w:val="en_US" w:bidi="en_US"/>
+        </w:rPr>
+      </w:r>
+      <w:r>
+        <w:rPr>
           <w:b/>
           <w:lang w:val="en_US" w:bidi="en_US"/>
         </w:rPr>
@@ -14874,6 +16913,20 @@
       </w:r>
       <w:r>
         <w:rPr>
+          <w:lang w:val="en_US" w:bidi="en_US"/>
+        </w:rPr>
+        <w:t>אֵ֣שֶׁת נְעוּרֶ֗י⁠ךָ</w:t>
+      </w:r>
+    </w:p>
+    <w:p>
+      <w:pPr/>
+      <w:r>
+        <w:rPr>
+          <w:lang w:val="en_US" w:bidi="en_US"/>
+        </w:rPr>
+      </w:r>
+      <w:r>
+        <w:rPr>
           <w:b/>
           <w:lang w:val="en_US" w:bidi="en_US"/>
         </w:rPr>
@@ -14970,6 +17023,20 @@
       </w:r>
       <w:r>
         <w:rPr>
+          <w:lang w:val="en_US" w:bidi="en_US"/>
+        </w:rPr>
+        <w:t>וְ⁠לֹא־אֶחָ֣ד עָשָׂ֗ה וּ⁠שְׁאָ֥ר ר֨וּחַ֙ ל֔⁠וֹ</w:t>
+      </w:r>
+    </w:p>
+    <w:p>
+      <w:pPr/>
+      <w:r>
+        <w:rPr>
+          <w:lang w:val="en_US" w:bidi="en_US"/>
+        </w:rPr>
+      </w:r>
+      <w:r>
+        <w:rPr>
           <w:b/>
           <w:lang w:val="en_US" w:bidi="en_US"/>
         </w:rPr>
@@ -15053,6 +17120,20 @@
       </w:r>
       <w:r>
         <w:rPr>
+          <w:lang w:val="en_US" w:bidi="en_US"/>
+        </w:rPr>
+        <w:t>וּ⁠שְׁאָ֥ר ר֨וּחַ֙ ל֔⁠וֹ</w:t>
+      </w:r>
+    </w:p>
+    <w:p>
+      <w:pPr/>
+      <w:r>
+        <w:rPr>
+          <w:lang w:val="en_US" w:bidi="en_US"/>
+        </w:rPr>
+      </w:r>
+      <w:r>
+        <w:rPr>
           <w:b/>
           <w:lang w:val="en_US" w:bidi="en_US"/>
         </w:rPr>
@@ -15162,6 +17243,20 @@
       </w:r>
       <w:r>
         <w:rPr>
+          <w:lang w:val="en_US" w:bidi="en_US"/>
+        </w:rPr>
+        <w:t>וּ⁠מָה֙ הָֽ⁠אֶחָ֔ד מְבַקֵּ֖שׁ זֶ֣רַע אֱלֹהִ֑ים</w:t>
+      </w:r>
+    </w:p>
+    <w:p>
+      <w:pPr/>
+      <w:r>
+        <w:rPr>
+          <w:lang w:val="en_US" w:bidi="en_US"/>
+        </w:rPr>
+      </w:r>
+      <w:r>
+        <w:rPr>
           <w:b/>
           <w:lang w:val="en_US" w:bidi="en_US"/>
         </w:rPr>
@@ -15258,6 +17353,20 @@
       </w:r>
       <w:r>
         <w:rPr>
+          <w:lang w:val="en_US" w:bidi="en_US"/>
+        </w:rPr>
+        <w:t>זֶ֣רַע אֱלֹהִ֑ים</w:t>
+      </w:r>
+    </w:p>
+    <w:p>
+      <w:pPr/>
+      <w:r>
+        <w:rPr>
+          <w:lang w:val="en_US" w:bidi="en_US"/>
+        </w:rPr>
+      </w:r>
+      <w:r>
+        <w:rPr>
           <w:b/>
           <w:lang w:val="en_US" w:bidi="en_US"/>
         </w:rPr>
@@ -15341,6 +17450,20 @@
       </w:r>
       <w:r>
         <w:rPr>
+          <w:lang w:val="en_US" w:bidi="en_US"/>
+        </w:rPr>
+        <w:t>וְ⁠נִשְׁמַרְתֶּם֙ בְּ⁠ר֣וּחֲ⁠כֶ֔ם</w:t>
+      </w:r>
+    </w:p>
+    <w:p>
+      <w:pPr/>
+      <w:r>
+        <w:rPr>
+          <w:lang w:val="en_US" w:bidi="en_US"/>
+        </w:rPr>
+      </w:r>
+      <w:r>
+        <w:rPr>
           <w:b/>
           <w:lang w:val="en_US" w:bidi="en_US"/>
         </w:rPr>
@@ -15450,6 +17573,20 @@
       </w:r>
       <w:r>
         <w:rPr>
+          <w:lang w:val="en_US" w:bidi="en_US"/>
+        </w:rPr>
+        <w:t>וְ⁠כִסָּ֤ה חָמָס֙ עַל־לְבוּשׁ֔⁠וֹ</w:t>
+      </w:r>
+    </w:p>
+    <w:p>
+      <w:pPr/>
+      <w:r>
+        <w:rPr>
+          <w:lang w:val="en_US" w:bidi="en_US"/>
+        </w:rPr>
+      </w:r>
+      <w:r>
+        <w:rPr>
           <w:b/>
           <w:lang w:val="en_US" w:bidi="en_US"/>
         </w:rPr>
@@ -15546,6 +17683,20 @@
       </w:r>
       <w:r>
         <w:rPr>
+          <w:lang w:val="en_US" w:bidi="en_US"/>
+        </w:rPr>
+        <w:t>וְ⁠נִשְׁמַרְתֶּ֥ם בְּ⁠רוּחֲ⁠כֶ֖ם</w:t>
+      </w:r>
+    </w:p>
+    <w:p>
+      <w:pPr/>
+      <w:r>
+        <w:rPr>
+          <w:lang w:val="en_US" w:bidi="en_US"/>
+        </w:rPr>
+      </w:r>
+      <w:r>
+        <w:rPr>
           <w:b/>
           <w:lang w:val="en_US" w:bidi="en_US"/>
         </w:rPr>
@@ -15629,6 +17780,20 @@
       </w:r>
       <w:r>
         <w:rPr>
+          <w:lang w:val="en_US" w:bidi="en_US"/>
+        </w:rPr>
+        <w:t>בְּ⁠דִבְרֵי⁠כֶ֔ם</w:t>
+      </w:r>
+    </w:p>
+    <w:p>
+      <w:pPr/>
+      <w:r>
+        <w:rPr>
+          <w:lang w:val="en_US" w:bidi="en_US"/>
+        </w:rPr>
+      </w:r>
+      <w:r>
+        <w:rPr>
           <w:b/>
           <w:lang w:val="en_US" w:bidi="en_US"/>
         </w:rPr>
@@ -15725,6 +17890,20 @@
       </w:r>
       <w:r>
         <w:rPr>
+          <w:lang w:val="en_US" w:bidi="en_US"/>
+        </w:rPr>
+        <w:t>עֹ֨שֵׂה רָ֜ע</w:t>
+      </w:r>
+    </w:p>
+    <w:p>
+      <w:pPr/>
+      <w:r>
+        <w:rPr>
+          <w:lang w:val="en_US" w:bidi="en_US"/>
+        </w:rPr>
+      </w:r>
+      <w:r>
+        <w:rPr>
           <w:b/>
           <w:lang w:val="en_US" w:bidi="en_US"/>
         </w:rPr>
@@ -15821,6 +18000,20 @@
       </w:r>
       <w:r>
         <w:rPr>
+          <w:lang w:val="en_US" w:bidi="en_US"/>
+        </w:rPr>
+        <w:t>בְּ⁠עֵינֵ֣י יְהוָ֗ה</w:t>
+      </w:r>
+    </w:p>
+    <w:p>
+      <w:pPr/>
+      <w:r>
+        <w:rPr>
+          <w:lang w:val="en_US" w:bidi="en_US"/>
+        </w:rPr>
+      </w:r>
+      <w:r>
+        <w:rPr>
           <w:b/>
           <w:lang w:val="en_US" w:bidi="en_US"/>
         </w:rPr>
@@ -15917,6 +18110,20 @@
       </w:r>
       <w:r>
         <w:rPr>
+          <w:lang w:val="en_US" w:bidi="en_US"/>
+        </w:rPr>
+        <w:t>אַיֵּ֖ה אֱלֹהֵ֥י הַ⁠מִּשְׁפָּֽט</w:t>
+      </w:r>
+    </w:p>
+    <w:p>
+      <w:pPr/>
+      <w:r>
+        <w:rPr>
+          <w:lang w:val="en_US" w:bidi="en_US"/>
+        </w:rPr>
+      </w:r>
+      <w:r>
+        <w:rPr>
           <w:b/>
           <w:lang w:val="en_US" w:bidi="en_US"/>
         </w:rPr>
@@ -16013,6 +18220,20 @@
       </w:r>
       <w:r>
         <w:rPr>
+          <w:lang w:val="en_US" w:bidi="en_US"/>
+        </w:rPr>
+        <w:t>אַיֵּ֖ה אֱלֹהֵ֥י הַ⁠מִּשְׁפָּֽט</w:t>
+      </w:r>
+    </w:p>
+    <w:p>
+      <w:pPr/>
+      <w:r>
+        <w:rPr>
+          <w:lang w:val="en_US" w:bidi="en_US"/>
+        </w:rPr>
+      </w:r>
+      <w:r>
+        <w:rPr>
           <w:b/>
           <w:lang w:val="en_US" w:bidi="en_US"/>
         </w:rPr>
@@ -16197,6 +18418,20 @@
       </w:r>
       <w:r>
         <w:rPr>
+          <w:lang w:val="en_US" w:bidi="en_US"/>
+        </w:rPr>
+        <w:t>הִנְ⁠נִ֤י שֹׁלֵחַ֙</w:t>
+      </w:r>
+    </w:p>
+    <w:p>
+      <w:pPr/>
+      <w:r>
+        <w:rPr>
+          <w:lang w:val="en_US" w:bidi="en_US"/>
+        </w:rPr>
+      </w:r>
+      <w:r>
+        <w:rPr>
           <w:b/>
           <w:lang w:val="en_US" w:bidi="en_US"/>
         </w:rPr>
@@ -16223,7 +18458,7 @@
         </w:rPr>
         <w:t xml:space="preserve"> is an expression that people of this culture would commonly use to mean that they were about to do something. See how you translated the similar expression in </w:t>
       </w:r>
-      <w:hyperlink r:id="rId25">
+      <w:hyperlink r:id="rId27">
         <w:r>
           <w:rPr>
             <w:lang w:val="en_US" w:bidi="en_US"/>
@@ -16305,6 +18540,20 @@
       </w:r>
       <w:r>
         <w:rPr>
+          <w:lang w:val="en_US" w:bidi="en_US"/>
+        </w:rPr>
+        <w:t>וּ⁠פִנָּה־דֶ֖רֶךְ לְ⁠פָנָ֑⁠י</w:t>
+      </w:r>
+    </w:p>
+    <w:p>
+      <w:pPr/>
+      <w:r>
+        <w:rPr>
+          <w:lang w:val="en_US" w:bidi="en_US"/>
+        </w:rPr>
+      </w:r>
+      <w:r>
+        <w:rPr>
           <w:b/>
           <w:lang w:val="en_US" w:bidi="en_US"/>
         </w:rPr>
@@ -16401,6 +18650,20 @@
       </w:r>
       <w:r>
         <w:rPr>
+          <w:lang w:val="en_US" w:bidi="en_US"/>
+        </w:rPr>
+        <w:t>וּ⁠פִנָּה־דֶ֖רֶךְ לְ⁠פָנָ֑⁠י</w:t>
+      </w:r>
+    </w:p>
+    <w:p>
+      <w:pPr/>
+      <w:r>
+        <w:rPr>
+          <w:lang w:val="en_US" w:bidi="en_US"/>
+        </w:rPr>
+      </w:r>
+      <w:r>
+        <w:rPr>
           <w:b/>
           <w:lang w:val="en_US" w:bidi="en_US"/>
         </w:rPr>
@@ -16497,6 +18760,20 @@
       </w:r>
       <w:r>
         <w:rPr>
+          <w:lang w:val="en_US" w:bidi="en_US"/>
+        </w:rPr>
+        <w:t>הִנֵּה</w:t>
+      </w:r>
+    </w:p>
+    <w:p>
+      <w:pPr/>
+      <w:r>
+        <w:rPr>
+          <w:lang w:val="en_US" w:bidi="en_US"/>
+        </w:rPr>
+      </w:r>
+      <w:r>
+        <w:rPr>
           <w:b/>
           <w:lang w:val="en_US" w:bidi="en_US"/>
         </w:rPr>
@@ -16516,7 +18793,7 @@
         </w:rPr>
         <w:t xml:space="preserve">Yahweh uses this word to get the people’s attention. See how you translated a similar use of this word in </w:t>
       </w:r>
-      <w:hyperlink r:id="rId26">
+      <w:hyperlink r:id="rId28">
         <w:r>
           <w:rPr>
             <w:lang w:val="en_US" w:bidi="en_US"/>
@@ -16598,6 +18875,20 @@
       </w:r>
       <w:r>
         <w:rPr>
+          <w:lang w:val="en_US" w:bidi="en_US"/>
+        </w:rPr>
+        <w:t>וּ⁠מִ֤י מְכַלְכֵּל֙ אֶת־י֣וֹם בּוֹא֔⁠וֹ וּ⁠מִ֥י הָ⁠עֹמֵ֖ד בְּ⁠הֵרָֽאוֹת֑⁠וֹ כִּֽי־הוּא֙ כְּ⁠אֵ֣שׁ מְצָרֵ֔ף וּ⁠כְ⁠בֹרִ֖ית מְכַבְּסִֽים</w:t>
+      </w:r>
+    </w:p>
+    <w:p>
+      <w:pPr/>
+      <w:r>
+        <w:rPr>
+          <w:lang w:val="en_US" w:bidi="en_US"/>
+        </w:rPr>
+      </w:r>
+      <w:r>
+        <w:rPr>
           <w:b/>
           <w:lang w:val="en_US" w:bidi="en_US"/>
         </w:rPr>
@@ -16681,6 +18972,20 @@
       </w:r>
       <w:r>
         <w:rPr>
+          <w:lang w:val="en_US" w:bidi="en_US"/>
+        </w:rPr>
+        <w:t>וּ⁠מִ֤י מְכַלְכֵּל֙ אֶת־י֣וֹם בּוֹא֔⁠וֹ וּ⁠מִ֥י הָ⁠עֹמֵ֖ד בְּ⁠הֵרָֽאוֹת֑⁠וֹ</w:t>
+      </w:r>
+    </w:p>
+    <w:p>
+      <w:pPr/>
+      <w:r>
+        <w:rPr>
+          <w:lang w:val="en_US" w:bidi="en_US"/>
+        </w:rPr>
+      </w:r>
+      <w:r>
+        <w:rPr>
           <w:b/>
           <w:lang w:val="en_US" w:bidi="en_US"/>
         </w:rPr>
@@ -16764,6 +19069,20 @@
       </w:r>
       <w:r>
         <w:rPr>
+          <w:lang w:val="en_US" w:bidi="en_US"/>
+        </w:rPr>
+        <w:t>וּ⁠מִ֤י מְכַלְכֵּל֙ אֶת־י֣וֹם בּוֹא֔⁠וֹ וּ⁠מִ֥י הָ⁠עֹמֵ֖ד בְּ⁠הֵרָֽאוֹת֑⁠וֹ</w:t>
+      </w:r>
+    </w:p>
+    <w:p>
+      <w:pPr/>
+      <w:r>
+        <w:rPr>
+          <w:lang w:val="en_US" w:bidi="en_US"/>
+        </w:rPr>
+      </w:r>
+      <w:r>
+        <w:rPr>
           <w:b/>
           <w:lang w:val="en_US" w:bidi="en_US"/>
         </w:rPr>
@@ -16847,6 +19166,20 @@
       </w:r>
       <w:r>
         <w:rPr>
+          <w:lang w:val="en_US" w:bidi="en_US"/>
+        </w:rPr>
+        <w:t>הָ⁠עֹמֵ֖ד</w:t>
+      </w:r>
+    </w:p>
+    <w:p>
+      <w:pPr/>
+      <w:r>
+        <w:rPr>
+          <w:lang w:val="en_US" w:bidi="en_US"/>
+        </w:rPr>
+      </w:r>
+      <w:r>
+        <w:rPr>
           <w:b/>
           <w:lang w:val="en_US" w:bidi="en_US"/>
         </w:rPr>
@@ -16943,6 +19276,20 @@
       </w:r>
       <w:r>
         <w:rPr>
+          <w:lang w:val="en_US" w:bidi="en_US"/>
+        </w:rPr>
+        <w:t>הוּא֙ כְּ⁠אֵ֣שׁ מְצָרֵ֔ף וּ⁠כְ⁠בֹרִ֖ית מְכַבְּסִֽים</w:t>
+      </w:r>
+    </w:p>
+    <w:p>
+      <w:pPr/>
+      <w:r>
+        <w:rPr>
+          <w:lang w:val="en_US" w:bidi="en_US"/>
+        </w:rPr>
+      </w:r>
+      <w:r>
+        <w:rPr>
           <w:b/>
           <w:lang w:val="en_US" w:bidi="en_US"/>
         </w:rPr>
@@ -17026,6 +19373,20 @@
       </w:r>
       <w:r>
         <w:rPr>
+          <w:lang w:val="en_US" w:bidi="en_US"/>
+        </w:rPr>
+        <w:t>וְ⁠יָשַׁ֨ב מְצָרֵ֤ף וּ⁠מְטַהֵר֙ כֶּ֔סֶף</w:t>
+      </w:r>
+    </w:p>
+    <w:p>
+      <w:pPr/>
+      <w:r>
+        <w:rPr>
+          <w:lang w:val="en_US" w:bidi="en_US"/>
+        </w:rPr>
+      </w:r>
+      <w:r>
+        <w:rPr>
           <w:b/>
           <w:lang w:val="en_US" w:bidi="en_US"/>
         </w:rPr>
@@ -17135,6 +19496,20 @@
       </w:r>
       <w:r>
         <w:rPr>
+          <w:lang w:val="en_US" w:bidi="en_US"/>
+        </w:rPr>
+        <w:t>אֶת־בְּנֵֽי־לֵוִי֙</w:t>
+      </w:r>
+    </w:p>
+    <w:p>
+      <w:pPr/>
+      <w:r>
+        <w:rPr>
+          <w:lang w:val="en_US" w:bidi="en_US"/>
+        </w:rPr>
+      </w:r>
+      <w:r>
+        <w:rPr>
           <w:b/>
           <w:lang w:val="en_US" w:bidi="en_US"/>
         </w:rPr>
@@ -17244,6 +19619,20 @@
       </w:r>
       <w:r>
         <w:rPr>
+          <w:lang w:val="en_US" w:bidi="en_US"/>
+        </w:rPr>
+        <w:t>וְ⁠זִקַּ֣ק אֹתָ֔⁠ם כַּ⁠זָּהָ֖ב וְ⁠כַ⁠כָּ֑סֶף</w:t>
+      </w:r>
+    </w:p>
+    <w:p>
+      <w:pPr/>
+      <w:r>
+        <w:rPr>
+          <w:lang w:val="en_US" w:bidi="en_US"/>
+        </w:rPr>
+      </w:r>
+      <w:r>
+        <w:rPr>
           <w:b/>
           <w:lang w:val="en_US" w:bidi="en_US"/>
         </w:rPr>
@@ -17327,6 +19716,20 @@
       </w:r>
       <w:r>
         <w:rPr>
+          <w:lang w:val="en_US" w:bidi="en_US"/>
+        </w:rPr>
+        <w:t>מִנְחַ֥ת יְהוּדָ֖ה וִ⁠ירֽוּשָׁלִָ֑ם</w:t>
+      </w:r>
+    </w:p>
+    <w:p>
+      <w:pPr/>
+      <w:r>
+        <w:rPr>
+          <w:lang w:val="en_US" w:bidi="en_US"/>
+        </w:rPr>
+      </w:r>
+      <w:r>
+        <w:rPr>
           <w:b/>
           <w:lang w:val="en_US" w:bidi="en_US"/>
         </w:rPr>
@@ -17410,6 +19813,20 @@
       </w:r>
       <w:r>
         <w:rPr>
+          <w:lang w:val="en_US" w:bidi="en_US"/>
+        </w:rPr>
+        <w:t>כִּ⁠ימֵ֣י עוֹלָ֔ם וּ⁠כְ⁠שָׁנִ֖ים קַדְמֹנִיּֽוֹת</w:t>
+      </w:r>
+    </w:p>
+    <w:p>
+      <w:pPr/>
+      <w:r>
+        <w:rPr>
+          <w:lang w:val="en_US" w:bidi="en_US"/>
+        </w:rPr>
+      </w:r>
+      <w:r>
+        <w:rPr>
           <w:b/>
           <w:lang w:val="en_US" w:bidi="en_US"/>
         </w:rPr>
@@ -17493,6 +19910,20 @@
       </w:r>
       <w:r>
         <w:rPr>
+          <w:lang w:val="en_US" w:bidi="en_US"/>
+        </w:rPr>
+        <w:t>בַּֽ⁠מְכַשְּׁפִים֙ וּ⁠בַ⁠מְנָ֣אֲפִ֔ים וּ⁠בַ⁠נִּשְׁבָּעִ֖ים לַ⁠שָּׁ֑קֶר וּ⁠בְ⁠עֹשְׁקֵ֣י שְׂכַר־שָׂ֠כִיר אַלְמָנָ֨ה וְ⁠יָת֤וֹם וּ⁠מַטֵּי־גֵר֙ וְ⁠לֹ֣א יְרֵא֔וּ⁠נִי</w:t>
+      </w:r>
+    </w:p>
+    <w:p>
+      <w:pPr/>
+      <w:r>
+        <w:rPr>
+          <w:lang w:val="en_US" w:bidi="en_US"/>
+        </w:rPr>
+      </w:r>
+      <w:r>
+        <w:rPr>
           <w:b/>
           <w:lang w:val="en_US" w:bidi="en_US"/>
         </w:rPr>
@@ -17576,6 +20007,20 @@
       </w:r>
       <w:r>
         <w:rPr>
+          <w:lang w:val="en_US" w:bidi="en_US"/>
+        </w:rPr>
+        <w:t>לַ⁠מִּשְׁפָּט֒</w:t>
+      </w:r>
+    </w:p>
+    <w:p>
+      <w:pPr/>
+      <w:r>
+        <w:rPr>
+          <w:lang w:val="en_US" w:bidi="en_US"/>
+        </w:rPr>
+      </w:r>
+      <w:r>
+        <w:rPr>
           <w:b/>
           <w:lang w:val="en_US" w:bidi="en_US"/>
         </w:rPr>
@@ -17672,6 +20117,20 @@
       </w:r>
       <w:r>
         <w:rPr>
+          <w:lang w:val="en_US" w:bidi="en_US"/>
+        </w:rPr>
+        <w:t>וְ⁠הָיִ֣יתִי ׀ עֵ֣ד מְמַהֵ֗ר בַּֽ⁠מְכַשְּׁפִים֙ וּ⁠בַ⁠מְנָ֣אֲפִ֔ים וּ⁠בַ⁠נִּשְׁבָּעִ֖ים לַ⁠שָּׁ֑קֶר וּ⁠בְ⁠עֹשְׁקֵ֣י שְׂכַר־שָׂ֠כִיר אַלְמָנָ֨ה וְ⁠יָת֤וֹם וּ⁠מַטֵּי־גֵר֙</w:t>
+      </w:r>
+    </w:p>
+    <w:p>
+      <w:pPr/>
+      <w:r>
+        <w:rPr>
+          <w:lang w:val="en_US" w:bidi="en_US"/>
+        </w:rPr>
+      </w:r>
+      <w:r>
+        <w:rPr>
           <w:b/>
           <w:lang w:val="en_US" w:bidi="en_US"/>
         </w:rPr>
@@ -17768,6 +20227,20 @@
       </w:r>
       <w:r>
         <w:rPr>
+          <w:lang w:val="en_US" w:bidi="en_US"/>
+        </w:rPr>
+        <w:t>וּ⁠בְ⁠עֹשְׁקֵ֣י שְׂכַר</w:t>
+      </w:r>
+    </w:p>
+    <w:p>
+      <w:pPr/>
+      <w:r>
+        <w:rPr>
+          <w:lang w:val="en_US" w:bidi="en_US"/>
+        </w:rPr>
+      </w:r>
+      <w:r>
+        <w:rPr>
           <w:b/>
           <w:lang w:val="en_US" w:bidi="en_US"/>
         </w:rPr>
@@ -17864,6 +20337,20 @@
       </w:r>
       <w:r>
         <w:rPr>
+          <w:lang w:val="en_US" w:bidi="en_US"/>
+        </w:rPr>
+        <w:t>שָׂ֠כִיר אַלְמָנָ֨ה וְ⁠יָת֤וֹם &amp; גֵר֙</w:t>
+      </w:r>
+    </w:p>
+    <w:p>
+      <w:pPr/>
+      <w:r>
+        <w:rPr>
+          <w:lang w:val="en_US" w:bidi="en_US"/>
+        </w:rPr>
+      </w:r>
+      <w:r>
+        <w:rPr>
           <w:b/>
           <w:lang w:val="en_US" w:bidi="en_US"/>
         </w:rPr>
@@ -18064,6 +20551,20 @@
       </w:r>
       <w:r>
         <w:rPr>
+          <w:lang w:val="en_US" w:bidi="en_US"/>
+        </w:rPr>
+        <w:t>וּ⁠מַטֵּי־גֵר֙</w:t>
+      </w:r>
+    </w:p>
+    <w:p>
+      <w:pPr/>
+      <w:r>
+        <w:rPr>
+          <w:lang w:val="en_US" w:bidi="en_US"/>
+        </w:rPr>
+      </w:r>
+      <w:r>
+        <w:rPr>
           <w:b/>
           <w:lang w:val="en_US" w:bidi="en_US"/>
         </w:rPr>
@@ -18173,6 +20674,20 @@
       </w:r>
       <w:r>
         <w:rPr>
+          <w:lang w:val="en_US" w:bidi="en_US"/>
+        </w:rPr>
+        <w:t>כִּ֛י אֲנִ֥י יְהוָ֖ה לֹ֣א שָׁנִ֑יתִי וְ⁠אַתֶּ֥ם בְּנֵֽי־יַעֲקֹ֖ב לֹ֥א כְלִיתֶֽם</w:t>
+      </w:r>
+    </w:p>
+    <w:p>
+      <w:pPr/>
+      <w:r>
+        <w:rPr>
+          <w:lang w:val="en_US" w:bidi="en_US"/>
+        </w:rPr>
+      </w:r>
+      <w:r>
+        <w:rPr>
           <w:b/>
           <w:lang w:val="en_US" w:bidi="en_US"/>
         </w:rPr>
@@ -18282,6 +20797,20 @@
       </w:r>
       <w:r>
         <w:rPr>
+          <w:lang w:val="en_US" w:bidi="en_US"/>
+        </w:rPr>
+        <w:t>לֹ֣א שָׁנִ֑יתִי</w:t>
+      </w:r>
+    </w:p>
+    <w:p>
+      <w:pPr/>
+      <w:r>
+        <w:rPr>
+          <w:lang w:val="en_US" w:bidi="en_US"/>
+        </w:rPr>
+      </w:r>
+      <w:r>
+        <w:rPr>
           <w:b/>
           <w:lang w:val="en_US" w:bidi="en_US"/>
         </w:rPr>
@@ -18378,6 +20907,20 @@
       </w:r>
       <w:r>
         <w:rPr>
+          <w:lang w:val="en_US" w:bidi="en_US"/>
+        </w:rPr>
+        <w:t>בְּנֵֽי־יַעֲקֹ֖ב</w:t>
+      </w:r>
+    </w:p>
+    <w:p>
+      <w:pPr/>
+      <w:r>
+        <w:rPr>
+          <w:lang w:val="en_US" w:bidi="en_US"/>
+        </w:rPr>
+      </w:r>
+      <w:r>
+        <w:rPr>
           <w:b/>
           <w:lang w:val="en_US" w:bidi="en_US"/>
         </w:rPr>
@@ -18410,7 +20953,7 @@
         </w:rPr>
         <w:t xml:space="preserve"> of their ancestor Jacob. See how you translated the similar expression in </w:t>
       </w:r>
-      <w:hyperlink r:id="rId21">
+      <w:hyperlink r:id="rId23">
         <w:r>
           <w:rPr>
             <w:lang w:val="en_US" w:bidi="en_US"/>
@@ -18492,6 +21035,20 @@
       </w:r>
       <w:r>
         <w:rPr>
+          <w:lang w:val="en_US" w:bidi="en_US"/>
+        </w:rPr>
+        <w:t>אֲבֹתֵי⁠כֶ֜ם</w:t>
+      </w:r>
+    </w:p>
+    <w:p>
+      <w:pPr/>
+      <w:r>
+        <w:rPr>
+          <w:lang w:val="en_US" w:bidi="en_US"/>
+        </w:rPr>
+      </w:r>
+      <w:r>
+        <w:rPr>
           <w:b/>
           <w:lang w:val="en_US" w:bidi="en_US"/>
         </w:rPr>
@@ -18588,6 +21145,20 @@
       </w:r>
       <w:r>
         <w:rPr>
+          <w:lang w:val="en_US" w:bidi="en_US"/>
+        </w:rPr>
+        <w:t>סַרְתֶּ֤ם מֵֽ⁠חֻקַּ⁠י֙ וְ⁠לֹ֣א שְׁמַרְתֶּ֔ם</w:t>
+      </w:r>
+    </w:p>
+    <w:p>
+      <w:pPr/>
+      <w:r>
+        <w:rPr>
+          <w:lang w:val="en_US" w:bidi="en_US"/>
+        </w:rPr>
+      </w:r>
+      <w:r>
+        <w:rPr>
           <w:b/>
           <w:lang w:val="en_US" w:bidi="en_US"/>
         </w:rPr>
@@ -18671,6 +21242,20 @@
       </w:r>
       <w:r>
         <w:rPr>
+          <w:lang w:val="en_US" w:bidi="en_US"/>
+        </w:rPr>
+        <w:t>סַרְתֶּ֤ם מֵֽ⁠חֻקַּ⁠י֙</w:t>
+      </w:r>
+    </w:p>
+    <w:p>
+      <w:pPr/>
+      <w:r>
+        <w:rPr>
+          <w:lang w:val="en_US" w:bidi="en_US"/>
+        </w:rPr>
+      </w:r>
+      <w:r>
+        <w:rPr>
           <w:b/>
           <w:lang w:val="en_US" w:bidi="en_US"/>
         </w:rPr>
@@ -18780,6 +21365,20 @@
       </w:r>
       <w:r>
         <w:rPr>
+          <w:lang w:val="en_US" w:bidi="en_US"/>
+        </w:rPr>
+        <w:t>וַ⁠אֲמַרְתֶּ֖ם בַּ⁠מֶּ֥ה נָשֽׁוּב</w:t>
+      </w:r>
+    </w:p>
+    <w:p>
+      <w:pPr/>
+      <w:r>
+        <w:rPr>
+          <w:lang w:val="en_US" w:bidi="en_US"/>
+        </w:rPr>
+      </w:r>
+      <w:r>
+        <w:rPr>
           <w:b/>
           <w:lang w:val="en_US" w:bidi="en_US"/>
         </w:rPr>
@@ -18863,6 +21462,20 @@
       </w:r>
       <w:r>
         <w:rPr>
+          <w:lang w:val="en_US" w:bidi="en_US"/>
+        </w:rPr>
+        <w:t>הֲ⁠יִקְבַּ֨ע אָדָ֜ם אֱלֹהִ֗ים כִּ֤י אַתֶּם֙ קֹבְעִ֣ים אֹתִ֔⁠י</w:t>
+      </w:r>
+    </w:p>
+    <w:p>
+      <w:pPr/>
+      <w:r>
+        <w:rPr>
+          <w:lang w:val="en_US" w:bidi="en_US"/>
+        </w:rPr>
+      </w:r>
+      <w:r>
+        <w:rPr>
           <w:b/>
           <w:lang w:val="en_US" w:bidi="en_US"/>
         </w:rPr>
@@ -18895,7 +21508,7 @@
         </w:rPr>
         <w:t xml:space="preserve"> to get information. Rather, he is asking and then answering his own question. See how you translated the similar instance in </w:t>
       </w:r>
-      <w:hyperlink r:id="rId27">
+      <w:hyperlink r:id="rId29">
         <w:r>
           <w:rPr>
             <w:lang w:val="en_US" w:bidi="en_US"/>
@@ -18977,6 +21590,20 @@
       </w:r>
       <w:r>
         <w:rPr>
+          <w:lang w:val="en_US" w:bidi="en_US"/>
+        </w:rPr>
+        <w:t>וַ⁠אֲמַרְתֶּ֖ם בַּ⁠מֶּ֣ה קְבַעֲנ֑וּ⁠ךָ</w:t>
+      </w:r>
+    </w:p>
+    <w:p>
+      <w:pPr/>
+      <w:r>
+        <w:rPr>
+          <w:lang w:val="en_US" w:bidi="en_US"/>
+        </w:rPr>
+      </w:r>
+      <w:r>
+        <w:rPr>
           <w:b/>
           <w:lang w:val="en_US" w:bidi="en_US"/>
         </w:rPr>
@@ -19060,6 +21687,20 @@
       </w:r>
       <w:r>
         <w:rPr>
+          <w:lang w:val="en_US" w:bidi="en_US"/>
+        </w:rPr>
+        <w:t>הַֽ⁠מַּעֲשֵׂ֖ר וְ⁠הַ⁠תְּרוּמָֽה</w:t>
+      </w:r>
+    </w:p>
+    <w:p>
+      <w:pPr/>
+      <w:r>
+        <w:rPr>
+          <w:lang w:val="en_US" w:bidi="en_US"/>
+        </w:rPr>
+      </w:r>
+      <w:r>
+        <w:rPr>
           <w:b/>
           <w:lang w:val="en_US" w:bidi="en_US"/>
         </w:rPr>
@@ -19143,6 +21784,20 @@
       </w:r>
       <w:r>
         <w:rPr>
+          <w:lang w:val="en_US" w:bidi="en_US"/>
+        </w:rPr>
+        <w:t>בַּ⁠מְּאֵרָה֙ אַתֶּ֣ם נֵֽאָרִ֔ים וְ⁠אֹתִ֖⁠י אַתֶּ֣ם קֹבְעִ֑ים</w:t>
+      </w:r>
+    </w:p>
+    <w:p>
+      <w:pPr/>
+      <w:r>
+        <w:rPr>
+          <w:lang w:val="en_US" w:bidi="en_US"/>
+        </w:rPr>
+      </w:r>
+      <w:r>
+        <w:rPr>
           <w:b/>
           <w:lang w:val="en_US" w:bidi="en_US"/>
         </w:rPr>
@@ -19226,6 +21881,20 @@
       </w:r>
       <w:r>
         <w:rPr>
+          <w:lang w:val="en_US" w:bidi="en_US"/>
+        </w:rPr>
+        <w:t>בַּ⁠מְּאֵרָה֙ אַתֶּ֣ם נֵֽאָרִ֔ים</w:t>
+      </w:r>
+    </w:p>
+    <w:p>
+      <w:pPr/>
+      <w:r>
+        <w:rPr>
+          <w:lang w:val="en_US" w:bidi="en_US"/>
+        </w:rPr>
+      </w:r>
+      <w:r>
+        <w:rPr>
           <w:b/>
           <w:lang w:val="en_US" w:bidi="en_US"/>
         </w:rPr>
@@ -19309,6 +21978,20 @@
       </w:r>
       <w:r>
         <w:rPr>
+          <w:lang w:val="en_US" w:bidi="en_US"/>
+        </w:rPr>
+        <w:t>בַּ⁠מְּאֵרָה֙ אַתֶּ֣ם נֵֽאָרִ֔ים</w:t>
+      </w:r>
+    </w:p>
+    <w:p>
+      <w:pPr/>
+      <w:r>
+        <w:rPr>
+          <w:lang w:val="en_US" w:bidi="en_US"/>
+        </w:rPr>
+      </w:r>
+      <w:r>
+        <w:rPr>
           <w:b/>
           <w:lang w:val="en_US" w:bidi="en_US"/>
         </w:rPr>
@@ -19392,6 +22075,20 @@
       </w:r>
       <w:r>
         <w:rPr>
+          <w:lang w:val="en_US" w:bidi="en_US"/>
+        </w:rPr>
+        <w:t>הַ⁠גּ֖וֹי כֻּלּֽ⁠וֹ</w:t>
+      </w:r>
+    </w:p>
+    <w:p>
+      <w:pPr/>
+      <w:r>
+        <w:rPr>
+          <w:lang w:val="en_US" w:bidi="en_US"/>
+        </w:rPr>
+      </w:r>
+      <w:r>
+        <w:rPr>
           <w:b/>
           <w:lang w:val="en_US" w:bidi="en_US"/>
         </w:rPr>
@@ -19488,6 +22185,20 @@
       </w:r>
       <w:r>
         <w:rPr>
+          <w:lang w:val="en_US" w:bidi="en_US"/>
+        </w:rPr>
+        <w:t>בֵּ֣ית הָ⁠אוֹצָ֗ר</w:t>
+      </w:r>
+    </w:p>
+    <w:p>
+      <w:pPr/>
+      <w:r>
+        <w:rPr>
+          <w:lang w:val="en_US" w:bidi="en_US"/>
+        </w:rPr>
+      </w:r>
+      <w:r>
+        <w:rPr>
           <w:b/>
           <w:lang w:val="en_US" w:bidi="en_US"/>
         </w:rPr>
@@ -19584,6 +22295,20 @@
       </w:r>
       <w:r>
         <w:rPr>
+          <w:lang w:val="en_US" w:bidi="en_US"/>
+        </w:rPr>
+        <w:t>טֶ֨רֶף֙ בְּ⁠בֵיתִ֔⁠י</w:t>
+      </w:r>
+    </w:p>
+    <w:p>
+      <w:pPr/>
+      <w:r>
+        <w:rPr>
+          <w:lang w:val="en_US" w:bidi="en_US"/>
+        </w:rPr>
+      </w:r>
+      <w:r>
+        <w:rPr>
           <w:b/>
           <w:lang w:val="en_US" w:bidi="en_US"/>
         </w:rPr>
@@ -19680,6 +22405,20 @@
       </w:r>
       <w:r>
         <w:rPr>
+          <w:lang w:val="en_US" w:bidi="en_US"/>
+        </w:rPr>
+        <w:t>אִם־לֹ֧א אֶפְתַּ֣ח לָ⁠כֶ֗ם אֵ֚ת אֲרֻבּ֣וֹת הַ⁠שָּׁמַ֔יִם וַ⁠הֲרִיקֹתִ֥י לָ⁠כֶ֛ם בְּרָכָ֖ה</w:t>
+      </w:r>
+    </w:p>
+    <w:p>
+      <w:pPr/>
+      <w:r>
+        <w:rPr>
+          <w:lang w:val="en_US" w:bidi="en_US"/>
+        </w:rPr>
+      </w:r>
+      <w:r>
+        <w:rPr>
           <w:b/>
           <w:lang w:val="en_US" w:bidi="en_US"/>
         </w:rPr>
@@ -19763,6 +22502,20 @@
       </w:r>
       <w:r>
         <w:rPr>
+          <w:lang w:val="en_US" w:bidi="en_US"/>
+        </w:rPr>
+        <w:t>בְּרָכָ֖ה</w:t>
+      </w:r>
+    </w:p>
+    <w:p>
+      <w:pPr/>
+      <w:r>
+        <w:rPr>
+          <w:lang w:val="en_US" w:bidi="en_US"/>
+        </w:rPr>
+      </w:r>
+      <w:r>
+        <w:rPr>
           <w:b/>
           <w:lang w:val="en_US" w:bidi="en_US"/>
         </w:rPr>
@@ -19859,6 +22612,20 @@
       </w:r>
       <w:r>
         <w:rPr>
+          <w:lang w:val="en_US" w:bidi="en_US"/>
+        </w:rPr>
+        <w:t>עַד־בְּלִי־דָֽי</w:t>
+      </w:r>
+    </w:p>
+    <w:p>
+      <w:pPr/>
+      <w:r>
+        <w:rPr>
+          <w:lang w:val="en_US" w:bidi="en_US"/>
+        </w:rPr>
+      </w:r>
+      <w:r>
+        <w:rPr>
           <w:b/>
           <w:lang w:val="en_US" w:bidi="en_US"/>
         </w:rPr>
@@ -19955,6 +22722,20 @@
       </w:r>
       <w:r>
         <w:rPr>
+          <w:lang w:val="en_US" w:bidi="en_US"/>
+        </w:rPr>
+        <w:t>וְ⁠גָעַרְתִּ֤י לָ⁠כֶם֙ בָּֽ⁠אֹכֵ֔ל</w:t>
+      </w:r>
+    </w:p>
+    <w:p>
+      <w:pPr/>
+      <w:r>
+        <w:rPr>
+          <w:lang w:val="en_US" w:bidi="en_US"/>
+        </w:rPr>
+      </w:r>
+      <w:r>
+        <w:rPr>
           <w:b/>
           <w:lang w:val="en_US" w:bidi="en_US"/>
         </w:rPr>
@@ -20051,6 +22832,20 @@
       </w:r>
       <w:r>
         <w:rPr>
+          <w:lang w:val="en_US" w:bidi="en_US"/>
+        </w:rPr>
+        <w:t>וְ⁠גָעַרְתִּ֤י לָ⁠כֶם֙ בָּֽ⁠אֹכֵ֔ל</w:t>
+      </w:r>
+    </w:p>
+    <w:p>
+      <w:pPr/>
+      <w:r>
+        <w:rPr>
+          <w:lang w:val="en_US" w:bidi="en_US"/>
+        </w:rPr>
+      </w:r>
+      <w:r>
+        <w:rPr>
           <w:b/>
           <w:lang w:val="en_US" w:bidi="en_US"/>
         </w:rPr>
@@ -20147,6 +22942,20 @@
       </w:r>
       <w:r>
         <w:rPr>
+          <w:lang w:val="en_US" w:bidi="en_US"/>
+        </w:rPr>
+        <w:t>אֶת־פְּרִ֣י הָ⁠אֲדָמָ֑ה</w:t>
+      </w:r>
+    </w:p>
+    <w:p>
+      <w:pPr/>
+      <w:r>
+        <w:rPr>
+          <w:lang w:val="en_US" w:bidi="en_US"/>
+        </w:rPr>
+      </w:r>
+      <w:r>
+        <w:rPr>
           <w:b/>
           <w:lang w:val="en_US" w:bidi="en_US"/>
         </w:rPr>
@@ -20243,6 +23052,20 @@
       </w:r>
       <w:r>
         <w:rPr>
+          <w:lang w:val="en_US" w:bidi="en_US"/>
+        </w:rPr>
+        <w:t>וְ⁠לֹא־תְשַׁכֵּ֨ל לָ⁠כֶ֤ם הַ⁠גֶּ֨פֶן֙ בַּ⁠שָּׂדֶ֔ה</w:t>
+      </w:r>
+    </w:p>
+    <w:p>
+      <w:pPr/>
+      <w:r>
+        <w:rPr>
+          <w:lang w:val="en_US" w:bidi="en_US"/>
+        </w:rPr>
+      </w:r>
+      <w:r>
+        <w:rPr>
           <w:b/>
           <w:lang w:val="en_US" w:bidi="en_US"/>
         </w:rPr>
@@ -20339,6 +23162,20 @@
       </w:r>
       <w:r>
         <w:rPr>
+          <w:lang w:val="en_US" w:bidi="en_US"/>
+        </w:rPr>
+        <w:t>אֶ֣רֶץ חֵ֔פֶץ</w:t>
+      </w:r>
+    </w:p>
+    <w:p>
+      <w:pPr/>
+      <w:r>
+        <w:rPr>
+          <w:lang w:val="en_US" w:bidi="en_US"/>
+        </w:rPr>
+      </w:r>
+      <w:r>
+        <w:rPr>
           <w:b/>
           <w:lang w:val="en_US" w:bidi="en_US"/>
         </w:rPr>
@@ -20435,6 +23272,20 @@
       </w:r>
       <w:r>
         <w:rPr>
+          <w:lang w:val="en_US" w:bidi="en_US"/>
+        </w:rPr>
+        <w:t>חָזְק֥וּ עָלַ֛⁠י דִּבְרֵי⁠כֶ֖ם</w:t>
+      </w:r>
+    </w:p>
+    <w:p>
+      <w:pPr/>
+      <w:r>
+        <w:rPr>
+          <w:lang w:val="en_US" w:bidi="en_US"/>
+        </w:rPr>
+      </w:r>
+      <w:r>
+        <w:rPr>
           <w:b/>
           <w:lang w:val="en_US" w:bidi="en_US"/>
         </w:rPr>
@@ -20531,6 +23382,20 @@
       </w:r>
       <w:r>
         <w:rPr>
+          <w:lang w:val="en_US" w:bidi="en_US"/>
+        </w:rPr>
+        <w:t>וַ⁠אֲמַרְתֶּ֕ם מַה־נִּדְבַּ֖רְנוּ עָלֶֽי⁠ךָ</w:t>
+      </w:r>
+    </w:p>
+    <w:p>
+      <w:pPr/>
+      <w:r>
+        <w:rPr>
+          <w:lang w:val="en_US" w:bidi="en_US"/>
+        </w:rPr>
+      </w:r>
+      <w:r>
+        <w:rPr>
           <w:b/>
           <w:lang w:val="en_US" w:bidi="en_US"/>
         </w:rPr>
@@ -20614,6 +23479,20 @@
       </w:r>
       <w:r>
         <w:rPr>
+          <w:lang w:val="en_US" w:bidi="en_US"/>
+        </w:rPr>
+        <w:t>אֲמַרְתֶּ֕ם שָׁ֖וְא עֲבֹ֣ד אֱלֹהִ֑ים וּ⁠מַה־בֶּ֗צַע כִּ֤י שָׁמַ֨רְנוּ֙ מִשְׁמַרְתּ֔⁠וֹ וְ⁠כִ֤י הָלַ֨כְנוּ֙ קְדֹ֣רַנִּ֔ית מִ⁠פְּנֵ֖י יְהוָ֥ה צְבָאֽוֹת</w:t>
+      </w:r>
+    </w:p>
+    <w:p>
+      <w:pPr/>
+      <w:r>
+        <w:rPr>
+          <w:lang w:val="en_US" w:bidi="en_US"/>
+        </w:rPr>
+      </w:r>
+      <w:r>
+        <w:rPr>
           <w:b/>
           <w:lang w:val="en_US" w:bidi="en_US"/>
         </w:rPr>
@@ -20697,6 +23576,20 @@
       </w:r>
       <w:r>
         <w:rPr>
+          <w:lang w:val="en_US" w:bidi="en_US"/>
+        </w:rPr>
+        <w:t>הָלַ֨כְנוּ֙</w:t>
+      </w:r>
+    </w:p>
+    <w:p>
+      <w:pPr/>
+      <w:r>
+        <w:rPr>
+          <w:lang w:val="en_US" w:bidi="en_US"/>
+        </w:rPr>
+      </w:r>
+      <w:r>
+        <w:rPr>
           <w:b/>
           <w:lang w:val="en_US" w:bidi="en_US"/>
         </w:rPr>
@@ -20793,6 +23686,20 @@
       </w:r>
       <w:r>
         <w:rPr>
+          <w:lang w:val="en_US" w:bidi="en_US"/>
+        </w:rPr>
+        <w:t>מִ⁠פְּנֵ֖י יְהוָ֥ה צְבָאֽוֹת</w:t>
+      </w:r>
+    </w:p>
+    <w:p>
+      <w:pPr/>
+      <w:r>
+        <w:rPr>
+          <w:lang w:val="en_US" w:bidi="en_US"/>
+        </w:rPr>
+      </w:r>
+      <w:r>
+        <w:rPr>
           <w:b/>
           <w:lang w:val="en_US" w:bidi="en_US"/>
         </w:rPr>
@@ -20889,6 +23796,20 @@
       </w:r>
       <w:r>
         <w:rPr>
+          <w:lang w:val="en_US" w:bidi="en_US"/>
+        </w:rPr>
+        <w:t>וְ⁠עַתָּ֕ה אֲנַ֖חְנוּ מְאַשְּׁרִ֣ים זֵדִ֑ים גַּם־נִבְנוּ֙ עֹשֵׂ֣י רִשְׁעָ֔ה גַּ֧ם בָּחֲנ֛וּ אֱלֹהִ֖ים וַ⁠יִּמָּלֵֽטוּ</w:t>
+      </w:r>
+    </w:p>
+    <w:p>
+      <w:pPr/>
+      <w:r>
+        <w:rPr>
+          <w:lang w:val="en_US" w:bidi="en_US"/>
+        </w:rPr>
+      </w:r>
+      <w:r>
+        <w:rPr>
           <w:b/>
           <w:lang w:val="en_US" w:bidi="en_US"/>
         </w:rPr>
@@ -20972,6 +23893,20 @@
       </w:r>
       <w:r>
         <w:rPr>
+          <w:lang w:val="en_US" w:bidi="en_US"/>
+        </w:rPr>
+        <w:t>נִבְנוּ֙ עֹשֵׂ֣י רִשְׁעָ֔ה</w:t>
+      </w:r>
+    </w:p>
+    <w:p>
+      <w:pPr/>
+      <w:r>
+        <w:rPr>
+          <w:lang w:val="en_US" w:bidi="en_US"/>
+        </w:rPr>
+      </w:r>
+      <w:r>
+        <w:rPr>
           <w:b/>
           <w:lang w:val="en_US" w:bidi="en_US"/>
         </w:rPr>
@@ -21055,6 +23990,20 @@
       </w:r>
       <w:r>
         <w:rPr>
+          <w:lang w:val="en_US" w:bidi="en_US"/>
+        </w:rPr>
+        <w:t>עֹשֵׂ֣י רִשְׁעָ֔ה</w:t>
+      </w:r>
+    </w:p>
+    <w:p>
+      <w:pPr/>
+      <w:r>
+        <w:rPr>
+          <w:lang w:val="en_US" w:bidi="en_US"/>
+        </w:rPr>
+      </w:r>
+      <w:r>
+        <w:rPr>
           <w:b/>
           <w:lang w:val="en_US" w:bidi="en_US"/>
         </w:rPr>
@@ -21151,6 +24100,20 @@
       </w:r>
       <w:r>
         <w:rPr>
+          <w:lang w:val="en_US" w:bidi="en_US"/>
+        </w:rPr>
+        <w:t>אִ֣ישׁ אֶת־רֵעֵ֑⁠הוּ</w:t>
+      </w:r>
+    </w:p>
+    <w:p>
+      <w:pPr/>
+      <w:r>
+        <w:rPr>
+          <w:lang w:val="en_US" w:bidi="en_US"/>
+        </w:rPr>
+      </w:r>
+      <w:r>
+        <w:rPr>
           <w:b/>
           <w:lang w:val="en_US" w:bidi="en_US"/>
         </w:rPr>
@@ -21234,6 +24197,20 @@
       </w:r>
       <w:r>
         <w:rPr>
+          <w:lang w:val="en_US" w:bidi="en_US"/>
+        </w:rPr>
+        <w:t>וַ⁠יַּקְשֵׁ֤ב יְהוָה֙ וַ⁠יִּשְׁמָ֔ע</w:t>
+      </w:r>
+    </w:p>
+    <w:p>
+      <w:pPr/>
+      <w:r>
+        <w:rPr>
+          <w:lang w:val="en_US" w:bidi="en_US"/>
+        </w:rPr>
+      </w:r>
+      <w:r>
+        <w:rPr>
           <w:b/>
           <w:lang w:val="en_US" w:bidi="en_US"/>
         </w:rPr>
@@ -21317,6 +24294,20 @@
       </w:r>
       <w:r>
         <w:rPr>
+          <w:lang w:val="en_US" w:bidi="en_US"/>
+        </w:rPr>
+        <w:t>וַ֠⁠יִּכָּתֵב סֵ֣פֶר זִכָּר֤וֹן</w:t>
+      </w:r>
+    </w:p>
+    <w:p>
+      <w:pPr/>
+      <w:r>
+        <w:rPr>
+          <w:lang w:val="en_US" w:bidi="en_US"/>
+        </w:rPr>
+      </w:r>
+      <w:r>
+        <w:rPr>
           <w:b/>
           <w:lang w:val="en_US" w:bidi="en_US"/>
         </w:rPr>
@@ -21400,6 +24391,20 @@
       </w:r>
       <w:r>
         <w:rPr>
+          <w:lang w:val="en_US" w:bidi="en_US"/>
+        </w:rPr>
+        <w:t>לְ⁠פָנָי⁠ו֙</w:t>
+      </w:r>
+    </w:p>
+    <w:p>
+      <w:pPr/>
+      <w:r>
+        <w:rPr>
+          <w:lang w:val="en_US" w:bidi="en_US"/>
+        </w:rPr>
+      </w:r>
+      <w:r>
+        <w:rPr>
           <w:b/>
           <w:lang w:val="en_US" w:bidi="en_US"/>
         </w:rPr>
@@ -21496,6 +24501,20 @@
       </w:r>
       <w:r>
         <w:rPr>
+          <w:lang w:val="en_US" w:bidi="en_US"/>
+        </w:rPr>
+        <w:t>לְ⁠יִרְאֵ֣י יְהוָ֔ה וּ⁠לְ⁠חֹשְׁבֵ֖י שְׁמֽ⁠וֹ</w:t>
+      </w:r>
+    </w:p>
+    <w:p>
+      <w:pPr/>
+      <w:r>
+        <w:rPr>
+          <w:lang w:val="en_US" w:bidi="en_US"/>
+        </w:rPr>
+      </w:r>
+      <w:r>
+        <w:rPr>
           <w:b/>
           <w:lang w:val="en_US" w:bidi="en_US"/>
         </w:rPr>
@@ -21579,6 +24598,20 @@
       </w:r>
       <w:r>
         <w:rPr>
+          <w:lang w:val="en_US" w:bidi="en_US"/>
+        </w:rPr>
+        <w:t>וּ⁠לְ⁠חֹשְׁבֵ֖י שְׁמֽ⁠וֹ</w:t>
+      </w:r>
+    </w:p>
+    <w:p>
+      <w:pPr/>
+      <w:r>
+        <w:rPr>
+          <w:lang w:val="en_US" w:bidi="en_US"/>
+        </w:rPr>
+      </w:r>
+      <w:r>
+        <w:rPr>
           <w:b/>
           <w:lang w:val="en_US" w:bidi="en_US"/>
         </w:rPr>
@@ -21675,6 +24708,20 @@
       </w:r>
       <w:r>
         <w:rPr>
+          <w:lang w:val="en_US" w:bidi="en_US"/>
+        </w:rPr>
+        <w:t>וְ⁠הָ֣יוּ לִ֗⁠י אָמַר֙ יְהוָ֣ה צְבָא֔וֹת &amp; סְגֻלָּ֑ה</w:t>
+      </w:r>
+    </w:p>
+    <w:p>
+      <w:pPr/>
+      <w:r>
+        <w:rPr>
+          <w:lang w:val="en_US" w:bidi="en_US"/>
+        </w:rPr>
+      </w:r>
+      <w:r>
+        <w:rPr>
           <w:b/>
           <w:lang w:val="en_US" w:bidi="en_US"/>
         </w:rPr>
@@ -21771,6 +24818,20 @@
       </w:r>
       <w:r>
         <w:rPr>
+          <w:lang w:val="en_US" w:bidi="en_US"/>
+        </w:rPr>
+        <w:t>לַ⁠יּ֕וֹם אֲשֶׁ֥ר אֲנִ֖י עֹשֶׂ֣ה</w:t>
+      </w:r>
+    </w:p>
+    <w:p>
+      <w:pPr/>
+      <w:r>
+        <w:rPr>
+          <w:lang w:val="en_US" w:bidi="en_US"/>
+        </w:rPr>
+      </w:r>
+      <w:r>
+        <w:rPr>
           <w:b/>
           <w:lang w:val="en_US" w:bidi="en_US"/>
         </w:rPr>
@@ -21880,6 +24941,20 @@
       </w:r>
       <w:r>
         <w:rPr>
+          <w:lang w:val="en_US" w:bidi="en_US"/>
+        </w:rPr>
+        <w:t>כַּֽ⁠אֲשֶׁר֙</w:t>
+      </w:r>
+    </w:p>
+    <w:p>
+      <w:pPr/>
+      <w:r>
+        <w:rPr>
+          <w:lang w:val="en_US" w:bidi="en_US"/>
+        </w:rPr>
+      </w:r>
+      <w:r>
+        <w:rPr>
           <w:b/>
           <w:lang w:val="en_US" w:bidi="en_US"/>
         </w:rPr>
@@ -21976,6 +25051,20 @@
       </w:r>
       <w:r>
         <w:rPr>
+          <w:lang w:val="en_US" w:bidi="en_US"/>
+        </w:rPr>
+        <w:t>וְ⁠שַׁבְתֶּם֙ וּ⁠רְאִיתֶ֔ם</w:t>
+      </w:r>
+    </w:p>
+    <w:p>
+      <w:pPr/>
+      <w:r>
+        <w:rPr>
+          <w:lang w:val="en_US" w:bidi="en_US"/>
+        </w:rPr>
+      </w:r>
+      <w:r>
+        <w:rPr>
           <w:b/>
           <w:lang w:val="en_US" w:bidi="en_US"/>
         </w:rPr>
@@ -22059,6 +25148,20 @@
       </w:r>
       <w:r>
         <w:rPr>
+          <w:lang w:val="en_US" w:bidi="en_US"/>
+        </w:rPr>
+        <w:t>וְ⁠שַׁבְתֶּם֙ וּ⁠רְאִיתֶ֔ם</w:t>
+      </w:r>
+    </w:p>
+    <w:p>
+      <w:pPr/>
+      <w:r>
+        <w:rPr>
+          <w:lang w:val="en_US" w:bidi="en_US"/>
+        </w:rPr>
+      </w:r>
+      <w:r>
+        <w:rPr>
           <w:b/>
           <w:lang w:val="en_US" w:bidi="en_US"/>
         </w:rPr>
@@ -22155,6 +25258,20 @@
       </w:r>
       <w:r>
         <w:rPr>
+          <w:lang w:val="en_US" w:bidi="en_US"/>
+        </w:rPr>
+        <w:t>בֵּ֥ין צַדִּ֖יק לְ⁠רָשָׁ֑ע</w:t>
+      </w:r>
+    </w:p>
+    <w:p>
+      <w:pPr/>
+      <w:r>
+        <w:rPr>
+          <w:lang w:val="en_US" w:bidi="en_US"/>
+        </w:rPr>
+      </w:r>
+      <w:r>
+        <w:rPr>
           <w:b/>
           <w:lang w:val="en_US" w:bidi="en_US"/>
         </w:rPr>
@@ -22238,6 +25355,20 @@
       </w:r>
       <w:r>
         <w:rPr>
+          <w:lang w:val="en_US" w:bidi="en_US"/>
+        </w:rPr>
+        <w:t>בֵּ֥ין צַדִּ֖יק לְ⁠רָשָׁ֑ע בֵּ֚ין עֹבֵ֣ד אֱלֹהִ֔ים לַ⁠אֲשֶׁ֖ר לֹ֥א עֲבָדֽ⁠וֹ</w:t>
+      </w:r>
+    </w:p>
+    <w:p>
+      <w:pPr/>
+      <w:r>
+        <w:rPr>
+          <w:lang w:val="en_US" w:bidi="en_US"/>
+        </w:rPr>
+      </w:r>
+      <w:r>
+        <w:rPr>
           <w:b/>
           <w:lang w:val="en_US" w:bidi="en_US"/>
         </w:rPr>
@@ -22321,6 +25452,20 @@
       </w:r>
       <w:r>
         <w:rPr>
+          <w:lang w:val="en_US" w:bidi="en_US"/>
+        </w:rPr>
+        <w:t>צַדִּ֖יק לְ⁠רָשָׁ֑ע</w:t>
+      </w:r>
+    </w:p>
+    <w:p>
+      <w:pPr/>
+      <w:r>
+        <w:rPr>
+          <w:lang w:val="en_US" w:bidi="en_US"/>
+        </w:rPr>
+      </w:r>
+      <w:r>
+        <w:rPr>
           <w:b/>
           <w:lang w:val="en_US" w:bidi="en_US"/>
         </w:rPr>
@@ -22481,7 +25626,7 @@
         </w:rPr>
         <w:t>While Malachi’s listeners and later generations of Jews may have expected this prophecy to be fulfilled by the return of Elijah himself, Jesus explained that it was fulfilled through the life and witness of John the Baptist (</w:t>
       </w:r>
-      <w:hyperlink r:id="rId28">
+      <w:hyperlink r:id="rId30">
         <w:r>
           <w:rPr>
             <w:lang w:val="en_US" w:bidi="en_US"/>
@@ -22543,6 +25688,20 @@
       </w:r>
       <w:r>
         <w:rPr>
+          <w:lang w:val="en_US" w:bidi="en_US"/>
+        </w:rPr>
+        <w:t>הִנֵּ֤ה</w:t>
+      </w:r>
+    </w:p>
+    <w:p>
+      <w:pPr/>
+      <w:r>
+        <w:rPr>
+          <w:lang w:val="en_US" w:bidi="en_US"/>
+        </w:rPr>
+      </w:r>
+      <w:r>
+        <w:rPr>
           <w:b/>
           <w:lang w:val="en_US" w:bidi="en_US"/>
         </w:rPr>
@@ -22639,6 +25798,20 @@
       </w:r>
       <w:r>
         <w:rPr>
+          <w:lang w:val="en_US" w:bidi="en_US"/>
+        </w:rPr>
+        <w:t>בֹּעֵ֖ר כַּ⁠תַּנּ֑וּר וְ⁠הָי֨וּ כָל־זֵדִ֜ים וְ⁠כָל־עֹשֵׂ֤ה רִשְׁעָה֙ קַ֔שׁ</w:t>
+      </w:r>
+    </w:p>
+    <w:p>
+      <w:pPr/>
+      <w:r>
+        <w:rPr>
+          <w:lang w:val="en_US" w:bidi="en_US"/>
+        </w:rPr>
+      </w:r>
+      <w:r>
+        <w:rPr>
           <w:b/>
           <w:lang w:val="en_US" w:bidi="en_US"/>
         </w:rPr>
@@ -22748,6 +25921,20 @@
       </w:r>
       <w:r>
         <w:rPr>
+          <w:lang w:val="en_US" w:bidi="en_US"/>
+        </w:rPr>
+        <w:t>כָל־זֵדִ֜ים</w:t>
+      </w:r>
+    </w:p>
+    <w:p>
+      <w:pPr/>
+      <w:r>
+        <w:rPr>
+          <w:lang w:val="en_US" w:bidi="en_US"/>
+        </w:rPr>
+      </w:r>
+      <w:r>
+        <w:rPr>
           <w:b/>
           <w:lang w:val="en_US" w:bidi="en_US"/>
         </w:rPr>
@@ -22844,6 +26031,20 @@
       </w:r>
       <w:r>
         <w:rPr>
+          <w:lang w:val="en_US" w:bidi="en_US"/>
+        </w:rPr>
+        <w:t>וְ⁠כָל־עֹשֵׂ֤ה רִשְׁעָה֙</w:t>
+      </w:r>
+    </w:p>
+    <w:p>
+      <w:pPr/>
+      <w:r>
+        <w:rPr>
+          <w:lang w:val="en_US" w:bidi="en_US"/>
+        </w:rPr>
+      </w:r>
+      <w:r>
+        <w:rPr>
           <w:b/>
           <w:lang w:val="en_US" w:bidi="en_US"/>
         </w:rPr>
@@ -22940,6 +26141,20 @@
       </w:r>
       <w:r>
         <w:rPr>
+          <w:lang w:val="en_US" w:bidi="en_US"/>
+        </w:rPr>
+        <w:t>וְ⁠הָי֨וּ כָל־זֵדִ֜ים וְ⁠כָל־עֹשֵׂ֤ה רִשְׁעָה֙ קַ֔שׁ</w:t>
+      </w:r>
+    </w:p>
+    <w:p>
+      <w:pPr/>
+      <w:r>
+        <w:rPr>
+          <w:lang w:val="en_US" w:bidi="en_US"/>
+        </w:rPr>
+      </w:r>
+      <w:r>
+        <w:rPr>
           <w:b/>
           <w:lang w:val="en_US" w:bidi="en_US"/>
         </w:rPr>
@@ -23049,6 +26264,20 @@
       </w:r>
       <w:r>
         <w:rPr>
+          <w:lang w:val="en_US" w:bidi="en_US"/>
+        </w:rPr>
+        <w:t>לָ⁠הֶ֖ם שֹׁ֥רֶשׁ וְ⁠עָנָֽף</w:t>
+      </w:r>
+    </w:p>
+    <w:p>
+      <w:pPr/>
+      <w:r>
+        <w:rPr>
+          <w:lang w:val="en_US" w:bidi="en_US"/>
+        </w:rPr>
+      </w:r>
+      <w:r>
+        <w:rPr>
           <w:b/>
           <w:lang w:val="en_US" w:bidi="en_US"/>
         </w:rPr>
@@ -23132,6 +26361,20 @@
       </w:r>
       <w:r>
         <w:rPr>
+          <w:lang w:val="en_US" w:bidi="en_US"/>
+        </w:rPr>
+        <w:t>וְ⁠זָרְחָ֨ה לָ⁠כֶ֜ם יִרְאֵ֤י שְׁמִ⁠י֙ שֶׁ֣מֶשׁ צְדָקָ֔ה</w:t>
+      </w:r>
+    </w:p>
+    <w:p>
+      <w:pPr/>
+      <w:r>
+        <w:rPr>
+          <w:lang w:val="en_US" w:bidi="en_US"/>
+        </w:rPr>
+      </w:r>
+      <w:r>
+        <w:rPr>
           <w:b/>
           <w:lang w:val="en_US" w:bidi="en_US"/>
         </w:rPr>
@@ -23280,6 +26523,20 @@
       </w:r>
       <w:r>
         <w:rPr>
+          <w:lang w:val="en_US" w:bidi="en_US"/>
+        </w:rPr>
+        <w:t>יִרְאֵ֤י שְׁמִ⁠י֙</w:t>
+      </w:r>
+    </w:p>
+    <w:p>
+      <w:pPr/>
+      <w:r>
+        <w:rPr>
+          <w:lang w:val="en_US" w:bidi="en_US"/>
+        </w:rPr>
+      </w:r>
+      <w:r>
+        <w:rPr>
           <w:b/>
           <w:lang w:val="en_US" w:bidi="en_US"/>
         </w:rPr>
@@ -23376,6 +26633,20 @@
       </w:r>
       <w:r>
         <w:rPr>
+          <w:lang w:val="en_US" w:bidi="en_US"/>
+        </w:rPr>
+        <w:t>וּ⁠מַרְפֵּ֖א בִּ⁠כְנָפֶ֑י⁠הָ</w:t>
+      </w:r>
+    </w:p>
+    <w:p>
+      <w:pPr/>
+      <w:r>
+        <w:rPr>
+          <w:lang w:val="en_US" w:bidi="en_US"/>
+        </w:rPr>
+      </w:r>
+      <w:r>
+        <w:rPr>
           <w:b/>
           <w:lang w:val="en_US" w:bidi="en_US"/>
         </w:rPr>
@@ -23485,6 +26756,20 @@
       </w:r>
       <w:r>
         <w:rPr>
+          <w:lang w:val="en_US" w:bidi="en_US"/>
+        </w:rPr>
+        <w:t>וִֽ⁠יצָאתֶ֥ם וּ⁠פִשְׁתֶּ֖ם</w:t>
+      </w:r>
+    </w:p>
+    <w:p>
+      <w:pPr/>
+      <w:r>
+        <w:rPr>
+          <w:lang w:val="en_US" w:bidi="en_US"/>
+        </w:rPr>
+      </w:r>
+      <w:r>
+        <w:rPr>
           <w:b/>
           <w:lang w:val="en_US" w:bidi="en_US"/>
         </w:rPr>
@@ -23594,6 +26879,20 @@
       </w:r>
       <w:r>
         <w:rPr>
+          <w:lang w:val="en_US" w:bidi="en_US"/>
+        </w:rPr>
+        <w:t>כְּ⁠עֶגְלֵ֥י מַרְבֵּֽק</w:t>
+      </w:r>
+    </w:p>
+    <w:p>
+      <w:pPr/>
+      <w:r>
+        <w:rPr>
+          <w:lang w:val="en_US" w:bidi="en_US"/>
+        </w:rPr>
+      </w:r>
+      <w:r>
+        <w:rPr>
           <w:b/>
           <w:lang w:val="en_US" w:bidi="en_US"/>
         </w:rPr>
@@ -23677,6 +26976,20 @@
       </w:r>
       <w:r>
         <w:rPr>
+          <w:lang w:val="en_US" w:bidi="en_US"/>
+        </w:rPr>
+        <w:t>וְ⁠עַסּוֹתֶ֣ם רְשָׁעִ֔ים כִּֽי־יִהְי֣וּ אֵ֔פֶר תַּ֖חַת כַּפּ֣וֹת רַגְלֵי⁠כֶ֑ם</w:t>
+      </w:r>
+    </w:p>
+    <w:p>
+      <w:pPr/>
+      <w:r>
+        <w:rPr>
+          <w:lang w:val="en_US" w:bidi="en_US"/>
+        </w:rPr>
+      </w:r>
+      <w:r>
+        <w:rPr>
           <w:b/>
           <w:lang w:val="en_US" w:bidi="en_US"/>
         </w:rPr>
@@ -23760,6 +27073,20 @@
       </w:r>
       <w:r>
         <w:rPr>
+          <w:lang w:val="en_US" w:bidi="en_US"/>
+        </w:rPr>
+        <w:t>וְ⁠עַסּוֹתֶ֣ם רְשָׁעִ֔ים</w:t>
+      </w:r>
+    </w:p>
+    <w:p>
+      <w:pPr/>
+      <w:r>
+        <w:rPr>
+          <w:lang w:val="en_US" w:bidi="en_US"/>
+        </w:rPr>
+      </w:r>
+      <w:r>
+        <w:rPr>
           <w:b/>
           <w:lang w:val="en_US" w:bidi="en_US"/>
         </w:rPr>
@@ -23856,6 +27183,20 @@
       </w:r>
       <w:r>
         <w:rPr>
+          <w:lang w:val="en_US" w:bidi="en_US"/>
+        </w:rPr>
+        <w:t>רְשָׁעִ֔ים</w:t>
+      </w:r>
+    </w:p>
+    <w:p>
+      <w:pPr/>
+      <w:r>
+        <w:rPr>
+          <w:lang w:val="en_US" w:bidi="en_US"/>
+        </w:rPr>
+      </w:r>
+      <w:r>
+        <w:rPr>
           <w:b/>
           <w:lang w:val="en_US" w:bidi="en_US"/>
         </w:rPr>
@@ -23952,6 +27293,20 @@
       </w:r>
       <w:r>
         <w:rPr>
+          <w:lang w:val="en_US" w:bidi="en_US"/>
+        </w:rPr>
+        <w:t>כִּֽי־יִהְי֣וּ אֵ֔פֶר תַּ֖חַת כַּפּ֣וֹת רַגְלֵי⁠כֶ֑ם</w:t>
+      </w:r>
+    </w:p>
+    <w:p>
+      <w:pPr/>
+      <w:r>
+        <w:rPr>
+          <w:lang w:val="en_US" w:bidi="en_US"/>
+        </w:rPr>
+      </w:r>
+      <w:r>
+        <w:rPr>
           <w:b/>
           <w:lang w:val="en_US" w:bidi="en_US"/>
         </w:rPr>
@@ -24048,6 +27403,20 @@
       </w:r>
       <w:r>
         <w:rPr>
+          <w:lang w:val="en_US" w:bidi="en_US"/>
+        </w:rPr>
+        <w:t>בַּ⁠יּוֹם֙ אֲשֶׁ֣ר אֲנִ֣י עֹשֶׂ֔ה</w:t>
+      </w:r>
+    </w:p>
+    <w:p>
+      <w:pPr/>
+      <w:r>
+        <w:rPr>
+          <w:lang w:val="en_US" w:bidi="en_US"/>
+        </w:rPr>
+      </w:r>
+      <w:r>
+        <w:rPr>
           <w:b/>
           <w:lang w:val="en_US" w:bidi="en_US"/>
         </w:rPr>
@@ -24067,7 +27436,7 @@
         </w:rPr>
         <w:t xml:space="preserve">See how you translated this expression in </w:t>
       </w:r>
-      <w:hyperlink r:id="rId29">
+      <w:hyperlink r:id="rId31">
         <w:r>
           <w:rPr>
             <w:lang w:val="en_US" w:bidi="en_US"/>
@@ -24149,6 +27518,20 @@
       </w:r>
       <w:r>
         <w:rPr>
+          <w:lang w:val="en_US" w:bidi="en_US"/>
+        </w:rPr>
+        <w:t>זִכְר֕וּ</w:t>
+      </w:r>
+    </w:p>
+    <w:p>
+      <w:pPr/>
+      <w:r>
+        <w:rPr>
+          <w:lang w:val="en_US" w:bidi="en_US"/>
+        </w:rPr>
+      </w:r>
+      <w:r>
+        <w:rPr>
           <w:b/>
           <w:lang w:val="en_US" w:bidi="en_US"/>
         </w:rPr>
@@ -24245,6 +27628,20 @@
       </w:r>
       <w:r>
         <w:rPr>
+          <w:lang w:val="en_US" w:bidi="en_US"/>
+        </w:rPr>
+        <w:t>חֻקִּ֖ים וּ⁠מִשְׁפָּטִֽים</w:t>
+      </w:r>
+    </w:p>
+    <w:p>
+      <w:pPr/>
+      <w:r>
+        <w:rPr>
+          <w:lang w:val="en_US" w:bidi="en_US"/>
+        </w:rPr>
+      </w:r>
+      <w:r>
+        <w:rPr>
           <w:b/>
           <w:lang w:val="en_US" w:bidi="en_US"/>
         </w:rPr>
@@ -24328,6 +27725,20 @@
       </w:r>
       <w:r>
         <w:rPr>
+          <w:lang w:val="en_US" w:bidi="en_US"/>
+        </w:rPr>
+        <w:t>הִנֵּ֤ה</w:t>
+      </w:r>
+    </w:p>
+    <w:p>
+      <w:pPr/>
+      <w:r>
+        <w:rPr>
+          <w:lang w:val="en_US" w:bidi="en_US"/>
+        </w:rPr>
+      </w:r>
+      <w:r>
+        <w:rPr>
           <w:b/>
           <w:lang w:val="en_US" w:bidi="en_US"/>
         </w:rPr>
@@ -24347,7 +27758,7 @@
         </w:rPr>
         <w:t xml:space="preserve">See how you translated this expression in </w:t>
       </w:r>
-      <w:hyperlink r:id="rId30">
+      <w:hyperlink r:id="rId32">
         <w:r>
           <w:rPr>
             <w:lang w:val="en_US" w:bidi="en_US"/>
@@ -24429,6 +27840,20 @@
       </w:r>
       <w:r>
         <w:rPr>
+          <w:lang w:val="en_US" w:bidi="en_US"/>
+        </w:rPr>
+        <w:t>לִ⁠פְנֵ֗י בּ֚וֹא</w:t>
+      </w:r>
+    </w:p>
+    <w:p>
+      <w:pPr/>
+      <w:r>
+        <w:rPr>
+          <w:lang w:val="en_US" w:bidi="en_US"/>
+        </w:rPr>
+      </w:r>
+      <w:r>
+        <w:rPr>
           <w:b/>
           <w:lang w:val="en_US" w:bidi="en_US"/>
         </w:rPr>
@@ -24564,6 +27989,20 @@
       </w:r>
       <w:r>
         <w:rPr>
+          <w:lang w:val="en_US" w:bidi="en_US"/>
+        </w:rPr>
+        <w:t>י֣וֹם יְהוָ֔ה הַ⁠גָּד֖וֹל וְ⁠הַ⁠נּוֹרָֽא</w:t>
+      </w:r>
+    </w:p>
+    <w:p>
+      <w:pPr/>
+      <w:r>
+        <w:rPr>
+          <w:lang w:val="en_US" w:bidi="en_US"/>
+        </w:rPr>
+      </w:r>
+      <w:r>
+        <w:rPr>
           <w:b/>
           <w:lang w:val="en_US" w:bidi="en_US"/>
         </w:rPr>
@@ -24647,6 +28086,20 @@
       </w:r>
       <w:r>
         <w:rPr>
+          <w:lang w:val="en_US" w:bidi="en_US"/>
+        </w:rPr>
+        <w:t>וְ⁠הֵשִׁ֤יב לֵב־אָבוֹת֙ עַל־בָּנִ֔ים וְ⁠לֵ֥ב בָּנִ֖ים עַל־אֲבוֹתָ֑⁠ם</w:t>
+      </w:r>
+    </w:p>
+    <w:p>
+      <w:pPr/>
+      <w:r>
+        <w:rPr>
+          <w:lang w:val="en_US" w:bidi="en_US"/>
+        </w:rPr>
+      </w:r>
+      <w:r>
+        <w:rPr>
           <w:b/>
           <w:lang w:val="en_US" w:bidi="en_US"/>
         </w:rPr>
@@ -24756,6 +28209,20 @@
       </w:r>
       <w:r>
         <w:rPr>
+          <w:lang w:val="en_US" w:bidi="en_US"/>
+        </w:rPr>
+        <w:t>וְ⁠הֵשִׁ֤יב לֵב־אָבוֹת֙ עַל־בָּנִ֔ים וְ⁠לֵ֥ב בָּנִ֖ים עַל־אֲבוֹתָ֑⁠ם</w:t>
+      </w:r>
+    </w:p>
+    <w:p>
+      <w:pPr/>
+      <w:r>
+        <w:rPr>
+          <w:lang w:val="en_US" w:bidi="en_US"/>
+        </w:rPr>
+      </w:r>
+      <w:r>
+        <w:rPr>
           <w:b/>
           <w:lang w:val="en_US" w:bidi="en_US"/>
         </w:rPr>
@@ -24839,6 +28306,20 @@
       </w:r>
       <w:r>
         <w:rPr>
+          <w:lang w:val="en_US" w:bidi="en_US"/>
+        </w:rPr>
+        <w:t>וְ⁠לֵ֥ב בָּנִ֖ים עַל־אֲבוֹתָ֑⁠ם</w:t>
+      </w:r>
+    </w:p>
+    <w:p>
+      <w:pPr/>
+      <w:r>
+        <w:rPr>
+          <w:lang w:val="en_US" w:bidi="en_US"/>
+        </w:rPr>
+      </w:r>
+      <w:r>
+        <w:rPr>
           <w:b/>
           <w:lang w:val="en_US" w:bidi="en_US"/>
         </w:rPr>
@@ -24911,6 +28392,20 @@
         <w:rPr>
           <w:lang w:val="en_US" w:bidi="en_US"/>
         </w:rPr>
+      </w:r>
+    </w:p>
+    <w:p>
+      <w:pPr/>
+      <w:r>
+        <w:rPr>
+          <w:lang w:val="en_US" w:bidi="en_US"/>
+        </w:rPr>
+      </w:r>
+      <w:r>
+        <w:rPr>
+          <w:lang w:val="en_US" w:bidi="en_US"/>
+        </w:rPr>
+        <w:t>לֵב &amp; וְ⁠לֵ֥ב</w:t>
       </w:r>
     </w:p>
     <w:p>

--- a/eng/docx/39.content.docx
+++ b/eng/docx/39.content.docx
@@ -630,6 +630,20 @@
       </w:r>
       <w:r>
         <w:rPr>
+          <w:lang w:val="en_US" w:bidi="en_US"/>
+        </w:rPr>
+        <w:t>מַשָּׂ֥א דְבַר־יְהוָ֖ה</w:t>
+      </w:r>
+    </w:p>
+    <w:p>
+      <w:pPr/>
+      <w:r>
+        <w:rPr>
+          <w:lang w:val="en_US" w:bidi="en_US"/>
+        </w:rPr>
+      </w:r>
+      <w:r>
+        <w:rPr>
           <w:b/>
           <w:lang w:val="en_US" w:bidi="en_US"/>
         </w:rPr>
@@ -739,6 +753,20 @@
       </w:r>
       <w:r>
         <w:rPr>
+          <w:lang w:val="en_US" w:bidi="en_US"/>
+        </w:rPr>
+        <w:t>דְבַר־יְהוָ֖ה</w:t>
+      </w:r>
+    </w:p>
+    <w:p>
+      <w:pPr/>
+      <w:r>
+        <w:rPr>
+          <w:lang w:val="en_US" w:bidi="en_US"/>
+        </w:rPr>
+      </w:r>
+      <w:r>
+        <w:rPr>
           <w:b/>
           <w:lang w:val="en_US" w:bidi="en_US"/>
         </w:rPr>
@@ -835,6 +863,20 @@
       </w:r>
       <w:r>
         <w:rPr>
+          <w:lang w:val="en_US" w:bidi="en_US"/>
+        </w:rPr>
+        <w:t>אֶל־יִשְׂרָאֵ֑ל</w:t>
+      </w:r>
+    </w:p>
+    <w:p>
+      <w:pPr/>
+      <w:r>
+        <w:rPr>
+          <w:lang w:val="en_US" w:bidi="en_US"/>
+        </w:rPr>
+      </w:r>
+      <w:r>
+        <w:rPr>
           <w:b/>
           <w:lang w:val="en_US" w:bidi="en_US"/>
         </w:rPr>
@@ -931,6 +973,20 @@
       </w:r>
       <w:r>
         <w:rPr>
+          <w:lang w:val="en_US" w:bidi="en_US"/>
+        </w:rPr>
+        <w:t>בְּ⁠יַ֖ד</w:t>
+      </w:r>
+    </w:p>
+    <w:p>
+      <w:pPr/>
+      <w:r>
+        <w:rPr>
+          <w:lang w:val="en_US" w:bidi="en_US"/>
+        </w:rPr>
+      </w:r>
+      <w:r>
+        <w:rPr>
           <w:b/>
           <w:lang w:val="en_US" w:bidi="en_US"/>
         </w:rPr>
@@ -1027,6 +1083,20 @@
       </w:r>
       <w:r>
         <w:rPr>
+          <w:lang w:val="en_US" w:bidi="en_US"/>
+        </w:rPr>
+        <w:t>מַלְאָכִֽי</w:t>
+      </w:r>
+    </w:p>
+    <w:p>
+      <w:pPr/>
+      <w:r>
+        <w:rPr>
+          <w:lang w:val="en_US" w:bidi="en_US"/>
+        </w:rPr>
+      </w:r>
+      <w:r>
+        <w:rPr>
           <w:b/>
           <w:lang w:val="en_US" w:bidi="en_US"/>
         </w:rPr>
@@ -1123,6 +1193,20 @@
       </w:r>
       <w:r>
         <w:rPr>
+          <w:lang w:val="en_US" w:bidi="en_US"/>
+        </w:rPr>
+        <w:t>אָהַ֤בְתִּי אֶתְ⁠כֶם֙ אָמַ֣ר יְהוָ֔ה</w:t>
+      </w:r>
+    </w:p>
+    <w:p>
+      <w:pPr/>
+      <w:r>
+        <w:rPr>
+          <w:lang w:val="en_US" w:bidi="en_US"/>
+        </w:rPr>
+      </w:r>
+      <w:r>
+        <w:rPr>
           <w:b/>
           <w:lang w:val="en_US" w:bidi="en_US"/>
         </w:rPr>
@@ -1206,6 +1290,20 @@
       </w:r>
       <w:r>
         <w:rPr>
+          <w:lang w:val="en_US" w:bidi="en_US"/>
+        </w:rPr>
+        <w:t>אֶתְ⁠כֶם֙</w:t>
+      </w:r>
+    </w:p>
+    <w:p>
+      <w:pPr/>
+      <w:r>
+        <w:rPr>
+          <w:lang w:val="en_US" w:bidi="en_US"/>
+        </w:rPr>
+      </w:r>
+      <w:r>
+        <w:rPr>
           <w:b/>
           <w:lang w:val="en_US" w:bidi="en_US"/>
         </w:rPr>
@@ -1302,6 +1400,20 @@
       </w:r>
       <w:r>
         <w:rPr>
+          <w:lang w:val="en_US" w:bidi="en_US"/>
+        </w:rPr>
+        <w:t>וַ⁠אֲמַרְתֶּ֖ם</w:t>
+      </w:r>
+    </w:p>
+    <w:p>
+      <w:pPr/>
+      <w:r>
+        <w:rPr>
+          <w:lang w:val="en_US" w:bidi="en_US"/>
+        </w:rPr>
+      </w:r>
+      <w:r>
+        <w:rPr>
           <w:b/>
           <w:lang w:val="en_US" w:bidi="en_US"/>
         </w:rPr>
@@ -1385,6 +1497,20 @@
       </w:r>
       <w:r>
         <w:rPr>
+          <w:lang w:val="en_US" w:bidi="en_US"/>
+        </w:rPr>
+        <w:t>הֲ⁠לוֹא־אָ֨ח עֵשָׂ֤ו לְ⁠יַֽעֲקֹב֙ נְאֻם־יְהוָ֔ה וָ⁠אֹהַ֖ב אֶֽת־יַעֲקֹֽב</w:t>
+      </w:r>
+    </w:p>
+    <w:p>
+      <w:pPr/>
+      <w:r>
+        <w:rPr>
+          <w:lang w:val="en_US" w:bidi="en_US"/>
+        </w:rPr>
+      </w:r>
+      <w:r>
+        <w:rPr>
           <w:b/>
           <w:lang w:val="en_US" w:bidi="en_US"/>
         </w:rPr>
@@ -1481,6 +1607,20 @@
       </w:r>
       <w:r>
         <w:rPr>
+          <w:lang w:val="en_US" w:bidi="en_US"/>
+        </w:rPr>
+        <w:t>הֲ⁠לוֹא־אָ֨ח עֵשָׂ֤ו לְ⁠יַֽעֲקֹב֙</w:t>
+      </w:r>
+    </w:p>
+    <w:p>
+      <w:pPr/>
+      <w:r>
+        <w:rPr>
+          <w:lang w:val="en_US" w:bidi="en_US"/>
+        </w:rPr>
+      </w:r>
+      <w:r>
+        <w:rPr>
           <w:b/>
           <w:lang w:val="en_US" w:bidi="en_US"/>
         </w:rPr>
@@ -1564,6 +1704,20 @@
       </w:r>
       <w:r>
         <w:rPr>
+          <w:lang w:val="en_US" w:bidi="en_US"/>
+        </w:rPr>
+        <w:t>הֲ⁠לוֹא־אָ֨ח עֵשָׂ֤ו לְ⁠יַֽעֲקֹב֙</w:t>
+      </w:r>
+    </w:p>
+    <w:p>
+      <w:pPr/>
+      <w:r>
+        <w:rPr>
+          <w:lang w:val="en_US" w:bidi="en_US"/>
+        </w:rPr>
+      </w:r>
+      <w:r>
+        <w:rPr>
           <w:b/>
           <w:lang w:val="en_US" w:bidi="en_US"/>
         </w:rPr>
@@ -1673,6 +1827,20 @@
       </w:r>
       <w:r>
         <w:rPr>
+          <w:lang w:val="en_US" w:bidi="en_US"/>
+        </w:rPr>
+        <w:t>נְאֻם־יְהוָ֔ה</w:t>
+      </w:r>
+    </w:p>
+    <w:p>
+      <w:pPr/>
+      <w:r>
+        <w:rPr>
+          <w:lang w:val="en_US" w:bidi="en_US"/>
+        </w:rPr>
+      </w:r>
+      <w:r>
+        <w:rPr>
           <w:b/>
           <w:lang w:val="en_US" w:bidi="en_US"/>
         </w:rPr>
@@ -1756,6 +1924,20 @@
       </w:r>
       <w:r>
         <w:rPr>
+          <w:lang w:val="en_US" w:bidi="en_US"/>
+        </w:rPr>
+        <w:t>וָ⁠אֹהַ֖ב אֶֽת־יַעֲקֹֽב</w:t>
+      </w:r>
+    </w:p>
+    <w:p>
+      <w:pPr/>
+      <w:r>
+        <w:rPr>
+          <w:lang w:val="en_US" w:bidi="en_US"/>
+        </w:rPr>
+      </w:r>
+      <w:r>
+        <w:rPr>
           <w:b/>
           <w:lang w:val="en_US" w:bidi="en_US"/>
         </w:rPr>
@@ -1852,6 +2034,20 @@
       </w:r>
       <w:r>
         <w:rPr>
+          <w:lang w:val="en_US" w:bidi="en_US"/>
+        </w:rPr>
+        <w:t>וָ⁠אֹהַ֖ב אֶֽת־יַעֲקֹֽב׃ וְ⁠אֶת־עֵשָׂ֖ו שָׂנֵ֑אתִי</w:t>
+      </w:r>
+    </w:p>
+    <w:p>
+      <w:pPr/>
+      <w:r>
+        <w:rPr>
+          <w:lang w:val="en_US" w:bidi="en_US"/>
+        </w:rPr>
+      </w:r>
+      <w:r>
+        <w:rPr>
           <w:b/>
           <w:lang w:val="en_US" w:bidi="en_US"/>
         </w:rPr>
@@ -1987,6 +2183,20 @@
       </w:r>
       <w:r>
         <w:rPr>
+          <w:lang w:val="en_US" w:bidi="en_US"/>
+        </w:rPr>
+        <w:t>וְ⁠אֶת־עֵשָׂ֖ו שָׂנֵ֑אתִי</w:t>
+      </w:r>
+    </w:p>
+    <w:p>
+      <w:pPr/>
+      <w:r>
+        <w:rPr>
+          <w:lang w:val="en_US" w:bidi="en_US"/>
+        </w:rPr>
+      </w:r>
+      <w:r>
+        <w:rPr>
           <w:b/>
           <w:lang w:val="en_US" w:bidi="en_US"/>
         </w:rPr>
@@ -2083,6 +2293,20 @@
       </w:r>
       <w:r>
         <w:rPr>
+          <w:lang w:val="en_US" w:bidi="en_US"/>
+        </w:rPr>
+        <w:t>שְׁמָמָ֔ה</w:t>
+      </w:r>
+    </w:p>
+    <w:p>
+      <w:pPr/>
+      <w:r>
+        <w:rPr>
+          <w:lang w:val="en_US" w:bidi="en_US"/>
+        </w:rPr>
+      </w:r>
+      <w:r>
+        <w:rPr>
           <w:b/>
           <w:lang w:val="en_US" w:bidi="en_US"/>
         </w:rPr>
@@ -2179,6 +2403,20 @@
       </w:r>
       <w:r>
         <w:rPr>
+          <w:lang w:val="en_US" w:bidi="en_US"/>
+        </w:rPr>
+        <w:t>לְ⁠תַנּ֥וֹת</w:t>
+      </w:r>
+    </w:p>
+    <w:p>
+      <w:pPr/>
+      <w:r>
+        <w:rPr>
+          <w:lang w:val="en_US" w:bidi="en_US"/>
+        </w:rPr>
+      </w:r>
+      <w:r>
+        <w:rPr>
           <w:b/>
           <w:lang w:val="en_US" w:bidi="en_US"/>
         </w:rPr>
@@ -2275,6 +2513,20 @@
       </w:r>
       <w:r>
         <w:rPr>
+          <w:lang w:val="en_US" w:bidi="en_US"/>
+        </w:rPr>
+        <w:t>כִּֽי־תֹאמַ֨ר אֱד֜וֹם</w:t>
+      </w:r>
+    </w:p>
+    <w:p>
+      <w:pPr/>
+      <w:r>
+        <w:rPr>
+          <w:lang w:val="en_US" w:bidi="en_US"/>
+        </w:rPr>
+      </w:r>
+      <w:r>
+        <w:rPr>
           <w:b/>
           <w:lang w:val="en_US" w:bidi="en_US"/>
         </w:rPr>
@@ -2384,6 +2636,20 @@
       </w:r>
       <w:r>
         <w:rPr>
+          <w:lang w:val="en_US" w:bidi="en_US"/>
+        </w:rPr>
+        <w:t>רֻשַּׁ֗שְׁנוּ</w:t>
+      </w:r>
+    </w:p>
+    <w:p>
+      <w:pPr/>
+      <w:r>
+        <w:rPr>
+          <w:lang w:val="en_US" w:bidi="en_US"/>
+        </w:rPr>
+      </w:r>
+      <w:r>
+        <w:rPr>
           <w:b/>
           <w:lang w:val="en_US" w:bidi="en_US"/>
         </w:rPr>
@@ -2467,6 +2733,20 @@
       </w:r>
       <w:r>
         <w:rPr>
+          <w:lang w:val="en_US" w:bidi="en_US"/>
+        </w:rPr>
+        <w:t>וְ⁠קָרְא֤וּ לָ⁠הֶם֙ גְּב֣וּל רִשְׁעָ֔ה וְ⁠הָ⁠עָ֛ם אֲשֶׁר־זָעַ֥ם יְהוָ֖ה עַד־עוֹלָֽם</w:t>
+      </w:r>
+    </w:p>
+    <w:p>
+      <w:pPr/>
+      <w:r>
+        <w:rPr>
+          <w:lang w:val="en_US" w:bidi="en_US"/>
+        </w:rPr>
+      </w:r>
+      <w:r>
+        <w:rPr>
           <w:b/>
           <w:lang w:val="en_US" w:bidi="en_US"/>
         </w:rPr>
@@ -2550,6 +2830,20 @@
       </w:r>
       <w:r>
         <w:rPr>
+          <w:lang w:val="en_US" w:bidi="en_US"/>
+        </w:rPr>
+        <w:t>וְ⁠קָרְא֤וּ לָ⁠הֶם֙</w:t>
+      </w:r>
+    </w:p>
+    <w:p>
+      <w:pPr/>
+      <w:r>
+        <w:rPr>
+          <w:lang w:val="en_US" w:bidi="en_US"/>
+        </w:rPr>
+      </w:r>
+      <w:r>
+        <w:rPr>
           <w:b/>
           <w:lang w:val="en_US" w:bidi="en_US"/>
         </w:rPr>
@@ -2646,6 +2940,20 @@
       </w:r>
       <w:r>
         <w:rPr>
+          <w:lang w:val="en_US" w:bidi="en_US"/>
+        </w:rPr>
+        <w:t>גְּב֣וּל רִשְׁעָ֔ה</w:t>
+      </w:r>
+    </w:p>
+    <w:p>
+      <w:pPr/>
+      <w:r>
+        <w:rPr>
+          <w:lang w:val="en_US" w:bidi="en_US"/>
+        </w:rPr>
+      </w:r>
+      <w:r>
+        <w:rPr>
           <w:b/>
           <w:lang w:val="en_US" w:bidi="en_US"/>
         </w:rPr>
@@ -2742,6 +3050,20 @@
       </w:r>
       <w:r>
         <w:rPr>
+          <w:lang w:val="en_US" w:bidi="en_US"/>
+        </w:rPr>
+        <w:t>וְ⁠עֵינֵי⁠כֶ֖ם תִּרְאֶ֑ינָה וְ⁠אַתֶּ֤ם תֹּֽאמְרוּ֙ יִגְדַּ֣ל יְהוָ֔ה מֵ⁠עַ֖ל לִ⁠גְב֥וּל יִשְׂרָאֵֽל</w:t>
+      </w:r>
+    </w:p>
+    <w:p>
+      <w:pPr/>
+      <w:r>
+        <w:rPr>
+          <w:lang w:val="en_US" w:bidi="en_US"/>
+        </w:rPr>
+      </w:r>
+      <w:r>
+        <w:rPr>
           <w:b/>
           <w:lang w:val="en_US" w:bidi="en_US"/>
         </w:rPr>
@@ -2825,6 +3147,20 @@
       </w:r>
       <w:r>
         <w:rPr>
+          <w:lang w:val="en_US" w:bidi="en_US"/>
+        </w:rPr>
+        <w:t>וְ⁠עֵינֵי⁠כֶ֖ם תִּרְאֶ֑ינָה</w:t>
+      </w:r>
+    </w:p>
+    <w:p>
+      <w:pPr/>
+      <w:r>
+        <w:rPr>
+          <w:lang w:val="en_US" w:bidi="en_US"/>
+        </w:rPr>
+      </w:r>
+      <w:r>
+        <w:rPr>
           <w:b/>
           <w:lang w:val="en_US" w:bidi="en_US"/>
         </w:rPr>
@@ -2921,6 +3257,20 @@
       </w:r>
       <w:r>
         <w:rPr>
+          <w:lang w:val="en_US" w:bidi="en_US"/>
+        </w:rPr>
+        <w:t>וְ⁠עֵינֵי⁠כֶ֖ם תִּרְאֶ֑ינָה וְ⁠אַתֶּ֤ם תֹּֽאמְרוּ֙ יִגְדַּ֣ל יְהוָ֔ה מֵ⁠עַ֖ל לִ⁠גְב֥וּל יִשְׂרָאֵֽל</w:t>
+      </w:r>
+    </w:p>
+    <w:p>
+      <w:pPr/>
+      <w:r>
+        <w:rPr>
+          <w:lang w:val="en_US" w:bidi="en_US"/>
+        </w:rPr>
+      </w:r>
+      <w:r>
+        <w:rPr>
           <w:b/>
           <w:lang w:val="en_US" w:bidi="en_US"/>
         </w:rPr>
@@ -3004,6 +3354,20 @@
       </w:r>
       <w:r>
         <w:rPr>
+          <w:lang w:val="en_US" w:bidi="en_US"/>
+        </w:rPr>
+        <w:t>וְ⁠אִם־אָ֣ב אָ֣נִי אַיֵּ֣ה כְבוֹדִ֡⁠י וְ⁠אִם־אֲדוֹנִ֣ים אָנִי֩ אַיֵּ֨ה מוֹרָאִ֜⁠י</w:t>
+      </w:r>
+    </w:p>
+    <w:p>
+      <w:pPr/>
+      <w:r>
+        <w:rPr>
+          <w:lang w:val="en_US" w:bidi="en_US"/>
+        </w:rPr>
+      </w:r>
+      <w:r>
+        <w:rPr>
           <w:b/>
           <w:lang w:val="en_US" w:bidi="en_US"/>
         </w:rPr>
@@ -3087,6 +3451,20 @@
       </w:r>
       <w:r>
         <w:rPr>
+          <w:lang w:val="en_US" w:bidi="en_US"/>
+        </w:rPr>
+        <w:t>שְׁמִ֔⁠י &amp; אֶת־שְׁמֶֽ⁠ךָ</w:t>
+      </w:r>
+    </w:p>
+    <w:p>
+      <w:pPr/>
+      <w:r>
+        <w:rPr>
+          <w:lang w:val="en_US" w:bidi="en_US"/>
+        </w:rPr>
+      </w:r>
+      <w:r>
+        <w:rPr>
           <w:b/>
           <w:lang w:val="en_US" w:bidi="en_US"/>
         </w:rPr>
@@ -3196,6 +3574,20 @@
       </w:r>
       <w:r>
         <w:rPr>
+          <w:lang w:val="en_US" w:bidi="en_US"/>
+        </w:rPr>
+        <w:t>לֶ֣חֶם מְגֹאָ֔ל</w:t>
+      </w:r>
+    </w:p>
+    <w:p>
+      <w:pPr/>
+      <w:r>
+        <w:rPr>
+          <w:lang w:val="en_US" w:bidi="en_US"/>
+        </w:rPr>
+      </w:r>
+      <w:r>
+        <w:rPr>
           <w:b/>
           <w:lang w:val="en_US" w:bidi="en_US"/>
         </w:rPr>
@@ -3279,6 +3671,20 @@
       </w:r>
       <w:r>
         <w:rPr>
+          <w:lang w:val="en_US" w:bidi="en_US"/>
+        </w:rPr>
+        <w:t>וַ⁠אֲמַרְתֶּ֖ם בַּ⁠מֶּ֣ה גֵֽאַלְנ֑וּ⁠ךָ בֶּ⁠אֱמָרְ⁠כֶ֕ם שֻׁלְחַ֥ן יְהוָ֖ה נִבְזֶ֥ה הֽוּא</w:t>
+      </w:r>
+    </w:p>
+    <w:p>
+      <w:pPr/>
+      <w:r>
+        <w:rPr>
+          <w:lang w:val="en_US" w:bidi="en_US"/>
+        </w:rPr>
+      </w:r>
+      <w:r>
+        <w:rPr>
           <w:b/>
           <w:lang w:val="en_US" w:bidi="en_US"/>
         </w:rPr>
@@ -3362,6 +3768,20 @@
       </w:r>
       <w:r>
         <w:rPr>
+          <w:lang w:val="en_US" w:bidi="en_US"/>
+        </w:rPr>
+        <w:t>שֻׁלְחַ֥ן יְהוָ֖ה נִבְזֶ֥ה הֽוּא</w:t>
+      </w:r>
+    </w:p>
+    <w:p>
+      <w:pPr/>
+      <w:r>
+        <w:rPr>
+          <w:lang w:val="en_US" w:bidi="en_US"/>
+        </w:rPr>
+      </w:r>
+      <w:r>
+        <w:rPr>
           <w:b/>
           <w:lang w:val="en_US" w:bidi="en_US"/>
         </w:rPr>
@@ -3445,6 +3865,20 @@
       </w:r>
       <w:r>
         <w:rPr>
+          <w:lang w:val="en_US" w:bidi="en_US"/>
+        </w:rPr>
+        <w:t>שֻׁלְחַ֥ן יְהוָ֖ה</w:t>
+      </w:r>
+    </w:p>
+    <w:p>
+      <w:pPr/>
+      <w:r>
+        <w:rPr>
+          <w:lang w:val="en_US" w:bidi="en_US"/>
+        </w:rPr>
+      </w:r>
+      <w:r>
+        <w:rPr>
           <w:b/>
           <w:lang w:val="en_US" w:bidi="en_US"/>
         </w:rPr>
@@ -3541,6 +3975,20 @@
       </w:r>
       <w:r>
         <w:rPr>
+          <w:lang w:val="en_US" w:bidi="en_US"/>
+        </w:rPr>
+        <w:t>וְ⁠כִֽי־תַגִּשׁ֨וּ⁠ן עִוֵּ֤ר לִ⁠זְבֹּ֨חַ֙ אֵ֣ין רָ֔ע וְ⁠כִ֥י תַגִּ֛ישׁוּ פִּסֵּ֥חַ וְ⁠חֹלֶ֖ה אֵ֣ין רָ֑ע</w:t>
+      </w:r>
+    </w:p>
+    <w:p>
+      <w:pPr/>
+      <w:r>
+        <w:rPr>
+          <w:lang w:val="en_US" w:bidi="en_US"/>
+        </w:rPr>
+      </w:r>
+      <w:r>
+        <w:rPr>
           <w:b/>
           <w:lang w:val="en_US" w:bidi="en_US"/>
         </w:rPr>
@@ -3624,6 +4072,20 @@
       </w:r>
       <w:r>
         <w:rPr>
+          <w:lang w:val="en_US" w:bidi="en_US"/>
+        </w:rPr>
+        <w:t>עִוֵּ֤ר &amp; פִּסֵּ֥חַ וְ⁠חֹלֶ֖ה</w:t>
+      </w:r>
+    </w:p>
+    <w:p>
+      <w:pPr/>
+      <w:r>
+        <w:rPr>
+          <w:lang w:val="en_US" w:bidi="en_US"/>
+        </w:rPr>
+      </w:r>
+      <w:r>
+        <w:rPr>
           <w:b/>
           <w:lang w:val="en_US" w:bidi="en_US"/>
         </w:rPr>
@@ -3720,6 +4182,20 @@
       </w:r>
       <w:r>
         <w:rPr>
+          <w:lang w:val="en_US" w:bidi="en_US"/>
+        </w:rPr>
+        <w:t>הַקְרִיבֵ֨⁠הוּ</w:t>
+      </w:r>
+    </w:p>
+    <w:p>
+      <w:pPr/>
+      <w:r>
+        <w:rPr>
+          <w:lang w:val="en_US" w:bidi="en_US"/>
+        </w:rPr>
+      </w:r>
+      <w:r>
+        <w:rPr>
           <w:b/>
           <w:lang w:val="en_US" w:bidi="en_US"/>
         </w:rPr>
@@ -3816,6 +4292,20 @@
       </w:r>
       <w:r>
         <w:rPr>
+          <w:lang w:val="en_US" w:bidi="en_US"/>
+        </w:rPr>
+        <w:t>לְ⁠פֶחָתֶ֗⁠ךָ הֲ⁠יִּרְצְ⁠ךָ֙ &amp; פָנֶ֔י⁠ךָ</w:t>
+      </w:r>
+    </w:p>
+    <w:p>
+      <w:pPr/>
+      <w:r>
+        <w:rPr>
+          <w:lang w:val="en_US" w:bidi="en_US"/>
+        </w:rPr>
+      </w:r>
+      <w:r>
+        <w:rPr>
           <w:b/>
           <w:lang w:val="en_US" w:bidi="en_US"/>
         </w:rPr>
@@ -3951,6 +4441,20 @@
       </w:r>
       <w:r>
         <w:rPr>
+          <w:lang w:val="en_US" w:bidi="en_US"/>
+        </w:rPr>
+        <w:t>הֲ⁠יִּרְצְ⁠ךָ֙ א֚וֹ הֲ⁠יִשָּׂ֣א פָנֶ֔י⁠ךָ</w:t>
+      </w:r>
+    </w:p>
+    <w:p>
+      <w:pPr/>
+      <w:r>
+        <w:rPr>
+          <w:lang w:val="en_US" w:bidi="en_US"/>
+        </w:rPr>
+      </w:r>
+      <w:r>
+        <w:rPr>
           <w:b/>
           <w:lang w:val="en_US" w:bidi="en_US"/>
         </w:rPr>
@@ -4034,6 +4538,20 @@
       </w:r>
       <w:r>
         <w:rPr>
+          <w:lang w:val="en_US" w:bidi="en_US"/>
+        </w:rPr>
+        <w:t>הֲ⁠יִּרְצְ⁠ךָ֙ א֚וֹ הֲ⁠יִשָּׂ֣א פָנֶ֔י⁠ךָ</w:t>
+      </w:r>
+    </w:p>
+    <w:p>
+      <w:pPr/>
+      <w:r>
+        <w:rPr>
+          <w:lang w:val="en_US" w:bidi="en_US"/>
+        </w:rPr>
+      </w:r>
+      <w:r>
+        <w:rPr>
           <w:b/>
           <w:lang w:val="en_US" w:bidi="en_US"/>
         </w:rPr>
@@ -4143,6 +4661,20 @@
       </w:r>
       <w:r>
         <w:rPr>
+          <w:lang w:val="en_US" w:bidi="en_US"/>
+        </w:rPr>
+        <w:t>א֚וֹ הֲ⁠יִשָּׂ֣א פָנֶ֔י⁠ךָ</w:t>
+      </w:r>
+    </w:p>
+    <w:p>
+      <w:pPr/>
+      <w:r>
+        <w:rPr>
+          <w:lang w:val="en_US" w:bidi="en_US"/>
+        </w:rPr>
+      </w:r>
+      <w:r>
+        <w:rPr>
           <w:b/>
           <w:lang w:val="en_US" w:bidi="en_US"/>
         </w:rPr>
@@ -4226,6 +4758,20 @@
       </w:r>
       <w:r>
         <w:rPr>
+          <w:lang w:val="en_US" w:bidi="en_US"/>
+        </w:rPr>
+        <w:t>וְ⁠עַתָּ֛ה</w:t>
+      </w:r>
+    </w:p>
+    <w:p>
+      <w:pPr/>
+      <w:r>
+        <w:rPr>
+          <w:lang w:val="en_US" w:bidi="en_US"/>
+        </w:rPr>
+      </w:r>
+      <w:r>
+        <w:rPr>
           <w:b/>
           <w:lang w:val="en_US" w:bidi="en_US"/>
         </w:rPr>
@@ -4322,6 +4868,20 @@
       </w:r>
       <w:r>
         <w:rPr>
+          <w:lang w:val="en_US" w:bidi="en_US"/>
+        </w:rPr>
+        <w:t>פְנֵי־אֵ֖ל וִֽ⁠יחָנֵ֑⁠נוּ</w:t>
+      </w:r>
+    </w:p>
+    <w:p>
+      <w:pPr/>
+      <w:r>
+        <w:rPr>
+          <w:lang w:val="en_US" w:bidi="en_US"/>
+        </w:rPr>
+      </w:r>
+      <w:r>
+        <w:rPr>
           <w:b/>
           <w:lang w:val="en_US" w:bidi="en_US"/>
         </w:rPr>
@@ -4405,6 +4965,20 @@
       </w:r>
       <w:r>
         <w:rPr>
+          <w:lang w:val="en_US" w:bidi="en_US"/>
+        </w:rPr>
+        <w:t>פְנֵי־אֵ֖ל</w:t>
+      </w:r>
+    </w:p>
+    <w:p>
+      <w:pPr/>
+      <w:r>
+        <w:rPr>
+          <w:lang w:val="en_US" w:bidi="en_US"/>
+        </w:rPr>
+      </w:r>
+      <w:r>
+        <w:rPr>
           <w:b/>
           <w:lang w:val="en_US" w:bidi="en_US"/>
         </w:rPr>
@@ -4501,6 +5075,20 @@
       </w:r>
       <w:r>
         <w:rPr>
+          <w:lang w:val="en_US" w:bidi="en_US"/>
+        </w:rPr>
+        <w:t>פְנֵי־אֵ֖ל</w:t>
+      </w:r>
+    </w:p>
+    <w:p>
+      <w:pPr/>
+      <w:r>
+        <w:rPr>
+          <w:lang w:val="en_US" w:bidi="en_US"/>
+        </w:rPr>
+      </w:r>
+      <w:r>
+        <w:rPr>
           <w:b/>
           <w:lang w:val="en_US" w:bidi="en_US"/>
         </w:rPr>
@@ -4597,6 +5185,20 @@
       </w:r>
       <w:r>
         <w:rPr>
+          <w:lang w:val="en_US" w:bidi="en_US"/>
+        </w:rPr>
+        <w:t>וִֽ⁠יחָנֵ֑⁠נוּ</w:t>
+      </w:r>
+    </w:p>
+    <w:p>
+      <w:pPr/>
+      <w:r>
+        <w:rPr>
+          <w:lang w:val="en_US" w:bidi="en_US"/>
+        </w:rPr>
+      </w:r>
+      <w:r>
+        <w:rPr>
           <w:b/>
           <w:lang w:val="en_US" w:bidi="en_US"/>
         </w:rPr>
@@ -4693,6 +5295,20 @@
       </w:r>
       <w:r>
         <w:rPr>
+          <w:lang w:val="en_US" w:bidi="en_US"/>
+        </w:rPr>
+        <w:t>מִ⁠יֶּדְ⁠כֶם֙ הָ֣יְתָה זֹּ֔את</w:t>
+      </w:r>
+    </w:p>
+    <w:p>
+      <w:pPr/>
+      <w:r>
+        <w:rPr>
+          <w:lang w:val="en_US" w:bidi="en_US"/>
+        </w:rPr>
+      </w:r>
+      <w:r>
+        <w:rPr>
           <w:b/>
           <w:lang w:val="en_US" w:bidi="en_US"/>
         </w:rPr>
@@ -4789,6 +5405,20 @@
       </w:r>
       <w:r>
         <w:rPr>
+          <w:lang w:val="en_US" w:bidi="en_US"/>
+        </w:rPr>
+        <w:t>מִ⁠יֶּדְ⁠כֶם֙</w:t>
+      </w:r>
+    </w:p>
+    <w:p>
+      <w:pPr/>
+      <w:r>
+        <w:rPr>
+          <w:lang w:val="en_US" w:bidi="en_US"/>
+        </w:rPr>
+      </w:r>
+      <w:r>
+        <w:rPr>
           <w:b/>
           <w:lang w:val="en_US" w:bidi="en_US"/>
         </w:rPr>
@@ -4874,6 +5504,20 @@
         <w:rPr>
           <w:lang w:val="en_US" w:bidi="en_US"/>
         </w:rPr>
+      </w:r>
+    </w:p>
+    <w:p>
+      <w:pPr/>
+      <w:r>
+        <w:rPr>
+          <w:lang w:val="en_US" w:bidi="en_US"/>
+        </w:rPr>
+      </w:r>
+      <w:r>
+        <w:rPr>
+          <w:lang w:val="en_US" w:bidi="en_US"/>
+        </w:rPr>
+        <w:t>מִ⁠יֶּדְ⁠כֶם֙</w:t>
       </w:r>
     </w:p>
     <w:p>
@@ -5082,6 +5726,20 @@
       </w:r>
       <w:r>
         <w:rPr>
+          <w:lang w:val="en_US" w:bidi="en_US"/>
+        </w:rPr>
+        <w:t>הֲ⁠יִשָּׂ֤א מִ⁠כֶּם֙ פָּנִ֔ים</w:t>
+      </w:r>
+    </w:p>
+    <w:p>
+      <w:pPr/>
+      <w:r>
+        <w:rPr>
+          <w:lang w:val="en_US" w:bidi="en_US"/>
+        </w:rPr>
+      </w:r>
+      <w:r>
+        <w:rPr>
           <w:b/>
           <w:lang w:val="en_US" w:bidi="en_US"/>
         </w:rPr>
@@ -5165,6 +5823,20 @@
       </w:r>
       <w:r>
         <w:rPr>
+          <w:lang w:val="en_US" w:bidi="en_US"/>
+        </w:rPr>
+        <w:t>מִ֤י גַם־בָּ⁠כֶם֙ וְ⁠יִסְגֹּ֣ר דְּלָתַ֔יִם וְ⁠לֹֽא־תָאִ֥ירוּ מִזְבְּחִ֖⁠י חִנָּ֑ם</w:t>
+      </w:r>
+    </w:p>
+    <w:p>
+      <w:pPr/>
+      <w:r>
+        <w:rPr>
+          <w:lang w:val="en_US" w:bidi="en_US"/>
+        </w:rPr>
+      </w:r>
+      <w:r>
+        <w:rPr>
           <w:b/>
           <w:lang w:val="en_US" w:bidi="en_US"/>
         </w:rPr>
@@ -5248,6 +5920,20 @@
       </w:r>
       <w:r>
         <w:rPr>
+          <w:lang w:val="en_US" w:bidi="en_US"/>
+        </w:rPr>
+        <w:t>דְּלָתַ֔יִם</w:t>
+      </w:r>
+    </w:p>
+    <w:p>
+      <w:pPr/>
+      <w:r>
+        <w:rPr>
+          <w:lang w:val="en_US" w:bidi="en_US"/>
+        </w:rPr>
+      </w:r>
+      <w:r>
+        <w:rPr>
           <w:b/>
           <w:lang w:val="en_US" w:bidi="en_US"/>
         </w:rPr>
@@ -5344,6 +6030,20 @@
       </w:r>
       <w:r>
         <w:rPr>
+          <w:lang w:val="en_US" w:bidi="en_US"/>
+        </w:rPr>
+        <w:t>אֶרְצֶ֥ה מִ⁠יֶּדְ⁠כֶֽם</w:t>
+      </w:r>
+    </w:p>
+    <w:p>
+      <w:pPr/>
+      <w:r>
+        <w:rPr>
+          <w:lang w:val="en_US" w:bidi="en_US"/>
+        </w:rPr>
+      </w:r>
+      <w:r>
+        <w:rPr>
           <w:b/>
           <w:lang w:val="en_US" w:bidi="en_US"/>
         </w:rPr>
@@ -5440,6 +6140,20 @@
       </w:r>
       <w:r>
         <w:rPr>
+          <w:lang w:val="en_US" w:bidi="en_US"/>
+        </w:rPr>
+        <w:t>מִ⁠יֶּדְ⁠כֶֽם</w:t>
+      </w:r>
+    </w:p>
+    <w:p>
+      <w:pPr/>
+      <w:r>
+        <w:rPr>
+          <w:lang w:val="en_US" w:bidi="en_US"/>
+        </w:rPr>
+      </w:r>
+      <w:r>
+        <w:rPr>
           <w:b/>
           <w:lang w:val="en_US" w:bidi="en_US"/>
         </w:rPr>
@@ -5536,6 +6250,20 @@
       </w:r>
       <w:r>
         <w:rPr>
+          <w:lang w:val="en_US" w:bidi="en_US"/>
+        </w:rPr>
+        <w:t>מִ⁠מִּזְרַח־שֶׁ֜מֶשׁ וְ⁠עַד־מְבוֹא֗⁠וֹ</w:t>
+      </w:r>
+    </w:p>
+    <w:p>
+      <w:pPr/>
+      <w:r>
+        <w:rPr>
+          <w:lang w:val="en_US" w:bidi="en_US"/>
+        </w:rPr>
+      </w:r>
+      <w:r>
+        <w:rPr>
           <w:b/>
           <w:lang w:val="en_US" w:bidi="en_US"/>
         </w:rPr>
@@ -5658,6 +6386,20 @@
       </w:r>
       <w:r>
         <w:rPr>
+          <w:lang w:val="en_US" w:bidi="en_US"/>
+        </w:rPr>
+        <w:t>מִ⁠מִּזְרַח־שֶׁ֜מֶשׁ וְ⁠עַד־מְבוֹא֗⁠וֹ</w:t>
+      </w:r>
+    </w:p>
+    <w:p>
+      <w:pPr/>
+      <w:r>
+        <w:rPr>
+          <w:lang w:val="en_US" w:bidi="en_US"/>
+        </w:rPr>
+      </w:r>
+      <w:r>
+        <w:rPr>
           <w:b/>
           <w:lang w:val="en_US" w:bidi="en_US"/>
         </w:rPr>
@@ -5730,6 +6472,20 @@
         <w:rPr>
           <w:lang w:val="en_US" w:bidi="en_US"/>
         </w:rPr>
+      </w:r>
+    </w:p>
+    <w:p>
+      <w:pPr/>
+      <w:r>
+        <w:rPr>
+          <w:lang w:val="en_US" w:bidi="en_US"/>
+        </w:rPr>
+      </w:r>
+      <w:r>
+        <w:rPr>
+          <w:lang w:val="en_US" w:bidi="en_US"/>
+        </w:rPr>
+        <w:t>גָּד֤וֹל שְׁמִ⁠י֙ &amp; גָד֤וֹל שְׁמִ⁠י֙</w:t>
       </w:r>
     </w:p>
     <w:p>
@@ -5868,6 +6624,20 @@
       </w:r>
       <w:r>
         <w:rPr>
+          <w:lang w:val="en_US" w:bidi="en_US"/>
+        </w:rPr>
+        <w:t>גָּד֤וֹל שְׁמִ⁠י֙</w:t>
+      </w:r>
+    </w:p>
+    <w:p>
+      <w:pPr/>
+      <w:r>
+        <w:rPr>
+          <w:lang w:val="en_US" w:bidi="en_US"/>
+        </w:rPr>
+      </w:r>
+      <w:r>
+        <w:rPr>
           <w:b/>
           <w:lang w:val="en_US" w:bidi="en_US"/>
         </w:rPr>
@@ -5951,6 +6721,20 @@
       </w:r>
       <w:r>
         <w:rPr>
+          <w:lang w:val="en_US" w:bidi="en_US"/>
+        </w:rPr>
+        <w:t>לִ⁠שְׁמִ֖⁠י</w:t>
+      </w:r>
+    </w:p>
+    <w:p>
+      <w:pPr/>
+      <w:r>
+        <w:rPr>
+          <w:lang w:val="en_US" w:bidi="en_US"/>
+        </w:rPr>
+      </w:r>
+      <w:r>
+        <w:rPr>
           <w:b/>
           <w:lang w:val="en_US" w:bidi="en_US"/>
         </w:rPr>
@@ -6047,6 +6831,20 @@
       </w:r>
       <w:r>
         <w:rPr>
+          <w:lang w:val="en_US" w:bidi="en_US"/>
+        </w:rPr>
+        <w:t>וְ⁠אַתֶּ֖ם מְחַלְּלִ֣ים אוֹת֑⁠וֹ</w:t>
+      </w:r>
+    </w:p>
+    <w:p>
+      <w:pPr/>
+      <w:r>
+        <w:rPr>
+          <w:lang w:val="en_US" w:bidi="en_US"/>
+        </w:rPr>
+      </w:r>
+      <w:r>
+        <w:rPr>
           <w:b/>
           <w:lang w:val="en_US" w:bidi="en_US"/>
         </w:rPr>
@@ -6143,6 +6941,20 @@
       </w:r>
       <w:r>
         <w:rPr>
+          <w:lang w:val="en_US" w:bidi="en_US"/>
+        </w:rPr>
+        <w:t>וְ⁠אַתֶּ֖ם מְחַלְּלִ֣ים אוֹת֑⁠וֹ בֶּ⁠אֱמָרְ⁠כֶ֗ם שֻׁלְחַ֤ן אֲדֹנָ⁠י֙ מְגֹאָ֣ל ה֔וּא וְ⁠נִיב֖⁠וֹ נִבְזֶ֥ה אָכְלֽ⁠וֹ</w:t>
+      </w:r>
+    </w:p>
+    <w:p>
+      <w:pPr/>
+      <w:r>
+        <w:rPr>
+          <w:lang w:val="en_US" w:bidi="en_US"/>
+        </w:rPr>
+      </w:r>
+      <w:r>
+        <w:rPr>
           <w:b/>
           <w:lang w:val="en_US" w:bidi="en_US"/>
         </w:rPr>
@@ -6215,6 +7027,20 @@
         <w:rPr>
           <w:lang w:val="en_US" w:bidi="en_US"/>
         </w:rPr>
+      </w:r>
+    </w:p>
+    <w:p>
+      <w:pPr/>
+      <w:r>
+        <w:rPr>
+          <w:lang w:val="en_US" w:bidi="en_US"/>
+        </w:rPr>
+      </w:r>
+      <w:r>
+        <w:rPr>
+          <w:lang w:val="en_US" w:bidi="en_US"/>
+        </w:rPr>
+        <w:t>שֻׁלְחַ֤ן אֲדֹנָ⁠י֙</w:t>
       </w:r>
     </w:p>
     <w:p>
@@ -6327,6 +7153,20 @@
       </w:r>
       <w:r>
         <w:rPr>
+          <w:lang w:val="en_US" w:bidi="en_US"/>
+        </w:rPr>
+        <w:t>אֲדֹנָ⁠י֙</w:t>
+      </w:r>
+    </w:p>
+    <w:p>
+      <w:pPr/>
+      <w:r>
+        <w:rPr>
+          <w:lang w:val="en_US" w:bidi="en_US"/>
+        </w:rPr>
+      </w:r>
+      <w:r>
+        <w:rPr>
           <w:b/>
           <w:lang w:val="en_US" w:bidi="en_US"/>
         </w:rPr>
@@ -6454,6 +7294,20 @@
       </w:r>
       <w:r>
         <w:rPr>
+          <w:lang w:val="en_US" w:bidi="en_US"/>
+        </w:rPr>
+        <w:t>מְגֹאָ֣ל ה֔וּא</w:t>
+      </w:r>
+    </w:p>
+    <w:p>
+      <w:pPr/>
+      <w:r>
+        <w:rPr>
+          <w:lang w:val="en_US" w:bidi="en_US"/>
+        </w:rPr>
+      </w:r>
+      <w:r>
+        <w:rPr>
           <w:b/>
           <w:lang w:val="en_US" w:bidi="en_US"/>
         </w:rPr>
@@ -6537,6 +7391,20 @@
       </w:r>
       <w:r>
         <w:rPr>
+          <w:lang w:val="en_US" w:bidi="en_US"/>
+        </w:rPr>
+        <w:t>וְ⁠נִיב֖⁠וֹ</w:t>
+      </w:r>
+    </w:p>
+    <w:p>
+      <w:pPr/>
+      <w:r>
+        <w:rPr>
+          <w:lang w:val="en_US" w:bidi="en_US"/>
+        </w:rPr>
+      </w:r>
+      <w:r>
+        <w:rPr>
           <w:b/>
           <w:lang w:val="en_US" w:bidi="en_US"/>
         </w:rPr>
@@ -6633,6 +7501,20 @@
       </w:r>
       <w:r>
         <w:rPr>
+          <w:lang w:val="en_US" w:bidi="en_US"/>
+        </w:rPr>
+        <w:t>אָכְלֽ⁠וֹ</w:t>
+      </w:r>
+    </w:p>
+    <w:p>
+      <w:pPr/>
+      <w:r>
+        <w:rPr>
+          <w:lang w:val="en_US" w:bidi="en_US"/>
+        </w:rPr>
+      </w:r>
+      <w:r>
+        <w:rPr>
           <w:b/>
           <w:lang w:val="en_US" w:bidi="en_US"/>
         </w:rPr>
@@ -6729,6 +7611,20 @@
       </w:r>
       <w:r>
         <w:rPr>
+          <w:lang w:val="en_US" w:bidi="en_US"/>
+        </w:rPr>
+        <w:t>נִבְזֶ֥ה</w:t>
+      </w:r>
+    </w:p>
+    <w:p>
+      <w:pPr/>
+      <w:r>
+        <w:rPr>
+          <w:lang w:val="en_US" w:bidi="en_US"/>
+        </w:rPr>
+      </w:r>
+      <w:r>
+        <w:rPr>
           <w:b/>
           <w:lang w:val="en_US" w:bidi="en_US"/>
         </w:rPr>
@@ -6812,6 +7708,20 @@
       </w:r>
       <w:r>
         <w:rPr>
+          <w:lang w:val="en_US" w:bidi="en_US"/>
+        </w:rPr>
+        <w:t>וַ⁠אֲמַרְתֶּם֩ הִנֵּ֨ה מַ⁠תְּלָאָ֜ה</w:t>
+      </w:r>
+    </w:p>
+    <w:p>
+      <w:pPr/>
+      <w:r>
+        <w:rPr>
+          <w:lang w:val="en_US" w:bidi="en_US"/>
+        </w:rPr>
+      </w:r>
+      <w:r>
+        <w:rPr>
           <w:b/>
           <w:lang w:val="en_US" w:bidi="en_US"/>
         </w:rPr>
@@ -6895,6 +7805,20 @@
       </w:r>
       <w:r>
         <w:rPr>
+          <w:lang w:val="en_US" w:bidi="en_US"/>
+        </w:rPr>
+        <w:t>הִנֵּ֨ה</w:t>
+      </w:r>
+    </w:p>
+    <w:p>
+      <w:pPr/>
+      <w:r>
+        <w:rPr>
+          <w:lang w:val="en_US" w:bidi="en_US"/>
+        </w:rPr>
+      </w:r>
+      <w:r>
+        <w:rPr>
           <w:b/>
           <w:lang w:val="en_US" w:bidi="en_US"/>
         </w:rPr>
@@ -6991,6 +7915,20 @@
       </w:r>
       <w:r>
         <w:rPr>
+          <w:lang w:val="en_US" w:bidi="en_US"/>
+        </w:rPr>
+        <w:t>מַ⁠תְּלָאָ֜ה</w:t>
+      </w:r>
+    </w:p>
+    <w:p>
+      <w:pPr/>
+      <w:r>
+        <w:rPr>
+          <w:lang w:val="en_US" w:bidi="en_US"/>
+        </w:rPr>
+      </w:r>
+      <w:r>
+        <w:rPr>
           <w:b/>
           <w:lang w:val="en_US" w:bidi="en_US"/>
         </w:rPr>
@@ -7074,6 +8012,20 @@
       </w:r>
       <w:r>
         <w:rPr>
+          <w:lang w:val="en_US" w:bidi="en_US"/>
+        </w:rPr>
+        <w:t>וְ⁠הִפַּחְתֶּ֣ם אוֹת֗⁠וֹ</w:t>
+      </w:r>
+    </w:p>
+    <w:p>
+      <w:pPr/>
+      <w:r>
+        <w:rPr>
+          <w:lang w:val="en_US" w:bidi="en_US"/>
+        </w:rPr>
+      </w:r>
+      <w:r>
+        <w:rPr>
           <w:b/>
           <w:lang w:val="en_US" w:bidi="en_US"/>
         </w:rPr>
@@ -7170,6 +8122,20 @@
       </w:r>
       <w:r>
         <w:rPr>
+          <w:lang w:val="en_US" w:bidi="en_US"/>
+        </w:rPr>
+        <w:t>גָּז֗וּל וְ⁠אֶת־הַ⁠פִּסֵּ֨חַ֙ וְ⁠אֶת־הַ֣⁠חוֹלֶ֔ה</w:t>
+      </w:r>
+    </w:p>
+    <w:p>
+      <w:pPr/>
+      <w:r>
+        <w:rPr>
+          <w:lang w:val="en_US" w:bidi="en_US"/>
+        </w:rPr>
+      </w:r>
+      <w:r>
+        <w:rPr>
           <w:b/>
           <w:lang w:val="en_US" w:bidi="en_US"/>
         </w:rPr>
@@ -7331,6 +8297,20 @@
       </w:r>
       <w:r>
         <w:rPr>
+          <w:lang w:val="en_US" w:bidi="en_US"/>
+        </w:rPr>
+        <w:t>גָּז֗וּל</w:t>
+      </w:r>
+    </w:p>
+    <w:p>
+      <w:pPr/>
+      <w:r>
+        <w:rPr>
+          <w:lang w:val="en_US" w:bidi="en_US"/>
+        </w:rPr>
+      </w:r>
+      <w:r>
+        <w:rPr>
           <w:b/>
           <w:lang w:val="en_US" w:bidi="en_US"/>
         </w:rPr>
@@ -7407,6 +8387,20 @@
       </w:r>
       <w:r>
         <w:rPr>
+          <w:lang w:val="en_US" w:bidi="en_US"/>
+        </w:rPr>
+        <w:t>גָּז֗וּל</w:t>
+      </w:r>
+    </w:p>
+    <w:p>
+      <w:pPr/>
+      <w:r>
+        <w:rPr>
+          <w:lang w:val="en_US" w:bidi="en_US"/>
+        </w:rPr>
+      </w:r>
+      <w:r>
+        <w:rPr>
           <w:b/>
           <w:lang w:val="en_US" w:bidi="en_US"/>
         </w:rPr>
@@ -7490,6 +8484,20 @@
       </w:r>
       <w:r>
         <w:rPr>
+          <w:lang w:val="en_US" w:bidi="en_US"/>
+        </w:rPr>
+        <w:t>הַ⁠אֶרְצֶ֥ה אוֹתָ֛⁠הּ מִ⁠יֶּדְ⁠כֶ֖ם</w:t>
+      </w:r>
+    </w:p>
+    <w:p>
+      <w:pPr/>
+      <w:r>
+        <w:rPr>
+          <w:lang w:val="en_US" w:bidi="en_US"/>
+        </w:rPr>
+      </w:r>
+      <w:r>
+        <w:rPr>
           <w:b/>
           <w:lang w:val="en_US" w:bidi="en_US"/>
         </w:rPr>
@@ -7573,6 +8581,20 @@
       </w:r>
       <w:r>
         <w:rPr>
+          <w:lang w:val="en_US" w:bidi="en_US"/>
+        </w:rPr>
+        <w:t>וְ⁠אָר֣וּר נוֹכֵ֗ל וְ⁠יֵ֤שׁ בְּ⁠עֶדְר⁠וֹ֙ זָכָ֔ר וְ⁠נֹדֵ֛ר וְ⁠זֹבֵ֥חַ מָשְׁחָ֖ת לַֽ⁠אדֹנָ֑⁠י</w:t>
+      </w:r>
+    </w:p>
+    <w:p>
+      <w:pPr/>
+      <w:r>
+        <w:rPr>
+          <w:lang w:val="en_US" w:bidi="en_US"/>
+        </w:rPr>
+      </w:r>
+      <w:r>
+        <w:rPr>
           <w:b/>
           <w:lang w:val="en_US" w:bidi="en_US"/>
         </w:rPr>
@@ -7656,6 +8678,20 @@
       </w:r>
       <w:r>
         <w:rPr>
+          <w:lang w:val="en_US" w:bidi="en_US"/>
+        </w:rPr>
+        <w:t>וְ⁠אָר֣וּר</w:t>
+      </w:r>
+    </w:p>
+    <w:p>
+      <w:pPr/>
+      <w:r>
+        <w:rPr>
+          <w:lang w:val="en_US" w:bidi="en_US"/>
+        </w:rPr>
+      </w:r>
+      <w:r>
+        <w:rPr>
           <w:b/>
           <w:lang w:val="en_US" w:bidi="en_US"/>
         </w:rPr>
@@ -7739,6 +8775,20 @@
       </w:r>
       <w:r>
         <w:rPr>
+          <w:lang w:val="en_US" w:bidi="en_US"/>
+        </w:rPr>
+        <w:t>וְ⁠יֵ֤שׁ בְּ⁠עֶדְר⁠וֹ֙ זָכָ֔ר</w:t>
+      </w:r>
+    </w:p>
+    <w:p>
+      <w:pPr/>
+      <w:r>
+        <w:rPr>
+          <w:lang w:val="en_US" w:bidi="en_US"/>
+        </w:rPr>
+      </w:r>
+      <w:r>
+        <w:rPr>
           <w:b/>
           <w:lang w:val="en_US" w:bidi="en_US"/>
         </w:rPr>
@@ -7835,6 +8885,20 @@
       </w:r>
       <w:r>
         <w:rPr>
+          <w:lang w:val="en_US" w:bidi="en_US"/>
+        </w:rPr>
+        <w:t>מָשְׁחָ֖ת</w:t>
+      </w:r>
+    </w:p>
+    <w:p>
+      <w:pPr/>
+      <w:r>
+        <w:rPr>
+          <w:lang w:val="en_US" w:bidi="en_US"/>
+        </w:rPr>
+      </w:r>
+      <w:r>
+        <w:rPr>
           <w:b/>
           <w:lang w:val="en_US" w:bidi="en_US"/>
         </w:rPr>
@@ -7931,6 +8995,20 @@
       </w:r>
       <w:r>
         <w:rPr>
+          <w:lang w:val="en_US" w:bidi="en_US"/>
+        </w:rPr>
+        <w:t>לַֽ⁠אדֹנָ֑⁠י &amp; אָמַר֙ יְהוָ֣ה צְבָא֔וֹת</w:t>
+      </w:r>
+    </w:p>
+    <w:p>
+      <w:pPr/>
+      <w:r>
+        <w:rPr>
+          <w:lang w:val="en_US" w:bidi="en_US"/>
+        </w:rPr>
+      </w:r>
+      <w:r>
+        <w:rPr>
           <w:b/>
           <w:lang w:val="en_US" w:bidi="en_US"/>
         </w:rPr>
@@ -8016,6 +9094,20 @@
         <w:rPr>
           <w:lang w:val="en_US" w:bidi="en_US"/>
         </w:rPr>
+      </w:r>
+    </w:p>
+    <w:p>
+      <w:pPr/>
+      <w:r>
+        <w:rPr>
+          <w:lang w:val="en_US" w:bidi="en_US"/>
+        </w:rPr>
+      </w:r>
+      <w:r>
+        <w:rPr>
+          <w:lang w:val="en_US" w:bidi="en_US"/>
+        </w:rPr>
+        <w:t>וּ⁠שְׁמִ֖⁠י נוֹרָ֥א בַ⁠גּוֹיִֽם</w:t>
       </w:r>
     </w:p>
     <w:p>
@@ -8612,6 +9704,20 @@
       </w:r>
       <w:r>
         <w:rPr>
+          <w:lang w:val="en_US" w:bidi="en_US"/>
+        </w:rPr>
+        <w:t>לֹ֣א תִשְׁמְע֡וּ</w:t>
+      </w:r>
+    </w:p>
+    <w:p>
+      <w:pPr/>
+      <w:r>
+        <w:rPr>
+          <w:lang w:val="en_US" w:bidi="en_US"/>
+        </w:rPr>
+      </w:r>
+      <w:r>
+        <w:rPr>
           <w:b/>
           <w:lang w:val="en_US" w:bidi="en_US"/>
         </w:rPr>
@@ -8708,6 +9814,20 @@
       </w:r>
       <w:r>
         <w:rPr>
+          <w:lang w:val="en_US" w:bidi="en_US"/>
+        </w:rPr>
+        <w:t>לֹא֩ תָשִׂ֨ימוּ עַל־לֵ֜ב &amp; אֵינְ⁠כֶ֖ם שָׂמִ֥ים עַל־לֵֽב</w:t>
+      </w:r>
+    </w:p>
+    <w:p>
+      <w:pPr/>
+      <w:r>
+        <w:rPr>
+          <w:lang w:val="en_US" w:bidi="en_US"/>
+        </w:rPr>
+      </w:r>
+      <w:r>
+        <w:rPr>
           <w:b/>
           <w:lang w:val="en_US" w:bidi="en_US"/>
         </w:rPr>
@@ -8804,6 +9924,20 @@
       </w:r>
       <w:r>
         <w:rPr>
+          <w:lang w:val="en_US" w:bidi="en_US"/>
+        </w:rPr>
+        <w:t>לָ⁠תֵ֧ת כָּב֣וֹד לִ⁠שְׁמִ֗⁠י</w:t>
+      </w:r>
+    </w:p>
+    <w:p>
+      <w:pPr/>
+      <w:r>
+        <w:rPr>
+          <w:lang w:val="en_US" w:bidi="en_US"/>
+        </w:rPr>
+      </w:r>
+      <w:r>
+        <w:rPr>
           <w:b/>
           <w:lang w:val="en_US" w:bidi="en_US"/>
         </w:rPr>
@@ -8900,6 +10034,20 @@
       </w:r>
       <w:r>
         <w:rPr>
+          <w:lang w:val="en_US" w:bidi="en_US"/>
+        </w:rPr>
+        <w:t>לִ⁠שְׁמִ֗⁠י</w:t>
+      </w:r>
+    </w:p>
+    <w:p>
+      <w:pPr/>
+      <w:r>
+        <w:rPr>
+          <w:lang w:val="en_US" w:bidi="en_US"/>
+        </w:rPr>
+      </w:r>
+      <w:r>
+        <w:rPr>
           <w:b/>
           <w:lang w:val="en_US" w:bidi="en_US"/>
         </w:rPr>
@@ -8996,6 +10144,20 @@
       </w:r>
       <w:r>
         <w:rPr>
+          <w:lang w:val="en_US" w:bidi="en_US"/>
+        </w:rPr>
+        <w:t>וְ⁠שִׁלַּחְתִּ֤י בָ⁠כֶם֙ אֶת־הַ⁠מְּאֵרָ֔ה</w:t>
+      </w:r>
+    </w:p>
+    <w:p>
+      <w:pPr/>
+      <w:r>
+        <w:rPr>
+          <w:lang w:val="en_US" w:bidi="en_US"/>
+        </w:rPr>
+      </w:r>
+      <w:r>
+        <w:rPr>
           <w:b/>
           <w:lang w:val="en_US" w:bidi="en_US"/>
         </w:rPr>
@@ -9105,6 +10267,20 @@
       </w:r>
       <w:r>
         <w:rPr>
+          <w:lang w:val="en_US" w:bidi="en_US"/>
+        </w:rPr>
+        <w:t>וְ⁠אָרוֹתִ֖י אֶת־בִּרְכֽוֹתֵי⁠כֶ֑ם</w:t>
+      </w:r>
+    </w:p>
+    <w:p>
+      <w:pPr/>
+      <w:r>
+        <w:rPr>
+          <w:lang w:val="en_US" w:bidi="en_US"/>
+        </w:rPr>
+      </w:r>
+      <w:r>
+        <w:rPr>
           <w:b/>
           <w:lang w:val="en_US" w:bidi="en_US"/>
         </w:rPr>
@@ -9201,6 +10377,20 @@
       </w:r>
       <w:r>
         <w:rPr>
+          <w:lang w:val="en_US" w:bidi="en_US"/>
+        </w:rPr>
+        <w:t>אָרוֹתִ֔י⁠הָ</w:t>
+      </w:r>
+    </w:p>
+    <w:p>
+      <w:pPr/>
+      <w:r>
+        <w:rPr>
+          <w:lang w:val="en_US" w:bidi="en_US"/>
+        </w:rPr>
+      </w:r>
+      <w:r>
+        <w:rPr>
           <w:b/>
           <w:lang w:val="en_US" w:bidi="en_US"/>
         </w:rPr>
@@ -9310,6 +10500,20 @@
       </w:r>
       <w:r>
         <w:rPr>
+          <w:lang w:val="en_US" w:bidi="en_US"/>
+        </w:rPr>
+        <w:t>הִנְ⁠נִ֨י גֹעֵ֤ר</w:t>
+      </w:r>
+    </w:p>
+    <w:p>
+      <w:pPr/>
+      <w:r>
+        <w:rPr>
+          <w:lang w:val="en_US" w:bidi="en_US"/>
+        </w:rPr>
+      </w:r>
+      <w:r>
+        <w:rPr>
           <w:b/>
           <w:lang w:val="en_US" w:bidi="en_US"/>
         </w:rPr>
@@ -9400,6 +10604,20 @@
       </w:r>
       <w:r>
         <w:rPr>
+          <w:lang w:val="en_US" w:bidi="en_US"/>
+        </w:rPr>
+        <w:t>גֹעֵ֤ר לָ⁠כֶם֙ אֶת־הַ⁠זֶּ֔רַע</w:t>
+      </w:r>
+    </w:p>
+    <w:p>
+      <w:pPr/>
+      <w:r>
+        <w:rPr>
+          <w:lang w:val="en_US" w:bidi="en_US"/>
+        </w:rPr>
+      </w:r>
+      <w:r>
+        <w:rPr>
           <w:b/>
           <w:lang w:val="en_US" w:bidi="en_US"/>
         </w:rPr>
@@ -9496,6 +10714,20 @@
       </w:r>
       <w:r>
         <w:rPr>
+          <w:lang w:val="en_US" w:bidi="en_US"/>
+        </w:rPr>
+        <w:t>וְ⁠זֵרִ֤יתִי פֶ֨רֶשׁ֙ עַל־פְּנֵי⁠כֶ֔ם</w:t>
+      </w:r>
+    </w:p>
+    <w:p>
+      <w:pPr/>
+      <w:r>
+        <w:rPr>
+          <w:lang w:val="en_US" w:bidi="en_US"/>
+        </w:rPr>
+      </w:r>
+      <w:r>
+        <w:rPr>
           <w:b/>
           <w:lang w:val="en_US" w:bidi="en_US"/>
         </w:rPr>
@@ -9592,6 +10824,20 @@
       </w:r>
       <w:r>
         <w:rPr>
+          <w:lang w:val="en_US" w:bidi="en_US"/>
+        </w:rPr>
+        <w:t>פֶּ֖רֶשׁ חַגֵּי⁠כֶ֑ם</w:t>
+      </w:r>
+    </w:p>
+    <w:p>
+      <w:pPr/>
+      <w:r>
+        <w:rPr>
+          <w:lang w:val="en_US" w:bidi="en_US"/>
+        </w:rPr>
+      </w:r>
+      <w:r>
+        <w:rPr>
           <w:b/>
           <w:lang w:val="en_US" w:bidi="en_US"/>
         </w:rPr>
@@ -9688,6 +10934,20 @@
       </w:r>
       <w:r>
         <w:rPr>
+          <w:lang w:val="en_US" w:bidi="en_US"/>
+        </w:rPr>
+        <w:t>וְ⁠נָשָׂ֥א אֶתְ⁠כֶ֖ם אֵלָֽי⁠ו</w:t>
+      </w:r>
+    </w:p>
+    <w:p>
+      <w:pPr/>
+      <w:r>
+        <w:rPr>
+          <w:lang w:val="en_US" w:bidi="en_US"/>
+        </w:rPr>
+      </w:r>
+      <w:r>
+        <w:rPr>
           <w:b/>
           <w:lang w:val="en_US" w:bidi="en_US"/>
         </w:rPr>
@@ -9784,6 +11044,20 @@
       </w:r>
       <w:r>
         <w:rPr>
+          <w:lang w:val="en_US" w:bidi="en_US"/>
+        </w:rPr>
+        <w:t>שִׁלַּ֣חְתִּי אֲלֵי⁠כֶ֔ם אֵ֖ת הַ⁠מִּצְוָ֣ה הַ⁠זֹּ֑את</w:t>
+      </w:r>
+    </w:p>
+    <w:p>
+      <w:pPr/>
+      <w:r>
+        <w:rPr>
+          <w:lang w:val="en_US" w:bidi="en_US"/>
+        </w:rPr>
+      </w:r>
+      <w:r>
+        <w:rPr>
           <w:b/>
           <w:lang w:val="en_US" w:bidi="en_US"/>
         </w:rPr>
@@ -9882,6 +11156,20 @@
         <w:rPr>
           <w:lang w:val="en_US" w:bidi="en_US"/>
         </w:rPr>
+      </w:r>
+    </w:p>
+    <w:p>
+      <w:pPr/>
+      <w:r>
+        <w:rPr>
+          <w:lang w:val="en_US" w:bidi="en_US"/>
+        </w:rPr>
+      </w:r>
+      <w:r>
+        <w:rPr>
+          <w:lang w:val="en_US" w:bidi="en_US"/>
+        </w:rPr>
+        <w:t>לִֽ⁠הְי֤וֹת בְּרִיתִ⁠י֙ אֶת־לֵוִ֔י</w:t>
       </w:r>
     </w:p>
     <w:p>
@@ -10020,6 +11308,20 @@
       </w:r>
       <w:r>
         <w:rPr>
+          <w:lang w:val="en_US" w:bidi="en_US"/>
+        </w:rPr>
+        <w:t>לֵוִ֔י</w:t>
+      </w:r>
+    </w:p>
+    <w:p>
+      <w:pPr/>
+      <w:r>
+        <w:rPr>
+          <w:lang w:val="en_US" w:bidi="en_US"/>
+        </w:rPr>
+      </w:r>
+      <w:r>
+        <w:rPr>
           <w:b/>
           <w:lang w:val="en_US" w:bidi="en_US"/>
         </w:rPr>
@@ -10116,6 +11418,20 @@
       </w:r>
       <w:r>
         <w:rPr>
+          <w:lang w:val="en_US" w:bidi="en_US"/>
+        </w:rPr>
+        <w:t>בְּרִיתִ֣⁠י ׀ הָיְתָ֣ה אִתּ֗⁠וֹ הַֽ⁠חַיִּים֙ וְ⁠הַ֨⁠שָּׁל֔וֹם</w:t>
+      </w:r>
+    </w:p>
+    <w:p>
+      <w:pPr/>
+      <w:r>
+        <w:rPr>
+          <w:lang w:val="en_US" w:bidi="en_US"/>
+        </w:rPr>
+      </w:r>
+      <w:r>
+        <w:rPr>
           <w:b/>
           <w:lang w:val="en_US" w:bidi="en_US"/>
         </w:rPr>
@@ -10225,6 +11541,20 @@
       </w:r>
       <w:r>
         <w:rPr>
+          <w:lang w:val="en_US" w:bidi="en_US"/>
+        </w:rPr>
+        <w:t>הָיְתָ֣ה אִתּ֗⁠וֹ &amp; ל֥⁠וֹ &amp; וַ⁠יִּֽירָאֵ֑⁠נִי &amp; נִחַ֥ת הֽוּא</w:t>
+      </w:r>
+    </w:p>
+    <w:p>
+      <w:pPr/>
+      <w:r>
+        <w:rPr>
+          <w:lang w:val="en_US" w:bidi="en_US"/>
+        </w:rPr>
+      </w:r>
+      <w:r>
+        <w:rPr>
           <w:b/>
           <w:lang w:val="en_US" w:bidi="en_US"/>
         </w:rPr>
@@ -10347,6 +11677,20 @@
       </w:r>
       <w:r>
         <w:rPr>
+          <w:lang w:val="en_US" w:bidi="en_US"/>
+        </w:rPr>
+        <w:t>וַ⁠יִּֽירָאֵ֑⁠נִי וּ⁠מִ⁠פְּנֵ֥י שְׁמִ֖⁠י נִחַ֥ת הֽוּא</w:t>
+      </w:r>
+    </w:p>
+    <w:p>
+      <w:pPr/>
+      <w:r>
+        <w:rPr>
+          <w:lang w:val="en_US" w:bidi="en_US"/>
+        </w:rPr>
+      </w:r>
+      <w:r>
+        <w:rPr>
           <w:b/>
           <w:lang w:val="en_US" w:bidi="en_US"/>
         </w:rPr>
@@ -10430,6 +11774,20 @@
       </w:r>
       <w:r>
         <w:rPr>
+          <w:lang w:val="en_US" w:bidi="en_US"/>
+        </w:rPr>
+        <w:t>שְׁמִ֖⁠י</w:t>
+      </w:r>
+    </w:p>
+    <w:p>
+      <w:pPr/>
+      <w:r>
+        <w:rPr>
+          <w:lang w:val="en_US" w:bidi="en_US"/>
+        </w:rPr>
+      </w:r>
+      <w:r>
+        <w:rPr>
           <w:b/>
           <w:lang w:val="en_US" w:bidi="en_US"/>
         </w:rPr>
@@ -10526,6 +11884,20 @@
       </w:r>
       <w:r>
         <w:rPr>
+          <w:lang w:val="en_US" w:bidi="en_US"/>
+        </w:rPr>
+        <w:t>בְּ⁠פִ֔י⁠הוּ &amp; בִ⁠שְׂפָתָ֑י⁠ו &amp; הָלַ֣ךְ &amp; הֵשִׁ֥יב</w:t>
+      </w:r>
+    </w:p>
+    <w:p>
+      <w:pPr/>
+      <w:r>
+        <w:rPr>
+          <w:lang w:val="en_US" w:bidi="en_US"/>
+        </w:rPr>
+      </w:r>
+      <w:r>
+        <w:rPr>
           <w:b/>
           <w:lang w:val="en_US" w:bidi="en_US"/>
         </w:rPr>
@@ -10648,6 +12020,20 @@
       </w:r>
       <w:r>
         <w:rPr>
+          <w:lang w:val="en_US" w:bidi="en_US"/>
+        </w:rPr>
+        <w:t>תּוֹרַ֤ת אֱמֶת֙ הָיְתָ֣ה בְּ⁠פִ֔י⁠הוּ</w:t>
+      </w:r>
+    </w:p>
+    <w:p>
+      <w:pPr/>
+      <w:r>
+        <w:rPr>
+          <w:lang w:val="en_US" w:bidi="en_US"/>
+        </w:rPr>
+      </w:r>
+      <w:r>
+        <w:rPr>
           <w:b/>
           <w:lang w:val="en_US" w:bidi="en_US"/>
         </w:rPr>
@@ -10744,6 +12130,20 @@
       </w:r>
       <w:r>
         <w:rPr>
+          <w:lang w:val="en_US" w:bidi="en_US"/>
+        </w:rPr>
+        <w:t>תּוֹרַ֤ת אֱמֶת֙ הָיְתָ֣ה בְּ⁠פִ֔י⁠הוּ</w:t>
+      </w:r>
+    </w:p>
+    <w:p>
+      <w:pPr/>
+      <w:r>
+        <w:rPr>
+          <w:lang w:val="en_US" w:bidi="en_US"/>
+        </w:rPr>
+      </w:r>
+      <w:r>
+        <w:rPr>
           <w:b/>
           <w:lang w:val="en_US" w:bidi="en_US"/>
         </w:rPr>
@@ -10840,6 +12240,20 @@
       </w:r>
       <w:r>
         <w:rPr>
+          <w:lang w:val="en_US" w:bidi="en_US"/>
+        </w:rPr>
+        <w:t>וְ⁠עַוְלָ֖ה לֹא־נִמְצָ֣א בִ⁠שְׂפָתָ֑י⁠ו</w:t>
+      </w:r>
+    </w:p>
+    <w:p>
+      <w:pPr/>
+      <w:r>
+        <w:rPr>
+          <w:lang w:val="en_US" w:bidi="en_US"/>
+        </w:rPr>
+      </w:r>
+      <w:r>
+        <w:rPr>
           <w:b/>
           <w:lang w:val="en_US" w:bidi="en_US"/>
         </w:rPr>
@@ -10936,6 +12350,20 @@
       </w:r>
       <w:r>
         <w:rPr>
+          <w:lang w:val="en_US" w:bidi="en_US"/>
+        </w:rPr>
+        <w:t>וְ⁠עַוְלָ֖ה לֹא־נִמְצָ֣א בִ⁠שְׂפָתָ֑י⁠ו</w:t>
+      </w:r>
+    </w:p>
+    <w:p>
+      <w:pPr/>
+      <w:r>
+        <w:rPr>
+          <w:lang w:val="en_US" w:bidi="en_US"/>
+        </w:rPr>
+      </w:r>
+      <w:r>
+        <w:rPr>
           <w:b/>
           <w:lang w:val="en_US" w:bidi="en_US"/>
         </w:rPr>
@@ -11032,6 +12460,20 @@
       </w:r>
       <w:r>
         <w:rPr>
+          <w:lang w:val="en_US" w:bidi="en_US"/>
+        </w:rPr>
+        <w:t>וְ⁠עַוְלָ֖ה לֹא־נִמְצָ֣א בִ⁠שְׂפָתָ֑י⁠ו</w:t>
+      </w:r>
+    </w:p>
+    <w:p>
+      <w:pPr/>
+      <w:r>
+        <w:rPr>
+          <w:lang w:val="en_US" w:bidi="en_US"/>
+        </w:rPr>
+      </w:r>
+      <w:r>
+        <w:rPr>
           <w:b/>
           <w:lang w:val="en_US" w:bidi="en_US"/>
         </w:rPr>
@@ -11128,6 +12570,20 @@
       </w:r>
       <w:r>
         <w:rPr>
+          <w:lang w:val="en_US" w:bidi="en_US"/>
+        </w:rPr>
+        <w:t>בְּ⁠שָׁל֤וֹם וּ⁠בְ⁠מִישׁוֹר֙</w:t>
+      </w:r>
+    </w:p>
+    <w:p>
+      <w:pPr/>
+      <w:r>
+        <w:rPr>
+          <w:lang w:val="en_US" w:bidi="en_US"/>
+        </w:rPr>
+      </w:r>
+      <w:r>
+        <w:rPr>
           <w:b/>
           <w:lang w:val="en_US" w:bidi="en_US"/>
         </w:rPr>
@@ -11237,6 +12693,20 @@
       </w:r>
       <w:r>
         <w:rPr>
+          <w:lang w:val="en_US" w:bidi="en_US"/>
+        </w:rPr>
+        <w:t>הָלַ֣ךְ אִתִּ֔⁠י</w:t>
+      </w:r>
+    </w:p>
+    <w:p>
+      <w:pPr/>
+      <w:r>
+        <w:rPr>
+          <w:lang w:val="en_US" w:bidi="en_US"/>
+        </w:rPr>
+      </w:r>
+      <w:r>
+        <w:rPr>
           <w:b/>
           <w:lang w:val="en_US" w:bidi="en_US"/>
         </w:rPr>
@@ -11333,6 +12803,20 @@
       </w:r>
       <w:r>
         <w:rPr>
+          <w:lang w:val="en_US" w:bidi="en_US"/>
+        </w:rPr>
+        <w:t>וְ⁠רַבִּ֖ים הֵשִׁ֥יב מֵ⁠עָוֺֽן</w:t>
+      </w:r>
+    </w:p>
+    <w:p>
+      <w:pPr/>
+      <w:r>
+        <w:rPr>
+          <w:lang w:val="en_US" w:bidi="en_US"/>
+        </w:rPr>
+      </w:r>
+      <w:r>
+        <w:rPr>
           <w:b/>
           <w:lang w:val="en_US" w:bidi="en_US"/>
         </w:rPr>
@@ -11442,6 +12926,20 @@
       </w:r>
       <w:r>
         <w:rPr>
+          <w:lang w:val="en_US" w:bidi="en_US"/>
+        </w:rPr>
+        <w:t>מֵ⁠עָוֺֽן</w:t>
+      </w:r>
+    </w:p>
+    <w:p>
+      <w:pPr/>
+      <w:r>
+        <w:rPr>
+          <w:lang w:val="en_US" w:bidi="en_US"/>
+        </w:rPr>
+      </w:r>
+      <w:r>
+        <w:rPr>
           <w:b/>
           <w:lang w:val="en_US" w:bidi="en_US"/>
         </w:rPr>
@@ -11538,6 +13036,20 @@
       </w:r>
       <w:r>
         <w:rPr>
+          <w:lang w:val="en_US" w:bidi="en_US"/>
+        </w:rPr>
+        <w:t>שִׂפְתֵ֤י כֹהֵן֙ יִשְׁמְרוּ־דַ֔עַת</w:t>
+      </w:r>
+    </w:p>
+    <w:p>
+      <w:pPr/>
+      <w:r>
+        <w:rPr>
+          <w:lang w:val="en_US" w:bidi="en_US"/>
+        </w:rPr>
+      </w:r>
+      <w:r>
+        <w:rPr>
           <w:b/>
           <w:lang w:val="en_US" w:bidi="en_US"/>
         </w:rPr>
@@ -11634,6 +13146,20 @@
       </w:r>
       <w:r>
         <w:rPr>
+          <w:lang w:val="en_US" w:bidi="en_US"/>
+        </w:rPr>
+        <w:t>יִשְׁמְרוּ־דַ֔עַת</w:t>
+      </w:r>
+    </w:p>
+    <w:p>
+      <w:pPr/>
+      <w:r>
+        <w:rPr>
+          <w:lang w:val="en_US" w:bidi="en_US"/>
+        </w:rPr>
+      </w:r>
+      <w:r>
+        <w:rPr>
           <w:b/>
           <w:lang w:val="en_US" w:bidi="en_US"/>
         </w:rPr>
@@ -11743,6 +13269,20 @@
       </w:r>
       <w:r>
         <w:rPr>
+          <w:lang w:val="en_US" w:bidi="en_US"/>
+        </w:rPr>
+        <w:t>יִשְׁמְרוּ־דַ֔עַת</w:t>
+      </w:r>
+    </w:p>
+    <w:p>
+      <w:pPr/>
+      <w:r>
+        <w:rPr>
+          <w:lang w:val="en_US" w:bidi="en_US"/>
+        </w:rPr>
+      </w:r>
+      <w:r>
+        <w:rPr>
           <w:b/>
           <w:lang w:val="en_US" w:bidi="en_US"/>
         </w:rPr>
@@ -11839,6 +13379,20 @@
       </w:r>
       <w:r>
         <w:rPr>
+          <w:lang w:val="en_US" w:bidi="en_US"/>
+        </w:rPr>
+        <w:t>יְבַקְשׁ֣וּ</w:t>
+      </w:r>
+    </w:p>
+    <w:p>
+      <w:pPr/>
+      <w:r>
+        <w:rPr>
+          <w:lang w:val="en_US" w:bidi="en_US"/>
+        </w:rPr>
+      </w:r>
+      <w:r>
+        <w:rPr>
           <w:b/>
           <w:lang w:val="en_US" w:bidi="en_US"/>
         </w:rPr>
@@ -11935,6 +13489,20 @@
       </w:r>
       <w:r>
         <w:rPr>
+          <w:lang w:val="en_US" w:bidi="en_US"/>
+        </w:rPr>
+        <w:t>וְ⁠תוֹרָ֖ה יְבַקְשׁ֣וּ</w:t>
+      </w:r>
+    </w:p>
+    <w:p>
+      <w:pPr/>
+      <w:r>
+        <w:rPr>
+          <w:lang w:val="en_US" w:bidi="en_US"/>
+        </w:rPr>
+      </w:r>
+      <w:r>
+        <w:rPr>
           <w:b/>
           <w:lang w:val="en_US" w:bidi="en_US"/>
         </w:rPr>
@@ -12031,6 +13599,20 @@
       </w:r>
       <w:r>
         <w:rPr>
+          <w:lang w:val="en_US" w:bidi="en_US"/>
+        </w:rPr>
+        <w:t>מִ⁠פִּ֑י⁠הוּ</w:t>
+      </w:r>
+    </w:p>
+    <w:p>
+      <w:pPr/>
+      <w:r>
+        <w:rPr>
+          <w:lang w:val="en_US" w:bidi="en_US"/>
+        </w:rPr>
+      </w:r>
+      <w:r>
+        <w:rPr>
           <w:b/>
           <w:lang w:val="en_US" w:bidi="en_US"/>
         </w:rPr>
@@ -12127,6 +13709,20 @@
       </w:r>
       <w:r>
         <w:rPr>
+          <w:lang w:val="en_US" w:bidi="en_US"/>
+        </w:rPr>
+        <w:t>מַלְאַ֥ךְ יְהוָֽה־צְבָא֖וֹת</w:t>
+      </w:r>
+    </w:p>
+    <w:p>
+      <w:pPr/>
+      <w:r>
+        <w:rPr>
+          <w:lang w:val="en_US" w:bidi="en_US"/>
+        </w:rPr>
+      </w:r>
+      <w:r>
+        <w:rPr>
           <w:b/>
           <w:lang w:val="en_US" w:bidi="en_US"/>
         </w:rPr>
@@ -12199,6 +13795,20 @@
         <w:rPr>
           <w:lang w:val="en_US" w:bidi="en_US"/>
         </w:rPr>
+      </w:r>
+    </w:p>
+    <w:p>
+      <w:pPr/>
+      <w:r>
+        <w:rPr>
+          <w:lang w:val="en_US" w:bidi="en_US"/>
+        </w:rPr>
+      </w:r>
+      <w:r>
+        <w:rPr>
+          <w:lang w:val="en_US" w:bidi="en_US"/>
+        </w:rPr>
+        <w:t>וְ⁠אַתֶּם֙ סַרְתֶּ֣ם מִן־הַ⁠דֶּ֔רֶךְ</w:t>
       </w:r>
     </w:p>
     <w:p>
@@ -12311,6 +13921,20 @@
       </w:r>
       <w:r>
         <w:rPr>
+          <w:lang w:val="en_US" w:bidi="en_US"/>
+        </w:rPr>
+        <w:t>הִכְשַׁלְתֶּ֥ם רַבִּ֖ים</w:t>
+      </w:r>
+    </w:p>
+    <w:p>
+      <w:pPr/>
+      <w:r>
+        <w:rPr>
+          <w:lang w:val="en_US" w:bidi="en_US"/>
+        </w:rPr>
+      </w:r>
+      <w:r>
+        <w:rPr>
           <w:b/>
           <w:lang w:val="en_US" w:bidi="en_US"/>
         </w:rPr>
@@ -12407,6 +14031,20 @@
       </w:r>
       <w:r>
         <w:rPr>
+          <w:lang w:val="en_US" w:bidi="en_US"/>
+        </w:rPr>
+        <w:t>בַּ⁠תּוֹרָ֑ה</w:t>
+      </w:r>
+    </w:p>
+    <w:p>
+      <w:pPr/>
+      <w:r>
+        <w:rPr>
+          <w:lang w:val="en_US" w:bidi="en_US"/>
+        </w:rPr>
+      </w:r>
+      <w:r>
+        <w:rPr>
           <w:b/>
           <w:lang w:val="en_US" w:bidi="en_US"/>
         </w:rPr>
@@ -12492,6 +14130,20 @@
         <w:rPr>
           <w:lang w:val="en_US" w:bidi="en_US"/>
         </w:rPr>
+      </w:r>
+    </w:p>
+    <w:p>
+      <w:pPr/>
+      <w:r>
+        <w:rPr>
+          <w:lang w:val="en_US" w:bidi="en_US"/>
+        </w:rPr>
+      </w:r>
+      <w:r>
+        <w:rPr>
+          <w:lang w:val="en_US" w:bidi="en_US"/>
+        </w:rPr>
+        <w:t>שִֽׁחַתֶּם֙</w:t>
       </w:r>
     </w:p>
     <w:p>
@@ -12630,6 +14282,20 @@
       </w:r>
       <w:r>
         <w:rPr>
+          <w:lang w:val="en_US" w:bidi="en_US"/>
+        </w:rPr>
+        <w:t>הַ⁠לֵּוִ֔י</w:t>
+      </w:r>
+    </w:p>
+    <w:p>
+      <w:pPr/>
+      <w:r>
+        <w:rPr>
+          <w:lang w:val="en_US" w:bidi="en_US"/>
+        </w:rPr>
+      </w:r>
+      <w:r>
+        <w:rPr>
           <w:b/>
           <w:lang w:val="en_US" w:bidi="en_US"/>
         </w:rPr>
@@ -12731,6 +14397,20 @@
       </w:r>
       <w:r>
         <w:rPr>
+          <w:lang w:val="en_US" w:bidi="en_US"/>
+        </w:rPr>
+        <w:t>וְ⁠נֹשְׂאִ֥ים פָּנִ֖ים</w:t>
+      </w:r>
+    </w:p>
+    <w:p>
+      <w:pPr/>
+      <w:r>
+        <w:rPr>
+          <w:lang w:val="en_US" w:bidi="en_US"/>
+        </w:rPr>
+      </w:r>
+      <w:r>
+        <w:rPr>
           <w:b/>
           <w:lang w:val="en_US" w:bidi="en_US"/>
         </w:rPr>
@@ -12832,6 +14512,20 @@
       </w:r>
       <w:r>
         <w:rPr>
+          <w:lang w:val="en_US" w:bidi="en_US"/>
+        </w:rPr>
+        <w:t>בַּ⁠תּוֹרָֽה</w:t>
+      </w:r>
+    </w:p>
+    <w:p>
+      <w:pPr/>
+      <w:r>
+        <w:rPr>
+          <w:lang w:val="en_US" w:bidi="en_US"/>
+        </w:rPr>
+      </w:r>
+      <w:r>
+        <w:rPr>
           <w:b/>
           <w:lang w:val="en_US" w:bidi="en_US"/>
         </w:rPr>
@@ -12928,6 +14622,20 @@
       </w:r>
       <w:r>
         <w:rPr>
+          <w:lang w:val="en_US" w:bidi="en_US"/>
+        </w:rPr>
+        <w:t>הֲ⁠ל֨וֹא אָ֤ב אֶחָד֙ לְ⁠כֻלָּ֔⁠נוּ הֲ⁠ל֛וֹא אֵ֥ל אֶֽחָ֖ד בְּרָאָ֑⁠נוּ</w:t>
+      </w:r>
+    </w:p>
+    <w:p>
+      <w:pPr/>
+      <w:r>
+        <w:rPr>
+          <w:lang w:val="en_US" w:bidi="en_US"/>
+        </w:rPr>
+      </w:r>
+      <w:r>
+        <w:rPr>
           <w:b/>
           <w:lang w:val="en_US" w:bidi="en_US"/>
         </w:rPr>
@@ -13011,6 +14719,20 @@
       </w:r>
       <w:r>
         <w:rPr>
+          <w:lang w:val="en_US" w:bidi="en_US"/>
+        </w:rPr>
+        <w:t>הֲ⁠ל֨וֹא אָ֤ב אֶחָד֙ לְ⁠כֻלָּ֔⁠נוּ הֲ⁠ל֛וֹא אֵ֥ל אֶֽחָ֖ד בְּרָאָ֑⁠נוּ</w:t>
+      </w:r>
+    </w:p>
+    <w:p>
+      <w:pPr/>
+      <w:r>
+        <w:rPr>
+          <w:lang w:val="en_US" w:bidi="en_US"/>
+        </w:rPr>
+      </w:r>
+      <w:r>
+        <w:rPr>
           <w:b/>
           <w:lang w:val="en_US" w:bidi="en_US"/>
         </w:rPr>
@@ -13094,6 +14816,20 @@
       </w:r>
       <w:r>
         <w:rPr>
+          <w:lang w:val="en_US" w:bidi="en_US"/>
+        </w:rPr>
+        <w:t>מַדּ֗וּעַ נִבְגַּד֙ אִ֣ישׁ בְּ⁠אָחִ֔י⁠ו לְ⁠חַלֵּ֖ל בְּרִ֥ית אֲבֹתֵֽי⁠נוּ</w:t>
+      </w:r>
+    </w:p>
+    <w:p>
+      <w:pPr/>
+      <w:r>
+        <w:rPr>
+          <w:lang w:val="en_US" w:bidi="en_US"/>
+        </w:rPr>
+      </w:r>
+      <w:r>
+        <w:rPr>
           <w:b/>
           <w:lang w:val="en_US" w:bidi="en_US"/>
         </w:rPr>
@@ -13177,6 +14913,20 @@
       </w:r>
       <w:r>
         <w:rPr>
+          <w:lang w:val="en_US" w:bidi="en_US"/>
+        </w:rPr>
+        <w:t>אִ֣ישׁ בְּ⁠אָחִ֔י⁠ו</w:t>
+      </w:r>
+    </w:p>
+    <w:p>
+      <w:pPr/>
+      <w:r>
+        <w:rPr>
+          <w:lang w:val="en_US" w:bidi="en_US"/>
+        </w:rPr>
+      </w:r>
+      <w:r>
+        <w:rPr>
           <w:b/>
           <w:lang w:val="en_US" w:bidi="en_US"/>
         </w:rPr>
@@ -13260,6 +15010,20 @@
       </w:r>
       <w:r>
         <w:rPr>
+          <w:lang w:val="en_US" w:bidi="en_US"/>
+        </w:rPr>
+        <w:t>אֲבֹתֵֽי⁠נוּ</w:t>
+      </w:r>
+    </w:p>
+    <w:p>
+      <w:pPr/>
+      <w:r>
+        <w:rPr>
+          <w:lang w:val="en_US" w:bidi="en_US"/>
+        </w:rPr>
+      </w:r>
+      <w:r>
+        <w:rPr>
           <w:b/>
           <w:lang w:val="en_US" w:bidi="en_US"/>
         </w:rPr>
@@ -13356,6 +15120,20 @@
       </w:r>
       <w:r>
         <w:rPr>
+          <w:lang w:val="en_US" w:bidi="en_US"/>
+        </w:rPr>
+        <w:t>בָּגְדָ֣ה יְהוּדָ֔ה וְ⁠תוֹעֵבָ֛ה נֶעֶשְׂתָ֥ה בְ⁠יִשְׂרָאֵ֖ל וּ⁠בִ⁠ירֽוּשָׁלִָ֑ם</w:t>
+      </w:r>
+    </w:p>
+    <w:p>
+      <w:pPr/>
+      <w:r>
+        <w:rPr>
+          <w:lang w:val="en_US" w:bidi="en_US"/>
+        </w:rPr>
+      </w:r>
+      <w:r>
+        <w:rPr>
           <w:b/>
           <w:lang w:val="en_US" w:bidi="en_US"/>
         </w:rPr>
@@ -13439,6 +15217,20 @@
       </w:r>
       <w:r>
         <w:rPr>
+          <w:lang w:val="en_US" w:bidi="en_US"/>
+        </w:rPr>
+        <w:t>בָּגְדָ֣ה יְהוּדָ֔ה &amp; חִלֵּ֣ל יְהוּדָ֗ה</w:t>
+      </w:r>
+    </w:p>
+    <w:p>
+      <w:pPr/>
+      <w:r>
+        <w:rPr>
+          <w:lang w:val="en_US" w:bidi="en_US"/>
+        </w:rPr>
+      </w:r>
+      <w:r>
+        <w:rPr>
           <w:b/>
           <w:lang w:val="en_US" w:bidi="en_US"/>
         </w:rPr>
@@ -13535,6 +15327,20 @@
       </w:r>
       <w:r>
         <w:rPr>
+          <w:lang w:val="en_US" w:bidi="en_US"/>
+        </w:rPr>
+        <w:t>וְ⁠תוֹעֵבָ֛ה נֶעֶשְׂתָ֥ה בְ⁠יִשְׂרָאֵ֖ל וּ⁠בִ⁠ירֽוּשָׁלִָ֑ם</w:t>
+      </w:r>
+    </w:p>
+    <w:p>
+      <w:pPr/>
+      <w:r>
+        <w:rPr>
+          <w:lang w:val="en_US" w:bidi="en_US"/>
+        </w:rPr>
+      </w:r>
+      <w:r>
+        <w:rPr>
           <w:b/>
           <w:lang w:val="en_US" w:bidi="en_US"/>
         </w:rPr>
@@ -13618,6 +15424,20 @@
       </w:r>
       <w:r>
         <w:rPr>
+          <w:lang w:val="en_US" w:bidi="en_US"/>
+        </w:rPr>
+        <w:t>וּ⁠בָעַ֖ל בַּת־אֵ֥ל נֵכָֽר</w:t>
+      </w:r>
+    </w:p>
+    <w:p>
+      <w:pPr/>
+      <w:r>
+        <w:rPr>
+          <w:lang w:val="en_US" w:bidi="en_US"/>
+        </w:rPr>
+      </w:r>
+      <w:r>
+        <w:rPr>
           <w:b/>
           <w:lang w:val="en_US" w:bidi="en_US"/>
         </w:rPr>
@@ -13727,6 +15547,20 @@
       </w:r>
       <w:r>
         <w:rPr>
+          <w:lang w:val="en_US" w:bidi="en_US"/>
+        </w:rPr>
+        <w:t>יַכְרֵ֨ת יְהוָ֜ה &amp; מֵ⁠אָהֳלֵ֖י יַֽעֲקֹ֑ב</w:t>
+      </w:r>
+    </w:p>
+    <w:p>
+      <w:pPr/>
+      <w:r>
+        <w:rPr>
+          <w:lang w:val="en_US" w:bidi="en_US"/>
+        </w:rPr>
+      </w:r>
+      <w:r>
+        <w:rPr>
           <w:b/>
           <w:lang w:val="en_US" w:bidi="en_US"/>
         </w:rPr>
@@ -13823,6 +15657,20 @@
       </w:r>
       <w:r>
         <w:rPr>
+          <w:lang w:val="en_US" w:bidi="en_US"/>
+        </w:rPr>
+        <w:t>יַכְרֵ֨ת יְהוָ֜ה</w:t>
+      </w:r>
+    </w:p>
+    <w:p>
+      <w:pPr/>
+      <w:r>
+        <w:rPr>
+          <w:lang w:val="en_US" w:bidi="en_US"/>
+        </w:rPr>
+      </w:r>
+      <w:r>
+        <w:rPr>
           <w:b/>
           <w:lang w:val="en_US" w:bidi="en_US"/>
         </w:rPr>
@@ -13919,6 +15767,20 @@
       </w:r>
       <w:r>
         <w:rPr>
+          <w:lang w:val="en_US" w:bidi="en_US"/>
+        </w:rPr>
+        <w:t>מֵ⁠אָהֳלֵ֖י יַֽעֲקֹ֑ב</w:t>
+      </w:r>
+    </w:p>
+    <w:p>
+      <w:pPr/>
+      <w:r>
+        <w:rPr>
+          <w:lang w:val="en_US" w:bidi="en_US"/>
+        </w:rPr>
+      </w:r>
+      <w:r>
+        <w:rPr>
           <w:b/>
           <w:lang w:val="en_US" w:bidi="en_US"/>
         </w:rPr>
@@ -14028,6 +15890,20 @@
       </w:r>
       <w:r>
         <w:rPr>
+          <w:lang w:val="en_US" w:bidi="en_US"/>
+        </w:rPr>
+        <w:t>לָ⁠אִ֨ישׁ</w:t>
+      </w:r>
+    </w:p>
+    <w:p>
+      <w:pPr/>
+      <w:r>
+        <w:rPr>
+          <w:lang w:val="en_US" w:bidi="en_US"/>
+        </w:rPr>
+      </w:r>
+      <w:r>
+        <w:rPr>
           <w:b/>
           <w:lang w:val="en_US" w:bidi="en_US"/>
         </w:rPr>
@@ -14124,6 +16000,20 @@
       </w:r>
       <w:r>
         <w:rPr>
+          <w:lang w:val="en_US" w:bidi="en_US"/>
+        </w:rPr>
+        <w:t>עֵ֣ר וְ⁠עֹנֶ֔ה</w:t>
+      </w:r>
+    </w:p>
+    <w:p>
+      <w:pPr/>
+      <w:r>
+        <w:rPr>
+          <w:lang w:val="en_US" w:bidi="en_US"/>
+        </w:rPr>
+      </w:r>
+      <w:r>
+        <w:rPr>
           <w:b/>
           <w:lang w:val="en_US" w:bidi="en_US"/>
         </w:rPr>
@@ -14233,6 +16123,20 @@
       </w:r>
       <w:r>
         <w:rPr>
+          <w:lang w:val="en_US" w:bidi="en_US"/>
+        </w:rPr>
+        <w:t>כַּסּ֤וֹת דִּמְעָה֙ אֶת־מִזְבַּ֣ח יְהוָ֔ה</w:t>
+      </w:r>
+    </w:p>
+    <w:p>
+      <w:pPr/>
+      <w:r>
+        <w:rPr>
+          <w:lang w:val="en_US" w:bidi="en_US"/>
+        </w:rPr>
+      </w:r>
+      <w:r>
+        <w:rPr>
           <w:b/>
           <w:lang w:val="en_US" w:bidi="en_US"/>
         </w:rPr>
@@ -14316,6 +16220,20 @@
       </w:r>
       <w:r>
         <w:rPr>
+          <w:lang w:val="en_US" w:bidi="en_US"/>
+        </w:rPr>
+        <w:t>פְּנוֹת֙ אֶל־הַ⁠מִּנְחָ֔ה וְ⁠לָ⁠קַ֥חַת רָצ֖וֹן מִ⁠יֶּדְ⁠כֶֽם</w:t>
+      </w:r>
+    </w:p>
+    <w:p>
+      <w:pPr/>
+      <w:r>
+        <w:rPr>
+          <w:lang w:val="en_US" w:bidi="en_US"/>
+        </w:rPr>
+      </w:r>
+      <w:r>
+        <w:rPr>
           <w:b/>
           <w:lang w:val="en_US" w:bidi="en_US"/>
         </w:rPr>
@@ -14399,6 +16317,20 @@
       </w:r>
       <w:r>
         <w:rPr>
+          <w:lang w:val="en_US" w:bidi="en_US"/>
+        </w:rPr>
+        <w:t>פְּנוֹת֙ אֶל־הַ⁠מִּנְחָ֔ה</w:t>
+      </w:r>
+    </w:p>
+    <w:p>
+      <w:pPr/>
+      <w:r>
+        <w:rPr>
+          <w:lang w:val="en_US" w:bidi="en_US"/>
+        </w:rPr>
+      </w:r>
+      <w:r>
+        <w:rPr>
           <w:b/>
           <w:lang w:val="en_US" w:bidi="en_US"/>
         </w:rPr>
@@ -14495,6 +16427,20 @@
       </w:r>
       <w:r>
         <w:rPr>
+          <w:lang w:val="en_US" w:bidi="en_US"/>
+        </w:rPr>
+        <w:t>מִ⁠יֶּדְ⁠כֶֽם</w:t>
+      </w:r>
+    </w:p>
+    <w:p>
+      <w:pPr/>
+      <w:r>
+        <w:rPr>
+          <w:lang w:val="en_US" w:bidi="en_US"/>
+        </w:rPr>
+      </w:r>
+      <w:r>
+        <w:rPr>
           <w:b/>
           <w:lang w:val="en_US" w:bidi="en_US"/>
         </w:rPr>
@@ -14591,6 +16537,20 @@
       </w:r>
       <w:r>
         <w:rPr>
+          <w:lang w:val="en_US" w:bidi="en_US"/>
+        </w:rPr>
+        <w:t>יְהוָה֩ הֵעִ֨יד בֵּינְ⁠ךָ֜ וּ⁠בֵ֣ין ׀ אֵ֣שֶׁת נְעוּרֶ֗י⁠ךָ</w:t>
+      </w:r>
+    </w:p>
+    <w:p>
+      <w:pPr/>
+      <w:r>
+        <w:rPr>
+          <w:lang w:val="en_US" w:bidi="en_US"/>
+        </w:rPr>
+      </w:r>
+      <w:r>
+        <w:rPr>
           <w:b/>
           <w:lang w:val="en_US" w:bidi="en_US"/>
         </w:rPr>
@@ -14687,6 +16647,20 @@
       </w:r>
       <w:r>
         <w:rPr>
+          <w:lang w:val="en_US" w:bidi="en_US"/>
+        </w:rPr>
+        <w:t>בֵּינְ⁠ךָ֜ &amp; נְעוּרֶ֗י⁠ךָ &amp; אַתָּה֙ בָּגַ֣דְתָּה &amp; חֲבֶרְתְּ⁠ךָ֖ &amp; בְּרִיתֶֽ⁠ךָ</w:t>
+      </w:r>
+    </w:p>
+    <w:p>
+      <w:pPr/>
+      <w:r>
+        <w:rPr>
+          <w:lang w:val="en_US" w:bidi="en_US"/>
+        </w:rPr>
+      </w:r>
+      <w:r>
+        <w:rPr>
           <w:b/>
           <w:lang w:val="en_US" w:bidi="en_US"/>
         </w:rPr>
@@ -14874,6 +16848,20 @@
       </w:r>
       <w:r>
         <w:rPr>
+          <w:lang w:val="en_US" w:bidi="en_US"/>
+        </w:rPr>
+        <w:t>אֵ֣שֶׁת נְעוּרֶ֗י⁠ךָ</w:t>
+      </w:r>
+    </w:p>
+    <w:p>
+      <w:pPr/>
+      <w:r>
+        <w:rPr>
+          <w:lang w:val="en_US" w:bidi="en_US"/>
+        </w:rPr>
+      </w:r>
+      <w:r>
+        <w:rPr>
           <w:b/>
           <w:lang w:val="en_US" w:bidi="en_US"/>
         </w:rPr>
@@ -14970,6 +16958,20 @@
       </w:r>
       <w:r>
         <w:rPr>
+          <w:lang w:val="en_US" w:bidi="en_US"/>
+        </w:rPr>
+        <w:t>וְ⁠לֹא־אֶחָ֣ד עָשָׂ֗ה וּ⁠שְׁאָ֥ר ר֨וּחַ֙ ל֔⁠וֹ</w:t>
+      </w:r>
+    </w:p>
+    <w:p>
+      <w:pPr/>
+      <w:r>
+        <w:rPr>
+          <w:lang w:val="en_US" w:bidi="en_US"/>
+        </w:rPr>
+      </w:r>
+      <w:r>
+        <w:rPr>
           <w:b/>
           <w:lang w:val="en_US" w:bidi="en_US"/>
         </w:rPr>
@@ -15053,6 +17055,20 @@
       </w:r>
       <w:r>
         <w:rPr>
+          <w:lang w:val="en_US" w:bidi="en_US"/>
+        </w:rPr>
+        <w:t>וּ⁠שְׁאָ֥ר ר֨וּחַ֙ ל֔⁠וֹ</w:t>
+      </w:r>
+    </w:p>
+    <w:p>
+      <w:pPr/>
+      <w:r>
+        <w:rPr>
+          <w:lang w:val="en_US" w:bidi="en_US"/>
+        </w:rPr>
+      </w:r>
+      <w:r>
+        <w:rPr>
           <w:b/>
           <w:lang w:val="en_US" w:bidi="en_US"/>
         </w:rPr>
@@ -15162,6 +17178,20 @@
       </w:r>
       <w:r>
         <w:rPr>
+          <w:lang w:val="en_US" w:bidi="en_US"/>
+        </w:rPr>
+        <w:t>וּ⁠מָה֙ הָֽ⁠אֶחָ֔ד מְבַקֵּ֖שׁ זֶ֣רַע אֱלֹהִ֑ים</w:t>
+      </w:r>
+    </w:p>
+    <w:p>
+      <w:pPr/>
+      <w:r>
+        <w:rPr>
+          <w:lang w:val="en_US" w:bidi="en_US"/>
+        </w:rPr>
+      </w:r>
+      <w:r>
+        <w:rPr>
           <w:b/>
           <w:lang w:val="en_US" w:bidi="en_US"/>
         </w:rPr>
@@ -15258,6 +17288,20 @@
       </w:r>
       <w:r>
         <w:rPr>
+          <w:lang w:val="en_US" w:bidi="en_US"/>
+        </w:rPr>
+        <w:t>זֶ֣רַע אֱלֹהִ֑ים</w:t>
+      </w:r>
+    </w:p>
+    <w:p>
+      <w:pPr/>
+      <w:r>
+        <w:rPr>
+          <w:lang w:val="en_US" w:bidi="en_US"/>
+        </w:rPr>
+      </w:r>
+      <w:r>
+        <w:rPr>
           <w:b/>
           <w:lang w:val="en_US" w:bidi="en_US"/>
         </w:rPr>
@@ -15341,6 +17385,20 @@
       </w:r>
       <w:r>
         <w:rPr>
+          <w:lang w:val="en_US" w:bidi="en_US"/>
+        </w:rPr>
+        <w:t>וְ⁠נִשְׁמַרְתֶּם֙ בְּ⁠ר֣וּחֲ⁠כֶ֔ם</w:t>
+      </w:r>
+    </w:p>
+    <w:p>
+      <w:pPr/>
+      <w:r>
+        <w:rPr>
+          <w:lang w:val="en_US" w:bidi="en_US"/>
+        </w:rPr>
+      </w:r>
+      <w:r>
+        <w:rPr>
           <w:b/>
           <w:lang w:val="en_US" w:bidi="en_US"/>
         </w:rPr>
@@ -15450,6 +17508,20 @@
       </w:r>
       <w:r>
         <w:rPr>
+          <w:lang w:val="en_US" w:bidi="en_US"/>
+        </w:rPr>
+        <w:t>וְ⁠כִסָּ֤ה חָמָס֙ עַל־לְבוּשׁ֔⁠וֹ</w:t>
+      </w:r>
+    </w:p>
+    <w:p>
+      <w:pPr/>
+      <w:r>
+        <w:rPr>
+          <w:lang w:val="en_US" w:bidi="en_US"/>
+        </w:rPr>
+      </w:r>
+      <w:r>
+        <w:rPr>
           <w:b/>
           <w:lang w:val="en_US" w:bidi="en_US"/>
         </w:rPr>
@@ -15546,6 +17618,20 @@
       </w:r>
       <w:r>
         <w:rPr>
+          <w:lang w:val="en_US" w:bidi="en_US"/>
+        </w:rPr>
+        <w:t>וְ⁠נִשְׁמַרְתֶּ֥ם בְּ⁠רוּחֲ⁠כֶ֖ם</w:t>
+      </w:r>
+    </w:p>
+    <w:p>
+      <w:pPr/>
+      <w:r>
+        <w:rPr>
+          <w:lang w:val="en_US" w:bidi="en_US"/>
+        </w:rPr>
+      </w:r>
+      <w:r>
+        <w:rPr>
           <w:b/>
           <w:lang w:val="en_US" w:bidi="en_US"/>
         </w:rPr>
@@ -15629,6 +17715,20 @@
       </w:r>
       <w:r>
         <w:rPr>
+          <w:lang w:val="en_US" w:bidi="en_US"/>
+        </w:rPr>
+        <w:t>בְּ⁠דִבְרֵי⁠כֶ֔ם</w:t>
+      </w:r>
+    </w:p>
+    <w:p>
+      <w:pPr/>
+      <w:r>
+        <w:rPr>
+          <w:lang w:val="en_US" w:bidi="en_US"/>
+        </w:rPr>
+      </w:r>
+      <w:r>
+        <w:rPr>
           <w:b/>
           <w:lang w:val="en_US" w:bidi="en_US"/>
         </w:rPr>
@@ -15725,6 +17825,20 @@
       </w:r>
       <w:r>
         <w:rPr>
+          <w:lang w:val="en_US" w:bidi="en_US"/>
+        </w:rPr>
+        <w:t>עֹ֨שֵׂה רָ֜ע</w:t>
+      </w:r>
+    </w:p>
+    <w:p>
+      <w:pPr/>
+      <w:r>
+        <w:rPr>
+          <w:lang w:val="en_US" w:bidi="en_US"/>
+        </w:rPr>
+      </w:r>
+      <w:r>
+        <w:rPr>
           <w:b/>
           <w:lang w:val="en_US" w:bidi="en_US"/>
         </w:rPr>
@@ -15821,6 +17935,20 @@
       </w:r>
       <w:r>
         <w:rPr>
+          <w:lang w:val="en_US" w:bidi="en_US"/>
+        </w:rPr>
+        <w:t>בְּ⁠עֵינֵ֣י יְהוָ֗ה</w:t>
+      </w:r>
+    </w:p>
+    <w:p>
+      <w:pPr/>
+      <w:r>
+        <w:rPr>
+          <w:lang w:val="en_US" w:bidi="en_US"/>
+        </w:rPr>
+      </w:r>
+      <w:r>
+        <w:rPr>
           <w:b/>
           <w:lang w:val="en_US" w:bidi="en_US"/>
         </w:rPr>
@@ -15917,6 +18045,20 @@
       </w:r>
       <w:r>
         <w:rPr>
+          <w:lang w:val="en_US" w:bidi="en_US"/>
+        </w:rPr>
+        <w:t>אַיֵּ֖ה אֱלֹהֵ֥י הַ⁠מִּשְׁפָּֽט</w:t>
+      </w:r>
+    </w:p>
+    <w:p>
+      <w:pPr/>
+      <w:r>
+        <w:rPr>
+          <w:lang w:val="en_US" w:bidi="en_US"/>
+        </w:rPr>
+      </w:r>
+      <w:r>
+        <w:rPr>
           <w:b/>
           <w:lang w:val="en_US" w:bidi="en_US"/>
         </w:rPr>
@@ -16013,6 +18155,20 @@
       </w:r>
       <w:r>
         <w:rPr>
+          <w:lang w:val="en_US" w:bidi="en_US"/>
+        </w:rPr>
+        <w:t>אַיֵּ֖ה אֱלֹהֵ֥י הַ⁠מִּשְׁפָּֽט</w:t>
+      </w:r>
+    </w:p>
+    <w:p>
+      <w:pPr/>
+      <w:r>
+        <w:rPr>
+          <w:lang w:val="en_US" w:bidi="en_US"/>
+        </w:rPr>
+      </w:r>
+      <w:r>
+        <w:rPr>
           <w:b/>
           <w:lang w:val="en_US" w:bidi="en_US"/>
         </w:rPr>
@@ -16186,6 +18342,20 @@
         <w:rPr>
           <w:lang w:val="en_US" w:bidi="en_US"/>
         </w:rPr>
+      </w:r>
+    </w:p>
+    <w:p>
+      <w:pPr/>
+      <w:r>
+        <w:rPr>
+          <w:lang w:val="en_US" w:bidi="en_US"/>
+        </w:rPr>
+      </w:r>
+      <w:r>
+        <w:rPr>
+          <w:lang w:val="en_US" w:bidi="en_US"/>
+        </w:rPr>
+        <w:t>הִנְ⁠נִ֤י שֹׁלֵחַ֙</w:t>
       </w:r>
     </w:p>
     <w:p>
@@ -16305,6 +18475,20 @@
       </w:r>
       <w:r>
         <w:rPr>
+          <w:lang w:val="en_US" w:bidi="en_US"/>
+        </w:rPr>
+        <w:t>וּ⁠פִנָּה־דֶ֖רֶךְ לְ⁠פָנָ֑⁠י</w:t>
+      </w:r>
+    </w:p>
+    <w:p>
+      <w:pPr/>
+      <w:r>
+        <w:rPr>
+          <w:lang w:val="en_US" w:bidi="en_US"/>
+        </w:rPr>
+      </w:r>
+      <w:r>
+        <w:rPr>
           <w:b/>
           <w:lang w:val="en_US" w:bidi="en_US"/>
         </w:rPr>
@@ -16401,6 +18585,20 @@
       </w:r>
       <w:r>
         <w:rPr>
+          <w:lang w:val="en_US" w:bidi="en_US"/>
+        </w:rPr>
+        <w:t>וּ⁠פִנָּה־דֶ֖רֶךְ לְ⁠פָנָ֑⁠י</w:t>
+      </w:r>
+    </w:p>
+    <w:p>
+      <w:pPr/>
+      <w:r>
+        <w:rPr>
+          <w:lang w:val="en_US" w:bidi="en_US"/>
+        </w:rPr>
+      </w:r>
+      <w:r>
+        <w:rPr>
           <w:b/>
           <w:lang w:val="en_US" w:bidi="en_US"/>
         </w:rPr>
@@ -16486,6 +18684,20 @@
         <w:rPr>
           <w:lang w:val="en_US" w:bidi="en_US"/>
         </w:rPr>
+      </w:r>
+    </w:p>
+    <w:p>
+      <w:pPr/>
+      <w:r>
+        <w:rPr>
+          <w:lang w:val="en_US" w:bidi="en_US"/>
+        </w:rPr>
+      </w:r>
+      <w:r>
+        <w:rPr>
+          <w:lang w:val="en_US" w:bidi="en_US"/>
+        </w:rPr>
+        <w:t>הִנֵּה</w:t>
       </w:r>
     </w:p>
     <w:p>
@@ -16598,6 +18810,20 @@
       </w:r>
       <w:r>
         <w:rPr>
+          <w:lang w:val="en_US" w:bidi="en_US"/>
+        </w:rPr>
+        <w:t>וּ⁠מִ֤י מְכַלְכֵּל֙ אֶת־י֣וֹם בּוֹא֔⁠וֹ וּ⁠מִ֥י הָ⁠עֹמֵ֖ד בְּ⁠הֵרָֽאוֹת֑⁠וֹ כִּֽי־הוּא֙ כְּ⁠אֵ֣שׁ מְצָרֵ֔ף וּ⁠כְ⁠בֹרִ֖ית מְכַבְּסִֽים</w:t>
+      </w:r>
+    </w:p>
+    <w:p>
+      <w:pPr/>
+      <w:r>
+        <w:rPr>
+          <w:lang w:val="en_US" w:bidi="en_US"/>
+        </w:rPr>
+      </w:r>
+      <w:r>
+        <w:rPr>
           <w:b/>
           <w:lang w:val="en_US" w:bidi="en_US"/>
         </w:rPr>
@@ -16681,6 +18907,20 @@
       </w:r>
       <w:r>
         <w:rPr>
+          <w:lang w:val="en_US" w:bidi="en_US"/>
+        </w:rPr>
+        <w:t>וּ⁠מִ֤י מְכַלְכֵּל֙ אֶת־י֣וֹם בּוֹא֔⁠וֹ וּ⁠מִ֥י הָ⁠עֹמֵ֖ד בְּ⁠הֵרָֽאוֹת֑⁠וֹ</w:t>
+      </w:r>
+    </w:p>
+    <w:p>
+      <w:pPr/>
+      <w:r>
+        <w:rPr>
+          <w:lang w:val="en_US" w:bidi="en_US"/>
+        </w:rPr>
+      </w:r>
+      <w:r>
+        <w:rPr>
           <w:b/>
           <w:lang w:val="en_US" w:bidi="en_US"/>
         </w:rPr>
@@ -16764,6 +19004,20 @@
       </w:r>
       <w:r>
         <w:rPr>
+          <w:lang w:val="en_US" w:bidi="en_US"/>
+        </w:rPr>
+        <w:t>וּ⁠מִ֤י מְכַלְכֵּל֙ אֶת־י֣וֹם בּוֹא֔⁠וֹ וּ⁠מִ֥י הָ⁠עֹמֵ֖ד בְּ⁠הֵרָֽאוֹת֑⁠וֹ</w:t>
+      </w:r>
+    </w:p>
+    <w:p>
+      <w:pPr/>
+      <w:r>
+        <w:rPr>
+          <w:lang w:val="en_US" w:bidi="en_US"/>
+        </w:rPr>
+      </w:r>
+      <w:r>
+        <w:rPr>
           <w:b/>
           <w:lang w:val="en_US" w:bidi="en_US"/>
         </w:rPr>
@@ -16847,6 +19101,20 @@
       </w:r>
       <w:r>
         <w:rPr>
+          <w:lang w:val="en_US" w:bidi="en_US"/>
+        </w:rPr>
+        <w:t>הָ⁠עֹמֵ֖ד</w:t>
+      </w:r>
+    </w:p>
+    <w:p>
+      <w:pPr/>
+      <w:r>
+        <w:rPr>
+          <w:lang w:val="en_US" w:bidi="en_US"/>
+        </w:rPr>
+      </w:r>
+      <w:r>
+        <w:rPr>
           <w:b/>
           <w:lang w:val="en_US" w:bidi="en_US"/>
         </w:rPr>
@@ -16943,6 +19211,20 @@
       </w:r>
       <w:r>
         <w:rPr>
+          <w:lang w:val="en_US" w:bidi="en_US"/>
+        </w:rPr>
+        <w:t>הוּא֙ כְּ⁠אֵ֣שׁ מְצָרֵ֔ף וּ⁠כְ⁠בֹרִ֖ית מְכַבְּסִֽים</w:t>
+      </w:r>
+    </w:p>
+    <w:p>
+      <w:pPr/>
+      <w:r>
+        <w:rPr>
+          <w:lang w:val="en_US" w:bidi="en_US"/>
+        </w:rPr>
+      </w:r>
+      <w:r>
+        <w:rPr>
           <w:b/>
           <w:lang w:val="en_US" w:bidi="en_US"/>
         </w:rPr>
@@ -17026,6 +19308,20 @@
       </w:r>
       <w:r>
         <w:rPr>
+          <w:lang w:val="en_US" w:bidi="en_US"/>
+        </w:rPr>
+        <w:t>וְ⁠יָשַׁ֨ב מְצָרֵ֤ף וּ⁠מְטַהֵר֙ כֶּ֔סֶף</w:t>
+      </w:r>
+    </w:p>
+    <w:p>
+      <w:pPr/>
+      <w:r>
+        <w:rPr>
+          <w:lang w:val="en_US" w:bidi="en_US"/>
+        </w:rPr>
+      </w:r>
+      <w:r>
+        <w:rPr>
           <w:b/>
           <w:lang w:val="en_US" w:bidi="en_US"/>
         </w:rPr>
@@ -17135,6 +19431,20 @@
       </w:r>
       <w:r>
         <w:rPr>
+          <w:lang w:val="en_US" w:bidi="en_US"/>
+        </w:rPr>
+        <w:t>אֶת־בְּנֵֽי־לֵוִי֙</w:t>
+      </w:r>
+    </w:p>
+    <w:p>
+      <w:pPr/>
+      <w:r>
+        <w:rPr>
+          <w:lang w:val="en_US" w:bidi="en_US"/>
+        </w:rPr>
+      </w:r>
+      <w:r>
+        <w:rPr>
           <w:b/>
           <w:lang w:val="en_US" w:bidi="en_US"/>
         </w:rPr>
@@ -17244,6 +19554,20 @@
       </w:r>
       <w:r>
         <w:rPr>
+          <w:lang w:val="en_US" w:bidi="en_US"/>
+        </w:rPr>
+        <w:t>וְ⁠זִקַּ֣ק אֹתָ֔⁠ם כַּ⁠זָּהָ֖ב וְ⁠כַ⁠כָּ֑סֶף</w:t>
+      </w:r>
+    </w:p>
+    <w:p>
+      <w:pPr/>
+      <w:r>
+        <w:rPr>
+          <w:lang w:val="en_US" w:bidi="en_US"/>
+        </w:rPr>
+      </w:r>
+      <w:r>
+        <w:rPr>
           <w:b/>
           <w:lang w:val="en_US" w:bidi="en_US"/>
         </w:rPr>
@@ -17327,6 +19651,20 @@
       </w:r>
       <w:r>
         <w:rPr>
+          <w:lang w:val="en_US" w:bidi="en_US"/>
+        </w:rPr>
+        <w:t>מִנְחַ֥ת יְהוּדָ֖ה וִ⁠ירֽוּשָׁלִָ֑ם</w:t>
+      </w:r>
+    </w:p>
+    <w:p>
+      <w:pPr/>
+      <w:r>
+        <w:rPr>
+          <w:lang w:val="en_US" w:bidi="en_US"/>
+        </w:rPr>
+      </w:r>
+      <w:r>
+        <w:rPr>
           <w:b/>
           <w:lang w:val="en_US" w:bidi="en_US"/>
         </w:rPr>
@@ -17410,6 +19748,20 @@
       </w:r>
       <w:r>
         <w:rPr>
+          <w:lang w:val="en_US" w:bidi="en_US"/>
+        </w:rPr>
+        <w:t>כִּ⁠ימֵ֣י עוֹלָ֔ם וּ⁠כְ⁠שָׁנִ֖ים קַדְמֹנִיּֽוֹת</w:t>
+      </w:r>
+    </w:p>
+    <w:p>
+      <w:pPr/>
+      <w:r>
+        <w:rPr>
+          <w:lang w:val="en_US" w:bidi="en_US"/>
+        </w:rPr>
+      </w:r>
+      <w:r>
+        <w:rPr>
           <w:b/>
           <w:lang w:val="en_US" w:bidi="en_US"/>
         </w:rPr>
@@ -17493,6 +19845,20 @@
       </w:r>
       <w:r>
         <w:rPr>
+          <w:lang w:val="en_US" w:bidi="en_US"/>
+        </w:rPr>
+        <w:t>בַּֽ⁠מְכַשְּׁפִים֙ וּ⁠בַ⁠מְנָ֣אֲפִ֔ים וּ⁠בַ⁠נִּשְׁבָּעִ֖ים לַ⁠שָּׁ֑קֶר וּ⁠בְ⁠עֹשְׁקֵ֣י שְׂכַר־שָׂ֠כִיר אַלְמָנָ֨ה וְ⁠יָת֤וֹם וּ⁠מַטֵּי־גֵר֙ וְ⁠לֹ֣א יְרֵא֔וּ⁠נִי</w:t>
+      </w:r>
+    </w:p>
+    <w:p>
+      <w:pPr/>
+      <w:r>
+        <w:rPr>
+          <w:lang w:val="en_US" w:bidi="en_US"/>
+        </w:rPr>
+      </w:r>
+      <w:r>
+        <w:rPr>
           <w:b/>
           <w:lang w:val="en_US" w:bidi="en_US"/>
         </w:rPr>
@@ -17576,6 +19942,20 @@
       </w:r>
       <w:r>
         <w:rPr>
+          <w:lang w:val="en_US" w:bidi="en_US"/>
+        </w:rPr>
+        <w:t>לַ⁠מִּשְׁפָּט֒</w:t>
+      </w:r>
+    </w:p>
+    <w:p>
+      <w:pPr/>
+      <w:r>
+        <w:rPr>
+          <w:lang w:val="en_US" w:bidi="en_US"/>
+        </w:rPr>
+      </w:r>
+      <w:r>
+        <w:rPr>
           <w:b/>
           <w:lang w:val="en_US" w:bidi="en_US"/>
         </w:rPr>
@@ -17672,6 +20052,20 @@
       </w:r>
       <w:r>
         <w:rPr>
+          <w:lang w:val="en_US" w:bidi="en_US"/>
+        </w:rPr>
+        <w:t>וְ⁠הָיִ֣יתִי ׀ עֵ֣ד מְמַהֵ֗ר בַּֽ⁠מְכַשְּׁפִים֙ וּ⁠בַ⁠מְנָ֣אֲפִ֔ים וּ⁠בַ⁠נִּשְׁבָּעִ֖ים לַ⁠שָּׁ֑קֶר וּ⁠בְ⁠עֹשְׁקֵ֣י שְׂכַר־שָׂ֠כִיר אַלְמָנָ֨ה וְ⁠יָת֤וֹם וּ⁠מַטֵּי־גֵר֙</w:t>
+      </w:r>
+    </w:p>
+    <w:p>
+      <w:pPr/>
+      <w:r>
+        <w:rPr>
+          <w:lang w:val="en_US" w:bidi="en_US"/>
+        </w:rPr>
+      </w:r>
+      <w:r>
+        <w:rPr>
           <w:b/>
           <w:lang w:val="en_US" w:bidi="en_US"/>
         </w:rPr>
@@ -17768,6 +20162,20 @@
       </w:r>
       <w:r>
         <w:rPr>
+          <w:lang w:val="en_US" w:bidi="en_US"/>
+        </w:rPr>
+        <w:t>וּ⁠בְ⁠עֹשְׁקֵ֣י שְׂכַר</w:t>
+      </w:r>
+    </w:p>
+    <w:p>
+      <w:pPr/>
+      <w:r>
+        <w:rPr>
+          <w:lang w:val="en_US" w:bidi="en_US"/>
+        </w:rPr>
+      </w:r>
+      <w:r>
+        <w:rPr>
           <w:b/>
           <w:lang w:val="en_US" w:bidi="en_US"/>
         </w:rPr>
@@ -17864,6 +20272,20 @@
       </w:r>
       <w:r>
         <w:rPr>
+          <w:lang w:val="en_US" w:bidi="en_US"/>
+        </w:rPr>
+        <w:t>שָׂ֠כִיר אַלְמָנָ֨ה וְ⁠יָת֤וֹם &amp; גֵר֙</w:t>
+      </w:r>
+    </w:p>
+    <w:p>
+      <w:pPr/>
+      <w:r>
+        <w:rPr>
+          <w:lang w:val="en_US" w:bidi="en_US"/>
+        </w:rPr>
+      </w:r>
+      <w:r>
+        <w:rPr>
           <w:b/>
           <w:lang w:val="en_US" w:bidi="en_US"/>
         </w:rPr>
@@ -18064,6 +20486,20 @@
       </w:r>
       <w:r>
         <w:rPr>
+          <w:lang w:val="en_US" w:bidi="en_US"/>
+        </w:rPr>
+        <w:t>וּ⁠מַטֵּי־גֵר֙</w:t>
+      </w:r>
+    </w:p>
+    <w:p>
+      <w:pPr/>
+      <w:r>
+        <w:rPr>
+          <w:lang w:val="en_US" w:bidi="en_US"/>
+        </w:rPr>
+      </w:r>
+      <w:r>
+        <w:rPr>
           <w:b/>
           <w:lang w:val="en_US" w:bidi="en_US"/>
         </w:rPr>
@@ -18173,6 +20609,20 @@
       </w:r>
       <w:r>
         <w:rPr>
+          <w:lang w:val="en_US" w:bidi="en_US"/>
+        </w:rPr>
+        <w:t>כִּ֛י אֲנִ֥י יְהוָ֖ה לֹ֣א שָׁנִ֑יתִי וְ⁠אַתֶּ֥ם בְּנֵֽי־יַעֲקֹ֖ב לֹ֥א כְלִיתֶֽם</w:t>
+      </w:r>
+    </w:p>
+    <w:p>
+      <w:pPr/>
+      <w:r>
+        <w:rPr>
+          <w:lang w:val="en_US" w:bidi="en_US"/>
+        </w:rPr>
+      </w:r>
+      <w:r>
+        <w:rPr>
           <w:b/>
           <w:lang w:val="en_US" w:bidi="en_US"/>
         </w:rPr>
@@ -18282,6 +20732,20 @@
       </w:r>
       <w:r>
         <w:rPr>
+          <w:lang w:val="en_US" w:bidi="en_US"/>
+        </w:rPr>
+        <w:t>לֹ֣א שָׁנִ֑יתִי</w:t>
+      </w:r>
+    </w:p>
+    <w:p>
+      <w:pPr/>
+      <w:r>
+        <w:rPr>
+          <w:lang w:val="en_US" w:bidi="en_US"/>
+        </w:rPr>
+      </w:r>
+      <w:r>
+        <w:rPr>
           <w:b/>
           <w:lang w:val="en_US" w:bidi="en_US"/>
         </w:rPr>
@@ -18367,6 +20831,20 @@
         <w:rPr>
           <w:lang w:val="en_US" w:bidi="en_US"/>
         </w:rPr>
+      </w:r>
+    </w:p>
+    <w:p>
+      <w:pPr/>
+      <w:r>
+        <w:rPr>
+          <w:lang w:val="en_US" w:bidi="en_US"/>
+        </w:rPr>
+      </w:r>
+      <w:r>
+        <w:rPr>
+          <w:lang w:val="en_US" w:bidi="en_US"/>
+        </w:rPr>
+        <w:t>בְּנֵֽי־יַעֲקֹ֖ב</w:t>
       </w:r>
     </w:p>
     <w:p>
@@ -18492,6 +20970,20 @@
       </w:r>
       <w:r>
         <w:rPr>
+          <w:lang w:val="en_US" w:bidi="en_US"/>
+        </w:rPr>
+        <w:t>אֲבֹתֵי⁠כֶ֜ם</w:t>
+      </w:r>
+    </w:p>
+    <w:p>
+      <w:pPr/>
+      <w:r>
+        <w:rPr>
+          <w:lang w:val="en_US" w:bidi="en_US"/>
+        </w:rPr>
+      </w:r>
+      <w:r>
+        <w:rPr>
           <w:b/>
           <w:lang w:val="en_US" w:bidi="en_US"/>
         </w:rPr>
@@ -18588,6 +21080,20 @@
       </w:r>
       <w:r>
         <w:rPr>
+          <w:lang w:val="en_US" w:bidi="en_US"/>
+        </w:rPr>
+        <w:t>סַרְתֶּ֤ם מֵֽ⁠חֻקַּ⁠י֙ וְ⁠לֹ֣א שְׁמַרְתֶּ֔ם</w:t>
+      </w:r>
+    </w:p>
+    <w:p>
+      <w:pPr/>
+      <w:r>
+        <w:rPr>
+          <w:lang w:val="en_US" w:bidi="en_US"/>
+        </w:rPr>
+      </w:r>
+      <w:r>
+        <w:rPr>
           <w:b/>
           <w:lang w:val="en_US" w:bidi="en_US"/>
         </w:rPr>
@@ -18671,6 +21177,20 @@
       </w:r>
       <w:r>
         <w:rPr>
+          <w:lang w:val="en_US" w:bidi="en_US"/>
+        </w:rPr>
+        <w:t>סַרְתֶּ֤ם מֵֽ⁠חֻקַּ⁠י֙</w:t>
+      </w:r>
+    </w:p>
+    <w:p>
+      <w:pPr/>
+      <w:r>
+        <w:rPr>
+          <w:lang w:val="en_US" w:bidi="en_US"/>
+        </w:rPr>
+      </w:r>
+      <w:r>
+        <w:rPr>
           <w:b/>
           <w:lang w:val="en_US" w:bidi="en_US"/>
         </w:rPr>
@@ -18780,6 +21300,20 @@
       </w:r>
       <w:r>
         <w:rPr>
+          <w:lang w:val="en_US" w:bidi="en_US"/>
+        </w:rPr>
+        <w:t>וַ⁠אֲמַרְתֶּ֖ם בַּ⁠מֶּ֥ה נָשֽׁוּב</w:t>
+      </w:r>
+    </w:p>
+    <w:p>
+      <w:pPr/>
+      <w:r>
+        <w:rPr>
+          <w:lang w:val="en_US" w:bidi="en_US"/>
+        </w:rPr>
+      </w:r>
+      <w:r>
+        <w:rPr>
           <w:b/>
           <w:lang w:val="en_US" w:bidi="en_US"/>
         </w:rPr>
@@ -18852,6 +21386,20 @@
         <w:rPr>
           <w:lang w:val="en_US" w:bidi="en_US"/>
         </w:rPr>
+      </w:r>
+    </w:p>
+    <w:p>
+      <w:pPr/>
+      <w:r>
+        <w:rPr>
+          <w:lang w:val="en_US" w:bidi="en_US"/>
+        </w:rPr>
+      </w:r>
+      <w:r>
+        <w:rPr>
+          <w:lang w:val="en_US" w:bidi="en_US"/>
+        </w:rPr>
+        <w:t>הֲ⁠יִקְבַּ֨ע אָדָ֜ם אֱלֹהִ֗ים כִּ֤י אַתֶּם֙ קֹבְעִ֣ים אֹתִ֔⁠י</w:t>
       </w:r>
     </w:p>
     <w:p>
@@ -18977,6 +21525,20 @@
       </w:r>
       <w:r>
         <w:rPr>
+          <w:lang w:val="en_US" w:bidi="en_US"/>
+        </w:rPr>
+        <w:t>וַ⁠אֲמַרְתֶּ֖ם בַּ⁠מֶּ֣ה קְבַעֲנ֑וּ⁠ךָ</w:t>
+      </w:r>
+    </w:p>
+    <w:p>
+      <w:pPr/>
+      <w:r>
+        <w:rPr>
+          <w:lang w:val="en_US" w:bidi="en_US"/>
+        </w:rPr>
+      </w:r>
+      <w:r>
+        <w:rPr>
           <w:b/>
           <w:lang w:val="en_US" w:bidi="en_US"/>
         </w:rPr>
@@ -19060,6 +21622,20 @@
       </w:r>
       <w:r>
         <w:rPr>
+          <w:lang w:val="en_US" w:bidi="en_US"/>
+        </w:rPr>
+        <w:t>הַֽ⁠מַּעֲשֵׂ֖ר וְ⁠הַ⁠תְּרוּמָֽה</w:t>
+      </w:r>
+    </w:p>
+    <w:p>
+      <w:pPr/>
+      <w:r>
+        <w:rPr>
+          <w:lang w:val="en_US" w:bidi="en_US"/>
+        </w:rPr>
+      </w:r>
+      <w:r>
+        <w:rPr>
           <w:b/>
           <w:lang w:val="en_US" w:bidi="en_US"/>
         </w:rPr>
@@ -19143,6 +21719,20 @@
       </w:r>
       <w:r>
         <w:rPr>
+          <w:lang w:val="en_US" w:bidi="en_US"/>
+        </w:rPr>
+        <w:t>בַּ⁠מְּאֵרָה֙ אַתֶּ֣ם נֵֽאָרִ֔ים וְ⁠אֹתִ֖⁠י אַתֶּ֣ם קֹבְעִ֑ים</w:t>
+      </w:r>
+    </w:p>
+    <w:p>
+      <w:pPr/>
+      <w:r>
+        <w:rPr>
+          <w:lang w:val="en_US" w:bidi="en_US"/>
+        </w:rPr>
+      </w:r>
+      <w:r>
+        <w:rPr>
           <w:b/>
           <w:lang w:val="en_US" w:bidi="en_US"/>
         </w:rPr>
@@ -19226,6 +21816,20 @@
       </w:r>
       <w:r>
         <w:rPr>
+          <w:lang w:val="en_US" w:bidi="en_US"/>
+        </w:rPr>
+        <w:t>בַּ⁠מְּאֵרָה֙ אַתֶּ֣ם נֵֽאָרִ֔ים</w:t>
+      </w:r>
+    </w:p>
+    <w:p>
+      <w:pPr/>
+      <w:r>
+        <w:rPr>
+          <w:lang w:val="en_US" w:bidi="en_US"/>
+        </w:rPr>
+      </w:r>
+      <w:r>
+        <w:rPr>
           <w:b/>
           <w:lang w:val="en_US" w:bidi="en_US"/>
         </w:rPr>
@@ -19309,6 +21913,20 @@
       </w:r>
       <w:r>
         <w:rPr>
+          <w:lang w:val="en_US" w:bidi="en_US"/>
+        </w:rPr>
+        <w:t>בַּ⁠מְּאֵרָה֙ אַתֶּ֣ם נֵֽאָרִ֔ים</w:t>
+      </w:r>
+    </w:p>
+    <w:p>
+      <w:pPr/>
+      <w:r>
+        <w:rPr>
+          <w:lang w:val="en_US" w:bidi="en_US"/>
+        </w:rPr>
+      </w:r>
+      <w:r>
+        <w:rPr>
           <w:b/>
           <w:lang w:val="en_US" w:bidi="en_US"/>
         </w:rPr>
@@ -19392,6 +22010,20 @@
       </w:r>
       <w:r>
         <w:rPr>
+          <w:lang w:val="en_US" w:bidi="en_US"/>
+        </w:rPr>
+        <w:t>הַ⁠גּ֖וֹי כֻּלּֽ⁠וֹ</w:t>
+      </w:r>
+    </w:p>
+    <w:p>
+      <w:pPr/>
+      <w:r>
+        <w:rPr>
+          <w:lang w:val="en_US" w:bidi="en_US"/>
+        </w:rPr>
+      </w:r>
+      <w:r>
+        <w:rPr>
           <w:b/>
           <w:lang w:val="en_US" w:bidi="en_US"/>
         </w:rPr>
@@ -19488,6 +22120,20 @@
       </w:r>
       <w:r>
         <w:rPr>
+          <w:lang w:val="en_US" w:bidi="en_US"/>
+        </w:rPr>
+        <w:t>בֵּ֣ית הָ⁠אוֹצָ֗ר</w:t>
+      </w:r>
+    </w:p>
+    <w:p>
+      <w:pPr/>
+      <w:r>
+        <w:rPr>
+          <w:lang w:val="en_US" w:bidi="en_US"/>
+        </w:rPr>
+      </w:r>
+      <w:r>
+        <w:rPr>
           <w:b/>
           <w:lang w:val="en_US" w:bidi="en_US"/>
         </w:rPr>
@@ -19584,6 +22230,20 @@
       </w:r>
       <w:r>
         <w:rPr>
+          <w:lang w:val="en_US" w:bidi="en_US"/>
+        </w:rPr>
+        <w:t>טֶ֨רֶף֙ בְּ⁠בֵיתִ֔⁠י</w:t>
+      </w:r>
+    </w:p>
+    <w:p>
+      <w:pPr/>
+      <w:r>
+        <w:rPr>
+          <w:lang w:val="en_US" w:bidi="en_US"/>
+        </w:rPr>
+      </w:r>
+      <w:r>
+        <w:rPr>
           <w:b/>
           <w:lang w:val="en_US" w:bidi="en_US"/>
         </w:rPr>
@@ -19680,6 +22340,20 @@
       </w:r>
       <w:r>
         <w:rPr>
+          <w:lang w:val="en_US" w:bidi="en_US"/>
+        </w:rPr>
+        <w:t>אִם־לֹ֧א אֶפְתַּ֣ח לָ⁠כֶ֗ם אֵ֚ת אֲרֻבּ֣וֹת הַ⁠שָּׁמַ֔יִם וַ⁠הֲרִיקֹתִ֥י לָ⁠כֶ֛ם בְּרָכָ֖ה</w:t>
+      </w:r>
+    </w:p>
+    <w:p>
+      <w:pPr/>
+      <w:r>
+        <w:rPr>
+          <w:lang w:val="en_US" w:bidi="en_US"/>
+        </w:rPr>
+      </w:r>
+      <w:r>
+        <w:rPr>
           <w:b/>
           <w:lang w:val="en_US" w:bidi="en_US"/>
         </w:rPr>
@@ -19763,6 +22437,20 @@
       </w:r>
       <w:r>
         <w:rPr>
+          <w:lang w:val="en_US" w:bidi="en_US"/>
+        </w:rPr>
+        <w:t>בְּרָכָ֖ה</w:t>
+      </w:r>
+    </w:p>
+    <w:p>
+      <w:pPr/>
+      <w:r>
+        <w:rPr>
+          <w:lang w:val="en_US" w:bidi="en_US"/>
+        </w:rPr>
+      </w:r>
+      <w:r>
+        <w:rPr>
           <w:b/>
           <w:lang w:val="en_US" w:bidi="en_US"/>
         </w:rPr>
@@ -19859,6 +22547,20 @@
       </w:r>
       <w:r>
         <w:rPr>
+          <w:lang w:val="en_US" w:bidi="en_US"/>
+        </w:rPr>
+        <w:t>עַד־בְּלִי־דָֽי</w:t>
+      </w:r>
+    </w:p>
+    <w:p>
+      <w:pPr/>
+      <w:r>
+        <w:rPr>
+          <w:lang w:val="en_US" w:bidi="en_US"/>
+        </w:rPr>
+      </w:r>
+      <w:r>
+        <w:rPr>
           <w:b/>
           <w:lang w:val="en_US" w:bidi="en_US"/>
         </w:rPr>
@@ -19955,6 +22657,20 @@
       </w:r>
       <w:r>
         <w:rPr>
+          <w:lang w:val="en_US" w:bidi="en_US"/>
+        </w:rPr>
+        <w:t>וְ⁠גָעַרְתִּ֤י לָ⁠כֶם֙ בָּֽ⁠אֹכֵ֔ל</w:t>
+      </w:r>
+    </w:p>
+    <w:p>
+      <w:pPr/>
+      <w:r>
+        <w:rPr>
+          <w:lang w:val="en_US" w:bidi="en_US"/>
+        </w:rPr>
+      </w:r>
+      <w:r>
+        <w:rPr>
           <w:b/>
           <w:lang w:val="en_US" w:bidi="en_US"/>
         </w:rPr>
@@ -20051,6 +22767,20 @@
       </w:r>
       <w:r>
         <w:rPr>
+          <w:lang w:val="en_US" w:bidi="en_US"/>
+        </w:rPr>
+        <w:t>וְ⁠גָעַרְתִּ֤י לָ⁠כֶם֙ בָּֽ⁠אֹכֵ֔ל</w:t>
+      </w:r>
+    </w:p>
+    <w:p>
+      <w:pPr/>
+      <w:r>
+        <w:rPr>
+          <w:lang w:val="en_US" w:bidi="en_US"/>
+        </w:rPr>
+      </w:r>
+      <w:r>
+        <w:rPr>
           <w:b/>
           <w:lang w:val="en_US" w:bidi="en_US"/>
         </w:rPr>
@@ -20147,6 +22877,20 @@
       </w:r>
       <w:r>
         <w:rPr>
+          <w:lang w:val="en_US" w:bidi="en_US"/>
+        </w:rPr>
+        <w:t>אֶת־פְּרִ֣י הָ⁠אֲדָמָ֑ה</w:t>
+      </w:r>
+    </w:p>
+    <w:p>
+      <w:pPr/>
+      <w:r>
+        <w:rPr>
+          <w:lang w:val="en_US" w:bidi="en_US"/>
+        </w:rPr>
+      </w:r>
+      <w:r>
+        <w:rPr>
           <w:b/>
           <w:lang w:val="en_US" w:bidi="en_US"/>
         </w:rPr>
@@ -20243,6 +22987,20 @@
       </w:r>
       <w:r>
         <w:rPr>
+          <w:lang w:val="en_US" w:bidi="en_US"/>
+        </w:rPr>
+        <w:t>וְ⁠לֹא־תְשַׁכֵּ֨ל לָ⁠כֶ֤ם הַ⁠גֶּ֨פֶן֙ בַּ⁠שָּׂדֶ֔ה</w:t>
+      </w:r>
+    </w:p>
+    <w:p>
+      <w:pPr/>
+      <w:r>
+        <w:rPr>
+          <w:lang w:val="en_US" w:bidi="en_US"/>
+        </w:rPr>
+      </w:r>
+      <w:r>
+        <w:rPr>
           <w:b/>
           <w:lang w:val="en_US" w:bidi="en_US"/>
         </w:rPr>
@@ -20339,6 +23097,20 @@
       </w:r>
       <w:r>
         <w:rPr>
+          <w:lang w:val="en_US" w:bidi="en_US"/>
+        </w:rPr>
+        <w:t>אֶ֣רֶץ חֵ֔פֶץ</w:t>
+      </w:r>
+    </w:p>
+    <w:p>
+      <w:pPr/>
+      <w:r>
+        <w:rPr>
+          <w:lang w:val="en_US" w:bidi="en_US"/>
+        </w:rPr>
+      </w:r>
+      <w:r>
+        <w:rPr>
           <w:b/>
           <w:lang w:val="en_US" w:bidi="en_US"/>
         </w:rPr>
@@ -20435,6 +23207,20 @@
       </w:r>
       <w:r>
         <w:rPr>
+          <w:lang w:val="en_US" w:bidi="en_US"/>
+        </w:rPr>
+        <w:t>חָזְק֥וּ עָלַ֛⁠י דִּבְרֵי⁠כֶ֖ם</w:t>
+      </w:r>
+    </w:p>
+    <w:p>
+      <w:pPr/>
+      <w:r>
+        <w:rPr>
+          <w:lang w:val="en_US" w:bidi="en_US"/>
+        </w:rPr>
+      </w:r>
+      <w:r>
+        <w:rPr>
           <w:b/>
           <w:lang w:val="en_US" w:bidi="en_US"/>
         </w:rPr>
@@ -20531,6 +23317,20 @@
       </w:r>
       <w:r>
         <w:rPr>
+          <w:lang w:val="en_US" w:bidi="en_US"/>
+        </w:rPr>
+        <w:t>וַ⁠אֲמַרְתֶּ֕ם מַה־נִּדְבַּ֖רְנוּ עָלֶֽי⁠ךָ</w:t>
+      </w:r>
+    </w:p>
+    <w:p>
+      <w:pPr/>
+      <w:r>
+        <w:rPr>
+          <w:lang w:val="en_US" w:bidi="en_US"/>
+        </w:rPr>
+      </w:r>
+      <w:r>
+        <w:rPr>
           <w:b/>
           <w:lang w:val="en_US" w:bidi="en_US"/>
         </w:rPr>
@@ -20614,6 +23414,20 @@
       </w:r>
       <w:r>
         <w:rPr>
+          <w:lang w:val="en_US" w:bidi="en_US"/>
+        </w:rPr>
+        <w:t>אֲמַרְתֶּ֕ם שָׁ֖וְא עֲבֹ֣ד אֱלֹהִ֑ים וּ⁠מַה־בֶּ֗צַע כִּ֤י שָׁמַ֨רְנוּ֙ מִשְׁמַרְתּ֔⁠וֹ וְ⁠כִ֤י הָלַ֨כְנוּ֙ קְדֹ֣רַנִּ֔ית מִ⁠פְּנֵ֖י יְהוָ֥ה צְבָאֽוֹת</w:t>
+      </w:r>
+    </w:p>
+    <w:p>
+      <w:pPr/>
+      <w:r>
+        <w:rPr>
+          <w:lang w:val="en_US" w:bidi="en_US"/>
+        </w:rPr>
+      </w:r>
+      <w:r>
+        <w:rPr>
           <w:b/>
           <w:lang w:val="en_US" w:bidi="en_US"/>
         </w:rPr>
@@ -20697,6 +23511,20 @@
       </w:r>
       <w:r>
         <w:rPr>
+          <w:lang w:val="en_US" w:bidi="en_US"/>
+        </w:rPr>
+        <w:t>הָלַ֨כְנוּ֙</w:t>
+      </w:r>
+    </w:p>
+    <w:p>
+      <w:pPr/>
+      <w:r>
+        <w:rPr>
+          <w:lang w:val="en_US" w:bidi="en_US"/>
+        </w:rPr>
+      </w:r>
+      <w:r>
+        <w:rPr>
           <w:b/>
           <w:lang w:val="en_US" w:bidi="en_US"/>
         </w:rPr>
@@ -20793,6 +23621,20 @@
       </w:r>
       <w:r>
         <w:rPr>
+          <w:lang w:val="en_US" w:bidi="en_US"/>
+        </w:rPr>
+        <w:t>מִ⁠פְּנֵ֖י יְהוָ֥ה צְבָאֽוֹת</w:t>
+      </w:r>
+    </w:p>
+    <w:p>
+      <w:pPr/>
+      <w:r>
+        <w:rPr>
+          <w:lang w:val="en_US" w:bidi="en_US"/>
+        </w:rPr>
+      </w:r>
+      <w:r>
+        <w:rPr>
           <w:b/>
           <w:lang w:val="en_US" w:bidi="en_US"/>
         </w:rPr>
@@ -20889,6 +23731,20 @@
       </w:r>
       <w:r>
         <w:rPr>
+          <w:lang w:val="en_US" w:bidi="en_US"/>
+        </w:rPr>
+        <w:t>וְ⁠עַתָּ֕ה אֲנַ֖חְנוּ מְאַשְּׁרִ֣ים זֵדִ֑ים גַּם־נִבְנוּ֙ עֹשֵׂ֣י רִשְׁעָ֔ה גַּ֧ם בָּחֲנ֛וּ אֱלֹהִ֖ים וַ⁠יִּמָּלֵֽטוּ</w:t>
+      </w:r>
+    </w:p>
+    <w:p>
+      <w:pPr/>
+      <w:r>
+        <w:rPr>
+          <w:lang w:val="en_US" w:bidi="en_US"/>
+        </w:rPr>
+      </w:r>
+      <w:r>
+        <w:rPr>
           <w:b/>
           <w:lang w:val="en_US" w:bidi="en_US"/>
         </w:rPr>
@@ -20972,6 +23828,20 @@
       </w:r>
       <w:r>
         <w:rPr>
+          <w:lang w:val="en_US" w:bidi="en_US"/>
+        </w:rPr>
+        <w:t>נִבְנוּ֙ עֹשֵׂ֣י רִשְׁעָ֔ה</w:t>
+      </w:r>
+    </w:p>
+    <w:p>
+      <w:pPr/>
+      <w:r>
+        <w:rPr>
+          <w:lang w:val="en_US" w:bidi="en_US"/>
+        </w:rPr>
+      </w:r>
+      <w:r>
+        <w:rPr>
           <w:b/>
           <w:lang w:val="en_US" w:bidi="en_US"/>
         </w:rPr>
@@ -21055,6 +23925,20 @@
       </w:r>
       <w:r>
         <w:rPr>
+          <w:lang w:val="en_US" w:bidi="en_US"/>
+        </w:rPr>
+        <w:t>עֹשֵׂ֣י רִשְׁעָ֔ה</w:t>
+      </w:r>
+    </w:p>
+    <w:p>
+      <w:pPr/>
+      <w:r>
+        <w:rPr>
+          <w:lang w:val="en_US" w:bidi="en_US"/>
+        </w:rPr>
+      </w:r>
+      <w:r>
+        <w:rPr>
           <w:b/>
           <w:lang w:val="en_US" w:bidi="en_US"/>
         </w:rPr>
@@ -21151,6 +24035,20 @@
       </w:r>
       <w:r>
         <w:rPr>
+          <w:lang w:val="en_US" w:bidi="en_US"/>
+        </w:rPr>
+        <w:t>אִ֣ישׁ אֶת־רֵעֵ֑⁠הוּ</w:t>
+      </w:r>
+    </w:p>
+    <w:p>
+      <w:pPr/>
+      <w:r>
+        <w:rPr>
+          <w:lang w:val="en_US" w:bidi="en_US"/>
+        </w:rPr>
+      </w:r>
+      <w:r>
+        <w:rPr>
           <w:b/>
           <w:lang w:val="en_US" w:bidi="en_US"/>
         </w:rPr>
@@ -21234,6 +24132,20 @@
       </w:r>
       <w:r>
         <w:rPr>
+          <w:lang w:val="en_US" w:bidi="en_US"/>
+        </w:rPr>
+        <w:t>וַ⁠יַּקְשֵׁ֤ב יְהוָה֙ וַ⁠יִּשְׁמָ֔ע</w:t>
+      </w:r>
+    </w:p>
+    <w:p>
+      <w:pPr/>
+      <w:r>
+        <w:rPr>
+          <w:lang w:val="en_US" w:bidi="en_US"/>
+        </w:rPr>
+      </w:r>
+      <w:r>
+        <w:rPr>
           <w:b/>
           <w:lang w:val="en_US" w:bidi="en_US"/>
         </w:rPr>
@@ -21317,6 +24229,20 @@
       </w:r>
       <w:r>
         <w:rPr>
+          <w:lang w:val="en_US" w:bidi="en_US"/>
+        </w:rPr>
+        <w:t>וַ֠⁠יִּכָּתֵב סֵ֣פֶר זִכָּר֤וֹן</w:t>
+      </w:r>
+    </w:p>
+    <w:p>
+      <w:pPr/>
+      <w:r>
+        <w:rPr>
+          <w:lang w:val="en_US" w:bidi="en_US"/>
+        </w:rPr>
+      </w:r>
+      <w:r>
+        <w:rPr>
           <w:b/>
           <w:lang w:val="en_US" w:bidi="en_US"/>
         </w:rPr>
@@ -21400,6 +24326,20 @@
       </w:r>
       <w:r>
         <w:rPr>
+          <w:lang w:val="en_US" w:bidi="en_US"/>
+        </w:rPr>
+        <w:t>לְ⁠פָנָי⁠ו֙</w:t>
+      </w:r>
+    </w:p>
+    <w:p>
+      <w:pPr/>
+      <w:r>
+        <w:rPr>
+          <w:lang w:val="en_US" w:bidi="en_US"/>
+        </w:rPr>
+      </w:r>
+      <w:r>
+        <w:rPr>
           <w:b/>
           <w:lang w:val="en_US" w:bidi="en_US"/>
         </w:rPr>
@@ -21496,6 +24436,20 @@
       </w:r>
       <w:r>
         <w:rPr>
+          <w:lang w:val="en_US" w:bidi="en_US"/>
+        </w:rPr>
+        <w:t>לְ⁠יִרְאֵ֣י יְהוָ֔ה וּ⁠לְ⁠חֹשְׁבֵ֖י שְׁמֽ⁠וֹ</w:t>
+      </w:r>
+    </w:p>
+    <w:p>
+      <w:pPr/>
+      <w:r>
+        <w:rPr>
+          <w:lang w:val="en_US" w:bidi="en_US"/>
+        </w:rPr>
+      </w:r>
+      <w:r>
+        <w:rPr>
           <w:b/>
           <w:lang w:val="en_US" w:bidi="en_US"/>
         </w:rPr>
@@ -21579,6 +24533,20 @@
       </w:r>
       <w:r>
         <w:rPr>
+          <w:lang w:val="en_US" w:bidi="en_US"/>
+        </w:rPr>
+        <w:t>וּ⁠לְ⁠חֹשְׁבֵ֖י שְׁמֽ⁠וֹ</w:t>
+      </w:r>
+    </w:p>
+    <w:p>
+      <w:pPr/>
+      <w:r>
+        <w:rPr>
+          <w:lang w:val="en_US" w:bidi="en_US"/>
+        </w:rPr>
+      </w:r>
+      <w:r>
+        <w:rPr>
           <w:b/>
           <w:lang w:val="en_US" w:bidi="en_US"/>
         </w:rPr>
@@ -21675,6 +24643,20 @@
       </w:r>
       <w:r>
         <w:rPr>
+          <w:lang w:val="en_US" w:bidi="en_US"/>
+        </w:rPr>
+        <w:t>וְ⁠הָ֣יוּ לִ֗⁠י אָמַר֙ יְהוָ֣ה צְבָא֔וֹת &amp; סְגֻלָּ֑ה</w:t>
+      </w:r>
+    </w:p>
+    <w:p>
+      <w:pPr/>
+      <w:r>
+        <w:rPr>
+          <w:lang w:val="en_US" w:bidi="en_US"/>
+        </w:rPr>
+      </w:r>
+      <w:r>
+        <w:rPr>
           <w:b/>
           <w:lang w:val="en_US" w:bidi="en_US"/>
         </w:rPr>
@@ -21771,6 +24753,20 @@
       </w:r>
       <w:r>
         <w:rPr>
+          <w:lang w:val="en_US" w:bidi="en_US"/>
+        </w:rPr>
+        <w:t>לַ⁠יּ֕וֹם אֲשֶׁ֥ר אֲנִ֖י עֹשֶׂ֣ה</w:t>
+      </w:r>
+    </w:p>
+    <w:p>
+      <w:pPr/>
+      <w:r>
+        <w:rPr>
+          <w:lang w:val="en_US" w:bidi="en_US"/>
+        </w:rPr>
+      </w:r>
+      <w:r>
+        <w:rPr>
           <w:b/>
           <w:lang w:val="en_US" w:bidi="en_US"/>
         </w:rPr>
@@ -21880,6 +24876,20 @@
       </w:r>
       <w:r>
         <w:rPr>
+          <w:lang w:val="en_US" w:bidi="en_US"/>
+        </w:rPr>
+        <w:t>כַּֽ⁠אֲשֶׁר֙</w:t>
+      </w:r>
+    </w:p>
+    <w:p>
+      <w:pPr/>
+      <w:r>
+        <w:rPr>
+          <w:lang w:val="en_US" w:bidi="en_US"/>
+        </w:rPr>
+      </w:r>
+      <w:r>
+        <w:rPr>
           <w:b/>
           <w:lang w:val="en_US" w:bidi="en_US"/>
         </w:rPr>
@@ -21976,6 +24986,20 @@
       </w:r>
       <w:r>
         <w:rPr>
+          <w:lang w:val="en_US" w:bidi="en_US"/>
+        </w:rPr>
+        <w:t>וְ⁠שַׁבְתֶּם֙ וּ⁠רְאִיתֶ֔ם</w:t>
+      </w:r>
+    </w:p>
+    <w:p>
+      <w:pPr/>
+      <w:r>
+        <w:rPr>
+          <w:lang w:val="en_US" w:bidi="en_US"/>
+        </w:rPr>
+      </w:r>
+      <w:r>
+        <w:rPr>
           <w:b/>
           <w:lang w:val="en_US" w:bidi="en_US"/>
         </w:rPr>
@@ -22059,6 +25083,20 @@
       </w:r>
       <w:r>
         <w:rPr>
+          <w:lang w:val="en_US" w:bidi="en_US"/>
+        </w:rPr>
+        <w:t>וְ⁠שַׁבְתֶּם֙ וּ⁠רְאִיתֶ֔ם</w:t>
+      </w:r>
+    </w:p>
+    <w:p>
+      <w:pPr/>
+      <w:r>
+        <w:rPr>
+          <w:lang w:val="en_US" w:bidi="en_US"/>
+        </w:rPr>
+      </w:r>
+      <w:r>
+        <w:rPr>
           <w:b/>
           <w:lang w:val="en_US" w:bidi="en_US"/>
         </w:rPr>
@@ -22155,6 +25193,20 @@
       </w:r>
       <w:r>
         <w:rPr>
+          <w:lang w:val="en_US" w:bidi="en_US"/>
+        </w:rPr>
+        <w:t>בֵּ֥ין צַדִּ֖יק לְ⁠רָשָׁ֑ע</w:t>
+      </w:r>
+    </w:p>
+    <w:p>
+      <w:pPr/>
+      <w:r>
+        <w:rPr>
+          <w:lang w:val="en_US" w:bidi="en_US"/>
+        </w:rPr>
+      </w:r>
+      <w:r>
+        <w:rPr>
           <w:b/>
           <w:lang w:val="en_US" w:bidi="en_US"/>
         </w:rPr>
@@ -22238,6 +25290,20 @@
       </w:r>
       <w:r>
         <w:rPr>
+          <w:lang w:val="en_US" w:bidi="en_US"/>
+        </w:rPr>
+        <w:t>בֵּ֥ין צַדִּ֖יק לְ⁠רָשָׁ֑ע בֵּ֚ין עֹבֵ֣ד אֱלֹהִ֔ים לַ⁠אֲשֶׁ֖ר לֹ֥א עֲבָדֽ⁠וֹ</w:t>
+      </w:r>
+    </w:p>
+    <w:p>
+      <w:pPr/>
+      <w:r>
+        <w:rPr>
+          <w:lang w:val="en_US" w:bidi="en_US"/>
+        </w:rPr>
+      </w:r>
+      <w:r>
+        <w:rPr>
           <w:b/>
           <w:lang w:val="en_US" w:bidi="en_US"/>
         </w:rPr>
@@ -22310,6 +25376,20 @@
         <w:rPr>
           <w:lang w:val="en_US" w:bidi="en_US"/>
         </w:rPr>
+      </w:r>
+    </w:p>
+    <w:p>
+      <w:pPr/>
+      <w:r>
+        <w:rPr>
+          <w:lang w:val="en_US" w:bidi="en_US"/>
+        </w:rPr>
+      </w:r>
+      <w:r>
+        <w:rPr>
+          <w:lang w:val="en_US" w:bidi="en_US"/>
+        </w:rPr>
+        <w:t>צַדִּ֖יק לְ⁠רָשָׁ֑ע</w:t>
       </w:r>
     </w:p>
     <w:p>
@@ -22543,6 +25623,20 @@
       </w:r>
       <w:r>
         <w:rPr>
+          <w:lang w:val="en_US" w:bidi="en_US"/>
+        </w:rPr>
+        <w:t>הִנֵּ֤ה</w:t>
+      </w:r>
+    </w:p>
+    <w:p>
+      <w:pPr/>
+      <w:r>
+        <w:rPr>
+          <w:lang w:val="en_US" w:bidi="en_US"/>
+        </w:rPr>
+      </w:r>
+      <w:r>
+        <w:rPr>
           <w:b/>
           <w:lang w:val="en_US" w:bidi="en_US"/>
         </w:rPr>
@@ -22639,6 +25733,20 @@
       </w:r>
       <w:r>
         <w:rPr>
+          <w:lang w:val="en_US" w:bidi="en_US"/>
+        </w:rPr>
+        <w:t>בֹּעֵ֖ר כַּ⁠תַּנּ֑וּר וְ⁠הָי֨וּ כָל־זֵדִ֜ים וְ⁠כָל־עֹשֵׂ֤ה רִשְׁעָה֙ קַ֔שׁ</w:t>
+      </w:r>
+    </w:p>
+    <w:p>
+      <w:pPr/>
+      <w:r>
+        <w:rPr>
+          <w:lang w:val="en_US" w:bidi="en_US"/>
+        </w:rPr>
+      </w:r>
+      <w:r>
+        <w:rPr>
           <w:b/>
           <w:lang w:val="en_US" w:bidi="en_US"/>
         </w:rPr>
@@ -22748,6 +25856,20 @@
       </w:r>
       <w:r>
         <w:rPr>
+          <w:lang w:val="en_US" w:bidi="en_US"/>
+        </w:rPr>
+        <w:t>כָל־זֵדִ֜ים</w:t>
+      </w:r>
+    </w:p>
+    <w:p>
+      <w:pPr/>
+      <w:r>
+        <w:rPr>
+          <w:lang w:val="en_US" w:bidi="en_US"/>
+        </w:rPr>
+      </w:r>
+      <w:r>
+        <w:rPr>
           <w:b/>
           <w:lang w:val="en_US" w:bidi="en_US"/>
         </w:rPr>
@@ -22844,6 +25966,20 @@
       </w:r>
       <w:r>
         <w:rPr>
+          <w:lang w:val="en_US" w:bidi="en_US"/>
+        </w:rPr>
+        <w:t>וְ⁠כָל־עֹשֵׂ֤ה רִשְׁעָה֙</w:t>
+      </w:r>
+    </w:p>
+    <w:p>
+      <w:pPr/>
+      <w:r>
+        <w:rPr>
+          <w:lang w:val="en_US" w:bidi="en_US"/>
+        </w:rPr>
+      </w:r>
+      <w:r>
+        <w:rPr>
           <w:b/>
           <w:lang w:val="en_US" w:bidi="en_US"/>
         </w:rPr>
@@ -22940,6 +26076,20 @@
       </w:r>
       <w:r>
         <w:rPr>
+          <w:lang w:val="en_US" w:bidi="en_US"/>
+        </w:rPr>
+        <w:t>וְ⁠הָי֨וּ כָל־זֵדִ֜ים וְ⁠כָל־עֹשֵׂ֤ה רִשְׁעָה֙ קַ֔שׁ</w:t>
+      </w:r>
+    </w:p>
+    <w:p>
+      <w:pPr/>
+      <w:r>
+        <w:rPr>
+          <w:lang w:val="en_US" w:bidi="en_US"/>
+        </w:rPr>
+      </w:r>
+      <w:r>
+        <w:rPr>
           <w:b/>
           <w:lang w:val="en_US" w:bidi="en_US"/>
         </w:rPr>
@@ -23049,6 +26199,20 @@
       </w:r>
       <w:r>
         <w:rPr>
+          <w:lang w:val="en_US" w:bidi="en_US"/>
+        </w:rPr>
+        <w:t>לָ⁠הֶ֖ם שֹׁ֥רֶשׁ וְ⁠עָנָֽף</w:t>
+      </w:r>
+    </w:p>
+    <w:p>
+      <w:pPr/>
+      <w:r>
+        <w:rPr>
+          <w:lang w:val="en_US" w:bidi="en_US"/>
+        </w:rPr>
+      </w:r>
+      <w:r>
+        <w:rPr>
           <w:b/>
           <w:lang w:val="en_US" w:bidi="en_US"/>
         </w:rPr>
@@ -23132,6 +26296,20 @@
       </w:r>
       <w:r>
         <w:rPr>
+          <w:lang w:val="en_US" w:bidi="en_US"/>
+        </w:rPr>
+        <w:t>וְ⁠זָרְחָ֨ה לָ⁠כֶ֜ם יִרְאֵ֤י שְׁמִ⁠י֙ שֶׁ֣מֶשׁ צְדָקָ֔ה</w:t>
+      </w:r>
+    </w:p>
+    <w:p>
+      <w:pPr/>
+      <w:r>
+        <w:rPr>
+          <w:lang w:val="en_US" w:bidi="en_US"/>
+        </w:rPr>
+      </w:r>
+      <w:r>
+        <w:rPr>
           <w:b/>
           <w:lang w:val="en_US" w:bidi="en_US"/>
         </w:rPr>
@@ -23280,6 +26458,20 @@
       </w:r>
       <w:r>
         <w:rPr>
+          <w:lang w:val="en_US" w:bidi="en_US"/>
+        </w:rPr>
+        <w:t>יִרְאֵ֤י שְׁמִ⁠י֙</w:t>
+      </w:r>
+    </w:p>
+    <w:p>
+      <w:pPr/>
+      <w:r>
+        <w:rPr>
+          <w:lang w:val="en_US" w:bidi="en_US"/>
+        </w:rPr>
+      </w:r>
+      <w:r>
+        <w:rPr>
           <w:b/>
           <w:lang w:val="en_US" w:bidi="en_US"/>
         </w:rPr>
@@ -23376,6 +26568,20 @@
       </w:r>
       <w:r>
         <w:rPr>
+          <w:lang w:val="en_US" w:bidi="en_US"/>
+        </w:rPr>
+        <w:t>וּ⁠מַרְפֵּ֖א בִּ⁠כְנָפֶ֑י⁠הָ</w:t>
+      </w:r>
+    </w:p>
+    <w:p>
+      <w:pPr/>
+      <w:r>
+        <w:rPr>
+          <w:lang w:val="en_US" w:bidi="en_US"/>
+        </w:rPr>
+      </w:r>
+      <w:r>
+        <w:rPr>
           <w:b/>
           <w:lang w:val="en_US" w:bidi="en_US"/>
         </w:rPr>
@@ -23485,6 +26691,20 @@
       </w:r>
       <w:r>
         <w:rPr>
+          <w:lang w:val="en_US" w:bidi="en_US"/>
+        </w:rPr>
+        <w:t>וִֽ⁠יצָאתֶ֥ם וּ⁠פִשְׁתֶּ֖ם</w:t>
+      </w:r>
+    </w:p>
+    <w:p>
+      <w:pPr/>
+      <w:r>
+        <w:rPr>
+          <w:lang w:val="en_US" w:bidi="en_US"/>
+        </w:rPr>
+      </w:r>
+      <w:r>
+        <w:rPr>
           <w:b/>
           <w:lang w:val="en_US" w:bidi="en_US"/>
         </w:rPr>
@@ -23594,6 +26814,20 @@
       </w:r>
       <w:r>
         <w:rPr>
+          <w:lang w:val="en_US" w:bidi="en_US"/>
+        </w:rPr>
+        <w:t>כְּ⁠עֶגְלֵ֥י מַרְבֵּֽק</w:t>
+      </w:r>
+    </w:p>
+    <w:p>
+      <w:pPr/>
+      <w:r>
+        <w:rPr>
+          <w:lang w:val="en_US" w:bidi="en_US"/>
+        </w:rPr>
+      </w:r>
+      <w:r>
+        <w:rPr>
           <w:b/>
           <w:lang w:val="en_US" w:bidi="en_US"/>
         </w:rPr>
@@ -23677,6 +26911,20 @@
       </w:r>
       <w:r>
         <w:rPr>
+          <w:lang w:val="en_US" w:bidi="en_US"/>
+        </w:rPr>
+        <w:t>וְ⁠עַסּוֹתֶ֣ם רְשָׁעִ֔ים כִּֽי־יִהְי֣וּ אֵ֔פֶר תַּ֖חַת כַּפּ֣וֹת רַגְלֵי⁠כֶ֑ם</w:t>
+      </w:r>
+    </w:p>
+    <w:p>
+      <w:pPr/>
+      <w:r>
+        <w:rPr>
+          <w:lang w:val="en_US" w:bidi="en_US"/>
+        </w:rPr>
+      </w:r>
+      <w:r>
+        <w:rPr>
           <w:b/>
           <w:lang w:val="en_US" w:bidi="en_US"/>
         </w:rPr>
@@ -23760,6 +27008,20 @@
       </w:r>
       <w:r>
         <w:rPr>
+          <w:lang w:val="en_US" w:bidi="en_US"/>
+        </w:rPr>
+        <w:t>וְ⁠עַסּוֹתֶ֣ם רְשָׁעִ֔ים</w:t>
+      </w:r>
+    </w:p>
+    <w:p>
+      <w:pPr/>
+      <w:r>
+        <w:rPr>
+          <w:lang w:val="en_US" w:bidi="en_US"/>
+        </w:rPr>
+      </w:r>
+      <w:r>
+        <w:rPr>
           <w:b/>
           <w:lang w:val="en_US" w:bidi="en_US"/>
         </w:rPr>
@@ -23856,6 +27118,20 @@
       </w:r>
       <w:r>
         <w:rPr>
+          <w:lang w:val="en_US" w:bidi="en_US"/>
+        </w:rPr>
+        <w:t>רְשָׁעִ֔ים</w:t>
+      </w:r>
+    </w:p>
+    <w:p>
+      <w:pPr/>
+      <w:r>
+        <w:rPr>
+          <w:lang w:val="en_US" w:bidi="en_US"/>
+        </w:rPr>
+      </w:r>
+      <w:r>
+        <w:rPr>
           <w:b/>
           <w:lang w:val="en_US" w:bidi="en_US"/>
         </w:rPr>
@@ -23952,6 +27228,20 @@
       </w:r>
       <w:r>
         <w:rPr>
+          <w:lang w:val="en_US" w:bidi="en_US"/>
+        </w:rPr>
+        <w:t>כִּֽי־יִהְי֣וּ אֵ֔פֶר תַּ֖חַת כַּפּ֣וֹת רַגְלֵי⁠כֶ֑ם</w:t>
+      </w:r>
+    </w:p>
+    <w:p>
+      <w:pPr/>
+      <w:r>
+        <w:rPr>
+          <w:lang w:val="en_US" w:bidi="en_US"/>
+        </w:rPr>
+      </w:r>
+      <w:r>
+        <w:rPr>
           <w:b/>
           <w:lang w:val="en_US" w:bidi="en_US"/>
         </w:rPr>
@@ -24037,6 +27327,20 @@
         <w:rPr>
           <w:lang w:val="en_US" w:bidi="en_US"/>
         </w:rPr>
+      </w:r>
+    </w:p>
+    <w:p>
+      <w:pPr/>
+      <w:r>
+        <w:rPr>
+          <w:lang w:val="en_US" w:bidi="en_US"/>
+        </w:rPr>
+      </w:r>
+      <w:r>
+        <w:rPr>
+          <w:lang w:val="en_US" w:bidi="en_US"/>
+        </w:rPr>
+        <w:t>בַּ⁠יּוֹם֙ אֲשֶׁ֣ר אֲנִ֣י עֹשֶׂ֔ה</w:t>
       </w:r>
     </w:p>
     <w:p>
@@ -24149,6 +27453,20 @@
       </w:r>
       <w:r>
         <w:rPr>
+          <w:lang w:val="en_US" w:bidi="en_US"/>
+        </w:rPr>
+        <w:t>זִכְר֕וּ</w:t>
+      </w:r>
+    </w:p>
+    <w:p>
+      <w:pPr/>
+      <w:r>
+        <w:rPr>
+          <w:lang w:val="en_US" w:bidi="en_US"/>
+        </w:rPr>
+      </w:r>
+      <w:r>
+        <w:rPr>
           <w:b/>
           <w:lang w:val="en_US" w:bidi="en_US"/>
         </w:rPr>
@@ -24245,6 +27563,20 @@
       </w:r>
       <w:r>
         <w:rPr>
+          <w:lang w:val="en_US" w:bidi="en_US"/>
+        </w:rPr>
+        <w:t>חֻקִּ֖ים וּ⁠מִשְׁפָּטִֽים</w:t>
+      </w:r>
+    </w:p>
+    <w:p>
+      <w:pPr/>
+      <w:r>
+        <w:rPr>
+          <w:lang w:val="en_US" w:bidi="en_US"/>
+        </w:rPr>
+      </w:r>
+      <w:r>
+        <w:rPr>
           <w:b/>
           <w:lang w:val="en_US" w:bidi="en_US"/>
         </w:rPr>
@@ -24317,6 +27649,20 @@
         <w:rPr>
           <w:lang w:val="en_US" w:bidi="en_US"/>
         </w:rPr>
+      </w:r>
+    </w:p>
+    <w:p>
+      <w:pPr/>
+      <w:r>
+        <w:rPr>
+          <w:lang w:val="en_US" w:bidi="en_US"/>
+        </w:rPr>
+      </w:r>
+      <w:r>
+        <w:rPr>
+          <w:lang w:val="en_US" w:bidi="en_US"/>
+        </w:rPr>
+        <w:t>הִנֵּ֤ה</w:t>
       </w:r>
     </w:p>
     <w:p>
@@ -24429,6 +27775,20 @@
       </w:r>
       <w:r>
         <w:rPr>
+          <w:lang w:val="en_US" w:bidi="en_US"/>
+        </w:rPr>
+        <w:t>לִ⁠פְנֵ֗י בּ֚וֹא</w:t>
+      </w:r>
+    </w:p>
+    <w:p>
+      <w:pPr/>
+      <w:r>
+        <w:rPr>
+          <w:lang w:val="en_US" w:bidi="en_US"/>
+        </w:rPr>
+      </w:r>
+      <w:r>
+        <w:rPr>
           <w:b/>
           <w:lang w:val="en_US" w:bidi="en_US"/>
         </w:rPr>
@@ -24564,6 +27924,20 @@
       </w:r>
       <w:r>
         <w:rPr>
+          <w:lang w:val="en_US" w:bidi="en_US"/>
+        </w:rPr>
+        <w:t>י֣וֹם יְהוָ֔ה הַ⁠גָּד֖וֹל וְ⁠הַ⁠נּוֹרָֽא</w:t>
+      </w:r>
+    </w:p>
+    <w:p>
+      <w:pPr/>
+      <w:r>
+        <w:rPr>
+          <w:lang w:val="en_US" w:bidi="en_US"/>
+        </w:rPr>
+      </w:r>
+      <w:r>
+        <w:rPr>
           <w:b/>
           <w:lang w:val="en_US" w:bidi="en_US"/>
         </w:rPr>
@@ -24647,6 +28021,20 @@
       </w:r>
       <w:r>
         <w:rPr>
+          <w:lang w:val="en_US" w:bidi="en_US"/>
+        </w:rPr>
+        <w:t>וְ⁠הֵשִׁ֤יב לֵב־אָבוֹת֙ עַל־בָּנִ֔ים וְ⁠לֵ֥ב בָּנִ֖ים עַל־אֲבוֹתָ֑⁠ם</w:t>
+      </w:r>
+    </w:p>
+    <w:p>
+      <w:pPr/>
+      <w:r>
+        <w:rPr>
+          <w:lang w:val="en_US" w:bidi="en_US"/>
+        </w:rPr>
+      </w:r>
+      <w:r>
+        <w:rPr>
           <w:b/>
           <w:lang w:val="en_US" w:bidi="en_US"/>
         </w:rPr>
@@ -24756,6 +28144,20 @@
       </w:r>
       <w:r>
         <w:rPr>
+          <w:lang w:val="en_US" w:bidi="en_US"/>
+        </w:rPr>
+        <w:t>וְ⁠הֵשִׁ֤יב לֵב־אָבוֹת֙ עַל־בָּנִ֔ים וְ⁠לֵ֥ב בָּנִ֖ים עַל־אֲבוֹתָ֑⁠ם</w:t>
+      </w:r>
+    </w:p>
+    <w:p>
+      <w:pPr/>
+      <w:r>
+        <w:rPr>
+          <w:lang w:val="en_US" w:bidi="en_US"/>
+        </w:rPr>
+      </w:r>
+      <w:r>
+        <w:rPr>
           <w:b/>
           <w:lang w:val="en_US" w:bidi="en_US"/>
         </w:rPr>
@@ -24839,6 +28241,20 @@
       </w:r>
       <w:r>
         <w:rPr>
+          <w:lang w:val="en_US" w:bidi="en_US"/>
+        </w:rPr>
+        <w:t>וְ⁠לֵ֥ב בָּנִ֖ים עַל־אֲבוֹתָ֑⁠ם</w:t>
+      </w:r>
+    </w:p>
+    <w:p>
+      <w:pPr/>
+      <w:r>
+        <w:rPr>
+          <w:lang w:val="en_US" w:bidi="en_US"/>
+        </w:rPr>
+      </w:r>
+      <w:r>
+        <w:rPr>
           <w:b/>
           <w:lang w:val="en_US" w:bidi="en_US"/>
         </w:rPr>
@@ -24911,6 +28327,20 @@
         <w:rPr>
           <w:lang w:val="en_US" w:bidi="en_US"/>
         </w:rPr>
+      </w:r>
+    </w:p>
+    <w:p>
+      <w:pPr/>
+      <w:r>
+        <w:rPr>
+          <w:lang w:val="en_US" w:bidi="en_US"/>
+        </w:rPr>
+      </w:r>
+      <w:r>
+        <w:rPr>
+          <w:lang w:val="en_US" w:bidi="en_US"/>
+        </w:rPr>
+        <w:t>לֵב &amp; וְ⁠לֵ֥ב</w:t>
       </w:r>
     </w:p>
     <w:p>

--- a/eng/docx/39.content.docx
+++ b/eng/docx/39.content.docx
@@ -28,49 +28,15 @@
       </w:r>
     </w:p>
     <w:p>
-      <w:pPr>
-        <w:pStyle w:val="Heading2"/>
-      </w:pPr>
-      <w:r>
-        <w:rPr>
-          <w:lang w:val="en_US" w:bidi="en_US"/>
-        </w:rPr>
-        <w:t>License Information</w:t>
-      </w:r>
-      <w:r>
-        <w:rPr>
-          <w:lang w:val="en_US" w:bidi="en_US"/>
-        </w:rPr>
-      </w:r>
-    </w:p>
-    <w:p>
-      <w:pPr/>
-      <w:r>
-        <w:rPr>
-          <w:lang w:val="en_US" w:bidi="en_US"/>
-        </w:rPr>
-      </w:r>
-      <w:r>
-        <w:rPr>
-          <w:b/>
-          <w:lang w:val="en_US" w:bidi="en_US"/>
-        </w:rPr>
-        <w:t>Translation Notes (unfoldingWord)</w:t>
-      </w:r>
-      <w:r>
-        <w:rPr>
-          <w:lang w:val="en_US" w:bidi="en_US"/>
-        </w:rPr>
-        <w:t xml:space="preserve"> is based on</w:t>
-      </w:r>
-      <w:r>
-        <w:rPr>
-          <w:lang w:val="en_US" w:bidi="en_US"/>
-        </w:rPr>
-        <w:t xml:space="preserve">: </w:t>
-      </w:r>
-      <w:r>
-        <w:rPr>
+      <w:pPr/>
+      <w:r>
+        <w:rPr>
+          <w:lang w:val="en_US" w:bidi="en_US"/>
+        </w:rPr>
+      </w:r>
+      <w:r>
+        <w:rPr>
+          <w:b/>
           <w:lang w:val="en_US" w:bidi="en_US"/>
         </w:rPr>
         <w:t>unfoldingWord® Translation Notes</w:t>
@@ -79,62 +45,31 @@
         <w:rPr>
           <w:lang w:val="en_US" w:bidi="en_US"/>
         </w:rPr>
-        <w:t xml:space="preserve">, </w:t>
-      </w:r>
-      <w:hyperlink r:id="rId13">
-        <w:r>
-          <w:rPr>
-            <w:lang w:val="en_US" w:bidi="en_US"/>
-          </w:rPr>
-          <w:rPr>
-            <w:color w:val="0000EE"/>
-            <w:u w:val="single"/>
-          </w:rPr>
-          <w:t>unfoldingWord</w:t>
-        </w:r>
-      </w:hyperlink>
-      <w:r>
-        <w:rPr>
-          <w:lang w:val="en_US" w:bidi="en_US"/>
-        </w:rPr>
-        <w:t xml:space="preserve">, 2022, which is licensed under a </w:t>
-      </w:r>
-      <w:hyperlink r:id="rId14">
-        <w:r>
-          <w:rPr>
-            <w:lang w:val="en_US" w:bidi="en_US"/>
-          </w:rPr>
-          <w:rPr>
-            <w:color w:val="0000EE"/>
-            <w:u w:val="single"/>
-          </w:rPr>
-          <w:t>CC BY-SA 4.0 license</w:t>
-        </w:r>
-      </w:hyperlink>
-      <w:r>
-        <w:rPr>
-          <w:lang w:val="en_US" w:bidi="en_US"/>
-        </w:rPr>
-        <w:t>.</w:t>
-      </w:r>
-      <w:r>
-        <w:rPr>
-          <w:lang w:val="en_US" w:bidi="en_US"/>
-        </w:rPr>
-      </w:r>
-    </w:p>
-    <w:p>
-      <w:pPr/>
-      <w:r>
-        <w:rPr>
-          <w:lang w:val="en_US" w:bidi="en_US"/>
-        </w:rPr>
-      </w:r>
-      <w:r>
-        <w:rPr>
-          <w:lang w:val="en_US" w:bidi="en_US"/>
-        </w:rPr>
-        <w:t>This PDF version is provided under the same license.</w:t>
+        <w:t xml:space="preserve"> © 2022 unfoldingWord. Released under CC BY-SA 4.0 license. </w:t>
+      </w:r>
+      <w:r>
+        <w:rPr>
+          <w:lang w:val="en_US" w:bidi="en_US"/>
+        </w:rPr>
+        <w:t>unfoldingWord® Translation Notes</w:t>
+      </w:r>
+      <w:r>
+        <w:rPr>
+          <w:lang w:val="en_US" w:bidi="en_US"/>
+        </w:rPr>
+        <w:t xml:space="preserve"> has been adapted in the following languages: Tok Pisin, Arabic (عربي), French (Français), Hindi (हिंदी), Indonesian (Bahasa Indonesia), Portuguese (Português), Russian (Русский), Spanish (Español), Swahili (Kiswahili), and Simplified Chinese (简体中文) from </w:t>
+      </w:r>
+      <w:r>
+        <w:rPr>
+          <w:lang w:val="en_US" w:bidi="en_US"/>
+        </w:rPr>
+        <w:t>unfoldingWord® Translation Notes</w:t>
+      </w:r>
+      <w:r>
+        <w:rPr>
+          <w:lang w:val="en_US" w:bidi="en_US"/>
+        </w:rPr>
+        <w:t xml:space="preserve"> © 2022 unfoldingWord. Released under CC BY-SA 4.0 license by Mission Mutual</w:t>
       </w:r>
       <w:r>
         <w:rPr>
@@ -382,7 +317,7 @@
         </w:rPr>
         <w:t>The description in the book title (</w:t>
       </w:r>
-      <w:hyperlink r:id="rId15">
+      <w:hyperlink r:id="rId13">
         <w:r>
           <w:rPr>
             <w:lang w:val="en_US" w:bidi="en_US"/>
@@ -400,7 +335,7 @@
         </w:rPr>
         <w:t xml:space="preserve">) could either be translated “the word of Yahweh to Israel by the hand of Malachi” or “the word of Yahweh to Israel by the hand of my messenger.” The last expression in that sentence also occurs in </w:t>
       </w:r>
-      <w:hyperlink r:id="rId16">
+      <w:hyperlink r:id="rId14">
         <w:r>
           <w:rPr>
             <w:lang w:val="en_US" w:bidi="en_US"/>
@@ -5709,7 +5644,7 @@
         </w:rPr>
         <w:t xml:space="preserve">See how you translated the similar expression in </w:t>
       </w:r>
-      <w:hyperlink r:id="rId17">
+      <w:hyperlink r:id="rId15">
         <w:r>
           <w:rPr>
             <w:lang w:val="en_US" w:bidi="en_US"/>
@@ -6607,7 +6542,7 @@
         </w:rPr>
         <w:t xml:space="preserve"> by association to mean his reputation. See how you translated the same expression in </w:t>
       </w:r>
-      <w:hyperlink r:id="rId18">
+      <w:hyperlink r:id="rId16">
         <w:r>
           <w:rPr>
             <w:lang w:val="en_US" w:bidi="en_US"/>
@@ -7136,7 +7071,7 @@
         </w:rPr>
         <w:t xml:space="preserve">See how you translated the same expression in </w:t>
       </w:r>
-      <w:hyperlink r:id="rId19">
+      <w:hyperlink r:id="rId17">
         <w:r>
           <w:rPr>
             <w:lang w:val="en_US" w:bidi="en_US"/>
@@ -7251,7 +7186,7 @@
         </w:rPr>
         <w:t xml:space="preserve">In the same phrase in </w:t>
       </w:r>
-      <w:hyperlink r:id="rId19">
+      <w:hyperlink r:id="rId17">
         <w:r>
           <w:rPr>
             <w:lang w:val="en_US" w:bidi="en_US"/>
@@ -9359,7 +9294,7 @@
         </w:rPr>
         <w:t xml:space="preserve">Here Yahweh seems to be alluding implicitly to what he said in </w:t>
       </w:r>
-      <w:hyperlink r:id="rId20">
+      <w:hyperlink r:id="rId18">
         <w:r>
           <w:rPr>
             <w:lang w:val="en_US" w:bidi="en_US"/>
@@ -9442,7 +9377,7 @@
         </w:rPr>
         <w:t xml:space="preserve"> may also reflect that this was a permanent covenant that would not end. The notes to </w:t>
       </w:r>
-      <w:hyperlink r:id="rId21">
+      <w:hyperlink r:id="rId19">
         <w:r>
           <w:rPr>
             <w:lang w:val="en_US" w:bidi="en_US"/>
@@ -9687,7 +9622,7 @@
         </w:rPr>
         <w:t xml:space="preserve">See how you translated the same expression in </w:t>
       </w:r>
-      <w:hyperlink r:id="rId22">
+      <w:hyperlink r:id="rId20">
         <w:r>
           <w:rPr>
             <w:lang w:val="en_US" w:bidi="en_US"/>
@@ -11291,7 +11226,7 @@
         </w:rPr>
         <w:t xml:space="preserve"> will continue. He says in </w:t>
       </w:r>
-      <w:hyperlink r:id="rId23">
+      <w:hyperlink r:id="rId21">
         <w:r>
           <w:rPr>
             <w:lang w:val="en_US" w:bidi="en_US"/>
@@ -13904,7 +13839,7 @@
         </w:rPr>
         <w:t xml:space="preserve">See how you translated the similar image in </w:t>
       </w:r>
-      <w:hyperlink r:id="rId24">
+      <w:hyperlink r:id="rId22">
         <w:r>
           <w:rPr>
             <w:lang w:val="en_US" w:bidi="en_US"/>
@@ -14265,7 +14200,7 @@
         </w:rPr>
         <w:t xml:space="preserve">, that is, physically spoiled and made useless, like the crops eaten by pests described with the same term in </w:t>
       </w:r>
-      <w:hyperlink r:id="rId25">
+      <w:hyperlink r:id="rId23">
         <w:r>
           <w:rPr>
             <w:lang w:val="en_US" w:bidi="en_US"/>
@@ -14380,7 +14315,7 @@
         </w:rPr>
         <w:t xml:space="preserve">See how you translated the same expression in </w:t>
       </w:r>
-      <w:hyperlink r:id="rId26">
+      <w:hyperlink r:id="rId24">
         <w:r>
           <w:rPr>
             <w:lang w:val="en_US" w:bidi="en_US"/>
@@ -14495,7 +14430,7 @@
         </w:rPr>
         <w:t xml:space="preserve">See how you translated the similar expression in </w:t>
       </w:r>
-      <w:hyperlink r:id="rId17">
+      <w:hyperlink r:id="rId15">
         <w:r>
           <w:rPr>
             <w:lang w:val="en_US" w:bidi="en_US"/>
@@ -18458,7 +18393,7 @@
         </w:rPr>
         <w:t xml:space="preserve"> is an expression that people of this culture would commonly use to mean that they were about to do something. See how you translated the similar expression in </w:t>
       </w:r>
-      <w:hyperlink r:id="rId27">
+      <w:hyperlink r:id="rId25">
         <w:r>
           <w:rPr>
             <w:lang w:val="en_US" w:bidi="en_US"/>
@@ -18793,7 +18728,7 @@
         </w:rPr>
         <w:t xml:space="preserve">Yahweh uses this word to get the people’s attention. See how you translated a similar use of this word in </w:t>
       </w:r>
-      <w:hyperlink r:id="rId28">
+      <w:hyperlink r:id="rId26">
         <w:r>
           <w:rPr>
             <w:lang w:val="en_US" w:bidi="en_US"/>
@@ -20953,7 +20888,7 @@
         </w:rPr>
         <w:t xml:space="preserve"> of their ancestor Jacob. See how you translated the similar expression in </w:t>
       </w:r>
-      <w:hyperlink r:id="rId23">
+      <w:hyperlink r:id="rId21">
         <w:r>
           <w:rPr>
             <w:lang w:val="en_US" w:bidi="en_US"/>
@@ -21508,7 +21443,7 @@
         </w:rPr>
         <w:t xml:space="preserve"> to get information. Rather, he is asking and then answering his own question. See how you translated the similar instance in </w:t>
       </w:r>
-      <w:hyperlink r:id="rId29">
+      <w:hyperlink r:id="rId27">
         <w:r>
           <w:rPr>
             <w:lang w:val="en_US" w:bidi="en_US"/>
@@ -25626,7 +25561,7 @@
         </w:rPr>
         <w:t>While Malachi’s listeners and later generations of Jews may have expected this prophecy to be fulfilled by the return of Elijah himself, Jesus explained that it was fulfilled through the life and witness of John the Baptist (</w:t>
       </w:r>
-      <w:hyperlink r:id="rId30">
+      <w:hyperlink r:id="rId28">
         <w:r>
           <w:rPr>
             <w:lang w:val="en_US" w:bidi="en_US"/>
@@ -27436,7 +27371,7 @@
         </w:rPr>
         <w:t xml:space="preserve">See how you translated this expression in </w:t>
       </w:r>
-      <w:hyperlink r:id="rId31">
+      <w:hyperlink r:id="rId29">
         <w:r>
           <w:rPr>
             <w:lang w:val="en_US" w:bidi="en_US"/>
@@ -27758,7 +27693,7 @@
         </w:rPr>
         <w:t xml:space="preserve">See how you translated this expression in </w:t>
       </w:r>
-      <w:hyperlink r:id="rId32">
+      <w:hyperlink r:id="rId30">
         <w:r>
           <w:rPr>
             <w:lang w:val="en_US" w:bidi="en_US"/>

--- a/eng/docx/39.content.docx
+++ b/eng/docx/39.content.docx
@@ -141,13 +141,6 @@
         <w:rPr>
           <w:lang w:val="en_US" w:bidi="en_US"/>
         </w:rPr>
-      </w:r>
-      <w:r>
-        <w:rPr>
-          <w:i/>
-          <w:lang w:val="en_US" w:bidi="en_US"/>
-        </w:rPr>
-        <w:t>Malachi - Introduction, Malachi - Chapter 1 Introduction, Malachi 1:1 (#1), Malachi 1:1 (#2), Malachi 1:1 (#3), Malachi 1:1 (#4), Malachi 1:1 (#5), Malachi 1:2 (#1), Malachi 1:2 (#2), Malachi 1:2 (#3), Malachi 1:2 (#4), Malachi 1:2 (#5), Malachi 1:2 (#6), Malachi 1:2 (#7), Malachi 1:2 (#8), Malachi 1:2–3 (#1), Malachi 1:3 (#1), Malachi 1:3 (#2), Malachi 1:3 (#3), Malachi 1:4 (#1), Malachi 1:4 (#2), Malachi 1:4 (#3), Malachi 1:4 (#4), Malachi 1:4 (#5), Malachi 1:5 (#1), Malachi 1:5 (#2), Malachi 1:5 (#3), Malachi 1:6 (#1), Malachi 1:6 (#2), Malachi 1:7 (#1), Malachi 1:7 (#2), Malachi 1:7 (#3), Malachi 1:7 (#4), Malachi 1:8 (#1), Malachi 1:8 (#2), Malachi 1:8 (#3), Malachi 1:8 (#4), Malachi 1:8 (#5), Malachi 1:8 (#6), Malachi 1:8 (#7), Malachi 1:9 (#1), Malachi 1:9 (#2), Malachi 1:9 (#3), Malachi 1:9 (#4), Malachi 1:9 (#5), Malachi 1:9 (#6), Malachi 1:9 (#7), Malachi 1:9 (#8), Malachi 1:9 (#9), Malachi 1:9 (#10), Malachi 1:10 (#1), Malachi 1:10 (#2), Malachi 1:10 (#3), Malachi 1:10 (#4), Malachi 1:11 (#1), Malachi 1:11 (#2), Malachi 1:11 (#3), Malachi 1:11 (#4), Malachi 1:11 (#5), Malachi 1:12 (#1), Malachi 1:12 (#2), Malachi 1:12 (#3), Malachi 1:12 (#4), Malachi 1:12 (#5), Malachi 1:12 (#6), Malachi 1:12 (#7), Malachi 1:12 (#8), Malachi 1:13 (#1), Malachi 1:13 (#2), Malachi 1:13 (#3), Malachi 1:13 (#4), Malachi 1:13 (#5), Malachi 1:13 (#6), Malachi 1:13 (#7), Malachi 1:13 (#8), Malachi 1:14 (#1), Malachi 1:14 (#2), Malachi 1:14 (#3), Malachi 1:14 (#4), Malachi 1:14 (#5), Malachi 1:14 (#6), Malachi - Chapter 2 Introduction, Malachi 2:1 (#1), Malachi 2:2 (#1), Malachi 2:2 (#2), Malachi 2:2 (#3), Malachi 2:2 (#4), Malachi 2:2 (#5), Malachi 2:2 (#6), Malachi 2:2 (#7), Malachi 2:3 (#1), Malachi 2:3 (#2), Malachi 2:3 (#3), Malachi 2:3 (#4), Malachi 2:3 (#5), Malachi 2:4 (#1), Malachi 2:4 (#2), Malachi 2:4 (#3), Malachi 2:5 (#1), Malachi 2:5 (#2), Malachi 2:5 (#3), Malachi 2:5 (#4), Malachi 2:6 (#1), Malachi 2:6 (#2), Malachi 2:6 (#3), Malachi 2:6 (#4), Malachi 2:6 (#5), Malachi 2:6 (#6), Malachi 2:6 (#7), Malachi 2:6 (#8), Malachi 2:6 (#9), Malachi 2:6 (#10), Malachi 2:7 (#1), Malachi 2:7 (#2), Malachi 2:7 (#3), Malachi 2:7 (#4), Malachi 2:7 (#5), Malachi 2:7 (#6), Malachi 2:7 (#7), Malachi 2:8 (#1), Malachi 2:8 (#2), Malachi 2:8 (#3), Malachi 2:8 (#4), Malachi 2:8 (#5), Malachi 2:9 (#1), Malachi 2:9 (#2), Malachi 2:10 (#1), Malachi 2:10 (#2), Malachi 2:10 (#3), Malachi 2:10 (#4), Malachi 2:10 (#5), Malachi 2:11 (#1), Malachi 2:11 (#2), Malachi 2:11 (#3), Malachi 2:11 (#4), Malachi 2:12 (#1), Malachi 2:12 (#2), Malachi 2:12 (#3), Malachi 2:12 (#4), Malachi 2:12 (#5), Malachi 2:13 (#1), Malachi 2:13 (#2), Malachi 2:13 (#3), Malachi 2:13 (#4), Malachi 2:14 (#1), Malachi 2:14 (#2), Malachi 2:14 (#3), Malachi 2:15 (#1), Malachi 2:15 (#2), Malachi 2:15 (#3), Malachi 2:15 (#4), Malachi 2:15 (#5), Malachi 2:16 (#1), Malachi 2:16 (#2), Malachi 2:17 (#1), Malachi 2:17 (#2), Malachi 2:17 (#3), Malachi 2:17 (#4), Malachi 2:17 (#5), Malachi - Chapter 3 Introduction, Malachi 3:1 (#1), Malachi 3:1 (#2), Malachi 3:1 (#3), Malachi 3:1 (#4), Malachi 3:2 (#1), Malachi 3:2 (#2), Malachi 3:2 (#3), Malachi 3:2 (#4), Malachi 3:2 (#5), Malachi 3:3 (#1), Malachi 3:3 (#2), Malachi 3:3 (#3), Malachi 3:4 (#1), Malachi 3:4 (#2), Malachi 3:5 (#1), Malachi 3:5 (#2), Malachi 3:5 (#3), Malachi 3:5 (#4), Malachi 3:5 (#5), Malachi 3:5 (#6), Malachi 3:6 (#1), Malachi 3:6 (#2), Malachi 3:6 (#3), Malachi 3:7 (#1), Malachi 3:7 (#2), Malachi 3:7 (#3), Malachi 3:7 (#4), Malachi 3:8 (#1), Malachi 3:8 (#2), Malachi 3:8 (#3), Malachi 3:9 (#1), Malachi 3:9 (#2), Malachi 3:9 (#3), Malachi 3:9 (#4), Malachi 3:10 (#1), Malachi 3:10 (#2), Malachi 3:10 (#3), Malachi 3:10 (#4), Malachi 3:10 (#5), Malachi 3:11 (#1), Malachi 3:11 (#2), Malachi 3:11 (#3), Malachi 3:11 (#4), Malachi 3:12 (#1), Malachi 3:13 (#1), Malachi 3:13 (#2), Malachi 3:14 (#1), Malachi 3:14 (#2), Malachi 3:14 (#3), Malachi 3:15 (#1), Malachi 3:15 (#2), Malachi 3:15 (#3), Malachi 3:16 (#1), Malachi 3:16 (#2), Malachi 3:16 (#3), Malachi 3:16 (#4), Malachi 3:16 (#5), Malachi 3:16 (#6), Malachi 3:17 (#1), Malachi 3:17 (#2), Malachi 3:17 (#3), Malachi 3:18 (#1), Malachi 3:18 (#2), Malachi 3:18 (#3), Malachi 3:18 (#4), Malachi 3:18 (#5), Malachi - Chapter 4 Introduction, Malachi 4:1 (#1), Malachi 4:1 (#2), Malachi 4:1 (#3), Malachi 4:1 (#4), Malachi 4:1 (#5), Malachi 4:1 (#6), Malachi 4:2 (#1), Malachi 4:2 (#2), Malachi 4:2 (#3), Malachi 4:2 (#4), Malachi 4:2 (#5), Malachi 4:3 (#1), Malachi 4:3 (#2), Malachi 4:3 (#3), Malachi 4:3 (#4), Malachi 4:3 (#5), Malachi 4:4 (#1), Malachi 4:4 (#2), Malachi 4:5 (#1), Malachi 4:5 (#2), Malachi 4:5 (#3), Malachi 4:6 (#1), Malachi 4:6 (#2), Malachi 4:6 (#3), Malachi 4:6 (#4)</w:t>
       </w:r>
       <w:r>
         <w:rPr>

--- a/eng/docx/39.content.docx
+++ b/eng/docx/39.content.docx
@@ -146,19 +146,6 @@
         <w:rPr>
           <w:lang w:val="en_US" w:bidi="en_US"/>
         </w:rPr>
-      </w:r>
-    </w:p>
-    <w:p>
-      <w:pPr/>
-      <w:r>
-        <w:rPr>
-          <w:lang w:val="en_US" w:bidi="en_US"/>
-        </w:rPr>
-      </w:r>
-      <w:r>
-        <w:rPr>
-          <w:lang w:val="en_US" w:bidi="en_US"/>
-        </w:rPr>
         <w:t xml:space="preserve"> </w:t>
       </w:r>
       <w:r>
@@ -519,93 +506,6 @@
         <w:rPr>
           <w:lang w:val="en_US" w:bidi="en_US"/>
         </w:rPr>
-        <w:t>Malachi - Chapter 1 Introduction</w:t>
-      </w:r>
-      <w:r>
-        <w:rPr>
-          <w:lang w:val="en_US" w:bidi="en_US"/>
-        </w:rPr>
-      </w:r>
-    </w:p>
-    <w:p>
-      <w:pPr>
-        <w:pStyle w:val="Heading3"/>
-      </w:pPr>
-      <w:r>
-        <w:rPr>
-          <w:lang w:val="en_US" w:bidi="en_US"/>
-        </w:rPr>
-        <w:t>Structure and Formatting</w:t>
-      </w:r>
-    </w:p>
-    <w:p>
-      <w:pPr/>
-      <w:r>
-        <w:rPr>
-          <w:lang w:val="en_US" w:bidi="en_US"/>
-        </w:rPr>
-      </w:r>
-      <w:r>
-        <w:rPr>
-          <w:lang w:val="en_US" w:bidi="en_US"/>
-        </w:rPr>
-        <w:t>1:1 Title</w:t>
-      </w:r>
-    </w:p>
-    <w:p>
-      <w:pPr/>
-      <w:r>
-        <w:rPr>
-          <w:lang w:val="en_US" w:bidi="en_US"/>
-        </w:rPr>
-      </w:r>
-      <w:r>
-        <w:rPr>
-          <w:lang w:val="en_US" w:bidi="en_US"/>
-        </w:rPr>
-        <w:t>1:2–5 Yahweh will punish the wicked: Edom</w:t>
-      </w:r>
-    </w:p>
-    <w:p>
-      <w:pPr/>
-      <w:r>
-        <w:rPr>
-          <w:lang w:val="en_US" w:bidi="en_US"/>
-        </w:rPr>
-      </w:r>
-      <w:r>
-        <w:rPr>
-          <w:lang w:val="en_US" w:bidi="en_US"/>
-        </w:rPr>
-        <w:t>1:6–14 Judeans not bringing acceptable sacrifices</w:t>
-      </w:r>
-      <w:r>
-        <w:rPr>
-          <w:lang w:val="en_US" w:bidi="en_US"/>
-        </w:rPr>
-      </w:r>
-      <w:r>
-        <w:rPr>
-          <w:lang w:val="en_US" w:bidi="en_US"/>
-        </w:rPr>
-      </w:r>
-    </w:p>
-    <w:p>
-      <w:pPr/>
-      <w:r>
-        <w:rPr>
-          <w:lang w:val="en_US" w:bidi="en_US"/>
-        </w:rPr>
-      </w:r>
-    </w:p>
-    <w:p>
-      <w:pPr>
-        <w:pStyle w:val="Heading2"/>
-      </w:pPr>
-      <w:r>
-        <w:rPr>
-          <w:lang w:val="en_US" w:bidi="en_US"/>
-        </w:rPr>
         <w:t>Malachi 1:1 (#1)</w:t>
       </w:r>
       <w:r>
@@ -9191,431 +9091,43 @@
         <w:rPr>
           <w:lang w:val="en_US" w:bidi="en_US"/>
         </w:rPr>
-        <w:t>Malachi - Chapter 2 Introduction</w:t>
-      </w:r>
-      <w:r>
-        <w:rPr>
-          <w:lang w:val="en_US" w:bidi="en_US"/>
-        </w:rPr>
-      </w:r>
-    </w:p>
-    <w:p>
-      <w:pPr>
-        <w:pStyle w:val="Heading3"/>
-      </w:pPr>
-      <w:r>
-        <w:rPr>
-          <w:lang w:val="en_US" w:bidi="en_US"/>
-        </w:rPr>
-        <w:t>Structure and Formatting</w:t>
-      </w:r>
-    </w:p>
-    <w:p>
-      <w:pPr/>
-      <w:r>
-        <w:rPr>
-          <w:lang w:val="en_US" w:bidi="en_US"/>
-        </w:rPr>
-      </w:r>
-      <w:r>
-        <w:rPr>
-          <w:lang w:val="en_US" w:bidi="en_US"/>
-        </w:rPr>
-        <w:t>2:1–9 Priests must teach and apply the law faithfully</w:t>
-      </w:r>
-    </w:p>
-    <w:p>
-      <w:pPr/>
-      <w:r>
-        <w:rPr>
-          <w:lang w:val="en_US" w:bidi="en_US"/>
-        </w:rPr>
-      </w:r>
-      <w:r>
-        <w:rPr>
-          <w:lang w:val="en_US" w:bidi="en_US"/>
-        </w:rPr>
-        <w:t>2:10–16 Yahweh is concerned for justice: no divorce</w:t>
-      </w:r>
-    </w:p>
-    <w:p>
-      <w:pPr/>
-      <w:r>
-        <w:rPr>
-          <w:lang w:val="en_US" w:bidi="en_US"/>
-        </w:rPr>
-      </w:r>
-      <w:r>
-        <w:rPr>
-          <w:lang w:val="en_US" w:bidi="en_US"/>
-        </w:rPr>
-        <w:t>2:17–3:5 Yahweh is concerned for justice and will punish evildoers</w:t>
-      </w:r>
-    </w:p>
-    <w:p>
-      <w:pPr>
-        <w:pStyle w:val="Heading3"/>
-      </w:pPr>
-      <w:r>
-        <w:rPr>
-          <w:lang w:val="en_US" w:bidi="en_US"/>
-        </w:rPr>
-        <w:t>Religious and Cultural Concepts in This Chapter</w:t>
-      </w:r>
-    </w:p>
-    <w:p>
-      <w:pPr>
-        <w:pStyle w:val="Heading4"/>
-      </w:pPr>
-      <w:r>
-        <w:rPr>
-          <w:lang w:val="en_US" w:bidi="en_US"/>
-        </w:rPr>
-        <w:t>“My covenant was with him, life and peace, and I gave them to him {for} fear” (2:5)</w:t>
-      </w:r>
-    </w:p>
-    <w:p>
-      <w:pPr/>
-      <w:r>
-        <w:rPr>
-          <w:lang w:val="en_US" w:bidi="en_US"/>
-        </w:rPr>
-      </w:r>
-      <w:r>
-        <w:rPr>
-          <w:lang w:val="en_US" w:bidi="en_US"/>
-        </w:rPr>
-        <w:t xml:space="preserve">Here Yahweh seems to be alluding implicitly to what he said in </w:t>
+        <w:t>Malachi 2:1 (#1)</w:t>
+      </w:r>
+      <w:r>
+        <w:rPr>
+          <w:lang w:val="en_US" w:bidi="en_US"/>
+        </w:rPr>
+      </w:r>
+    </w:p>
+    <w:p>
+      <w:pPr/>
+      <w:r>
+        <w:rPr>
+          <w:lang w:val="en_US" w:bidi="en_US"/>
+        </w:rPr>
+      </w:r>
+      <w:r>
+        <w:rPr>
+          <w:b/>
+          <w:lang w:val="en_US" w:bidi="en_US"/>
+        </w:rPr>
+        <w:t>"And now"</w:t>
+      </w:r>
+    </w:p>
+    <w:p>
+      <w:pPr/>
+      <w:r>
+        <w:rPr>
+          <w:lang w:val="en_US" w:bidi="en_US"/>
+        </w:rPr>
+      </w:r>
+      <w:r>
+        <w:rPr>
+          <w:lang w:val="en_US" w:bidi="en_US"/>
+        </w:rPr>
+        <w:t xml:space="preserve">See how you translated the same expression in </w:t>
       </w:r>
       <w:hyperlink r:id="rId18">
-        <w:r>
-          <w:rPr>
-            <w:lang w:val="en_US" w:bidi="en_US"/>
-          </w:rPr>
-          <w:rPr>
-            <w:color w:val="0000EE"/>
-            <w:u w:val="single"/>
-          </w:rPr>
-          <w:t>Numbers 25:12–13</w:t>
-        </w:r>
-      </w:hyperlink>
-      <w:r>
-        <w:rPr>
-          <w:lang w:val="en_US" w:bidi="en_US"/>
-        </w:rPr>
-        <w:t xml:space="preserve">, that he was making a </w:t>
-      </w:r>
-      <w:r>
-        <w:rPr>
-          <w:b/>
-          <w:lang w:val="en_US" w:bidi="en_US"/>
-        </w:rPr>
-        <w:t>covenant</w:t>
-      </w:r>
-      <w:r>
-        <w:rPr>
-          <w:lang w:val="en_US" w:bidi="en_US"/>
-        </w:rPr>
-        <w:t xml:space="preserve"> of </w:t>
-      </w:r>
-      <w:r>
-        <w:rPr>
-          <w:b/>
-          <w:lang w:val="en_US" w:bidi="en_US"/>
-        </w:rPr>
-        <w:t>peace</w:t>
-      </w:r>
-      <w:r>
-        <w:rPr>
-          <w:lang w:val="en_US" w:bidi="en_US"/>
-        </w:rPr>
-        <w:t xml:space="preserve"> establishing Phineas (the son of the first high priest, Aaron) and his descendants in the priesthood permanently. Yahweh did this because Phineas zealously opposed the worship of foreign gods. That is what Yahweh means here by “I gave them to him for fear.” He is saying, in other words, “because he worshiped me exclusively and devotedly.” Yahweh was punishing the Israelites for this idol-worship with a plague that was killing many of them, but he ended the plague because of what Phineas did. So this was a covenant of </w:t>
-      </w:r>
-      <w:r>
-        <w:rPr>
-          <w:b/>
-          <w:lang w:val="en_US" w:bidi="en_US"/>
-        </w:rPr>
-        <w:t>peace</w:t>
-      </w:r>
-      <w:r>
-        <w:rPr>
-          <w:lang w:val="en_US" w:bidi="en_US"/>
-        </w:rPr>
-        <w:t xml:space="preserve"> (Yahweh was no longer hostile to the Israelites). It was also a covenant of </w:t>
-      </w:r>
-      <w:r>
-        <w:rPr>
-          <w:b/>
-          <w:lang w:val="en_US" w:bidi="en_US"/>
-        </w:rPr>
-        <w:t>life</w:t>
-      </w:r>
-      <w:r>
-        <w:rPr>
-          <w:lang w:val="en_US" w:bidi="en_US"/>
-        </w:rPr>
-        <w:t xml:space="preserve"> (Yahweh was no longer punishing the Israelites with death). The word </w:t>
-      </w:r>
-      <w:r>
-        <w:rPr>
-          <w:b/>
-          <w:lang w:val="en_US" w:bidi="en_US"/>
-        </w:rPr>
-        <w:t>life</w:t>
-      </w:r>
-      <w:r>
-        <w:rPr>
-          <w:lang w:val="en_US" w:bidi="en_US"/>
-        </w:rPr>
-        <w:t xml:space="preserve"> may also reflect that this was a permanent covenant that would not end. The notes to </w:t>
-      </w:r>
-      <w:hyperlink r:id="rId19">
-        <w:r>
-          <w:rPr>
-            <w:lang w:val="en_US" w:bidi="en_US"/>
-          </w:rPr>
-          <w:rPr>
-            <w:color w:val="0000EE"/>
-            <w:u w:val="single"/>
-          </w:rPr>
-          <w:t>2:5</w:t>
-        </w:r>
-      </w:hyperlink>
-      <w:r>
-        <w:rPr>
-          <w:lang w:val="en_US" w:bidi="en_US"/>
-        </w:rPr>
-        <w:t xml:space="preserve"> suggest ways to translate these statements.</w:t>
-      </w:r>
-    </w:p>
-    <w:p>
-      <w:pPr>
-        <w:pStyle w:val="Heading3"/>
-      </w:pPr>
-      <w:r>
-        <w:rPr>
-          <w:lang w:val="en_US" w:bidi="en_US"/>
-        </w:rPr>
-        <w:t>Translation Issues</w:t>
-      </w:r>
-    </w:p>
-    <w:p>
-      <w:pPr>
-        <w:pStyle w:val="Heading4"/>
-      </w:pPr>
-      <w:r>
-        <w:rPr>
-          <w:lang w:val="en_US" w:bidi="en_US"/>
-        </w:rPr>
-        <w:t>And did he not make one (2:15a)</w:t>
-      </w:r>
-    </w:p>
-    <w:p>
-      <w:pPr/>
-      <w:r>
-        <w:rPr>
-          <w:lang w:val="en_US" w:bidi="en_US"/>
-        </w:rPr>
-      </w:r>
-      <w:r>
-        <w:rPr>
-          <w:lang w:val="en_US" w:bidi="en_US"/>
-        </w:rPr>
-        <w:t xml:space="preserve">Here are two views Bible scholars have regarding the correct interpretation of these words. (1) The word </w:t>
-      </w:r>
-      <w:r>
-        <w:rPr>
-          <w:b/>
-          <w:lang w:val="en_US" w:bidi="en_US"/>
-        </w:rPr>
-        <w:t>one</w:t>
-      </w:r>
-      <w:r>
-        <w:rPr>
-          <w:lang w:val="en_US" w:bidi="en_US"/>
-        </w:rPr>
-        <w:t xml:space="preserve"> refers to the close connection a husband and wife have. Alternate translation: [And did not God make you one with your wife?] (2) The word </w:t>
-      </w:r>
-      <w:r>
-        <w:rPr>
-          <w:b/>
-          <w:lang w:val="en_US" w:bidi="en_US"/>
-        </w:rPr>
-        <w:t>one</w:t>
-      </w:r>
-      <w:r>
-        <w:rPr>
-          <w:lang w:val="en_US" w:bidi="en_US"/>
-        </w:rPr>
-        <w:t xml:space="preserve"> refers to God. Alternate translation: [And did not the one God make you]</w:t>
-      </w:r>
-    </w:p>
-    <w:p>
-      <w:pPr>
-        <w:pStyle w:val="Heading4"/>
-      </w:pPr>
-      <w:r>
-        <w:rPr>
-          <w:lang w:val="en_US" w:bidi="en_US"/>
-        </w:rPr>
-        <w:t>and a remnant of spirit {was} to him? (2:15b)</w:t>
-      </w:r>
-    </w:p>
-    <w:p>
-      <w:pPr/>
-      <w:r>
-        <w:rPr>
-          <w:lang w:val="en_US" w:bidi="en_US"/>
-        </w:rPr>
-      </w:r>
-      <w:r>
-        <w:rPr>
-          <w:lang w:val="en_US" w:bidi="en_US"/>
-        </w:rPr>
-        <w:t>Here are two views, among many, that Bible scholars have regarding the correct interpretation of these words. (1) These words mean that a husband and wife are united in body and spirit. Alternate translation: [God made you to become united with your wife in body and spirit] (2) These words mean that the bodies and spirits of a husband and wife belong to God. Alternate translation: [and you and your wife belong to God]</w:t>
-      </w:r>
-    </w:p>
-    <w:p>
-      <w:pPr>
-        <w:pStyle w:val="Heading4"/>
-      </w:pPr>
-      <w:r>
-        <w:rPr>
-          <w:lang w:val="en_US" w:bidi="en_US"/>
-        </w:rPr>
-        <w:t>“and one {who} covers over his garment with violence” (2:16)</w:t>
-      </w:r>
-    </w:p>
-    <w:p>
-      <w:pPr/>
-      <w:r>
-        <w:rPr>
-          <w:lang w:val="en_US" w:bidi="en_US"/>
-        </w:rPr>
-      </w:r>
-      <w:r>
-        <w:rPr>
-          <w:lang w:val="en_US" w:bidi="en_US"/>
-        </w:rPr>
-        <w:t xml:space="preserve">Here are three views Bible scholars have regarding the correct interpretation of these words. (1) it means that husband and wife Malachi is speaking as if </w:t>
-      </w:r>
-      <w:r>
-        <w:rPr>
-          <w:b/>
-          <w:lang w:val="en_US" w:bidi="en_US"/>
-        </w:rPr>
-        <w:t>violence</w:t>
-      </w:r>
-      <w:r>
-        <w:rPr>
-          <w:lang w:val="en_US" w:bidi="en_US"/>
-        </w:rPr>
-        <w:t xml:space="preserve"> were a substance with which a person could cover a </w:t>
-      </w:r>
-      <w:r>
-        <w:rPr>
-          <w:b/>
-          <w:lang w:val="en_US" w:bidi="en_US"/>
-        </w:rPr>
-        <w:t>garment</w:t>
-      </w:r>
-      <w:r>
-        <w:rPr>
-          <w:lang w:val="en_US" w:bidi="en_US"/>
-        </w:rPr>
-        <w:t xml:space="preserve">. If it would be clearer in your language, you could state the meaning plainly. The idea of complete covering conveys emphasis. Alternate translation: [and one who acts very violently] (2) The word </w:t>
-      </w:r>
-      <w:r>
-        <w:rPr>
-          <w:b/>
-          <w:lang w:val="en_US" w:bidi="en_US"/>
-        </w:rPr>
-        <w:t>violence</w:t>
-      </w:r>
-      <w:r>
-        <w:rPr>
-          <w:lang w:val="en_US" w:bidi="en_US"/>
-        </w:rPr>
-        <w:t xml:space="preserve"> refers to harsh actions that could include actions other than divorce. Alternate translation: [and one who acts violently] (3) The word </w:t>
-      </w:r>
-      <w:r>
-        <w:rPr>
-          <w:b/>
-          <w:lang w:val="en_US" w:bidi="en_US"/>
-        </w:rPr>
-        <w:t>violence</w:t>
-      </w:r>
-      <w:r>
-        <w:rPr>
-          <w:lang w:val="en_US" w:bidi="en_US"/>
-        </w:rPr>
-        <w:t xml:space="preserve"> refers to violent or cruel actions which a person conceals. Alternate translation: [and one who conceals their violence]</w:t>
-      </w:r>
-      <w:r>
-        <w:rPr>
-          <w:lang w:val="en_US" w:bidi="en_US"/>
-        </w:rPr>
-      </w:r>
-      <w:r>
-        <w:rPr>
-          <w:lang w:val="en_US" w:bidi="en_US"/>
-        </w:rPr>
-      </w:r>
-    </w:p>
-    <w:p>
-      <w:pPr/>
-      <w:r>
-        <w:rPr>
-          <w:lang w:val="en_US" w:bidi="en_US"/>
-        </w:rPr>
-      </w:r>
-    </w:p>
-    <w:p>
-      <w:pPr>
-        <w:pStyle w:val="Heading2"/>
-      </w:pPr>
-      <w:r>
-        <w:rPr>
-          <w:lang w:val="en_US" w:bidi="en_US"/>
-        </w:rPr>
-        <w:t>Malachi 2:1 (#1)</w:t>
-      </w:r>
-      <w:r>
-        <w:rPr>
-          <w:lang w:val="en_US" w:bidi="en_US"/>
-        </w:rPr>
-      </w:r>
-    </w:p>
-    <w:p>
-      <w:pPr/>
-      <w:r>
-        <w:rPr>
-          <w:lang w:val="en_US" w:bidi="en_US"/>
-        </w:rPr>
-      </w:r>
-      <w:r>
-        <w:rPr>
-          <w:b/>
-          <w:lang w:val="en_US" w:bidi="en_US"/>
-        </w:rPr>
-        <w:t>"And now"</w:t>
-      </w:r>
-    </w:p>
-    <w:p>
-      <w:pPr/>
-      <w:r>
-        <w:rPr>
-          <w:lang w:val="en_US" w:bidi="en_US"/>
-        </w:rPr>
-      </w:r>
-      <w:r>
-        <w:rPr>
-          <w:lang w:val="en_US" w:bidi="en_US"/>
-        </w:rPr>
-        <w:t xml:space="preserve">See how you translated the same expression in </w:t>
-      </w:r>
-      <w:hyperlink r:id="rId20">
         <w:r>
           <w:rPr>
             <w:lang w:val="en_US" w:bidi="en_US"/>
@@ -11219,7 +10731,7 @@
         </w:rPr>
         <w:t xml:space="preserve"> will continue. He says in </w:t>
       </w:r>
-      <w:hyperlink r:id="rId21">
+      <w:hyperlink r:id="rId19">
         <w:r>
           <w:rPr>
             <w:lang w:val="en_US" w:bidi="en_US"/>
@@ -13832,7 +13344,7 @@
         </w:rPr>
         <w:t xml:space="preserve">See how you translated the similar image in </w:t>
       </w:r>
-      <w:hyperlink r:id="rId22">
+      <w:hyperlink r:id="rId20">
         <w:r>
           <w:rPr>
             <w:lang w:val="en_US" w:bidi="en_US"/>
@@ -14193,7 +13705,7 @@
         </w:rPr>
         <w:t xml:space="preserve">, that is, physically spoiled and made useless, like the crops eaten by pests described with the same term in </w:t>
       </w:r>
-      <w:hyperlink r:id="rId23">
+      <w:hyperlink r:id="rId21">
         <w:r>
           <w:rPr>
             <w:lang w:val="en_US" w:bidi="en_US"/>
@@ -14308,7 +13820,7 @@
         </w:rPr>
         <w:t xml:space="preserve">See how you translated the same expression in </w:t>
       </w:r>
-      <w:hyperlink r:id="rId24">
+      <w:hyperlink r:id="rId22">
         <w:r>
           <w:rPr>
             <w:lang w:val="en_US" w:bidi="en_US"/>
@@ -18228,107 +17740,6 @@
         <w:rPr>
           <w:lang w:val="en_US" w:bidi="en_US"/>
         </w:rPr>
-        <w:t>Malachi - Chapter 3 Introduction</w:t>
-      </w:r>
-      <w:r>
-        <w:rPr>
-          <w:lang w:val="en_US" w:bidi="en_US"/>
-        </w:rPr>
-      </w:r>
-    </w:p>
-    <w:p>
-      <w:pPr>
-        <w:pStyle w:val="Heading3"/>
-      </w:pPr>
-      <w:r>
-        <w:rPr>
-          <w:lang w:val="en_US" w:bidi="en_US"/>
-        </w:rPr>
-        <w:t>Structure and Formatting</w:t>
-      </w:r>
-    </w:p>
-    <w:p>
-      <w:pPr/>
-      <w:r>
-        <w:rPr>
-          <w:lang w:val="en_US" w:bidi="en_US"/>
-        </w:rPr>
-      </w:r>
-      <w:r>
-        <w:rPr>
-          <w:lang w:val="en_US" w:bidi="en_US"/>
-        </w:rPr>
-        <w:t>2:17–3:5 Yahweh is concerned for justice and will punish evildoers</w:t>
-      </w:r>
-    </w:p>
-    <w:p>
-      <w:pPr/>
-      <w:r>
-        <w:rPr>
-          <w:lang w:val="en_US" w:bidi="en_US"/>
-        </w:rPr>
-      </w:r>
-      <w:r>
-        <w:rPr>
-          <w:lang w:val="en_US" w:bidi="en_US"/>
-        </w:rPr>
-        <w:t>3:6–12 Judeans are not bringing proper tithes</w:t>
-      </w:r>
-    </w:p>
-    <w:p>
-      <w:pPr/>
-      <w:r>
-        <w:rPr>
-          <w:lang w:val="en_US" w:bidi="en_US"/>
-        </w:rPr>
-      </w:r>
-      <w:r>
-        <w:rPr>
-          <w:lang w:val="en_US" w:bidi="en_US"/>
-        </w:rPr>
-        <w:t>3:13–15 Yahweh will punish the wicked, despite what Judeans are saying</w:t>
-      </w:r>
-    </w:p>
-    <w:p>
-      <w:pPr/>
-      <w:r>
-        <w:rPr>
-          <w:lang w:val="en_US" w:bidi="en_US"/>
-        </w:rPr>
-      </w:r>
-      <w:r>
-        <w:rPr>
-          <w:lang w:val="en_US" w:bidi="en_US"/>
-        </w:rPr>
-        <w:t>3:16–4:6 Yahweh will bless and protect those who fear him</w:t>
-      </w:r>
-      <w:r>
-        <w:rPr>
-          <w:lang w:val="en_US" w:bidi="en_US"/>
-        </w:rPr>
-      </w:r>
-      <w:r>
-        <w:rPr>
-          <w:lang w:val="en_US" w:bidi="en_US"/>
-        </w:rPr>
-      </w:r>
-    </w:p>
-    <w:p>
-      <w:pPr/>
-      <w:r>
-        <w:rPr>
-          <w:lang w:val="en_US" w:bidi="en_US"/>
-        </w:rPr>
-      </w:r>
-    </w:p>
-    <w:p>
-      <w:pPr>
-        <w:pStyle w:val="Heading2"/>
-      </w:pPr>
-      <w:r>
-        <w:rPr>
-          <w:lang w:val="en_US" w:bidi="en_US"/>
-        </w:rPr>
         <w:t>Malachi 3:1 (#1)</w:t>
       </w:r>
       <w:r>
@@ -18386,7 +17797,7 @@
         </w:rPr>
         <w:t xml:space="preserve"> is an expression that people of this culture would commonly use to mean that they were about to do something. See how you translated the similar expression in </w:t>
       </w:r>
-      <w:hyperlink r:id="rId25">
+      <w:hyperlink r:id="rId23">
         <w:r>
           <w:rPr>
             <w:lang w:val="en_US" w:bidi="en_US"/>
@@ -18721,7 +18132,7 @@
         </w:rPr>
         <w:t xml:space="preserve">Yahweh uses this word to get the people’s attention. See how you translated a similar use of this word in </w:t>
       </w:r>
-      <w:hyperlink r:id="rId26">
+      <w:hyperlink r:id="rId24">
         <w:r>
           <w:rPr>
             <w:lang w:val="en_US" w:bidi="en_US"/>
@@ -20881,7 +20292,7 @@
         </w:rPr>
         <w:t xml:space="preserve"> of their ancestor Jacob. See how you translated the similar expression in </w:t>
       </w:r>
-      <w:hyperlink r:id="rId21">
+      <w:hyperlink r:id="rId19">
         <w:r>
           <w:rPr>
             <w:lang w:val="en_US" w:bidi="en_US"/>
@@ -21436,7 +20847,7 @@
         </w:rPr>
         <w:t xml:space="preserve"> to get information. Rather, he is asking and then answering his own question. See how you translated the similar instance in </w:t>
       </w:r>
-      <w:hyperlink r:id="rId27">
+      <w:hyperlink r:id="rId25">
         <w:r>
           <w:rPr>
             <w:lang w:val="en_US" w:bidi="en_US"/>
@@ -25486,6 +24897,3420 @@
         <w:rPr>
           <w:lang w:val="en_US" w:bidi="en_US"/>
         </w:rPr>
+        <w:t>Malachi 4:1 (#1)</w:t>
+      </w:r>
+      <w:r>
+        <w:rPr>
+          <w:lang w:val="en_US" w:bidi="en_US"/>
+        </w:rPr>
+      </w:r>
+    </w:p>
+    <w:p>
+      <w:pPr/>
+      <w:r>
+        <w:rPr>
+          <w:lang w:val="en_US" w:bidi="en_US"/>
+        </w:rPr>
+      </w:r>
+      <w:r>
+        <w:rPr>
+          <w:lang w:val="en_US" w:bidi="en_US"/>
+        </w:rPr>
+        <w:t>הִנֵּ֤ה</w:t>
+      </w:r>
+    </w:p>
+    <w:p>
+      <w:pPr/>
+      <w:r>
+        <w:rPr>
+          <w:lang w:val="en_US" w:bidi="en_US"/>
+        </w:rPr>
+      </w:r>
+      <w:r>
+        <w:rPr>
+          <w:b/>
+          <w:lang w:val="en_US" w:bidi="en_US"/>
+        </w:rPr>
+        <w:t>"behold"</w:t>
+      </w:r>
+    </w:p>
+    <w:p>
+      <w:pPr/>
+      <w:r>
+        <w:rPr>
+          <w:lang w:val="en_US" w:bidi="en_US"/>
+        </w:rPr>
+      </w:r>
+      <w:r>
+        <w:rPr>
+          <w:lang w:val="en_US" w:bidi="en_US"/>
+        </w:rPr>
+        <w:t xml:space="preserve">Yahweh is speaking as if he wanted his listeners to </w:t>
+      </w:r>
+      <w:r>
+        <w:rPr>
+          <w:b/>
+          <w:lang w:val="en_US" w:bidi="en_US"/>
+        </w:rPr>
+        <w:t>behold</w:t>
+      </w:r>
+      <w:r>
+        <w:rPr>
+          <w:lang w:val="en_US" w:bidi="en_US"/>
+        </w:rPr>
+        <w:t xml:space="preserve"> or look at something. He is using this term to focus his listeners’ attention on what he is about to say. Your language may have a comparable expression that you can use in your translation.</w:t>
+      </w:r>
+    </w:p>
+    <w:p>
+      <w:pPr/>
+      <w:r>
+        <w:rPr>
+          <w:lang w:val="en_US" w:bidi="en_US"/>
+        </w:rPr>
+      </w:r>
+      <w:r>
+        <w:rPr>
+          <w:lang w:val="en_US" w:bidi="en_US"/>
+        </w:rPr>
+        <w:t xml:space="preserve">See: </w:t>
+      </w:r>
+      <w:r>
+        <w:rPr>
+          <w:lang w:val="en_US" w:bidi="en_US"/>
+        </w:rPr>
+        <w:t>Metaphor</w:t>
+      </w:r>
+      <w:r>
+        <w:rPr>
+          <w:lang w:val="en_US" w:bidi="en_US"/>
+        </w:rPr>
+      </w:r>
+      <w:r>
+        <w:rPr>
+          <w:lang w:val="en_US" w:bidi="en_US"/>
+        </w:rPr>
+      </w:r>
+    </w:p>
+    <w:p>
+      <w:pPr/>
+      <w:r>
+        <w:rPr>
+          <w:lang w:val="en_US" w:bidi="en_US"/>
+        </w:rPr>
+      </w:r>
+    </w:p>
+    <w:p>
+      <w:pPr>
+        <w:pStyle w:val="Heading2"/>
+      </w:pPr>
+      <w:r>
+        <w:rPr>
+          <w:lang w:val="en_US" w:bidi="en_US"/>
+        </w:rPr>
+        <w:t>Malachi 4:1 (#2)</w:t>
+      </w:r>
+      <w:r>
+        <w:rPr>
+          <w:lang w:val="en_US" w:bidi="en_US"/>
+        </w:rPr>
+      </w:r>
+    </w:p>
+    <w:p>
+      <w:pPr/>
+      <w:r>
+        <w:rPr>
+          <w:lang w:val="en_US" w:bidi="en_US"/>
+        </w:rPr>
+      </w:r>
+      <w:r>
+        <w:rPr>
+          <w:lang w:val="en_US" w:bidi="en_US"/>
+        </w:rPr>
+        <w:t>בֹּעֵ֖ר כַּ⁠תַּנּ֑וּר וְ⁠הָי֨וּ כָל־זֵדִ֜ים וְ⁠כָל־עֹשֵׂ֤ה רִשְׁעָה֙ קַ֔שׁ</w:t>
+      </w:r>
+    </w:p>
+    <w:p>
+      <w:pPr/>
+      <w:r>
+        <w:rPr>
+          <w:lang w:val="en_US" w:bidi="en_US"/>
+        </w:rPr>
+      </w:r>
+      <w:r>
+        <w:rPr>
+          <w:b/>
+          <w:lang w:val="en_US" w:bidi="en_US"/>
+        </w:rPr>
+        <w:t>"burning like an oven, when all of the arrogant and all of the doers of wickedness will be stubble"</w:t>
+      </w:r>
+    </w:p>
+    <w:p>
+      <w:pPr/>
+      <w:r>
+        <w:rPr>
+          <w:lang w:val="en_US" w:bidi="en_US"/>
+        </w:rPr>
+      </w:r>
+      <w:r>
+        <w:rPr>
+          <w:lang w:val="en_US" w:bidi="en_US"/>
+        </w:rPr>
+        <w:t xml:space="preserve">Yahweh is speaking of the day of judgment as if it were an </w:t>
+      </w:r>
+      <w:r>
+        <w:rPr>
+          <w:b/>
+          <w:lang w:val="en_US" w:bidi="en_US"/>
+        </w:rPr>
+        <w:t>oven</w:t>
+      </w:r>
+      <w:r>
+        <w:rPr>
+          <w:lang w:val="en_US" w:bidi="en_US"/>
+        </w:rPr>
+        <w:t xml:space="preserve"> that would be </w:t>
+      </w:r>
+      <w:r>
+        <w:rPr>
+          <w:b/>
+          <w:lang w:val="en_US" w:bidi="en_US"/>
+        </w:rPr>
+        <w:t>burning</w:t>
+      </w:r>
+      <w:r>
+        <w:rPr>
+          <w:lang w:val="en_US" w:bidi="en_US"/>
+        </w:rPr>
+        <w:t xml:space="preserve"> people. If it would be clearer in your language, you could express this image as a comparison. Alternate translation: [when I will destroy all of the arrogant people and all of the doers of wickedness as if they were stubble being burned in an oven]</w:t>
+      </w:r>
+    </w:p>
+    <w:p>
+      <w:pPr/>
+      <w:r>
+        <w:rPr>
+          <w:lang w:val="en_US" w:bidi="en_US"/>
+        </w:rPr>
+      </w:r>
+      <w:r>
+        <w:rPr>
+          <w:lang w:val="en_US" w:bidi="en_US"/>
+        </w:rPr>
+        <w:t xml:space="preserve">See: </w:t>
+      </w:r>
+      <w:r>
+        <w:rPr>
+          <w:lang w:val="en_US" w:bidi="en_US"/>
+        </w:rPr>
+        <w:t>Metaphor</w:t>
+      </w:r>
+      <w:r>
+        <w:rPr>
+          <w:lang w:val="en_US" w:bidi="en_US"/>
+        </w:rPr>
+      </w:r>
+      <w:r>
+        <w:rPr>
+          <w:lang w:val="en_US" w:bidi="en_US"/>
+        </w:rPr>
+      </w:r>
+    </w:p>
+    <w:p>
+      <w:pPr/>
+      <w:r>
+        <w:rPr>
+          <w:lang w:val="en_US" w:bidi="en_US"/>
+        </w:rPr>
+      </w:r>
+    </w:p>
+    <w:p>
+      <w:pPr>
+        <w:pStyle w:val="Heading2"/>
+      </w:pPr>
+      <w:r>
+        <w:rPr>
+          <w:lang w:val="en_US" w:bidi="en_US"/>
+        </w:rPr>
+        <w:t>Malachi 4:1 (#3)</w:t>
+      </w:r>
+      <w:r>
+        <w:rPr>
+          <w:lang w:val="en_US" w:bidi="en_US"/>
+        </w:rPr>
+      </w:r>
+    </w:p>
+    <w:p>
+      <w:pPr/>
+      <w:r>
+        <w:rPr>
+          <w:lang w:val="en_US" w:bidi="en_US"/>
+        </w:rPr>
+      </w:r>
+      <w:r>
+        <w:rPr>
+          <w:lang w:val="en_US" w:bidi="en_US"/>
+        </w:rPr>
+        <w:t>כָל־זֵדִ֜ים</w:t>
+      </w:r>
+    </w:p>
+    <w:p>
+      <w:pPr/>
+      <w:r>
+        <w:rPr>
+          <w:lang w:val="en_US" w:bidi="en_US"/>
+        </w:rPr>
+      </w:r>
+      <w:r>
+        <w:rPr>
+          <w:b/>
+          <w:lang w:val="en_US" w:bidi="en_US"/>
+        </w:rPr>
+        <w:t>"all of the arrogant"</w:t>
+      </w:r>
+    </w:p>
+    <w:p>
+      <w:pPr/>
+      <w:r>
+        <w:rPr>
+          <w:lang w:val="en_US" w:bidi="en_US"/>
+        </w:rPr>
+      </w:r>
+      <w:r>
+        <w:rPr>
+          <w:lang w:val="en_US" w:bidi="en_US"/>
+        </w:rPr>
+        <w:t xml:space="preserve">Yahweh is using the adjective </w:t>
+      </w:r>
+      <w:r>
+        <w:rPr>
+          <w:b/>
+          <w:lang w:val="en_US" w:bidi="en_US"/>
+        </w:rPr>
+        <w:t>arrogant</w:t>
+      </w:r>
+      <w:r>
+        <w:rPr>
+          <w:lang w:val="en_US" w:bidi="en_US"/>
+        </w:rPr>
+        <w:t xml:space="preserve"> as a noun to mean a certain kind of person. Your language may use adjectives in the same way. If not, you can translate this adjective with an equivalent phrase. Alternate translation: [all arrogant people]</w:t>
+      </w:r>
+    </w:p>
+    <w:p>
+      <w:pPr/>
+      <w:r>
+        <w:rPr>
+          <w:lang w:val="en_US" w:bidi="en_US"/>
+        </w:rPr>
+      </w:r>
+      <w:r>
+        <w:rPr>
+          <w:lang w:val="en_US" w:bidi="en_US"/>
+        </w:rPr>
+        <w:t xml:space="preserve">See: </w:t>
+      </w:r>
+      <w:r>
+        <w:rPr>
+          <w:lang w:val="en_US" w:bidi="en_US"/>
+        </w:rPr>
+        <w:t>Nominal Adjectives</w:t>
+      </w:r>
+      <w:r>
+        <w:rPr>
+          <w:lang w:val="en_US" w:bidi="en_US"/>
+        </w:rPr>
+      </w:r>
+      <w:r>
+        <w:rPr>
+          <w:lang w:val="en_US" w:bidi="en_US"/>
+        </w:rPr>
+      </w:r>
+    </w:p>
+    <w:p>
+      <w:pPr/>
+      <w:r>
+        <w:rPr>
+          <w:lang w:val="en_US" w:bidi="en_US"/>
+        </w:rPr>
+      </w:r>
+    </w:p>
+    <w:p>
+      <w:pPr>
+        <w:pStyle w:val="Heading2"/>
+      </w:pPr>
+      <w:r>
+        <w:rPr>
+          <w:lang w:val="en_US" w:bidi="en_US"/>
+        </w:rPr>
+        <w:t>Malachi 4:1 (#4)</w:t>
+      </w:r>
+      <w:r>
+        <w:rPr>
+          <w:lang w:val="en_US" w:bidi="en_US"/>
+        </w:rPr>
+      </w:r>
+    </w:p>
+    <w:p>
+      <w:pPr/>
+      <w:r>
+        <w:rPr>
+          <w:lang w:val="en_US" w:bidi="en_US"/>
+        </w:rPr>
+      </w:r>
+      <w:r>
+        <w:rPr>
+          <w:lang w:val="en_US" w:bidi="en_US"/>
+        </w:rPr>
+        <w:t>וְ⁠כָל־עֹשֵׂ֤ה רִשְׁעָה֙</w:t>
+      </w:r>
+    </w:p>
+    <w:p>
+      <w:pPr/>
+      <w:r>
+        <w:rPr>
+          <w:lang w:val="en_US" w:bidi="en_US"/>
+        </w:rPr>
+      </w:r>
+      <w:r>
+        <w:rPr>
+          <w:b/>
+          <w:lang w:val="en_US" w:bidi="en_US"/>
+        </w:rPr>
+        <w:t>"and all of the doers of wickedness"</w:t>
+      </w:r>
+    </w:p>
+    <w:p>
+      <w:pPr/>
+      <w:r>
+        <w:rPr>
+          <w:lang w:val="en_US" w:bidi="en_US"/>
+        </w:rPr>
+      </w:r>
+      <w:r>
+        <w:rPr>
+          <w:lang w:val="en_US" w:bidi="en_US"/>
+        </w:rPr>
+        <w:t xml:space="preserve">If your language does not use an abstract noun for the idea of </w:t>
+      </w:r>
+      <w:r>
+        <w:rPr>
+          <w:b/>
+          <w:lang w:val="en_US" w:bidi="en_US"/>
+        </w:rPr>
+        <w:t>wickedness</w:t>
+      </w:r>
+      <w:r>
+        <w:rPr>
+          <w:lang w:val="en_US" w:bidi="en_US"/>
+        </w:rPr>
+        <w:t>, you could express the same idea in another way. Alternate translation: [all of the people who do wicked things]</w:t>
+      </w:r>
+    </w:p>
+    <w:p>
+      <w:pPr/>
+      <w:r>
+        <w:rPr>
+          <w:lang w:val="en_US" w:bidi="en_US"/>
+        </w:rPr>
+      </w:r>
+      <w:r>
+        <w:rPr>
+          <w:lang w:val="en_US" w:bidi="en_US"/>
+        </w:rPr>
+        <w:t xml:space="preserve">See: </w:t>
+      </w:r>
+      <w:r>
+        <w:rPr>
+          <w:lang w:val="en_US" w:bidi="en_US"/>
+        </w:rPr>
+        <w:t>Abstract Nouns</w:t>
+      </w:r>
+      <w:r>
+        <w:rPr>
+          <w:lang w:val="en_US" w:bidi="en_US"/>
+        </w:rPr>
+      </w:r>
+      <w:r>
+        <w:rPr>
+          <w:lang w:val="en_US" w:bidi="en_US"/>
+        </w:rPr>
+      </w:r>
+    </w:p>
+    <w:p>
+      <w:pPr/>
+      <w:r>
+        <w:rPr>
+          <w:lang w:val="en_US" w:bidi="en_US"/>
+        </w:rPr>
+      </w:r>
+    </w:p>
+    <w:p>
+      <w:pPr>
+        <w:pStyle w:val="Heading2"/>
+      </w:pPr>
+      <w:r>
+        <w:rPr>
+          <w:lang w:val="en_US" w:bidi="en_US"/>
+        </w:rPr>
+        <w:t>Malachi 4:1 (#5)</w:t>
+      </w:r>
+      <w:r>
+        <w:rPr>
+          <w:lang w:val="en_US" w:bidi="en_US"/>
+        </w:rPr>
+      </w:r>
+    </w:p>
+    <w:p>
+      <w:pPr/>
+      <w:r>
+        <w:rPr>
+          <w:lang w:val="en_US" w:bidi="en_US"/>
+        </w:rPr>
+      </w:r>
+      <w:r>
+        <w:rPr>
+          <w:lang w:val="en_US" w:bidi="en_US"/>
+        </w:rPr>
+        <w:t>וְ⁠הָי֨וּ כָל־זֵדִ֜ים וְ⁠כָל־עֹשֵׂ֤ה רִשְׁעָה֙ קַ֔שׁ</w:t>
+      </w:r>
+    </w:p>
+    <w:p>
+      <w:pPr/>
+      <w:r>
+        <w:rPr>
+          <w:lang w:val="en_US" w:bidi="en_US"/>
+        </w:rPr>
+      </w:r>
+      <w:r>
+        <w:rPr>
+          <w:b/>
+          <w:lang w:val="en_US" w:bidi="en_US"/>
+        </w:rPr>
+        <w:t>"when all of the arrogant and all of the doers of wickedness will be stubble"</w:t>
+      </w:r>
+    </w:p>
+    <w:p>
+      <w:pPr/>
+      <w:r>
+        <w:rPr>
+          <w:lang w:val="en_US" w:bidi="en_US"/>
+        </w:rPr>
+      </w:r>
+      <w:r>
+        <w:rPr>
+          <w:lang w:val="en_US" w:bidi="en_US"/>
+        </w:rPr>
+        <w:t xml:space="preserve">Yahweh is speaking of wicked people as if they were </w:t>
+      </w:r>
+      <w:r>
+        <w:rPr>
+          <w:b/>
+          <w:lang w:val="en_US" w:bidi="en_US"/>
+        </w:rPr>
+        <w:t>stubble</w:t>
+      </w:r>
+      <w:r>
+        <w:rPr>
+          <w:lang w:val="en_US" w:bidi="en_US"/>
+        </w:rPr>
+        <w:t xml:space="preserve"> that his judgment would </w:t>
+      </w:r>
+      <w:r>
+        <w:rPr>
+          <w:b/>
+          <w:lang w:val="en_US" w:bidi="en_US"/>
+        </w:rPr>
+        <w:t>kindle</w:t>
+      </w:r>
+      <w:r>
+        <w:rPr>
+          <w:lang w:val="en_US" w:bidi="en_US"/>
+        </w:rPr>
+        <w:t xml:space="preserve"> and burn up. If it would be clearer in your language, you could express this image as a comparison. Alternate translation: [when all of the arrogant and all of the doers of wickedness will be completely destroyed, as if they were stubble that was burned up]</w:t>
+      </w:r>
+    </w:p>
+    <w:p>
+      <w:pPr/>
+      <w:r>
+        <w:rPr>
+          <w:lang w:val="en_US" w:bidi="en_US"/>
+        </w:rPr>
+      </w:r>
+      <w:r>
+        <w:rPr>
+          <w:lang w:val="en_US" w:bidi="en_US"/>
+        </w:rPr>
+        <w:t xml:space="preserve">See: </w:t>
+      </w:r>
+      <w:r>
+        <w:rPr>
+          <w:lang w:val="en_US" w:bidi="en_US"/>
+        </w:rPr>
+        <w:t>Metaphor</w:t>
+      </w:r>
+      <w:r>
+        <w:rPr>
+          <w:lang w:val="en_US" w:bidi="en_US"/>
+        </w:rPr>
+      </w:r>
+      <w:r>
+        <w:rPr>
+          <w:lang w:val="en_US" w:bidi="en_US"/>
+        </w:rPr>
+      </w:r>
+    </w:p>
+    <w:p>
+      <w:pPr/>
+      <w:r>
+        <w:rPr>
+          <w:lang w:val="en_US" w:bidi="en_US"/>
+        </w:rPr>
+      </w:r>
+    </w:p>
+    <w:p>
+      <w:pPr>
+        <w:pStyle w:val="Heading2"/>
+      </w:pPr>
+      <w:r>
+        <w:rPr>
+          <w:lang w:val="en_US" w:bidi="en_US"/>
+        </w:rPr>
+        <w:t>Malachi 4:1 (#6)</w:t>
+      </w:r>
+      <w:r>
+        <w:rPr>
+          <w:lang w:val="en_US" w:bidi="en_US"/>
+        </w:rPr>
+      </w:r>
+    </w:p>
+    <w:p>
+      <w:pPr/>
+      <w:r>
+        <w:rPr>
+          <w:lang w:val="en_US" w:bidi="en_US"/>
+        </w:rPr>
+      </w:r>
+      <w:r>
+        <w:rPr>
+          <w:lang w:val="en_US" w:bidi="en_US"/>
+        </w:rPr>
+        <w:t>לָ⁠הֶ֖ם שֹׁ֥רֶשׁ וְ⁠עָנָֽף</w:t>
+      </w:r>
+    </w:p>
+    <w:p>
+      <w:pPr/>
+      <w:r>
+        <w:rPr>
+          <w:lang w:val="en_US" w:bidi="en_US"/>
+        </w:rPr>
+      </w:r>
+      <w:r>
+        <w:rPr>
+          <w:b/>
+          <w:lang w:val="en_US" w:bidi="en_US"/>
+        </w:rPr>
+        <w:t>"to them root or branch"</w:t>
+      </w:r>
+    </w:p>
+    <w:p>
+      <w:pPr/>
+      <w:r>
+        <w:rPr>
+          <w:lang w:val="en_US" w:bidi="en_US"/>
+        </w:rPr>
+      </w:r>
+      <w:r>
+        <w:rPr>
+          <w:lang w:val="en_US" w:bidi="en_US"/>
+        </w:rPr>
+        <w:t>Yahweh is speaking of two extremes in order to include them and everything in between. If it would be helpful in your language, you could use an equivalent expression or plain language. Alternate translation: [any part of them remaining]</w:t>
+      </w:r>
+    </w:p>
+    <w:p>
+      <w:pPr/>
+      <w:r>
+        <w:rPr>
+          <w:lang w:val="en_US" w:bidi="en_US"/>
+        </w:rPr>
+      </w:r>
+      <w:r>
+        <w:rPr>
+          <w:lang w:val="en_US" w:bidi="en_US"/>
+        </w:rPr>
+        <w:t xml:space="preserve">See: </w:t>
+      </w:r>
+      <w:r>
+        <w:rPr>
+          <w:lang w:val="en_US" w:bidi="en_US"/>
+        </w:rPr>
+        <w:t>Merism</w:t>
+      </w:r>
+      <w:r>
+        <w:rPr>
+          <w:lang w:val="en_US" w:bidi="en_US"/>
+        </w:rPr>
+      </w:r>
+      <w:r>
+        <w:rPr>
+          <w:lang w:val="en_US" w:bidi="en_US"/>
+        </w:rPr>
+      </w:r>
+    </w:p>
+    <w:p>
+      <w:pPr/>
+      <w:r>
+        <w:rPr>
+          <w:lang w:val="en_US" w:bidi="en_US"/>
+        </w:rPr>
+      </w:r>
+    </w:p>
+    <w:p>
+      <w:pPr>
+        <w:pStyle w:val="Heading2"/>
+      </w:pPr>
+      <w:r>
+        <w:rPr>
+          <w:lang w:val="en_US" w:bidi="en_US"/>
+        </w:rPr>
+        <w:t>Malachi 4:2 (#1)</w:t>
+      </w:r>
+      <w:r>
+        <w:rPr>
+          <w:lang w:val="en_US" w:bidi="en_US"/>
+        </w:rPr>
+      </w:r>
+    </w:p>
+    <w:p>
+      <w:pPr/>
+      <w:r>
+        <w:rPr>
+          <w:lang w:val="en_US" w:bidi="en_US"/>
+        </w:rPr>
+      </w:r>
+      <w:r>
+        <w:rPr>
+          <w:lang w:val="en_US" w:bidi="en_US"/>
+        </w:rPr>
+        <w:t>וְ⁠זָרְחָ֨ה לָ⁠כֶ֜ם יִרְאֵ֤י שְׁמִ⁠י֙ שֶׁ֣מֶשׁ צְדָקָ֔ה</w:t>
+      </w:r>
+    </w:p>
+    <w:p>
+      <w:pPr/>
+      <w:r>
+        <w:rPr>
+          <w:lang w:val="en_US" w:bidi="en_US"/>
+        </w:rPr>
+      </w:r>
+      <w:r>
+        <w:rPr>
+          <w:b/>
+          <w:lang w:val="en_US" w:bidi="en_US"/>
+        </w:rPr>
+        <w:t>"But for you fearers of my name, the sun of righteousness will rise"</w:t>
+      </w:r>
+    </w:p>
+    <w:p>
+      <w:pPr/>
+      <w:r>
+        <w:rPr>
+          <w:lang w:val="en_US" w:bidi="en_US"/>
+        </w:rPr>
+      </w:r>
+      <w:r>
+        <w:rPr>
+          <w:lang w:val="en_US" w:bidi="en_US"/>
+        </w:rPr>
+        <w:t xml:space="preserve">Yahweh is speaking as if </w:t>
+      </w:r>
+      <w:r>
+        <w:rPr>
+          <w:b/>
+          <w:lang w:val="en_US" w:bidi="en_US"/>
+        </w:rPr>
+        <w:t>righteousness</w:t>
+      </w:r>
+      <w:r>
+        <w:rPr>
+          <w:lang w:val="en_US" w:bidi="en_US"/>
+        </w:rPr>
+        <w:t xml:space="preserve"> were the </w:t>
+      </w:r>
+      <w:r>
+        <w:rPr>
+          <w:b/>
+          <w:lang w:val="en_US" w:bidi="en_US"/>
+        </w:rPr>
+        <w:t>sun</w:t>
+      </w:r>
+      <w:r>
+        <w:rPr>
+          <w:lang w:val="en_US" w:bidi="en_US"/>
+        </w:rPr>
+        <w:t xml:space="preserve"> and that it would </w:t>
+      </w:r>
+      <w:r>
+        <w:rPr>
+          <w:b/>
+          <w:lang w:val="en_US" w:bidi="en_US"/>
+        </w:rPr>
+        <w:t>rise</w:t>
+      </w:r>
+      <w:r>
+        <w:rPr>
+          <w:lang w:val="en_US" w:bidi="en_US"/>
+        </w:rPr>
+        <w:t xml:space="preserve"> over the </w:t>
+      </w:r>
+      <w:r>
+        <w:rPr>
+          <w:b/>
+          <w:lang w:val="en_US" w:bidi="en_US"/>
+        </w:rPr>
+        <w:t>fearers</w:t>
+      </w:r>
+      <w:r>
+        <w:rPr>
+          <w:lang w:val="en_US" w:bidi="en_US"/>
+        </w:rPr>
+        <w:t xml:space="preserve"> of his </w:t>
+      </w:r>
+      <w:r>
+        <w:rPr>
+          <w:b/>
+          <w:lang w:val="en_US" w:bidi="en_US"/>
+        </w:rPr>
+        <w:t>name</w:t>
+      </w:r>
+      <w:r>
+        <w:rPr>
+          <w:lang w:val="en_US" w:bidi="en_US"/>
+        </w:rPr>
+        <w:t>. He means that he will establish his righteous rule so that those who obey him are vindicated, honored, and blessed. If it would be clearer in your language, you could express this image as a comparison. Alternate translation: [But when I establish my righteous rule, you who fear my name will be honored as if the sun were shining brightly on you]</w:t>
+      </w:r>
+    </w:p>
+    <w:p>
+      <w:pPr/>
+      <w:r>
+        <w:rPr>
+          <w:lang w:val="en_US" w:bidi="en_US"/>
+        </w:rPr>
+      </w:r>
+      <w:r>
+        <w:rPr>
+          <w:lang w:val="en_US" w:bidi="en_US"/>
+        </w:rPr>
+        <w:t xml:space="preserve">See: </w:t>
+      </w:r>
+      <w:r>
+        <w:rPr>
+          <w:lang w:val="en_US" w:bidi="en_US"/>
+        </w:rPr>
+        <w:t>Metaphor</w:t>
+      </w:r>
+      <w:r>
+        <w:rPr>
+          <w:lang w:val="en_US" w:bidi="en_US"/>
+        </w:rPr>
+      </w:r>
+      <w:r>
+        <w:rPr>
+          <w:lang w:val="en_US" w:bidi="en_US"/>
+        </w:rPr>
+      </w:r>
+    </w:p>
+    <w:p>
+      <w:pPr/>
+      <w:r>
+        <w:rPr>
+          <w:lang w:val="en_US" w:bidi="en_US"/>
+        </w:rPr>
+      </w:r>
+    </w:p>
+    <w:p>
+      <w:pPr>
+        <w:pStyle w:val="Heading2"/>
+      </w:pPr>
+      <w:r>
+        <w:rPr>
+          <w:lang w:val="en_US" w:bidi="en_US"/>
+        </w:rPr>
+        <w:t>Malachi 4:2 (#2)</w:t>
+      </w:r>
+      <w:r>
+        <w:rPr>
+          <w:lang w:val="en_US" w:bidi="en_US"/>
+        </w:rPr>
+      </w:r>
+    </w:p>
+    <w:p>
+      <w:pPr/>
+      <w:r>
+        <w:rPr>
+          <w:lang w:val="en_US" w:bidi="en_US"/>
+        </w:rPr>
+      </w:r>
+      <w:r>
+        <w:rPr>
+          <w:lang w:val="en_US" w:bidi="en_US"/>
+        </w:rPr>
+        <w:t>יִרְאֵ֤י שְׁמִ⁠י֙</w:t>
+      </w:r>
+    </w:p>
+    <w:p>
+      <w:pPr/>
+      <w:r>
+        <w:rPr>
+          <w:lang w:val="en_US" w:bidi="en_US"/>
+        </w:rPr>
+      </w:r>
+      <w:r>
+        <w:rPr>
+          <w:b/>
+          <w:lang w:val="en_US" w:bidi="en_US"/>
+        </w:rPr>
+        <w:t>"fearers of my name"</w:t>
+      </w:r>
+    </w:p>
+    <w:p>
+      <w:pPr/>
+      <w:r>
+        <w:rPr>
+          <w:lang w:val="en_US" w:bidi="en_US"/>
+        </w:rPr>
+      </w:r>
+      <w:r>
+        <w:rPr>
+          <w:lang w:val="en_US" w:bidi="en_US"/>
+        </w:rPr>
+        <w:t xml:space="preserve">Yahweh is using his </w:t>
+      </w:r>
+      <w:r>
+        <w:rPr>
+          <w:b/>
+          <w:lang w:val="en_US" w:bidi="en_US"/>
+        </w:rPr>
+        <w:t>name</w:t>
+      </w:r>
+      <w:r>
+        <w:rPr>
+          <w:lang w:val="en_US" w:bidi="en_US"/>
+        </w:rPr>
+        <w:t xml:space="preserve"> to represent all of him. Alternate translation: [who fear me]</w:t>
+      </w:r>
+    </w:p>
+    <w:p>
+      <w:pPr/>
+      <w:r>
+        <w:rPr>
+          <w:lang w:val="en_US" w:bidi="en_US"/>
+        </w:rPr>
+      </w:r>
+      <w:r>
+        <w:rPr>
+          <w:lang w:val="en_US" w:bidi="en_US"/>
+        </w:rPr>
+        <w:t xml:space="preserve">See: </w:t>
+      </w:r>
+      <w:r>
+        <w:rPr>
+          <w:lang w:val="en_US" w:bidi="en_US"/>
+        </w:rPr>
+        <w:t>Synecdoche</w:t>
+      </w:r>
+      <w:r>
+        <w:rPr>
+          <w:lang w:val="en_US" w:bidi="en_US"/>
+        </w:rPr>
+      </w:r>
+      <w:r>
+        <w:rPr>
+          <w:lang w:val="en_US" w:bidi="en_US"/>
+        </w:rPr>
+      </w:r>
+    </w:p>
+    <w:p>
+      <w:pPr/>
+      <w:r>
+        <w:rPr>
+          <w:lang w:val="en_US" w:bidi="en_US"/>
+        </w:rPr>
+      </w:r>
+    </w:p>
+    <w:p>
+      <w:pPr>
+        <w:pStyle w:val="Heading2"/>
+      </w:pPr>
+      <w:r>
+        <w:rPr>
+          <w:lang w:val="en_US" w:bidi="en_US"/>
+        </w:rPr>
+        <w:t>Malachi 4:2 (#3)</w:t>
+      </w:r>
+      <w:r>
+        <w:rPr>
+          <w:lang w:val="en_US" w:bidi="en_US"/>
+        </w:rPr>
+      </w:r>
+    </w:p>
+    <w:p>
+      <w:pPr/>
+      <w:r>
+        <w:rPr>
+          <w:lang w:val="en_US" w:bidi="en_US"/>
+        </w:rPr>
+      </w:r>
+      <w:r>
+        <w:rPr>
+          <w:lang w:val="en_US" w:bidi="en_US"/>
+        </w:rPr>
+        <w:t>וּ⁠מַרְפֵּ֖א בִּ⁠כְנָפֶ֑י⁠הָ</w:t>
+      </w:r>
+    </w:p>
+    <w:p>
+      <w:pPr/>
+      <w:r>
+        <w:rPr>
+          <w:lang w:val="en_US" w:bidi="en_US"/>
+        </w:rPr>
+      </w:r>
+      <w:r>
+        <w:rPr>
+          <w:b/>
+          <w:lang w:val="en_US" w:bidi="en_US"/>
+        </w:rPr>
+        <w:t>"and healing {will be} upon its wings"</w:t>
+      </w:r>
+    </w:p>
+    <w:p>
+      <w:pPr/>
+      <w:r>
+        <w:rPr>
+          <w:lang w:val="en_US" w:bidi="en_US"/>
+        </w:rPr>
+      </w:r>
+      <w:r>
+        <w:rPr>
+          <w:lang w:val="en_US" w:bidi="en_US"/>
+        </w:rPr>
+        <w:t xml:space="preserve">Yahweh is speaking as if the </w:t>
+      </w:r>
+      <w:r>
+        <w:rPr>
+          <w:b/>
+          <w:lang w:val="en_US" w:bidi="en_US"/>
+        </w:rPr>
+        <w:t>sun</w:t>
+      </w:r>
+      <w:r>
+        <w:rPr>
+          <w:lang w:val="en_US" w:bidi="en_US"/>
+        </w:rPr>
+        <w:t xml:space="preserve"> had </w:t>
+      </w:r>
+      <w:r>
+        <w:rPr>
+          <w:b/>
+          <w:lang w:val="en_US" w:bidi="en_US"/>
+        </w:rPr>
+        <w:t>wings</w:t>
+      </w:r>
+      <w:r>
+        <w:rPr>
+          <w:lang w:val="en_US" w:bidi="en_US"/>
+        </w:rPr>
+        <w:t>. He is using the image to speak of the arrival of the sun, which represents the effects of his establishing his reign. If it would be clearer in your language, you could state the meaning plainly. Alternate translation: [and it will bring healing to you]</w:t>
+      </w:r>
+    </w:p>
+    <w:p>
+      <w:pPr/>
+      <w:r>
+        <w:rPr>
+          <w:lang w:val="en_US" w:bidi="en_US"/>
+        </w:rPr>
+      </w:r>
+      <w:r>
+        <w:rPr>
+          <w:lang w:val="en_US" w:bidi="en_US"/>
+        </w:rPr>
+        <w:t xml:space="preserve">See: </w:t>
+      </w:r>
+      <w:r>
+        <w:rPr>
+          <w:lang w:val="en_US" w:bidi="en_US"/>
+        </w:rPr>
+        <w:t>Metaphor</w:t>
+      </w:r>
+      <w:r>
+        <w:rPr>
+          <w:lang w:val="en_US" w:bidi="en_US"/>
+        </w:rPr>
+      </w:r>
+      <w:r>
+        <w:rPr>
+          <w:lang w:val="en_US" w:bidi="en_US"/>
+        </w:rPr>
+      </w:r>
+    </w:p>
+    <w:p>
+      <w:pPr/>
+      <w:r>
+        <w:rPr>
+          <w:lang w:val="en_US" w:bidi="en_US"/>
+        </w:rPr>
+      </w:r>
+    </w:p>
+    <w:p>
+      <w:pPr>
+        <w:pStyle w:val="Heading2"/>
+      </w:pPr>
+      <w:r>
+        <w:rPr>
+          <w:lang w:val="en_US" w:bidi="en_US"/>
+        </w:rPr>
+        <w:t>Malachi 4:2 (#4)</w:t>
+      </w:r>
+      <w:r>
+        <w:rPr>
+          <w:lang w:val="en_US" w:bidi="en_US"/>
+        </w:rPr>
+      </w:r>
+    </w:p>
+    <w:p>
+      <w:pPr/>
+      <w:r>
+        <w:rPr>
+          <w:lang w:val="en_US" w:bidi="en_US"/>
+        </w:rPr>
+      </w:r>
+      <w:r>
+        <w:rPr>
+          <w:lang w:val="en_US" w:bidi="en_US"/>
+        </w:rPr>
+        <w:t>וִֽ⁠יצָאתֶ֥ם וּ⁠פִשְׁתֶּ֖ם</w:t>
+      </w:r>
+    </w:p>
+    <w:p>
+      <w:pPr/>
+      <w:r>
+        <w:rPr>
+          <w:lang w:val="en_US" w:bidi="en_US"/>
+        </w:rPr>
+      </w:r>
+      <w:r>
+        <w:rPr>
+          <w:b/>
+          <w:lang w:val="en_US" w:bidi="en_US"/>
+        </w:rPr>
+        <w:t>"And you will go out and skip"</w:t>
+      </w:r>
+    </w:p>
+    <w:p>
+      <w:pPr/>
+      <w:r>
+        <w:rPr>
+          <w:lang w:val="en_US" w:bidi="en_US"/>
+        </w:rPr>
+      </w:r>
+      <w:r>
+        <w:rPr>
+          <w:lang w:val="en_US" w:bidi="en_US"/>
+        </w:rPr>
+        <w:t xml:space="preserve">Yahweh is speaking as if the people would be so happy that they would </w:t>
+      </w:r>
+      <w:r>
+        <w:rPr>
+          <w:b/>
+          <w:lang w:val="en_US" w:bidi="en_US"/>
+        </w:rPr>
+        <w:t>go out</w:t>
+      </w:r>
+      <w:r>
+        <w:rPr>
+          <w:lang w:val="en_US" w:bidi="en_US"/>
+        </w:rPr>
+        <w:t xml:space="preserve"> and </w:t>
+      </w:r>
+      <w:r>
+        <w:rPr>
+          <w:b/>
+          <w:lang w:val="en_US" w:bidi="en_US"/>
+        </w:rPr>
+        <w:t>skip</w:t>
+      </w:r>
+      <w:r>
+        <w:rPr>
+          <w:lang w:val="en_US" w:bidi="en_US"/>
+        </w:rPr>
+        <w:t>. If it would be clearer in your language, you could state the meaning plainly. Alternate translation: [And you will be very joyful]</w:t>
+      </w:r>
+    </w:p>
+    <w:p>
+      <w:pPr/>
+      <w:r>
+        <w:rPr>
+          <w:lang w:val="en_US" w:bidi="en_US"/>
+        </w:rPr>
+      </w:r>
+      <w:r>
+        <w:rPr>
+          <w:lang w:val="en_US" w:bidi="en_US"/>
+        </w:rPr>
+        <w:t xml:space="preserve">See: </w:t>
+      </w:r>
+      <w:r>
+        <w:rPr>
+          <w:lang w:val="en_US" w:bidi="en_US"/>
+        </w:rPr>
+        <w:t>Metaphor</w:t>
+      </w:r>
+      <w:r>
+        <w:rPr>
+          <w:lang w:val="en_US" w:bidi="en_US"/>
+        </w:rPr>
+      </w:r>
+      <w:r>
+        <w:rPr>
+          <w:lang w:val="en_US" w:bidi="en_US"/>
+        </w:rPr>
+      </w:r>
+    </w:p>
+    <w:p>
+      <w:pPr/>
+      <w:r>
+        <w:rPr>
+          <w:lang w:val="en_US" w:bidi="en_US"/>
+        </w:rPr>
+      </w:r>
+    </w:p>
+    <w:p>
+      <w:pPr>
+        <w:pStyle w:val="Heading2"/>
+      </w:pPr>
+      <w:r>
+        <w:rPr>
+          <w:lang w:val="en_US" w:bidi="en_US"/>
+        </w:rPr>
+        <w:t>Malachi 4:2 (#5)</w:t>
+      </w:r>
+      <w:r>
+        <w:rPr>
+          <w:lang w:val="en_US" w:bidi="en_US"/>
+        </w:rPr>
+      </w:r>
+    </w:p>
+    <w:p>
+      <w:pPr/>
+      <w:r>
+        <w:rPr>
+          <w:lang w:val="en_US" w:bidi="en_US"/>
+        </w:rPr>
+      </w:r>
+      <w:r>
+        <w:rPr>
+          <w:lang w:val="en_US" w:bidi="en_US"/>
+        </w:rPr>
+        <w:t>כְּ⁠עֶגְלֵ֥י מַרְבֵּֽק</w:t>
+      </w:r>
+    </w:p>
+    <w:p>
+      <w:pPr/>
+      <w:r>
+        <w:rPr>
+          <w:lang w:val="en_US" w:bidi="en_US"/>
+        </w:rPr>
+      </w:r>
+      <w:r>
+        <w:rPr>
+          <w:b/>
+          <w:lang w:val="en_US" w:bidi="en_US"/>
+        </w:rPr>
+        <w:t>"like calves of the stall"</w:t>
+      </w:r>
+    </w:p>
+    <w:p>
+      <w:pPr/>
+      <w:r>
+        <w:rPr>
+          <w:lang w:val="en_US" w:bidi="en_US"/>
+        </w:rPr>
+      </w:r>
+      <w:r>
+        <w:rPr>
+          <w:lang w:val="en_US" w:bidi="en_US"/>
+        </w:rPr>
+        <w:t>The point of this comparison is that just as calves that have been kept in a stall are very playful when they are let out, so the people will act very joyfully. If it would be helpful in your language, you could make this point explicitly. Alternate translation: [and feel as playful as calves that have been let out of their stall]</w:t>
+      </w:r>
+    </w:p>
+    <w:p>
+      <w:pPr/>
+      <w:r>
+        <w:rPr>
+          <w:lang w:val="en_US" w:bidi="en_US"/>
+        </w:rPr>
+      </w:r>
+      <w:r>
+        <w:rPr>
+          <w:lang w:val="en_US" w:bidi="en_US"/>
+        </w:rPr>
+        <w:t xml:space="preserve">See: </w:t>
+      </w:r>
+      <w:r>
+        <w:rPr>
+          <w:lang w:val="en_US" w:bidi="en_US"/>
+        </w:rPr>
+        <w:t>Simile</w:t>
+      </w:r>
+      <w:r>
+        <w:rPr>
+          <w:lang w:val="en_US" w:bidi="en_US"/>
+        </w:rPr>
+      </w:r>
+      <w:r>
+        <w:rPr>
+          <w:lang w:val="en_US" w:bidi="en_US"/>
+        </w:rPr>
+      </w:r>
+    </w:p>
+    <w:p>
+      <w:pPr/>
+      <w:r>
+        <w:rPr>
+          <w:lang w:val="en_US" w:bidi="en_US"/>
+        </w:rPr>
+      </w:r>
+    </w:p>
+    <w:p>
+      <w:pPr>
+        <w:pStyle w:val="Heading2"/>
+      </w:pPr>
+      <w:r>
+        <w:rPr>
+          <w:lang w:val="en_US" w:bidi="en_US"/>
+        </w:rPr>
+        <w:t>Malachi 4:3 (#1)</w:t>
+      </w:r>
+      <w:r>
+        <w:rPr>
+          <w:lang w:val="en_US" w:bidi="en_US"/>
+        </w:rPr>
+      </w:r>
+    </w:p>
+    <w:p>
+      <w:pPr/>
+      <w:r>
+        <w:rPr>
+          <w:lang w:val="en_US" w:bidi="en_US"/>
+        </w:rPr>
+      </w:r>
+      <w:r>
+        <w:rPr>
+          <w:lang w:val="en_US" w:bidi="en_US"/>
+        </w:rPr>
+        <w:t>וְ⁠עַסּוֹתֶ֣ם רְשָׁעִ֔ים כִּֽי־יִהְי֣וּ אֵ֔פֶר תַּ֖חַת כַּפּ֣וֹת רַגְלֵי⁠כֶ֑ם</w:t>
+      </w:r>
+    </w:p>
+    <w:p>
+      <w:pPr/>
+      <w:r>
+        <w:rPr>
+          <w:lang w:val="en_US" w:bidi="en_US"/>
+        </w:rPr>
+      </w:r>
+      <w:r>
+        <w:rPr>
+          <w:b/>
+          <w:lang w:val="en_US" w:bidi="en_US"/>
+        </w:rPr>
+        <w:t>"And you will trample the wicked, for they will be ashes under the soles of your feet"</w:t>
+      </w:r>
+    </w:p>
+    <w:p>
+      <w:pPr/>
+      <w:r>
+        <w:rPr>
+          <w:lang w:val="en_US" w:bidi="en_US"/>
+        </w:rPr>
+      </w:r>
+      <w:r>
+        <w:rPr>
+          <w:lang w:val="en_US" w:bidi="en_US"/>
+        </w:rPr>
+        <w:t>If it would be more natural in your language, you could reverse the order of these phrases, since the second phrase gives the reason for the result that the first phrase describes. Alternate translation: [The wicked will be like ashes under the soles of your feet, so you will trample them]</w:t>
+      </w:r>
+    </w:p>
+    <w:p>
+      <w:pPr/>
+      <w:r>
+        <w:rPr>
+          <w:lang w:val="en_US" w:bidi="en_US"/>
+        </w:rPr>
+      </w:r>
+      <w:r>
+        <w:rPr>
+          <w:lang w:val="en_US" w:bidi="en_US"/>
+        </w:rPr>
+        <w:t xml:space="preserve">See: </w:t>
+      </w:r>
+      <w:r>
+        <w:rPr>
+          <w:lang w:val="en_US" w:bidi="en_US"/>
+        </w:rPr>
+        <w:t>Connect — Reason-and-Result Relationship</w:t>
+      </w:r>
+      <w:r>
+        <w:rPr>
+          <w:lang w:val="en_US" w:bidi="en_US"/>
+        </w:rPr>
+      </w:r>
+      <w:r>
+        <w:rPr>
+          <w:lang w:val="en_US" w:bidi="en_US"/>
+        </w:rPr>
+      </w:r>
+    </w:p>
+    <w:p>
+      <w:pPr/>
+      <w:r>
+        <w:rPr>
+          <w:lang w:val="en_US" w:bidi="en_US"/>
+        </w:rPr>
+      </w:r>
+    </w:p>
+    <w:p>
+      <w:pPr>
+        <w:pStyle w:val="Heading2"/>
+      </w:pPr>
+      <w:r>
+        <w:rPr>
+          <w:lang w:val="en_US" w:bidi="en_US"/>
+        </w:rPr>
+        <w:t>Malachi 4:3 (#2)</w:t>
+      </w:r>
+      <w:r>
+        <w:rPr>
+          <w:lang w:val="en_US" w:bidi="en_US"/>
+        </w:rPr>
+      </w:r>
+    </w:p>
+    <w:p>
+      <w:pPr/>
+      <w:r>
+        <w:rPr>
+          <w:lang w:val="en_US" w:bidi="en_US"/>
+        </w:rPr>
+      </w:r>
+      <w:r>
+        <w:rPr>
+          <w:lang w:val="en_US" w:bidi="en_US"/>
+        </w:rPr>
+        <w:t>וְ⁠עַסּוֹתֶ֣ם רְשָׁעִ֔ים</w:t>
+      </w:r>
+    </w:p>
+    <w:p>
+      <w:pPr/>
+      <w:r>
+        <w:rPr>
+          <w:lang w:val="en_US" w:bidi="en_US"/>
+        </w:rPr>
+      </w:r>
+      <w:r>
+        <w:rPr>
+          <w:b/>
+          <w:lang w:val="en_US" w:bidi="en_US"/>
+        </w:rPr>
+        <w:t>"And you will trample the wicked"</w:t>
+      </w:r>
+    </w:p>
+    <w:p>
+      <w:pPr/>
+      <w:r>
+        <w:rPr>
+          <w:lang w:val="en_US" w:bidi="en_US"/>
+        </w:rPr>
+      </w:r>
+      <w:r>
+        <w:rPr>
+          <w:lang w:val="en_US" w:bidi="en_US"/>
+        </w:rPr>
+        <w:t xml:space="preserve">Yahweh is speaking of the people’s victory over the wicked as if they would </w:t>
+      </w:r>
+      <w:r>
+        <w:rPr>
+          <w:b/>
+          <w:lang w:val="en_US" w:bidi="en_US"/>
+        </w:rPr>
+        <w:t>trample</w:t>
+      </w:r>
+      <w:r>
+        <w:rPr>
+          <w:lang w:val="en_US" w:bidi="en_US"/>
+        </w:rPr>
+        <w:t xml:space="preserve"> them. If it would be clearer in your language, you could state the meaning plainly. Alternate translation: [And you will be triumphant over the wicked]</w:t>
+      </w:r>
+    </w:p>
+    <w:p>
+      <w:pPr/>
+      <w:r>
+        <w:rPr>
+          <w:lang w:val="en_US" w:bidi="en_US"/>
+        </w:rPr>
+      </w:r>
+      <w:r>
+        <w:rPr>
+          <w:lang w:val="en_US" w:bidi="en_US"/>
+        </w:rPr>
+        <w:t xml:space="preserve">See: </w:t>
+      </w:r>
+      <w:r>
+        <w:rPr>
+          <w:lang w:val="en_US" w:bidi="en_US"/>
+        </w:rPr>
+        <w:t>Metaphor</w:t>
+      </w:r>
+      <w:r>
+        <w:rPr>
+          <w:lang w:val="en_US" w:bidi="en_US"/>
+        </w:rPr>
+      </w:r>
+      <w:r>
+        <w:rPr>
+          <w:lang w:val="en_US" w:bidi="en_US"/>
+        </w:rPr>
+      </w:r>
+    </w:p>
+    <w:p>
+      <w:pPr/>
+      <w:r>
+        <w:rPr>
+          <w:lang w:val="en_US" w:bidi="en_US"/>
+        </w:rPr>
+      </w:r>
+    </w:p>
+    <w:p>
+      <w:pPr>
+        <w:pStyle w:val="Heading2"/>
+      </w:pPr>
+      <w:r>
+        <w:rPr>
+          <w:lang w:val="en_US" w:bidi="en_US"/>
+        </w:rPr>
+        <w:t>Malachi 4:3 (#3)</w:t>
+      </w:r>
+      <w:r>
+        <w:rPr>
+          <w:lang w:val="en_US" w:bidi="en_US"/>
+        </w:rPr>
+      </w:r>
+    </w:p>
+    <w:p>
+      <w:pPr/>
+      <w:r>
+        <w:rPr>
+          <w:lang w:val="en_US" w:bidi="en_US"/>
+        </w:rPr>
+      </w:r>
+      <w:r>
+        <w:rPr>
+          <w:lang w:val="en_US" w:bidi="en_US"/>
+        </w:rPr>
+        <w:t>רְשָׁעִ֔ים</w:t>
+      </w:r>
+    </w:p>
+    <w:p>
+      <w:pPr/>
+      <w:r>
+        <w:rPr>
+          <w:lang w:val="en_US" w:bidi="en_US"/>
+        </w:rPr>
+      </w:r>
+      <w:r>
+        <w:rPr>
+          <w:b/>
+          <w:lang w:val="en_US" w:bidi="en_US"/>
+        </w:rPr>
+        <w:t>"the wicked"</w:t>
+      </w:r>
+    </w:p>
+    <w:p>
+      <w:pPr/>
+      <w:r>
+        <w:rPr>
+          <w:lang w:val="en_US" w:bidi="en_US"/>
+        </w:rPr>
+      </w:r>
+      <w:r>
+        <w:rPr>
+          <w:lang w:val="en_US" w:bidi="en_US"/>
+        </w:rPr>
+        <w:t xml:space="preserve">Yahweh is using the adjective </w:t>
+      </w:r>
+      <w:r>
+        <w:rPr>
+          <w:b/>
+          <w:lang w:val="en_US" w:bidi="en_US"/>
+        </w:rPr>
+        <w:t>wicked</w:t>
+      </w:r>
+      <w:r>
+        <w:rPr>
+          <w:lang w:val="en_US" w:bidi="en_US"/>
+        </w:rPr>
+        <w:t xml:space="preserve"> as a noun to mean a certain kind of person. Your language may use adjectives in the same way. If not, you can translate this adjective with an equivalent phrase. Alternate translation: [wicked people]</w:t>
+      </w:r>
+    </w:p>
+    <w:p>
+      <w:pPr/>
+      <w:r>
+        <w:rPr>
+          <w:lang w:val="en_US" w:bidi="en_US"/>
+        </w:rPr>
+      </w:r>
+      <w:r>
+        <w:rPr>
+          <w:lang w:val="en_US" w:bidi="en_US"/>
+        </w:rPr>
+        <w:t xml:space="preserve">See: </w:t>
+      </w:r>
+      <w:r>
+        <w:rPr>
+          <w:lang w:val="en_US" w:bidi="en_US"/>
+        </w:rPr>
+        <w:t>Nominal Adjectives</w:t>
+      </w:r>
+      <w:r>
+        <w:rPr>
+          <w:lang w:val="en_US" w:bidi="en_US"/>
+        </w:rPr>
+      </w:r>
+      <w:r>
+        <w:rPr>
+          <w:lang w:val="en_US" w:bidi="en_US"/>
+        </w:rPr>
+      </w:r>
+    </w:p>
+    <w:p>
+      <w:pPr/>
+      <w:r>
+        <w:rPr>
+          <w:lang w:val="en_US" w:bidi="en_US"/>
+        </w:rPr>
+      </w:r>
+    </w:p>
+    <w:p>
+      <w:pPr>
+        <w:pStyle w:val="Heading2"/>
+      </w:pPr>
+      <w:r>
+        <w:rPr>
+          <w:lang w:val="en_US" w:bidi="en_US"/>
+        </w:rPr>
+        <w:t>Malachi 4:3 (#4)</w:t>
+      </w:r>
+      <w:r>
+        <w:rPr>
+          <w:lang w:val="en_US" w:bidi="en_US"/>
+        </w:rPr>
+      </w:r>
+    </w:p>
+    <w:p>
+      <w:pPr/>
+      <w:r>
+        <w:rPr>
+          <w:lang w:val="en_US" w:bidi="en_US"/>
+        </w:rPr>
+      </w:r>
+      <w:r>
+        <w:rPr>
+          <w:lang w:val="en_US" w:bidi="en_US"/>
+        </w:rPr>
+        <w:t>כִּֽי־יִהְי֣וּ אֵ֔פֶר תַּ֖חַת כַּפּ֣וֹת רַגְלֵי⁠כֶ֑ם</w:t>
+      </w:r>
+    </w:p>
+    <w:p>
+      <w:pPr/>
+      <w:r>
+        <w:rPr>
+          <w:lang w:val="en_US" w:bidi="en_US"/>
+        </w:rPr>
+      </w:r>
+      <w:r>
+        <w:rPr>
+          <w:b/>
+          <w:lang w:val="en_US" w:bidi="en_US"/>
+        </w:rPr>
+        <w:t>"for they will be ashes under the soles of your feet"</w:t>
+      </w:r>
+    </w:p>
+    <w:p>
+      <w:pPr/>
+      <w:r>
+        <w:rPr>
+          <w:lang w:val="en_US" w:bidi="en_US"/>
+        </w:rPr>
+      </w:r>
+      <w:r>
+        <w:rPr>
+          <w:lang w:val="en_US" w:bidi="en_US"/>
+        </w:rPr>
+        <w:t xml:space="preserve">Yahweh is speaking of the complete defeat of the wicked as if they literally become </w:t>
+      </w:r>
+      <w:r>
+        <w:rPr>
+          <w:b/>
+          <w:lang w:val="en_US" w:bidi="en_US"/>
+        </w:rPr>
+        <w:t>ashes</w:t>
+      </w:r>
+      <w:r>
+        <w:rPr>
+          <w:lang w:val="en_US" w:bidi="en_US"/>
+        </w:rPr>
+        <w:t xml:space="preserve"> under the people’s feet. If it would be clearer in your language, you could state the meaning plainly. Alternate translation: [for you will defeat them completely]</w:t>
+      </w:r>
+    </w:p>
+    <w:p>
+      <w:pPr/>
+      <w:r>
+        <w:rPr>
+          <w:lang w:val="en_US" w:bidi="en_US"/>
+        </w:rPr>
+      </w:r>
+      <w:r>
+        <w:rPr>
+          <w:lang w:val="en_US" w:bidi="en_US"/>
+        </w:rPr>
+        <w:t xml:space="preserve">See: </w:t>
+      </w:r>
+      <w:r>
+        <w:rPr>
+          <w:lang w:val="en_US" w:bidi="en_US"/>
+        </w:rPr>
+        <w:t>Metaphor</w:t>
+      </w:r>
+      <w:r>
+        <w:rPr>
+          <w:lang w:val="en_US" w:bidi="en_US"/>
+        </w:rPr>
+      </w:r>
+      <w:r>
+        <w:rPr>
+          <w:lang w:val="en_US" w:bidi="en_US"/>
+        </w:rPr>
+      </w:r>
+    </w:p>
+    <w:p>
+      <w:pPr/>
+      <w:r>
+        <w:rPr>
+          <w:lang w:val="en_US" w:bidi="en_US"/>
+        </w:rPr>
+      </w:r>
+    </w:p>
+    <w:p>
+      <w:pPr>
+        <w:pStyle w:val="Heading2"/>
+      </w:pPr>
+      <w:r>
+        <w:rPr>
+          <w:lang w:val="en_US" w:bidi="en_US"/>
+        </w:rPr>
+        <w:t>Malachi 4:3 (#5)</w:t>
+      </w:r>
+      <w:r>
+        <w:rPr>
+          <w:lang w:val="en_US" w:bidi="en_US"/>
+        </w:rPr>
+      </w:r>
+    </w:p>
+    <w:p>
+      <w:pPr/>
+      <w:r>
+        <w:rPr>
+          <w:lang w:val="en_US" w:bidi="en_US"/>
+        </w:rPr>
+      </w:r>
+      <w:r>
+        <w:rPr>
+          <w:lang w:val="en_US" w:bidi="en_US"/>
+        </w:rPr>
+        <w:t>בַּ⁠יּוֹם֙ אֲשֶׁ֣ר אֲנִ֣י עֹשֶׂ֔ה</w:t>
+      </w:r>
+    </w:p>
+    <w:p>
+      <w:pPr/>
+      <w:r>
+        <w:rPr>
+          <w:lang w:val="en_US" w:bidi="en_US"/>
+        </w:rPr>
+      </w:r>
+      <w:r>
+        <w:rPr>
+          <w:b/>
+          <w:lang w:val="en_US" w:bidi="en_US"/>
+        </w:rPr>
+        <w:t>"on the day that I {am} preparing"</w:t>
+      </w:r>
+    </w:p>
+    <w:p>
+      <w:pPr/>
+      <w:r>
+        <w:rPr>
+          <w:lang w:val="en_US" w:bidi="en_US"/>
+        </w:rPr>
+      </w:r>
+      <w:r>
+        <w:rPr>
+          <w:lang w:val="en_US" w:bidi="en_US"/>
+        </w:rPr>
+        <w:t xml:space="preserve">See how you translated this expression in </w:t>
+      </w:r>
+      <w:hyperlink r:id="rId26">
+        <w:r>
+          <w:rPr>
+            <w:lang w:val="en_US" w:bidi="en_US"/>
+          </w:rPr>
+          <w:rPr>
+            <w:color w:val="0000EE"/>
+            <w:u w:val="single"/>
+          </w:rPr>
+          <w:t>3:17</w:t>
+        </w:r>
+      </w:hyperlink>
+      <w:r>
+        <w:rPr>
+          <w:lang w:val="en_US" w:bidi="en_US"/>
+        </w:rPr>
+        <w:t>. Alternate translation: [at the time when I act, as I am now preparing to do]</w:t>
+      </w:r>
+    </w:p>
+    <w:p>
+      <w:pPr/>
+      <w:r>
+        <w:rPr>
+          <w:lang w:val="en_US" w:bidi="en_US"/>
+        </w:rPr>
+      </w:r>
+      <w:r>
+        <w:rPr>
+          <w:lang w:val="en_US" w:bidi="en_US"/>
+        </w:rPr>
+        <w:t xml:space="preserve">See: </w:t>
+      </w:r>
+      <w:r>
+        <w:rPr>
+          <w:lang w:val="en_US" w:bidi="en_US"/>
+        </w:rPr>
+        <w:t>Metaphor</w:t>
+      </w:r>
+      <w:r>
+        <w:rPr>
+          <w:lang w:val="en_US" w:bidi="en_US"/>
+        </w:rPr>
+      </w:r>
+      <w:r>
+        <w:rPr>
+          <w:lang w:val="en_US" w:bidi="en_US"/>
+        </w:rPr>
+      </w:r>
+    </w:p>
+    <w:p>
+      <w:pPr/>
+      <w:r>
+        <w:rPr>
+          <w:lang w:val="en_US" w:bidi="en_US"/>
+        </w:rPr>
+      </w:r>
+    </w:p>
+    <w:p>
+      <w:pPr>
+        <w:pStyle w:val="Heading2"/>
+      </w:pPr>
+      <w:r>
+        <w:rPr>
+          <w:lang w:val="en_US" w:bidi="en_US"/>
+        </w:rPr>
+        <w:t>Malachi 4:4 (#1)</w:t>
+      </w:r>
+      <w:r>
+        <w:rPr>
+          <w:lang w:val="en_US" w:bidi="en_US"/>
+        </w:rPr>
+      </w:r>
+    </w:p>
+    <w:p>
+      <w:pPr/>
+      <w:r>
+        <w:rPr>
+          <w:lang w:val="en_US" w:bidi="en_US"/>
+        </w:rPr>
+      </w:r>
+      <w:r>
+        <w:rPr>
+          <w:lang w:val="en_US" w:bidi="en_US"/>
+        </w:rPr>
+        <w:t>זִכְר֕וּ</w:t>
+      </w:r>
+    </w:p>
+    <w:p>
+      <w:pPr/>
+      <w:r>
+        <w:rPr>
+          <w:lang w:val="en_US" w:bidi="en_US"/>
+        </w:rPr>
+      </w:r>
+      <w:r>
+        <w:rPr>
+          <w:b/>
+          <w:lang w:val="en_US" w:bidi="en_US"/>
+        </w:rPr>
+        <w:t>"Remember"</w:t>
+      </w:r>
+    </w:p>
+    <w:p>
+      <w:pPr/>
+      <w:r>
+        <w:rPr>
+          <w:lang w:val="en_US" w:bidi="en_US"/>
+        </w:rPr>
+      </w:r>
+      <w:r>
+        <w:rPr>
+          <w:lang w:val="en_US" w:bidi="en_US"/>
+        </w:rPr>
+        <w:t xml:space="preserve">Yahweh is using the word </w:t>
+      </w:r>
+      <w:r>
+        <w:rPr>
+          <w:b/>
+          <w:lang w:val="en_US" w:bidi="en_US"/>
+        </w:rPr>
+        <w:t>Remember</w:t>
+      </w:r>
+      <w:r>
+        <w:rPr>
+          <w:lang w:val="en_US" w:bidi="en_US"/>
+        </w:rPr>
+        <w:t xml:space="preserve"> to mean obey by association with the way people need to remember something in order to obey it. Alternate translation: [Obey]</w:t>
+      </w:r>
+    </w:p>
+    <w:p>
+      <w:pPr/>
+      <w:r>
+        <w:rPr>
+          <w:lang w:val="en_US" w:bidi="en_US"/>
+        </w:rPr>
+      </w:r>
+      <w:r>
+        <w:rPr>
+          <w:lang w:val="en_US" w:bidi="en_US"/>
+        </w:rPr>
+        <w:t xml:space="preserve">See: </w:t>
+      </w:r>
+      <w:r>
+        <w:rPr>
+          <w:lang w:val="en_US" w:bidi="en_US"/>
+        </w:rPr>
+        <w:t>Metonymy</w:t>
+      </w:r>
+      <w:r>
+        <w:rPr>
+          <w:lang w:val="en_US" w:bidi="en_US"/>
+        </w:rPr>
+      </w:r>
+      <w:r>
+        <w:rPr>
+          <w:lang w:val="en_US" w:bidi="en_US"/>
+        </w:rPr>
+      </w:r>
+    </w:p>
+    <w:p>
+      <w:pPr/>
+      <w:r>
+        <w:rPr>
+          <w:lang w:val="en_US" w:bidi="en_US"/>
+        </w:rPr>
+      </w:r>
+    </w:p>
+    <w:p>
+      <w:pPr>
+        <w:pStyle w:val="Heading2"/>
+      </w:pPr>
+      <w:r>
+        <w:rPr>
+          <w:lang w:val="en_US" w:bidi="en_US"/>
+        </w:rPr>
+        <w:t>Malachi 4:4 (#2)</w:t>
+      </w:r>
+      <w:r>
+        <w:rPr>
+          <w:lang w:val="en_US" w:bidi="en_US"/>
+        </w:rPr>
+      </w:r>
+    </w:p>
+    <w:p>
+      <w:pPr/>
+      <w:r>
+        <w:rPr>
+          <w:lang w:val="en_US" w:bidi="en_US"/>
+        </w:rPr>
+      </w:r>
+      <w:r>
+        <w:rPr>
+          <w:lang w:val="en_US" w:bidi="en_US"/>
+        </w:rPr>
+        <w:t>חֻקִּ֖ים וּ⁠מִשְׁפָּטִֽים</w:t>
+      </w:r>
+    </w:p>
+    <w:p>
+      <w:pPr/>
+      <w:r>
+        <w:rPr>
+          <w:lang w:val="en_US" w:bidi="en_US"/>
+        </w:rPr>
+      </w:r>
+      <w:r>
+        <w:rPr>
+          <w:b/>
+          <w:lang w:val="en_US" w:bidi="en_US"/>
+        </w:rPr>
+        <w:t>"the statutes and the judgments"</w:t>
+      </w:r>
+    </w:p>
+    <w:p>
+      <w:pPr/>
+      <w:r>
+        <w:rPr>
+          <w:lang w:val="en_US" w:bidi="en_US"/>
+        </w:rPr>
+      </w:r>
+      <w:r>
+        <w:rPr>
+          <w:lang w:val="en_US" w:bidi="en_US"/>
+        </w:rPr>
+        <w:t>Yahweh is speaking of two types of laws in order to include them and all other types of laws. If it would be helpful in your language, you could use an equivalent expression or plain language. Alternate translation: [including all of its laws]</w:t>
+      </w:r>
+    </w:p>
+    <w:p>
+      <w:pPr/>
+      <w:r>
+        <w:rPr>
+          <w:lang w:val="en_US" w:bidi="en_US"/>
+        </w:rPr>
+      </w:r>
+      <w:r>
+        <w:rPr>
+          <w:lang w:val="en_US" w:bidi="en_US"/>
+        </w:rPr>
+        <w:t xml:space="preserve">See: </w:t>
+      </w:r>
+      <w:r>
+        <w:rPr>
+          <w:lang w:val="en_US" w:bidi="en_US"/>
+        </w:rPr>
+        <w:t>Merism</w:t>
+      </w:r>
+      <w:r>
+        <w:rPr>
+          <w:lang w:val="en_US" w:bidi="en_US"/>
+        </w:rPr>
+      </w:r>
+      <w:r>
+        <w:rPr>
+          <w:lang w:val="en_US" w:bidi="en_US"/>
+        </w:rPr>
+      </w:r>
+    </w:p>
+    <w:p>
+      <w:pPr/>
+      <w:r>
+        <w:rPr>
+          <w:lang w:val="en_US" w:bidi="en_US"/>
+        </w:rPr>
+      </w:r>
+    </w:p>
+    <w:p>
+      <w:pPr>
+        <w:pStyle w:val="Heading2"/>
+      </w:pPr>
+      <w:r>
+        <w:rPr>
+          <w:lang w:val="en_US" w:bidi="en_US"/>
+        </w:rPr>
+        <w:t>Malachi 4:5 (#1)</w:t>
+      </w:r>
+      <w:r>
+        <w:rPr>
+          <w:lang w:val="en_US" w:bidi="en_US"/>
+        </w:rPr>
+      </w:r>
+    </w:p>
+    <w:p>
+      <w:pPr/>
+      <w:r>
+        <w:rPr>
+          <w:lang w:val="en_US" w:bidi="en_US"/>
+        </w:rPr>
+      </w:r>
+      <w:r>
+        <w:rPr>
+          <w:lang w:val="en_US" w:bidi="en_US"/>
+        </w:rPr>
+        <w:t>הִנֵּ֤ה</w:t>
+      </w:r>
+    </w:p>
+    <w:p>
+      <w:pPr/>
+      <w:r>
+        <w:rPr>
+          <w:lang w:val="en_US" w:bidi="en_US"/>
+        </w:rPr>
+      </w:r>
+      <w:r>
+        <w:rPr>
+          <w:b/>
+          <w:lang w:val="en_US" w:bidi="en_US"/>
+        </w:rPr>
+        <w:t>"Behold"</w:t>
+      </w:r>
+    </w:p>
+    <w:p>
+      <w:pPr/>
+      <w:r>
+        <w:rPr>
+          <w:lang w:val="en_US" w:bidi="en_US"/>
+        </w:rPr>
+      </w:r>
+      <w:r>
+        <w:rPr>
+          <w:lang w:val="en_US" w:bidi="en_US"/>
+        </w:rPr>
+        <w:t xml:space="preserve">See how you translated this expression in </w:t>
+      </w:r>
+      <w:hyperlink r:id="rId27">
+        <w:r>
+          <w:rPr>
+            <w:lang w:val="en_US" w:bidi="en_US"/>
+          </w:rPr>
+          <w:rPr>
+            <w:color w:val="0000EE"/>
+            <w:u w:val="single"/>
+          </w:rPr>
+          <w:t>4:1</w:t>
+        </w:r>
+      </w:hyperlink>
+      <w:r>
+        <w:rPr>
+          <w:lang w:val="en_US" w:bidi="en_US"/>
+        </w:rPr>
+        <w:t>. Alternate translation (ending with a period): [Pay attention to what I am about to say]</w:t>
+      </w:r>
+    </w:p>
+    <w:p>
+      <w:pPr/>
+      <w:r>
+        <w:rPr>
+          <w:lang w:val="en_US" w:bidi="en_US"/>
+        </w:rPr>
+      </w:r>
+      <w:r>
+        <w:rPr>
+          <w:lang w:val="en_US" w:bidi="en_US"/>
+        </w:rPr>
+        <w:t xml:space="preserve">See: </w:t>
+      </w:r>
+      <w:r>
+        <w:rPr>
+          <w:lang w:val="en_US" w:bidi="en_US"/>
+        </w:rPr>
+        <w:t>Metaphor</w:t>
+      </w:r>
+      <w:r>
+        <w:rPr>
+          <w:lang w:val="en_US" w:bidi="en_US"/>
+        </w:rPr>
+      </w:r>
+      <w:r>
+        <w:rPr>
+          <w:lang w:val="en_US" w:bidi="en_US"/>
+        </w:rPr>
+      </w:r>
+    </w:p>
+    <w:p>
+      <w:pPr/>
+      <w:r>
+        <w:rPr>
+          <w:lang w:val="en_US" w:bidi="en_US"/>
+        </w:rPr>
+      </w:r>
+    </w:p>
+    <w:p>
+      <w:pPr>
+        <w:pStyle w:val="Heading2"/>
+      </w:pPr>
+      <w:r>
+        <w:rPr>
+          <w:lang w:val="en_US" w:bidi="en_US"/>
+        </w:rPr>
+        <w:t>Malachi 4:5 (#2)</w:t>
+      </w:r>
+      <w:r>
+        <w:rPr>
+          <w:lang w:val="en_US" w:bidi="en_US"/>
+        </w:rPr>
+      </w:r>
+    </w:p>
+    <w:p>
+      <w:pPr/>
+      <w:r>
+        <w:rPr>
+          <w:lang w:val="en_US" w:bidi="en_US"/>
+        </w:rPr>
+      </w:r>
+      <w:r>
+        <w:rPr>
+          <w:lang w:val="en_US" w:bidi="en_US"/>
+        </w:rPr>
+        <w:t>לִ⁠פְנֵ֗י בּ֚וֹא</w:t>
+      </w:r>
+    </w:p>
+    <w:p>
+      <w:pPr/>
+      <w:r>
+        <w:rPr>
+          <w:lang w:val="en_US" w:bidi="en_US"/>
+        </w:rPr>
+      </w:r>
+      <w:r>
+        <w:rPr>
+          <w:b/>
+          <w:lang w:val="en_US" w:bidi="en_US"/>
+        </w:rPr>
+        <w:t>"to the face of the coming of"</w:t>
+      </w:r>
+    </w:p>
+    <w:p>
+      <w:pPr/>
+      <w:r>
+        <w:rPr>
+          <w:lang w:val="en_US" w:bidi="en_US"/>
+        </w:rPr>
+      </w:r>
+      <w:r>
+        <w:rPr>
+          <w:lang w:val="en_US" w:bidi="en_US"/>
+        </w:rPr>
+        <w:t xml:space="preserve">Malachi is using the phrase </w:t>
+      </w:r>
+      <w:r>
+        <w:rPr>
+          <w:b/>
+          <w:lang w:val="en_US" w:bidi="en_US"/>
+        </w:rPr>
+        <w:t>to the face</w:t>
+      </w:r>
+      <w:r>
+        <w:rPr>
+          <w:lang w:val="en_US" w:bidi="en_US"/>
+        </w:rPr>
+        <w:t xml:space="preserve"> to represent what is in front of someone or something. Here, the thing is a </w:t>
+      </w:r>
+      <w:r>
+        <w:rPr>
+          <w:b/>
+          <w:lang w:val="en_US" w:bidi="en_US"/>
+        </w:rPr>
+        <w:t>day</w:t>
+      </w:r>
+      <w:r>
+        <w:rPr>
+          <w:lang w:val="en_US" w:bidi="en_US"/>
+        </w:rPr>
+        <w:t xml:space="preserve"> that is described as though it were a person who is </w:t>
+      </w:r>
+      <w:r>
+        <w:rPr>
+          <w:b/>
+          <w:lang w:val="en_US" w:bidi="en_US"/>
+        </w:rPr>
+        <w:t>coming</w:t>
+      </w:r>
+      <w:r>
+        <w:rPr>
+          <w:lang w:val="en_US" w:bidi="en_US"/>
+        </w:rPr>
+        <w:t xml:space="preserve">, so what is in front of the day is there before the day arrives. Therefore, </w:t>
+      </w:r>
+      <w:r>
+        <w:rPr>
+          <w:b/>
+          <w:lang w:val="en_US" w:bidi="en_US"/>
+        </w:rPr>
+        <w:t>to the face of the coming of</w:t>
+      </w:r>
+      <w:r>
+        <w:rPr>
+          <w:lang w:val="en_US" w:bidi="en_US"/>
+        </w:rPr>
+        <w:t xml:space="preserve"> means “before the coming of” the day. If it would be helpful in your language, you could use an equivalent expression from your language or state the meaning plainly. Alternate translation: [before the coming of]</w:t>
+      </w:r>
+    </w:p>
+    <w:p>
+      <w:pPr/>
+      <w:r>
+        <w:rPr>
+          <w:lang w:val="en_US" w:bidi="en_US"/>
+        </w:rPr>
+      </w:r>
+      <w:r>
+        <w:rPr>
+          <w:lang w:val="en_US" w:bidi="en_US"/>
+        </w:rPr>
+        <w:t xml:space="preserve">See: </w:t>
+      </w:r>
+      <w:r>
+        <w:rPr>
+          <w:lang w:val="en_US" w:bidi="en_US"/>
+        </w:rPr>
+        <w:t>Metonymy</w:t>
+      </w:r>
+      <w:r>
+        <w:rPr>
+          <w:lang w:val="en_US" w:bidi="en_US"/>
+        </w:rPr>
+      </w:r>
+      <w:r>
+        <w:rPr>
+          <w:lang w:val="en_US" w:bidi="en_US"/>
+        </w:rPr>
+      </w:r>
+    </w:p>
+    <w:p>
+      <w:pPr/>
+      <w:r>
+        <w:rPr>
+          <w:lang w:val="en_US" w:bidi="en_US"/>
+        </w:rPr>
+      </w:r>
+    </w:p>
+    <w:p>
+      <w:pPr>
+        <w:pStyle w:val="Heading2"/>
+      </w:pPr>
+      <w:r>
+        <w:rPr>
+          <w:lang w:val="en_US" w:bidi="en_US"/>
+        </w:rPr>
+        <w:t>Malachi 4:5 (#3)</w:t>
+      </w:r>
+      <w:r>
+        <w:rPr>
+          <w:lang w:val="en_US" w:bidi="en_US"/>
+        </w:rPr>
+      </w:r>
+    </w:p>
+    <w:p>
+      <w:pPr/>
+      <w:r>
+        <w:rPr>
+          <w:lang w:val="en_US" w:bidi="en_US"/>
+        </w:rPr>
+      </w:r>
+      <w:r>
+        <w:rPr>
+          <w:lang w:val="en_US" w:bidi="en_US"/>
+        </w:rPr>
+        <w:t>י֣וֹם יְהוָ֔ה הַ⁠גָּד֖וֹל וְ⁠הַ⁠נּוֹרָֽא</w:t>
+      </w:r>
+    </w:p>
+    <w:p>
+      <w:pPr/>
+      <w:r>
+        <w:rPr>
+          <w:lang w:val="en_US" w:bidi="en_US"/>
+        </w:rPr>
+      </w:r>
+      <w:r>
+        <w:rPr>
+          <w:b/>
+          <w:lang w:val="en_US" w:bidi="en_US"/>
+        </w:rPr>
+        <w:t>"the great and fearsome day of Yahweh"</w:t>
+      </w:r>
+    </w:p>
+    <w:p>
+      <w:pPr/>
+      <w:r>
+        <w:rPr>
+          <w:lang w:val="en_US" w:bidi="en_US"/>
+        </w:rPr>
+      </w:r>
+      <w:r>
+        <w:rPr>
+          <w:lang w:val="en_US" w:bidi="en_US"/>
+        </w:rPr>
+        <w:t>Yahweh is speaking about himself in the third person. If it would be helpful in your language, you could translate this in the first person. Alternate translation: [my great and fearsome day]</w:t>
+      </w:r>
+    </w:p>
+    <w:p>
+      <w:pPr/>
+      <w:r>
+        <w:rPr>
+          <w:lang w:val="en_US" w:bidi="en_US"/>
+        </w:rPr>
+      </w:r>
+      <w:r>
+        <w:rPr>
+          <w:lang w:val="en_US" w:bidi="en_US"/>
+        </w:rPr>
+        <w:t xml:space="preserve">See: </w:t>
+      </w:r>
+      <w:r>
+        <w:rPr>
+          <w:lang w:val="en_US" w:bidi="en_US"/>
+        </w:rPr>
+        <w:t>First, Second or Third Person</w:t>
+      </w:r>
+      <w:r>
+        <w:rPr>
+          <w:lang w:val="en_US" w:bidi="en_US"/>
+        </w:rPr>
+      </w:r>
+      <w:r>
+        <w:rPr>
+          <w:lang w:val="en_US" w:bidi="en_US"/>
+        </w:rPr>
+      </w:r>
+    </w:p>
+    <w:p>
+      <w:pPr/>
+      <w:r>
+        <w:rPr>
+          <w:lang w:val="en_US" w:bidi="en_US"/>
+        </w:rPr>
+      </w:r>
+    </w:p>
+    <w:p>
+      <w:pPr>
+        <w:pStyle w:val="Heading2"/>
+      </w:pPr>
+      <w:r>
+        <w:rPr>
+          <w:lang w:val="en_US" w:bidi="en_US"/>
+        </w:rPr>
+        <w:t>Malachi 4:6 (#1)</w:t>
+      </w:r>
+      <w:r>
+        <w:rPr>
+          <w:lang w:val="en_US" w:bidi="en_US"/>
+        </w:rPr>
+      </w:r>
+    </w:p>
+    <w:p>
+      <w:pPr/>
+      <w:r>
+        <w:rPr>
+          <w:lang w:val="en_US" w:bidi="en_US"/>
+        </w:rPr>
+      </w:r>
+      <w:r>
+        <w:rPr>
+          <w:lang w:val="en_US" w:bidi="en_US"/>
+        </w:rPr>
+        <w:t>וְ⁠הֵשִׁ֤יב לֵב־אָבוֹת֙ עַל־בָּנִ֔ים וְ⁠לֵ֥ב בָּנִ֖ים עַל־אֲבוֹתָ֑⁠ם</w:t>
+      </w:r>
+    </w:p>
+    <w:p>
+      <w:pPr/>
+      <w:r>
+        <w:rPr>
+          <w:lang w:val="en_US" w:bidi="en_US"/>
+        </w:rPr>
+      </w:r>
+      <w:r>
+        <w:rPr>
+          <w:b/>
+          <w:lang w:val="en_US" w:bidi="en_US"/>
+        </w:rPr>
+        <w:t>"And he will turn the heart of the fathers to the sons, and the heart of the sons to their fathers"</w:t>
+      </w:r>
+    </w:p>
+    <w:p>
+      <w:pPr/>
+      <w:r>
+        <w:rPr>
+          <w:lang w:val="en_US" w:bidi="en_US"/>
+        </w:rPr>
+      </w:r>
+      <w:r>
+        <w:rPr>
+          <w:lang w:val="en_US" w:bidi="en_US"/>
+        </w:rPr>
+        <w:t xml:space="preserve">Here the masculine terms </w:t>
+      </w:r>
+      <w:r>
+        <w:rPr>
+          <w:b/>
+          <w:lang w:val="en_US" w:bidi="en_US"/>
+        </w:rPr>
+        <w:t>fathers</w:t>
+      </w:r>
+      <w:r>
+        <w:rPr>
+          <w:lang w:val="en_US" w:bidi="en_US"/>
+        </w:rPr>
+        <w:t xml:space="preserve"> and </w:t>
+      </w:r>
+      <w:r>
+        <w:rPr>
+          <w:b/>
+          <w:lang w:val="en_US" w:bidi="en_US"/>
+        </w:rPr>
+        <w:t>sons</w:t>
+      </w:r>
+      <w:r>
+        <w:rPr>
+          <w:lang w:val="en_US" w:bidi="en_US"/>
+        </w:rPr>
+        <w:t xml:space="preserve"> have a generic sense that includes both men and women. If it would be helpful to your readers, you could use language in your translation that is clearly inclusive of both men and women. Alternate translation: [And he will turn the heart of parents to their children and the heart of children to their parents]</w:t>
+      </w:r>
+    </w:p>
+    <w:p>
+      <w:pPr/>
+      <w:r>
+        <w:rPr>
+          <w:lang w:val="en_US" w:bidi="en_US"/>
+        </w:rPr>
+      </w:r>
+      <w:r>
+        <w:rPr>
+          <w:lang w:val="en_US" w:bidi="en_US"/>
+        </w:rPr>
+        <w:t xml:space="preserve">See: </w:t>
+      </w:r>
+      <w:r>
+        <w:rPr>
+          <w:lang w:val="en_US" w:bidi="en_US"/>
+        </w:rPr>
+        <w:t>When Masculine Words Include Women</w:t>
+      </w:r>
+      <w:r>
+        <w:rPr>
+          <w:lang w:val="en_US" w:bidi="en_US"/>
+        </w:rPr>
+      </w:r>
+      <w:r>
+        <w:rPr>
+          <w:lang w:val="en_US" w:bidi="en_US"/>
+        </w:rPr>
+      </w:r>
+    </w:p>
+    <w:p>
+      <w:pPr/>
+      <w:r>
+        <w:rPr>
+          <w:lang w:val="en_US" w:bidi="en_US"/>
+        </w:rPr>
+      </w:r>
+    </w:p>
+    <w:p>
+      <w:pPr>
+        <w:pStyle w:val="Heading2"/>
+      </w:pPr>
+      <w:r>
+        <w:rPr>
+          <w:lang w:val="en_US" w:bidi="en_US"/>
+        </w:rPr>
+        <w:t>Malachi 4:6 (#2)</w:t>
+      </w:r>
+      <w:r>
+        <w:rPr>
+          <w:lang w:val="en_US" w:bidi="en_US"/>
+        </w:rPr>
+      </w:r>
+    </w:p>
+    <w:p>
+      <w:pPr/>
+      <w:r>
+        <w:rPr>
+          <w:lang w:val="en_US" w:bidi="en_US"/>
+        </w:rPr>
+      </w:r>
+      <w:r>
+        <w:rPr>
+          <w:lang w:val="en_US" w:bidi="en_US"/>
+        </w:rPr>
+        <w:t>וְ⁠הֵשִׁ֤יב לֵב־אָבוֹת֙ עַל־בָּנִ֔ים וְ⁠לֵ֥ב בָּנִ֖ים עַל־אֲבוֹתָ֑⁠ם</w:t>
+      </w:r>
+    </w:p>
+    <w:p>
+      <w:pPr/>
+      <w:r>
+        <w:rPr>
+          <w:lang w:val="en_US" w:bidi="en_US"/>
+        </w:rPr>
+      </w:r>
+      <w:r>
+        <w:rPr>
+          <w:b/>
+          <w:lang w:val="en_US" w:bidi="en_US"/>
+        </w:rPr>
+        <w:t>"And he will turn the heart of the fathers to the sons, and the heart of the sons to their fathers"</w:t>
+      </w:r>
+    </w:p>
+    <w:p>
+      <w:pPr/>
+      <w:r>
+        <w:rPr>
+          <w:lang w:val="en_US" w:bidi="en_US"/>
+        </w:rPr>
+      </w:r>
+      <w:r>
+        <w:rPr>
+          <w:lang w:val="en_US" w:bidi="en_US"/>
+        </w:rPr>
+        <w:t>This is an expression that people of this culture would commonly use to mean “to reconcile people to one another.” If it would be helpful in your language, you could state the meaning plainly. Alternate translation: [And he will reconcile fathers to their sons]</w:t>
+      </w:r>
+    </w:p>
+    <w:p>
+      <w:pPr/>
+      <w:r>
+        <w:rPr>
+          <w:lang w:val="en_US" w:bidi="en_US"/>
+        </w:rPr>
+      </w:r>
+      <w:r>
+        <w:rPr>
+          <w:lang w:val="en_US" w:bidi="en_US"/>
+        </w:rPr>
+        <w:t xml:space="preserve">See: </w:t>
+      </w:r>
+      <w:r>
+        <w:rPr>
+          <w:lang w:val="en_US" w:bidi="en_US"/>
+        </w:rPr>
+        <w:t>Idiom</w:t>
+      </w:r>
+      <w:r>
+        <w:rPr>
+          <w:lang w:val="en_US" w:bidi="en_US"/>
+        </w:rPr>
+      </w:r>
+      <w:r>
+        <w:rPr>
+          <w:lang w:val="en_US" w:bidi="en_US"/>
+        </w:rPr>
+      </w:r>
+    </w:p>
+    <w:p>
+      <w:pPr/>
+      <w:r>
+        <w:rPr>
+          <w:lang w:val="en_US" w:bidi="en_US"/>
+        </w:rPr>
+      </w:r>
+    </w:p>
+    <w:p>
+      <w:pPr>
+        <w:pStyle w:val="Heading2"/>
+      </w:pPr>
+      <w:r>
+        <w:rPr>
+          <w:lang w:val="en_US" w:bidi="en_US"/>
+        </w:rPr>
+        <w:t>Malachi 4:6 (#3)</w:t>
+      </w:r>
+      <w:r>
+        <w:rPr>
+          <w:lang w:val="en_US" w:bidi="en_US"/>
+        </w:rPr>
+      </w:r>
+    </w:p>
+    <w:p>
+      <w:pPr/>
+      <w:r>
+        <w:rPr>
+          <w:lang w:val="en_US" w:bidi="en_US"/>
+        </w:rPr>
+      </w:r>
+      <w:r>
+        <w:rPr>
+          <w:lang w:val="en_US" w:bidi="en_US"/>
+        </w:rPr>
+        <w:t>וְ⁠לֵ֥ב בָּנִ֖ים עַל־אֲבוֹתָ֑⁠ם</w:t>
+      </w:r>
+    </w:p>
+    <w:p>
+      <w:pPr/>
+      <w:r>
+        <w:rPr>
+          <w:lang w:val="en_US" w:bidi="en_US"/>
+        </w:rPr>
+      </w:r>
+      <w:r>
+        <w:rPr>
+          <w:b/>
+          <w:lang w:val="en_US" w:bidi="en_US"/>
+        </w:rPr>
+        <w:t>"and the heart of the sons to their fathers"</w:t>
+      </w:r>
+    </w:p>
+    <w:p>
+      <w:pPr/>
+      <w:r>
+        <w:rPr>
+          <w:lang w:val="en_US" w:bidi="en_US"/>
+        </w:rPr>
+      </w:r>
+      <w:r>
+        <w:rPr>
+          <w:lang w:val="en_US" w:bidi="en_US"/>
+        </w:rPr>
+        <w:t>Yahweh is leaving out some of the words that in many languages a sentence would need in order to be complete. You can supply these words from the context if that would be clearer in your language. Alternate translation: [and he will turn the heart of the sons to their fathers]</w:t>
+      </w:r>
+    </w:p>
+    <w:p>
+      <w:pPr/>
+      <w:r>
+        <w:rPr>
+          <w:lang w:val="en_US" w:bidi="en_US"/>
+        </w:rPr>
+      </w:r>
+      <w:r>
+        <w:rPr>
+          <w:lang w:val="en_US" w:bidi="en_US"/>
+        </w:rPr>
+        <w:t xml:space="preserve">See: </w:t>
+      </w:r>
+      <w:r>
+        <w:rPr>
+          <w:lang w:val="en_US" w:bidi="en_US"/>
+        </w:rPr>
+        <w:t>Ellipsis</w:t>
+      </w:r>
+      <w:r>
+        <w:rPr>
+          <w:lang w:val="en_US" w:bidi="en_US"/>
+        </w:rPr>
+      </w:r>
+      <w:r>
+        <w:rPr>
+          <w:lang w:val="en_US" w:bidi="en_US"/>
+        </w:rPr>
+      </w:r>
+    </w:p>
+    <w:p>
+      <w:pPr/>
+      <w:r>
+        <w:rPr>
+          <w:lang w:val="en_US" w:bidi="en_US"/>
+        </w:rPr>
+      </w:r>
+    </w:p>
+    <w:p>
+      <w:pPr>
+        <w:pStyle w:val="Heading2"/>
+      </w:pPr>
+      <w:r>
+        <w:rPr>
+          <w:lang w:val="en_US" w:bidi="en_US"/>
+        </w:rPr>
+        <w:t>Malachi 4:6 (#4)</w:t>
+      </w:r>
+      <w:r>
+        <w:rPr>
+          <w:lang w:val="en_US" w:bidi="en_US"/>
+        </w:rPr>
+      </w:r>
+    </w:p>
+    <w:p>
+      <w:pPr/>
+      <w:r>
+        <w:rPr>
+          <w:lang w:val="en_US" w:bidi="en_US"/>
+        </w:rPr>
+      </w:r>
+      <w:r>
+        <w:rPr>
+          <w:lang w:val="en_US" w:bidi="en_US"/>
+        </w:rPr>
+        <w:t>לֵב &amp; וְ⁠לֵ֥ב</w:t>
+      </w:r>
+    </w:p>
+    <w:p>
+      <w:pPr/>
+      <w:r>
+        <w:rPr>
+          <w:lang w:val="en_US" w:bidi="en_US"/>
+        </w:rPr>
+      </w:r>
+      <w:r>
+        <w:rPr>
+          <w:b/>
+          <w:lang w:val="en_US" w:bidi="en_US"/>
+        </w:rPr>
+        <w:t>"the heart of"</w:t>
+      </w:r>
+      <w:r>
+        <w:rPr>
+          <w:lang w:val="en_US" w:bidi="en_US"/>
+        </w:rPr>
+        <w:t xml:space="preserve"> - </w:t>
+      </w:r>
+      <w:r>
+        <w:rPr>
+          <w:b/>
+          <w:lang w:val="en_US" w:bidi="en_US"/>
+        </w:rPr>
+        <w:t>"and the heart of"</w:t>
+      </w:r>
+    </w:p>
+    <w:p>
+      <w:pPr/>
+      <w:r>
+        <w:rPr>
+          <w:lang w:val="en_US" w:bidi="en_US"/>
+        </w:rPr>
+      </w:r>
+      <w:r>
+        <w:rPr>
+          <w:lang w:val="en_US" w:bidi="en_US"/>
+        </w:rPr>
+        <w:t xml:space="preserve">Since Yahweh is referring to a group of people, it might be more natural in your language to use the plural form of </w:t>
+      </w:r>
+      <w:r>
+        <w:rPr>
+          <w:b/>
+          <w:lang w:val="en_US" w:bidi="en_US"/>
+        </w:rPr>
+        <w:t>heart</w:t>
+      </w:r>
+      <w:r>
+        <w:rPr>
+          <w:lang w:val="en_US" w:bidi="en_US"/>
+        </w:rPr>
+        <w:t>. Alternate translation: [the hearts of … and the hearts of]</w:t>
+      </w:r>
+    </w:p>
+    <w:p>
+      <w:pPr/>
+      <w:r>
+        <w:rPr>
+          <w:lang w:val="en_US" w:bidi="en_US"/>
+        </w:rPr>
+      </w:r>
+      <w:r>
+        <w:rPr>
+          <w:lang w:val="en_US" w:bidi="en_US"/>
+        </w:rPr>
+        <w:t xml:space="preserve">See: </w:t>
+      </w:r>
+      <w:r>
+        <w:rPr>
+          <w:lang w:val="en_US" w:bidi="en_US"/>
+        </w:rPr>
+        <w:t>Collective Nouns</w:t>
+      </w:r>
+      <w:r>
+        <w:rPr>
+          <w:lang w:val="en_US" w:bidi="en_US"/>
+        </w:rPr>
+      </w:r>
+      <w:r>
+        <w:rPr>
+          <w:lang w:val="en_US" w:bidi="en_US"/>
+        </w:rPr>
+      </w:r>
+    </w:p>
+    <w:p>
+      <w:pPr/>
+      <w:r>
+        <w:rPr>
+          <w:lang w:val="en_US" w:bidi="en_US"/>
+        </w:rPr>
+      </w:r>
+    </w:p>
+    <w:p>
+      <w:pPr>
+        <w:pStyle w:val="Heading2"/>
+      </w:pPr>
+      <w:r>
+        <w:rPr>
+          <w:lang w:val="en_US" w:bidi="en_US"/>
+        </w:rPr>
+        <w:t>Malachi - Chapter 1 Introduction</w:t>
+      </w:r>
+      <w:r>
+        <w:rPr>
+          <w:lang w:val="en_US" w:bidi="en_US"/>
+        </w:rPr>
+      </w:r>
+    </w:p>
+    <w:p>
+      <w:pPr>
+        <w:pStyle w:val="Heading3"/>
+      </w:pPr>
+      <w:r>
+        <w:rPr>
+          <w:lang w:val="en_US" w:bidi="en_US"/>
+        </w:rPr>
+        <w:t>Structure and Formatting</w:t>
+      </w:r>
+    </w:p>
+    <w:p>
+      <w:pPr/>
+      <w:r>
+        <w:rPr>
+          <w:lang w:val="en_US" w:bidi="en_US"/>
+        </w:rPr>
+      </w:r>
+      <w:r>
+        <w:rPr>
+          <w:lang w:val="en_US" w:bidi="en_US"/>
+        </w:rPr>
+        <w:t>1:1 Title</w:t>
+      </w:r>
+    </w:p>
+    <w:p>
+      <w:pPr/>
+      <w:r>
+        <w:rPr>
+          <w:lang w:val="en_US" w:bidi="en_US"/>
+        </w:rPr>
+      </w:r>
+      <w:r>
+        <w:rPr>
+          <w:lang w:val="en_US" w:bidi="en_US"/>
+        </w:rPr>
+        <w:t>1:2–5 Yahweh will punish the wicked: Edom</w:t>
+      </w:r>
+    </w:p>
+    <w:p>
+      <w:pPr/>
+      <w:r>
+        <w:rPr>
+          <w:lang w:val="en_US" w:bidi="en_US"/>
+        </w:rPr>
+      </w:r>
+      <w:r>
+        <w:rPr>
+          <w:lang w:val="en_US" w:bidi="en_US"/>
+        </w:rPr>
+        <w:t>1:6–14 Judeans not bringing acceptable sacrifices</w:t>
+      </w:r>
+      <w:r>
+        <w:rPr>
+          <w:lang w:val="en_US" w:bidi="en_US"/>
+        </w:rPr>
+      </w:r>
+      <w:r>
+        <w:rPr>
+          <w:lang w:val="en_US" w:bidi="en_US"/>
+        </w:rPr>
+      </w:r>
+    </w:p>
+    <w:p>
+      <w:pPr/>
+      <w:r>
+        <w:rPr>
+          <w:lang w:val="en_US" w:bidi="en_US"/>
+        </w:rPr>
+      </w:r>
+    </w:p>
+    <w:p>
+      <w:pPr>
+        <w:pStyle w:val="Heading2"/>
+      </w:pPr>
+      <w:r>
+        <w:rPr>
+          <w:lang w:val="en_US" w:bidi="en_US"/>
+        </w:rPr>
+        <w:t>Malachi - Chapter 2 Introduction</w:t>
+      </w:r>
+      <w:r>
+        <w:rPr>
+          <w:lang w:val="en_US" w:bidi="en_US"/>
+        </w:rPr>
+      </w:r>
+    </w:p>
+    <w:p>
+      <w:pPr>
+        <w:pStyle w:val="Heading3"/>
+      </w:pPr>
+      <w:r>
+        <w:rPr>
+          <w:lang w:val="en_US" w:bidi="en_US"/>
+        </w:rPr>
+        <w:t>Structure and Formatting</w:t>
+      </w:r>
+    </w:p>
+    <w:p>
+      <w:pPr/>
+      <w:r>
+        <w:rPr>
+          <w:lang w:val="en_US" w:bidi="en_US"/>
+        </w:rPr>
+      </w:r>
+      <w:r>
+        <w:rPr>
+          <w:lang w:val="en_US" w:bidi="en_US"/>
+        </w:rPr>
+        <w:t>2:1–9 Priests must teach and apply the law faithfully</w:t>
+      </w:r>
+    </w:p>
+    <w:p>
+      <w:pPr/>
+      <w:r>
+        <w:rPr>
+          <w:lang w:val="en_US" w:bidi="en_US"/>
+        </w:rPr>
+      </w:r>
+      <w:r>
+        <w:rPr>
+          <w:lang w:val="en_US" w:bidi="en_US"/>
+        </w:rPr>
+        <w:t>2:10–16 Yahweh is concerned for justice: no divorce</w:t>
+      </w:r>
+    </w:p>
+    <w:p>
+      <w:pPr/>
+      <w:r>
+        <w:rPr>
+          <w:lang w:val="en_US" w:bidi="en_US"/>
+        </w:rPr>
+      </w:r>
+      <w:r>
+        <w:rPr>
+          <w:lang w:val="en_US" w:bidi="en_US"/>
+        </w:rPr>
+        <w:t>2:17–3:5 Yahweh is concerned for justice and will punish evildoers</w:t>
+      </w:r>
+    </w:p>
+    <w:p>
+      <w:pPr>
+        <w:pStyle w:val="Heading3"/>
+      </w:pPr>
+      <w:r>
+        <w:rPr>
+          <w:lang w:val="en_US" w:bidi="en_US"/>
+        </w:rPr>
+        <w:t>Religious and Cultural Concepts in This Chapter</w:t>
+      </w:r>
+    </w:p>
+    <w:p>
+      <w:pPr>
+        <w:pStyle w:val="Heading4"/>
+      </w:pPr>
+      <w:r>
+        <w:rPr>
+          <w:lang w:val="en_US" w:bidi="en_US"/>
+        </w:rPr>
+        <w:t>“My covenant was with him, life and peace, and I gave them to him {for} fear” (2:5)</w:t>
+      </w:r>
+    </w:p>
+    <w:p>
+      <w:pPr/>
+      <w:r>
+        <w:rPr>
+          <w:lang w:val="en_US" w:bidi="en_US"/>
+        </w:rPr>
+      </w:r>
+      <w:r>
+        <w:rPr>
+          <w:lang w:val="en_US" w:bidi="en_US"/>
+        </w:rPr>
+        <w:t xml:space="preserve">Here Yahweh seems to be alluding implicitly to what he said in </w:t>
+      </w:r>
+      <w:hyperlink r:id="rId28">
+        <w:r>
+          <w:rPr>
+            <w:lang w:val="en_US" w:bidi="en_US"/>
+          </w:rPr>
+          <w:rPr>
+            <w:color w:val="0000EE"/>
+            <w:u w:val="single"/>
+          </w:rPr>
+          <w:t>Numbers 25:12–13</w:t>
+        </w:r>
+      </w:hyperlink>
+      <w:r>
+        <w:rPr>
+          <w:lang w:val="en_US" w:bidi="en_US"/>
+        </w:rPr>
+        <w:t xml:space="preserve">, that he was making a </w:t>
+      </w:r>
+      <w:r>
+        <w:rPr>
+          <w:b/>
+          <w:lang w:val="en_US" w:bidi="en_US"/>
+        </w:rPr>
+        <w:t>covenant</w:t>
+      </w:r>
+      <w:r>
+        <w:rPr>
+          <w:lang w:val="en_US" w:bidi="en_US"/>
+        </w:rPr>
+        <w:t xml:space="preserve"> of </w:t>
+      </w:r>
+      <w:r>
+        <w:rPr>
+          <w:b/>
+          <w:lang w:val="en_US" w:bidi="en_US"/>
+        </w:rPr>
+        <w:t>peace</w:t>
+      </w:r>
+      <w:r>
+        <w:rPr>
+          <w:lang w:val="en_US" w:bidi="en_US"/>
+        </w:rPr>
+        <w:t xml:space="preserve"> establishing Phineas (the son of the first high priest, Aaron) and his descendants in the priesthood permanently. Yahweh did this because Phineas zealously opposed the worship of foreign gods. That is what Yahweh means here by “I gave them to him for fear.” He is saying, in other words, “because he worshiped me exclusively and devotedly.” Yahweh was punishing the Israelites for this idol-worship with a plague that was killing many of them, but he ended the plague because of what Phineas did. So this was a covenant of </w:t>
+      </w:r>
+      <w:r>
+        <w:rPr>
+          <w:b/>
+          <w:lang w:val="en_US" w:bidi="en_US"/>
+        </w:rPr>
+        <w:t>peace</w:t>
+      </w:r>
+      <w:r>
+        <w:rPr>
+          <w:lang w:val="en_US" w:bidi="en_US"/>
+        </w:rPr>
+        <w:t xml:space="preserve"> (Yahweh was no longer hostile to the Israelites). It was also a covenant of </w:t>
+      </w:r>
+      <w:r>
+        <w:rPr>
+          <w:b/>
+          <w:lang w:val="en_US" w:bidi="en_US"/>
+        </w:rPr>
+        <w:t>life</w:t>
+      </w:r>
+      <w:r>
+        <w:rPr>
+          <w:lang w:val="en_US" w:bidi="en_US"/>
+        </w:rPr>
+        <w:t xml:space="preserve"> (Yahweh was no longer punishing the Israelites with death). The word </w:t>
+      </w:r>
+      <w:r>
+        <w:rPr>
+          <w:b/>
+          <w:lang w:val="en_US" w:bidi="en_US"/>
+        </w:rPr>
+        <w:t>life</w:t>
+      </w:r>
+      <w:r>
+        <w:rPr>
+          <w:lang w:val="en_US" w:bidi="en_US"/>
+        </w:rPr>
+        <w:t xml:space="preserve"> may also reflect that this was a permanent covenant that would not end. The notes to </w:t>
+      </w:r>
+      <w:hyperlink r:id="rId29">
+        <w:r>
+          <w:rPr>
+            <w:lang w:val="en_US" w:bidi="en_US"/>
+          </w:rPr>
+          <w:rPr>
+            <w:color w:val="0000EE"/>
+            <w:u w:val="single"/>
+          </w:rPr>
+          <w:t>2:5</w:t>
+        </w:r>
+      </w:hyperlink>
+      <w:r>
+        <w:rPr>
+          <w:lang w:val="en_US" w:bidi="en_US"/>
+        </w:rPr>
+        <w:t xml:space="preserve"> suggest ways to translate these statements.</w:t>
+      </w:r>
+    </w:p>
+    <w:p>
+      <w:pPr>
+        <w:pStyle w:val="Heading3"/>
+      </w:pPr>
+      <w:r>
+        <w:rPr>
+          <w:lang w:val="en_US" w:bidi="en_US"/>
+        </w:rPr>
+        <w:t>Translation Issues</w:t>
+      </w:r>
+    </w:p>
+    <w:p>
+      <w:pPr>
+        <w:pStyle w:val="Heading4"/>
+      </w:pPr>
+      <w:r>
+        <w:rPr>
+          <w:lang w:val="en_US" w:bidi="en_US"/>
+        </w:rPr>
+        <w:t>And did he not make one (2:15a)</w:t>
+      </w:r>
+    </w:p>
+    <w:p>
+      <w:pPr/>
+      <w:r>
+        <w:rPr>
+          <w:lang w:val="en_US" w:bidi="en_US"/>
+        </w:rPr>
+      </w:r>
+      <w:r>
+        <w:rPr>
+          <w:lang w:val="en_US" w:bidi="en_US"/>
+        </w:rPr>
+        <w:t xml:space="preserve">Here are two views Bible scholars have regarding the correct interpretation of these words. (1) The word </w:t>
+      </w:r>
+      <w:r>
+        <w:rPr>
+          <w:b/>
+          <w:lang w:val="en_US" w:bidi="en_US"/>
+        </w:rPr>
+        <w:t>one</w:t>
+      </w:r>
+      <w:r>
+        <w:rPr>
+          <w:lang w:val="en_US" w:bidi="en_US"/>
+        </w:rPr>
+        <w:t xml:space="preserve"> refers to the close connection a husband and wife have. Alternate translation: [And did not God make you one with your wife?] (2) The word </w:t>
+      </w:r>
+      <w:r>
+        <w:rPr>
+          <w:b/>
+          <w:lang w:val="en_US" w:bidi="en_US"/>
+        </w:rPr>
+        <w:t>one</w:t>
+      </w:r>
+      <w:r>
+        <w:rPr>
+          <w:lang w:val="en_US" w:bidi="en_US"/>
+        </w:rPr>
+        <w:t xml:space="preserve"> refers to God. Alternate translation: [And did not the one God make you]</w:t>
+      </w:r>
+    </w:p>
+    <w:p>
+      <w:pPr>
+        <w:pStyle w:val="Heading4"/>
+      </w:pPr>
+      <w:r>
+        <w:rPr>
+          <w:lang w:val="en_US" w:bidi="en_US"/>
+        </w:rPr>
+        <w:t>and a remnant of spirit {was} to him? (2:15b)</w:t>
+      </w:r>
+    </w:p>
+    <w:p>
+      <w:pPr/>
+      <w:r>
+        <w:rPr>
+          <w:lang w:val="en_US" w:bidi="en_US"/>
+        </w:rPr>
+      </w:r>
+      <w:r>
+        <w:rPr>
+          <w:lang w:val="en_US" w:bidi="en_US"/>
+        </w:rPr>
+        <w:t>Here are two views, among many, that Bible scholars have regarding the correct interpretation of these words. (1) These words mean that a husband and wife are united in body and spirit. Alternate translation: [God made you to become united with your wife in body and spirit] (2) These words mean that the bodies and spirits of a husband and wife belong to God. Alternate translation: [and you and your wife belong to God]</w:t>
+      </w:r>
+    </w:p>
+    <w:p>
+      <w:pPr>
+        <w:pStyle w:val="Heading4"/>
+      </w:pPr>
+      <w:r>
+        <w:rPr>
+          <w:lang w:val="en_US" w:bidi="en_US"/>
+        </w:rPr>
+        <w:t>“and one {who} covers over his garment with violence” (2:16)</w:t>
+      </w:r>
+    </w:p>
+    <w:p>
+      <w:pPr/>
+      <w:r>
+        <w:rPr>
+          <w:lang w:val="en_US" w:bidi="en_US"/>
+        </w:rPr>
+      </w:r>
+      <w:r>
+        <w:rPr>
+          <w:lang w:val="en_US" w:bidi="en_US"/>
+        </w:rPr>
+        <w:t xml:space="preserve">Here are three views Bible scholars have regarding the correct interpretation of these words. (1) it means that husband and wife Malachi is speaking as if </w:t>
+      </w:r>
+      <w:r>
+        <w:rPr>
+          <w:b/>
+          <w:lang w:val="en_US" w:bidi="en_US"/>
+        </w:rPr>
+        <w:t>violence</w:t>
+      </w:r>
+      <w:r>
+        <w:rPr>
+          <w:lang w:val="en_US" w:bidi="en_US"/>
+        </w:rPr>
+        <w:t xml:space="preserve"> were a substance with which a person could cover a </w:t>
+      </w:r>
+      <w:r>
+        <w:rPr>
+          <w:b/>
+          <w:lang w:val="en_US" w:bidi="en_US"/>
+        </w:rPr>
+        <w:t>garment</w:t>
+      </w:r>
+      <w:r>
+        <w:rPr>
+          <w:lang w:val="en_US" w:bidi="en_US"/>
+        </w:rPr>
+        <w:t xml:space="preserve">. If it would be clearer in your language, you could state the meaning plainly. The idea of complete covering conveys emphasis. Alternate translation: [and one who acts very violently] (2) The word </w:t>
+      </w:r>
+      <w:r>
+        <w:rPr>
+          <w:b/>
+          <w:lang w:val="en_US" w:bidi="en_US"/>
+        </w:rPr>
+        <w:t>violence</w:t>
+      </w:r>
+      <w:r>
+        <w:rPr>
+          <w:lang w:val="en_US" w:bidi="en_US"/>
+        </w:rPr>
+        <w:t xml:space="preserve"> refers to harsh actions that could include actions other than divorce. Alternate translation: [and one who acts violently] (3) The word </w:t>
+      </w:r>
+      <w:r>
+        <w:rPr>
+          <w:b/>
+          <w:lang w:val="en_US" w:bidi="en_US"/>
+        </w:rPr>
+        <w:t>violence</w:t>
+      </w:r>
+      <w:r>
+        <w:rPr>
+          <w:lang w:val="en_US" w:bidi="en_US"/>
+        </w:rPr>
+        <w:t xml:space="preserve"> refers to violent or cruel actions which a person conceals. Alternate translation: [and one who conceals their violence]</w:t>
+      </w:r>
+      <w:r>
+        <w:rPr>
+          <w:lang w:val="en_US" w:bidi="en_US"/>
+        </w:rPr>
+      </w:r>
+      <w:r>
+        <w:rPr>
+          <w:lang w:val="en_US" w:bidi="en_US"/>
+        </w:rPr>
+      </w:r>
+    </w:p>
+    <w:p>
+      <w:pPr/>
+      <w:r>
+        <w:rPr>
+          <w:lang w:val="en_US" w:bidi="en_US"/>
+        </w:rPr>
+      </w:r>
+    </w:p>
+    <w:p>
+      <w:pPr>
+        <w:pStyle w:val="Heading2"/>
+      </w:pPr>
+      <w:r>
+        <w:rPr>
+          <w:lang w:val="en_US" w:bidi="en_US"/>
+        </w:rPr>
+        <w:t>Malachi - Chapter 3 Introduction</w:t>
+      </w:r>
+      <w:r>
+        <w:rPr>
+          <w:lang w:val="en_US" w:bidi="en_US"/>
+        </w:rPr>
+      </w:r>
+    </w:p>
+    <w:p>
+      <w:pPr>
+        <w:pStyle w:val="Heading3"/>
+      </w:pPr>
+      <w:r>
+        <w:rPr>
+          <w:lang w:val="en_US" w:bidi="en_US"/>
+        </w:rPr>
+        <w:t>Structure and Formatting</w:t>
+      </w:r>
+    </w:p>
+    <w:p>
+      <w:pPr/>
+      <w:r>
+        <w:rPr>
+          <w:lang w:val="en_US" w:bidi="en_US"/>
+        </w:rPr>
+      </w:r>
+      <w:r>
+        <w:rPr>
+          <w:lang w:val="en_US" w:bidi="en_US"/>
+        </w:rPr>
+        <w:t>2:17–3:5 Yahweh is concerned for justice and will punish evildoers</w:t>
+      </w:r>
+    </w:p>
+    <w:p>
+      <w:pPr/>
+      <w:r>
+        <w:rPr>
+          <w:lang w:val="en_US" w:bidi="en_US"/>
+        </w:rPr>
+      </w:r>
+      <w:r>
+        <w:rPr>
+          <w:lang w:val="en_US" w:bidi="en_US"/>
+        </w:rPr>
+        <w:t>3:6–12 Judeans are not bringing proper tithes</w:t>
+      </w:r>
+    </w:p>
+    <w:p>
+      <w:pPr/>
+      <w:r>
+        <w:rPr>
+          <w:lang w:val="en_US" w:bidi="en_US"/>
+        </w:rPr>
+      </w:r>
+      <w:r>
+        <w:rPr>
+          <w:lang w:val="en_US" w:bidi="en_US"/>
+        </w:rPr>
+        <w:t>3:13–15 Yahweh will punish the wicked, despite what Judeans are saying</w:t>
+      </w:r>
+    </w:p>
+    <w:p>
+      <w:pPr/>
+      <w:r>
+        <w:rPr>
+          <w:lang w:val="en_US" w:bidi="en_US"/>
+        </w:rPr>
+      </w:r>
+      <w:r>
+        <w:rPr>
+          <w:lang w:val="en_US" w:bidi="en_US"/>
+        </w:rPr>
+        <w:t>3:16–4:6 Yahweh will bless and protect those who fear him</w:t>
+      </w:r>
+      <w:r>
+        <w:rPr>
+          <w:lang w:val="en_US" w:bidi="en_US"/>
+        </w:rPr>
+      </w:r>
+      <w:r>
+        <w:rPr>
+          <w:lang w:val="en_US" w:bidi="en_US"/>
+        </w:rPr>
+      </w:r>
+    </w:p>
+    <w:p>
+      <w:pPr/>
+      <w:r>
+        <w:rPr>
+          <w:lang w:val="en_US" w:bidi="en_US"/>
+        </w:rPr>
+      </w:r>
+    </w:p>
+    <w:p>
+      <w:pPr>
+        <w:pStyle w:val="Heading2"/>
+      </w:pPr>
+      <w:r>
+        <w:rPr>
+          <w:lang w:val="en_US" w:bidi="en_US"/>
+        </w:rPr>
         <w:t>Malachi - Chapter 4 Introduction</w:t>
       </w:r>
       <w:r>
@@ -25554,7 +28379,7 @@
         </w:rPr>
         <w:t>While Malachi’s listeners and later generations of Jews may have expected this prophecy to be fulfilled by the return of Elijah himself, Jesus explained that it was fulfilled through the life and witness of John the Baptist (</w:t>
       </w:r>
-      <w:hyperlink r:id="rId28">
+      <w:hyperlink r:id="rId30">
         <w:r>
           <w:rPr>
             <w:lang w:val="en_US" w:bidi="en_US"/>
@@ -25571,2844 +28396,6 @@
           <w:lang w:val="en_US" w:bidi="en_US"/>
         </w:rPr>
         <w:t>).</w:t>
-      </w:r>
-      <w:r>
-        <w:rPr>
-          <w:lang w:val="en_US" w:bidi="en_US"/>
-        </w:rPr>
-      </w:r>
-      <w:r>
-        <w:rPr>
-          <w:lang w:val="en_US" w:bidi="en_US"/>
-        </w:rPr>
-      </w:r>
-    </w:p>
-    <w:p>
-      <w:pPr/>
-      <w:r>
-        <w:rPr>
-          <w:lang w:val="en_US" w:bidi="en_US"/>
-        </w:rPr>
-      </w:r>
-    </w:p>
-    <w:p>
-      <w:pPr>
-        <w:pStyle w:val="Heading2"/>
-      </w:pPr>
-      <w:r>
-        <w:rPr>
-          <w:lang w:val="en_US" w:bidi="en_US"/>
-        </w:rPr>
-        <w:t>Malachi 4:1 (#1)</w:t>
-      </w:r>
-      <w:r>
-        <w:rPr>
-          <w:lang w:val="en_US" w:bidi="en_US"/>
-        </w:rPr>
-      </w:r>
-    </w:p>
-    <w:p>
-      <w:pPr/>
-      <w:r>
-        <w:rPr>
-          <w:lang w:val="en_US" w:bidi="en_US"/>
-        </w:rPr>
-      </w:r>
-      <w:r>
-        <w:rPr>
-          <w:lang w:val="en_US" w:bidi="en_US"/>
-        </w:rPr>
-        <w:t>הִנֵּ֤ה</w:t>
-      </w:r>
-    </w:p>
-    <w:p>
-      <w:pPr/>
-      <w:r>
-        <w:rPr>
-          <w:lang w:val="en_US" w:bidi="en_US"/>
-        </w:rPr>
-      </w:r>
-      <w:r>
-        <w:rPr>
-          <w:b/>
-          <w:lang w:val="en_US" w:bidi="en_US"/>
-        </w:rPr>
-        <w:t>"behold"</w:t>
-      </w:r>
-    </w:p>
-    <w:p>
-      <w:pPr/>
-      <w:r>
-        <w:rPr>
-          <w:lang w:val="en_US" w:bidi="en_US"/>
-        </w:rPr>
-      </w:r>
-      <w:r>
-        <w:rPr>
-          <w:lang w:val="en_US" w:bidi="en_US"/>
-        </w:rPr>
-        <w:t xml:space="preserve">Yahweh is speaking as if he wanted his listeners to </w:t>
-      </w:r>
-      <w:r>
-        <w:rPr>
-          <w:b/>
-          <w:lang w:val="en_US" w:bidi="en_US"/>
-        </w:rPr>
-        <w:t>behold</w:t>
-      </w:r>
-      <w:r>
-        <w:rPr>
-          <w:lang w:val="en_US" w:bidi="en_US"/>
-        </w:rPr>
-        <w:t xml:space="preserve"> or look at something. He is using this term to focus his listeners’ attention on what he is about to say. Your language may have a comparable expression that you can use in your translation.</w:t>
-      </w:r>
-    </w:p>
-    <w:p>
-      <w:pPr/>
-      <w:r>
-        <w:rPr>
-          <w:lang w:val="en_US" w:bidi="en_US"/>
-        </w:rPr>
-      </w:r>
-      <w:r>
-        <w:rPr>
-          <w:lang w:val="en_US" w:bidi="en_US"/>
-        </w:rPr>
-        <w:t xml:space="preserve">See: </w:t>
-      </w:r>
-      <w:r>
-        <w:rPr>
-          <w:lang w:val="en_US" w:bidi="en_US"/>
-        </w:rPr>
-        <w:t>Metaphor</w:t>
-      </w:r>
-      <w:r>
-        <w:rPr>
-          <w:lang w:val="en_US" w:bidi="en_US"/>
-        </w:rPr>
-      </w:r>
-      <w:r>
-        <w:rPr>
-          <w:lang w:val="en_US" w:bidi="en_US"/>
-        </w:rPr>
-      </w:r>
-    </w:p>
-    <w:p>
-      <w:pPr/>
-      <w:r>
-        <w:rPr>
-          <w:lang w:val="en_US" w:bidi="en_US"/>
-        </w:rPr>
-      </w:r>
-    </w:p>
-    <w:p>
-      <w:pPr>
-        <w:pStyle w:val="Heading2"/>
-      </w:pPr>
-      <w:r>
-        <w:rPr>
-          <w:lang w:val="en_US" w:bidi="en_US"/>
-        </w:rPr>
-        <w:t>Malachi 4:1 (#2)</w:t>
-      </w:r>
-      <w:r>
-        <w:rPr>
-          <w:lang w:val="en_US" w:bidi="en_US"/>
-        </w:rPr>
-      </w:r>
-    </w:p>
-    <w:p>
-      <w:pPr/>
-      <w:r>
-        <w:rPr>
-          <w:lang w:val="en_US" w:bidi="en_US"/>
-        </w:rPr>
-      </w:r>
-      <w:r>
-        <w:rPr>
-          <w:lang w:val="en_US" w:bidi="en_US"/>
-        </w:rPr>
-        <w:t>בֹּעֵ֖ר כַּ⁠תַּנּ֑וּר וְ⁠הָי֨וּ כָל־זֵדִ֜ים וְ⁠כָל־עֹשֵׂ֤ה רִשְׁעָה֙ קַ֔שׁ</w:t>
-      </w:r>
-    </w:p>
-    <w:p>
-      <w:pPr/>
-      <w:r>
-        <w:rPr>
-          <w:lang w:val="en_US" w:bidi="en_US"/>
-        </w:rPr>
-      </w:r>
-      <w:r>
-        <w:rPr>
-          <w:b/>
-          <w:lang w:val="en_US" w:bidi="en_US"/>
-        </w:rPr>
-        <w:t>"burning like an oven, when all of the arrogant and all of the doers of wickedness will be stubble"</w:t>
-      </w:r>
-    </w:p>
-    <w:p>
-      <w:pPr/>
-      <w:r>
-        <w:rPr>
-          <w:lang w:val="en_US" w:bidi="en_US"/>
-        </w:rPr>
-      </w:r>
-      <w:r>
-        <w:rPr>
-          <w:lang w:val="en_US" w:bidi="en_US"/>
-        </w:rPr>
-        <w:t xml:space="preserve">Yahweh is speaking of the day of judgment as if it were an </w:t>
-      </w:r>
-      <w:r>
-        <w:rPr>
-          <w:b/>
-          <w:lang w:val="en_US" w:bidi="en_US"/>
-        </w:rPr>
-        <w:t>oven</w:t>
-      </w:r>
-      <w:r>
-        <w:rPr>
-          <w:lang w:val="en_US" w:bidi="en_US"/>
-        </w:rPr>
-        <w:t xml:space="preserve"> that would be </w:t>
-      </w:r>
-      <w:r>
-        <w:rPr>
-          <w:b/>
-          <w:lang w:val="en_US" w:bidi="en_US"/>
-        </w:rPr>
-        <w:t>burning</w:t>
-      </w:r>
-      <w:r>
-        <w:rPr>
-          <w:lang w:val="en_US" w:bidi="en_US"/>
-        </w:rPr>
-        <w:t xml:space="preserve"> people. If it would be clearer in your language, you could express this image as a comparison. Alternate translation: [when I will destroy all of the arrogant people and all of the doers of wickedness as if they were stubble being burned in an oven]</w:t>
-      </w:r>
-    </w:p>
-    <w:p>
-      <w:pPr/>
-      <w:r>
-        <w:rPr>
-          <w:lang w:val="en_US" w:bidi="en_US"/>
-        </w:rPr>
-      </w:r>
-      <w:r>
-        <w:rPr>
-          <w:lang w:val="en_US" w:bidi="en_US"/>
-        </w:rPr>
-        <w:t xml:space="preserve">See: </w:t>
-      </w:r>
-      <w:r>
-        <w:rPr>
-          <w:lang w:val="en_US" w:bidi="en_US"/>
-        </w:rPr>
-        <w:t>Metaphor</w:t>
-      </w:r>
-      <w:r>
-        <w:rPr>
-          <w:lang w:val="en_US" w:bidi="en_US"/>
-        </w:rPr>
-      </w:r>
-      <w:r>
-        <w:rPr>
-          <w:lang w:val="en_US" w:bidi="en_US"/>
-        </w:rPr>
-      </w:r>
-    </w:p>
-    <w:p>
-      <w:pPr/>
-      <w:r>
-        <w:rPr>
-          <w:lang w:val="en_US" w:bidi="en_US"/>
-        </w:rPr>
-      </w:r>
-    </w:p>
-    <w:p>
-      <w:pPr>
-        <w:pStyle w:val="Heading2"/>
-      </w:pPr>
-      <w:r>
-        <w:rPr>
-          <w:lang w:val="en_US" w:bidi="en_US"/>
-        </w:rPr>
-        <w:t>Malachi 4:1 (#3)</w:t>
-      </w:r>
-      <w:r>
-        <w:rPr>
-          <w:lang w:val="en_US" w:bidi="en_US"/>
-        </w:rPr>
-      </w:r>
-    </w:p>
-    <w:p>
-      <w:pPr/>
-      <w:r>
-        <w:rPr>
-          <w:lang w:val="en_US" w:bidi="en_US"/>
-        </w:rPr>
-      </w:r>
-      <w:r>
-        <w:rPr>
-          <w:lang w:val="en_US" w:bidi="en_US"/>
-        </w:rPr>
-        <w:t>כָל־זֵדִ֜ים</w:t>
-      </w:r>
-    </w:p>
-    <w:p>
-      <w:pPr/>
-      <w:r>
-        <w:rPr>
-          <w:lang w:val="en_US" w:bidi="en_US"/>
-        </w:rPr>
-      </w:r>
-      <w:r>
-        <w:rPr>
-          <w:b/>
-          <w:lang w:val="en_US" w:bidi="en_US"/>
-        </w:rPr>
-        <w:t>"all of the arrogant"</w:t>
-      </w:r>
-    </w:p>
-    <w:p>
-      <w:pPr/>
-      <w:r>
-        <w:rPr>
-          <w:lang w:val="en_US" w:bidi="en_US"/>
-        </w:rPr>
-      </w:r>
-      <w:r>
-        <w:rPr>
-          <w:lang w:val="en_US" w:bidi="en_US"/>
-        </w:rPr>
-        <w:t xml:space="preserve">Yahweh is using the adjective </w:t>
-      </w:r>
-      <w:r>
-        <w:rPr>
-          <w:b/>
-          <w:lang w:val="en_US" w:bidi="en_US"/>
-        </w:rPr>
-        <w:t>arrogant</w:t>
-      </w:r>
-      <w:r>
-        <w:rPr>
-          <w:lang w:val="en_US" w:bidi="en_US"/>
-        </w:rPr>
-        <w:t xml:space="preserve"> as a noun to mean a certain kind of person. Your language may use adjectives in the same way. If not, you can translate this adjective with an equivalent phrase. Alternate translation: [all arrogant people]</w:t>
-      </w:r>
-    </w:p>
-    <w:p>
-      <w:pPr/>
-      <w:r>
-        <w:rPr>
-          <w:lang w:val="en_US" w:bidi="en_US"/>
-        </w:rPr>
-      </w:r>
-      <w:r>
-        <w:rPr>
-          <w:lang w:val="en_US" w:bidi="en_US"/>
-        </w:rPr>
-        <w:t xml:space="preserve">See: </w:t>
-      </w:r>
-      <w:r>
-        <w:rPr>
-          <w:lang w:val="en_US" w:bidi="en_US"/>
-        </w:rPr>
-        <w:t>Nominal Adjectives</w:t>
-      </w:r>
-      <w:r>
-        <w:rPr>
-          <w:lang w:val="en_US" w:bidi="en_US"/>
-        </w:rPr>
-      </w:r>
-      <w:r>
-        <w:rPr>
-          <w:lang w:val="en_US" w:bidi="en_US"/>
-        </w:rPr>
-      </w:r>
-    </w:p>
-    <w:p>
-      <w:pPr/>
-      <w:r>
-        <w:rPr>
-          <w:lang w:val="en_US" w:bidi="en_US"/>
-        </w:rPr>
-      </w:r>
-    </w:p>
-    <w:p>
-      <w:pPr>
-        <w:pStyle w:val="Heading2"/>
-      </w:pPr>
-      <w:r>
-        <w:rPr>
-          <w:lang w:val="en_US" w:bidi="en_US"/>
-        </w:rPr>
-        <w:t>Malachi 4:1 (#4)</w:t>
-      </w:r>
-      <w:r>
-        <w:rPr>
-          <w:lang w:val="en_US" w:bidi="en_US"/>
-        </w:rPr>
-      </w:r>
-    </w:p>
-    <w:p>
-      <w:pPr/>
-      <w:r>
-        <w:rPr>
-          <w:lang w:val="en_US" w:bidi="en_US"/>
-        </w:rPr>
-      </w:r>
-      <w:r>
-        <w:rPr>
-          <w:lang w:val="en_US" w:bidi="en_US"/>
-        </w:rPr>
-        <w:t>וְ⁠כָל־עֹשֵׂ֤ה רִשְׁעָה֙</w:t>
-      </w:r>
-    </w:p>
-    <w:p>
-      <w:pPr/>
-      <w:r>
-        <w:rPr>
-          <w:lang w:val="en_US" w:bidi="en_US"/>
-        </w:rPr>
-      </w:r>
-      <w:r>
-        <w:rPr>
-          <w:b/>
-          <w:lang w:val="en_US" w:bidi="en_US"/>
-        </w:rPr>
-        <w:t>"and all of the doers of wickedness"</w:t>
-      </w:r>
-    </w:p>
-    <w:p>
-      <w:pPr/>
-      <w:r>
-        <w:rPr>
-          <w:lang w:val="en_US" w:bidi="en_US"/>
-        </w:rPr>
-      </w:r>
-      <w:r>
-        <w:rPr>
-          <w:lang w:val="en_US" w:bidi="en_US"/>
-        </w:rPr>
-        <w:t xml:space="preserve">If your language does not use an abstract noun for the idea of </w:t>
-      </w:r>
-      <w:r>
-        <w:rPr>
-          <w:b/>
-          <w:lang w:val="en_US" w:bidi="en_US"/>
-        </w:rPr>
-        <w:t>wickedness</w:t>
-      </w:r>
-      <w:r>
-        <w:rPr>
-          <w:lang w:val="en_US" w:bidi="en_US"/>
-        </w:rPr>
-        <w:t>, you could express the same idea in another way. Alternate translation: [all of the people who do wicked things]</w:t>
-      </w:r>
-    </w:p>
-    <w:p>
-      <w:pPr/>
-      <w:r>
-        <w:rPr>
-          <w:lang w:val="en_US" w:bidi="en_US"/>
-        </w:rPr>
-      </w:r>
-      <w:r>
-        <w:rPr>
-          <w:lang w:val="en_US" w:bidi="en_US"/>
-        </w:rPr>
-        <w:t xml:space="preserve">See: </w:t>
-      </w:r>
-      <w:r>
-        <w:rPr>
-          <w:lang w:val="en_US" w:bidi="en_US"/>
-        </w:rPr>
-        <w:t>Abstract Nouns</w:t>
-      </w:r>
-      <w:r>
-        <w:rPr>
-          <w:lang w:val="en_US" w:bidi="en_US"/>
-        </w:rPr>
-      </w:r>
-      <w:r>
-        <w:rPr>
-          <w:lang w:val="en_US" w:bidi="en_US"/>
-        </w:rPr>
-      </w:r>
-    </w:p>
-    <w:p>
-      <w:pPr/>
-      <w:r>
-        <w:rPr>
-          <w:lang w:val="en_US" w:bidi="en_US"/>
-        </w:rPr>
-      </w:r>
-    </w:p>
-    <w:p>
-      <w:pPr>
-        <w:pStyle w:val="Heading2"/>
-      </w:pPr>
-      <w:r>
-        <w:rPr>
-          <w:lang w:val="en_US" w:bidi="en_US"/>
-        </w:rPr>
-        <w:t>Malachi 4:1 (#5)</w:t>
-      </w:r>
-      <w:r>
-        <w:rPr>
-          <w:lang w:val="en_US" w:bidi="en_US"/>
-        </w:rPr>
-      </w:r>
-    </w:p>
-    <w:p>
-      <w:pPr/>
-      <w:r>
-        <w:rPr>
-          <w:lang w:val="en_US" w:bidi="en_US"/>
-        </w:rPr>
-      </w:r>
-      <w:r>
-        <w:rPr>
-          <w:lang w:val="en_US" w:bidi="en_US"/>
-        </w:rPr>
-        <w:t>וְ⁠הָי֨וּ כָל־זֵדִ֜ים וְ⁠כָל־עֹשֵׂ֤ה רִשְׁעָה֙ קַ֔שׁ</w:t>
-      </w:r>
-    </w:p>
-    <w:p>
-      <w:pPr/>
-      <w:r>
-        <w:rPr>
-          <w:lang w:val="en_US" w:bidi="en_US"/>
-        </w:rPr>
-      </w:r>
-      <w:r>
-        <w:rPr>
-          <w:b/>
-          <w:lang w:val="en_US" w:bidi="en_US"/>
-        </w:rPr>
-        <w:t>"when all of the arrogant and all of the doers of wickedness will be stubble"</w:t>
-      </w:r>
-    </w:p>
-    <w:p>
-      <w:pPr/>
-      <w:r>
-        <w:rPr>
-          <w:lang w:val="en_US" w:bidi="en_US"/>
-        </w:rPr>
-      </w:r>
-      <w:r>
-        <w:rPr>
-          <w:lang w:val="en_US" w:bidi="en_US"/>
-        </w:rPr>
-        <w:t xml:space="preserve">Yahweh is speaking of wicked people as if they were </w:t>
-      </w:r>
-      <w:r>
-        <w:rPr>
-          <w:b/>
-          <w:lang w:val="en_US" w:bidi="en_US"/>
-        </w:rPr>
-        <w:t>stubble</w:t>
-      </w:r>
-      <w:r>
-        <w:rPr>
-          <w:lang w:val="en_US" w:bidi="en_US"/>
-        </w:rPr>
-        <w:t xml:space="preserve"> that his judgment would </w:t>
-      </w:r>
-      <w:r>
-        <w:rPr>
-          <w:b/>
-          <w:lang w:val="en_US" w:bidi="en_US"/>
-        </w:rPr>
-        <w:t>kindle</w:t>
-      </w:r>
-      <w:r>
-        <w:rPr>
-          <w:lang w:val="en_US" w:bidi="en_US"/>
-        </w:rPr>
-        <w:t xml:space="preserve"> and burn up. If it would be clearer in your language, you could express this image as a comparison. Alternate translation: [when all of the arrogant and all of the doers of wickedness will be completely destroyed, as if they were stubble that was burned up]</w:t>
-      </w:r>
-    </w:p>
-    <w:p>
-      <w:pPr/>
-      <w:r>
-        <w:rPr>
-          <w:lang w:val="en_US" w:bidi="en_US"/>
-        </w:rPr>
-      </w:r>
-      <w:r>
-        <w:rPr>
-          <w:lang w:val="en_US" w:bidi="en_US"/>
-        </w:rPr>
-        <w:t xml:space="preserve">See: </w:t>
-      </w:r>
-      <w:r>
-        <w:rPr>
-          <w:lang w:val="en_US" w:bidi="en_US"/>
-        </w:rPr>
-        <w:t>Metaphor</w:t>
-      </w:r>
-      <w:r>
-        <w:rPr>
-          <w:lang w:val="en_US" w:bidi="en_US"/>
-        </w:rPr>
-      </w:r>
-      <w:r>
-        <w:rPr>
-          <w:lang w:val="en_US" w:bidi="en_US"/>
-        </w:rPr>
-      </w:r>
-    </w:p>
-    <w:p>
-      <w:pPr/>
-      <w:r>
-        <w:rPr>
-          <w:lang w:val="en_US" w:bidi="en_US"/>
-        </w:rPr>
-      </w:r>
-    </w:p>
-    <w:p>
-      <w:pPr>
-        <w:pStyle w:val="Heading2"/>
-      </w:pPr>
-      <w:r>
-        <w:rPr>
-          <w:lang w:val="en_US" w:bidi="en_US"/>
-        </w:rPr>
-        <w:t>Malachi 4:1 (#6)</w:t>
-      </w:r>
-      <w:r>
-        <w:rPr>
-          <w:lang w:val="en_US" w:bidi="en_US"/>
-        </w:rPr>
-      </w:r>
-    </w:p>
-    <w:p>
-      <w:pPr/>
-      <w:r>
-        <w:rPr>
-          <w:lang w:val="en_US" w:bidi="en_US"/>
-        </w:rPr>
-      </w:r>
-      <w:r>
-        <w:rPr>
-          <w:lang w:val="en_US" w:bidi="en_US"/>
-        </w:rPr>
-        <w:t>לָ⁠הֶ֖ם שֹׁ֥רֶשׁ וְ⁠עָנָֽף</w:t>
-      </w:r>
-    </w:p>
-    <w:p>
-      <w:pPr/>
-      <w:r>
-        <w:rPr>
-          <w:lang w:val="en_US" w:bidi="en_US"/>
-        </w:rPr>
-      </w:r>
-      <w:r>
-        <w:rPr>
-          <w:b/>
-          <w:lang w:val="en_US" w:bidi="en_US"/>
-        </w:rPr>
-        <w:t>"to them root or branch"</w:t>
-      </w:r>
-    </w:p>
-    <w:p>
-      <w:pPr/>
-      <w:r>
-        <w:rPr>
-          <w:lang w:val="en_US" w:bidi="en_US"/>
-        </w:rPr>
-      </w:r>
-      <w:r>
-        <w:rPr>
-          <w:lang w:val="en_US" w:bidi="en_US"/>
-        </w:rPr>
-        <w:t>Yahweh is speaking of two extremes in order to include them and everything in between. If it would be helpful in your language, you could use an equivalent expression or plain language. Alternate translation: [any part of them remaining]</w:t>
-      </w:r>
-    </w:p>
-    <w:p>
-      <w:pPr/>
-      <w:r>
-        <w:rPr>
-          <w:lang w:val="en_US" w:bidi="en_US"/>
-        </w:rPr>
-      </w:r>
-      <w:r>
-        <w:rPr>
-          <w:lang w:val="en_US" w:bidi="en_US"/>
-        </w:rPr>
-        <w:t xml:space="preserve">See: </w:t>
-      </w:r>
-      <w:r>
-        <w:rPr>
-          <w:lang w:val="en_US" w:bidi="en_US"/>
-        </w:rPr>
-        <w:t>Merism</w:t>
-      </w:r>
-      <w:r>
-        <w:rPr>
-          <w:lang w:val="en_US" w:bidi="en_US"/>
-        </w:rPr>
-      </w:r>
-      <w:r>
-        <w:rPr>
-          <w:lang w:val="en_US" w:bidi="en_US"/>
-        </w:rPr>
-      </w:r>
-    </w:p>
-    <w:p>
-      <w:pPr/>
-      <w:r>
-        <w:rPr>
-          <w:lang w:val="en_US" w:bidi="en_US"/>
-        </w:rPr>
-      </w:r>
-    </w:p>
-    <w:p>
-      <w:pPr>
-        <w:pStyle w:val="Heading2"/>
-      </w:pPr>
-      <w:r>
-        <w:rPr>
-          <w:lang w:val="en_US" w:bidi="en_US"/>
-        </w:rPr>
-        <w:t>Malachi 4:2 (#1)</w:t>
-      </w:r>
-      <w:r>
-        <w:rPr>
-          <w:lang w:val="en_US" w:bidi="en_US"/>
-        </w:rPr>
-      </w:r>
-    </w:p>
-    <w:p>
-      <w:pPr/>
-      <w:r>
-        <w:rPr>
-          <w:lang w:val="en_US" w:bidi="en_US"/>
-        </w:rPr>
-      </w:r>
-      <w:r>
-        <w:rPr>
-          <w:lang w:val="en_US" w:bidi="en_US"/>
-        </w:rPr>
-        <w:t>וְ⁠זָרְחָ֨ה לָ⁠כֶ֜ם יִרְאֵ֤י שְׁמִ⁠י֙ שֶׁ֣מֶשׁ צְדָקָ֔ה</w:t>
-      </w:r>
-    </w:p>
-    <w:p>
-      <w:pPr/>
-      <w:r>
-        <w:rPr>
-          <w:lang w:val="en_US" w:bidi="en_US"/>
-        </w:rPr>
-      </w:r>
-      <w:r>
-        <w:rPr>
-          <w:b/>
-          <w:lang w:val="en_US" w:bidi="en_US"/>
-        </w:rPr>
-        <w:t>"But for you fearers of my name, the sun of righteousness will rise"</w:t>
-      </w:r>
-    </w:p>
-    <w:p>
-      <w:pPr/>
-      <w:r>
-        <w:rPr>
-          <w:lang w:val="en_US" w:bidi="en_US"/>
-        </w:rPr>
-      </w:r>
-      <w:r>
-        <w:rPr>
-          <w:lang w:val="en_US" w:bidi="en_US"/>
-        </w:rPr>
-        <w:t xml:space="preserve">Yahweh is speaking as if </w:t>
-      </w:r>
-      <w:r>
-        <w:rPr>
-          <w:b/>
-          <w:lang w:val="en_US" w:bidi="en_US"/>
-        </w:rPr>
-        <w:t>righteousness</w:t>
-      </w:r>
-      <w:r>
-        <w:rPr>
-          <w:lang w:val="en_US" w:bidi="en_US"/>
-        </w:rPr>
-        <w:t xml:space="preserve"> were the </w:t>
-      </w:r>
-      <w:r>
-        <w:rPr>
-          <w:b/>
-          <w:lang w:val="en_US" w:bidi="en_US"/>
-        </w:rPr>
-        <w:t>sun</w:t>
-      </w:r>
-      <w:r>
-        <w:rPr>
-          <w:lang w:val="en_US" w:bidi="en_US"/>
-        </w:rPr>
-        <w:t xml:space="preserve"> and that it would </w:t>
-      </w:r>
-      <w:r>
-        <w:rPr>
-          <w:b/>
-          <w:lang w:val="en_US" w:bidi="en_US"/>
-        </w:rPr>
-        <w:t>rise</w:t>
-      </w:r>
-      <w:r>
-        <w:rPr>
-          <w:lang w:val="en_US" w:bidi="en_US"/>
-        </w:rPr>
-        <w:t xml:space="preserve"> over the </w:t>
-      </w:r>
-      <w:r>
-        <w:rPr>
-          <w:b/>
-          <w:lang w:val="en_US" w:bidi="en_US"/>
-        </w:rPr>
-        <w:t>fearers</w:t>
-      </w:r>
-      <w:r>
-        <w:rPr>
-          <w:lang w:val="en_US" w:bidi="en_US"/>
-        </w:rPr>
-        <w:t xml:space="preserve"> of his </w:t>
-      </w:r>
-      <w:r>
-        <w:rPr>
-          <w:b/>
-          <w:lang w:val="en_US" w:bidi="en_US"/>
-        </w:rPr>
-        <w:t>name</w:t>
-      </w:r>
-      <w:r>
-        <w:rPr>
-          <w:lang w:val="en_US" w:bidi="en_US"/>
-        </w:rPr>
-        <w:t>. He means that he will establish his righteous rule so that those who obey him are vindicated, honored, and blessed. If it would be clearer in your language, you could express this image as a comparison. Alternate translation: [But when I establish my righteous rule, you who fear my name will be honored as if the sun were shining brightly on you]</w:t>
-      </w:r>
-    </w:p>
-    <w:p>
-      <w:pPr/>
-      <w:r>
-        <w:rPr>
-          <w:lang w:val="en_US" w:bidi="en_US"/>
-        </w:rPr>
-      </w:r>
-      <w:r>
-        <w:rPr>
-          <w:lang w:val="en_US" w:bidi="en_US"/>
-        </w:rPr>
-        <w:t xml:space="preserve">See: </w:t>
-      </w:r>
-      <w:r>
-        <w:rPr>
-          <w:lang w:val="en_US" w:bidi="en_US"/>
-        </w:rPr>
-        <w:t>Metaphor</w:t>
-      </w:r>
-      <w:r>
-        <w:rPr>
-          <w:lang w:val="en_US" w:bidi="en_US"/>
-        </w:rPr>
-      </w:r>
-      <w:r>
-        <w:rPr>
-          <w:lang w:val="en_US" w:bidi="en_US"/>
-        </w:rPr>
-      </w:r>
-    </w:p>
-    <w:p>
-      <w:pPr/>
-      <w:r>
-        <w:rPr>
-          <w:lang w:val="en_US" w:bidi="en_US"/>
-        </w:rPr>
-      </w:r>
-    </w:p>
-    <w:p>
-      <w:pPr>
-        <w:pStyle w:val="Heading2"/>
-      </w:pPr>
-      <w:r>
-        <w:rPr>
-          <w:lang w:val="en_US" w:bidi="en_US"/>
-        </w:rPr>
-        <w:t>Malachi 4:2 (#2)</w:t>
-      </w:r>
-      <w:r>
-        <w:rPr>
-          <w:lang w:val="en_US" w:bidi="en_US"/>
-        </w:rPr>
-      </w:r>
-    </w:p>
-    <w:p>
-      <w:pPr/>
-      <w:r>
-        <w:rPr>
-          <w:lang w:val="en_US" w:bidi="en_US"/>
-        </w:rPr>
-      </w:r>
-      <w:r>
-        <w:rPr>
-          <w:lang w:val="en_US" w:bidi="en_US"/>
-        </w:rPr>
-        <w:t>יִרְאֵ֤י שְׁמִ⁠י֙</w:t>
-      </w:r>
-    </w:p>
-    <w:p>
-      <w:pPr/>
-      <w:r>
-        <w:rPr>
-          <w:lang w:val="en_US" w:bidi="en_US"/>
-        </w:rPr>
-      </w:r>
-      <w:r>
-        <w:rPr>
-          <w:b/>
-          <w:lang w:val="en_US" w:bidi="en_US"/>
-        </w:rPr>
-        <w:t>"fearers of my name"</w:t>
-      </w:r>
-    </w:p>
-    <w:p>
-      <w:pPr/>
-      <w:r>
-        <w:rPr>
-          <w:lang w:val="en_US" w:bidi="en_US"/>
-        </w:rPr>
-      </w:r>
-      <w:r>
-        <w:rPr>
-          <w:lang w:val="en_US" w:bidi="en_US"/>
-        </w:rPr>
-        <w:t xml:space="preserve">Yahweh is using his </w:t>
-      </w:r>
-      <w:r>
-        <w:rPr>
-          <w:b/>
-          <w:lang w:val="en_US" w:bidi="en_US"/>
-        </w:rPr>
-        <w:t>name</w:t>
-      </w:r>
-      <w:r>
-        <w:rPr>
-          <w:lang w:val="en_US" w:bidi="en_US"/>
-        </w:rPr>
-        <w:t xml:space="preserve"> to represent all of him. Alternate translation: [who fear me]</w:t>
-      </w:r>
-    </w:p>
-    <w:p>
-      <w:pPr/>
-      <w:r>
-        <w:rPr>
-          <w:lang w:val="en_US" w:bidi="en_US"/>
-        </w:rPr>
-      </w:r>
-      <w:r>
-        <w:rPr>
-          <w:lang w:val="en_US" w:bidi="en_US"/>
-        </w:rPr>
-        <w:t xml:space="preserve">See: </w:t>
-      </w:r>
-      <w:r>
-        <w:rPr>
-          <w:lang w:val="en_US" w:bidi="en_US"/>
-        </w:rPr>
-        <w:t>Synecdoche</w:t>
-      </w:r>
-      <w:r>
-        <w:rPr>
-          <w:lang w:val="en_US" w:bidi="en_US"/>
-        </w:rPr>
-      </w:r>
-      <w:r>
-        <w:rPr>
-          <w:lang w:val="en_US" w:bidi="en_US"/>
-        </w:rPr>
-      </w:r>
-    </w:p>
-    <w:p>
-      <w:pPr/>
-      <w:r>
-        <w:rPr>
-          <w:lang w:val="en_US" w:bidi="en_US"/>
-        </w:rPr>
-      </w:r>
-    </w:p>
-    <w:p>
-      <w:pPr>
-        <w:pStyle w:val="Heading2"/>
-      </w:pPr>
-      <w:r>
-        <w:rPr>
-          <w:lang w:val="en_US" w:bidi="en_US"/>
-        </w:rPr>
-        <w:t>Malachi 4:2 (#3)</w:t>
-      </w:r>
-      <w:r>
-        <w:rPr>
-          <w:lang w:val="en_US" w:bidi="en_US"/>
-        </w:rPr>
-      </w:r>
-    </w:p>
-    <w:p>
-      <w:pPr/>
-      <w:r>
-        <w:rPr>
-          <w:lang w:val="en_US" w:bidi="en_US"/>
-        </w:rPr>
-      </w:r>
-      <w:r>
-        <w:rPr>
-          <w:lang w:val="en_US" w:bidi="en_US"/>
-        </w:rPr>
-        <w:t>וּ⁠מַרְפֵּ֖א בִּ⁠כְנָפֶ֑י⁠הָ</w:t>
-      </w:r>
-    </w:p>
-    <w:p>
-      <w:pPr/>
-      <w:r>
-        <w:rPr>
-          <w:lang w:val="en_US" w:bidi="en_US"/>
-        </w:rPr>
-      </w:r>
-      <w:r>
-        <w:rPr>
-          <w:b/>
-          <w:lang w:val="en_US" w:bidi="en_US"/>
-        </w:rPr>
-        <w:t>"and healing {will be} upon its wings"</w:t>
-      </w:r>
-    </w:p>
-    <w:p>
-      <w:pPr/>
-      <w:r>
-        <w:rPr>
-          <w:lang w:val="en_US" w:bidi="en_US"/>
-        </w:rPr>
-      </w:r>
-      <w:r>
-        <w:rPr>
-          <w:lang w:val="en_US" w:bidi="en_US"/>
-        </w:rPr>
-        <w:t xml:space="preserve">Yahweh is speaking as if the </w:t>
-      </w:r>
-      <w:r>
-        <w:rPr>
-          <w:b/>
-          <w:lang w:val="en_US" w:bidi="en_US"/>
-        </w:rPr>
-        <w:t>sun</w:t>
-      </w:r>
-      <w:r>
-        <w:rPr>
-          <w:lang w:val="en_US" w:bidi="en_US"/>
-        </w:rPr>
-        <w:t xml:space="preserve"> had </w:t>
-      </w:r>
-      <w:r>
-        <w:rPr>
-          <w:b/>
-          <w:lang w:val="en_US" w:bidi="en_US"/>
-        </w:rPr>
-        <w:t>wings</w:t>
-      </w:r>
-      <w:r>
-        <w:rPr>
-          <w:lang w:val="en_US" w:bidi="en_US"/>
-        </w:rPr>
-        <w:t>. He is using the image to speak of the arrival of the sun, which represents the effects of his establishing his reign. If it would be clearer in your language, you could state the meaning plainly. Alternate translation: [and it will bring healing to you]</w:t>
-      </w:r>
-    </w:p>
-    <w:p>
-      <w:pPr/>
-      <w:r>
-        <w:rPr>
-          <w:lang w:val="en_US" w:bidi="en_US"/>
-        </w:rPr>
-      </w:r>
-      <w:r>
-        <w:rPr>
-          <w:lang w:val="en_US" w:bidi="en_US"/>
-        </w:rPr>
-        <w:t xml:space="preserve">See: </w:t>
-      </w:r>
-      <w:r>
-        <w:rPr>
-          <w:lang w:val="en_US" w:bidi="en_US"/>
-        </w:rPr>
-        <w:t>Metaphor</w:t>
-      </w:r>
-      <w:r>
-        <w:rPr>
-          <w:lang w:val="en_US" w:bidi="en_US"/>
-        </w:rPr>
-      </w:r>
-      <w:r>
-        <w:rPr>
-          <w:lang w:val="en_US" w:bidi="en_US"/>
-        </w:rPr>
-      </w:r>
-    </w:p>
-    <w:p>
-      <w:pPr/>
-      <w:r>
-        <w:rPr>
-          <w:lang w:val="en_US" w:bidi="en_US"/>
-        </w:rPr>
-      </w:r>
-    </w:p>
-    <w:p>
-      <w:pPr>
-        <w:pStyle w:val="Heading2"/>
-      </w:pPr>
-      <w:r>
-        <w:rPr>
-          <w:lang w:val="en_US" w:bidi="en_US"/>
-        </w:rPr>
-        <w:t>Malachi 4:2 (#4)</w:t>
-      </w:r>
-      <w:r>
-        <w:rPr>
-          <w:lang w:val="en_US" w:bidi="en_US"/>
-        </w:rPr>
-      </w:r>
-    </w:p>
-    <w:p>
-      <w:pPr/>
-      <w:r>
-        <w:rPr>
-          <w:lang w:val="en_US" w:bidi="en_US"/>
-        </w:rPr>
-      </w:r>
-      <w:r>
-        <w:rPr>
-          <w:lang w:val="en_US" w:bidi="en_US"/>
-        </w:rPr>
-        <w:t>וִֽ⁠יצָאתֶ֥ם וּ⁠פִשְׁתֶּ֖ם</w:t>
-      </w:r>
-    </w:p>
-    <w:p>
-      <w:pPr/>
-      <w:r>
-        <w:rPr>
-          <w:lang w:val="en_US" w:bidi="en_US"/>
-        </w:rPr>
-      </w:r>
-      <w:r>
-        <w:rPr>
-          <w:b/>
-          <w:lang w:val="en_US" w:bidi="en_US"/>
-        </w:rPr>
-        <w:t>"And you will go out and skip"</w:t>
-      </w:r>
-    </w:p>
-    <w:p>
-      <w:pPr/>
-      <w:r>
-        <w:rPr>
-          <w:lang w:val="en_US" w:bidi="en_US"/>
-        </w:rPr>
-      </w:r>
-      <w:r>
-        <w:rPr>
-          <w:lang w:val="en_US" w:bidi="en_US"/>
-        </w:rPr>
-        <w:t xml:space="preserve">Yahweh is speaking as if the people would be so happy that they would </w:t>
-      </w:r>
-      <w:r>
-        <w:rPr>
-          <w:b/>
-          <w:lang w:val="en_US" w:bidi="en_US"/>
-        </w:rPr>
-        <w:t>go out</w:t>
-      </w:r>
-      <w:r>
-        <w:rPr>
-          <w:lang w:val="en_US" w:bidi="en_US"/>
-        </w:rPr>
-        <w:t xml:space="preserve"> and </w:t>
-      </w:r>
-      <w:r>
-        <w:rPr>
-          <w:b/>
-          <w:lang w:val="en_US" w:bidi="en_US"/>
-        </w:rPr>
-        <w:t>skip</w:t>
-      </w:r>
-      <w:r>
-        <w:rPr>
-          <w:lang w:val="en_US" w:bidi="en_US"/>
-        </w:rPr>
-        <w:t>. If it would be clearer in your language, you could state the meaning plainly. Alternate translation: [And you will be very joyful]</w:t>
-      </w:r>
-    </w:p>
-    <w:p>
-      <w:pPr/>
-      <w:r>
-        <w:rPr>
-          <w:lang w:val="en_US" w:bidi="en_US"/>
-        </w:rPr>
-      </w:r>
-      <w:r>
-        <w:rPr>
-          <w:lang w:val="en_US" w:bidi="en_US"/>
-        </w:rPr>
-        <w:t xml:space="preserve">See: </w:t>
-      </w:r>
-      <w:r>
-        <w:rPr>
-          <w:lang w:val="en_US" w:bidi="en_US"/>
-        </w:rPr>
-        <w:t>Metaphor</w:t>
-      </w:r>
-      <w:r>
-        <w:rPr>
-          <w:lang w:val="en_US" w:bidi="en_US"/>
-        </w:rPr>
-      </w:r>
-      <w:r>
-        <w:rPr>
-          <w:lang w:val="en_US" w:bidi="en_US"/>
-        </w:rPr>
-      </w:r>
-    </w:p>
-    <w:p>
-      <w:pPr/>
-      <w:r>
-        <w:rPr>
-          <w:lang w:val="en_US" w:bidi="en_US"/>
-        </w:rPr>
-      </w:r>
-    </w:p>
-    <w:p>
-      <w:pPr>
-        <w:pStyle w:val="Heading2"/>
-      </w:pPr>
-      <w:r>
-        <w:rPr>
-          <w:lang w:val="en_US" w:bidi="en_US"/>
-        </w:rPr>
-        <w:t>Malachi 4:2 (#5)</w:t>
-      </w:r>
-      <w:r>
-        <w:rPr>
-          <w:lang w:val="en_US" w:bidi="en_US"/>
-        </w:rPr>
-      </w:r>
-    </w:p>
-    <w:p>
-      <w:pPr/>
-      <w:r>
-        <w:rPr>
-          <w:lang w:val="en_US" w:bidi="en_US"/>
-        </w:rPr>
-      </w:r>
-      <w:r>
-        <w:rPr>
-          <w:lang w:val="en_US" w:bidi="en_US"/>
-        </w:rPr>
-        <w:t>כְּ⁠עֶגְלֵ֥י מַרְבֵּֽק</w:t>
-      </w:r>
-    </w:p>
-    <w:p>
-      <w:pPr/>
-      <w:r>
-        <w:rPr>
-          <w:lang w:val="en_US" w:bidi="en_US"/>
-        </w:rPr>
-      </w:r>
-      <w:r>
-        <w:rPr>
-          <w:b/>
-          <w:lang w:val="en_US" w:bidi="en_US"/>
-        </w:rPr>
-        <w:t>"like calves of the stall"</w:t>
-      </w:r>
-    </w:p>
-    <w:p>
-      <w:pPr/>
-      <w:r>
-        <w:rPr>
-          <w:lang w:val="en_US" w:bidi="en_US"/>
-        </w:rPr>
-      </w:r>
-      <w:r>
-        <w:rPr>
-          <w:lang w:val="en_US" w:bidi="en_US"/>
-        </w:rPr>
-        <w:t>The point of this comparison is that just as calves that have been kept in a stall are very playful when they are let out, so the people will act very joyfully. If it would be helpful in your language, you could make this point explicitly. Alternate translation: [and feel as playful as calves that have been let out of their stall]</w:t>
-      </w:r>
-    </w:p>
-    <w:p>
-      <w:pPr/>
-      <w:r>
-        <w:rPr>
-          <w:lang w:val="en_US" w:bidi="en_US"/>
-        </w:rPr>
-      </w:r>
-      <w:r>
-        <w:rPr>
-          <w:lang w:val="en_US" w:bidi="en_US"/>
-        </w:rPr>
-        <w:t xml:space="preserve">See: </w:t>
-      </w:r>
-      <w:r>
-        <w:rPr>
-          <w:lang w:val="en_US" w:bidi="en_US"/>
-        </w:rPr>
-        <w:t>Simile</w:t>
-      </w:r>
-      <w:r>
-        <w:rPr>
-          <w:lang w:val="en_US" w:bidi="en_US"/>
-        </w:rPr>
-      </w:r>
-      <w:r>
-        <w:rPr>
-          <w:lang w:val="en_US" w:bidi="en_US"/>
-        </w:rPr>
-      </w:r>
-    </w:p>
-    <w:p>
-      <w:pPr/>
-      <w:r>
-        <w:rPr>
-          <w:lang w:val="en_US" w:bidi="en_US"/>
-        </w:rPr>
-      </w:r>
-    </w:p>
-    <w:p>
-      <w:pPr>
-        <w:pStyle w:val="Heading2"/>
-      </w:pPr>
-      <w:r>
-        <w:rPr>
-          <w:lang w:val="en_US" w:bidi="en_US"/>
-        </w:rPr>
-        <w:t>Malachi 4:3 (#1)</w:t>
-      </w:r>
-      <w:r>
-        <w:rPr>
-          <w:lang w:val="en_US" w:bidi="en_US"/>
-        </w:rPr>
-      </w:r>
-    </w:p>
-    <w:p>
-      <w:pPr/>
-      <w:r>
-        <w:rPr>
-          <w:lang w:val="en_US" w:bidi="en_US"/>
-        </w:rPr>
-      </w:r>
-      <w:r>
-        <w:rPr>
-          <w:lang w:val="en_US" w:bidi="en_US"/>
-        </w:rPr>
-        <w:t>וְ⁠עַסּוֹתֶ֣ם רְשָׁעִ֔ים כִּֽי־יִהְי֣וּ אֵ֔פֶר תַּ֖חַת כַּפּ֣וֹת רַגְלֵי⁠כֶ֑ם</w:t>
-      </w:r>
-    </w:p>
-    <w:p>
-      <w:pPr/>
-      <w:r>
-        <w:rPr>
-          <w:lang w:val="en_US" w:bidi="en_US"/>
-        </w:rPr>
-      </w:r>
-      <w:r>
-        <w:rPr>
-          <w:b/>
-          <w:lang w:val="en_US" w:bidi="en_US"/>
-        </w:rPr>
-        <w:t>"And you will trample the wicked, for they will be ashes under the soles of your feet"</w:t>
-      </w:r>
-    </w:p>
-    <w:p>
-      <w:pPr/>
-      <w:r>
-        <w:rPr>
-          <w:lang w:val="en_US" w:bidi="en_US"/>
-        </w:rPr>
-      </w:r>
-      <w:r>
-        <w:rPr>
-          <w:lang w:val="en_US" w:bidi="en_US"/>
-        </w:rPr>
-        <w:t>If it would be more natural in your language, you could reverse the order of these phrases, since the second phrase gives the reason for the result that the first phrase describes. Alternate translation: [The wicked will be like ashes under the soles of your feet, so you will trample them]</w:t>
-      </w:r>
-    </w:p>
-    <w:p>
-      <w:pPr/>
-      <w:r>
-        <w:rPr>
-          <w:lang w:val="en_US" w:bidi="en_US"/>
-        </w:rPr>
-      </w:r>
-      <w:r>
-        <w:rPr>
-          <w:lang w:val="en_US" w:bidi="en_US"/>
-        </w:rPr>
-        <w:t xml:space="preserve">See: </w:t>
-      </w:r>
-      <w:r>
-        <w:rPr>
-          <w:lang w:val="en_US" w:bidi="en_US"/>
-        </w:rPr>
-        <w:t>Connect — Reason-and-Result Relationship</w:t>
-      </w:r>
-      <w:r>
-        <w:rPr>
-          <w:lang w:val="en_US" w:bidi="en_US"/>
-        </w:rPr>
-      </w:r>
-      <w:r>
-        <w:rPr>
-          <w:lang w:val="en_US" w:bidi="en_US"/>
-        </w:rPr>
-      </w:r>
-    </w:p>
-    <w:p>
-      <w:pPr/>
-      <w:r>
-        <w:rPr>
-          <w:lang w:val="en_US" w:bidi="en_US"/>
-        </w:rPr>
-      </w:r>
-    </w:p>
-    <w:p>
-      <w:pPr>
-        <w:pStyle w:val="Heading2"/>
-      </w:pPr>
-      <w:r>
-        <w:rPr>
-          <w:lang w:val="en_US" w:bidi="en_US"/>
-        </w:rPr>
-        <w:t>Malachi 4:3 (#2)</w:t>
-      </w:r>
-      <w:r>
-        <w:rPr>
-          <w:lang w:val="en_US" w:bidi="en_US"/>
-        </w:rPr>
-      </w:r>
-    </w:p>
-    <w:p>
-      <w:pPr/>
-      <w:r>
-        <w:rPr>
-          <w:lang w:val="en_US" w:bidi="en_US"/>
-        </w:rPr>
-      </w:r>
-      <w:r>
-        <w:rPr>
-          <w:lang w:val="en_US" w:bidi="en_US"/>
-        </w:rPr>
-        <w:t>וְ⁠עַסּוֹתֶ֣ם רְשָׁעִ֔ים</w:t>
-      </w:r>
-    </w:p>
-    <w:p>
-      <w:pPr/>
-      <w:r>
-        <w:rPr>
-          <w:lang w:val="en_US" w:bidi="en_US"/>
-        </w:rPr>
-      </w:r>
-      <w:r>
-        <w:rPr>
-          <w:b/>
-          <w:lang w:val="en_US" w:bidi="en_US"/>
-        </w:rPr>
-        <w:t>"And you will trample the wicked"</w:t>
-      </w:r>
-    </w:p>
-    <w:p>
-      <w:pPr/>
-      <w:r>
-        <w:rPr>
-          <w:lang w:val="en_US" w:bidi="en_US"/>
-        </w:rPr>
-      </w:r>
-      <w:r>
-        <w:rPr>
-          <w:lang w:val="en_US" w:bidi="en_US"/>
-        </w:rPr>
-        <w:t xml:space="preserve">Yahweh is speaking of the people’s victory over the wicked as if they would </w:t>
-      </w:r>
-      <w:r>
-        <w:rPr>
-          <w:b/>
-          <w:lang w:val="en_US" w:bidi="en_US"/>
-        </w:rPr>
-        <w:t>trample</w:t>
-      </w:r>
-      <w:r>
-        <w:rPr>
-          <w:lang w:val="en_US" w:bidi="en_US"/>
-        </w:rPr>
-        <w:t xml:space="preserve"> them. If it would be clearer in your language, you could state the meaning plainly. Alternate translation: [And you will be triumphant over the wicked]</w:t>
-      </w:r>
-    </w:p>
-    <w:p>
-      <w:pPr/>
-      <w:r>
-        <w:rPr>
-          <w:lang w:val="en_US" w:bidi="en_US"/>
-        </w:rPr>
-      </w:r>
-      <w:r>
-        <w:rPr>
-          <w:lang w:val="en_US" w:bidi="en_US"/>
-        </w:rPr>
-        <w:t xml:space="preserve">See: </w:t>
-      </w:r>
-      <w:r>
-        <w:rPr>
-          <w:lang w:val="en_US" w:bidi="en_US"/>
-        </w:rPr>
-        <w:t>Metaphor</w:t>
-      </w:r>
-      <w:r>
-        <w:rPr>
-          <w:lang w:val="en_US" w:bidi="en_US"/>
-        </w:rPr>
-      </w:r>
-      <w:r>
-        <w:rPr>
-          <w:lang w:val="en_US" w:bidi="en_US"/>
-        </w:rPr>
-      </w:r>
-    </w:p>
-    <w:p>
-      <w:pPr/>
-      <w:r>
-        <w:rPr>
-          <w:lang w:val="en_US" w:bidi="en_US"/>
-        </w:rPr>
-      </w:r>
-    </w:p>
-    <w:p>
-      <w:pPr>
-        <w:pStyle w:val="Heading2"/>
-      </w:pPr>
-      <w:r>
-        <w:rPr>
-          <w:lang w:val="en_US" w:bidi="en_US"/>
-        </w:rPr>
-        <w:t>Malachi 4:3 (#3)</w:t>
-      </w:r>
-      <w:r>
-        <w:rPr>
-          <w:lang w:val="en_US" w:bidi="en_US"/>
-        </w:rPr>
-      </w:r>
-    </w:p>
-    <w:p>
-      <w:pPr/>
-      <w:r>
-        <w:rPr>
-          <w:lang w:val="en_US" w:bidi="en_US"/>
-        </w:rPr>
-      </w:r>
-      <w:r>
-        <w:rPr>
-          <w:lang w:val="en_US" w:bidi="en_US"/>
-        </w:rPr>
-        <w:t>רְשָׁעִ֔ים</w:t>
-      </w:r>
-    </w:p>
-    <w:p>
-      <w:pPr/>
-      <w:r>
-        <w:rPr>
-          <w:lang w:val="en_US" w:bidi="en_US"/>
-        </w:rPr>
-      </w:r>
-      <w:r>
-        <w:rPr>
-          <w:b/>
-          <w:lang w:val="en_US" w:bidi="en_US"/>
-        </w:rPr>
-        <w:t>"the wicked"</w:t>
-      </w:r>
-    </w:p>
-    <w:p>
-      <w:pPr/>
-      <w:r>
-        <w:rPr>
-          <w:lang w:val="en_US" w:bidi="en_US"/>
-        </w:rPr>
-      </w:r>
-      <w:r>
-        <w:rPr>
-          <w:lang w:val="en_US" w:bidi="en_US"/>
-        </w:rPr>
-        <w:t xml:space="preserve">Yahweh is using the adjective </w:t>
-      </w:r>
-      <w:r>
-        <w:rPr>
-          <w:b/>
-          <w:lang w:val="en_US" w:bidi="en_US"/>
-        </w:rPr>
-        <w:t>wicked</w:t>
-      </w:r>
-      <w:r>
-        <w:rPr>
-          <w:lang w:val="en_US" w:bidi="en_US"/>
-        </w:rPr>
-        <w:t xml:space="preserve"> as a noun to mean a certain kind of person. Your language may use adjectives in the same way. If not, you can translate this adjective with an equivalent phrase. Alternate translation: [wicked people]</w:t>
-      </w:r>
-    </w:p>
-    <w:p>
-      <w:pPr/>
-      <w:r>
-        <w:rPr>
-          <w:lang w:val="en_US" w:bidi="en_US"/>
-        </w:rPr>
-      </w:r>
-      <w:r>
-        <w:rPr>
-          <w:lang w:val="en_US" w:bidi="en_US"/>
-        </w:rPr>
-        <w:t xml:space="preserve">See: </w:t>
-      </w:r>
-      <w:r>
-        <w:rPr>
-          <w:lang w:val="en_US" w:bidi="en_US"/>
-        </w:rPr>
-        <w:t>Nominal Adjectives</w:t>
-      </w:r>
-      <w:r>
-        <w:rPr>
-          <w:lang w:val="en_US" w:bidi="en_US"/>
-        </w:rPr>
-      </w:r>
-      <w:r>
-        <w:rPr>
-          <w:lang w:val="en_US" w:bidi="en_US"/>
-        </w:rPr>
-      </w:r>
-    </w:p>
-    <w:p>
-      <w:pPr/>
-      <w:r>
-        <w:rPr>
-          <w:lang w:val="en_US" w:bidi="en_US"/>
-        </w:rPr>
-      </w:r>
-    </w:p>
-    <w:p>
-      <w:pPr>
-        <w:pStyle w:val="Heading2"/>
-      </w:pPr>
-      <w:r>
-        <w:rPr>
-          <w:lang w:val="en_US" w:bidi="en_US"/>
-        </w:rPr>
-        <w:t>Malachi 4:3 (#4)</w:t>
-      </w:r>
-      <w:r>
-        <w:rPr>
-          <w:lang w:val="en_US" w:bidi="en_US"/>
-        </w:rPr>
-      </w:r>
-    </w:p>
-    <w:p>
-      <w:pPr/>
-      <w:r>
-        <w:rPr>
-          <w:lang w:val="en_US" w:bidi="en_US"/>
-        </w:rPr>
-      </w:r>
-      <w:r>
-        <w:rPr>
-          <w:lang w:val="en_US" w:bidi="en_US"/>
-        </w:rPr>
-        <w:t>כִּֽי־יִהְי֣וּ אֵ֔פֶר תַּ֖חַת כַּפּ֣וֹת רַגְלֵי⁠כֶ֑ם</w:t>
-      </w:r>
-    </w:p>
-    <w:p>
-      <w:pPr/>
-      <w:r>
-        <w:rPr>
-          <w:lang w:val="en_US" w:bidi="en_US"/>
-        </w:rPr>
-      </w:r>
-      <w:r>
-        <w:rPr>
-          <w:b/>
-          <w:lang w:val="en_US" w:bidi="en_US"/>
-        </w:rPr>
-        <w:t>"for they will be ashes under the soles of your feet"</w:t>
-      </w:r>
-    </w:p>
-    <w:p>
-      <w:pPr/>
-      <w:r>
-        <w:rPr>
-          <w:lang w:val="en_US" w:bidi="en_US"/>
-        </w:rPr>
-      </w:r>
-      <w:r>
-        <w:rPr>
-          <w:lang w:val="en_US" w:bidi="en_US"/>
-        </w:rPr>
-        <w:t xml:space="preserve">Yahweh is speaking of the complete defeat of the wicked as if they literally become </w:t>
-      </w:r>
-      <w:r>
-        <w:rPr>
-          <w:b/>
-          <w:lang w:val="en_US" w:bidi="en_US"/>
-        </w:rPr>
-        <w:t>ashes</w:t>
-      </w:r>
-      <w:r>
-        <w:rPr>
-          <w:lang w:val="en_US" w:bidi="en_US"/>
-        </w:rPr>
-        <w:t xml:space="preserve"> under the people’s feet. If it would be clearer in your language, you could state the meaning plainly. Alternate translation: [for you will defeat them completely]</w:t>
-      </w:r>
-    </w:p>
-    <w:p>
-      <w:pPr/>
-      <w:r>
-        <w:rPr>
-          <w:lang w:val="en_US" w:bidi="en_US"/>
-        </w:rPr>
-      </w:r>
-      <w:r>
-        <w:rPr>
-          <w:lang w:val="en_US" w:bidi="en_US"/>
-        </w:rPr>
-        <w:t xml:space="preserve">See: </w:t>
-      </w:r>
-      <w:r>
-        <w:rPr>
-          <w:lang w:val="en_US" w:bidi="en_US"/>
-        </w:rPr>
-        <w:t>Metaphor</w:t>
-      </w:r>
-      <w:r>
-        <w:rPr>
-          <w:lang w:val="en_US" w:bidi="en_US"/>
-        </w:rPr>
-      </w:r>
-      <w:r>
-        <w:rPr>
-          <w:lang w:val="en_US" w:bidi="en_US"/>
-        </w:rPr>
-      </w:r>
-    </w:p>
-    <w:p>
-      <w:pPr/>
-      <w:r>
-        <w:rPr>
-          <w:lang w:val="en_US" w:bidi="en_US"/>
-        </w:rPr>
-      </w:r>
-    </w:p>
-    <w:p>
-      <w:pPr>
-        <w:pStyle w:val="Heading2"/>
-      </w:pPr>
-      <w:r>
-        <w:rPr>
-          <w:lang w:val="en_US" w:bidi="en_US"/>
-        </w:rPr>
-        <w:t>Malachi 4:3 (#5)</w:t>
-      </w:r>
-      <w:r>
-        <w:rPr>
-          <w:lang w:val="en_US" w:bidi="en_US"/>
-        </w:rPr>
-      </w:r>
-    </w:p>
-    <w:p>
-      <w:pPr/>
-      <w:r>
-        <w:rPr>
-          <w:lang w:val="en_US" w:bidi="en_US"/>
-        </w:rPr>
-      </w:r>
-      <w:r>
-        <w:rPr>
-          <w:lang w:val="en_US" w:bidi="en_US"/>
-        </w:rPr>
-        <w:t>בַּ⁠יּוֹם֙ אֲשֶׁ֣ר אֲנִ֣י עֹשֶׂ֔ה</w:t>
-      </w:r>
-    </w:p>
-    <w:p>
-      <w:pPr/>
-      <w:r>
-        <w:rPr>
-          <w:lang w:val="en_US" w:bidi="en_US"/>
-        </w:rPr>
-      </w:r>
-      <w:r>
-        <w:rPr>
-          <w:b/>
-          <w:lang w:val="en_US" w:bidi="en_US"/>
-        </w:rPr>
-        <w:t>"on the day that I {am} preparing"</w:t>
-      </w:r>
-    </w:p>
-    <w:p>
-      <w:pPr/>
-      <w:r>
-        <w:rPr>
-          <w:lang w:val="en_US" w:bidi="en_US"/>
-        </w:rPr>
-      </w:r>
-      <w:r>
-        <w:rPr>
-          <w:lang w:val="en_US" w:bidi="en_US"/>
-        </w:rPr>
-        <w:t xml:space="preserve">See how you translated this expression in </w:t>
-      </w:r>
-      <w:hyperlink r:id="rId29">
-        <w:r>
-          <w:rPr>
-            <w:lang w:val="en_US" w:bidi="en_US"/>
-          </w:rPr>
-          <w:rPr>
-            <w:color w:val="0000EE"/>
-            <w:u w:val="single"/>
-          </w:rPr>
-          <w:t>3:17</w:t>
-        </w:r>
-      </w:hyperlink>
-      <w:r>
-        <w:rPr>
-          <w:lang w:val="en_US" w:bidi="en_US"/>
-        </w:rPr>
-        <w:t>. Alternate translation: [at the time when I act, as I am now preparing to do]</w:t>
-      </w:r>
-    </w:p>
-    <w:p>
-      <w:pPr/>
-      <w:r>
-        <w:rPr>
-          <w:lang w:val="en_US" w:bidi="en_US"/>
-        </w:rPr>
-      </w:r>
-      <w:r>
-        <w:rPr>
-          <w:lang w:val="en_US" w:bidi="en_US"/>
-        </w:rPr>
-        <w:t xml:space="preserve">See: </w:t>
-      </w:r>
-      <w:r>
-        <w:rPr>
-          <w:lang w:val="en_US" w:bidi="en_US"/>
-        </w:rPr>
-        <w:t>Metaphor</w:t>
-      </w:r>
-      <w:r>
-        <w:rPr>
-          <w:lang w:val="en_US" w:bidi="en_US"/>
-        </w:rPr>
-      </w:r>
-      <w:r>
-        <w:rPr>
-          <w:lang w:val="en_US" w:bidi="en_US"/>
-        </w:rPr>
-      </w:r>
-    </w:p>
-    <w:p>
-      <w:pPr/>
-      <w:r>
-        <w:rPr>
-          <w:lang w:val="en_US" w:bidi="en_US"/>
-        </w:rPr>
-      </w:r>
-    </w:p>
-    <w:p>
-      <w:pPr>
-        <w:pStyle w:val="Heading2"/>
-      </w:pPr>
-      <w:r>
-        <w:rPr>
-          <w:lang w:val="en_US" w:bidi="en_US"/>
-        </w:rPr>
-        <w:t>Malachi 4:4 (#1)</w:t>
-      </w:r>
-      <w:r>
-        <w:rPr>
-          <w:lang w:val="en_US" w:bidi="en_US"/>
-        </w:rPr>
-      </w:r>
-    </w:p>
-    <w:p>
-      <w:pPr/>
-      <w:r>
-        <w:rPr>
-          <w:lang w:val="en_US" w:bidi="en_US"/>
-        </w:rPr>
-      </w:r>
-      <w:r>
-        <w:rPr>
-          <w:lang w:val="en_US" w:bidi="en_US"/>
-        </w:rPr>
-        <w:t>זִכְר֕וּ</w:t>
-      </w:r>
-    </w:p>
-    <w:p>
-      <w:pPr/>
-      <w:r>
-        <w:rPr>
-          <w:lang w:val="en_US" w:bidi="en_US"/>
-        </w:rPr>
-      </w:r>
-      <w:r>
-        <w:rPr>
-          <w:b/>
-          <w:lang w:val="en_US" w:bidi="en_US"/>
-        </w:rPr>
-        <w:t>"Remember"</w:t>
-      </w:r>
-    </w:p>
-    <w:p>
-      <w:pPr/>
-      <w:r>
-        <w:rPr>
-          <w:lang w:val="en_US" w:bidi="en_US"/>
-        </w:rPr>
-      </w:r>
-      <w:r>
-        <w:rPr>
-          <w:lang w:val="en_US" w:bidi="en_US"/>
-        </w:rPr>
-        <w:t xml:space="preserve">Yahweh is using the word </w:t>
-      </w:r>
-      <w:r>
-        <w:rPr>
-          <w:b/>
-          <w:lang w:val="en_US" w:bidi="en_US"/>
-        </w:rPr>
-        <w:t>Remember</w:t>
-      </w:r>
-      <w:r>
-        <w:rPr>
-          <w:lang w:val="en_US" w:bidi="en_US"/>
-        </w:rPr>
-        <w:t xml:space="preserve"> to mean obey by association with the way people need to remember something in order to obey it. Alternate translation: [Obey]</w:t>
-      </w:r>
-    </w:p>
-    <w:p>
-      <w:pPr/>
-      <w:r>
-        <w:rPr>
-          <w:lang w:val="en_US" w:bidi="en_US"/>
-        </w:rPr>
-      </w:r>
-      <w:r>
-        <w:rPr>
-          <w:lang w:val="en_US" w:bidi="en_US"/>
-        </w:rPr>
-        <w:t xml:space="preserve">See: </w:t>
-      </w:r>
-      <w:r>
-        <w:rPr>
-          <w:lang w:val="en_US" w:bidi="en_US"/>
-        </w:rPr>
-        <w:t>Metonymy</w:t>
-      </w:r>
-      <w:r>
-        <w:rPr>
-          <w:lang w:val="en_US" w:bidi="en_US"/>
-        </w:rPr>
-      </w:r>
-      <w:r>
-        <w:rPr>
-          <w:lang w:val="en_US" w:bidi="en_US"/>
-        </w:rPr>
-      </w:r>
-    </w:p>
-    <w:p>
-      <w:pPr/>
-      <w:r>
-        <w:rPr>
-          <w:lang w:val="en_US" w:bidi="en_US"/>
-        </w:rPr>
-      </w:r>
-    </w:p>
-    <w:p>
-      <w:pPr>
-        <w:pStyle w:val="Heading2"/>
-      </w:pPr>
-      <w:r>
-        <w:rPr>
-          <w:lang w:val="en_US" w:bidi="en_US"/>
-        </w:rPr>
-        <w:t>Malachi 4:4 (#2)</w:t>
-      </w:r>
-      <w:r>
-        <w:rPr>
-          <w:lang w:val="en_US" w:bidi="en_US"/>
-        </w:rPr>
-      </w:r>
-    </w:p>
-    <w:p>
-      <w:pPr/>
-      <w:r>
-        <w:rPr>
-          <w:lang w:val="en_US" w:bidi="en_US"/>
-        </w:rPr>
-      </w:r>
-      <w:r>
-        <w:rPr>
-          <w:lang w:val="en_US" w:bidi="en_US"/>
-        </w:rPr>
-        <w:t>חֻקִּ֖ים וּ⁠מִשְׁפָּטִֽים</w:t>
-      </w:r>
-    </w:p>
-    <w:p>
-      <w:pPr/>
-      <w:r>
-        <w:rPr>
-          <w:lang w:val="en_US" w:bidi="en_US"/>
-        </w:rPr>
-      </w:r>
-      <w:r>
-        <w:rPr>
-          <w:b/>
-          <w:lang w:val="en_US" w:bidi="en_US"/>
-        </w:rPr>
-        <w:t>"the statutes and the judgments"</w:t>
-      </w:r>
-    </w:p>
-    <w:p>
-      <w:pPr/>
-      <w:r>
-        <w:rPr>
-          <w:lang w:val="en_US" w:bidi="en_US"/>
-        </w:rPr>
-      </w:r>
-      <w:r>
-        <w:rPr>
-          <w:lang w:val="en_US" w:bidi="en_US"/>
-        </w:rPr>
-        <w:t>Yahweh is speaking of two types of laws in order to include them and all other types of laws. If it would be helpful in your language, you could use an equivalent expression or plain language. Alternate translation: [including all of its laws]</w:t>
-      </w:r>
-    </w:p>
-    <w:p>
-      <w:pPr/>
-      <w:r>
-        <w:rPr>
-          <w:lang w:val="en_US" w:bidi="en_US"/>
-        </w:rPr>
-      </w:r>
-      <w:r>
-        <w:rPr>
-          <w:lang w:val="en_US" w:bidi="en_US"/>
-        </w:rPr>
-        <w:t xml:space="preserve">See: </w:t>
-      </w:r>
-      <w:r>
-        <w:rPr>
-          <w:lang w:val="en_US" w:bidi="en_US"/>
-        </w:rPr>
-        <w:t>Merism</w:t>
-      </w:r>
-      <w:r>
-        <w:rPr>
-          <w:lang w:val="en_US" w:bidi="en_US"/>
-        </w:rPr>
-      </w:r>
-      <w:r>
-        <w:rPr>
-          <w:lang w:val="en_US" w:bidi="en_US"/>
-        </w:rPr>
-      </w:r>
-    </w:p>
-    <w:p>
-      <w:pPr/>
-      <w:r>
-        <w:rPr>
-          <w:lang w:val="en_US" w:bidi="en_US"/>
-        </w:rPr>
-      </w:r>
-    </w:p>
-    <w:p>
-      <w:pPr>
-        <w:pStyle w:val="Heading2"/>
-      </w:pPr>
-      <w:r>
-        <w:rPr>
-          <w:lang w:val="en_US" w:bidi="en_US"/>
-        </w:rPr>
-        <w:t>Malachi 4:5 (#1)</w:t>
-      </w:r>
-      <w:r>
-        <w:rPr>
-          <w:lang w:val="en_US" w:bidi="en_US"/>
-        </w:rPr>
-      </w:r>
-    </w:p>
-    <w:p>
-      <w:pPr/>
-      <w:r>
-        <w:rPr>
-          <w:lang w:val="en_US" w:bidi="en_US"/>
-        </w:rPr>
-      </w:r>
-      <w:r>
-        <w:rPr>
-          <w:lang w:val="en_US" w:bidi="en_US"/>
-        </w:rPr>
-        <w:t>הִנֵּ֤ה</w:t>
-      </w:r>
-    </w:p>
-    <w:p>
-      <w:pPr/>
-      <w:r>
-        <w:rPr>
-          <w:lang w:val="en_US" w:bidi="en_US"/>
-        </w:rPr>
-      </w:r>
-      <w:r>
-        <w:rPr>
-          <w:b/>
-          <w:lang w:val="en_US" w:bidi="en_US"/>
-        </w:rPr>
-        <w:t>"Behold"</w:t>
-      </w:r>
-    </w:p>
-    <w:p>
-      <w:pPr/>
-      <w:r>
-        <w:rPr>
-          <w:lang w:val="en_US" w:bidi="en_US"/>
-        </w:rPr>
-      </w:r>
-      <w:r>
-        <w:rPr>
-          <w:lang w:val="en_US" w:bidi="en_US"/>
-        </w:rPr>
-        <w:t xml:space="preserve">See how you translated this expression in </w:t>
-      </w:r>
-      <w:hyperlink r:id="rId30">
-        <w:r>
-          <w:rPr>
-            <w:lang w:val="en_US" w:bidi="en_US"/>
-          </w:rPr>
-          <w:rPr>
-            <w:color w:val="0000EE"/>
-            <w:u w:val="single"/>
-          </w:rPr>
-          <w:t>4:1</w:t>
-        </w:r>
-      </w:hyperlink>
-      <w:r>
-        <w:rPr>
-          <w:lang w:val="en_US" w:bidi="en_US"/>
-        </w:rPr>
-        <w:t>. Alternate translation (ending with a period): [Pay attention to what I am about to say]</w:t>
-      </w:r>
-    </w:p>
-    <w:p>
-      <w:pPr/>
-      <w:r>
-        <w:rPr>
-          <w:lang w:val="en_US" w:bidi="en_US"/>
-        </w:rPr>
-      </w:r>
-      <w:r>
-        <w:rPr>
-          <w:lang w:val="en_US" w:bidi="en_US"/>
-        </w:rPr>
-        <w:t xml:space="preserve">See: </w:t>
-      </w:r>
-      <w:r>
-        <w:rPr>
-          <w:lang w:val="en_US" w:bidi="en_US"/>
-        </w:rPr>
-        <w:t>Metaphor</w:t>
-      </w:r>
-      <w:r>
-        <w:rPr>
-          <w:lang w:val="en_US" w:bidi="en_US"/>
-        </w:rPr>
-      </w:r>
-      <w:r>
-        <w:rPr>
-          <w:lang w:val="en_US" w:bidi="en_US"/>
-        </w:rPr>
-      </w:r>
-    </w:p>
-    <w:p>
-      <w:pPr/>
-      <w:r>
-        <w:rPr>
-          <w:lang w:val="en_US" w:bidi="en_US"/>
-        </w:rPr>
-      </w:r>
-    </w:p>
-    <w:p>
-      <w:pPr>
-        <w:pStyle w:val="Heading2"/>
-      </w:pPr>
-      <w:r>
-        <w:rPr>
-          <w:lang w:val="en_US" w:bidi="en_US"/>
-        </w:rPr>
-        <w:t>Malachi 4:5 (#2)</w:t>
-      </w:r>
-      <w:r>
-        <w:rPr>
-          <w:lang w:val="en_US" w:bidi="en_US"/>
-        </w:rPr>
-      </w:r>
-    </w:p>
-    <w:p>
-      <w:pPr/>
-      <w:r>
-        <w:rPr>
-          <w:lang w:val="en_US" w:bidi="en_US"/>
-        </w:rPr>
-      </w:r>
-      <w:r>
-        <w:rPr>
-          <w:lang w:val="en_US" w:bidi="en_US"/>
-        </w:rPr>
-        <w:t>לִ⁠פְנֵ֗י בּ֚וֹא</w:t>
-      </w:r>
-    </w:p>
-    <w:p>
-      <w:pPr/>
-      <w:r>
-        <w:rPr>
-          <w:lang w:val="en_US" w:bidi="en_US"/>
-        </w:rPr>
-      </w:r>
-      <w:r>
-        <w:rPr>
-          <w:b/>
-          <w:lang w:val="en_US" w:bidi="en_US"/>
-        </w:rPr>
-        <w:t>"to the face of the coming of"</w:t>
-      </w:r>
-    </w:p>
-    <w:p>
-      <w:pPr/>
-      <w:r>
-        <w:rPr>
-          <w:lang w:val="en_US" w:bidi="en_US"/>
-        </w:rPr>
-      </w:r>
-      <w:r>
-        <w:rPr>
-          <w:lang w:val="en_US" w:bidi="en_US"/>
-        </w:rPr>
-        <w:t xml:space="preserve">Malachi is using the phrase </w:t>
-      </w:r>
-      <w:r>
-        <w:rPr>
-          <w:b/>
-          <w:lang w:val="en_US" w:bidi="en_US"/>
-        </w:rPr>
-        <w:t>to the face</w:t>
-      </w:r>
-      <w:r>
-        <w:rPr>
-          <w:lang w:val="en_US" w:bidi="en_US"/>
-        </w:rPr>
-        <w:t xml:space="preserve"> to represent what is in front of someone or something. Here, the thing is a </w:t>
-      </w:r>
-      <w:r>
-        <w:rPr>
-          <w:b/>
-          <w:lang w:val="en_US" w:bidi="en_US"/>
-        </w:rPr>
-        <w:t>day</w:t>
-      </w:r>
-      <w:r>
-        <w:rPr>
-          <w:lang w:val="en_US" w:bidi="en_US"/>
-        </w:rPr>
-        <w:t xml:space="preserve"> that is described as though it were a person who is </w:t>
-      </w:r>
-      <w:r>
-        <w:rPr>
-          <w:b/>
-          <w:lang w:val="en_US" w:bidi="en_US"/>
-        </w:rPr>
-        <w:t>coming</w:t>
-      </w:r>
-      <w:r>
-        <w:rPr>
-          <w:lang w:val="en_US" w:bidi="en_US"/>
-        </w:rPr>
-        <w:t xml:space="preserve">, so what is in front of the day is there before the day arrives. Therefore, </w:t>
-      </w:r>
-      <w:r>
-        <w:rPr>
-          <w:b/>
-          <w:lang w:val="en_US" w:bidi="en_US"/>
-        </w:rPr>
-        <w:t>to the face of the coming of</w:t>
-      </w:r>
-      <w:r>
-        <w:rPr>
-          <w:lang w:val="en_US" w:bidi="en_US"/>
-        </w:rPr>
-        <w:t xml:space="preserve"> means “before the coming of” the day. If it would be helpful in your language, you could use an equivalent expression from your language or state the meaning plainly. Alternate translation: [before the coming of]</w:t>
-      </w:r>
-    </w:p>
-    <w:p>
-      <w:pPr/>
-      <w:r>
-        <w:rPr>
-          <w:lang w:val="en_US" w:bidi="en_US"/>
-        </w:rPr>
-      </w:r>
-      <w:r>
-        <w:rPr>
-          <w:lang w:val="en_US" w:bidi="en_US"/>
-        </w:rPr>
-        <w:t xml:space="preserve">See: </w:t>
-      </w:r>
-      <w:r>
-        <w:rPr>
-          <w:lang w:val="en_US" w:bidi="en_US"/>
-        </w:rPr>
-        <w:t>Metonymy</w:t>
-      </w:r>
-      <w:r>
-        <w:rPr>
-          <w:lang w:val="en_US" w:bidi="en_US"/>
-        </w:rPr>
-      </w:r>
-      <w:r>
-        <w:rPr>
-          <w:lang w:val="en_US" w:bidi="en_US"/>
-        </w:rPr>
-      </w:r>
-    </w:p>
-    <w:p>
-      <w:pPr/>
-      <w:r>
-        <w:rPr>
-          <w:lang w:val="en_US" w:bidi="en_US"/>
-        </w:rPr>
-      </w:r>
-    </w:p>
-    <w:p>
-      <w:pPr>
-        <w:pStyle w:val="Heading2"/>
-      </w:pPr>
-      <w:r>
-        <w:rPr>
-          <w:lang w:val="en_US" w:bidi="en_US"/>
-        </w:rPr>
-        <w:t>Malachi 4:5 (#3)</w:t>
-      </w:r>
-      <w:r>
-        <w:rPr>
-          <w:lang w:val="en_US" w:bidi="en_US"/>
-        </w:rPr>
-      </w:r>
-    </w:p>
-    <w:p>
-      <w:pPr/>
-      <w:r>
-        <w:rPr>
-          <w:lang w:val="en_US" w:bidi="en_US"/>
-        </w:rPr>
-      </w:r>
-      <w:r>
-        <w:rPr>
-          <w:lang w:val="en_US" w:bidi="en_US"/>
-        </w:rPr>
-        <w:t>י֣וֹם יְהוָ֔ה הַ⁠גָּד֖וֹל וְ⁠הַ⁠נּוֹרָֽא</w:t>
-      </w:r>
-    </w:p>
-    <w:p>
-      <w:pPr/>
-      <w:r>
-        <w:rPr>
-          <w:lang w:val="en_US" w:bidi="en_US"/>
-        </w:rPr>
-      </w:r>
-      <w:r>
-        <w:rPr>
-          <w:b/>
-          <w:lang w:val="en_US" w:bidi="en_US"/>
-        </w:rPr>
-        <w:t>"the great and fearsome day of Yahweh"</w:t>
-      </w:r>
-    </w:p>
-    <w:p>
-      <w:pPr/>
-      <w:r>
-        <w:rPr>
-          <w:lang w:val="en_US" w:bidi="en_US"/>
-        </w:rPr>
-      </w:r>
-      <w:r>
-        <w:rPr>
-          <w:lang w:val="en_US" w:bidi="en_US"/>
-        </w:rPr>
-        <w:t>Yahweh is speaking about himself in the third person. If it would be helpful in your language, you could translate this in the first person. Alternate translation: [my great and fearsome day]</w:t>
-      </w:r>
-    </w:p>
-    <w:p>
-      <w:pPr/>
-      <w:r>
-        <w:rPr>
-          <w:lang w:val="en_US" w:bidi="en_US"/>
-        </w:rPr>
-      </w:r>
-      <w:r>
-        <w:rPr>
-          <w:lang w:val="en_US" w:bidi="en_US"/>
-        </w:rPr>
-        <w:t xml:space="preserve">See: </w:t>
-      </w:r>
-      <w:r>
-        <w:rPr>
-          <w:lang w:val="en_US" w:bidi="en_US"/>
-        </w:rPr>
-        <w:t>First, Second or Third Person</w:t>
-      </w:r>
-      <w:r>
-        <w:rPr>
-          <w:lang w:val="en_US" w:bidi="en_US"/>
-        </w:rPr>
-      </w:r>
-      <w:r>
-        <w:rPr>
-          <w:lang w:val="en_US" w:bidi="en_US"/>
-        </w:rPr>
-      </w:r>
-    </w:p>
-    <w:p>
-      <w:pPr/>
-      <w:r>
-        <w:rPr>
-          <w:lang w:val="en_US" w:bidi="en_US"/>
-        </w:rPr>
-      </w:r>
-    </w:p>
-    <w:p>
-      <w:pPr>
-        <w:pStyle w:val="Heading2"/>
-      </w:pPr>
-      <w:r>
-        <w:rPr>
-          <w:lang w:val="en_US" w:bidi="en_US"/>
-        </w:rPr>
-        <w:t>Malachi 4:6 (#1)</w:t>
-      </w:r>
-      <w:r>
-        <w:rPr>
-          <w:lang w:val="en_US" w:bidi="en_US"/>
-        </w:rPr>
-      </w:r>
-    </w:p>
-    <w:p>
-      <w:pPr/>
-      <w:r>
-        <w:rPr>
-          <w:lang w:val="en_US" w:bidi="en_US"/>
-        </w:rPr>
-      </w:r>
-      <w:r>
-        <w:rPr>
-          <w:lang w:val="en_US" w:bidi="en_US"/>
-        </w:rPr>
-        <w:t>וְ⁠הֵשִׁ֤יב לֵב־אָבוֹת֙ עַל־בָּנִ֔ים וְ⁠לֵ֥ב בָּנִ֖ים עַל־אֲבוֹתָ֑⁠ם</w:t>
-      </w:r>
-    </w:p>
-    <w:p>
-      <w:pPr/>
-      <w:r>
-        <w:rPr>
-          <w:lang w:val="en_US" w:bidi="en_US"/>
-        </w:rPr>
-      </w:r>
-      <w:r>
-        <w:rPr>
-          <w:b/>
-          <w:lang w:val="en_US" w:bidi="en_US"/>
-        </w:rPr>
-        <w:t>"And he will turn the heart of the fathers to the sons, and the heart of the sons to their fathers"</w:t>
-      </w:r>
-    </w:p>
-    <w:p>
-      <w:pPr/>
-      <w:r>
-        <w:rPr>
-          <w:lang w:val="en_US" w:bidi="en_US"/>
-        </w:rPr>
-      </w:r>
-      <w:r>
-        <w:rPr>
-          <w:lang w:val="en_US" w:bidi="en_US"/>
-        </w:rPr>
-        <w:t xml:space="preserve">Here the masculine terms </w:t>
-      </w:r>
-      <w:r>
-        <w:rPr>
-          <w:b/>
-          <w:lang w:val="en_US" w:bidi="en_US"/>
-        </w:rPr>
-        <w:t>fathers</w:t>
-      </w:r>
-      <w:r>
-        <w:rPr>
-          <w:lang w:val="en_US" w:bidi="en_US"/>
-        </w:rPr>
-        <w:t xml:space="preserve"> and </w:t>
-      </w:r>
-      <w:r>
-        <w:rPr>
-          <w:b/>
-          <w:lang w:val="en_US" w:bidi="en_US"/>
-        </w:rPr>
-        <w:t>sons</w:t>
-      </w:r>
-      <w:r>
-        <w:rPr>
-          <w:lang w:val="en_US" w:bidi="en_US"/>
-        </w:rPr>
-        <w:t xml:space="preserve"> have a generic sense that includes both men and women. If it would be helpful to your readers, you could use language in your translation that is clearly inclusive of both men and women. Alternate translation: [And he will turn the heart of parents to their children and the heart of children to their parents]</w:t>
-      </w:r>
-    </w:p>
-    <w:p>
-      <w:pPr/>
-      <w:r>
-        <w:rPr>
-          <w:lang w:val="en_US" w:bidi="en_US"/>
-        </w:rPr>
-      </w:r>
-      <w:r>
-        <w:rPr>
-          <w:lang w:val="en_US" w:bidi="en_US"/>
-        </w:rPr>
-        <w:t xml:space="preserve">See: </w:t>
-      </w:r>
-      <w:r>
-        <w:rPr>
-          <w:lang w:val="en_US" w:bidi="en_US"/>
-        </w:rPr>
-        <w:t>When Masculine Words Include Women</w:t>
-      </w:r>
-      <w:r>
-        <w:rPr>
-          <w:lang w:val="en_US" w:bidi="en_US"/>
-        </w:rPr>
-      </w:r>
-      <w:r>
-        <w:rPr>
-          <w:lang w:val="en_US" w:bidi="en_US"/>
-        </w:rPr>
-      </w:r>
-    </w:p>
-    <w:p>
-      <w:pPr/>
-      <w:r>
-        <w:rPr>
-          <w:lang w:val="en_US" w:bidi="en_US"/>
-        </w:rPr>
-      </w:r>
-    </w:p>
-    <w:p>
-      <w:pPr>
-        <w:pStyle w:val="Heading2"/>
-      </w:pPr>
-      <w:r>
-        <w:rPr>
-          <w:lang w:val="en_US" w:bidi="en_US"/>
-        </w:rPr>
-        <w:t>Malachi 4:6 (#2)</w:t>
-      </w:r>
-      <w:r>
-        <w:rPr>
-          <w:lang w:val="en_US" w:bidi="en_US"/>
-        </w:rPr>
-      </w:r>
-    </w:p>
-    <w:p>
-      <w:pPr/>
-      <w:r>
-        <w:rPr>
-          <w:lang w:val="en_US" w:bidi="en_US"/>
-        </w:rPr>
-      </w:r>
-      <w:r>
-        <w:rPr>
-          <w:lang w:val="en_US" w:bidi="en_US"/>
-        </w:rPr>
-        <w:t>וְ⁠הֵשִׁ֤יב לֵב־אָבוֹת֙ עַל־בָּנִ֔ים וְ⁠לֵ֥ב בָּנִ֖ים עַל־אֲבוֹתָ֑⁠ם</w:t>
-      </w:r>
-    </w:p>
-    <w:p>
-      <w:pPr/>
-      <w:r>
-        <w:rPr>
-          <w:lang w:val="en_US" w:bidi="en_US"/>
-        </w:rPr>
-      </w:r>
-      <w:r>
-        <w:rPr>
-          <w:b/>
-          <w:lang w:val="en_US" w:bidi="en_US"/>
-        </w:rPr>
-        <w:t>"And he will turn the heart of the fathers to the sons, and the heart of the sons to their fathers"</w:t>
-      </w:r>
-    </w:p>
-    <w:p>
-      <w:pPr/>
-      <w:r>
-        <w:rPr>
-          <w:lang w:val="en_US" w:bidi="en_US"/>
-        </w:rPr>
-      </w:r>
-      <w:r>
-        <w:rPr>
-          <w:lang w:val="en_US" w:bidi="en_US"/>
-        </w:rPr>
-        <w:t>This is an expression that people of this culture would commonly use to mean “to reconcile people to one another.” If it would be helpful in your language, you could state the meaning plainly. Alternate translation: [And he will reconcile fathers to their sons]</w:t>
-      </w:r>
-    </w:p>
-    <w:p>
-      <w:pPr/>
-      <w:r>
-        <w:rPr>
-          <w:lang w:val="en_US" w:bidi="en_US"/>
-        </w:rPr>
-      </w:r>
-      <w:r>
-        <w:rPr>
-          <w:lang w:val="en_US" w:bidi="en_US"/>
-        </w:rPr>
-        <w:t xml:space="preserve">See: </w:t>
-      </w:r>
-      <w:r>
-        <w:rPr>
-          <w:lang w:val="en_US" w:bidi="en_US"/>
-        </w:rPr>
-        <w:t>Idiom</w:t>
-      </w:r>
-      <w:r>
-        <w:rPr>
-          <w:lang w:val="en_US" w:bidi="en_US"/>
-        </w:rPr>
-      </w:r>
-      <w:r>
-        <w:rPr>
-          <w:lang w:val="en_US" w:bidi="en_US"/>
-        </w:rPr>
-      </w:r>
-    </w:p>
-    <w:p>
-      <w:pPr/>
-      <w:r>
-        <w:rPr>
-          <w:lang w:val="en_US" w:bidi="en_US"/>
-        </w:rPr>
-      </w:r>
-    </w:p>
-    <w:p>
-      <w:pPr>
-        <w:pStyle w:val="Heading2"/>
-      </w:pPr>
-      <w:r>
-        <w:rPr>
-          <w:lang w:val="en_US" w:bidi="en_US"/>
-        </w:rPr>
-        <w:t>Malachi 4:6 (#3)</w:t>
-      </w:r>
-      <w:r>
-        <w:rPr>
-          <w:lang w:val="en_US" w:bidi="en_US"/>
-        </w:rPr>
-      </w:r>
-    </w:p>
-    <w:p>
-      <w:pPr/>
-      <w:r>
-        <w:rPr>
-          <w:lang w:val="en_US" w:bidi="en_US"/>
-        </w:rPr>
-      </w:r>
-      <w:r>
-        <w:rPr>
-          <w:lang w:val="en_US" w:bidi="en_US"/>
-        </w:rPr>
-        <w:t>וְ⁠לֵ֥ב בָּנִ֖ים עַל־אֲבוֹתָ֑⁠ם</w:t>
-      </w:r>
-    </w:p>
-    <w:p>
-      <w:pPr/>
-      <w:r>
-        <w:rPr>
-          <w:lang w:val="en_US" w:bidi="en_US"/>
-        </w:rPr>
-      </w:r>
-      <w:r>
-        <w:rPr>
-          <w:b/>
-          <w:lang w:val="en_US" w:bidi="en_US"/>
-        </w:rPr>
-        <w:t>"and the heart of the sons to their fathers"</w:t>
-      </w:r>
-    </w:p>
-    <w:p>
-      <w:pPr/>
-      <w:r>
-        <w:rPr>
-          <w:lang w:val="en_US" w:bidi="en_US"/>
-        </w:rPr>
-      </w:r>
-      <w:r>
-        <w:rPr>
-          <w:lang w:val="en_US" w:bidi="en_US"/>
-        </w:rPr>
-        <w:t>Yahweh is leaving out some of the words that in many languages a sentence would need in order to be complete. You can supply these words from the context if that would be clearer in your language. Alternate translation: [and he will turn the heart of the sons to their fathers]</w:t>
-      </w:r>
-    </w:p>
-    <w:p>
-      <w:pPr/>
-      <w:r>
-        <w:rPr>
-          <w:lang w:val="en_US" w:bidi="en_US"/>
-        </w:rPr>
-      </w:r>
-      <w:r>
-        <w:rPr>
-          <w:lang w:val="en_US" w:bidi="en_US"/>
-        </w:rPr>
-        <w:t xml:space="preserve">See: </w:t>
-      </w:r>
-      <w:r>
-        <w:rPr>
-          <w:lang w:val="en_US" w:bidi="en_US"/>
-        </w:rPr>
-        <w:t>Ellipsis</w:t>
-      </w:r>
-      <w:r>
-        <w:rPr>
-          <w:lang w:val="en_US" w:bidi="en_US"/>
-        </w:rPr>
-      </w:r>
-      <w:r>
-        <w:rPr>
-          <w:lang w:val="en_US" w:bidi="en_US"/>
-        </w:rPr>
-      </w:r>
-    </w:p>
-    <w:p>
-      <w:pPr/>
-      <w:r>
-        <w:rPr>
-          <w:lang w:val="en_US" w:bidi="en_US"/>
-        </w:rPr>
-      </w:r>
-    </w:p>
-    <w:p>
-      <w:pPr>
-        <w:pStyle w:val="Heading2"/>
-      </w:pPr>
-      <w:r>
-        <w:rPr>
-          <w:lang w:val="en_US" w:bidi="en_US"/>
-        </w:rPr>
-        <w:t>Malachi 4:6 (#4)</w:t>
-      </w:r>
-      <w:r>
-        <w:rPr>
-          <w:lang w:val="en_US" w:bidi="en_US"/>
-        </w:rPr>
-      </w:r>
-    </w:p>
-    <w:p>
-      <w:pPr/>
-      <w:r>
-        <w:rPr>
-          <w:lang w:val="en_US" w:bidi="en_US"/>
-        </w:rPr>
-      </w:r>
-      <w:r>
-        <w:rPr>
-          <w:lang w:val="en_US" w:bidi="en_US"/>
-        </w:rPr>
-        <w:t>לֵב &amp; וְ⁠לֵ֥ב</w:t>
-      </w:r>
-    </w:p>
-    <w:p>
-      <w:pPr/>
-      <w:r>
-        <w:rPr>
-          <w:lang w:val="en_US" w:bidi="en_US"/>
-        </w:rPr>
-      </w:r>
-      <w:r>
-        <w:rPr>
-          <w:b/>
-          <w:lang w:val="en_US" w:bidi="en_US"/>
-        </w:rPr>
-        <w:t>"the heart of"</w:t>
-      </w:r>
-      <w:r>
-        <w:rPr>
-          <w:lang w:val="en_US" w:bidi="en_US"/>
-        </w:rPr>
-        <w:t xml:space="preserve"> - </w:t>
-      </w:r>
-      <w:r>
-        <w:rPr>
-          <w:b/>
-          <w:lang w:val="en_US" w:bidi="en_US"/>
-        </w:rPr>
-        <w:t>"and the heart of"</w:t>
-      </w:r>
-    </w:p>
-    <w:p>
-      <w:pPr/>
-      <w:r>
-        <w:rPr>
-          <w:lang w:val="en_US" w:bidi="en_US"/>
-        </w:rPr>
-      </w:r>
-      <w:r>
-        <w:rPr>
-          <w:lang w:val="en_US" w:bidi="en_US"/>
-        </w:rPr>
-        <w:t xml:space="preserve">Since Yahweh is referring to a group of people, it might be more natural in your language to use the plural form of </w:t>
-      </w:r>
-      <w:r>
-        <w:rPr>
-          <w:b/>
-          <w:lang w:val="en_US" w:bidi="en_US"/>
-        </w:rPr>
-        <w:t>heart</w:t>
-      </w:r>
-      <w:r>
-        <w:rPr>
-          <w:lang w:val="en_US" w:bidi="en_US"/>
-        </w:rPr>
-        <w:t>. Alternate translation: [the hearts of … and the hearts of]</w:t>
-      </w:r>
-    </w:p>
-    <w:p>
-      <w:pPr/>
-      <w:r>
-        <w:rPr>
-          <w:lang w:val="en_US" w:bidi="en_US"/>
-        </w:rPr>
-      </w:r>
-      <w:r>
-        <w:rPr>
-          <w:lang w:val="en_US" w:bidi="en_US"/>
-        </w:rPr>
-        <w:t xml:space="preserve">See: </w:t>
-      </w:r>
-      <w:r>
-        <w:rPr>
-          <w:lang w:val="en_US" w:bidi="en_US"/>
-        </w:rPr>
-        <w:t>Collective Nouns</w:t>
       </w:r>
       <w:r>
         <w:rPr>

--- a/eng/docx/39.content.docx
+++ b/eng/docx/39.content.docx
@@ -19,7 +19,7 @@
         <w:rPr>
           <w:lang w:val="en_US" w:bidi="en_US"/>
         </w:rPr>
-        <w:t>Resource: Translation Notes (unfoldingWord)</w:t>
+        <w:t>Resource: unfoldingWord® Translation Notes</w:t>
       </w:r>
       <w:r>
         <w:rPr>
@@ -90,7 +90,7 @@
         <w:rPr>
           <w:lang w:val="en_US" w:bidi="en_US"/>
         </w:rPr>
-        <w:t>Translation Notes (unfoldingWord)</w:t>
+        <w:t>unfoldingWord® Translation Notes</w:t>
       </w:r>
     </w:p>
     <w:p>

--- a/eng/docx/39.content.docx
+++ b/eng/docx/39.content.docx
@@ -525,7 +525,7 @@
         <w:rPr>
           <w:lang w:val="en_US" w:bidi="en_US"/>
         </w:rPr>
-        <w:t>מַשָּׂ֥א דְבַר־יְהוָ֖ה</w:t>
+        <w:t>מַשָּׂ֥א דְבַר־יְהוָ֖ה</w:t>
       </w:r>
     </w:p>
     <w:p>
@@ -758,7 +758,7 @@
         <w:rPr>
           <w:lang w:val="en_US" w:bidi="en_US"/>
         </w:rPr>
-        <w:t>אֶל־יִשְׂרָאֵ֑ל</w:t>
+        <w:t>אֶל־יִשְׂרָאֵ֑ל</w:t>
       </w:r>
     </w:p>
     <w:p>
@@ -868,7 +868,7 @@
         <w:rPr>
           <w:lang w:val="en_US" w:bidi="en_US"/>
         </w:rPr>
-        <w:t>בְּ⁠יַ֖ד</w:t>
+        <w:t>בְּ⁠יַ֖ד</w:t>
       </w:r>
     </w:p>
     <w:p>
@@ -1088,7 +1088,7 @@
         <w:rPr>
           <w:lang w:val="en_US" w:bidi="en_US"/>
         </w:rPr>
-        <w:t>אָהַ֤בְתִּי אֶתְ⁠כֶם֙ אָמַ֣ר יְהוָ֔ה</w:t>
+        <w:t>אָהַ֤בְתִּי אֶתְ⁠כֶם֙ אָמַ֣ר יְהוָ֔ה</w:t>
       </w:r>
     </w:p>
     <w:p>
@@ -1295,7 +1295,7 @@
         <w:rPr>
           <w:lang w:val="en_US" w:bidi="en_US"/>
         </w:rPr>
-        <w:t>וַ⁠אֲמַרְתֶּ֖ם</w:t>
+        <w:t>וַ⁠אֲמַרְתֶּ֖ם</w:t>
       </w:r>
     </w:p>
     <w:p>
@@ -1392,7 +1392,7 @@
         <w:rPr>
           <w:lang w:val="en_US" w:bidi="en_US"/>
         </w:rPr>
-        <w:t>הֲ⁠לוֹא־אָ֨ח עֵשָׂ֤ו לְ⁠יַֽעֲקֹב֙ נְאֻם־יְהוָ֔ה וָ⁠אֹהַ֖ב אֶֽת־יַעֲקֹֽב</w:t>
+        <w:t>הֲ⁠לוֹא־אָ֨ח עֵשָׂ֤ו לְ⁠יַֽעֲקֹב֙ נְאֻם־יְהוָ֔ה וָ⁠אֹהַ֖ב אֶֽת־יַעֲקֹֽב</w:t>
       </w:r>
     </w:p>
     <w:p>
@@ -1502,7 +1502,7 @@
         <w:rPr>
           <w:lang w:val="en_US" w:bidi="en_US"/>
         </w:rPr>
-        <w:t>הֲ⁠לוֹא־אָ֨ח עֵשָׂ֤ו לְ⁠יַֽעֲקֹב֙</w:t>
+        <w:t>הֲ⁠לוֹא־אָ֨ח עֵשָׂ֤ו לְ⁠יַֽעֲקֹב֙</w:t>
       </w:r>
     </w:p>
     <w:p>
@@ -1599,7 +1599,7 @@
         <w:rPr>
           <w:lang w:val="en_US" w:bidi="en_US"/>
         </w:rPr>
-        <w:t>הֲ⁠לוֹא־אָ֨ח עֵשָׂ֤ו לְ⁠יַֽעֲקֹב֙</w:t>
+        <w:t>הֲ⁠לוֹא־אָ֨ח עֵשָׂ֤ו לְ⁠יַֽעֲקֹב֙</w:t>
       </w:r>
     </w:p>
     <w:p>
@@ -1929,7 +1929,7 @@
         <w:rPr>
           <w:lang w:val="en_US" w:bidi="en_US"/>
         </w:rPr>
-        <w:t>וָ⁠אֹהַ֖ב אֶֽת־יַעֲקֹֽב׃ וְ⁠אֶת־עֵשָׂ֖ו שָׂנֵ֑אתִי</w:t>
+        <w:t>וָ⁠אֹהַ֖ב אֶֽת־יַעֲקֹֽב׃ וְ⁠אֶת־עֵשָׂ֖ו שָׂנֵ֑אתִי</w:t>
       </w:r>
     </w:p>
     <w:p>
@@ -2078,7 +2078,7 @@
         <w:rPr>
           <w:lang w:val="en_US" w:bidi="en_US"/>
         </w:rPr>
-        <w:t>וְ⁠אֶת־עֵשָׂ֖ו שָׂנֵ֑אתִי</w:t>
+        <w:t>וְ⁠אֶת־עֵשָׂ֖ו שָׂנֵ֑אתִי</w:t>
       </w:r>
     </w:p>
     <w:p>
@@ -2188,7 +2188,7 @@
         <w:rPr>
           <w:lang w:val="en_US" w:bidi="en_US"/>
         </w:rPr>
-        <w:t>שְׁמָמָ֔ה</w:t>
+        <w:t>שְׁמָמָ֔ה</w:t>
       </w:r>
     </w:p>
     <w:p>
@@ -2408,7 +2408,7 @@
         <w:rPr>
           <w:lang w:val="en_US" w:bidi="en_US"/>
         </w:rPr>
-        <w:t>כִּֽי־תֹאמַ֨ר אֱד֜וֹם</w:t>
+        <w:t>כִּֽי־תֹאמַ֨ר אֱד֜וֹם</w:t>
       </w:r>
     </w:p>
     <w:p>
@@ -2531,7 +2531,7 @@
         <w:rPr>
           <w:lang w:val="en_US" w:bidi="en_US"/>
         </w:rPr>
-        <w:t>רֻשַּׁ֗שְׁנוּ</w:t>
+        <w:t>רֻשַּׁ֗שְׁנוּ</w:t>
       </w:r>
     </w:p>
     <w:p>
@@ -2628,7 +2628,7 @@
         <w:rPr>
           <w:lang w:val="en_US" w:bidi="en_US"/>
         </w:rPr>
-        <w:t>וְ⁠קָרְא֤וּ לָ⁠הֶם֙ גְּב֣וּל רִשְׁעָ֔ה וְ⁠הָ⁠עָ֛ם אֲשֶׁר־זָעַ֥ם יְהוָ֖ה עַד־עוֹלָֽם</w:t>
+        <w:t>וְ⁠קָרְא֤וּ לָ⁠הֶם֙ גְּב֣וּל רִשְׁעָ֔ה וְ⁠הָ⁠עָ֛ם אֲשֶׁר־זָעַ֥ם יְהוָ֖ה עַד־עוֹלָֽם</w:t>
       </w:r>
     </w:p>
     <w:p>
@@ -2835,7 +2835,7 @@
         <w:rPr>
           <w:lang w:val="en_US" w:bidi="en_US"/>
         </w:rPr>
-        <w:t>גְּב֣וּל רִשְׁעָ֔ה</w:t>
+        <w:t>גְּב֣וּל רִשְׁעָ֔ה</w:t>
       </w:r>
     </w:p>
     <w:p>
@@ -2945,7 +2945,7 @@
         <w:rPr>
           <w:lang w:val="en_US" w:bidi="en_US"/>
         </w:rPr>
-        <w:t>וְ⁠עֵינֵי⁠כֶ֖ם תִּרְאֶ֑ינָה וְ⁠אַתֶּ֤ם תֹּֽאמְרוּ֙ יִגְדַּ֣ל יְהוָ֔ה מֵ⁠עַ֖ל לִ⁠גְב֥וּל יִשְׂרָאֵֽל</w:t>
+        <w:t>וְ⁠עֵינֵי⁠כֶ֖ם תִּרְאֶ֑ינָה וְ⁠אַתֶּ֤ם תֹּֽאמְרוּ֙ יִגְדַּ֣ל יְהוָ֔ה מֵ⁠עַ֖ל לִ⁠גְב֥וּל יִשְׂרָאֵֽל</w:t>
       </w:r>
     </w:p>
     <w:p>
@@ -3042,7 +3042,7 @@
         <w:rPr>
           <w:lang w:val="en_US" w:bidi="en_US"/>
         </w:rPr>
-        <w:t>וְ⁠עֵינֵי⁠כֶ֖ם תִּרְאֶ֑ינָה</w:t>
+        <w:t>וְ⁠עֵינֵי⁠כֶ֖ם תִּרְאֶ֑ינָה</w:t>
       </w:r>
     </w:p>
     <w:p>
@@ -3152,7 +3152,7 @@
         <w:rPr>
           <w:lang w:val="en_US" w:bidi="en_US"/>
         </w:rPr>
-        <w:t>וְ⁠עֵינֵי⁠כֶ֖ם תִּרְאֶ֑ינָה וְ⁠אַתֶּ֤ם תֹּֽאמְרוּ֙ יִגְדַּ֣ל יְהוָ֔ה מֵ⁠עַ֖ל לִ⁠גְב֥וּל יִשְׂרָאֵֽל</w:t>
+        <w:t>וְ⁠עֵינֵי⁠כֶ֖ם תִּרְאֶ֑ינָה וְ⁠אַתֶּ֤ם תֹּֽאמְרוּ֙ יִגְדַּ֣ל יְהוָ֔ה מֵ⁠עַ֖ל לִ⁠גְב֥וּל יִשְׂרָאֵֽל</w:t>
       </w:r>
     </w:p>
     <w:p>
@@ -3249,7 +3249,7 @@
         <w:rPr>
           <w:lang w:val="en_US" w:bidi="en_US"/>
         </w:rPr>
-        <w:t>וְ⁠אִם־אָ֣ב אָ֣נִי אַיֵּ֣ה כְבוֹדִ֡⁠י וְ⁠אִם־אֲדוֹנִ֣ים אָנִי֩ אַיֵּ֨ה מוֹרָאִ֜⁠י</w:t>
+        <w:t>וְ⁠אִם־אָ֣ב אָ֣נִי אַיֵּ֣ה כְבוֹדִ֡⁠י וְ⁠אִם־אֲדוֹנִ֣ים אָנִי֩ אַיֵּ֨ה מוֹרָאִ֜⁠י</w:t>
       </w:r>
     </w:p>
     <w:p>
@@ -3346,7 +3346,7 @@
         <w:rPr>
           <w:lang w:val="en_US" w:bidi="en_US"/>
         </w:rPr>
-        <w:t>שְׁמִ֔⁠י &amp; אֶת־שְׁמֶֽ⁠ךָ</w:t>
+        <w:t>שְׁמִ֔⁠י &amp; אֶת־שְׁמֶֽ⁠ךָ</w:t>
       </w:r>
     </w:p>
     <w:p>
@@ -3566,7 +3566,7 @@
         <w:rPr>
           <w:lang w:val="en_US" w:bidi="en_US"/>
         </w:rPr>
-        <w:t>וַ⁠אֲמַרְתֶּ֖ם בַּ⁠מֶּ֣ה גֵֽאַלְנ֑וּ⁠ךָ בֶּ⁠אֱמָרְ⁠כֶ֕ם שֻׁלְחַ֥ן יְהוָ֖ה נִבְזֶ֥ה הֽוּא</w:t>
+        <w:t>וַ⁠אֲמַרְתֶּ֖ם בַּ⁠מֶּ֣ה גֵֽאַלְנ֑וּ⁠ךָ בֶּ⁠אֱמָרְ⁠כֶ֕ם שֻׁלְחַ֥ן יְהוָ֖ה נִבְזֶ֥ה הֽוּא</w:t>
       </w:r>
     </w:p>
     <w:p>
@@ -3663,7 +3663,7 @@
         <w:rPr>
           <w:lang w:val="en_US" w:bidi="en_US"/>
         </w:rPr>
-        <w:t>שֻׁלְחַ֥ן יְהוָ֖ה נִבְזֶ֥ה הֽוּא</w:t>
+        <w:t>שֻׁלְחַ֥ן יְהוָ֖ה נִבְזֶ֥ה הֽוּא</w:t>
       </w:r>
     </w:p>
     <w:p>
@@ -3760,7 +3760,7 @@
         <w:rPr>
           <w:lang w:val="en_US" w:bidi="en_US"/>
         </w:rPr>
-        <w:t>שֻׁלְחַ֥ן יְהוָ֖ה</w:t>
+        <w:t>שֻׁלְחַ֥ן יְהוָ֖ה</w:t>
       </w:r>
     </w:p>
     <w:p>
@@ -3870,7 +3870,7 @@
         <w:rPr>
           <w:lang w:val="en_US" w:bidi="en_US"/>
         </w:rPr>
-        <w:t>וְ⁠כִֽי־תַגִּשׁ֨וּ⁠ן עִוֵּ֤ר לִ⁠זְבֹּ֨חַ֙ אֵ֣ין רָ֔ע וְ⁠כִ֥י תַגִּ֛ישׁוּ פִּסֵּ֥חַ וְ⁠חֹלֶ֖ה אֵ֣ין רָ֑ע</w:t>
+        <w:t>וְ⁠כִֽי־תַגִּשׁ֨וּ⁠ן עִוֵּ֤ר לִ⁠זְבֹּ֨חַ֙ אֵ֣ין רָ֔ע וְ⁠כִ֥י תַגִּ֛ישׁוּ פִּסֵּ֥חַ וְ⁠חֹלֶ֖ה אֵ֣ין רָ֑ע</w:t>
       </w:r>
     </w:p>
     <w:p>
@@ -3967,7 +3967,7 @@
         <w:rPr>
           <w:lang w:val="en_US" w:bidi="en_US"/>
         </w:rPr>
-        <w:t>עִוֵּ֤ר &amp; פִּסֵּ֥חַ וְ⁠חֹלֶ֖ה</w:t>
+        <w:t>עִוֵּ֤ר &amp; פִּסֵּ֥חַ וְ⁠חֹלֶ֖ה</w:t>
       </w:r>
     </w:p>
     <w:p>
@@ -4187,7 +4187,7 @@
         <w:rPr>
           <w:lang w:val="en_US" w:bidi="en_US"/>
         </w:rPr>
-        <w:t>לְ⁠פֶחָתֶ֗⁠ךָ הֲ⁠יִּרְצְ⁠ךָ֙ &amp; פָנֶ֔י⁠ךָ</w:t>
+        <w:t>לְ⁠פֶחָתֶ֗⁠ךָ הֲ⁠יִּרְצְ⁠ךָ֙ &amp; פָנֶ֔י⁠ךָ</w:t>
       </w:r>
     </w:p>
     <w:p>
@@ -4336,7 +4336,7 @@
         <w:rPr>
           <w:lang w:val="en_US" w:bidi="en_US"/>
         </w:rPr>
-        <w:t>הֲ⁠יִּרְצְ⁠ךָ֙ א֚וֹ הֲ⁠יִשָּׂ֣א פָנֶ֔י⁠ךָ</w:t>
+        <w:t>הֲ⁠יִּרְצְ⁠ךָ֙ א֚וֹ הֲ⁠יִשָּׂ֣א פָנֶ֔י⁠ךָ</w:t>
       </w:r>
     </w:p>
     <w:p>
@@ -4433,7 +4433,7 @@
         <w:rPr>
           <w:lang w:val="en_US" w:bidi="en_US"/>
         </w:rPr>
-        <w:t>הֲ⁠יִּרְצְ⁠ךָ֙ א֚וֹ הֲ⁠יִשָּׂ֣א פָנֶ֔י⁠ךָ</w:t>
+        <w:t>הֲ⁠יִּרְצְ⁠ךָ֙ א֚וֹ הֲ⁠יִשָּׂ֣א פָנֶ֔י⁠ךָ</w:t>
       </w:r>
     </w:p>
     <w:p>
@@ -4556,7 +4556,7 @@
         <w:rPr>
           <w:lang w:val="en_US" w:bidi="en_US"/>
         </w:rPr>
-        <w:t>א֚וֹ הֲ⁠יִשָּׂ֣א פָנֶ֔י⁠ךָ</w:t>
+        <w:t>א֚וֹ הֲ⁠יִשָּׂ֣א פָנֶ֔י⁠ךָ</w:t>
       </w:r>
     </w:p>
     <w:p>
@@ -4653,7 +4653,7 @@
         <w:rPr>
           <w:lang w:val="en_US" w:bidi="en_US"/>
         </w:rPr>
-        <w:t>וְ⁠עַתָּ֛ה</w:t>
+        <w:t>וְ⁠עַתָּ֛ה</w:t>
       </w:r>
     </w:p>
     <w:p>
@@ -5190,7 +5190,7 @@
         <w:rPr>
           <w:lang w:val="en_US" w:bidi="en_US"/>
         </w:rPr>
-        <w:t>מִ⁠יֶּדְ⁠כֶם֙ הָ֣יְתָה זֹּ֔את</w:t>
+        <w:t>מִ⁠יֶּדְ⁠כֶם֙ הָ֣יְתָה זֹּ֔את</w:t>
       </w:r>
     </w:p>
     <w:p>
@@ -5300,7 +5300,7 @@
         <w:rPr>
           <w:lang w:val="en_US" w:bidi="en_US"/>
         </w:rPr>
-        <w:t>מִ⁠יֶּדְ⁠כֶם֙</w:t>
+        <w:t>מִ⁠יֶּדְ⁠כֶם֙</w:t>
       </w:r>
     </w:p>
     <w:p>
@@ -5410,7 +5410,7 @@
         <w:rPr>
           <w:lang w:val="en_US" w:bidi="en_US"/>
         </w:rPr>
-        <w:t>מִ⁠יֶּדְ⁠כֶם֙</w:t>
+        <w:t>מִ⁠יֶּדְ⁠כֶם֙</w:t>
       </w:r>
     </w:p>
     <w:p>
@@ -5621,7 +5621,7 @@
         <w:rPr>
           <w:lang w:val="en_US" w:bidi="en_US"/>
         </w:rPr>
-        <w:t>הֲ⁠יִשָּׂ֤א מִ⁠כֶּם֙ פָּנִ֔ים</w:t>
+        <w:t>הֲ⁠יִשָּׂ֤א מִ⁠כֶּם֙ פָּנִ֔ים</w:t>
       </w:r>
     </w:p>
     <w:p>
@@ -5718,7 +5718,7 @@
         <w:rPr>
           <w:lang w:val="en_US" w:bidi="en_US"/>
         </w:rPr>
-        <w:t>מִ֤י גַם־בָּ⁠כֶם֙ וְ⁠יִסְגֹּ֣ר דְּלָתַ֔יִם וְ⁠לֹֽא־תָאִ֥ירוּ מִזְבְּחִ֖⁠י חִנָּ֑ם</w:t>
+        <w:t>מִ֤י גַם־בָּ⁠כֶם֙ וְ⁠יִסְגֹּ֣ר דְּלָתַ֔יִם וְ⁠לֹֽא־תָאִ֥ירוּ מִזְבְּחִ֖⁠י חִנָּ֑ם</w:t>
       </w:r>
     </w:p>
     <w:p>
@@ -5815,7 +5815,7 @@
         <w:rPr>
           <w:lang w:val="en_US" w:bidi="en_US"/>
         </w:rPr>
-        <w:t>דְּלָתַ֔יִם</w:t>
+        <w:t>דְּלָתַ֔יִם</w:t>
       </w:r>
     </w:p>
     <w:p>
@@ -5925,7 +5925,7 @@
         <w:rPr>
           <w:lang w:val="en_US" w:bidi="en_US"/>
         </w:rPr>
-        <w:t>אֶרְצֶ֥ה מִ⁠יֶּדְ⁠כֶֽם</w:t>
+        <w:t>אֶרְצֶ֥ה מִ⁠יֶּדְ⁠כֶֽם</w:t>
       </w:r>
     </w:p>
     <w:p>
@@ -6035,7 +6035,7 @@
         <w:rPr>
           <w:lang w:val="en_US" w:bidi="en_US"/>
         </w:rPr>
-        <w:t>מִ⁠יֶּדְ⁠כֶֽם</w:t>
+        <w:t>מִ⁠יֶּדְ⁠כֶֽם</w:t>
       </w:r>
     </w:p>
     <w:p>
@@ -6145,7 +6145,7 @@
         <w:rPr>
           <w:lang w:val="en_US" w:bidi="en_US"/>
         </w:rPr>
-        <w:t>מִ⁠מִּזְרַח־שֶׁ֜מֶשׁ וְ⁠עַד־מְבוֹא֗⁠וֹ</w:t>
+        <w:t>מִ⁠מִּזְרַח־שֶׁ֜מֶשׁ וְ⁠עַד־מְבוֹא֗⁠וֹ</w:t>
       </w:r>
     </w:p>
     <w:p>
@@ -6281,7 +6281,7 @@
         <w:rPr>
           <w:lang w:val="en_US" w:bidi="en_US"/>
         </w:rPr>
-        <w:t>מִ⁠מִּזְרַח־שֶׁ֜מֶשׁ וְ⁠עַד־מְבוֹא֗⁠וֹ</w:t>
+        <w:t>מִ⁠מִּזְרַח־שֶׁ֜מֶשׁ וְ⁠עַד־מְבוֹא֗⁠וֹ</w:t>
       </w:r>
     </w:p>
     <w:p>
@@ -6378,7 +6378,7 @@
         <w:rPr>
           <w:lang w:val="en_US" w:bidi="en_US"/>
         </w:rPr>
-        <w:t>גָּד֤וֹל שְׁמִ⁠י֙ &amp; גָד֤וֹל שְׁמִ⁠י֙</w:t>
+        <w:t>גָּד֤וֹל שְׁמִ⁠י֙ &amp; גָד֤וֹל שְׁמִ⁠י֙</w:t>
       </w:r>
     </w:p>
     <w:p>
@@ -6519,7 +6519,7 @@
         <w:rPr>
           <w:lang w:val="en_US" w:bidi="en_US"/>
         </w:rPr>
-        <w:t>גָּד֤וֹל שְׁמִ⁠י֙</w:t>
+        <w:t>גָּד֤וֹל שְׁמִ⁠י֙</w:t>
       </w:r>
     </w:p>
     <w:p>
@@ -6616,7 +6616,7 @@
         <w:rPr>
           <w:lang w:val="en_US" w:bidi="en_US"/>
         </w:rPr>
-        <w:t>לִ⁠שְׁמִ֖⁠י</w:t>
+        <w:t>לִ⁠שְׁמִ֖⁠י</w:t>
       </w:r>
     </w:p>
     <w:p>
@@ -6726,7 +6726,7 @@
         <w:rPr>
           <w:lang w:val="en_US" w:bidi="en_US"/>
         </w:rPr>
-        <w:t>וְ⁠אַתֶּ֖ם מְחַלְּלִ֣ים אוֹת֑⁠וֹ</w:t>
+        <w:t>וְ⁠אַתֶּ֖ם מְחַלְּלִ֣ים אוֹת֑⁠וֹ</w:t>
       </w:r>
     </w:p>
     <w:p>
@@ -6836,7 +6836,7 @@
         <w:rPr>
           <w:lang w:val="en_US" w:bidi="en_US"/>
         </w:rPr>
-        <w:t>וְ⁠אַתֶּ֖ם מְחַלְּלִ֣ים אוֹת֑⁠וֹ בֶּ⁠אֱמָרְ⁠כֶ֗ם שֻׁלְחַ֤ן אֲדֹנָ⁠י֙ מְגֹאָ֣ל ה֔וּא וְ⁠נִיב֖⁠וֹ נִבְזֶ֥ה אָכְלֽ⁠וֹ</w:t>
+        <w:t>וְ⁠אַתֶּ֖ם מְחַלְּלִ֣ים אוֹת֑⁠וֹ בֶּ⁠אֱמָרְ⁠כֶ֗ם שֻׁלְחַ֤ן אֲדֹנָ⁠י֙ מְגֹאָ֣ל ה֔וּא וְ⁠נִיב֖⁠וֹ נִבְזֶ֥ה אָכְלֽ⁠וֹ</w:t>
       </w:r>
     </w:p>
     <w:p>
@@ -6933,7 +6933,7 @@
         <w:rPr>
           <w:lang w:val="en_US" w:bidi="en_US"/>
         </w:rPr>
-        <w:t>שֻׁלְחַ֤ן אֲדֹנָ⁠י֙</w:t>
+        <w:t>שֻׁלְחַ֤ן אֲדֹנָ⁠י֙</w:t>
       </w:r>
     </w:p>
     <w:p>
@@ -7603,7 +7603,7 @@
         <w:rPr>
           <w:lang w:val="en_US" w:bidi="en_US"/>
         </w:rPr>
-        <w:t>וַ⁠אֲמַרְתֶּם֩ הִנֵּ֨ה מַ⁠תְּלָאָ֜ה</w:t>
+        <w:t>וַ⁠אֲמַרְתֶּם֩ הִנֵּ֨ה מַ⁠תְּלָאָ֜ה</w:t>
       </w:r>
     </w:p>
     <w:p>
@@ -7700,7 +7700,7 @@
         <w:rPr>
           <w:lang w:val="en_US" w:bidi="en_US"/>
         </w:rPr>
-        <w:t>הִנֵּ֨ה</w:t>
+        <w:t>הִנֵּ֨ה</w:t>
       </w:r>
     </w:p>
     <w:p>
@@ -7810,7 +7810,7 @@
         <w:rPr>
           <w:lang w:val="en_US" w:bidi="en_US"/>
         </w:rPr>
-        <w:t>מַ⁠תְּלָאָ֜ה</w:t>
+        <w:t>מַ⁠תְּלָאָ֜ה</w:t>
       </w:r>
     </w:p>
     <w:p>
@@ -7907,7 +7907,7 @@
         <w:rPr>
           <w:lang w:val="en_US" w:bidi="en_US"/>
         </w:rPr>
-        <w:t>וְ⁠הִפַּחְתֶּ֣ם אוֹת֗⁠וֹ</w:t>
+        <w:t>וְ⁠הִפַּחְתֶּ֣ם אוֹת֗⁠וֹ</w:t>
       </w:r>
     </w:p>
     <w:p>
@@ -8017,7 +8017,7 @@
         <w:rPr>
           <w:lang w:val="en_US" w:bidi="en_US"/>
         </w:rPr>
-        <w:t>גָּז֗וּל וְ⁠אֶת־הַ⁠פִּסֵּ֨חַ֙ וְ⁠אֶת־הַ֣⁠חוֹלֶ֔ה</w:t>
+        <w:t>גָּז֗וּל וְ⁠אֶת־הַ⁠פִּסֵּ֨חַ֙ וְ⁠אֶת־הַ֣⁠חוֹלֶ֔ה</w:t>
       </w:r>
     </w:p>
     <w:p>
@@ -8192,7 +8192,7 @@
         <w:rPr>
           <w:lang w:val="en_US" w:bidi="en_US"/>
         </w:rPr>
-        <w:t>גָּז֗וּל</w:t>
+        <w:t>גָּז֗וּל</w:t>
       </w:r>
     </w:p>
     <w:p>
@@ -8282,7 +8282,7 @@
         <w:rPr>
           <w:lang w:val="en_US" w:bidi="en_US"/>
         </w:rPr>
-        <w:t>גָּז֗וּל</w:t>
+        <w:t>גָּז֗וּל</w:t>
       </w:r>
     </w:p>
     <w:p>
@@ -8379,7 +8379,7 @@
         <w:rPr>
           <w:lang w:val="en_US" w:bidi="en_US"/>
         </w:rPr>
-        <w:t>הַ⁠אֶרְצֶ֥ה אוֹתָ֛⁠הּ מִ⁠יֶּדְ⁠כֶ֖ם</w:t>
+        <w:t>הַ⁠אֶרְצֶ֥ה אוֹתָ֛⁠הּ מִ⁠יֶּדְ⁠כֶ֖ם</w:t>
       </w:r>
     </w:p>
     <w:p>
@@ -8476,7 +8476,7 @@
         <w:rPr>
           <w:lang w:val="en_US" w:bidi="en_US"/>
         </w:rPr>
-        <w:t>וְ⁠אָר֣וּר נוֹכֵ֗ל וְ⁠יֵ֤שׁ בְּ⁠עֶדְר⁠וֹ֙ זָכָ֔ר וְ⁠נֹדֵ֛ר וְ⁠זֹבֵ֥חַ מָשְׁחָ֖ת לַֽ⁠אדֹנָ֑⁠י</w:t>
+        <w:t>וְ⁠אָר֣וּר נוֹכֵ֗ל וְ⁠יֵ֤שׁ בְּ⁠עֶדְר⁠וֹ֙ זָכָ֔ר וְ⁠נֹדֵ֛ר וְ⁠זֹבֵ֥חַ מָשְׁחָ֖ת לַֽ⁠אדֹנָ֑⁠י</w:t>
       </w:r>
     </w:p>
     <w:p>
@@ -8670,7 +8670,7 @@
         <w:rPr>
           <w:lang w:val="en_US" w:bidi="en_US"/>
         </w:rPr>
-        <w:t>וְ⁠יֵ֤שׁ בְּ⁠עֶדְר⁠וֹ֙ זָכָ֔ר</w:t>
+        <w:t>וְ⁠יֵ֤שׁ בְּ⁠עֶדְר⁠וֹ֙ זָכָ֔ר</w:t>
       </w:r>
     </w:p>
     <w:p>
@@ -8780,7 +8780,7 @@
         <w:rPr>
           <w:lang w:val="en_US" w:bidi="en_US"/>
         </w:rPr>
-        <w:t>מָשְׁחָ֖ת</w:t>
+        <w:t>מָשְׁחָ֖ת</w:t>
       </w:r>
     </w:p>
     <w:p>
@@ -9000,7 +9000,7 @@
         <w:rPr>
           <w:lang w:val="en_US" w:bidi="en_US"/>
         </w:rPr>
-        <w:t>וּ⁠שְׁמִ֖⁠י נוֹרָ֥א בַ⁠גּוֹיִֽם</w:t>
+        <w:t>וּ⁠שְׁמִ֖⁠י נוֹרָ֥א בַ⁠גּוֹיִֽם</w:t>
       </w:r>
     </w:p>
     <w:p>
@@ -9211,7 +9211,7 @@
         <w:rPr>
           <w:lang w:val="en_US" w:bidi="en_US"/>
         </w:rPr>
-        <w:t>לֹ֣א תִשְׁמְע֡וּ</w:t>
+        <w:t>לֹ֣א תִשְׁמְע֡וּ</w:t>
       </w:r>
     </w:p>
     <w:p>
@@ -9321,7 +9321,7 @@
         <w:rPr>
           <w:lang w:val="en_US" w:bidi="en_US"/>
         </w:rPr>
-        <w:t>לֹא֩ תָשִׂ֨ימוּ עַל־לֵ֜ב &amp; אֵינְ⁠כֶ֖ם שָׂמִ֥ים עַל־לֵֽב</w:t>
+        <w:t>לֹא֩ תָשִׂ֨ימוּ עַל־לֵ֜ב &amp; אֵינְ⁠כֶ֖ם שָׂמִ֥ים עַל־לֵֽב</w:t>
       </w:r>
     </w:p>
     <w:p>
@@ -9431,7 +9431,7 @@
         <w:rPr>
           <w:lang w:val="en_US" w:bidi="en_US"/>
         </w:rPr>
-        <w:t>לָ⁠תֵ֧ת כָּב֣וֹד לִ⁠שְׁמִ֗⁠י</w:t>
+        <w:t>לָ⁠תֵ֧ת כָּב֣וֹד לִ⁠שְׁמִ֗⁠י</w:t>
       </w:r>
     </w:p>
     <w:p>
@@ -9541,7 +9541,7 @@
         <w:rPr>
           <w:lang w:val="en_US" w:bidi="en_US"/>
         </w:rPr>
-        <w:t>לִ⁠שְׁמִ֗⁠י</w:t>
+        <w:t>לִ⁠שְׁמִ֗⁠י</w:t>
       </w:r>
     </w:p>
     <w:p>
@@ -9651,7 +9651,7 @@
         <w:rPr>
           <w:lang w:val="en_US" w:bidi="en_US"/>
         </w:rPr>
-        <w:t>וְ⁠שִׁלַּחְתִּ֤י בָ⁠כֶם֙ אֶת־הַ⁠מְּאֵרָ֔ה</w:t>
+        <w:t>וְ⁠שִׁלַּחְתִּ֤י בָ⁠כֶם֙ אֶת־הַ⁠מְּאֵרָ֔ה</w:t>
       </w:r>
     </w:p>
     <w:p>
@@ -9774,7 +9774,7 @@
         <w:rPr>
           <w:lang w:val="en_US" w:bidi="en_US"/>
         </w:rPr>
-        <w:t>וְ⁠אָרוֹתִ֖י אֶת־בִּרְכֽוֹתֵי⁠כֶ֑ם</w:t>
+        <w:t>וְ⁠אָרוֹתִ֖י אֶת־בִּרְכֽוֹתֵי⁠כֶ֑ם</w:t>
       </w:r>
     </w:p>
     <w:p>
@@ -10111,7 +10111,7 @@
         <w:rPr>
           <w:lang w:val="en_US" w:bidi="en_US"/>
         </w:rPr>
-        <w:t>גֹעֵ֤ר לָ⁠כֶם֙ אֶת־הַ⁠זֶּ֔רַע</w:t>
+        <w:t>גֹעֵ֤ר לָ⁠כֶם֙ אֶת־הַ⁠זֶּ֔רַע</w:t>
       </w:r>
     </w:p>
     <w:p>
@@ -10221,7 +10221,7 @@
         <w:rPr>
           <w:lang w:val="en_US" w:bidi="en_US"/>
         </w:rPr>
-        <w:t>וְ⁠זֵרִ֤יתִי פֶ֨רֶשׁ֙ עַל־פְּנֵי⁠כֶ֔ם</w:t>
+        <w:t>וְ⁠זֵרִ֤יתִי פֶ֨רֶשׁ֙ עַל־פְּנֵי⁠כֶ֔ם</w:t>
       </w:r>
     </w:p>
     <w:p>
@@ -10331,7 +10331,7 @@
         <w:rPr>
           <w:lang w:val="en_US" w:bidi="en_US"/>
         </w:rPr>
-        <w:t>פֶּ֖רֶשׁ חַגֵּי⁠כֶ֑ם</w:t>
+        <w:t>פֶּ֖רֶשׁ חַגֵּי⁠כֶ֑ם</w:t>
       </w:r>
     </w:p>
     <w:p>
@@ -10441,7 +10441,7 @@
         <w:rPr>
           <w:lang w:val="en_US" w:bidi="en_US"/>
         </w:rPr>
-        <w:t>וְ⁠נָשָׂ֥א אֶתְ⁠כֶ֖ם אֵלָֽי⁠ו</w:t>
+        <w:t>וְ⁠נָשָׂ֥א אֶתְ⁠כֶ֖ם אֵלָֽי⁠ו</w:t>
       </w:r>
     </w:p>
     <w:p>
@@ -10551,7 +10551,7 @@
         <w:rPr>
           <w:lang w:val="en_US" w:bidi="en_US"/>
         </w:rPr>
-        <w:t>שִׁלַּ֣חְתִּי אֲלֵי⁠כֶ֔ם אֵ֖ת הַ⁠מִּצְוָ֣ה הַ⁠זֹּ֑את</w:t>
+        <w:t>שִׁלַּ֣חְתִּי אֲלֵי⁠כֶ֔ם אֵ֖ת הַ⁠מִּצְוָ֣ה הַ⁠זֹּ֑את</w:t>
       </w:r>
     </w:p>
     <w:p>
@@ -10674,7 +10674,7 @@
         <w:rPr>
           <w:lang w:val="en_US" w:bidi="en_US"/>
         </w:rPr>
-        <w:t>לִֽ⁠הְי֤וֹת בְּרִיתִ⁠י֙ אֶת־לֵוִ֔י</w:t>
+        <w:t>לִֽ⁠הְי֤וֹת בְּרִיתִ⁠י֙ אֶת־לֵוִ֔י</w:t>
       </w:r>
     </w:p>
     <w:p>
@@ -10925,7 +10925,7 @@
         <w:rPr>
           <w:lang w:val="en_US" w:bidi="en_US"/>
         </w:rPr>
-        <w:t>בְּרִיתִ֣⁠י ׀ הָיְתָ֣ה אִתּ֗⁠וֹ הַֽ⁠חַיִּים֙ וְ⁠הַ֨⁠שָּׁל֔וֹם</w:t>
+        <w:t>בְּרִיתִ֣⁠י ׀ הָיְתָ֣ה אִתּ֗⁠וֹ הַֽ⁠חַיִּים֙ וְ⁠הַ֨⁠שָּׁל֔וֹם</w:t>
       </w:r>
     </w:p>
     <w:p>
@@ -11048,7 +11048,7 @@
         <w:rPr>
           <w:lang w:val="en_US" w:bidi="en_US"/>
         </w:rPr>
-        <w:t>הָיְתָ֣ה אִתּ֗⁠וֹ &amp; ל֥⁠וֹ &amp; וַ⁠יִּֽירָאֵ֑⁠נִי &amp; נִחַ֥ת הֽוּא</w:t>
+        <w:t>הָיְתָ֣ה אִתּ֗⁠וֹ &amp; ל֥⁠וֹ &amp; וַ⁠יִּֽירָאֵ֑⁠נִי &amp; נִחַ֥ת הֽוּא</w:t>
       </w:r>
     </w:p>
     <w:p>
@@ -11184,7 +11184,7 @@
         <w:rPr>
           <w:lang w:val="en_US" w:bidi="en_US"/>
         </w:rPr>
-        <w:t>וַ⁠יִּֽירָאֵ֑⁠נִי וּ⁠מִ⁠פְּנֵ֥י שְׁמִ֖⁠י נִחַ֥ת הֽוּא</w:t>
+        <w:t>וַ⁠יִּֽירָאֵ֑⁠נִי וּ⁠מִ⁠פְּנֵ֥י שְׁמִ֖⁠י נִחַ֥ת הֽוּא</w:t>
       </w:r>
     </w:p>
     <w:p>
@@ -11281,7 +11281,7 @@
         <w:rPr>
           <w:lang w:val="en_US" w:bidi="en_US"/>
         </w:rPr>
-        <w:t>שְׁמִ֖⁠י</w:t>
+        <w:t>שְׁמִ֖⁠י</w:t>
       </w:r>
     </w:p>
     <w:p>
@@ -11391,7 +11391,7 @@
         <w:rPr>
           <w:lang w:val="en_US" w:bidi="en_US"/>
         </w:rPr>
-        <w:t>בְּ⁠פִ֔י⁠הוּ &amp; בִ⁠שְׂפָתָ֑י⁠ו &amp; הָלַ֣ךְ &amp; הֵשִׁ֥יב</w:t>
+        <w:t>בְּ⁠פִ֔י⁠הוּ &amp; בִ⁠שְׂפָתָ֑י⁠ו &amp; הָלַ֣ךְ &amp; הֵשִׁ֥יב</w:t>
       </w:r>
     </w:p>
     <w:p>
@@ -11527,7 +11527,7 @@
         <w:rPr>
           <w:lang w:val="en_US" w:bidi="en_US"/>
         </w:rPr>
-        <w:t>תּוֹרַ֤ת אֱמֶת֙ הָיְתָ֣ה בְּ⁠פִ֔י⁠הוּ</w:t>
+        <w:t>תּוֹרַ֤ת אֱמֶת֙ הָיְתָ֣ה בְּ⁠פִ֔י⁠הוּ</w:t>
       </w:r>
     </w:p>
     <w:p>
@@ -11637,7 +11637,7 @@
         <w:rPr>
           <w:lang w:val="en_US" w:bidi="en_US"/>
         </w:rPr>
-        <w:t>תּוֹרַ֤ת אֱמֶת֙ הָיְתָ֣ה בְּ⁠פִ֔י⁠הוּ</w:t>
+        <w:t>תּוֹרַ֤ת אֱמֶת֙ הָיְתָ֣ה בְּ⁠פִ֔י⁠הוּ</w:t>
       </w:r>
     </w:p>
     <w:p>
@@ -11747,7 +11747,7 @@
         <w:rPr>
           <w:lang w:val="en_US" w:bidi="en_US"/>
         </w:rPr>
-        <w:t>וְ⁠עַוְלָ֖ה לֹא־נִמְצָ֣א בִ⁠שְׂפָתָ֑י⁠ו</w:t>
+        <w:t>וְ⁠עַוְלָ֖ה לֹא־נִמְצָ֣א בִ⁠שְׂפָתָ֑י⁠ו</w:t>
       </w:r>
     </w:p>
     <w:p>
@@ -11857,7 +11857,7 @@
         <w:rPr>
           <w:lang w:val="en_US" w:bidi="en_US"/>
         </w:rPr>
-        <w:t>וְ⁠עַוְלָ֖ה לֹא־נִמְצָ֣א בִ⁠שְׂפָתָ֑י⁠ו</w:t>
+        <w:t>וְ⁠עַוְלָ֖ה לֹא־נִמְצָ֣א בִ⁠שְׂפָתָ֑י⁠ו</w:t>
       </w:r>
     </w:p>
     <w:p>
@@ -11967,7 +11967,7 @@
         <w:rPr>
           <w:lang w:val="en_US" w:bidi="en_US"/>
         </w:rPr>
-        <w:t>וְ⁠עַוְלָ֖ה לֹא־נִמְצָ֣א בִ⁠שְׂפָתָ֑י⁠ו</w:t>
+        <w:t>וְ⁠עַוְלָ֖ה לֹא־נִמְצָ֣א בִ⁠שְׂפָתָ֑י⁠ו</w:t>
       </w:r>
     </w:p>
     <w:p>
@@ -12077,7 +12077,7 @@
         <w:rPr>
           <w:lang w:val="en_US" w:bidi="en_US"/>
         </w:rPr>
-        <w:t>בְּ⁠שָׁל֤וֹם וּ⁠בְ⁠מִישׁוֹר֙</w:t>
+        <w:t>בְּ⁠שָׁל֤וֹם וּ⁠בְ⁠מִישׁוֹר֙</w:t>
       </w:r>
     </w:p>
     <w:p>
@@ -12200,7 +12200,7 @@
         <w:rPr>
           <w:lang w:val="en_US" w:bidi="en_US"/>
         </w:rPr>
-        <w:t>הָלַ֣ךְ אִתִּ֔⁠י</w:t>
+        <w:t>הָלַ֣ךְ אִתִּ֔⁠י</w:t>
       </w:r>
     </w:p>
     <w:p>
@@ -12310,7 +12310,7 @@
         <w:rPr>
           <w:lang w:val="en_US" w:bidi="en_US"/>
         </w:rPr>
-        <w:t>וְ⁠רַבִּ֖ים הֵשִׁ֥יב מֵ⁠עָוֺֽן</w:t>
+        <w:t>וְ⁠רַבִּ֖ים הֵשִׁ֥יב מֵ⁠עָוֺֽן</w:t>
       </w:r>
     </w:p>
     <w:p>
@@ -12543,7 +12543,7 @@
         <w:rPr>
           <w:lang w:val="en_US" w:bidi="en_US"/>
         </w:rPr>
-        <w:t>שִׂפְתֵ֤י כֹהֵן֙ יִשְׁמְרוּ־דַ֔עַת</w:t>
+        <w:t>שִׂפְתֵ֤י כֹהֵן֙ יִשְׁמְרוּ־דַ֔עַת</w:t>
       </w:r>
     </w:p>
     <w:p>
@@ -12653,7 +12653,7 @@
         <w:rPr>
           <w:lang w:val="en_US" w:bidi="en_US"/>
         </w:rPr>
-        <w:t>יִשְׁמְרוּ־דַ֔עַת</w:t>
+        <w:t>יִשְׁמְרוּ־דַ֔עַת</w:t>
       </w:r>
     </w:p>
     <w:p>
@@ -12776,7 +12776,7 @@
         <w:rPr>
           <w:lang w:val="en_US" w:bidi="en_US"/>
         </w:rPr>
-        <w:t>יִשְׁמְרוּ־דַ֔עַת</w:t>
+        <w:t>יִשְׁמְרוּ־דַ֔עַת</w:t>
       </w:r>
     </w:p>
     <w:p>
@@ -13106,7 +13106,7 @@
         <w:rPr>
           <w:lang w:val="en_US" w:bidi="en_US"/>
         </w:rPr>
-        <w:t>מִ⁠פִּ֑י⁠הוּ</w:t>
+        <w:t>מִ⁠פִּ֑י⁠הוּ</w:t>
       </w:r>
     </w:p>
     <w:p>
@@ -13313,7 +13313,7 @@
         <w:rPr>
           <w:lang w:val="en_US" w:bidi="en_US"/>
         </w:rPr>
-        <w:t>וְ⁠אַתֶּם֙ סַרְתֶּ֣ם מִן־הַ⁠דֶּ֔רֶךְ</w:t>
+        <w:t>וְ⁠אַתֶּם֙ סַרְתֶּ֣ם מִן־הַ⁠דֶּ֔רֶךְ</w:t>
       </w:r>
     </w:p>
     <w:p>
@@ -13428,7 +13428,7 @@
         <w:rPr>
           <w:lang w:val="en_US" w:bidi="en_US"/>
         </w:rPr>
-        <w:t>הִכְשַׁלְתֶּ֥ם רַבִּ֖ים</w:t>
+        <w:t>הִכְשַׁלְתֶּ֥ם רַבִּ֖ים</w:t>
       </w:r>
     </w:p>
     <w:p>
@@ -13538,7 +13538,7 @@
         <w:rPr>
           <w:lang w:val="en_US" w:bidi="en_US"/>
         </w:rPr>
-        <w:t>בַּ⁠תּוֹרָ֑ה</w:t>
+        <w:t>בַּ⁠תּוֹרָ֑ה</w:t>
       </w:r>
     </w:p>
     <w:p>
@@ -13648,7 +13648,7 @@
         <w:rPr>
           <w:lang w:val="en_US" w:bidi="en_US"/>
         </w:rPr>
-        <w:t>שִֽׁחַתֶּם֙</w:t>
+        <w:t>שִֽׁחַתֶּם֙</w:t>
       </w:r>
     </w:p>
     <w:p>
@@ -13789,7 +13789,7 @@
         <w:rPr>
           <w:lang w:val="en_US" w:bidi="en_US"/>
         </w:rPr>
-        <w:t>הַ⁠לֵּוִ֔י</w:t>
+        <w:t>הַ⁠לֵּוִ֔י</w:t>
       </w:r>
     </w:p>
     <w:p>
@@ -13904,7 +13904,7 @@
         <w:rPr>
           <w:lang w:val="en_US" w:bidi="en_US"/>
         </w:rPr>
-        <w:t>וְ⁠נֹשְׂאִ֥ים פָּנִ֖ים</w:t>
+        <w:t>וְ⁠נֹשְׂאִ֥ים פָּנִ֖ים</w:t>
       </w:r>
     </w:p>
     <w:p>
@@ -14019,7 +14019,7 @@
         <w:rPr>
           <w:lang w:val="en_US" w:bidi="en_US"/>
         </w:rPr>
-        <w:t>בַּ⁠תּוֹרָֽה</w:t>
+        <w:t>בַּ⁠תּוֹרָֽה</w:t>
       </w:r>
     </w:p>
     <w:p>
@@ -14129,7 +14129,7 @@
         <w:rPr>
           <w:lang w:val="en_US" w:bidi="en_US"/>
         </w:rPr>
-        <w:t>הֲ⁠ל֨וֹא אָ֤ב אֶחָד֙ לְ⁠כֻלָּ֔⁠נוּ הֲ⁠ל֛וֹא אֵ֥ל אֶֽחָ֖ד בְּרָאָ֑⁠נוּ</w:t>
+        <w:t>הֲ⁠ל֨וֹא אָ֤ב אֶחָד֙ לְ⁠כֻלָּ֔⁠נוּ הֲ⁠ל֛וֹא אֵ֥ל אֶֽחָ֖ד בְּרָאָ֑⁠נוּ</w:t>
       </w:r>
     </w:p>
     <w:p>
@@ -14226,7 +14226,7 @@
         <w:rPr>
           <w:lang w:val="en_US" w:bidi="en_US"/>
         </w:rPr>
-        <w:t>הֲ⁠ל֨וֹא אָ֤ב אֶחָד֙ לְ⁠כֻלָּ֔⁠נוּ הֲ⁠ל֛וֹא אֵ֥ל אֶֽחָ֖ד בְּרָאָ֑⁠נוּ</w:t>
+        <w:t>הֲ⁠ל֨וֹא אָ֤ב אֶחָד֙ לְ⁠כֻלָּ֔⁠נוּ הֲ⁠ל֛וֹא אֵ֥ל אֶֽחָ֖ד בְּרָאָ֑⁠נוּ</w:t>
       </w:r>
     </w:p>
     <w:p>
@@ -14323,7 +14323,7 @@
         <w:rPr>
           <w:lang w:val="en_US" w:bidi="en_US"/>
         </w:rPr>
-        <w:t>מַדּ֗וּעַ נִבְגַּד֙ אִ֣ישׁ בְּ⁠אָחִ֔י⁠ו לְ⁠חַלֵּ֖ל בְּרִ֥ית אֲבֹתֵֽי⁠נוּ</w:t>
+        <w:t>מַדּ֗וּעַ נִבְגַּד֙ אִ֣ישׁ בְּ⁠אָחִ֔י⁠ו לְ⁠חַלֵּ֖ל בְּרִ֥ית אֲבֹתֵֽי⁠נוּ</w:t>
       </w:r>
     </w:p>
     <w:p>
@@ -14420,7 +14420,7 @@
         <w:rPr>
           <w:lang w:val="en_US" w:bidi="en_US"/>
         </w:rPr>
-        <w:t>אִ֣ישׁ בְּ⁠אָחִ֔י⁠ו</w:t>
+        <w:t>אִ֣ישׁ בְּ⁠אָחִ֔י⁠ו</w:t>
       </w:r>
     </w:p>
     <w:p>
@@ -14627,7 +14627,7 @@
         <w:rPr>
           <w:lang w:val="en_US" w:bidi="en_US"/>
         </w:rPr>
-        <w:t>בָּגְדָ֣ה יְהוּדָ֔ה וְ⁠תוֹעֵבָ֛ה נֶעֶשְׂתָ֥ה בְ⁠יִשְׂרָאֵ֖ל וּ⁠בִ⁠ירֽוּשָׁלִָ֑ם</w:t>
+        <w:t>בָּגְדָ֣ה יְהוּדָ֔ה וְ⁠תוֹעֵבָ֛ה נֶעֶשְׂתָ֥ה בְ⁠יִשְׂרָאֵ֖ל וּ⁠בִ⁠ירֽוּשָׁלִָ֑ם</w:t>
       </w:r>
     </w:p>
     <w:p>
@@ -14724,7 +14724,7 @@
         <w:rPr>
           <w:lang w:val="en_US" w:bidi="en_US"/>
         </w:rPr>
-        <w:t>בָּגְדָ֣ה יְהוּדָ֔ה &amp; חִלֵּ֣ל יְהוּדָ֗ה</w:t>
+        <w:t>בָּגְדָ֣ה יְהוּדָ֔ה &amp; חִלֵּ֣ל יְהוּדָ֗ה</w:t>
       </w:r>
     </w:p>
     <w:p>
@@ -14834,7 +14834,7 @@
         <w:rPr>
           <w:lang w:val="en_US" w:bidi="en_US"/>
         </w:rPr>
-        <w:t>וְ⁠תוֹעֵבָ֛ה נֶעֶשְׂתָ֥ה בְ⁠יִשְׂרָאֵ֖ל וּ⁠בִ⁠ירֽוּשָׁלִָ֑ם</w:t>
+        <w:t>וְ⁠תוֹעֵבָ֛ה נֶעֶשְׂתָ֥ה בְ⁠יִשְׂרָאֵ֖ל וּ⁠בִ⁠ירֽוּשָׁלִָ֑ם</w:t>
       </w:r>
     </w:p>
     <w:p>
@@ -14931,7 +14931,7 @@
         <w:rPr>
           <w:lang w:val="en_US" w:bidi="en_US"/>
         </w:rPr>
-        <w:t>וּ⁠בָעַ֖ל בַּת־אֵ֥ל נֵכָֽר</w:t>
+        <w:t>וּ⁠בָעַ֖ל בַּת־אֵ֥ל נֵכָֽר</w:t>
       </w:r>
     </w:p>
     <w:p>
@@ -15630,7 +15630,7 @@
         <w:rPr>
           <w:lang w:val="en_US" w:bidi="en_US"/>
         </w:rPr>
-        <w:t>כַּסּ֤וֹת דִּמְעָה֙ אֶת־מִזְבַּ֣ח יְהוָ֔ה</w:t>
+        <w:t>כַּסּ֤וֹת דִּמְעָה֙ אֶת־מִזְבַּ֣ח יְהוָ֔ה</w:t>
       </w:r>
     </w:p>
     <w:p>
@@ -15727,7 +15727,7 @@
         <w:rPr>
           <w:lang w:val="en_US" w:bidi="en_US"/>
         </w:rPr>
-        <w:t>פְּנוֹת֙ אֶל־הַ⁠מִּנְחָ֔ה וְ⁠לָ⁠קַ֥חַת רָצ֖וֹן מִ⁠יֶּדְ⁠כֶֽם</w:t>
+        <w:t>פְּנוֹת֙ אֶל־הַ⁠מִּנְחָ֔ה וְ⁠לָ⁠קַ֥חַת רָצ֖וֹן מִ⁠יֶּדְ⁠כֶֽם</w:t>
       </w:r>
     </w:p>
     <w:p>
@@ -15824,7 +15824,7 @@
         <w:rPr>
           <w:lang w:val="en_US" w:bidi="en_US"/>
         </w:rPr>
-        <w:t>פְּנוֹת֙ אֶל־הַ⁠מִּנְחָ֔ה</w:t>
+        <w:t>פְּנוֹת֙ אֶל־הַ⁠מִּנְחָ֔ה</w:t>
       </w:r>
     </w:p>
     <w:p>
@@ -15934,7 +15934,7 @@
         <w:rPr>
           <w:lang w:val="en_US" w:bidi="en_US"/>
         </w:rPr>
-        <w:t>מִ⁠יֶּדְ⁠כֶֽם</w:t>
+        <w:t>מִ⁠יֶּדְ⁠כֶֽם</w:t>
       </w:r>
     </w:p>
     <w:p>
@@ -16044,7 +16044,7 @@
         <w:rPr>
           <w:lang w:val="en_US" w:bidi="en_US"/>
         </w:rPr>
-        <w:t>יְהוָה֩ הֵעִ֨יד בֵּינְ⁠ךָ֜ וּ⁠בֵ֣ין ׀ אֵ֣שֶׁת נְעוּרֶ֗י⁠ךָ</w:t>
+        <w:t>יְהוָה֩ הֵעִ֨יד בֵּינְ⁠ךָ֜ וּ⁠בֵ֣ין ׀ אֵ֣שֶׁת נְעוּרֶ֗י⁠ךָ</w:t>
       </w:r>
     </w:p>
     <w:p>
@@ -16154,7 +16154,7 @@
         <w:rPr>
           <w:lang w:val="en_US" w:bidi="en_US"/>
         </w:rPr>
-        <w:t>בֵּינְ⁠ךָ֜ &amp; נְעוּרֶ֗י⁠ךָ &amp; אַתָּה֙ בָּגַ֣דְתָּה &amp; חֲבֶרְתְּ⁠ךָ֖ &amp; בְּרִיתֶֽ⁠ךָ</w:t>
+        <w:t>בֵּינְ⁠ךָ֜ &amp; נְעוּרֶ֗י⁠ךָ &amp; אַתָּה֙ בָּגַ֣דְתָּה &amp; חֲבֶרְתְּ⁠ךָ֖ &amp; בְּרִיתֶֽ⁠ךָ</w:t>
       </w:r>
     </w:p>
     <w:p>
@@ -16355,7 +16355,7 @@
         <w:rPr>
           <w:lang w:val="en_US" w:bidi="en_US"/>
         </w:rPr>
-        <w:t>אֵ֣שֶׁת נְעוּרֶ֗י⁠ךָ</w:t>
+        <w:t>אֵ֣שֶׁת נְעוּרֶ֗י⁠ךָ</w:t>
       </w:r>
     </w:p>
     <w:p>
@@ -16465,7 +16465,7 @@
         <w:rPr>
           <w:lang w:val="en_US" w:bidi="en_US"/>
         </w:rPr>
-        <w:t>וְ⁠לֹא־אֶחָ֣ד עָשָׂ֗ה וּ⁠שְׁאָ֥ר ר֨וּחַ֙ ל֔⁠וֹ</w:t>
+        <w:t>וְ⁠לֹא־אֶחָ֣ד עָשָׂ֗ה וּ⁠שְׁאָ֥ר ר֨וּחַ֙ ל֔⁠וֹ</w:t>
       </w:r>
     </w:p>
     <w:p>
@@ -16562,7 +16562,7 @@
         <w:rPr>
           <w:lang w:val="en_US" w:bidi="en_US"/>
         </w:rPr>
-        <w:t>וּ⁠שְׁאָ֥ר ר֨וּחַ֙ ל֔⁠וֹ</w:t>
+        <w:t>וּ⁠שְׁאָ֥ר ר֨וּחַ֙ ל֔⁠וֹ</w:t>
       </w:r>
     </w:p>
     <w:p>
@@ -16685,7 +16685,7 @@
         <w:rPr>
           <w:lang w:val="en_US" w:bidi="en_US"/>
         </w:rPr>
-        <w:t>וּ⁠מָה֙ הָֽ⁠אֶחָ֔ד מְבַקֵּ֖שׁ זֶ֣רַע אֱלֹהִ֑ים</w:t>
+        <w:t>וּ⁠מָה֙ הָֽ⁠אֶחָ֔ד מְבַקֵּ֖שׁ זֶ֣רַע אֱלֹהִ֑ים</w:t>
       </w:r>
     </w:p>
     <w:p>
@@ -16892,7 +16892,7 @@
         <w:rPr>
           <w:lang w:val="en_US" w:bidi="en_US"/>
         </w:rPr>
-        <w:t>וְ⁠נִשְׁמַרְתֶּם֙ בְּ⁠ר֣וּחֲ⁠כֶ֔ם</w:t>
+        <w:t>וְ⁠נִשְׁמַרְתֶּם֙ בְּ⁠ר֣וּחֲ⁠כֶ֔ם</w:t>
       </w:r>
     </w:p>
     <w:p>
@@ -17015,7 +17015,7 @@
         <w:rPr>
           <w:lang w:val="en_US" w:bidi="en_US"/>
         </w:rPr>
-        <w:t>וְ⁠כִסָּ֤ה חָמָס֙ עַל־לְבוּשׁ֔⁠וֹ</w:t>
+        <w:t>וְ⁠כִסָּ֤ה חָמָס֙ עַל־לְבוּשׁ֔⁠וֹ</w:t>
       </w:r>
     </w:p>
     <w:p>
@@ -17125,7 +17125,7 @@
         <w:rPr>
           <w:lang w:val="en_US" w:bidi="en_US"/>
         </w:rPr>
-        <w:t>וְ⁠נִשְׁמַרְתֶּ֥ם בְּ⁠רוּחֲ⁠כֶ֖ם</w:t>
+        <w:t>וְ⁠נִשְׁמַרְתֶּ֥ם בְּ⁠רוּחֲ⁠כֶ֖ם</w:t>
       </w:r>
     </w:p>
     <w:p>
@@ -17222,7 +17222,7 @@
         <w:rPr>
           <w:lang w:val="en_US" w:bidi="en_US"/>
         </w:rPr>
-        <w:t>בְּ⁠דִבְרֵי⁠כֶ֔ם</w:t>
+        <w:t>בְּ⁠דִבְרֵי⁠כֶ֔ם</w:t>
       </w:r>
     </w:p>
     <w:p>
@@ -17332,7 +17332,7 @@
         <w:rPr>
           <w:lang w:val="en_US" w:bidi="en_US"/>
         </w:rPr>
-        <w:t>עֹ֨שֵׂה רָ֜ע</w:t>
+        <w:t>עֹ֨שֵׂה רָ֜ע</w:t>
       </w:r>
     </w:p>
     <w:p>
@@ -17442,7 +17442,7 @@
         <w:rPr>
           <w:lang w:val="en_US" w:bidi="en_US"/>
         </w:rPr>
-        <w:t>בְּ⁠עֵינֵ֣י יְהוָ֗ה</w:t>
+        <w:t>בְּ⁠עֵינֵ֣י יְהוָ֗ה</w:t>
       </w:r>
     </w:p>
     <w:p>
@@ -17552,7 +17552,7 @@
         <w:rPr>
           <w:lang w:val="en_US" w:bidi="en_US"/>
         </w:rPr>
-        <w:t>אַיֵּ֖ה אֱלֹהֵ֥י הַ⁠מִּשְׁפָּֽט</w:t>
+        <w:t>אַיֵּ֖ה אֱלֹהֵ֥י הַ⁠מִּשְׁפָּֽט</w:t>
       </w:r>
     </w:p>
     <w:p>
@@ -17662,7 +17662,7 @@
         <w:rPr>
           <w:lang w:val="en_US" w:bidi="en_US"/>
         </w:rPr>
-        <w:t>אַיֵּ֖ה אֱלֹהֵ֥י הַ⁠מִּשְׁפָּֽט</w:t>
+        <w:t>אַיֵּ֖ה אֱלֹהֵ֥י הַ⁠מִּשְׁפָּֽט</w:t>
       </w:r>
     </w:p>
     <w:p>
@@ -17759,7 +17759,7 @@
         <w:rPr>
           <w:lang w:val="en_US" w:bidi="en_US"/>
         </w:rPr>
-        <w:t>הִנְ⁠נִ֤י שֹׁלֵחַ֙</w:t>
+        <w:t>הִנְ⁠נִ֤י שֹׁלֵחַ֙</w:t>
       </w:r>
     </w:p>
     <w:p>
@@ -17881,7 +17881,7 @@
         <w:rPr>
           <w:lang w:val="en_US" w:bidi="en_US"/>
         </w:rPr>
-        <w:t>וּ⁠פִנָּה־דֶ֖רֶךְ לְ⁠פָנָ֑⁠י</w:t>
+        <w:t>וּ⁠פִנָּה־דֶ֖רֶךְ לְ⁠פָנָ֑⁠י</w:t>
       </w:r>
     </w:p>
     <w:p>
@@ -17991,7 +17991,7 @@
         <w:rPr>
           <w:lang w:val="en_US" w:bidi="en_US"/>
         </w:rPr>
-        <w:t>וּ⁠פִנָּה־דֶ֖רֶךְ לְ⁠פָנָ֑⁠י</w:t>
+        <w:t>וּ⁠פִנָּה־דֶ֖רֶךְ לְ⁠פָנָ֑⁠י</w:t>
       </w:r>
     </w:p>
     <w:p>
@@ -18101,7 +18101,7 @@
         <w:rPr>
           <w:lang w:val="en_US" w:bidi="en_US"/>
         </w:rPr>
-        <w:t>הִנֵּה</w:t>
+        <w:t>הִנֵּה</w:t>
       </w:r>
     </w:p>
     <w:p>
@@ -18216,7 +18216,7 @@
         <w:rPr>
           <w:lang w:val="en_US" w:bidi="en_US"/>
         </w:rPr>
-        <w:t>וּ⁠מִ֤י מְכַלְכֵּל֙ אֶת־י֣וֹם בּוֹא֔⁠וֹ וּ⁠מִ֥י הָ⁠עֹמֵ֖ד בְּ⁠הֵרָֽאוֹת֑⁠וֹ כִּֽי־הוּא֙ כְּ⁠אֵ֣שׁ מְצָרֵ֔ף וּ⁠כְ⁠בֹרִ֖ית מְכַבְּסִֽים</w:t>
+        <w:t>וּ⁠מִ֤י מְכַלְכֵּל֙ אֶת־י֣וֹם בּוֹא֔⁠וֹ וּ⁠מִ֥י הָ⁠עֹמֵ֖ד בְּ⁠הֵרָֽאוֹת֑⁠וֹ כִּֽי־הוּא֙ כְּ⁠אֵ֣שׁ מְצָרֵ֔ף וּ⁠כְ⁠בֹרִ֖ית מְכַבְּסִֽים</w:t>
       </w:r>
     </w:p>
     <w:p>
@@ -18313,7 +18313,7 @@
         <w:rPr>
           <w:lang w:val="en_US" w:bidi="en_US"/>
         </w:rPr>
-        <w:t>וּ⁠מִ֤י מְכַלְכֵּל֙ אֶת־י֣וֹם בּוֹא֔⁠וֹ וּ⁠מִ֥י הָ⁠עֹמֵ֖ד בְּ⁠הֵרָֽאוֹת֑⁠וֹ</w:t>
+        <w:t>וּ⁠מִ֤י מְכַלְכֵּל֙ אֶת־י֣וֹם בּוֹא֔⁠וֹ וּ⁠מִ֥י הָ⁠עֹמֵ֖ד בְּ⁠הֵרָֽאוֹת֑⁠וֹ</w:t>
       </w:r>
     </w:p>
     <w:p>
@@ -18410,7 +18410,7 @@
         <w:rPr>
           <w:lang w:val="en_US" w:bidi="en_US"/>
         </w:rPr>
-        <w:t>וּ⁠מִ֤י מְכַלְכֵּל֙ אֶת־י֣וֹם בּוֹא֔⁠וֹ וּ⁠מִ֥י הָ⁠עֹמֵ֖ד בְּ⁠הֵרָֽאוֹת֑⁠וֹ</w:t>
+        <w:t>וּ⁠מִ֤י מְכַלְכֵּל֙ אֶת־י֣וֹם בּוֹא֔⁠וֹ וּ⁠מִ֥י הָ⁠עֹמֵ֖ד בְּ⁠הֵרָֽאוֹת֑⁠וֹ</w:t>
       </w:r>
     </w:p>
     <w:p>
@@ -18617,7 +18617,7 @@
         <w:rPr>
           <w:lang w:val="en_US" w:bidi="en_US"/>
         </w:rPr>
-        <w:t>הוּא֙ כְּ⁠אֵ֣שׁ מְצָרֵ֔ף וּ⁠כְ⁠בֹרִ֖ית מְכַבְּסִֽים</w:t>
+        <w:t>הוּא֙ כְּ⁠אֵ֣שׁ מְצָרֵ֔ף וּ⁠כְ⁠בֹרִ֖ית מְכַבְּסִֽים</w:t>
       </w:r>
     </w:p>
     <w:p>
@@ -18714,7 +18714,7 @@
         <w:rPr>
           <w:lang w:val="en_US" w:bidi="en_US"/>
         </w:rPr>
-        <w:t>וְ⁠יָשַׁ֨ב מְצָרֵ֤ף וּ⁠מְטַהֵר֙ כֶּ֔סֶף</w:t>
+        <w:t>וְ⁠יָשַׁ֨ב מְצָרֵ֤ף וּ⁠מְטַהֵר֙ כֶּ֔סֶף</w:t>
       </w:r>
     </w:p>
     <w:p>
@@ -18837,7 +18837,7 @@
         <w:rPr>
           <w:lang w:val="en_US" w:bidi="en_US"/>
         </w:rPr>
-        <w:t>אֶת־בְּנֵֽי־לֵוִי֙</w:t>
+        <w:t>אֶת־בְּנֵֽי־לֵוִי֙</w:t>
       </w:r>
     </w:p>
     <w:p>
@@ -18960,7 +18960,7 @@
         <w:rPr>
           <w:lang w:val="en_US" w:bidi="en_US"/>
         </w:rPr>
-        <w:t>וְ⁠זִקַּ֣ק אֹתָ֔⁠ם כַּ⁠זָּהָ֖ב וְ⁠כַ⁠כָּ֑סֶף</w:t>
+        <w:t>וְ⁠זִקַּ֣ק אֹתָ֔⁠ם כַּ⁠זָּהָ֖ב וְ⁠כַ⁠כָּ֑סֶף</w:t>
       </w:r>
     </w:p>
     <w:p>
@@ -19057,7 +19057,7 @@
         <w:rPr>
           <w:lang w:val="en_US" w:bidi="en_US"/>
         </w:rPr>
-        <w:t>מִנְחַ֥ת יְהוּדָ֖ה וִ⁠ירֽוּשָׁלִָ֑ם</w:t>
+        <w:t>מִנְחַ֥ת יְהוּדָ֖ה וִ⁠ירֽוּשָׁלִָ֑ם</w:t>
       </w:r>
     </w:p>
     <w:p>
@@ -19154,7 +19154,7 @@
         <w:rPr>
           <w:lang w:val="en_US" w:bidi="en_US"/>
         </w:rPr>
-        <w:t>כִּ⁠ימֵ֣י עוֹלָ֔ם וּ⁠כְ⁠שָׁנִ֖ים קַדְמֹנִיּֽוֹת</w:t>
+        <w:t>כִּ⁠ימֵ֣י עוֹלָ֔ם וּ⁠כְ⁠שָׁנִ֖ים קַדְמֹנִיּֽוֹת</w:t>
       </w:r>
     </w:p>
     <w:p>
@@ -19251,7 +19251,7 @@
         <w:rPr>
           <w:lang w:val="en_US" w:bidi="en_US"/>
         </w:rPr>
-        <w:t>בַּֽ⁠מְכַשְּׁפִים֙ וּ⁠בַ⁠מְנָ֣אֲפִ֔ים וּ⁠בַ⁠נִּשְׁבָּעִ֖ים לַ⁠שָּׁ֑קֶר וּ⁠בְ⁠עֹשְׁקֵ֣י שְׂכַר־שָׂ֠כִיר אַלְמָנָ֨ה וְ⁠יָת֤וֹם וּ⁠מַטֵּי־גֵר֙ וְ⁠לֹ֣א יְרֵא֔וּ⁠נִי</w:t>
+        <w:t>בַּֽ⁠מְכַשְּׁפִים֙ וּ⁠בַ⁠מְנָ֣אֲפִ֔ים וּ⁠בַ⁠נִּשְׁבָּעִ֖ים לַ⁠שָּׁ֑קֶר וּ⁠בְ⁠עֹשְׁקֵ֣י שְׂכַר־שָׂ֠כִיר אַלְמָנָ֨ה וְ⁠יָת֤וֹם וּ⁠מַטֵּי־גֵר֙ וְ⁠לֹ֣א יְרֵא֔וּ⁠נִי</w:t>
       </w:r>
     </w:p>
     <w:p>
@@ -19348,7 +19348,7 @@
         <w:rPr>
           <w:lang w:val="en_US" w:bidi="en_US"/>
         </w:rPr>
-        <w:t>לַ⁠מִּשְׁפָּט֒</w:t>
+        <w:t>לַ⁠מִּשְׁפָּט֒</w:t>
       </w:r>
     </w:p>
     <w:p>
@@ -19458,7 +19458,7 @@
         <w:rPr>
           <w:lang w:val="en_US" w:bidi="en_US"/>
         </w:rPr>
-        <w:t>וְ⁠הָיִ֣יתִי ׀ עֵ֣ד מְמַהֵ֗ר בַּֽ⁠מְכַשְּׁפִים֙ וּ⁠בַ⁠מְנָ֣אֲפִ֔ים וּ⁠בַ⁠נִּשְׁבָּעִ֖ים לַ⁠שָּׁ֑קֶר וּ⁠בְ⁠עֹשְׁקֵ֣י שְׂכַר־שָׂ֠כִיר אַלְמָנָ֨ה וְ⁠יָת֤וֹם וּ⁠מַטֵּי־גֵר֙</w:t>
+        <w:t>וְ⁠הָיִ֣יתִי ׀ עֵ֣ד מְמַהֵ֗ר בַּֽ⁠מְכַשְּׁפִים֙ וּ⁠בַ⁠מְנָ֣אֲפִ֔ים וּ⁠בַ⁠נִּשְׁבָּעִ֖ים לַ⁠שָּׁ֑קֶר וּ⁠בְ⁠עֹשְׁקֵ֣י שְׂכַר־שָׂ֠כִיר אַלְמָנָ֨ה וְ⁠יָת֤וֹם וּ⁠מַטֵּי־גֵר֙</w:t>
       </w:r>
     </w:p>
     <w:p>
@@ -19568,7 +19568,7 @@
         <w:rPr>
           <w:lang w:val="en_US" w:bidi="en_US"/>
         </w:rPr>
-        <w:t>וּ⁠בְ⁠עֹשְׁקֵ֣י שְׂכַר</w:t>
+        <w:t>וּ⁠בְ⁠עֹשְׁקֵ֣י שְׂכַר</w:t>
       </w:r>
     </w:p>
     <w:p>
@@ -19678,7 +19678,7 @@
         <w:rPr>
           <w:lang w:val="en_US" w:bidi="en_US"/>
         </w:rPr>
-        <w:t>שָׂ֠כִיר אַלְמָנָ֨ה וְ⁠יָת֤וֹם &amp; גֵר֙</w:t>
+        <w:t>שָׂ֠כִיר אַלְמָנָ֨ה וְ⁠יָת֤וֹם &amp; גֵר֙</w:t>
       </w:r>
     </w:p>
     <w:p>
@@ -19892,7 +19892,7 @@
         <w:rPr>
           <w:lang w:val="en_US" w:bidi="en_US"/>
         </w:rPr>
-        <w:t>וּ⁠מַטֵּי־גֵר֙</w:t>
+        <w:t>וּ⁠מַטֵּי־גֵר֙</w:t>
       </w:r>
     </w:p>
     <w:p>
@@ -20015,7 +20015,7 @@
         <w:rPr>
           <w:lang w:val="en_US" w:bidi="en_US"/>
         </w:rPr>
-        <w:t>כִּ֛י אֲנִ֥י יְהוָ֖ה לֹ֣א שָׁנִ֑יתִי וְ⁠אַתֶּ֥ם בְּנֵֽי־יַעֲקֹ֖ב לֹ֥א כְלִיתֶֽם</w:t>
+        <w:t>כִּ֛י אֲנִ֥י יְהוָ֖ה לֹ֣א שָׁנִ֑יתִי וְ⁠אַתֶּ֥ם בְּנֵֽי־יַעֲקֹ֖ב לֹ֥א כְלִיתֶֽם</w:t>
       </w:r>
     </w:p>
     <w:p>
@@ -20138,7 +20138,7 @@
         <w:rPr>
           <w:lang w:val="en_US" w:bidi="en_US"/>
         </w:rPr>
-        <w:t>לֹ֣א שָׁנִ֑יתִי</w:t>
+        <w:t>לֹ֣א שָׁנִ֑יתִי</w:t>
       </w:r>
     </w:p>
     <w:p>
@@ -20248,7 +20248,7 @@
         <w:rPr>
           <w:lang w:val="en_US" w:bidi="en_US"/>
         </w:rPr>
-        <w:t>בְּנֵֽי־יַעֲקֹ֖ב</w:t>
+        <w:t>בְּנֵֽי־יַעֲקֹ֖ב</w:t>
       </w:r>
     </w:p>
     <w:p>
@@ -20486,7 +20486,7 @@
         <w:rPr>
           <w:lang w:val="en_US" w:bidi="en_US"/>
         </w:rPr>
-        <w:t>סַרְתֶּ֤ם מֵֽ⁠חֻקַּ⁠י֙ וְ⁠לֹ֣א שְׁמַרְתֶּ֔ם</w:t>
+        <w:t>סַרְתֶּ֤ם מֵֽ⁠חֻקַּ⁠י֙ וְ⁠לֹ֣א שְׁמַרְתֶּ֔ם</w:t>
       </w:r>
     </w:p>
     <w:p>
@@ -20583,7 +20583,7 @@
         <w:rPr>
           <w:lang w:val="en_US" w:bidi="en_US"/>
         </w:rPr>
-        <w:t>סַרְתֶּ֤ם מֵֽ⁠חֻקַּ⁠י֙</w:t>
+        <w:t>סַרְתֶּ֤ם מֵֽ⁠חֻקַּ⁠י֙</w:t>
       </w:r>
     </w:p>
     <w:p>
@@ -20706,7 +20706,7 @@
         <w:rPr>
           <w:lang w:val="en_US" w:bidi="en_US"/>
         </w:rPr>
-        <w:t>וַ⁠אֲמַרְתֶּ֖ם בַּ⁠מֶּ֥ה נָשֽׁוּב</w:t>
+        <w:t>וַ⁠אֲמַרְתֶּ֖ם בַּ⁠מֶּ֥ה נָשֽׁוּב</w:t>
       </w:r>
     </w:p>
     <w:p>
@@ -20803,7 +20803,7 @@
         <w:rPr>
           <w:lang w:val="en_US" w:bidi="en_US"/>
         </w:rPr>
-        <w:t>הֲ⁠יִקְבַּ֨ע אָדָ֜ם אֱלֹהִ֗ים כִּ֤י אַתֶּם֙ קֹבְעִ֣ים אֹתִ֔⁠י</w:t>
+        <w:t>הֲ⁠יִקְבַּ֨ע אָדָ֜ם אֱלֹהִ֗ים כִּ֤י אַתֶּם֙ קֹבְעִ֣ים אֹתִ֔⁠י</w:t>
       </w:r>
     </w:p>
     <w:p>
@@ -20931,7 +20931,7 @@
         <w:rPr>
           <w:lang w:val="en_US" w:bidi="en_US"/>
         </w:rPr>
-        <w:t>וַ⁠אֲמַרְתֶּ֖ם בַּ⁠מֶּ֣ה קְבַעֲנ֑וּ⁠ךָ</w:t>
+        <w:t>וַ⁠אֲמַרְתֶּ֖ם בַּ⁠מֶּ֣ה קְבַעֲנ֑וּ⁠ךָ</w:t>
       </w:r>
     </w:p>
     <w:p>
@@ -21028,7 +21028,7 @@
         <w:rPr>
           <w:lang w:val="en_US" w:bidi="en_US"/>
         </w:rPr>
-        <w:t>הַֽ⁠מַּעֲשֵׂ֖ר וְ⁠הַ⁠תְּרוּמָֽה</w:t>
+        <w:t>הַֽ⁠מַּעֲשֵׂ֖ר וְ⁠הַ⁠תְּרוּמָֽה</w:t>
       </w:r>
     </w:p>
     <w:p>
@@ -21125,7 +21125,7 @@
         <w:rPr>
           <w:lang w:val="en_US" w:bidi="en_US"/>
         </w:rPr>
-        <w:t>בַּ⁠מְּאֵרָה֙ אַתֶּ֣ם נֵֽאָרִ֔ים וְ⁠אֹתִ֖⁠י אַתֶּ֣ם קֹבְעִ֑ים</w:t>
+        <w:t>בַּ⁠מְּאֵרָה֙ אַתֶּ֣ם נֵֽאָרִ֔ים וְ⁠אֹתִ֖⁠י אַתֶּ֣ם קֹבְעִ֑ים</w:t>
       </w:r>
     </w:p>
     <w:p>
@@ -21222,7 +21222,7 @@
         <w:rPr>
           <w:lang w:val="en_US" w:bidi="en_US"/>
         </w:rPr>
-        <w:t>בַּ⁠מְּאֵרָה֙ אַתֶּ֣ם נֵֽאָרִ֔ים</w:t>
+        <w:t>בַּ⁠מְּאֵרָה֙ אַתֶּ֣ם נֵֽאָרִ֔ים</w:t>
       </w:r>
     </w:p>
     <w:p>
@@ -21319,7 +21319,7 @@
         <w:rPr>
           <w:lang w:val="en_US" w:bidi="en_US"/>
         </w:rPr>
-        <w:t>בַּ⁠מְּאֵרָה֙ אַתֶּ֣ם נֵֽאָרִ֔ים</w:t>
+        <w:t>בַּ⁠מְּאֵרָה֙ אַתֶּ֣ם נֵֽאָרִ֔ים</w:t>
       </w:r>
     </w:p>
     <w:p>
@@ -21416,7 +21416,7 @@
         <w:rPr>
           <w:lang w:val="en_US" w:bidi="en_US"/>
         </w:rPr>
-        <w:t>הַ⁠גּ֖וֹי כֻּלּֽ⁠וֹ</w:t>
+        <w:t>הַ⁠גּ֖וֹי כֻּלּֽ⁠וֹ</w:t>
       </w:r>
     </w:p>
     <w:p>
@@ -21526,7 +21526,7 @@
         <w:rPr>
           <w:lang w:val="en_US" w:bidi="en_US"/>
         </w:rPr>
-        <w:t>בֵּ֣ית הָ⁠אוֹצָ֗ר</w:t>
+        <w:t>בֵּ֣ית הָ⁠אוֹצָ֗ר</w:t>
       </w:r>
     </w:p>
     <w:p>
@@ -21636,7 +21636,7 @@
         <w:rPr>
           <w:lang w:val="en_US" w:bidi="en_US"/>
         </w:rPr>
-        <w:t>טֶ֨רֶף֙ בְּ⁠בֵיתִ֔⁠י</w:t>
+        <w:t>טֶ֨רֶף֙ בְּ⁠בֵיתִ֔⁠י</w:t>
       </w:r>
     </w:p>
     <w:p>
@@ -21746,7 +21746,7 @@
         <w:rPr>
           <w:lang w:val="en_US" w:bidi="en_US"/>
         </w:rPr>
-        <w:t>אִם־לֹ֧א אֶפְתַּ֣ח לָ⁠כֶ֗ם אֵ֚ת אֲרֻבּ֣וֹת הַ⁠שָּׁמַ֔יִם וַ⁠הֲרִיקֹתִ֥י לָ⁠כֶ֛ם בְּרָכָ֖ה</w:t>
+        <w:t>אִם־לֹ֧א אֶפְתַּ֣ח לָ⁠כֶ֗ם אֵ֚ת אֲרֻבּ֣וֹת הַ⁠שָּׁמַ֔יִם וַ⁠הֲרִיקֹתִ֥י לָ⁠כֶ֛ם בְּרָכָ֖ה</w:t>
       </w:r>
     </w:p>
     <w:p>
@@ -21843,7 +21843,7 @@
         <w:rPr>
           <w:lang w:val="en_US" w:bidi="en_US"/>
         </w:rPr>
-        <w:t>בְּרָכָ֖ה</w:t>
+        <w:t>בְּרָכָ֖ה</w:t>
       </w:r>
     </w:p>
     <w:p>
@@ -21953,7 +21953,7 @@
         <w:rPr>
           <w:lang w:val="en_US" w:bidi="en_US"/>
         </w:rPr>
-        <w:t>עַד־בְּלִי־דָֽי</w:t>
+        <w:t>עַד־בְּלִי־דָֽי</w:t>
       </w:r>
     </w:p>
     <w:p>
@@ -22063,7 +22063,7 @@
         <w:rPr>
           <w:lang w:val="en_US" w:bidi="en_US"/>
         </w:rPr>
-        <w:t>וְ⁠גָעַרְתִּ֤י לָ⁠כֶם֙ בָּֽ⁠אֹכֵ֔ל</w:t>
+        <w:t>וְ⁠גָעַרְתִּ֤י לָ⁠כֶם֙ בָּֽ⁠אֹכֵ֔ל</w:t>
       </w:r>
     </w:p>
     <w:p>
@@ -22173,7 +22173,7 @@
         <w:rPr>
           <w:lang w:val="en_US" w:bidi="en_US"/>
         </w:rPr>
-        <w:t>וְ⁠גָעַרְתִּ֤י לָ⁠כֶם֙ בָּֽ⁠אֹכֵ֔ל</w:t>
+        <w:t>וְ⁠גָעַרְתִּ֤י לָ⁠כֶם֙ בָּֽ⁠אֹכֵ֔ל</w:t>
       </w:r>
     </w:p>
     <w:p>
@@ -22283,7 +22283,7 @@
         <w:rPr>
           <w:lang w:val="en_US" w:bidi="en_US"/>
         </w:rPr>
-        <w:t>אֶת־פְּרִ֣י הָ⁠אֲדָמָ֑ה</w:t>
+        <w:t>אֶת־פְּרִ֣י הָ⁠אֲדָמָ֑ה</w:t>
       </w:r>
     </w:p>
     <w:p>
@@ -22393,7 +22393,7 @@
         <w:rPr>
           <w:lang w:val="en_US" w:bidi="en_US"/>
         </w:rPr>
-        <w:t>וְ⁠לֹא־תְשַׁכֵּ֨ל לָ⁠כֶ֤ם הַ⁠גֶּ֨פֶן֙ בַּ⁠שָּׂדֶ֔ה</w:t>
+        <w:t>וְ⁠לֹא־תְשַׁכֵּ֨ל לָ⁠כֶ֤ם הַ⁠גֶּ֨פֶן֙ בַּ⁠שָּׂדֶ֔ה</w:t>
       </w:r>
     </w:p>
     <w:p>
@@ -22613,7 +22613,7 @@
         <w:rPr>
           <w:lang w:val="en_US" w:bidi="en_US"/>
         </w:rPr>
-        <w:t>חָזְק֥וּ עָלַ֛⁠י דִּבְרֵי⁠כֶ֖ם</w:t>
+        <w:t>חָזְק֥וּ עָלַ֛⁠י דִּבְרֵי⁠כֶ֖ם</w:t>
       </w:r>
     </w:p>
     <w:p>
@@ -22723,7 +22723,7 @@
         <w:rPr>
           <w:lang w:val="en_US" w:bidi="en_US"/>
         </w:rPr>
-        <w:t>וַ⁠אֲמַרְתֶּ֕ם מַה־נִּדְבַּ֖רְנוּ עָלֶֽי⁠ךָ</w:t>
+        <w:t>וַ⁠אֲמַרְתֶּ֕ם מַה־נִּדְבַּ֖רְנוּ עָלֶֽי⁠ךָ</w:t>
       </w:r>
     </w:p>
     <w:p>
@@ -22820,7 +22820,7 @@
         <w:rPr>
           <w:lang w:val="en_US" w:bidi="en_US"/>
         </w:rPr>
-        <w:t>אֲמַרְתֶּ֕ם שָׁ֖וְא עֲבֹ֣ד אֱלֹהִ֑ים וּ⁠מַה־בֶּ֗צַע כִּ֤י שָׁמַ֨רְנוּ֙ מִשְׁמַרְתּ֔⁠וֹ וְ⁠כִ֤י הָלַ֨כְנוּ֙ קְדֹ֣רַנִּ֔ית מִ⁠פְּנֵ֖י יְהוָ֥ה צְבָאֽוֹת</w:t>
+        <w:t>אֲמַרְתֶּ֕ם שָׁ֖וְא עֲבֹ֣ד אֱלֹהִ֑ים וּ⁠מַה־בֶּ֗צַע כִּ֤י שָׁמַ֨רְנוּ֙ מִשְׁמַרְתּ֔⁠וֹ וְ⁠כִ֤י הָלַ֨כְנוּ֙ קְדֹ֣רַנִּ֔ית מִ⁠פְּנֵ֖י יְהוָ֥ה צְבָאֽוֹת</w:t>
       </w:r>
     </w:p>
     <w:p>
@@ -23027,7 +23027,7 @@
         <w:rPr>
           <w:lang w:val="en_US" w:bidi="en_US"/>
         </w:rPr>
-        <w:t>מִ⁠פְּנֵ֖י יְהוָ֥ה צְבָאֽוֹת</w:t>
+        <w:t>מִ⁠פְּנֵ֖י יְהוָ֥ה צְבָאֽוֹת</w:t>
       </w:r>
     </w:p>
     <w:p>
@@ -23137,7 +23137,7 @@
         <w:rPr>
           <w:lang w:val="en_US" w:bidi="en_US"/>
         </w:rPr>
-        <w:t>וְ⁠עַתָּ֕ה אֲנַ֖חְנוּ מְאַשְּׁרִ֣ים זֵדִ֑ים גַּם־נִבְנוּ֙ עֹשֵׂ֣י רִשְׁעָ֔ה גַּ֧ם בָּחֲנ֛וּ אֱלֹהִ֖ים וַ⁠יִּמָּלֵֽטוּ</w:t>
+        <w:t>וְ⁠עַתָּ֕ה אֲנַ֖חְנוּ מְאַשְּׁרִ֣ים זֵדִ֑ים גַּם־נִבְנוּ֙ עֹשֵׂ֣י רִשְׁעָ֔ה גַּ֧ם בָּחֲנ֛וּ אֱלֹהִ֖ים וַ⁠יִּמָּלֵֽטוּ</w:t>
       </w:r>
     </w:p>
     <w:p>
@@ -23234,7 +23234,7 @@
         <w:rPr>
           <w:lang w:val="en_US" w:bidi="en_US"/>
         </w:rPr>
-        <w:t>נִבְנוּ֙ עֹשֵׂ֣י רִשְׁעָ֔ה</w:t>
+        <w:t>נִבְנוּ֙ עֹשֵׂ֣י רִשְׁעָ֔ה</w:t>
       </w:r>
     </w:p>
     <w:p>
@@ -23331,7 +23331,7 @@
         <w:rPr>
           <w:lang w:val="en_US" w:bidi="en_US"/>
         </w:rPr>
-        <w:t>עֹשֵׂ֣י רִשְׁעָ֔ה</w:t>
+        <w:t>עֹשֵׂ֣י רִשְׁעָ֔ה</w:t>
       </w:r>
     </w:p>
     <w:p>
@@ -23538,7 +23538,7 @@
         <w:rPr>
           <w:lang w:val="en_US" w:bidi="en_US"/>
         </w:rPr>
-        <w:t>וַ⁠יַּקְשֵׁ֤ב יְהוָה֙ וַ⁠יִּשְׁמָ֔ע</w:t>
+        <w:t>וַ⁠יַּקְשֵׁ֤ב יְהוָה֙ וַ⁠יִּשְׁמָ֔ע</w:t>
       </w:r>
     </w:p>
     <w:p>
@@ -23635,7 +23635,7 @@
         <w:rPr>
           <w:lang w:val="en_US" w:bidi="en_US"/>
         </w:rPr>
-        <w:t>וַ֠⁠יִּכָּתֵב סֵ֣פֶר זִכָּר֤וֹן</w:t>
+        <w:t>וַ֠⁠יִּכָּתֵב סֵ֣פֶר זִכָּר֤וֹן</w:t>
       </w:r>
     </w:p>
     <w:p>
@@ -23842,7 +23842,7 @@
         <w:rPr>
           <w:lang w:val="en_US" w:bidi="en_US"/>
         </w:rPr>
-        <w:t>לְ⁠יִרְאֵ֣י יְהוָ֔ה וּ⁠לְ⁠חֹשְׁבֵ֖י שְׁמֽ⁠וֹ</w:t>
+        <w:t>לְ⁠יִרְאֵ֣י יְהוָ֔ה וּ⁠לְ⁠חֹשְׁבֵ֖י שְׁמֽ⁠וֹ</w:t>
       </w:r>
     </w:p>
     <w:p>
@@ -23939,7 +23939,7 @@
         <w:rPr>
           <w:lang w:val="en_US" w:bidi="en_US"/>
         </w:rPr>
-        <w:t>וּ⁠לְ⁠חֹשְׁבֵ֖י שְׁמֽ⁠וֹ</w:t>
+        <w:t>וּ⁠לְ⁠חֹשְׁבֵ֖י שְׁמֽ⁠וֹ</w:t>
       </w:r>
     </w:p>
     <w:p>
@@ -24049,7 +24049,7 @@
         <w:rPr>
           <w:lang w:val="en_US" w:bidi="en_US"/>
         </w:rPr>
-        <w:t>וְ⁠הָ֣יוּ לִ֗⁠י אָמַר֙ יְהוָ֣ה צְבָא֔וֹת &amp; סְגֻלָּ֑ה</w:t>
+        <w:t>וְ⁠הָ֣יוּ לִ֗⁠י אָמַר֙ יְהוָ֣ה צְבָא֔וֹת &amp; סְגֻלָּ֑ה</w:t>
       </w:r>
     </w:p>
     <w:p>
@@ -24159,7 +24159,7 @@
         <w:rPr>
           <w:lang w:val="en_US" w:bidi="en_US"/>
         </w:rPr>
-        <w:t>לַ⁠יּ֕וֹם אֲשֶׁ֥ר אֲנִ֖י עֹשֶׂ֣ה</w:t>
+        <w:t>לַ⁠יּ֕וֹם אֲשֶׁ֥ר אֲנִ֖י עֹשֶׂ֣ה</w:t>
       </w:r>
     </w:p>
     <w:p>
@@ -24282,7 +24282,7 @@
         <w:rPr>
           <w:lang w:val="en_US" w:bidi="en_US"/>
         </w:rPr>
-        <w:t>כַּֽ⁠אֲשֶׁר֙</w:t>
+        <w:t>כַּֽ⁠אֲשֶׁר֙</w:t>
       </w:r>
     </w:p>
     <w:p>
@@ -24392,7 +24392,7 @@
         <w:rPr>
           <w:lang w:val="en_US" w:bidi="en_US"/>
         </w:rPr>
-        <w:t>וְ⁠שַׁבְתֶּם֙ וּ⁠רְאִיתֶ֔ם</w:t>
+        <w:t>וְ⁠שַׁבְתֶּם֙ וּ⁠רְאִיתֶ֔ם</w:t>
       </w:r>
     </w:p>
     <w:p>
@@ -24489,7 +24489,7 @@
         <w:rPr>
           <w:lang w:val="en_US" w:bidi="en_US"/>
         </w:rPr>
-        <w:t>וְ⁠שַׁבְתֶּם֙ וּ⁠רְאִיתֶ֔ם</w:t>
+        <w:t>וְ⁠שַׁבְתֶּם֙ וּ⁠רְאִיתֶ֔ם</w:t>
       </w:r>
     </w:p>
     <w:p>
@@ -24599,7 +24599,7 @@
         <w:rPr>
           <w:lang w:val="en_US" w:bidi="en_US"/>
         </w:rPr>
-        <w:t>בֵּ֥ין צַדִּ֖יק לְ⁠רָשָׁ֑ע</w:t>
+        <w:t>בֵּ֥ין צַדִּ֖יק לְ⁠רָשָׁ֑ע</w:t>
       </w:r>
     </w:p>
     <w:p>
@@ -24696,7 +24696,7 @@
         <w:rPr>
           <w:lang w:val="en_US" w:bidi="en_US"/>
         </w:rPr>
-        <w:t>בֵּ֥ין צַדִּ֖יק לְ⁠רָשָׁ֑ע בֵּ֚ין עֹבֵ֣ד אֱלֹהִ֔ים לַ⁠אֲשֶׁ֖ר לֹ֥א עֲבָדֽ⁠וֹ</w:t>
+        <w:t>בֵּ֥ין צַדִּ֖יק לְ⁠רָשָׁ֑ע בֵּ֚ין עֹבֵ֣ד אֱלֹהִ֔ים לַ⁠אֲשֶׁ֖ר לֹ֥א עֲבָדֽ⁠וֹ</w:t>
       </w:r>
     </w:p>
     <w:p>
@@ -24793,7 +24793,7 @@
         <w:rPr>
           <w:lang w:val="en_US" w:bidi="en_US"/>
         </w:rPr>
-        <w:t>צַדִּ֖יק לְ⁠רָשָׁ֑ע</w:t>
+        <w:t>צַדִּ֖יק לְ⁠רָשָׁ֑ע</w:t>
       </w:r>
     </w:p>
     <w:p>
@@ -24916,7 +24916,7 @@
         <w:rPr>
           <w:lang w:val="en_US" w:bidi="en_US"/>
         </w:rPr>
-        <w:t>הִנֵּ֤ה</w:t>
+        <w:t>הִנֵּ֤ה</w:t>
       </w:r>
     </w:p>
     <w:p>
@@ -25026,7 +25026,7 @@
         <w:rPr>
           <w:lang w:val="en_US" w:bidi="en_US"/>
         </w:rPr>
-        <w:t>בֹּעֵ֖ר כַּ⁠תַּנּ֑וּר וְ⁠הָי֨וּ כָל־זֵדִ֜ים וְ⁠כָל־עֹשֵׂ֤ה רִשְׁעָה֙ קַ֔שׁ</w:t>
+        <w:t>בֹּעֵ֖ר כַּ⁠תַּנּ֑וּר וְ⁠הָי֨וּ כָל־זֵדִ֜ים וְ⁠כָל־עֹשֵׂ֤ה רִשְׁעָה֙ קַ֔שׁ</w:t>
       </w:r>
     </w:p>
     <w:p>
@@ -25259,7 +25259,7 @@
         <w:rPr>
           <w:lang w:val="en_US" w:bidi="en_US"/>
         </w:rPr>
-        <w:t>וְ⁠כָל־עֹשֵׂ֤ה רִשְׁעָה֙</w:t>
+        <w:t>וְ⁠כָל־עֹשֵׂ֤ה רִשְׁעָה֙</w:t>
       </w:r>
     </w:p>
     <w:p>
@@ -25369,7 +25369,7 @@
         <w:rPr>
           <w:lang w:val="en_US" w:bidi="en_US"/>
         </w:rPr>
-        <w:t>וְ⁠הָי֨וּ כָל־זֵדִ֜ים וְ⁠כָל־עֹשֵׂ֤ה רִשְׁעָה֙ קַ֔שׁ</w:t>
+        <w:t>וְ⁠הָי֨וּ כָל־זֵדִ֜ים וְ⁠כָל־עֹשֵׂ֤ה רִשְׁעָה֙ קַ֔שׁ</w:t>
       </w:r>
     </w:p>
     <w:p>
@@ -25492,7 +25492,7 @@
         <w:rPr>
           <w:lang w:val="en_US" w:bidi="en_US"/>
         </w:rPr>
-        <w:t>לָ⁠הֶ֖ם שֹׁ֥רֶשׁ וְ⁠עָנָֽף</w:t>
+        <w:t>לָ⁠הֶ֖ם שֹׁ֥רֶשׁ וְ⁠עָנָֽף</w:t>
       </w:r>
     </w:p>
     <w:p>
@@ -25589,7 +25589,7 @@
         <w:rPr>
           <w:lang w:val="en_US" w:bidi="en_US"/>
         </w:rPr>
-        <w:t>וְ⁠זָרְחָ֨ה לָ⁠כֶ֜ם יִרְאֵ֤י שְׁמִ⁠י֙ שֶׁ֣מֶשׁ צְדָקָ֔ה</w:t>
+        <w:t>וְ⁠זָרְחָ֨ה לָ⁠כֶ֜ם יִרְאֵ֤י שְׁמִ⁠י֙ שֶׁ֣מֶשׁ צְדָקָ֔ה</w:t>
       </w:r>
     </w:p>
     <w:p>
@@ -25751,7 +25751,7 @@
         <w:rPr>
           <w:lang w:val="en_US" w:bidi="en_US"/>
         </w:rPr>
-        <w:t>יִרְאֵ֤י שְׁמִ⁠י֙</w:t>
+        <w:t>יִרְאֵ֤י שְׁמִ⁠י֙</w:t>
       </w:r>
     </w:p>
     <w:p>
@@ -25861,7 +25861,7 @@
         <w:rPr>
           <w:lang w:val="en_US" w:bidi="en_US"/>
         </w:rPr>
-        <w:t>וּ⁠מַרְפֵּ֖א בִּ⁠כְנָפֶ֑י⁠הָ</w:t>
+        <w:t>וּ⁠מַרְפֵּ֖א בִּ⁠כְנָפֶ֑י⁠הָ</w:t>
       </w:r>
     </w:p>
     <w:p>
@@ -25984,7 +25984,7 @@
         <w:rPr>
           <w:lang w:val="en_US" w:bidi="en_US"/>
         </w:rPr>
-        <w:t>וִֽ⁠יצָאתֶ֥ם וּ⁠פִשְׁתֶּ֖ם</w:t>
+        <w:t>וִֽ⁠יצָאתֶ֥ם וּ⁠פִשְׁתֶּ֖ם</w:t>
       </w:r>
     </w:p>
     <w:p>
@@ -26107,7 +26107,7 @@
         <w:rPr>
           <w:lang w:val="en_US" w:bidi="en_US"/>
         </w:rPr>
-        <w:t>כְּ⁠עֶגְלֵ֥י מַרְבֵּֽק</w:t>
+        <w:t>כְּ⁠עֶגְלֵ֥י מַרְבֵּֽק</w:t>
       </w:r>
     </w:p>
     <w:p>
@@ -26204,7 +26204,7 @@
         <w:rPr>
           <w:lang w:val="en_US" w:bidi="en_US"/>
         </w:rPr>
-        <w:t>וְ⁠עַסּוֹתֶ֣ם רְשָׁעִ֔ים כִּֽי־יִהְי֣וּ אֵ֔פֶר תַּ֖חַת כַּפּ֣וֹת רַגְלֵי⁠כֶ֑ם</w:t>
+        <w:t>וְ⁠עַסּוֹתֶ֣ם רְשָׁעִ֔ים כִּֽי־יִהְי֣וּ אֵ֔פֶר תַּ֖חַת כַּפּ֣וֹת רַגְלֵי⁠כֶ֑ם</w:t>
       </w:r>
     </w:p>
     <w:p>
@@ -26301,7 +26301,7 @@
         <w:rPr>
           <w:lang w:val="en_US" w:bidi="en_US"/>
         </w:rPr>
-        <w:t>וְ⁠עַסּוֹתֶ֣ם רְשָׁעִ֔ים</w:t>
+        <w:t>וְ⁠עַסּוֹתֶ֣ם רְשָׁעִ֔ים</w:t>
       </w:r>
     </w:p>
     <w:p>
@@ -26411,7 +26411,7 @@
         <w:rPr>
           <w:lang w:val="en_US" w:bidi="en_US"/>
         </w:rPr>
-        <w:t>רְשָׁעִ֔ים</w:t>
+        <w:t>רְשָׁעִ֔ים</w:t>
       </w:r>
     </w:p>
     <w:p>
@@ -26521,7 +26521,7 @@
         <w:rPr>
           <w:lang w:val="en_US" w:bidi="en_US"/>
         </w:rPr>
-        <w:t>כִּֽי־יִהְי֣וּ אֵ֔פֶר תַּ֖חַת כַּפּ֣וֹת רַגְלֵי⁠כֶ֑ם</w:t>
+        <w:t>כִּֽי־יִהְי֣וּ אֵ֔פֶר תַּ֖חַת כַּפּ֣וֹת רַגְלֵי⁠כֶ֑ם</w:t>
       </w:r>
     </w:p>
     <w:p>
@@ -26631,7 +26631,7 @@
         <w:rPr>
           <w:lang w:val="en_US" w:bidi="en_US"/>
         </w:rPr>
-        <w:t>בַּ⁠יּוֹם֙ אֲשֶׁ֣ר אֲנִ֣י עֹשֶׂ֔ה</w:t>
+        <w:t>בַּ⁠יּוֹם֙ אֲשֶׁ֣ר אֲנִ֣י עֹשֶׂ֔ה</w:t>
       </w:r>
     </w:p>
     <w:p>
@@ -26856,7 +26856,7 @@
         <w:rPr>
           <w:lang w:val="en_US" w:bidi="en_US"/>
         </w:rPr>
-        <w:t>חֻקִּ֖ים וּ⁠מִשְׁפָּטִֽים</w:t>
+        <w:t>חֻקִּ֖ים וּ⁠מִשְׁפָּטִֽים</w:t>
       </w:r>
     </w:p>
     <w:p>
@@ -26953,7 +26953,7 @@
         <w:rPr>
           <w:lang w:val="en_US" w:bidi="en_US"/>
         </w:rPr>
-        <w:t>הִנֵּ֤ה</w:t>
+        <w:t>הִנֵּ֤ה</w:t>
       </w:r>
     </w:p>
     <w:p>
@@ -27217,7 +27217,7 @@
         <w:rPr>
           <w:lang w:val="en_US" w:bidi="en_US"/>
         </w:rPr>
-        <w:t>י֣וֹם יְהוָ֔ה הַ⁠גָּד֖וֹל וְ⁠הַ⁠נּוֹרָֽא</w:t>
+        <w:t>י֣וֹם יְהוָ֔ה הַ⁠גָּד֖וֹל וְ⁠הַ⁠נּוֹרָֽא</w:t>
       </w:r>
     </w:p>
     <w:p>
@@ -27314,7 +27314,7 @@
         <w:rPr>
           <w:lang w:val="en_US" w:bidi="en_US"/>
         </w:rPr>
-        <w:t>וְ⁠הֵשִׁ֤יב לֵב־אָבוֹת֙ עַל־בָּנִ֔ים וְ⁠לֵ֥ב בָּנִ֖ים עַל־אֲבוֹתָ֑⁠ם</w:t>
+        <w:t>וְ⁠הֵשִׁ֤יב לֵב־אָבוֹת֙ עַל־בָּנִ֔ים וְ⁠לֵ֥ב בָּנִ֖ים עַל־אֲבוֹתָ֑⁠ם</w:t>
       </w:r>
     </w:p>
     <w:p>
@@ -27437,7 +27437,7 @@
         <w:rPr>
           <w:lang w:val="en_US" w:bidi="en_US"/>
         </w:rPr>
-        <w:t>וְ⁠הֵשִׁ֤יב לֵב־אָבוֹת֙ עַל־בָּנִ֔ים וְ⁠לֵ֥ב בָּנִ֖ים עַל־אֲבוֹתָ֑⁠ם</w:t>
+        <w:t>וְ⁠הֵשִׁ֤יב לֵב־אָבוֹת֙ עַל־בָּנִ֔ים וְ⁠לֵ֥ב בָּנִ֖ים עַל־אֲבוֹתָ֑⁠ם</w:t>
       </w:r>
     </w:p>
     <w:p>
@@ -27534,7 +27534,7 @@
         <w:rPr>
           <w:lang w:val="en_US" w:bidi="en_US"/>
         </w:rPr>
-        <w:t>וְ⁠לֵ֥ב בָּנִ֖ים עַל־אֲבוֹתָ֑⁠ם</w:t>
+        <w:t>וְ⁠לֵ֥ב בָּנִ֖ים עַל־אֲבוֹתָ֑⁠ם</w:t>
       </w:r>
     </w:p>
     <w:p>

--- a/eng/docx/39.content.docx
+++ b/eng/docx/39.content.docx
@@ -506,6 +506,93 @@
         <w:rPr>
           <w:lang w:val="en_US" w:bidi="en_US"/>
         </w:rPr>
+        <w:t>Malachi - Chapter 1 Introduction</w:t>
+      </w:r>
+      <w:r>
+        <w:rPr>
+          <w:lang w:val="en_US" w:bidi="en_US"/>
+        </w:rPr>
+      </w:r>
+    </w:p>
+    <w:p>
+      <w:pPr>
+        <w:pStyle w:val="Heading3"/>
+      </w:pPr>
+      <w:r>
+        <w:rPr>
+          <w:lang w:val="en_US" w:bidi="en_US"/>
+        </w:rPr>
+        <w:t>Structure and Formatting</w:t>
+      </w:r>
+    </w:p>
+    <w:p>
+      <w:pPr/>
+      <w:r>
+        <w:rPr>
+          <w:lang w:val="en_US" w:bidi="en_US"/>
+        </w:rPr>
+      </w:r>
+      <w:r>
+        <w:rPr>
+          <w:lang w:val="en_US" w:bidi="en_US"/>
+        </w:rPr>
+        <w:t>1:1 Title</w:t>
+      </w:r>
+    </w:p>
+    <w:p>
+      <w:pPr/>
+      <w:r>
+        <w:rPr>
+          <w:lang w:val="en_US" w:bidi="en_US"/>
+        </w:rPr>
+      </w:r>
+      <w:r>
+        <w:rPr>
+          <w:lang w:val="en_US" w:bidi="en_US"/>
+        </w:rPr>
+        <w:t>1:2–5 Yahweh will punish the wicked: Edom</w:t>
+      </w:r>
+    </w:p>
+    <w:p>
+      <w:pPr/>
+      <w:r>
+        <w:rPr>
+          <w:lang w:val="en_US" w:bidi="en_US"/>
+        </w:rPr>
+      </w:r>
+      <w:r>
+        <w:rPr>
+          <w:lang w:val="en_US" w:bidi="en_US"/>
+        </w:rPr>
+        <w:t>1:6–14 Judeans not bringing acceptable sacrifices</w:t>
+      </w:r>
+      <w:r>
+        <w:rPr>
+          <w:lang w:val="en_US" w:bidi="en_US"/>
+        </w:rPr>
+      </w:r>
+      <w:r>
+        <w:rPr>
+          <w:lang w:val="en_US" w:bidi="en_US"/>
+        </w:rPr>
+      </w:r>
+    </w:p>
+    <w:p>
+      <w:pPr/>
+      <w:r>
+        <w:rPr>
+          <w:lang w:val="en_US" w:bidi="en_US"/>
+        </w:rPr>
+      </w:r>
+    </w:p>
+    <w:p>
+      <w:pPr>
+        <w:pStyle w:val="Heading2"/>
+      </w:pPr>
+      <w:r>
+        <w:rPr>
+          <w:lang w:val="en_US" w:bidi="en_US"/>
+        </w:rPr>
         <w:t>Malachi 1:1 (#1)</w:t>
       </w:r>
       <w:r>
@@ -9091,6 +9178,394 @@
         <w:rPr>
           <w:lang w:val="en_US" w:bidi="en_US"/>
         </w:rPr>
+        <w:t>Malachi - Chapter 2 Introduction</w:t>
+      </w:r>
+      <w:r>
+        <w:rPr>
+          <w:lang w:val="en_US" w:bidi="en_US"/>
+        </w:rPr>
+      </w:r>
+    </w:p>
+    <w:p>
+      <w:pPr>
+        <w:pStyle w:val="Heading3"/>
+      </w:pPr>
+      <w:r>
+        <w:rPr>
+          <w:lang w:val="en_US" w:bidi="en_US"/>
+        </w:rPr>
+        <w:t>Structure and Formatting</w:t>
+      </w:r>
+    </w:p>
+    <w:p>
+      <w:pPr/>
+      <w:r>
+        <w:rPr>
+          <w:lang w:val="en_US" w:bidi="en_US"/>
+        </w:rPr>
+      </w:r>
+      <w:r>
+        <w:rPr>
+          <w:lang w:val="en_US" w:bidi="en_US"/>
+        </w:rPr>
+        <w:t>2:1–9 Priests must teach and apply the law faithfully</w:t>
+      </w:r>
+    </w:p>
+    <w:p>
+      <w:pPr/>
+      <w:r>
+        <w:rPr>
+          <w:lang w:val="en_US" w:bidi="en_US"/>
+        </w:rPr>
+      </w:r>
+      <w:r>
+        <w:rPr>
+          <w:lang w:val="en_US" w:bidi="en_US"/>
+        </w:rPr>
+        <w:t>2:10–16 Yahweh is concerned for justice: no divorce</w:t>
+      </w:r>
+    </w:p>
+    <w:p>
+      <w:pPr/>
+      <w:r>
+        <w:rPr>
+          <w:lang w:val="en_US" w:bidi="en_US"/>
+        </w:rPr>
+      </w:r>
+      <w:r>
+        <w:rPr>
+          <w:lang w:val="en_US" w:bidi="en_US"/>
+        </w:rPr>
+        <w:t>2:17–3:5 Yahweh is concerned for justice and will punish evildoers</w:t>
+      </w:r>
+    </w:p>
+    <w:p>
+      <w:pPr>
+        <w:pStyle w:val="Heading3"/>
+      </w:pPr>
+      <w:r>
+        <w:rPr>
+          <w:lang w:val="en_US" w:bidi="en_US"/>
+        </w:rPr>
+        <w:t>Religious and Cultural Concepts in This Chapter</w:t>
+      </w:r>
+    </w:p>
+    <w:p>
+      <w:pPr>
+        <w:pStyle w:val="Heading4"/>
+      </w:pPr>
+      <w:r>
+        <w:rPr>
+          <w:lang w:val="en_US" w:bidi="en_US"/>
+        </w:rPr>
+        <w:t>“My covenant was with him, life and peace, and I gave them to him {for} fear” (2:5)</w:t>
+      </w:r>
+    </w:p>
+    <w:p>
+      <w:pPr/>
+      <w:r>
+        <w:rPr>
+          <w:lang w:val="en_US" w:bidi="en_US"/>
+        </w:rPr>
+      </w:r>
+      <w:r>
+        <w:rPr>
+          <w:lang w:val="en_US" w:bidi="en_US"/>
+        </w:rPr>
+        <w:t xml:space="preserve">Here Yahweh seems to be alluding implicitly to what he said in </w:t>
+      </w:r>
+      <w:hyperlink r:id="rId18">
+        <w:r>
+          <w:rPr>
+            <w:lang w:val="en_US" w:bidi="en_US"/>
+          </w:rPr>
+          <w:rPr>
+            <w:color w:val="0000EE"/>
+            <w:u w:val="single"/>
+          </w:rPr>
+          <w:t>Numbers 25:12–13</w:t>
+        </w:r>
+      </w:hyperlink>
+      <w:r>
+        <w:rPr>
+          <w:lang w:val="en_US" w:bidi="en_US"/>
+        </w:rPr>
+        <w:t xml:space="preserve">, that he was making a </w:t>
+      </w:r>
+      <w:r>
+        <w:rPr>
+          <w:b/>
+          <w:lang w:val="en_US" w:bidi="en_US"/>
+        </w:rPr>
+        <w:t>covenant</w:t>
+      </w:r>
+      <w:r>
+        <w:rPr>
+          <w:lang w:val="en_US" w:bidi="en_US"/>
+        </w:rPr>
+        <w:t xml:space="preserve"> of </w:t>
+      </w:r>
+      <w:r>
+        <w:rPr>
+          <w:b/>
+          <w:lang w:val="en_US" w:bidi="en_US"/>
+        </w:rPr>
+        <w:t>peace</w:t>
+      </w:r>
+      <w:r>
+        <w:rPr>
+          <w:lang w:val="en_US" w:bidi="en_US"/>
+        </w:rPr>
+        <w:t xml:space="preserve"> establishing Phineas (the son of the first high priest, Aaron) and his descendants in the priesthood permanently. Yahweh did this because Phineas zealously opposed the worship of foreign gods. That is what Yahweh means here by “I gave them to him for fear.” He is saying, in other words, “because he worshiped me exclusively and devotedly.” Yahweh was punishing the Israelites for this idol-worship with a plague that was killing many of them, but he ended the plague because of what Phineas did. So this was a covenant of </w:t>
+      </w:r>
+      <w:r>
+        <w:rPr>
+          <w:b/>
+          <w:lang w:val="en_US" w:bidi="en_US"/>
+        </w:rPr>
+        <w:t>peace</w:t>
+      </w:r>
+      <w:r>
+        <w:rPr>
+          <w:lang w:val="en_US" w:bidi="en_US"/>
+        </w:rPr>
+        <w:t xml:space="preserve"> (Yahweh was no longer hostile to the Israelites). It was also a covenant of </w:t>
+      </w:r>
+      <w:r>
+        <w:rPr>
+          <w:b/>
+          <w:lang w:val="en_US" w:bidi="en_US"/>
+        </w:rPr>
+        <w:t>life</w:t>
+      </w:r>
+      <w:r>
+        <w:rPr>
+          <w:lang w:val="en_US" w:bidi="en_US"/>
+        </w:rPr>
+        <w:t xml:space="preserve"> (Yahweh was no longer punishing the Israelites with death). The word </w:t>
+      </w:r>
+      <w:r>
+        <w:rPr>
+          <w:b/>
+          <w:lang w:val="en_US" w:bidi="en_US"/>
+        </w:rPr>
+        <w:t>life</w:t>
+      </w:r>
+      <w:r>
+        <w:rPr>
+          <w:lang w:val="en_US" w:bidi="en_US"/>
+        </w:rPr>
+        <w:t xml:space="preserve"> may also reflect that this was a permanent covenant that would not end. The notes to </w:t>
+      </w:r>
+      <w:hyperlink r:id="rId19">
+        <w:r>
+          <w:rPr>
+            <w:lang w:val="en_US" w:bidi="en_US"/>
+          </w:rPr>
+          <w:rPr>
+            <w:color w:val="0000EE"/>
+            <w:u w:val="single"/>
+          </w:rPr>
+          <w:t>2:5</w:t>
+        </w:r>
+      </w:hyperlink>
+      <w:r>
+        <w:rPr>
+          <w:lang w:val="en_US" w:bidi="en_US"/>
+        </w:rPr>
+        <w:t xml:space="preserve"> suggest ways to translate these statements.</w:t>
+      </w:r>
+    </w:p>
+    <w:p>
+      <w:pPr>
+        <w:pStyle w:val="Heading3"/>
+      </w:pPr>
+      <w:r>
+        <w:rPr>
+          <w:lang w:val="en_US" w:bidi="en_US"/>
+        </w:rPr>
+        <w:t>Translation Issues</w:t>
+      </w:r>
+    </w:p>
+    <w:p>
+      <w:pPr>
+        <w:pStyle w:val="Heading4"/>
+      </w:pPr>
+      <w:r>
+        <w:rPr>
+          <w:lang w:val="en_US" w:bidi="en_US"/>
+        </w:rPr>
+        <w:t>And did he not make one (2:15a)</w:t>
+      </w:r>
+    </w:p>
+    <w:p>
+      <w:pPr/>
+      <w:r>
+        <w:rPr>
+          <w:lang w:val="en_US" w:bidi="en_US"/>
+        </w:rPr>
+      </w:r>
+      <w:r>
+        <w:rPr>
+          <w:lang w:val="en_US" w:bidi="en_US"/>
+        </w:rPr>
+        <w:t xml:space="preserve">Here are two views Bible scholars have regarding the correct interpretation of these words. (1) The word </w:t>
+      </w:r>
+      <w:r>
+        <w:rPr>
+          <w:b/>
+          <w:lang w:val="en_US" w:bidi="en_US"/>
+        </w:rPr>
+        <w:t>one</w:t>
+      </w:r>
+      <w:r>
+        <w:rPr>
+          <w:lang w:val="en_US" w:bidi="en_US"/>
+        </w:rPr>
+        <w:t xml:space="preserve"> refers to the close connection a husband and wife have. Alternate translation: [And did not God make you one with your wife?] (2) The word </w:t>
+      </w:r>
+      <w:r>
+        <w:rPr>
+          <w:b/>
+          <w:lang w:val="en_US" w:bidi="en_US"/>
+        </w:rPr>
+        <w:t>one</w:t>
+      </w:r>
+      <w:r>
+        <w:rPr>
+          <w:lang w:val="en_US" w:bidi="en_US"/>
+        </w:rPr>
+        <w:t xml:space="preserve"> refers to God. Alternate translation: [And did not the one God make you]</w:t>
+      </w:r>
+    </w:p>
+    <w:p>
+      <w:pPr>
+        <w:pStyle w:val="Heading4"/>
+      </w:pPr>
+      <w:r>
+        <w:rPr>
+          <w:lang w:val="en_US" w:bidi="en_US"/>
+        </w:rPr>
+        <w:t>and a remnant of spirit {was} to him? (2:15b)</w:t>
+      </w:r>
+    </w:p>
+    <w:p>
+      <w:pPr/>
+      <w:r>
+        <w:rPr>
+          <w:lang w:val="en_US" w:bidi="en_US"/>
+        </w:rPr>
+      </w:r>
+      <w:r>
+        <w:rPr>
+          <w:lang w:val="en_US" w:bidi="en_US"/>
+        </w:rPr>
+        <w:t>Here are two views, among many, that Bible scholars have regarding the correct interpretation of these words. (1) These words mean that a husband and wife are united in body and spirit. Alternate translation: [God made you to become united with your wife in body and spirit] (2) These words mean that the bodies and spirits of a husband and wife belong to God. Alternate translation: [and you and your wife belong to God]</w:t>
+      </w:r>
+    </w:p>
+    <w:p>
+      <w:pPr>
+        <w:pStyle w:val="Heading4"/>
+      </w:pPr>
+      <w:r>
+        <w:rPr>
+          <w:lang w:val="en_US" w:bidi="en_US"/>
+        </w:rPr>
+        <w:t>“and one {who} covers over his garment with violence” (2:16)</w:t>
+      </w:r>
+    </w:p>
+    <w:p>
+      <w:pPr/>
+      <w:r>
+        <w:rPr>
+          <w:lang w:val="en_US" w:bidi="en_US"/>
+        </w:rPr>
+      </w:r>
+      <w:r>
+        <w:rPr>
+          <w:lang w:val="en_US" w:bidi="en_US"/>
+        </w:rPr>
+        <w:t xml:space="preserve">Here are three views Bible scholars have regarding the correct interpretation of these words. (1) it means that husband and wife Malachi is speaking as if </w:t>
+      </w:r>
+      <w:r>
+        <w:rPr>
+          <w:b/>
+          <w:lang w:val="en_US" w:bidi="en_US"/>
+        </w:rPr>
+        <w:t>violence</w:t>
+      </w:r>
+      <w:r>
+        <w:rPr>
+          <w:lang w:val="en_US" w:bidi="en_US"/>
+        </w:rPr>
+        <w:t xml:space="preserve"> were a substance with which a person could cover a </w:t>
+      </w:r>
+      <w:r>
+        <w:rPr>
+          <w:b/>
+          <w:lang w:val="en_US" w:bidi="en_US"/>
+        </w:rPr>
+        <w:t>garment</w:t>
+      </w:r>
+      <w:r>
+        <w:rPr>
+          <w:lang w:val="en_US" w:bidi="en_US"/>
+        </w:rPr>
+        <w:t xml:space="preserve">. If it would be clearer in your language, you could state the meaning plainly. The idea of complete covering conveys emphasis. Alternate translation: [and one who acts very violently] (2) The word </w:t>
+      </w:r>
+      <w:r>
+        <w:rPr>
+          <w:b/>
+          <w:lang w:val="en_US" w:bidi="en_US"/>
+        </w:rPr>
+        <w:t>violence</w:t>
+      </w:r>
+      <w:r>
+        <w:rPr>
+          <w:lang w:val="en_US" w:bidi="en_US"/>
+        </w:rPr>
+        <w:t xml:space="preserve"> refers to harsh actions that could include actions other than divorce. Alternate translation: [and one who acts violently] (3) The word </w:t>
+      </w:r>
+      <w:r>
+        <w:rPr>
+          <w:b/>
+          <w:lang w:val="en_US" w:bidi="en_US"/>
+        </w:rPr>
+        <w:t>violence</w:t>
+      </w:r>
+      <w:r>
+        <w:rPr>
+          <w:lang w:val="en_US" w:bidi="en_US"/>
+        </w:rPr>
+        <w:t xml:space="preserve"> refers to violent or cruel actions which a person conceals. Alternate translation: [and one who conceals their violence]</w:t>
+      </w:r>
+      <w:r>
+        <w:rPr>
+          <w:lang w:val="en_US" w:bidi="en_US"/>
+        </w:rPr>
+      </w:r>
+      <w:r>
+        <w:rPr>
+          <w:lang w:val="en_US" w:bidi="en_US"/>
+        </w:rPr>
+      </w:r>
+    </w:p>
+    <w:p>
+      <w:pPr/>
+      <w:r>
+        <w:rPr>
+          <w:lang w:val="en_US" w:bidi="en_US"/>
+        </w:rPr>
+      </w:r>
+    </w:p>
+    <w:p>
+      <w:pPr>
+        <w:pStyle w:val="Heading2"/>
+      </w:pPr>
+      <w:r>
+        <w:rPr>
+          <w:lang w:val="en_US" w:bidi="en_US"/>
+        </w:rPr>
         <w:t>Malachi 2:1 (#1)</w:t>
       </w:r>
       <w:r>
@@ -9127,7 +9602,7 @@
         </w:rPr>
         <w:t xml:space="preserve">See how you translated the same expression in </w:t>
       </w:r>
-      <w:hyperlink r:id="rId18">
+      <w:hyperlink r:id="rId20">
         <w:r>
           <w:rPr>
             <w:lang w:val="en_US" w:bidi="en_US"/>
@@ -10731,7 +11206,7 @@
         </w:rPr>
         <w:t xml:space="preserve"> will continue. He says in </w:t>
       </w:r>
-      <w:hyperlink r:id="rId19">
+      <w:hyperlink r:id="rId21">
         <w:r>
           <w:rPr>
             <w:lang w:val="en_US" w:bidi="en_US"/>
@@ -13344,7 +13819,7 @@
         </w:rPr>
         <w:t xml:space="preserve">See how you translated the similar image in </w:t>
       </w:r>
-      <w:hyperlink r:id="rId20">
+      <w:hyperlink r:id="rId22">
         <w:r>
           <w:rPr>
             <w:lang w:val="en_US" w:bidi="en_US"/>
@@ -13705,7 +14180,7 @@
         </w:rPr>
         <w:t xml:space="preserve">, that is, physically spoiled and made useless, like the crops eaten by pests described with the same term in </w:t>
       </w:r>
-      <w:hyperlink r:id="rId21">
+      <w:hyperlink r:id="rId23">
         <w:r>
           <w:rPr>
             <w:lang w:val="en_US" w:bidi="en_US"/>
@@ -13820,7 +14295,7 @@
         </w:rPr>
         <w:t xml:space="preserve">See how you translated the same expression in </w:t>
       </w:r>
-      <w:hyperlink r:id="rId22">
+      <w:hyperlink r:id="rId24">
         <w:r>
           <w:rPr>
             <w:lang w:val="en_US" w:bidi="en_US"/>
@@ -17740,6 +18215,107 @@
         <w:rPr>
           <w:lang w:val="en_US" w:bidi="en_US"/>
         </w:rPr>
+        <w:t>Malachi - Chapter 3 Introduction</w:t>
+      </w:r>
+      <w:r>
+        <w:rPr>
+          <w:lang w:val="en_US" w:bidi="en_US"/>
+        </w:rPr>
+      </w:r>
+    </w:p>
+    <w:p>
+      <w:pPr>
+        <w:pStyle w:val="Heading3"/>
+      </w:pPr>
+      <w:r>
+        <w:rPr>
+          <w:lang w:val="en_US" w:bidi="en_US"/>
+        </w:rPr>
+        <w:t>Structure and Formatting</w:t>
+      </w:r>
+    </w:p>
+    <w:p>
+      <w:pPr/>
+      <w:r>
+        <w:rPr>
+          <w:lang w:val="en_US" w:bidi="en_US"/>
+        </w:rPr>
+      </w:r>
+      <w:r>
+        <w:rPr>
+          <w:lang w:val="en_US" w:bidi="en_US"/>
+        </w:rPr>
+        <w:t>2:17–3:5 Yahweh is concerned for justice and will punish evildoers</w:t>
+      </w:r>
+    </w:p>
+    <w:p>
+      <w:pPr/>
+      <w:r>
+        <w:rPr>
+          <w:lang w:val="en_US" w:bidi="en_US"/>
+        </w:rPr>
+      </w:r>
+      <w:r>
+        <w:rPr>
+          <w:lang w:val="en_US" w:bidi="en_US"/>
+        </w:rPr>
+        <w:t>3:6–12 Judeans are not bringing proper tithes</w:t>
+      </w:r>
+    </w:p>
+    <w:p>
+      <w:pPr/>
+      <w:r>
+        <w:rPr>
+          <w:lang w:val="en_US" w:bidi="en_US"/>
+        </w:rPr>
+      </w:r>
+      <w:r>
+        <w:rPr>
+          <w:lang w:val="en_US" w:bidi="en_US"/>
+        </w:rPr>
+        <w:t>3:13–15 Yahweh will punish the wicked, despite what Judeans are saying</w:t>
+      </w:r>
+    </w:p>
+    <w:p>
+      <w:pPr/>
+      <w:r>
+        <w:rPr>
+          <w:lang w:val="en_US" w:bidi="en_US"/>
+        </w:rPr>
+      </w:r>
+      <w:r>
+        <w:rPr>
+          <w:lang w:val="en_US" w:bidi="en_US"/>
+        </w:rPr>
+        <w:t>3:16–4:6 Yahweh will bless and protect those who fear him</w:t>
+      </w:r>
+      <w:r>
+        <w:rPr>
+          <w:lang w:val="en_US" w:bidi="en_US"/>
+        </w:rPr>
+      </w:r>
+      <w:r>
+        <w:rPr>
+          <w:lang w:val="en_US" w:bidi="en_US"/>
+        </w:rPr>
+      </w:r>
+    </w:p>
+    <w:p>
+      <w:pPr/>
+      <w:r>
+        <w:rPr>
+          <w:lang w:val="en_US" w:bidi="en_US"/>
+        </w:rPr>
+      </w:r>
+    </w:p>
+    <w:p>
+      <w:pPr>
+        <w:pStyle w:val="Heading2"/>
+      </w:pPr>
+      <w:r>
+        <w:rPr>
+          <w:lang w:val="en_US" w:bidi="en_US"/>
+        </w:rPr>
         <w:t>Malachi 3:1 (#1)</w:t>
       </w:r>
       <w:r>
@@ -17797,7 +18373,7 @@
         </w:rPr>
         <w:t xml:space="preserve"> is an expression that people of this culture would commonly use to mean that they were about to do something. See how you translated the similar expression in </w:t>
       </w:r>
-      <w:hyperlink r:id="rId23">
+      <w:hyperlink r:id="rId25">
         <w:r>
           <w:rPr>
             <w:lang w:val="en_US" w:bidi="en_US"/>
@@ -18132,7 +18708,7 @@
         </w:rPr>
         <w:t xml:space="preserve">Yahweh uses this word to get the people’s attention. See how you translated a similar use of this word in </w:t>
       </w:r>
-      <w:hyperlink r:id="rId24">
+      <w:hyperlink r:id="rId26">
         <w:r>
           <w:rPr>
             <w:lang w:val="en_US" w:bidi="en_US"/>
@@ -20292,7 +20868,7 @@
         </w:rPr>
         <w:t xml:space="preserve"> of their ancestor Jacob. See how you translated the similar expression in </w:t>
       </w:r>
-      <w:hyperlink r:id="rId19">
+      <w:hyperlink r:id="rId21">
         <w:r>
           <w:rPr>
             <w:lang w:val="en_US" w:bidi="en_US"/>
@@ -20847,7 +21423,7 @@
         </w:rPr>
         <w:t xml:space="preserve"> to get information. Rather, he is asking and then answering his own question. See how you translated the similar instance in </w:t>
       </w:r>
-      <w:hyperlink r:id="rId25">
+      <w:hyperlink r:id="rId27">
         <w:r>
           <w:rPr>
             <w:lang w:val="en_US" w:bidi="en_US"/>
@@ -24897,6 +25473,119 @@
         <w:rPr>
           <w:lang w:val="en_US" w:bidi="en_US"/>
         </w:rPr>
+        <w:t>Malachi - Chapter 4 Introduction</w:t>
+      </w:r>
+      <w:r>
+        <w:rPr>
+          <w:lang w:val="en_US" w:bidi="en_US"/>
+        </w:rPr>
+      </w:r>
+    </w:p>
+    <w:p>
+      <w:pPr>
+        <w:pStyle w:val="Heading3"/>
+      </w:pPr>
+      <w:r>
+        <w:rPr>
+          <w:lang w:val="en_US" w:bidi="en_US"/>
+        </w:rPr>
+        <w:t>Structure and Formatting</w:t>
+      </w:r>
+    </w:p>
+    <w:p>
+      <w:pPr/>
+      <w:r>
+        <w:rPr>
+          <w:lang w:val="en_US" w:bidi="en_US"/>
+        </w:rPr>
+      </w:r>
+      <w:r>
+        <w:rPr>
+          <w:lang w:val="en_US" w:bidi="en_US"/>
+        </w:rPr>
+        <w:t>3:16–4:6 Yahweh will bless and protect those who fear him</w:t>
+      </w:r>
+    </w:p>
+    <w:p>
+      <w:pPr>
+        <w:pStyle w:val="Heading3"/>
+      </w:pPr>
+      <w:r>
+        <w:rPr>
+          <w:lang w:val="en_US" w:bidi="en_US"/>
+        </w:rPr>
+        <w:t>Religious and Cultural Concepts in This Chapter</w:t>
+      </w:r>
+    </w:p>
+    <w:p>
+      <w:pPr>
+        <w:pStyle w:val="Heading4"/>
+      </w:pPr>
+      <w:r>
+        <w:rPr>
+          <w:lang w:val="en_US" w:bidi="en_US"/>
+        </w:rPr>
+        <w:t>“I am sending to you Elijah the prophet” (4:5)</w:t>
+      </w:r>
+    </w:p>
+    <w:p>
+      <w:pPr/>
+      <w:r>
+        <w:rPr>
+          <w:lang w:val="en_US" w:bidi="en_US"/>
+        </w:rPr>
+      </w:r>
+      <w:r>
+        <w:rPr>
+          <w:lang w:val="en_US" w:bidi="en_US"/>
+        </w:rPr>
+        <w:t>While Malachi’s listeners and later generations of Jews may have expected this prophecy to be fulfilled by the return of Elijah himself, Jesus explained that it was fulfilled through the life and witness of John the Baptist (</w:t>
+      </w:r>
+      <w:hyperlink r:id="rId28">
+        <w:r>
+          <w:rPr>
+            <w:lang w:val="en_US" w:bidi="en_US"/>
+          </w:rPr>
+          <w:rPr>
+            <w:color w:val="0000EE"/>
+            <w:u w:val="single"/>
+          </w:rPr>
+          <w:t>Matthew 17:10–13</w:t>
+        </w:r>
+      </w:hyperlink>
+      <w:r>
+        <w:rPr>
+          <w:lang w:val="en_US" w:bidi="en_US"/>
+        </w:rPr>
+        <w:t>).</w:t>
+      </w:r>
+      <w:r>
+        <w:rPr>
+          <w:lang w:val="en_US" w:bidi="en_US"/>
+        </w:rPr>
+      </w:r>
+      <w:r>
+        <w:rPr>
+          <w:lang w:val="en_US" w:bidi="en_US"/>
+        </w:rPr>
+      </w:r>
+    </w:p>
+    <w:p>
+      <w:pPr/>
+      <w:r>
+        <w:rPr>
+          <w:lang w:val="en_US" w:bidi="en_US"/>
+        </w:rPr>
+      </w:r>
+    </w:p>
+    <w:p>
+      <w:pPr>
+        <w:pStyle w:val="Heading2"/>
+      </w:pPr>
+      <w:r>
+        <w:rPr>
+          <w:lang w:val="en_US" w:bidi="en_US"/>
+        </w:rPr>
         <w:t>Malachi 4:1 (#1)</w:t>
       </w:r>
       <w:r>
@@ -26662,7 +27351,7 @@
         </w:rPr>
         <w:t xml:space="preserve">See how you translated this expression in </w:t>
       </w:r>
-      <w:hyperlink r:id="rId26">
+      <w:hyperlink r:id="rId29">
         <w:r>
           <w:rPr>
             <w:lang w:val="en_US" w:bidi="en_US"/>
@@ -26984,7 +27673,7 @@
         </w:rPr>
         <w:t xml:space="preserve">See how you translated this expression in </w:t>
       </w:r>
-      <w:hyperlink r:id="rId27">
+      <w:hyperlink r:id="rId30">
         <w:r>
           <w:rPr>
             <w:lang w:val="en_US" w:bidi="en_US"/>
@@ -27707,695 +28396,6 @@
           <w:lang w:val="en_US" w:bidi="en_US"/>
         </w:rPr>
         <w:t>Collective Nouns</w:t>
-      </w:r>
-      <w:r>
-        <w:rPr>
-          <w:lang w:val="en_US" w:bidi="en_US"/>
-        </w:rPr>
-      </w:r>
-      <w:r>
-        <w:rPr>
-          <w:lang w:val="en_US" w:bidi="en_US"/>
-        </w:rPr>
-      </w:r>
-    </w:p>
-    <w:p>
-      <w:pPr/>
-      <w:r>
-        <w:rPr>
-          <w:lang w:val="en_US" w:bidi="en_US"/>
-        </w:rPr>
-      </w:r>
-    </w:p>
-    <w:p>
-      <w:pPr>
-        <w:pStyle w:val="Heading2"/>
-      </w:pPr>
-      <w:r>
-        <w:rPr>
-          <w:lang w:val="en_US" w:bidi="en_US"/>
-        </w:rPr>
-        <w:t>Malachi - Chapter 1 Introduction</w:t>
-      </w:r>
-      <w:r>
-        <w:rPr>
-          <w:lang w:val="en_US" w:bidi="en_US"/>
-        </w:rPr>
-      </w:r>
-    </w:p>
-    <w:p>
-      <w:pPr>
-        <w:pStyle w:val="Heading3"/>
-      </w:pPr>
-      <w:r>
-        <w:rPr>
-          <w:lang w:val="en_US" w:bidi="en_US"/>
-        </w:rPr>
-        <w:t>Structure and Formatting</w:t>
-      </w:r>
-    </w:p>
-    <w:p>
-      <w:pPr/>
-      <w:r>
-        <w:rPr>
-          <w:lang w:val="en_US" w:bidi="en_US"/>
-        </w:rPr>
-      </w:r>
-      <w:r>
-        <w:rPr>
-          <w:lang w:val="en_US" w:bidi="en_US"/>
-        </w:rPr>
-        <w:t>1:1 Title</w:t>
-      </w:r>
-    </w:p>
-    <w:p>
-      <w:pPr/>
-      <w:r>
-        <w:rPr>
-          <w:lang w:val="en_US" w:bidi="en_US"/>
-        </w:rPr>
-      </w:r>
-      <w:r>
-        <w:rPr>
-          <w:lang w:val="en_US" w:bidi="en_US"/>
-        </w:rPr>
-        <w:t>1:2–5 Yahweh will punish the wicked: Edom</w:t>
-      </w:r>
-    </w:p>
-    <w:p>
-      <w:pPr/>
-      <w:r>
-        <w:rPr>
-          <w:lang w:val="en_US" w:bidi="en_US"/>
-        </w:rPr>
-      </w:r>
-      <w:r>
-        <w:rPr>
-          <w:lang w:val="en_US" w:bidi="en_US"/>
-        </w:rPr>
-        <w:t>1:6–14 Judeans not bringing acceptable sacrifices</w:t>
-      </w:r>
-      <w:r>
-        <w:rPr>
-          <w:lang w:val="en_US" w:bidi="en_US"/>
-        </w:rPr>
-      </w:r>
-      <w:r>
-        <w:rPr>
-          <w:lang w:val="en_US" w:bidi="en_US"/>
-        </w:rPr>
-      </w:r>
-    </w:p>
-    <w:p>
-      <w:pPr/>
-      <w:r>
-        <w:rPr>
-          <w:lang w:val="en_US" w:bidi="en_US"/>
-        </w:rPr>
-      </w:r>
-    </w:p>
-    <w:p>
-      <w:pPr>
-        <w:pStyle w:val="Heading2"/>
-      </w:pPr>
-      <w:r>
-        <w:rPr>
-          <w:lang w:val="en_US" w:bidi="en_US"/>
-        </w:rPr>
-        <w:t>Malachi - Chapter 2 Introduction</w:t>
-      </w:r>
-      <w:r>
-        <w:rPr>
-          <w:lang w:val="en_US" w:bidi="en_US"/>
-        </w:rPr>
-      </w:r>
-    </w:p>
-    <w:p>
-      <w:pPr>
-        <w:pStyle w:val="Heading3"/>
-      </w:pPr>
-      <w:r>
-        <w:rPr>
-          <w:lang w:val="en_US" w:bidi="en_US"/>
-        </w:rPr>
-        <w:t>Structure and Formatting</w:t>
-      </w:r>
-    </w:p>
-    <w:p>
-      <w:pPr/>
-      <w:r>
-        <w:rPr>
-          <w:lang w:val="en_US" w:bidi="en_US"/>
-        </w:rPr>
-      </w:r>
-      <w:r>
-        <w:rPr>
-          <w:lang w:val="en_US" w:bidi="en_US"/>
-        </w:rPr>
-        <w:t>2:1–9 Priests must teach and apply the law faithfully</w:t>
-      </w:r>
-    </w:p>
-    <w:p>
-      <w:pPr/>
-      <w:r>
-        <w:rPr>
-          <w:lang w:val="en_US" w:bidi="en_US"/>
-        </w:rPr>
-      </w:r>
-      <w:r>
-        <w:rPr>
-          <w:lang w:val="en_US" w:bidi="en_US"/>
-        </w:rPr>
-        <w:t>2:10–16 Yahweh is concerned for justice: no divorce</w:t>
-      </w:r>
-    </w:p>
-    <w:p>
-      <w:pPr/>
-      <w:r>
-        <w:rPr>
-          <w:lang w:val="en_US" w:bidi="en_US"/>
-        </w:rPr>
-      </w:r>
-      <w:r>
-        <w:rPr>
-          <w:lang w:val="en_US" w:bidi="en_US"/>
-        </w:rPr>
-        <w:t>2:17–3:5 Yahweh is concerned for justice and will punish evildoers</w:t>
-      </w:r>
-    </w:p>
-    <w:p>
-      <w:pPr>
-        <w:pStyle w:val="Heading3"/>
-      </w:pPr>
-      <w:r>
-        <w:rPr>
-          <w:lang w:val="en_US" w:bidi="en_US"/>
-        </w:rPr>
-        <w:t>Religious and Cultural Concepts in This Chapter</w:t>
-      </w:r>
-    </w:p>
-    <w:p>
-      <w:pPr>
-        <w:pStyle w:val="Heading4"/>
-      </w:pPr>
-      <w:r>
-        <w:rPr>
-          <w:lang w:val="en_US" w:bidi="en_US"/>
-        </w:rPr>
-        <w:t>“My covenant was with him, life and peace, and I gave them to him {for} fear” (2:5)</w:t>
-      </w:r>
-    </w:p>
-    <w:p>
-      <w:pPr/>
-      <w:r>
-        <w:rPr>
-          <w:lang w:val="en_US" w:bidi="en_US"/>
-        </w:rPr>
-      </w:r>
-      <w:r>
-        <w:rPr>
-          <w:lang w:val="en_US" w:bidi="en_US"/>
-        </w:rPr>
-        <w:t xml:space="preserve">Here Yahweh seems to be alluding implicitly to what he said in </w:t>
-      </w:r>
-      <w:hyperlink r:id="rId28">
-        <w:r>
-          <w:rPr>
-            <w:lang w:val="en_US" w:bidi="en_US"/>
-          </w:rPr>
-          <w:rPr>
-            <w:color w:val="0000EE"/>
-            <w:u w:val="single"/>
-          </w:rPr>
-          <w:t>Numbers 25:12–13</w:t>
-        </w:r>
-      </w:hyperlink>
-      <w:r>
-        <w:rPr>
-          <w:lang w:val="en_US" w:bidi="en_US"/>
-        </w:rPr>
-        <w:t xml:space="preserve">, that he was making a </w:t>
-      </w:r>
-      <w:r>
-        <w:rPr>
-          <w:b/>
-          <w:lang w:val="en_US" w:bidi="en_US"/>
-        </w:rPr>
-        <w:t>covenant</w:t>
-      </w:r>
-      <w:r>
-        <w:rPr>
-          <w:lang w:val="en_US" w:bidi="en_US"/>
-        </w:rPr>
-        <w:t xml:space="preserve"> of </w:t>
-      </w:r>
-      <w:r>
-        <w:rPr>
-          <w:b/>
-          <w:lang w:val="en_US" w:bidi="en_US"/>
-        </w:rPr>
-        <w:t>peace</w:t>
-      </w:r>
-      <w:r>
-        <w:rPr>
-          <w:lang w:val="en_US" w:bidi="en_US"/>
-        </w:rPr>
-        <w:t xml:space="preserve"> establishing Phineas (the son of the first high priest, Aaron) and his descendants in the priesthood permanently. Yahweh did this because Phineas zealously opposed the worship of foreign gods. That is what Yahweh means here by “I gave them to him for fear.” He is saying, in other words, “because he worshiped me exclusively and devotedly.” Yahweh was punishing the Israelites for this idol-worship with a plague that was killing many of them, but he ended the plague because of what Phineas did. So this was a covenant of </w:t>
-      </w:r>
-      <w:r>
-        <w:rPr>
-          <w:b/>
-          <w:lang w:val="en_US" w:bidi="en_US"/>
-        </w:rPr>
-        <w:t>peace</w:t>
-      </w:r>
-      <w:r>
-        <w:rPr>
-          <w:lang w:val="en_US" w:bidi="en_US"/>
-        </w:rPr>
-        <w:t xml:space="preserve"> (Yahweh was no longer hostile to the Israelites). It was also a covenant of </w:t>
-      </w:r>
-      <w:r>
-        <w:rPr>
-          <w:b/>
-          <w:lang w:val="en_US" w:bidi="en_US"/>
-        </w:rPr>
-        <w:t>life</w:t>
-      </w:r>
-      <w:r>
-        <w:rPr>
-          <w:lang w:val="en_US" w:bidi="en_US"/>
-        </w:rPr>
-        <w:t xml:space="preserve"> (Yahweh was no longer punishing the Israelites with death). The word </w:t>
-      </w:r>
-      <w:r>
-        <w:rPr>
-          <w:b/>
-          <w:lang w:val="en_US" w:bidi="en_US"/>
-        </w:rPr>
-        <w:t>life</w:t>
-      </w:r>
-      <w:r>
-        <w:rPr>
-          <w:lang w:val="en_US" w:bidi="en_US"/>
-        </w:rPr>
-        <w:t xml:space="preserve"> may also reflect that this was a permanent covenant that would not end. The notes to </w:t>
-      </w:r>
-      <w:hyperlink r:id="rId29">
-        <w:r>
-          <w:rPr>
-            <w:lang w:val="en_US" w:bidi="en_US"/>
-          </w:rPr>
-          <w:rPr>
-            <w:color w:val="0000EE"/>
-            <w:u w:val="single"/>
-          </w:rPr>
-          <w:t>2:5</w:t>
-        </w:r>
-      </w:hyperlink>
-      <w:r>
-        <w:rPr>
-          <w:lang w:val="en_US" w:bidi="en_US"/>
-        </w:rPr>
-        <w:t xml:space="preserve"> suggest ways to translate these statements.</w:t>
-      </w:r>
-    </w:p>
-    <w:p>
-      <w:pPr>
-        <w:pStyle w:val="Heading3"/>
-      </w:pPr>
-      <w:r>
-        <w:rPr>
-          <w:lang w:val="en_US" w:bidi="en_US"/>
-        </w:rPr>
-        <w:t>Translation Issues</w:t>
-      </w:r>
-    </w:p>
-    <w:p>
-      <w:pPr>
-        <w:pStyle w:val="Heading4"/>
-      </w:pPr>
-      <w:r>
-        <w:rPr>
-          <w:lang w:val="en_US" w:bidi="en_US"/>
-        </w:rPr>
-        <w:t>And did he not make one (2:15a)</w:t>
-      </w:r>
-    </w:p>
-    <w:p>
-      <w:pPr/>
-      <w:r>
-        <w:rPr>
-          <w:lang w:val="en_US" w:bidi="en_US"/>
-        </w:rPr>
-      </w:r>
-      <w:r>
-        <w:rPr>
-          <w:lang w:val="en_US" w:bidi="en_US"/>
-        </w:rPr>
-        <w:t xml:space="preserve">Here are two views Bible scholars have regarding the correct interpretation of these words. (1) The word </w:t>
-      </w:r>
-      <w:r>
-        <w:rPr>
-          <w:b/>
-          <w:lang w:val="en_US" w:bidi="en_US"/>
-        </w:rPr>
-        <w:t>one</w:t>
-      </w:r>
-      <w:r>
-        <w:rPr>
-          <w:lang w:val="en_US" w:bidi="en_US"/>
-        </w:rPr>
-        <w:t xml:space="preserve"> refers to the close connection a husband and wife have. Alternate translation: [And did not God make you one with your wife?] (2) The word </w:t>
-      </w:r>
-      <w:r>
-        <w:rPr>
-          <w:b/>
-          <w:lang w:val="en_US" w:bidi="en_US"/>
-        </w:rPr>
-        <w:t>one</w:t>
-      </w:r>
-      <w:r>
-        <w:rPr>
-          <w:lang w:val="en_US" w:bidi="en_US"/>
-        </w:rPr>
-        <w:t xml:space="preserve"> refers to God. Alternate translation: [And did not the one God make you]</w:t>
-      </w:r>
-    </w:p>
-    <w:p>
-      <w:pPr>
-        <w:pStyle w:val="Heading4"/>
-      </w:pPr>
-      <w:r>
-        <w:rPr>
-          <w:lang w:val="en_US" w:bidi="en_US"/>
-        </w:rPr>
-        <w:t>and a remnant of spirit {was} to him? (2:15b)</w:t>
-      </w:r>
-    </w:p>
-    <w:p>
-      <w:pPr/>
-      <w:r>
-        <w:rPr>
-          <w:lang w:val="en_US" w:bidi="en_US"/>
-        </w:rPr>
-      </w:r>
-      <w:r>
-        <w:rPr>
-          <w:lang w:val="en_US" w:bidi="en_US"/>
-        </w:rPr>
-        <w:t>Here are two views, among many, that Bible scholars have regarding the correct interpretation of these words. (1) These words mean that a husband and wife are united in body and spirit. Alternate translation: [God made you to become united with your wife in body and spirit] (2) These words mean that the bodies and spirits of a husband and wife belong to God. Alternate translation: [and you and your wife belong to God]</w:t>
-      </w:r>
-    </w:p>
-    <w:p>
-      <w:pPr>
-        <w:pStyle w:val="Heading4"/>
-      </w:pPr>
-      <w:r>
-        <w:rPr>
-          <w:lang w:val="en_US" w:bidi="en_US"/>
-        </w:rPr>
-        <w:t>“and one {who} covers over his garment with violence” (2:16)</w:t>
-      </w:r>
-    </w:p>
-    <w:p>
-      <w:pPr/>
-      <w:r>
-        <w:rPr>
-          <w:lang w:val="en_US" w:bidi="en_US"/>
-        </w:rPr>
-      </w:r>
-      <w:r>
-        <w:rPr>
-          <w:lang w:val="en_US" w:bidi="en_US"/>
-        </w:rPr>
-        <w:t xml:space="preserve">Here are three views Bible scholars have regarding the correct interpretation of these words. (1) it means that husband and wife Malachi is speaking as if </w:t>
-      </w:r>
-      <w:r>
-        <w:rPr>
-          <w:b/>
-          <w:lang w:val="en_US" w:bidi="en_US"/>
-        </w:rPr>
-        <w:t>violence</w:t>
-      </w:r>
-      <w:r>
-        <w:rPr>
-          <w:lang w:val="en_US" w:bidi="en_US"/>
-        </w:rPr>
-        <w:t xml:space="preserve"> were a substance with which a person could cover a </w:t>
-      </w:r>
-      <w:r>
-        <w:rPr>
-          <w:b/>
-          <w:lang w:val="en_US" w:bidi="en_US"/>
-        </w:rPr>
-        <w:t>garment</w:t>
-      </w:r>
-      <w:r>
-        <w:rPr>
-          <w:lang w:val="en_US" w:bidi="en_US"/>
-        </w:rPr>
-        <w:t xml:space="preserve">. If it would be clearer in your language, you could state the meaning plainly. The idea of complete covering conveys emphasis. Alternate translation: [and one who acts very violently] (2) The word </w:t>
-      </w:r>
-      <w:r>
-        <w:rPr>
-          <w:b/>
-          <w:lang w:val="en_US" w:bidi="en_US"/>
-        </w:rPr>
-        <w:t>violence</w:t>
-      </w:r>
-      <w:r>
-        <w:rPr>
-          <w:lang w:val="en_US" w:bidi="en_US"/>
-        </w:rPr>
-        <w:t xml:space="preserve"> refers to harsh actions that could include actions other than divorce. Alternate translation: [and one who acts violently] (3) The word </w:t>
-      </w:r>
-      <w:r>
-        <w:rPr>
-          <w:b/>
-          <w:lang w:val="en_US" w:bidi="en_US"/>
-        </w:rPr>
-        <w:t>violence</w:t>
-      </w:r>
-      <w:r>
-        <w:rPr>
-          <w:lang w:val="en_US" w:bidi="en_US"/>
-        </w:rPr>
-        <w:t xml:space="preserve"> refers to violent or cruel actions which a person conceals. Alternate translation: [and one who conceals their violence]</w:t>
-      </w:r>
-      <w:r>
-        <w:rPr>
-          <w:lang w:val="en_US" w:bidi="en_US"/>
-        </w:rPr>
-      </w:r>
-      <w:r>
-        <w:rPr>
-          <w:lang w:val="en_US" w:bidi="en_US"/>
-        </w:rPr>
-      </w:r>
-    </w:p>
-    <w:p>
-      <w:pPr/>
-      <w:r>
-        <w:rPr>
-          <w:lang w:val="en_US" w:bidi="en_US"/>
-        </w:rPr>
-      </w:r>
-    </w:p>
-    <w:p>
-      <w:pPr>
-        <w:pStyle w:val="Heading2"/>
-      </w:pPr>
-      <w:r>
-        <w:rPr>
-          <w:lang w:val="en_US" w:bidi="en_US"/>
-        </w:rPr>
-        <w:t>Malachi - Chapter 3 Introduction</w:t>
-      </w:r>
-      <w:r>
-        <w:rPr>
-          <w:lang w:val="en_US" w:bidi="en_US"/>
-        </w:rPr>
-      </w:r>
-    </w:p>
-    <w:p>
-      <w:pPr>
-        <w:pStyle w:val="Heading3"/>
-      </w:pPr>
-      <w:r>
-        <w:rPr>
-          <w:lang w:val="en_US" w:bidi="en_US"/>
-        </w:rPr>
-        <w:t>Structure and Formatting</w:t>
-      </w:r>
-    </w:p>
-    <w:p>
-      <w:pPr/>
-      <w:r>
-        <w:rPr>
-          <w:lang w:val="en_US" w:bidi="en_US"/>
-        </w:rPr>
-      </w:r>
-      <w:r>
-        <w:rPr>
-          <w:lang w:val="en_US" w:bidi="en_US"/>
-        </w:rPr>
-        <w:t>2:17–3:5 Yahweh is concerned for justice and will punish evildoers</w:t>
-      </w:r>
-    </w:p>
-    <w:p>
-      <w:pPr/>
-      <w:r>
-        <w:rPr>
-          <w:lang w:val="en_US" w:bidi="en_US"/>
-        </w:rPr>
-      </w:r>
-      <w:r>
-        <w:rPr>
-          <w:lang w:val="en_US" w:bidi="en_US"/>
-        </w:rPr>
-        <w:t>3:6–12 Judeans are not bringing proper tithes</w:t>
-      </w:r>
-    </w:p>
-    <w:p>
-      <w:pPr/>
-      <w:r>
-        <w:rPr>
-          <w:lang w:val="en_US" w:bidi="en_US"/>
-        </w:rPr>
-      </w:r>
-      <w:r>
-        <w:rPr>
-          <w:lang w:val="en_US" w:bidi="en_US"/>
-        </w:rPr>
-        <w:t>3:13–15 Yahweh will punish the wicked, despite what Judeans are saying</w:t>
-      </w:r>
-    </w:p>
-    <w:p>
-      <w:pPr/>
-      <w:r>
-        <w:rPr>
-          <w:lang w:val="en_US" w:bidi="en_US"/>
-        </w:rPr>
-      </w:r>
-      <w:r>
-        <w:rPr>
-          <w:lang w:val="en_US" w:bidi="en_US"/>
-        </w:rPr>
-        <w:t>3:16–4:6 Yahweh will bless and protect those who fear him</w:t>
-      </w:r>
-      <w:r>
-        <w:rPr>
-          <w:lang w:val="en_US" w:bidi="en_US"/>
-        </w:rPr>
-      </w:r>
-      <w:r>
-        <w:rPr>
-          <w:lang w:val="en_US" w:bidi="en_US"/>
-        </w:rPr>
-      </w:r>
-    </w:p>
-    <w:p>
-      <w:pPr/>
-      <w:r>
-        <w:rPr>
-          <w:lang w:val="en_US" w:bidi="en_US"/>
-        </w:rPr>
-      </w:r>
-    </w:p>
-    <w:p>
-      <w:pPr>
-        <w:pStyle w:val="Heading2"/>
-      </w:pPr>
-      <w:r>
-        <w:rPr>
-          <w:lang w:val="en_US" w:bidi="en_US"/>
-        </w:rPr>
-        <w:t>Malachi - Chapter 4 Introduction</w:t>
-      </w:r>
-      <w:r>
-        <w:rPr>
-          <w:lang w:val="en_US" w:bidi="en_US"/>
-        </w:rPr>
-      </w:r>
-    </w:p>
-    <w:p>
-      <w:pPr>
-        <w:pStyle w:val="Heading3"/>
-      </w:pPr>
-      <w:r>
-        <w:rPr>
-          <w:lang w:val="en_US" w:bidi="en_US"/>
-        </w:rPr>
-        <w:t>Structure and Formatting</w:t>
-      </w:r>
-    </w:p>
-    <w:p>
-      <w:pPr/>
-      <w:r>
-        <w:rPr>
-          <w:lang w:val="en_US" w:bidi="en_US"/>
-        </w:rPr>
-      </w:r>
-      <w:r>
-        <w:rPr>
-          <w:lang w:val="en_US" w:bidi="en_US"/>
-        </w:rPr>
-        <w:t>3:16–4:6 Yahweh will bless and protect those who fear him</w:t>
-      </w:r>
-    </w:p>
-    <w:p>
-      <w:pPr>
-        <w:pStyle w:val="Heading3"/>
-      </w:pPr>
-      <w:r>
-        <w:rPr>
-          <w:lang w:val="en_US" w:bidi="en_US"/>
-        </w:rPr>
-        <w:t>Religious and Cultural Concepts in This Chapter</w:t>
-      </w:r>
-    </w:p>
-    <w:p>
-      <w:pPr>
-        <w:pStyle w:val="Heading4"/>
-      </w:pPr>
-      <w:r>
-        <w:rPr>
-          <w:lang w:val="en_US" w:bidi="en_US"/>
-        </w:rPr>
-        <w:t>“I am sending to you Elijah the prophet” (4:5)</w:t>
-      </w:r>
-    </w:p>
-    <w:p>
-      <w:pPr/>
-      <w:r>
-        <w:rPr>
-          <w:lang w:val="en_US" w:bidi="en_US"/>
-        </w:rPr>
-      </w:r>
-      <w:r>
-        <w:rPr>
-          <w:lang w:val="en_US" w:bidi="en_US"/>
-        </w:rPr>
-        <w:t>While Malachi’s listeners and later generations of Jews may have expected this prophecy to be fulfilled by the return of Elijah himself, Jesus explained that it was fulfilled through the life and witness of John the Baptist (</w:t>
-      </w:r>
-      <w:hyperlink r:id="rId30">
-        <w:r>
-          <w:rPr>
-            <w:lang w:val="en_US" w:bidi="en_US"/>
-          </w:rPr>
-          <w:rPr>
-            <w:color w:val="0000EE"/>
-            <w:u w:val="single"/>
-          </w:rPr>
-          <w:t>Matthew 17:10–13</w:t>
-        </w:r>
-      </w:hyperlink>
-      <w:r>
-        <w:rPr>
-          <w:lang w:val="en_US" w:bidi="en_US"/>
-        </w:rPr>
-        <w:t>).</w:t>
       </w:r>
       <w:r>
         <w:rPr>
